--- a/manuscript/manuscript_mesocosm.docx
+++ b/manuscript/manuscript_mesocosm.docx
@@ -10,6 +10,7 @@
       <w:commentRangeStart w:id="1"/>
       <w:commentRangeStart w:id="2"/>
       <w:commentRangeStart w:id="3"/>
+      <w:commentRangeStart w:id="4"/>
       <w:r>
         <w:t xml:space="preserve">Structure </w:t>
       </w:r>
@@ -67,6 +68,15 @@
         </w:rPr>
         <w:commentReference w:id="3"/>
       </w:r>
+      <w:commentRangeEnd w:id="4"/>
+      <w:r>
+        <w:rPr>
+          <w:rStyle w:val="CommentReference"/>
+          <w:sz w:val="48"/>
+          <w:szCs w:val="56"/>
+        </w:rPr>
+        <w:commentReference w:id="4"/>
+      </w:r>
     </w:p>
     <w:p>
       <w:r>
@@ -100,346 +110,719 @@
       <w:r>
         <w:t xml:space="preserve"> target journal: </w:t>
       </w:r>
-      <w:commentRangeStart w:id="4"/>
       <w:commentRangeStart w:id="5"/>
       <w:r>
         <w:rPr>
           <w:i/>
           <w:iCs/>
         </w:rPr>
-        <w:t>Freshwater Biology</w:t>
-      </w:r>
-      <w:commentRangeEnd w:id="4"/>
+        <w:t>Aquatic Conservation: Marine and Freshwater Ecosystems</w:t>
+      </w:r>
+      <w:commentRangeEnd w:id="5"/>
       <w:r>
         <w:rPr>
           <w:rStyle w:val="CommentReference"/>
           <w:sz w:val="22"/>
           <w:szCs w:val="22"/>
         </w:rPr>
-        <w:commentReference w:id="4"/>
-      </w:r>
-      <w:commentRangeEnd w:id="5"/>
+        <w:commentReference w:id="5"/>
+      </w:r>
+    </w:p>
+    <w:p>
+      <w:pPr>
+        <w:rPr>
+          <w:b/>
+          <w:bCs/>
+        </w:rPr>
+      </w:pPr>
+      <w:r>
+        <w:rPr>
+          <w:b/>
+          <w:bCs/>
+        </w:rPr>
+        <w:t>Abstract</w:t>
+      </w:r>
+    </w:p>
+    <w:p>
+      <w:r>
+        <w:t xml:space="preserve">Freshwater crayfish are </w:t>
+      </w:r>
+      <w:r>
+        <w:t xml:space="preserve">keystone species that rank </w:t>
+      </w:r>
+      <w:r>
+        <w:t>among the most threatened invertebrate</w:t>
+      </w:r>
+      <w:r>
+        <w:t xml:space="preserve"> group</w:t>
+      </w:r>
+      <w:r>
+        <w:t>s globally</w:t>
+      </w:r>
+      <w:r>
+        <w:t>.</w:t>
+      </w:r>
+      <w:r>
+        <w:t xml:space="preserve"> </w:t>
+      </w:r>
+      <w:r>
+        <w:t>While h</w:t>
+      </w:r>
+      <w:r>
+        <w:t xml:space="preserve">abitat loss </w:t>
+      </w:r>
+      <w:r>
+        <w:t xml:space="preserve">features prominently </w:t>
+      </w:r>
+      <w:r>
+        <w:t xml:space="preserve">as a driver of </w:t>
+      </w:r>
+      <w:r>
+        <w:t xml:space="preserve">crayfish </w:t>
+      </w:r>
+      <w:r>
+        <w:t>population decline</w:t>
+      </w:r>
+      <w:r>
+        <w:t>s</w:t>
+      </w:r>
+      <w:r>
+        <w:t>, the optimal design of habitat enhancement structures for their restoration remains largely unknown.</w:t>
+      </w:r>
+      <w:r>
+        <w:t xml:space="preserve"> </w:t>
+      </w:r>
+      <w:r>
+        <w:t>To better understand</w:t>
+      </w:r>
+      <w:r>
+        <w:t xml:space="preserve"> freshwater crayfish</w:t>
+      </w:r>
+      <w:r>
+        <w:t xml:space="preserve"> habitat preferences, </w:t>
+      </w:r>
+      <w:r>
+        <w:t xml:space="preserve">our study focused on the </w:t>
+      </w:r>
+      <w:r>
+        <w:t xml:space="preserve">endemic </w:t>
+      </w:r>
+      <w:r>
+        <w:t>kōura (</w:t>
+      </w:r>
+      <w:r>
+        <w:rPr>
+          <w:i/>
+          <w:iCs/>
+        </w:rPr>
+        <w:t>Paranephrops planifrons</w:t>
+      </w:r>
+      <w:r>
+        <w:t>)</w:t>
+      </w:r>
+      <w:r>
+        <w:t xml:space="preserve"> found in Aotearoa New Zealand</w:t>
+      </w:r>
+      <w:r>
+        <w:t>.</w:t>
+      </w:r>
+      <w:r>
+        <w:t xml:space="preserve"> </w:t>
+      </w:r>
+      <w:r>
+        <w:t>We used f</w:t>
+      </w:r>
+      <w:r>
+        <w:t>our mesocosm experimen</w:t>
+      </w:r>
+      <w:r>
+        <w:t xml:space="preserve">ts </w:t>
+      </w:r>
+      <w:r>
+        <w:t xml:space="preserve">to </w:t>
+      </w:r>
+      <w:r>
+        <w:t xml:space="preserve">examine how shelter structure, material composition, </w:t>
+      </w:r>
+      <w:r>
+        <w:t xml:space="preserve">individual </w:t>
+      </w:r>
+      <w:r>
+        <w:t>body size, and group dynamics influence refuge selection</w:t>
+      </w:r>
+      <w:r>
+        <w:t xml:space="preserve"> in kōura</w:t>
+      </w:r>
+      <w:r>
+        <w:t xml:space="preserve">. Individual kōura strongly preferred a wooden log with enclosed drilled holes, but when housed in mixed-size groups, kōura preference shifted to flat and piled stone configurations, </w:t>
+      </w:r>
+      <w:r>
+        <w:t xml:space="preserve">habitats </w:t>
+      </w:r>
+      <w:r>
+        <w:t>providing more complex refugia for different-size individuals simultaneously. Flat stone structures were preferred over</w:t>
+      </w:r>
+      <w:r>
+        <w:t xml:space="preserve"> split</w:t>
+      </w:r>
+      <w:r>
+        <w:t xml:space="preserve"> wood </w:t>
+      </w:r>
+      <w:r>
+        <w:t>pieces</w:t>
+      </w:r>
+      <w:r>
+        <w:t xml:space="preserve"> of similar </w:t>
+      </w:r>
+      <w:r>
+        <w:t>dimensions,</w:t>
+      </w:r>
+      <w:r>
+        <w:t xml:space="preserve"> </w:t>
+      </w:r>
+      <w:r>
+        <w:t>and this was strongest for large individuals. When structural dimensions were held constant, no significant preference was detected between concrete and wooden structures, indicating that material composition alone does not drive refuge selection. The findings</w:t>
+      </w:r>
+      <w:r>
+        <w:t xml:space="preserve"> of these mesocosm experiments</w:t>
+      </w:r>
+      <w:r>
+        <w:t xml:space="preserve"> suggest that </w:t>
+      </w:r>
+      <w:r>
+        <w:t>stone pile</w:t>
+      </w:r>
+      <w:r>
+        <w:t xml:space="preserve"> configurations warrant field evaluation</w:t>
+      </w:r>
+      <w:r>
+        <w:t>s</w:t>
+      </w:r>
+      <w:r>
+        <w:t xml:space="preserve"> as habitat enhancement structures for kōura restoration</w:t>
+      </w:r>
+      <w:r>
+        <w:t>. The stone piles</w:t>
+      </w:r>
+      <w:r>
+        <w:t xml:space="preserve"> create structural complexity </w:t>
+      </w:r>
+      <w:r>
+        <w:t>that</w:t>
+      </w:r>
+      <w:r>
+        <w:t xml:space="preserve"> </w:t>
+      </w:r>
+      <w:r>
+        <w:t xml:space="preserve">can </w:t>
+      </w:r>
+      <w:r>
+        <w:t>provide</w:t>
+      </w:r>
+      <w:r>
+        <w:t xml:space="preserve"> habitat</w:t>
+      </w:r>
+      <w:r>
+        <w:t xml:space="preserve"> for </w:t>
+      </w:r>
+      <w:r>
+        <w:t>different</w:t>
+      </w:r>
+      <w:r>
+        <w:t xml:space="preserve"> size </w:t>
+      </w:r>
+      <w:r>
+        <w:t>classes and</w:t>
+      </w:r>
+      <w:r>
+        <w:t xml:space="preserve"> thus</w:t>
+      </w:r>
+      <w:r>
+        <w:t xml:space="preserve"> may</w:t>
+      </w:r>
+      <w:r>
+        <w:t xml:space="preserve"> </w:t>
+      </w:r>
+      <w:r>
+        <w:t>add critical</w:t>
+      </w:r>
+      <w:r>
+        <w:t xml:space="preserve"> refuge</w:t>
+      </w:r>
+      <w:r>
+        <w:t xml:space="preserve"> </w:t>
+      </w:r>
+      <w:r>
+        <w:t xml:space="preserve">from non-native predators </w:t>
+      </w:r>
+      <w:r>
+        <w:t>for kōura</w:t>
+      </w:r>
+      <w:r>
+        <w:t xml:space="preserve"> populations</w:t>
+      </w:r>
+      <w:r>
+        <w:t>.</w:t>
+      </w:r>
+    </w:p>
+    <w:p>
+      <w:r>
+        <w:t>keywords: Paranephrops planifrons</w:t>
+      </w:r>
+      <w:r>
+        <w:t>,</w:t>
+      </w:r>
+      <w:r>
+        <w:t xml:space="preserve"> </w:t>
+      </w:r>
+      <w:r>
+        <w:t>behaviour, habitat preference,</w:t>
+      </w:r>
+      <w:r>
+        <w:t xml:space="preserve"> Aotearoa New Zealand</w:t>
+      </w:r>
+      <w:r>
+        <w:t>, conservation</w:t>
+      </w:r>
+    </w:p>
+    <w:p>
+      <w:pPr>
+        <w:pStyle w:val="Heading1"/>
+      </w:pPr>
+      <w:bookmarkStart w:id="6" w:name="introduction"/>
+      <w:r>
+        <w:t>Introduction</w:t>
+      </w:r>
+    </w:p>
+    <w:p>
+      <w:r>
+        <w:t>Freshwater biodiversity is declining faster than in any oth</w:t>
+      </w:r>
+      <w:r>
+        <w:t>er</w:t>
+      </w:r>
+      <w:r>
+        <w:t xml:space="preserve"> ecosystem </w:t>
+      </w:r>
+      <w:r>
+        <w:t xml:space="preserve">globally, driven by habitat loss, </w:t>
+      </w:r>
+      <w:r>
+        <w:t>pollution, and invasive species</w:t>
+      </w:r>
+      <w:r>
+        <w:t xml:space="preserve"> </w:t>
+      </w:r>
+      <w:r>
+        <w:t>(Dudgeon et al., 2006)</w:t>
+      </w:r>
+      <w:r>
+        <w:t xml:space="preserve">. </w:t>
+      </w:r>
+      <w:r>
+        <w:t xml:space="preserve">Crayfish are among the most threatened freshwater invertebrates, with 32% of species assessed as threatened with extinction due to </w:t>
+      </w:r>
+      <w:r>
+        <w:t xml:space="preserve">these same </w:t>
+      </w:r>
+      <w:r>
+        <w:t>pressures</w:t>
+      </w:r>
+      <w:r>
+        <w:t xml:space="preserve"> (Richman et al., 2015). As keystone species and ecosystem engineers, crayfish play crucial roles in freshwater food webs through shredding of leaf litter, bioturbation of sediments, and nutrient cycling, and their loss can have profound cascading effects on freshwater ecosystems (Collier et al., 1997; Momot, 1995; Parkyn et al., 2001). The increasing degradation of freshwater habitats therefore not only threatens crayfish populations but also risks disrupting the ecosystem processes crayfish sustain.</w:t>
+      </w:r>
+    </w:p>
+    <w:p>
+      <w:pPr>
+        <w:rPr>
+          <w:rFonts w:cstheme="minorHAnsi"/>
+        </w:rPr>
+      </w:pPr>
+      <w:r>
+        <w:t xml:space="preserve">Habitat complexity is a key driver of crayfish population persistence, as structurally diverse habitats provide physical refugia from predators, foraging opportunities, and shelter during moulting when individuals are particularly vulnerable (Hammond et al., 2006). Shelter availability directly increases crayfish survival and growth under predation pressure (Adams, 2007), making refuge quality a critical consideration for both natural habitat persistence and restoration design. Crayfish use a wide variety of natural and artificial structures as shelter, including rocks, woody debris, and even anthropogenic objects such as bottles and discarded appliances (Adams, 2014; Parkyn et al., 2009), </w:t>
+      </w:r>
+      <w:commentRangeStart w:id="7"/>
+      <w:r>
+        <w:t>demonstrating considerable flexibility in habitat use</w:t>
+      </w:r>
+      <w:commentRangeEnd w:id="7"/>
       <w:r>
         <w:rPr>
           <w:rStyle w:val="CommentReference"/>
           <w:sz w:val="22"/>
           <w:szCs w:val="22"/>
         </w:rPr>
-        <w:commentReference w:id="5"/>
-      </w:r>
-    </w:p>
-    <w:p>
-      <w:pPr>
-        <w:rPr>
-          <w:b/>
-          <w:bCs/>
-        </w:rPr>
-      </w:pPr>
-      <w:r>
-        <w:rPr>
-          <w:b/>
-          <w:bCs/>
-        </w:rPr>
-        <w:t>Abstract</w:t>
-      </w:r>
-    </w:p>
-    <w:p>
-      <w:r>
-        <w:t>Freshwater crayfish are among the most threatened invertebrates globally, with habitat loss as a primary driver of population decline, yet the optimal design of habitat enhancement structures for their restoration remains largely unknown. Four controlled mesocosm experiments with the endemic Aotearoa-New Zealand freshwater crayfish kōura (</w:t>
-      </w:r>
-      <w:r>
-        <w:rPr>
-          <w:i/>
-          <w:iCs/>
-        </w:rPr>
-        <w:t>Paranephrops planifrons</w:t>
-      </w:r>
-      <w:r>
-        <w:t>) examined how shelter structure, material composition, body size, and group dynamics influence refuge selection. Individual kōura strongly preferred a wooden log with enclosed drilled holes, but when housed in mixed-size groups, kōura preference shifted to flat and piled stone configurations, providing more complex refugia for different-size individuals simultaneously. Flat stone structures were preferred over</w:t>
-      </w:r>
-      <w:r>
-        <w:t xml:space="preserve"> split</w:t>
-      </w:r>
-      <w:r>
-        <w:t xml:space="preserve"> wood </w:t>
-      </w:r>
-      <w:r>
-        <w:t>pieces</w:t>
-      </w:r>
-      <w:r>
-        <w:t xml:space="preserve"> of similar </w:t>
-      </w:r>
-      <w:r>
-        <w:t>dimensions,</w:t>
+        <w:commentReference w:id="7"/>
+      </w:r>
+      <w:r>
+        <w:t>.</w:t>
+      </w:r>
+      <w:r>
+        <w:t xml:space="preserve"> While </w:t>
+      </w:r>
+      <w:r>
+        <w:t xml:space="preserve">this diversity of potential </w:t>
+      </w:r>
+      <w:r>
+        <w:t xml:space="preserve">refugia </w:t>
+      </w:r>
+      <w:r>
+        <w:t>is well documented, preference</w:t>
+      </w:r>
+      <w:r>
+        <w:t>s</w:t>
+      </w:r>
+      <w:r>
+        <w:t xml:space="preserve"> among different structure ty</w:t>
+      </w:r>
+      <w:r>
+        <w:t>pes remains poorly understood</w:t>
+      </w:r>
+      <w:r>
+        <w:t>,</w:t>
       </w:r>
       <w:r>
         <w:t xml:space="preserve"> </w:t>
       </w:r>
       <w:r>
-        <w:t xml:space="preserve">and this was strongest for large individuals. When structural dimensions were held constant, no significant preference was detected between concrete and wooden brick structures, indicating that material composition alone does not drive refuge selection. These mesocosm findings suggest that </w:t>
-      </w:r>
-      <w:r>
-        <w:t>stone pile</w:t>
-      </w:r>
-      <w:r>
-        <w:t xml:space="preserve"> configurations warrant field evaluation as habitat enhancement structures for kōura restoration, given their potential to create structural complexity to provide for </w:t>
-      </w:r>
-      <w:r>
-        <w:t>different</w:t>
-      </w:r>
-      <w:r>
-        <w:t xml:space="preserve"> size classes.</w:t>
-      </w:r>
-    </w:p>
-    <w:p>
-      <w:pPr>
-        <w:pStyle w:val="Heading1"/>
-      </w:pPr>
-      <w:bookmarkStart w:id="6" w:name="introduction"/>
-      <w:r>
-        <w:t>Introduction</w:t>
-      </w:r>
-    </w:p>
-    <w:p>
-      <w:r>
-        <w:t xml:space="preserve">Crayfish are among the most threatened freshwater invertebrates globally, with 32% of species assessed as threatened with extinction due to habitat loss, water quality decline, and invasive species (Richman et al., 2015). As keystone species and ecosystem engineers, crayfish play crucial roles in freshwater food webs through shredding of leaf litter, bioturbation of sediments, and </w:t>
-      </w:r>
-      <w:r>
-        <w:lastRenderedPageBreak/>
-        <w:t>nutrient cycling, and their loss can have profound cascading effects on freshwater ecosystems (Collier et al., 1997; Momot, 1995; Parkyn et al., 2001). The increasing degradation of freshwater habitats therefore not only threatens crayfish populations but also risks disrupting the ecosystem processes crayfish sustain.</w:t>
-      </w:r>
-    </w:p>
-    <w:p>
-      <w:pPr>
+        <w:t xml:space="preserve">even though </w:t>
+      </w:r>
+      <w:r>
+        <w:t>knowledge of habitat preference</w:t>
+      </w:r>
+      <w:r>
+        <w:t>s</w:t>
+      </w:r>
+      <w:r>
+        <w:t xml:space="preserve"> is </w:t>
+      </w:r>
+      <w:r>
+        <w:t>fundamental to designing effective enhancement structures for restoration</w:t>
+      </w:r>
+      <w:r>
+        <w:t xml:space="preserve">. </w:t>
+      </w:r>
+      <w:r>
+        <w:t xml:space="preserve">In the context of freshwater restoration, increasing structural complexity through providing shelters has improved crayfish abundance and restocking success in degraded streams and lakes (Huolila et al., 1997; Johnsen &amp; Taugbøl, 2008), and the availability of coarser </w:t>
+      </w:r>
+      <w:r>
         <w:rPr>
           <w:rFonts w:cstheme="minorHAnsi"/>
         </w:rPr>
-      </w:pPr>
-      <w:r>
-        <w:t xml:space="preserve">Habitat complexity is a key driver of crayfish population persistence, as structurally diverse habitats provide physical refugia from predators, foraging opportunities, and shelter during moulting when individuals are particularly vulnerable (Hammond et al., 2006). Shelter availability directly increases crayfish survival and growth under predation pressure (Adams, 2007), making refuge quality a critical consideration for both natural habitat persistence and restoration design. Crayfish use a wide variety of natural and artificial structures as shelter, including rocks, woody debris, and even anthropogenic objects such as bottles and discarded appliances (Adams, 2014; Parkyn et al., 2009), </w:t>
-      </w:r>
-      <w:commentRangeStart w:id="7"/>
-      <w:r>
-        <w:t>demonstrating considerable flexibility in habitat use</w:t>
-      </w:r>
-      <w:commentRangeEnd w:id="7"/>
+        <w:t>substrate has also been shown to improve juvenile survival rates (Mazlum et al., 2017). These findings indicate that enhancing habitat complexity can be a useful management tool for threatened crayfish populations</w:t>
+      </w:r>
+      <w:r>
+        <w:rPr>
+          <w:rFonts w:cstheme="minorHAnsi"/>
+        </w:rPr>
+        <w:t xml:space="preserve">, yet </w:t>
+      </w:r>
+      <w:r>
+        <w:rPr>
+          <w:rFonts w:cstheme="minorHAnsi"/>
+        </w:rPr>
+        <w:t>systematic comparisons of shelter configurations for freshwater crayfish restoration remain largely absent from the literature.</w:t>
+      </w:r>
+    </w:p>
+    <w:p>
+      <w:r>
+        <w:t>Shelter selection in crayfish is strongly influenced by body size, as individuals actively select refugia proportional to their dimensions. Crayfish individuals tend to select</w:t>
+      </w:r>
+      <w:r>
+        <w:t xml:space="preserve"> </w:t>
+      </w:r>
+      <w:r>
+        <w:t xml:space="preserve">stones more than 3 times longer and 1.25 times wider than their carapace length, with larger males consistently selecting larger stones (Streissl &amp; Hödl, 2002). Social dynamics further complicate shelter use when refuge availability is limited, as competitive interactions among conspecifics determine which individuals gain access to preferred shelters. Dominance hierarchies based on body size and reproductive status show that males and maternal females often are able to </w:t>
+      </w:r>
+      <w:del w:id="8" w:author="Guest User" w:date="2026-06-16T04:42:00Z" w16du:dateUtc="2026-06-16T04:42:33Z">
+        <w:r>
+          <w:delText>over</w:delText>
+        </w:r>
+      </w:del>
+      <w:r>
+        <w:t xml:space="preserve">take </w:t>
+      </w:r>
+      <w:ins w:id="9" w:author="Guest User" w:date="2026-06-16T04:42:00Z" w16du:dateUtc="2026-06-16T04:42:37Z">
+        <w:r>
+          <w:t xml:space="preserve">over </w:t>
+        </w:r>
+      </w:ins>
+      <w:r>
+        <w:t xml:space="preserve">shelters from non-maternal females, while adults consistently outcompete juveniles for shelter access (Figler et al., 2005). </w:t>
+      </w:r>
+      <w:commentRangeStart w:id="10"/>
+      <w:commentRangeStart w:id="11"/>
+      <w:r>
+        <w:t xml:space="preserve">Body size and shelter dimensions have direct competitive consequences as crayfish in undersized shelters initiated and won more fights than those in appropriately sized shelters, suggesting that shelter fit influences an individual’s assessment of its own fighting ability </w:t>
+      </w:r>
+      <w:commentRangeEnd w:id="10"/>
       <w:r>
         <w:rPr>
           <w:rStyle w:val="CommentReference"/>
           <w:sz w:val="22"/>
           <w:szCs w:val="22"/>
         </w:rPr>
-        <w:commentReference w:id="7"/>
-      </w:r>
-      <w:r>
-        <w:t>.</w:t>
-      </w:r>
-      <w:r>
-        <w:t xml:space="preserve"> While </w:t>
-      </w:r>
-      <w:r>
-        <w:t xml:space="preserve">this diversity of potential </w:t>
-      </w:r>
-      <w:r>
-        <w:t xml:space="preserve">refugia </w:t>
-      </w:r>
-      <w:r>
-        <w:t>is well documented, preference</w:t>
-      </w:r>
-      <w:r>
-        <w:t>s</w:t>
-      </w:r>
-      <w:r>
-        <w:t xml:space="preserve"> among different structure ty</w:t>
-      </w:r>
-      <w:r>
-        <w:t>pes remains poorly understood</w:t>
-      </w:r>
-      <w:r>
-        <w:t>,</w:t>
-      </w:r>
-      <w:r>
-        <w:t xml:space="preserve"> </w:t>
-      </w:r>
-      <w:r>
-        <w:t xml:space="preserve">even though </w:t>
-      </w:r>
-      <w:r>
-        <w:t>knowledge of habitat preference</w:t>
-      </w:r>
-      <w:r>
-        <w:t>s</w:t>
-      </w:r>
-      <w:r>
-        <w:t xml:space="preserve"> is </w:t>
-      </w:r>
-      <w:r>
-        <w:t>fundamental to designing effective enhancement structures for restoration</w:t>
-      </w:r>
-      <w:r>
-        <w:t xml:space="preserve">. </w:t>
-      </w:r>
-      <w:r>
-        <w:t xml:space="preserve">In the context of freshwater restoration, increasing structural complexity through providing shelters has improved crayfish abundance and restocking success in degraded streams and lakes (Huolila et al., 1997; Johnsen &amp; Taugbøl, 2008), and the availability of coarser </w:t>
-      </w:r>
-      <w:r>
-        <w:rPr>
-          <w:rFonts w:cstheme="minorHAnsi"/>
-        </w:rPr>
-        <w:t>substrate has also been shown to improve juvenile survival rates (Mazlum et al., 2017). These findings indicate that enhancing habitat complexity can be a useful management tool for threatened crayfish populations</w:t>
-      </w:r>
-      <w:r>
-        <w:rPr>
-          <w:rFonts w:cstheme="minorHAnsi"/>
-        </w:rPr>
-        <w:t xml:space="preserve">, yet </w:t>
-      </w:r>
-      <w:r>
-        <w:rPr>
-          <w:rFonts w:cstheme="minorHAnsi"/>
-        </w:rPr>
-        <w:t>systematic comparisons of shelter configurations for freshwater crayfish restoration remain largely absent from the literature.</w:t>
-      </w:r>
-    </w:p>
-    <w:p>
-      <w:r>
-        <w:t>Shelter selection in crayfish is strongly influenced by body size, as individuals actively select refugia proportional to their dimensions. Crayfish individuals tend to select</w:t>
-      </w:r>
-      <w:r>
-        <w:t xml:space="preserve"> </w:t>
-      </w:r>
-      <w:r>
-        <w:t xml:space="preserve">stones more than 3 times longer and 1.25 times wider than their carapace length, with larger males consistently selecting larger stones (Streissl &amp; Hödl, 2002). Social dynamics further complicate shelter use when refuge availability is limited, as competitive interactions among conspecifics determine which individuals gain access to preferred shelters. Dominance hierarchies based on body size and reproductive status show that males and maternal females often are able to overtake shelters from non-maternal females, while adults consistently outcompete juveniles for shelter access (Figler et al., 2005). </w:t>
-      </w:r>
-      <w:commentRangeStart w:id="8"/>
-      <w:commentRangeStart w:id="9"/>
-      <w:r>
-        <w:t xml:space="preserve">Body size and shelter dimensions have direct competitive consequences as crayfish in undersized shelters initiated and won more fights than those in appropriately sized shelters, suggesting that shelter fit influences an individual’s assessment of its own fighting ability </w:t>
-      </w:r>
-      <w:commentRangeEnd w:id="8"/>
+        <w:commentReference w:id="10"/>
+      </w:r>
+      <w:commentRangeEnd w:id="11"/>
       <w:r>
         <w:rPr>
           <w:rStyle w:val="CommentReference"/>
           <w:sz w:val="22"/>
           <w:szCs w:val="22"/>
         </w:rPr>
-        <w:commentReference w:id="8"/>
-      </w:r>
-      <w:commentRangeEnd w:id="9"/>
+        <w:commentReference w:id="11"/>
+      </w:r>
+      <w:r>
+        <w:t xml:space="preserve">(Percival &amp; Moore, 2010). </w:t>
+      </w:r>
+      <w:r>
+        <w:t xml:space="preserve">Body </w:t>
+      </w:r>
+      <w:r>
+        <w:t>size</w:t>
+      </w:r>
+      <w:r>
+        <w:t xml:space="preserve"> ratio</w:t>
+      </w:r>
+      <w:r>
+        <w:t>s</w:t>
+      </w:r>
+      <w:r>
+        <w:t xml:space="preserve"> between contestants </w:t>
+      </w:r>
+      <w:r>
+        <w:t>are</w:t>
+      </w:r>
+      <w:r>
+        <w:t xml:space="preserve"> a strong predictor of shelter takeover success, although prior ownership can offset size disadvantages (Ranta &amp; Lindström, 1993), particularly when both individuals hold high-quality shelters (Takahashi et al., 2019). At the population level, habitat complexity buffers these competitive effects, with juveniles in structurally complex habitats showing higher survival, faster growth, and greater moulting rates as more shelter availability reduces agonistic interactions (Olsson &amp; Nyström, 2009). Together, shelter use in crayfish reflects an interaction between individual body size and social competitive dynamics, suggesting that effective habitat enhancement structures must provide a range of shelter sizes to support different life stages and size classes simultaneously.</w:t>
+      </w:r>
+    </w:p>
+    <w:p>
+      <w:r>
+        <w:t>The material and structural properties of shelters</w:t>
+      </w:r>
+      <w:r>
+        <w:t xml:space="preserve"> can</w:t>
+      </w:r>
+      <w:r>
+        <w:t xml:space="preserve"> influence their value as refugia. </w:t>
+      </w:r>
+      <w:r>
+        <w:t>In a s</w:t>
+      </w:r>
+      <w:r>
+        <w:t>tud</w:t>
+      </w:r>
+      <w:r>
+        <w:t>y</w:t>
+      </w:r>
+      <w:r>
+        <w:t xml:space="preserve"> comparing shelter configurations </w:t>
+      </w:r>
+      <w:r>
+        <w:t xml:space="preserve">on reef fish assemblages, </w:t>
+      </w:r>
+      <w:r>
+        <w:t>the availability and size of enclosed spaces matter</w:t>
+      </w:r>
+      <w:r>
+        <w:t>ed</w:t>
+      </w:r>
+      <w:r>
+        <w:t xml:space="preserve"> more than total structure volume (Hylkema et al., 2020). Additionally, enclosed structures such as PVC pipes provide greater protection against predatory fish than stone or vegetation structures, likely due to their consistent hole dimensions (Zhao et al., 2024). </w:t>
+      </w:r>
+      <w:r>
+        <w:t>However, t</w:t>
+      </w:r>
+      <w:r>
+        <w:t xml:space="preserve">he use of synthetic materials like PVC pipes in restoration ecology brings ecological concerns, particularly in contexts where introducing non-native materials may conflict with conservation values or indigenous cultural frameworks (Cooke et al., 2023; Wehi &amp; Lord, 2017). Natural materials such as stones and wood offer ecologically compatible alternatives, yet the importance of structural configuration versus material composition for crayfish shelter preference </w:t>
+      </w:r>
+      <w:r>
+        <w:t>is poorly understood</w:t>
+      </w:r>
+      <w:r>
+        <w:t>.</w:t>
+      </w:r>
+    </w:p>
+    <w:p>
+      <w:r>
+        <w:t>In Aotearoa-New Zealand (hereafter Aotearoa), the endemic freshwater crayfish kōura (</w:t>
+      </w:r>
+      <w:r>
+        <w:rPr>
+          <w:i/>
+          <w:iCs/>
+        </w:rPr>
+        <w:t>Paranephrops planifrons</w:t>
+      </w:r>
+      <w:r>
+        <w:t>) faces conservation pressure from habitat loss, water quality degradation, and predation by invasive species (Lee et al., 2025</w:t>
+      </w:r>
+      <w:r>
+        <w:t>; Kusabs et al., 2026</w:t>
+      </w:r>
+      <w:r>
+        <w:t>). Kōura are</w:t>
+      </w:r>
+      <w:ins w:id="12" w:author="Guest User" w:date="2026-06-16T04:43:00Z" w16du:dateUtc="2026-06-16T04:43:40Z">
+        <w:r>
+          <w:t xml:space="preserve"> a</w:t>
+        </w:r>
+      </w:ins>
+      <w:r>
+        <w:t xml:space="preserve"> </w:t>
+      </w:r>
+      <w:r>
+        <w:rPr>
+          <w:i/>
+          <w:iCs/>
+        </w:rPr>
+        <w:t>taonga</w:t>
+      </w:r>
+      <w:r>
+        <w:t xml:space="preserve"> (culturally treasured) species for Māori, the indigenous people of Aotearoa, and hold significant ecological and cultural value in freshwater ecosystems (Kusabs &amp; Quinn, 2009</w:t>
+      </w:r>
+      <w:r>
+        <w:t xml:space="preserve">; Kusabs </w:t>
+      </w:r>
+      <w:r>
+        <w:t xml:space="preserve">et al. </w:t>
+      </w:r>
+      <w:r>
+        <w:t>2015a</w:t>
+      </w:r>
+      <w:commentRangeStart w:id="13"/>
+      <w:r>
+        <w:t>).</w:t>
+      </w:r>
+      <w:commentRangeEnd w:id="13"/>
       <w:r>
         <w:rPr>
           <w:rStyle w:val="CommentReference"/>
           <w:sz w:val="22"/>
           <w:szCs w:val="22"/>
         </w:rPr>
-        <w:commentReference w:id="9"/>
-      </w:r>
-      <w:r>
-        <w:t xml:space="preserve">(Percival &amp; Moore, 2010). </w:t>
-      </w:r>
-      <w:r>
-        <w:t xml:space="preserve">Body weight ratio between contestants is a strong predictor of shelter takeover success, although prior ownership can offset size disadvantages (Ranta &amp; Lindström, 1993), particularly when both </w:t>
-      </w:r>
-      <w:r>
-        <w:lastRenderedPageBreak/>
-        <w:t>individuals hold high-quality shelters (Takahashi et al., 2019). At the population level, habitat complexity buffers these competitive effects, with juveniles in structurally complex habitats showing higher survival, faster growth, and greater moulting rates as more shelter availability reduces agonistic interactions (Olsson &amp; Nyström, 2009). Together, shelter use in crayfish reflects an interaction between individual body size and social competitive dynamics, suggesting that effective habitat enhancement structures must provide a range of shelter sizes to support different life stages and size classes simultaneously.</w:t>
-      </w:r>
-    </w:p>
-    <w:p>
-      <w:r>
-        <w:t>The material and structural properties of shelters influence their value as refugia. Studies comparing shelter configurations show that the availability and size of enclosed spaces matters more than total structure volume on reef fish assemblages (Hylkema et al., 2020). Additionally, enclosed structures such as PVC pipes provide greater protection against predatory fish than stone or vegetation structures, likely due to their consistent hole dimensions (Zhao et al., 2024). The use of synthetic materials like PVC pipes in restoration ecology brings ecological concerns, particularly in contexts where introducing non-native materials may conflict with conservation values or indigenous cultural frameworks (Cooke et al., 2023; Wehi &amp; Lord, 2017). Natural materials such as stones and wood offer ecologically compatible alternatives, yet the importance of structural configuration versus material composition for crayfish shelter preference remains largely unknown.</w:t>
-      </w:r>
-    </w:p>
-    <w:p>
-      <w:r>
-        <w:t>In Aotearoa-New Zealand (hereafter Aotearoa), the endemic freshwater crayfish kōura (</w:t>
-      </w:r>
-      <w:r>
-        <w:rPr>
-          <w:i/>
-          <w:iCs/>
-        </w:rPr>
-        <w:t>Paranephrops planifrons</w:t>
-      </w:r>
-      <w:r>
-        <w:t>) faces conservation pressure from habitat loss, water quality degradation, and predation by invasive species (Lee et al., 2025</w:t>
-      </w:r>
-      <w:r>
-        <w:t>;</w:t>
+        <w:commentReference w:id="13"/>
+      </w:r>
+      <w:r>
+        <w:t xml:space="preserve"> In their natural habitat, kōura are positively associated with overhanging banks, coarse substrates, and woody debris (</w:t>
+      </w:r>
+      <w:r>
+        <w:t xml:space="preserve">Usio &amp; Townsend, 2000; </w:t>
+      </w:r>
+      <w:r>
+        <w:t>Jowett et al., 2008; Parkyn et al., 2009; Raven et al., in</w:t>
       </w:r>
       <w:r>
         <w:t xml:space="preserve"> </w:t>
       </w:r>
       <w:r>
-        <w:t>Kusabs et al., 2026</w:t>
-      </w:r>
-      <w:r>
-        <w:t>). Kōura are taonga (culturally treasured) species for Māori, the indigenous people of Aotearoa, and hold significant ecological and cultural value in freshwater ecosystems (Kusabs &amp; Quinn, 2009</w:t>
-      </w:r>
-      <w:r>
-        <w:t xml:space="preserve">; Kusabs </w:t>
-      </w:r>
-      <w:r>
-        <w:t xml:space="preserve">et al. </w:t>
-      </w:r>
-      <w:r>
-        <w:t>2015a</w:t>
-      </w:r>
-      <w:commentRangeStart w:id="10"/>
-      <w:r>
-        <w:t>).</w:t>
-      </w:r>
-      <w:commentRangeEnd w:id="10"/>
+        <w:t>review</w:t>
+      </w:r>
+      <w:r>
+        <w:t>a</w:t>
+      </w:r>
+      <w:r>
+        <w:t>). Kōura have been shown to significantly increase refuge use in the presence of predators (</w:t>
+      </w:r>
+      <w:r>
+        <w:t xml:space="preserve">Shave et al., 1994; </w:t>
+      </w:r>
+      <w:r>
+        <w:t>Raven et al., in</w:t>
+      </w:r>
+      <w:r>
+        <w:t xml:space="preserve"> </w:t>
+      </w:r>
+      <w:r>
+        <w:t>review</w:t>
+      </w:r>
+      <w:r>
+        <w:t>b</w:t>
+      </w:r>
+      <w:r>
+        <w:t>). Habitat restoration by increasing shelter availability represents a promising management tool for kōura recovery, and the use of natural materials aligns with ecological and cultural values.</w:t>
+      </w:r>
+    </w:p>
+    <w:p>
+      <w:r>
+        <w:t>In this study, four</w:t>
+      </w:r>
+      <w:commentRangeStart w:id="14"/>
+      <w:r>
+        <w:t xml:space="preserve"> </w:t>
+      </w:r>
+      <w:commentRangeEnd w:id="14"/>
       <w:r>
         <w:rPr>
           <w:rStyle w:val="CommentReference"/>
           <w:sz w:val="22"/>
           <w:szCs w:val="22"/>
         </w:rPr>
-        <w:commentReference w:id="10"/>
-      </w:r>
-      <w:r>
-        <w:t xml:space="preserve"> In their natural habitat, kōura are positively associated with overhanging banks, coarse substrates, and woody debris (</w:t>
-      </w:r>
-      <w:r>
-        <w:t xml:space="preserve">Usio &amp; Townsend, 2000; </w:t>
-      </w:r>
-      <w:r>
-        <w:t>Jowett et al., 2008; Parkyn et al., 2009; Raven et al., in review</w:t>
-      </w:r>
-      <w:r>
-        <w:t xml:space="preserve"> a</w:t>
-      </w:r>
-      <w:r>
-        <w:t>). Kōura have been shown to significantly increase refuge use in the presence of predators (Raven et al., in</w:t>
-      </w:r>
-      <w:r>
-        <w:t xml:space="preserve"> </w:t>
-      </w:r>
-      <w:r>
-        <w:t>review</w:t>
-      </w:r>
-      <w:r>
-        <w:t xml:space="preserve"> b</w:t>
-      </w:r>
-      <w:r>
-        <w:t>; Shave et al., 1994). Habitat restoration by increasing shelter availability represents a promising management tool for kōura recovery, and the use of natural materials aligns with ecological and cultural values.</w:t>
-      </w:r>
-    </w:p>
-    <w:p>
-      <w:r>
-        <w:t>In this study, four controlled mesocosm experiments were conducted to identify kōura preferences among different structures varying in material and configuration, to examine how individual behaviour, body size, and group interactions influence refuge selection. We predicted that 1) Structurally complex structures providing enclosed crevices would be preferred over isolated or open structures, as enclosed spaces reduce predation risk. 2) Structure preference would be size-</w:t>
-      </w:r>
-      <w:r>
-        <w:lastRenderedPageBreak/>
-        <w:t>dependent, with larger kōura selecting structures with larger refuge spaces (Percival &amp; Moore, 2010; Streissl &amp; Hödl, 2002). 3) Stone-based structures would be preferred over wood due to greater structural stability, and 4) material type alone would not influence refuge preference between concrete and wooden bricks. The results provide practical guidance for designing cost-effective, ecologically appropriate habitat enhancement structures to support kōura population recovery.</w:t>
+        <w:commentReference w:id="14"/>
+      </w:r>
+      <w:r>
+        <w:t xml:space="preserve">mesocosm experiments were conducted to identify kōura </w:t>
+      </w:r>
+      <w:r>
+        <w:t xml:space="preserve">habitat </w:t>
+      </w:r>
+      <w:r>
+        <w:t>preferences</w:t>
+      </w:r>
+      <w:r>
+        <w:t xml:space="preserve">. We </w:t>
+      </w:r>
+      <w:r>
+        <w:t xml:space="preserve">assessed </w:t>
+      </w:r>
+      <w:r>
+        <w:t>different structures varying in material and configuration</w:t>
+      </w:r>
+      <w:r>
+        <w:t xml:space="preserve"> influence refuge selection when accounting for </w:t>
+      </w:r>
+      <w:r>
+        <w:t xml:space="preserve">individual behaviour, body size, and group interactions. We predicted that 1) Structurally complex structures providing enclosed crevices would be preferred over isolated or open structures, as enclosed spaces reduce predation risk. 2) Structure preference would be size-dependent, with larger kōura selecting structures with larger refuge spaces (Percival &amp; Moore, 2010; Streissl &amp; Hödl, 2002). 3) Stone-based structures would be preferred over wood due to greater structural stability, and 4) material type alone would not influence refuge preference between concrete and wooden bricks. The results provide practical guidance for designing cost-effective, ecologically appropriate habitat enhancement structures to </w:t>
+      </w:r>
+      <w:ins w:id="15" w:author="Guest User" w:date="2026-06-16T04:46:00Z" w16du:dateUtc="2026-06-16T04:46:36Z">
+        <w:r>
+          <w:t>enh</w:t>
+        </w:r>
+      </w:ins>
+      <w:ins w:id="16" w:author="Guest User" w:date="2026-06-16T04:47:00Z" w16du:dateUtc="2026-06-16T04:47:55Z">
+        <w:r>
+          <w:t>an</w:t>
+        </w:r>
+      </w:ins>
+      <w:ins w:id="17" w:author="Guest User" w:date="2026-06-16T04:46:00Z" w16du:dateUtc="2026-06-16T04:46:36Z">
+        <w:r>
+          <w:t>ce</w:t>
+        </w:r>
+      </w:ins>
+      <w:del w:id="18" w:author="Guest User" w:date="2026-06-16T04:48:00Z" w16du:dateUtc="2026-06-16T04:48:23Z">
+        <w:r>
+          <w:delText>support</w:delText>
+        </w:r>
+      </w:del>
+      <w:r>
+        <w:t xml:space="preserve"> kōura </w:t>
+      </w:r>
+      <w:ins w:id="19" w:author="Guest User" w:date="2026-06-16T04:48:00Z" w16du:dateUtc="2026-06-16T04:48:38Z">
+        <w:r>
+          <w:t xml:space="preserve">abundance and support </w:t>
+        </w:r>
+      </w:ins>
+      <w:r>
+        <w:t>population recovery.</w:t>
       </w:r>
     </w:p>
     <w:p>
       <w:pPr>
         <w:pStyle w:val="Heading1"/>
       </w:pPr>
-      <w:bookmarkStart w:id="11" w:name="materials-and-methods"/>
+      <w:bookmarkStart w:id="20" w:name="materials-and-methods"/>
       <w:bookmarkEnd w:id="6"/>
       <w:r>
         <w:t>Materials and Methods</w:t>
@@ -449,99 +832,208 @@
       <w:pPr>
         <w:pStyle w:val="Heading2"/>
       </w:pPr>
-      <w:bookmarkStart w:id="12" w:name="animal-collection-and-tank-setup"/>
+      <w:bookmarkStart w:id="21" w:name="animal-collection-and-tank-setup"/>
       <w:r>
         <w:t>Animal collection and tank setup</w:t>
       </w:r>
     </w:p>
     <w:p>
       <w:r>
-        <w:t>In mid-August 2025, 72 kōura were sourced from lakes Ōkāreka and Tikitapu, located within the Rotorua Te Arawa Lakes area in the North Island of Aotearoa. Collected animals were transported to the Aquatic Research Centre at the University of Waikato in Hamilton. Individuals were assigned to one of three size classes based on orbital carapace length (OCL): small (&lt; 22 mm), medium (22–30 mm), and large (&gt; 30 mm). Each animal was marked with a unique identification number written on the carapace using an orange oil-based paint marker (Sharpie, medium point) (Ramalho et al., 2010).</w:t>
-      </w:r>
-    </w:p>
-    <w:p>
-      <w:r>
-        <w:t>Kōura were acclimatised for 12 days in outdoor concrete holding tanks (Ø 1.4 m), each filled to 0.4 m with dechlorinated tap water conditioned for three months</w:t>
-      </w:r>
-      <w:r>
-        <w:t>,</w:t>
-      </w:r>
-      <w:r>
-        <w:t xml:space="preserve"> </w:t>
-      </w:r>
-      <w:r>
-        <w:t>p</w:t>
-      </w:r>
-      <w:r>
-        <w:t xml:space="preserve">aving sand as substrate, and shelters </w:t>
-      </w:r>
-      <w:r>
-        <w:t>of</w:t>
-      </w:r>
-      <w:r>
-        <w:t xml:space="preserve"> PVC pipes, </w:t>
-      </w:r>
-      <w:r>
-        <w:t xml:space="preserve">halved </w:t>
-      </w:r>
-      <w:r>
-        <w:t>terracotta pots, and perforated building bricks</w:t>
-      </w:r>
-      <w:r>
-        <w:t>,</w:t>
-      </w:r>
-      <w:r>
-        <w:t xml:space="preserve"> and covered with a single layer of shade cloth</w:t>
-      </w:r>
-      <w:r>
-        <w:t>. Each holding tank housed 10–12 kōura. Kōura were fed every second day with commercial carnivore pellets (Hikari Tropical, Kyorin Food Industries Ltd., Japan; animal protein 47%).</w:t>
-      </w:r>
-    </w:p>
-    <w:p>
-      <w:r>
-        <w:t>Experiments were c</w:t>
-      </w:r>
-      <w:commentRangeStart w:id="13"/>
-      <w:commentRangeStart w:id="14"/>
-      <w:r>
-        <w:t xml:space="preserve">onducted in </w:t>
-      </w:r>
-      <w:r>
-        <w:t xml:space="preserve">six </w:t>
-      </w:r>
-      <w:r>
-        <w:t>larger</w:t>
-      </w:r>
-      <w:r>
-        <w:t xml:space="preserve"> outdoor</w:t>
-      </w:r>
-      <w:r>
-        <w:t xml:space="preserve"> </w:t>
-      </w:r>
-      <w:r>
-        <w:t>concrete tanks</w:t>
-      </w:r>
-      <w:commentRangeEnd w:id="13"/>
+        <w:t xml:space="preserve">In mid-August 2025, 72 kōura were sourced from </w:t>
+      </w:r>
+      <w:r>
+        <w:t>L</w:t>
+      </w:r>
+      <w:r>
+        <w:t xml:space="preserve">akes </w:t>
+      </w:r>
+      <w:commentRangeStart w:id="22"/>
+      <w:commentRangeStart w:id="23"/>
+      <w:commentRangeStart w:id="24"/>
+      <w:r>
+        <w:t>Ōkāreka and Tikitapu</w:t>
+      </w:r>
+      <w:commentRangeEnd w:id="22"/>
       <w:r>
         <w:rPr>
           <w:rStyle w:val="CommentReference"/>
           <w:sz w:val="22"/>
           <w:szCs w:val="22"/>
         </w:rPr>
-        <w:commentReference w:id="13"/>
-      </w:r>
-      <w:commentRangeEnd w:id="14"/>
+        <w:commentReference w:id="22"/>
+      </w:r>
+      <w:commentRangeEnd w:id="23"/>
       <w:r>
         <w:rPr>
           <w:rStyle w:val="CommentReference"/>
           <w:sz w:val="22"/>
           <w:szCs w:val="22"/>
         </w:rPr>
-        <w:commentReference w:id="14"/>
+        <w:commentReference w:id="23"/>
+      </w:r>
+      <w:commentRangeEnd w:id="24"/>
+      <w:r>
+        <w:rPr>
+          <w:rStyle w:val="CommentReference"/>
+          <w:sz w:val="22"/>
+          <w:szCs w:val="22"/>
+        </w:rPr>
+        <w:commentReference w:id="24"/>
+      </w:r>
+      <w:r>
+        <w:t>, located within the Rotorua Te Arawa Lakes area in the North Island of Aotearoa. Collected animals were transported to the Aquatic Research Centre at the University of Waikato in Hamilton. Individuals were assigned to one of three size classes based on orbital carapace length (OCL): small (&lt; 22 mm), medium (22–30 mm), and large (&gt; 30 mm). Each animal was marked with a unique identification number written on the carapace using an orange oil-based paint marker (Sharpie, medium point) (Ramalho et al., 2010).</w:t>
+      </w:r>
+    </w:p>
+    <w:p>
+      <w:commentRangeStart w:id="25"/>
+      <w:r>
+        <w:t xml:space="preserve">Kōura </w:t>
+      </w:r>
+      <w:commentRangeEnd w:id="25"/>
+      <w:r>
+        <w:rPr>
+          <w:rStyle w:val="CommentReference"/>
+          <w:sz w:val="22"/>
+          <w:szCs w:val="22"/>
+        </w:rPr>
+        <w:commentReference w:id="25"/>
+      </w:r>
+      <w:r>
+        <w:t>were acclimatised for 12 days in outdoor concrete holding tanks (Ø 1.4 m), each filled to 0.4 m with dechlorinated tap water conditioned for three months</w:t>
+      </w:r>
+      <w:r>
+        <w:t>,</w:t>
       </w:r>
       <w:r>
         <w:t xml:space="preserve"> </w:t>
       </w:r>
+      <w:commentRangeStart w:id="26"/>
+      <w:commentRangeStart w:id="27"/>
+      <w:r>
+        <w:t>p</w:t>
+      </w:r>
+      <w:r>
+        <w:t>aving sand</w:t>
+      </w:r>
+      <w:commentRangeEnd w:id="26"/>
+      <w:r>
+        <w:rPr>
+          <w:rStyle w:val="CommentReference"/>
+          <w:sz w:val="22"/>
+          <w:szCs w:val="22"/>
+        </w:rPr>
+        <w:commentReference w:id="26"/>
+      </w:r>
+      <w:commentRangeEnd w:id="27"/>
+      <w:r>
+        <w:rPr>
+          <w:rStyle w:val="CommentReference"/>
+          <w:sz w:val="22"/>
+          <w:szCs w:val="22"/>
+        </w:rPr>
+        <w:commentReference w:id="27"/>
+      </w:r>
+      <w:r>
+        <w:t xml:space="preserve"> as substrate, and s</w:t>
+      </w:r>
+      <w:commentRangeStart w:id="28"/>
+      <w:r>
+        <w:t>helters</w:t>
+      </w:r>
+      <w:commentRangeEnd w:id="28"/>
+      <w:r>
+        <w:rPr>
+          <w:rStyle w:val="CommentReference"/>
+          <w:sz w:val="22"/>
+          <w:szCs w:val="22"/>
+        </w:rPr>
+        <w:commentReference w:id="28"/>
+      </w:r>
+      <w:r>
+        <w:t>, and covered with a single layer of shade cloth</w:t>
+      </w:r>
+      <w:r>
+        <w:t xml:space="preserve">. Each holding tank housed 10–12 </w:t>
+      </w:r>
+      <w:r>
+        <w:t>individuals</w:t>
+      </w:r>
+      <w:r>
+        <w:t>. Kōura were fed every second day with commercial carnivore pellets (Hikari Tropical, Kyorin Food Industries Ltd., Japan; animal protein 47%).</w:t>
+      </w:r>
+      <w:r>
+        <w:t xml:space="preserve"> Water temperature and dissolved oxygen remained stable throughout the experimental period (temperature: </w:t>
+      </w:r>
+      <w:r>
+        <w:t>12</w:t>
+      </w:r>
+      <w:r>
+        <w:t xml:space="preserve"> ± </w:t>
+      </w:r>
+      <w:r>
+        <w:t>1.2</w:t>
+      </w:r>
+      <w:r>
+        <w:t xml:space="preserve"> °C; dissolved oxygen: </w:t>
+      </w:r>
+      <w:r>
+        <w:t>99.9</w:t>
+      </w:r>
+      <w:r>
+        <w:t xml:space="preserve"> ± </w:t>
+      </w:r>
+      <w:r>
+        <w:t>1.7</w:t>
+      </w:r>
+      <w:r>
+        <w:t xml:space="preserve"> %).</w:t>
+      </w:r>
+    </w:p>
+    <w:p>
+      <w:r>
+        <w:t>Experiments were c</w:t>
+      </w:r>
+      <w:commentRangeStart w:id="29"/>
+      <w:commentRangeStart w:id="30"/>
+      <w:r>
+        <w:t xml:space="preserve">onducted in </w:t>
+      </w:r>
+      <w:r>
+        <w:t xml:space="preserve">six </w:t>
+      </w:r>
+      <w:r>
+        <w:t>larger</w:t>
+      </w:r>
+      <w:r>
+        <w:t xml:space="preserve"> outdoor</w:t>
+      </w:r>
+      <w:r>
+        <w:t xml:space="preserve"> </w:t>
+      </w:r>
+      <w:r>
+        <w:t>concrete tanks</w:t>
+      </w:r>
+      <w:commentRangeEnd w:id="29"/>
+      <w:r>
+        <w:rPr>
+          <w:rStyle w:val="CommentReference"/>
+          <w:sz w:val="22"/>
+          <w:szCs w:val="22"/>
+        </w:rPr>
+        <w:commentReference w:id="29"/>
+      </w:r>
+      <w:commentRangeEnd w:id="30"/>
+      <w:r>
+        <w:rPr>
+          <w:rStyle w:val="CommentReference"/>
+          <w:sz w:val="22"/>
+          <w:szCs w:val="22"/>
+        </w:rPr>
+        <w:commentReference w:id="30"/>
+      </w:r>
+      <w:r>
+        <w:t xml:space="preserve"> </w:t>
+      </w:r>
       <w:r>
         <w:t>(1425 L; Ø 1.85 m)</w:t>
       </w:r>
@@ -552,20 +1044,90 @@
         <w:t xml:space="preserve">the same substrate and water conditions, </w:t>
       </w:r>
       <w:r>
-        <w:t>covered with a double layer of shade cloth to prevent escape and minimise solar heating. Fresh water and an air stone were added between rounds</w:t>
-      </w:r>
-      <w:r>
-        <w:t>. To limit thermal stress, experiments were conducted in spring (September to October). Because kōura are a taonga (treasured) species, permission to conduct the experiments was obtained from Te Arawa Lakes Trust and Te Komiti Whakahaere. All experimental procedures were conducted under University of Waikato animal ethics committee approval (protocol number: 1207; see Ethical Approval section).</w:t>
+        <w:t xml:space="preserve">covered with a double layer of shade cloth to prevent escape and minimise solar heating. Fresh </w:t>
+      </w:r>
+      <w:commentRangeStart w:id="31"/>
+      <w:commentRangeStart w:id="32"/>
+      <w:r>
+        <w:t>dechlorinated tap</w:t>
+      </w:r>
+      <w:commentRangeEnd w:id="31"/>
+      <w:r>
+        <w:rPr>
+          <w:rStyle w:val="CommentReference"/>
+          <w:sz w:val="22"/>
+          <w:szCs w:val="22"/>
+        </w:rPr>
+        <w:commentReference w:id="31"/>
+      </w:r>
+      <w:commentRangeEnd w:id="32"/>
+      <w:r>
+        <w:rPr>
+          <w:rStyle w:val="CommentReference"/>
+          <w:sz w:val="22"/>
+          <w:szCs w:val="22"/>
+        </w:rPr>
+        <w:commentReference w:id="32"/>
+      </w:r>
+      <w:r>
+        <w:t xml:space="preserve"> </w:t>
+      </w:r>
+      <w:r>
+        <w:t>water and an air stone were added between rounds</w:t>
+      </w:r>
+      <w:r>
+        <w:t>. To limit thermal stress, experiments were conducted in spring (September to October).</w:t>
+      </w:r>
+      <w:commentRangeStart w:id="33"/>
+      <w:r>
+        <w:t xml:space="preserve"> Because kōura are a </w:t>
+      </w:r>
+      <w:r>
+        <w:rPr>
+          <w:i/>
+          <w:iCs/>
+        </w:rPr>
+        <w:t>taonga</w:t>
+      </w:r>
+      <w:r>
+        <w:t xml:space="preserve"> (treasured) species, permission to conduct the experiments was obtained from Te Arawa Lakes Trust and Te Komiti Whakahaere. All experimental procedures were conducted under University of Waikato animal ethics committee approval (protocol number: 1207; see Ethical Approval section).</w:t>
+      </w:r>
+      <w:commentRangeEnd w:id="33"/>
+      <w:r>
+        <w:rPr>
+          <w:rStyle w:val="CommentReference"/>
+          <w:sz w:val="22"/>
+          <w:szCs w:val="22"/>
+        </w:rPr>
+        <w:commentReference w:id="33"/>
       </w:r>
     </w:p>
     <w:p>
       <w:pPr>
         <w:pStyle w:val="Heading2"/>
       </w:pPr>
-      <w:bookmarkStart w:id="15" w:name="exp-1-single-kōura"/>
-      <w:bookmarkEnd w:id="12"/>
-      <w:r>
-        <w:t>Exp 1: Single kōura</w:t>
+      <w:bookmarkStart w:id="34" w:name="exp-1-single-kōura"/>
+      <w:bookmarkEnd w:id="21"/>
+      <w:r>
+        <w:t>Exp</w:t>
+      </w:r>
+      <w:r>
+        <w:t>eriment</w:t>
+      </w:r>
+      <w:r>
+        <w:t xml:space="preserve"> 1: </w:t>
+      </w:r>
+      <w:r>
+        <w:t>Individ</w:t>
+      </w:r>
+      <w:r>
+        <w:t>ual</w:t>
+      </w:r>
+      <w:r>
+        <w:t xml:space="preserve"> </w:t>
+      </w:r>
+      <w:r>
+        <w:t>preference</w:t>
       </w:r>
     </w:p>
     <w:p>
@@ -577,27 +1139,58 @@
           <w:t>Figure 1</w:t>
         </w:r>
       </w:hyperlink>
-      <w:r>
-        <w:t xml:space="preserve">). The structure-types were: SingleStone (ten quarried stones (150–250 mm) </w:t>
+      <w:commentRangeStart w:id="35"/>
+      <w:r>
+        <w:t xml:space="preserve">). </w:t>
+      </w:r>
+      <w:commentRangeStart w:id="36"/>
+      <w:commentRangeStart w:id="37"/>
+      <w:commentRangeStart w:id="38"/>
+      <w:r>
+        <w:t xml:space="preserve">The structure-types were: </w:t>
+      </w:r>
+      <w:r>
+        <w:t>SingleStone</w:t>
+      </w:r>
+      <w:r>
+        <w:t xml:space="preserve"> (ten quarried stones (150–250 mm) </w:t>
       </w:r>
       <w:r>
         <w:t>placed individually across the quadrant with sufficient spacing between stones that no crevices formed between them</w:t>
       </w:r>
-      <w:commentRangeStart w:id="16"/>
+      <w:commentRangeStart w:id="39"/>
       <w:r>
         <w:t>)</w:t>
       </w:r>
-      <w:commentRangeEnd w:id="16"/>
+      <w:commentRangeEnd w:id="39"/>
       <w:r>
         <w:rPr>
           <w:rStyle w:val="CommentReference"/>
           <w:sz w:val="22"/>
           <w:szCs w:val="22"/>
         </w:rPr>
-        <w:commentReference w:id="16"/>
-      </w:r>
-      <w:r>
-        <w:t>, FlatStone (ten quarried stones arranged tightly without stacking), StonePile (ten quarried stones stacked to form a pile), and WoodLog (a tānekaha (</w:t>
+        <w:commentReference w:id="39"/>
+      </w:r>
+      <w:r>
+        <w:t xml:space="preserve">, </w:t>
+      </w:r>
+      <w:r>
+        <w:t>FlatStone</w:t>
+      </w:r>
+      <w:r>
+        <w:t xml:space="preserve"> (ten quarried stones arranged tightly without stacking), </w:t>
+      </w:r>
+      <w:r>
+        <w:t>StonePile</w:t>
+      </w:r>
+      <w:r>
+        <w:t xml:space="preserve"> (ten quarried stones stacked to form a pile), and </w:t>
+      </w:r>
+      <w:r>
+        <w:t>WoodLog</w:t>
+      </w:r>
+      <w:r>
+        <w:t xml:space="preserve"> (a tānekaha (</w:t>
       </w:r>
       <w:r>
         <w:rPr>
@@ -607,151 +1200,416 @@
         <w:t>Phyllocladus trichomanoides</w:t>
       </w:r>
       <w:r>
-        <w:t xml:space="preserve">) log (500 mm long, 150 mm diameter) containing six drilled holes (70 mm deep, 32 </w:t>
-      </w:r>
-      <w:r>
-        <w:lastRenderedPageBreak/>
-        <w:t>mm diameter)). Six experimental tanks were used, each housing a single medium-sized kōura. In total, 30 kōura consisting of 15 females with mean OCL and weight ± SD: 26.9 ± 2 mm, range: 23.2–29.8 mm, 12.5 ± 3.3 g and 15 males: 26.1 ± 2.2 mm, range: 22.6–30 mm, 11.9 ± 3.1 g were tested across five experimental replicates, with each replicate lasting 22 hours.</w:t>
-      </w:r>
-    </w:p>
-    <w:p>
-      <w:r>
-        <w:t xml:space="preserve">Each experimental tank was divided into four quadrants, with one structure type placed at random (randomizer.org) in each quadrant. If a kōura was not using a structure, </w:t>
-      </w:r>
-      <w:commentRangeStart w:id="17"/>
-      <w:r>
-        <w:t>TankWall was noted as its location which represents the wall of the tank</w:t>
-      </w:r>
-      <w:r>
-        <w:t xml:space="preserve"> or </w:t>
-      </w:r>
-      <w:r>
-        <w:t>when the kōura was in the open</w:t>
-      </w:r>
-      <w:r>
-        <w:t>.</w:t>
-      </w:r>
-      <w:commentRangeEnd w:id="17"/>
+        <w:t>) log (500 mm long, 150 mm diameter) containing six drilled holes (70 mm deep, 32 mm diameter)</w:t>
+      </w:r>
+      <w:commentRangeEnd w:id="36"/>
       <w:r>
         <w:rPr>
           <w:rStyle w:val="CommentReference"/>
           <w:sz w:val="22"/>
           <w:szCs w:val="22"/>
         </w:rPr>
-        <w:commentReference w:id="17"/>
-      </w:r>
-      <w:r>
-        <w:t xml:space="preserve"> For each trial, a single kōura was placed inside a vertically oriented plastic tube (50 mm long, open at one end and sealed at the other) positioned at the centre of the tank, with the sealed end resting on the substrate. This ensured a standardised starting position from which the kōura could exit in any direction. The time taken for the kōura to locate its </w:t>
-      </w:r>
-      <w:r>
-        <w:t>initial refuge</w:t>
-      </w:r>
-      <w:r>
-        <w:t xml:space="preserve"> </w:t>
-      </w:r>
-      <w:r>
-        <w:t xml:space="preserve">location </w:t>
-      </w:r>
-      <w:r>
-        <w:t>was recorded. On the following day, the final location of the kōura was noted after which it was removed from the tank. Tanks were reset and structure placements re-randomised prior to the next trial. Each kōura was used in a single trial only and was not reused across replicates. To confirm nocturnal activity, three GoPros (Hero 3) were placed in one tank at the end of the day and recorded for five hours</w:t>
-      </w:r>
-      <w:commentRangeStart w:id="18"/>
-      <w:commentRangeStart w:id="19"/>
-      <w:r>
-        <w:t>.</w:t>
-      </w:r>
-      <w:commentRangeEnd w:id="18"/>
+        <w:commentReference w:id="36"/>
+      </w:r>
+      <w:commentRangeEnd w:id="37"/>
       <w:r>
         <w:rPr>
           <w:rStyle w:val="CommentReference"/>
           <w:sz w:val="22"/>
           <w:szCs w:val="22"/>
         </w:rPr>
-        <w:commentReference w:id="18"/>
-      </w:r>
-      <w:commentRangeEnd w:id="19"/>
+        <w:commentReference w:id="37"/>
+      </w:r>
+      <w:commentRangeEnd w:id="38"/>
       <w:r>
         <w:rPr>
           <w:rStyle w:val="CommentReference"/>
           <w:sz w:val="22"/>
           <w:szCs w:val="22"/>
         </w:rPr>
-        <w:commentReference w:id="19"/>
+        <w:commentReference w:id="38"/>
+      </w:r>
+      <w:r>
+        <w:t xml:space="preserve">). </w:t>
+      </w:r>
+      <w:r>
+        <w:t xml:space="preserve">If a kōura was not using a structure, </w:t>
+      </w:r>
+      <w:commentRangeStart w:id="40"/>
+      <w:r>
+        <w:t>TankWall</w:t>
+      </w:r>
+      <w:r>
+        <w:t xml:space="preserve"> was noted as its location which represents the wall of the tank or when the kōura was in the open</w:t>
+      </w:r>
+      <w:commentRangeEnd w:id="35"/>
+      <w:r>
+        <w:rPr>
+          <w:rStyle w:val="CommentReference"/>
+          <w:sz w:val="22"/>
+          <w:szCs w:val="22"/>
+        </w:rPr>
+        <w:commentReference w:id="35"/>
+      </w:r>
+      <w:r>
+        <w:t>.</w:t>
+      </w:r>
+      <w:commentRangeEnd w:id="40"/>
+      <w:r>
+        <w:rPr>
+          <w:rStyle w:val="CommentReference"/>
+          <w:sz w:val="22"/>
+          <w:szCs w:val="22"/>
+        </w:rPr>
+        <w:commentReference w:id="40"/>
+      </w:r>
+      <w:r>
+        <w:t xml:space="preserve"> </w:t>
+      </w:r>
+      <w:r>
+        <w:t>TankWall functioned as an indicator of structure rejection rather than a preference.</w:t>
+      </w:r>
+      <w:r>
+        <w:t xml:space="preserve"> </w:t>
+      </w:r>
+      <w:r>
+        <w:t xml:space="preserve">Six experimental tanks were used, each housing a single medium-sized kōura. </w:t>
+      </w:r>
+      <w:r>
+        <w:t>Across five experimental replicates,</w:t>
+      </w:r>
+      <w:r>
+        <w:t xml:space="preserve"> a</w:t>
+      </w:r>
+      <w:r>
+        <w:t xml:space="preserve"> total</w:t>
+      </w:r>
+      <w:r>
+        <w:t xml:space="preserve"> of</w:t>
+      </w:r>
+      <w:r>
+        <w:t xml:space="preserve"> 30 kōura consisting of 15 females with mean OCL and weight ± SD: 26.9 ± 2 mm, range: 23.2–29.8 mm, 12.5 ± 3.3 g and 15 males: 26.1 ± 2.2 mm, range: 22.6–30 mm, 11.9 ± 3.1 g</w:t>
+      </w:r>
+      <w:r>
+        <w:t>.</w:t>
+      </w:r>
+      <w:r>
+        <w:t xml:space="preserve"> E</w:t>
+      </w:r>
+      <w:r>
+        <w:t>ach replicate last</w:t>
+      </w:r>
+      <w:r>
+        <w:t>ed</w:t>
+      </w:r>
+      <w:r>
+        <w:t xml:space="preserve"> </w:t>
+      </w:r>
+      <w:commentRangeStart w:id="41"/>
+      <w:commentRangeStart w:id="42"/>
+      <w:r>
+        <w:t>22 hours</w:t>
+      </w:r>
+      <w:r>
+        <w:t>, beginning at noon (12:00) and ending at 10:00 the following morning.</w:t>
+      </w:r>
+      <w:commentRangeEnd w:id="41"/>
+      <w:r>
+        <w:rPr>
+          <w:rStyle w:val="CommentReference"/>
+          <w:sz w:val="22"/>
+          <w:szCs w:val="22"/>
+        </w:rPr>
+        <w:commentReference w:id="41"/>
+      </w:r>
+      <w:commentRangeEnd w:id="42"/>
+      <w:r>
+        <w:rPr>
+          <w:rStyle w:val="CommentReference"/>
+          <w:sz w:val="22"/>
+          <w:szCs w:val="22"/>
+        </w:rPr>
+        <w:commentReference w:id="42"/>
+      </w:r>
+    </w:p>
+    <w:p>
+      <w:r>
+        <w:t xml:space="preserve">Each experimental tank was divided into four quadrants, with one structure type placed at random (randomizer.org) in each quadrant. For each trial, a single kōura was placed inside a vertically oriented plastic tube (50 mm long, open at one end and sealed at the other) positioned at the centre of the tank, with the sealed end resting on the substrate. This ensured a standardised starting position from which the kōura could exit in any direction. The time taken for the kōura to locate its </w:t>
+      </w:r>
+      <w:r>
+        <w:t>initial refuge</w:t>
+      </w:r>
+      <w:r>
+        <w:t xml:space="preserve"> </w:t>
+      </w:r>
+      <w:r>
+        <w:t xml:space="preserve">location </w:t>
+      </w:r>
+      <w:r>
+        <w:t xml:space="preserve">was recorded. On the following day, the final location of the kōura was noted after which it was removed from the tank. Tanks were reset and structure placements re-randomised prior to the next trial. Each </w:t>
+      </w:r>
+      <w:r>
+        <w:t xml:space="preserve">individual </w:t>
+      </w:r>
+      <w:r>
+        <w:t>kōura was used</w:t>
+      </w:r>
+      <w:r>
+        <w:t xml:space="preserve"> once</w:t>
+      </w:r>
+      <w:r>
+        <w:t xml:space="preserve"> in a single trial and not reused across</w:t>
+      </w:r>
+      <w:r>
+        <w:t xml:space="preserve"> temporal</w:t>
+      </w:r>
+      <w:r>
+        <w:t xml:space="preserve"> replicate</w:t>
+      </w:r>
+      <w:r>
+        <w:t xml:space="preserve"> </w:t>
+      </w:r>
+      <w:r>
+        <w:t>blocks</w:t>
+      </w:r>
+      <w:r>
+        <w:t>. To confirm nocturnal activity, three</w:t>
+      </w:r>
+      <w:r>
+        <w:t xml:space="preserve"> digital cameras</w:t>
+      </w:r>
+      <w:r>
+        <w:t xml:space="preserve"> </w:t>
+      </w:r>
+      <w:r>
+        <w:t>(</w:t>
+      </w:r>
+      <w:r>
+        <w:t>GoPro Hero 3) were placed in one tank and recorded for five hours</w:t>
+      </w:r>
+      <w:r>
+        <w:t xml:space="preserve"> at the end of </w:t>
+      </w:r>
+      <w:commentRangeStart w:id="43"/>
+      <w:r>
+        <w:t xml:space="preserve">each </w:t>
+      </w:r>
+      <w:r>
+        <w:t xml:space="preserve">of the five </w:t>
+      </w:r>
+      <w:r>
+        <w:t>day</w:t>
+      </w:r>
+      <w:commentRangeEnd w:id="43"/>
+      <w:r>
+        <w:rPr>
+          <w:rStyle w:val="CommentReference"/>
+          <w:sz w:val="22"/>
+          <w:szCs w:val="22"/>
+        </w:rPr>
+        <w:commentReference w:id="43"/>
+      </w:r>
+      <w:r>
+        <w:t>s</w:t>
+      </w:r>
+      <w:r>
+        <w:t>.</w:t>
       </w:r>
     </w:p>
     <w:p>
       <w:pPr>
         <w:pStyle w:val="Heading2"/>
       </w:pPr>
-      <w:bookmarkStart w:id="20" w:name="exp-2-group-kōura"/>
-      <w:bookmarkEnd w:id="15"/>
-      <w:r>
-        <w:t>Exp 2: Group kōura</w:t>
-      </w:r>
-    </w:p>
-    <w:p>
-      <w:r>
-        <w:t>Building on experiment 1, this experiment examined how group dynamics and body size influenced structure preference when kōura were housed together. The six experimental tanks were used and configured with the same structure types and randomisation procedure as in experiment 1 (</w:t>
-      </w:r>
-      <w:hyperlink w:anchor="fig-exp-setup">
-        <w:r>
-          <w:t>Figure 1</w:t>
-        </w:r>
-      </w:hyperlink>
-      <w:r>
-        <w:t>). In contrast to the single-animal trials, each tank housed a group of six male kōura, comprising two small, two medium, and two large individuals. Size classes were defined by OCL: small (mean OCL and weight ± SD: 19.2 ± 2 mm, range: 15.8–21.6 mm, 3.9 ± 2.1 g), medium (26.4 ± 1.6 mm, 23.5–29.5 mm, 11.6 ± 2.4 g), and large (36.3 ± 4.2 mm, 30.7–43.3 mm, 31.8 ± 11.2 g). Each group was introduced to the centre of the tank within an open-top plastic container (150 × 150 × 85 mm). The container was removed, and the initial location of each individual was recorded. On the following day, the final location of each kōura was documented, before all individuals were removed from the tank. This procedure was repeated across five experimental replicates reusing the same six groups of animals.</w:t>
+      <w:bookmarkStart w:id="44" w:name="exp-2-group-kōura"/>
+      <w:bookmarkEnd w:id="34"/>
+      <w:r>
+        <w:t>Exp</w:t>
+      </w:r>
+      <w:r>
+        <w:t>eriment</w:t>
+      </w:r>
+      <w:r>
+        <w:t xml:space="preserve"> 2: </w:t>
+      </w:r>
+      <w:r>
+        <w:t>Group dynamics</w:t>
+      </w:r>
+    </w:p>
+    <w:p>
+      <w:r>
+        <w:t xml:space="preserve">Building on </w:t>
+      </w:r>
+      <w:r>
+        <w:t>E</w:t>
+      </w:r>
+      <w:r>
+        <w:t xml:space="preserve">xperiment 1, this experiment examined how group dynamics and body size influenced structure preference when kōura were housed together. The </w:t>
+      </w:r>
+      <w:r>
+        <w:t xml:space="preserve">same </w:t>
+      </w:r>
+      <w:r>
+        <w:t xml:space="preserve">six experimental tanks were used and configured with the </w:t>
+      </w:r>
+      <w:r>
+        <w:t>identical</w:t>
+      </w:r>
+      <w:r>
+        <w:t xml:space="preserve"> structure types and randomisation procedure as in </w:t>
+      </w:r>
+      <w:r>
+        <w:t>E</w:t>
+      </w:r>
+      <w:r>
+        <w:t>xperiment 1 (</w:t>
+      </w:r>
+      <w:r>
+        <w:t>Figure 1</w:t>
+      </w:r>
+      <w:r>
+        <w:t xml:space="preserve">). In contrast to the single-animal trials, each tank housed a group of six </w:t>
+      </w:r>
+      <w:commentRangeStart w:id="45"/>
+      <w:commentRangeStart w:id="46"/>
+      <w:r>
+        <w:t>male kōura</w:t>
+      </w:r>
+      <w:commentRangeEnd w:id="45"/>
+      <w:r>
+        <w:rPr>
+          <w:rStyle w:val="CommentReference"/>
+          <w:sz w:val="22"/>
+          <w:szCs w:val="22"/>
+        </w:rPr>
+        <w:commentReference w:id="45"/>
+      </w:r>
+      <w:commentRangeEnd w:id="46"/>
+      <w:r>
+        <w:rPr>
+          <w:rStyle w:val="CommentReference"/>
+          <w:sz w:val="22"/>
+          <w:szCs w:val="22"/>
+        </w:rPr>
+        <w:commentReference w:id="46"/>
+      </w:r>
+      <w:r>
+        <w:t>, as sex effects on structure preference were found to be negligible in Experiment 1, and male-only groups simplified competitive dynamics and size class assignment given limited female availability.</w:t>
+      </w:r>
+      <w:r>
+        <w:t xml:space="preserve"> Groups were comprised of</w:t>
+      </w:r>
+      <w:r>
+        <w:t xml:space="preserve"> two small, two medium, and two large individuals. Size classes were defined by OCL: small (mean OCL and weight ± SD: 19.2 ± 2 mm, range: 15.8–21.6 mm, 3.9 ± 2.1 g), medium (26.4 ± 1.6 mm, 23.5–29.5 mm, 11.6 ± 2.4 g), and large (36.3 ± 4.2 mm, 30.7–43.3 mm, 31.8 ± 11.2 g). Each group was introduced to the centre of the tank within an open-top plastic container (150 × 150 × 85 mm). The container was removed, and the initial location of each individual was recorded. On the following day, the final location of each kōura was documented, before all individuals were removed from the tank. </w:t>
+      </w:r>
+      <w:commentRangeStart w:id="47"/>
+      <w:commentRangeStart w:id="48"/>
+      <w:r>
+        <w:t>This procedure was repeated across five experimental replicate</w:t>
+      </w:r>
+      <w:r>
+        <w:t xml:space="preserve"> blocks</w:t>
+      </w:r>
+      <w:r>
+        <w:t>,</w:t>
+      </w:r>
+      <w:r>
+        <w:t xml:space="preserve"> </w:t>
+      </w:r>
+      <w:r>
+        <w:t>resulting</w:t>
+      </w:r>
+      <w:r>
+        <w:t xml:space="preserve"> </w:t>
+      </w:r>
+      <w:r>
+        <w:t>in 30 group-tri</w:t>
+      </w:r>
+      <w:r>
+        <w:t>a</w:t>
+      </w:r>
+      <w:r>
+        <w:t>ls in</w:t>
+      </w:r>
+      <w:r>
+        <w:t xml:space="preserve"> </w:t>
+      </w:r>
+      <w:r>
+        <w:t>total</w:t>
+      </w:r>
+      <w:r>
+        <w:t xml:space="preserve"> (six groups </w:t>
+      </w:r>
+      <w:r>
+        <w:t>×</w:t>
+      </w:r>
+      <w:r>
+        <w:t xml:space="preserve"> five blocks</w:t>
+      </w:r>
+      <w:r>
+        <w:t>)</w:t>
+      </w:r>
+      <w:r>
+        <w:t xml:space="preserve"> </w:t>
+      </w:r>
+      <w:commentRangeEnd w:id="47"/>
+      <w:r>
+        <w:rPr>
+          <w:rStyle w:val="CommentReference"/>
+          <w:sz w:val="22"/>
+          <w:szCs w:val="22"/>
+        </w:rPr>
+        <w:commentReference w:id="47"/>
+      </w:r>
+      <w:commentRangeEnd w:id="48"/>
+      <w:r>
+        <w:rPr>
+          <w:rStyle w:val="CommentReference"/>
+          <w:sz w:val="22"/>
+          <w:szCs w:val="22"/>
+        </w:rPr>
+        <w:commentReference w:id="48"/>
+      </w:r>
+      <w:r>
+        <w:t>Structure placements and tank assignments were re-randomised between blocks, such that each group was housed in a different tank in each successive round. The same six groups were reused across all five blocks, with individuals returning to their assigned group between replicates. No mortality occurred during the experiment.</w:t>
       </w:r>
     </w:p>
     <w:p>
       <w:pPr>
         <w:pStyle w:val="Heading2"/>
       </w:pPr>
-      <w:bookmarkStart w:id="21" w:name="exp-3-wood-vs-stone"/>
-      <w:bookmarkEnd w:id="20"/>
-      <w:r>
-        <w:t>Exp 3: Wood vs Stone</w:t>
-      </w:r>
-    </w:p>
-    <w:p>
-      <w:r>
-        <w:t xml:space="preserve">Using the same groups from experiment 2, this experiment narrowed the choice to two structure types, stone and wood, to directly compare preference between these materials. The structure types were: (1) a flat stone structure (FlatStone) constructed from twelve stones placed tightly together, and (2) a wood structure consisting of twelve wood splits (WoodSplit) made from the tānekaha logs </w:t>
-      </w:r>
-      <w:r>
-        <w:lastRenderedPageBreak/>
-        <w:t>(</w:t>
-      </w:r>
-      <w:hyperlink w:anchor="fig-exp-setup">
-        <w:r>
-          <w:t>Figure 1</w:t>
-        </w:r>
-      </w:hyperlink>
-      <w:r>
-        <w:t>). Each group was released at the centre of the tank, and the initial structure selected by each kōura was recorded. The following day, the final location of each kōura was documented. This procedure was repeated three times, reusing the same six groups of animals.</w:t>
-      </w:r>
-    </w:p>
-    <w:p>
-      <w:pPr>
-        <w:pStyle w:val="Heading2"/>
-      </w:pPr>
-      <w:bookmarkStart w:id="22" w:name="exp-4-bricks"/>
-      <w:bookmarkEnd w:id="21"/>
-      <w:r>
-        <w:t>Exp 4: Bricks</w:t>
-      </w:r>
-    </w:p>
-    <w:p>
-      <w:r>
-        <w:t>This experiment tested whether kōura showed a preference between concrete and wooden perforated brick structures, to isolate the effect of material on structure preference. Two perforated building bricks (BrickConcrete) of 80 × 80 × 225 mm with five holes (Ø 30 mm) were tested against two wooden bricks (BrickWood) with drilled holes made from Western red cedar (</w:t>
-      </w:r>
-      <w:r>
-        <w:rPr>
-          <w:i/>
-          <w:iCs/>
-        </w:rPr>
-        <w:t>Thuja plicata</w:t>
-      </w:r>
-      <w:r>
-        <w:t>), constructed to match the building bricks in external dimensions and hole size. To prevent floating, a solid clay brick of identical dimensions was placed on top of each wooden brick (</w:t>
+      <w:bookmarkStart w:id="49" w:name="exp-3-wood-vs-stone"/>
+      <w:bookmarkEnd w:id="44"/>
+      <w:r>
+        <w:t>E</w:t>
+      </w:r>
+      <w:r>
+        <w:t>xperiment</w:t>
+      </w:r>
+      <w:r>
+        <w:t xml:space="preserve"> 3: Wood vs Stone</w:t>
+      </w:r>
+    </w:p>
+    <w:p>
+      <w:r>
+        <w:t>Using the same</w:t>
+      </w:r>
+      <w:r>
+        <w:t xml:space="preserve"> male</w:t>
+      </w:r>
+      <w:r>
+        <w:t xml:space="preserve"> </w:t>
+      </w:r>
+      <w:r>
+        <w:t xml:space="preserve">kōura </w:t>
+      </w:r>
+      <w:r>
+        <w:t xml:space="preserve">groups from </w:t>
+      </w:r>
+      <w:r>
+        <w:t>E</w:t>
+      </w:r>
+      <w:r>
+        <w:t>xperiment 2, this experiment narrowed the choice to two structure types, stone and wood, to directly compare preference between these materials. The structure types were: (1) a flat stone structure (FlatStone) constructed from twelve stones placed tightly together, and (2) a wood structure consisting of twelve wood splits (WoodSplit) made from the tānekaha logs (</w:t>
       </w:r>
       <w:hyperlink w:anchor="fig-exp-setup" w:history="1">
         <w:r>
@@ -759,83 +1617,430 @@
         </w:r>
       </w:hyperlink>
       <w:r>
-        <w:t>). New groups of ten kōura and four experiment tanks were used for this experiment, comprising a total of 40 individuals consisting of 18 females with mean OCL and weight ± SD: 26.2 ± 3.1 mm, range: 20.2–30.8 mm, 12.2 ± 4.2 g and 22 males: 26 ± 2.1 mm, range: 20.9–29.5 mm, 11.6 ± 3.2 g. Due to reduced animal availability, individuals were drawn from a slightly broader size range than medium-size individuals, resulting in unbalanced size class representation (small: n = 4, medium: n = 35, large: n = 1). In each of the four experimental tank quadrants one brick was placed, with similar brick types positioned opposite to one another. Each group of kōura was released at the centre of the tank and the following day, the final location of each kōura was documented. This experiment was repeated four times by reusing the four groups of ten kōura.</w:t>
+        <w:t xml:space="preserve">). Each group was released at the centre of the tank, and the initial structure selected by each kōura was recorded. The following day, the final location of each kōura was documented. </w:t>
+      </w:r>
+      <w:r>
+        <w:t xml:space="preserve">This procedure was repeated across three experimental replicate blocks, resulting in </w:t>
+      </w:r>
+      <w:r>
+        <w:t>18</w:t>
+      </w:r>
+      <w:r>
+        <w:t xml:space="preserve"> group-tr</w:t>
+      </w:r>
+      <w:r>
+        <w:t>i</w:t>
+      </w:r>
+      <w:r>
+        <w:t xml:space="preserve">als in total (six groups </w:t>
+      </w:r>
+      <w:r>
+        <w:t>×</w:t>
+      </w:r>
+      <w:r>
+        <w:t xml:space="preserve"> three blocks)</w:t>
+      </w:r>
+      <w:r>
+        <w:t>.</w:t>
+      </w:r>
+      <w:r>
+        <w:t xml:space="preserve"> </w:t>
+      </w:r>
+      <w:r>
+        <w:t>Structure placements and tank assignments were re-randomised between blocks, such that each group was housed in a different tank in each successive round</w:t>
+      </w:r>
+      <w:r>
+        <w:t xml:space="preserve">. </w:t>
+      </w:r>
+      <w:r>
+        <w:t xml:space="preserve">One small individual died </w:t>
+      </w:r>
+      <w:r>
+        <w:t>in the first</w:t>
+      </w:r>
+      <w:r>
+        <w:t xml:space="preserve"> block and was replaced with a size-matched individual to maintain group composition. One individual could not be located at the end of the final block and was assumed to have escaped the tank.</w:t>
       </w:r>
     </w:p>
     <w:p>
       <w:pPr>
         <w:pStyle w:val="Heading2"/>
       </w:pPr>
-      <w:bookmarkStart w:id="23" w:name="data-analysis"/>
-      <w:bookmarkEnd w:id="22"/>
+      <w:bookmarkStart w:id="50" w:name="exp-4-bricks"/>
+      <w:bookmarkEnd w:id="49"/>
+      <w:r>
+        <w:t>Exp</w:t>
+      </w:r>
+      <w:r>
+        <w:t>eriment</w:t>
+      </w:r>
+      <w:r>
+        <w:t xml:space="preserve"> 4: </w:t>
+      </w:r>
+      <w:r>
+        <w:t xml:space="preserve">Material </w:t>
+      </w:r>
+      <w:r>
+        <w:rPr>
+          <w:bCs/>
+        </w:rPr>
+        <w:t>comparison</w:t>
+      </w:r>
+    </w:p>
+    <w:p>
+      <w:r>
+        <w:t xml:space="preserve">This experiment tested whether kōura showed a preference between </w:t>
+      </w:r>
+      <w:r>
+        <w:t xml:space="preserve">perforated </w:t>
+      </w:r>
+      <w:r>
+        <w:t xml:space="preserve">concrete </w:t>
+      </w:r>
+      <w:r>
+        <w:t xml:space="preserve">bricks </w:t>
+      </w:r>
+      <w:r>
+        <w:t xml:space="preserve">and </w:t>
+      </w:r>
+      <w:r>
+        <w:t xml:space="preserve">perforated </w:t>
+      </w:r>
+      <w:r>
+        <w:t xml:space="preserve">wooden </w:t>
+      </w:r>
+      <w:r>
+        <w:t>blocks</w:t>
+      </w:r>
+      <w:r>
+        <w:t xml:space="preserve"> to</w:t>
+      </w:r>
+      <w:r>
+        <w:t xml:space="preserve"> further</w:t>
+      </w:r>
+      <w:r>
+        <w:t xml:space="preserve"> </w:t>
+      </w:r>
+      <w:r>
+        <w:t>identify</w:t>
+      </w:r>
+      <w:r>
+        <w:t xml:space="preserve"> the effect of material on structure preference. Two perforated building bricks (Concrete</w:t>
+      </w:r>
+      <w:r>
+        <w:t>Brick</w:t>
+      </w:r>
+      <w:r>
+        <w:t xml:space="preserve">) of 80 × 80 × 225 mm with five holes (Ø 30 mm) were tested against two wooden </w:t>
+      </w:r>
+      <w:r>
+        <w:t>blocks</w:t>
+      </w:r>
+      <w:r>
+        <w:t xml:space="preserve"> (</w:t>
+      </w:r>
+      <w:r>
+        <w:t>Wood</w:t>
+      </w:r>
+      <w:commentRangeStart w:id="51"/>
+      <w:r>
+        <w:t>B</w:t>
+      </w:r>
+      <w:r>
+        <w:t>lock</w:t>
+      </w:r>
+      <w:commentRangeEnd w:id="51"/>
+      <w:r>
+        <w:rPr>
+          <w:rStyle w:val="CommentReference"/>
+          <w:sz w:val="22"/>
+          <w:szCs w:val="22"/>
+        </w:rPr>
+        <w:commentReference w:id="51"/>
+      </w:r>
+      <w:r>
+        <w:t>) with drilled holes made from Western red cedar (</w:t>
+      </w:r>
+      <w:r>
+        <w:rPr>
+          <w:i/>
+          <w:iCs/>
+        </w:rPr>
+        <w:t>Thuja plicata</w:t>
+      </w:r>
+      <w:r>
+        <w:t xml:space="preserve">), constructed to match the building bricks in external dimensions and hole size. To prevent floating, </w:t>
+      </w:r>
+      <w:commentRangeStart w:id="52"/>
+      <w:commentRangeStart w:id="53"/>
+      <w:commentRangeStart w:id="54"/>
+      <w:commentRangeStart w:id="55"/>
+      <w:r>
+        <w:t xml:space="preserve">a solid clay brick of identical dimensions was placed on top of each </w:t>
+      </w:r>
+      <w:r>
+        <w:t>W</w:t>
+      </w:r>
+      <w:r>
+        <w:t>ood</w:t>
+      </w:r>
+      <w:r>
+        <w:t>B</w:t>
+      </w:r>
+      <w:r>
+        <w:t>lock</w:t>
+      </w:r>
+      <w:r>
+        <w:t xml:space="preserve">. </w:t>
+      </w:r>
+      <w:r>
+        <w:t>Concrete</w:t>
+      </w:r>
+      <w:r>
+        <w:t>B</w:t>
+      </w:r>
+      <w:r>
+        <w:t>rick did not require additional weight</w:t>
+      </w:r>
+      <w:r>
+        <w:t xml:space="preserve"> </w:t>
+      </w:r>
+      <w:commentRangeEnd w:id="52"/>
+      <w:r>
+        <w:rPr>
+          <w:rStyle w:val="CommentReference"/>
+          <w:sz w:val="22"/>
+          <w:szCs w:val="22"/>
+        </w:rPr>
+        <w:commentReference w:id="52"/>
+      </w:r>
+      <w:commentRangeEnd w:id="53"/>
+      <w:r>
+        <w:rPr>
+          <w:rStyle w:val="CommentReference"/>
+          <w:sz w:val="22"/>
+          <w:szCs w:val="22"/>
+        </w:rPr>
+        <w:commentReference w:id="53"/>
+      </w:r>
+      <w:commentRangeEnd w:id="54"/>
+      <w:r>
+        <w:rPr>
+          <w:rStyle w:val="CommentReference"/>
+          <w:sz w:val="22"/>
+          <w:szCs w:val="22"/>
+        </w:rPr>
+        <w:commentReference w:id="54"/>
+      </w:r>
+      <w:commentRangeEnd w:id="55"/>
+      <w:r>
+        <w:rPr>
+          <w:rStyle w:val="CommentReference"/>
+          <w:sz w:val="22"/>
+          <w:szCs w:val="22"/>
+        </w:rPr>
+        <w:commentReference w:id="55"/>
+      </w:r>
+      <w:r>
+        <w:t>(</w:t>
+      </w:r>
+      <w:r>
+        <w:t>Figure 1</w:t>
+      </w:r>
+      <w:r>
+        <w:t xml:space="preserve">). New groups of ten kōura and four experiment tanks were used for this experiment, comprising a total of 40 individuals consisting of 18 females with mean OCL and weight ± SD: 26.2 ± 3.1 mm, range: 20.2–30.8 mm, 12.2 ± 4.2 g and 22 males: 26 ± 2.1 mm, range: 20.9–29.5 mm, 11.6 ± 3.2 g. Due to reduced animal availability, individuals were drawn from a slightly broader size range than medium-size individuals, resulting in unbalanced size class representation (small: n = 4, medium: n = 35, large: n = 1). In each of the four experimental tank quadrants one </w:t>
+      </w:r>
+      <w:r>
+        <w:t xml:space="preserve">structure </w:t>
+      </w:r>
+      <w:r>
+        <w:t xml:space="preserve">was placed, with similar </w:t>
+      </w:r>
+      <w:r>
+        <w:t xml:space="preserve">structure </w:t>
+      </w:r>
+      <w:r>
+        <w:t xml:space="preserve">types positioned opposite to one another. Each group of kōura was released at the centre of the tank and the following day, the final location of each kōura was documented. </w:t>
+      </w:r>
+      <w:commentRangeStart w:id="56"/>
+      <w:r>
+        <w:t xml:space="preserve">This experiment was repeated </w:t>
+      </w:r>
+      <w:commentRangeEnd w:id="56"/>
+      <w:r>
+        <w:rPr>
+          <w:rStyle w:val="CommentReference"/>
+          <w:sz w:val="22"/>
+          <w:szCs w:val="22"/>
+        </w:rPr>
+        <w:commentReference w:id="56"/>
+      </w:r>
+      <w:r>
+        <w:t xml:space="preserve">across </w:t>
+      </w:r>
+      <w:r>
+        <w:t xml:space="preserve">four temporal blocks using the same four groups of ten kōura, resulting in 16 group-trials in total (four groups × four blocks). </w:t>
+      </w:r>
+      <w:r>
+        <w:t>Structure placements and tank assignments were re-randomised between blocks, such that each group was housed in a different tank in each successive round</w:t>
+      </w:r>
+      <w:r>
+        <w:t>.</w:t>
+      </w:r>
+    </w:p>
+    <w:p>
+      <w:pPr>
+        <w:pStyle w:val="Heading2"/>
+      </w:pPr>
+      <w:bookmarkStart w:id="57" w:name="data-analysis"/>
+      <w:bookmarkEnd w:id="50"/>
+      <w:commentRangeStart w:id="58"/>
       <w:r>
         <w:t>Data analysis</w:t>
       </w:r>
-      <w:commentRangeStart w:id="24"/>
-      <w:commentRangeEnd w:id="24"/>
+      <w:commentRangeStart w:id="59"/>
+      <w:commentRangeEnd w:id="59"/>
       <w:r>
         <w:rPr>
           <w:rStyle w:val="CommentReference"/>
           <w:sz w:val="24"/>
           <w:szCs w:val="32"/>
         </w:rPr>
-        <w:commentReference w:id="24"/>
-      </w:r>
-    </w:p>
-    <w:p>
-      <w:r>
-        <w:t>(Experiment 1)</w:t>
+        <w:commentReference w:id="59"/>
+      </w:r>
+      <w:commentRangeEnd w:id="58"/>
+      <w:r>
+        <w:rPr>
+          <w:rStyle w:val="CommentReference"/>
+          <w:sz w:val="24"/>
+          <w:szCs w:val="32"/>
+        </w:rPr>
+        <w:commentReference w:id="58"/>
+      </w:r>
+    </w:p>
+    <w:p>
+      <w:r>
+        <w:t>Experiment 1</w:t>
+      </w:r>
+      <w:r>
+        <w:t>:</w:t>
       </w:r>
       <w:r>
         <w:t xml:space="preserve"> </w:t>
       </w:r>
-      <w:r>
-        <w:t xml:space="preserve">To test the difference between the four structure types selected by the single kōura, a multinomial goodness-of-fit test was performed using the XNomial package (Engels, 2014). TankWall was excluded from preference tests as it represents the absence of structure choice rather than a structure type preference. Additionally, pairwise likelihood-ratio G-tests with Bonferroni correction were used to identify which structure types differed significantly from each other. To test whether structure type use differed between sexes, Fisher’s exact test with simulated p-values (9999 replicates) was used due to </w:t>
-      </w:r>
-      <w:r>
-        <w:t>small, expected</w:t>
-      </w:r>
-      <w:r>
-        <w:t xml:space="preserve"> counts. A permutation-based symmetry test was applied to assess whether structure type transitions between </w:t>
-      </w:r>
-      <w:r>
-        <w:t>initial location</w:t>
-      </w:r>
-      <w:r>
-        <w:t xml:space="preserve"> and </w:t>
-      </w:r>
-      <w:r>
-        <w:t>next</w:t>
-      </w:r>
-      <w:r>
-        <w:t>-</w:t>
-      </w:r>
-      <w:r>
-        <w:t>day location</w:t>
-      </w:r>
-      <w:r>
-        <w:t xml:space="preserve"> were directional rather than random.</w:t>
-      </w:r>
-    </w:p>
-    <w:p>
-      <w:r>
-        <w:t xml:space="preserve">(Experiment </w:t>
-      </w:r>
-      <w:r>
-        <w:t>2</w:t>
-      </w:r>
-      <w:r>
-        <w:t>)</w:t>
+      <w:commentRangeStart w:id="60"/>
+      <w:commentRangeStart w:id="61"/>
+      <w:commentRangeStart w:id="62"/>
+      <w:r>
+        <w:t>To test the difference between the four structure types selected by the single kōura,</w:t>
+      </w:r>
+      <w:commentRangeEnd w:id="60"/>
+      <w:r>
+        <w:rPr>
+          <w:rStyle w:val="CommentReference"/>
+          <w:sz w:val="22"/>
+          <w:szCs w:val="22"/>
+        </w:rPr>
+        <w:commentReference w:id="60"/>
+      </w:r>
+      <w:commentRangeEnd w:id="61"/>
+      <w:r>
+        <w:rPr>
+          <w:rStyle w:val="CommentReference"/>
+          <w:sz w:val="22"/>
+          <w:szCs w:val="22"/>
+        </w:rPr>
+        <w:commentReference w:id="61"/>
+      </w:r>
+      <w:commentRangeEnd w:id="62"/>
+      <w:r>
+        <w:rPr>
+          <w:rStyle w:val="CommentReference"/>
+          <w:sz w:val="22"/>
+          <w:szCs w:val="22"/>
+        </w:rPr>
+        <w:commentReference w:id="62"/>
+      </w:r>
+      <w:r>
+        <w:t xml:space="preserve"> a multinomial goodness-of-fit test was performed using the XNomial package (Engels, 2014). </w:t>
+      </w:r>
+      <w:commentRangeStart w:id="63"/>
+      <w:commentRangeStart w:id="64"/>
+      <w:r>
+        <w:t>TankWall was excluded from preference tests as it represents the absence of structure choice rather than a structure type preference</w:t>
+      </w:r>
+      <w:commentRangeEnd w:id="63"/>
+      <w:r>
+        <w:rPr>
+          <w:rStyle w:val="CommentReference"/>
+          <w:sz w:val="22"/>
+          <w:szCs w:val="22"/>
+        </w:rPr>
+        <w:commentReference w:id="63"/>
+      </w:r>
+      <w:commentRangeEnd w:id="64"/>
+      <w:r>
+        <w:rPr>
+          <w:rStyle w:val="CommentReference"/>
+          <w:sz w:val="22"/>
+          <w:szCs w:val="22"/>
+        </w:rPr>
+        <w:commentReference w:id="64"/>
+      </w:r>
+      <w:r>
+        <w:t xml:space="preserve">. </w:t>
+      </w:r>
+      <w:commentRangeStart w:id="65"/>
+      <w:r>
+        <w:t>Additionally, pairwise likelihood-ratio G-tests with Bonferroni correction were used to identify which structure types differed significantly from each other.</w:t>
+      </w:r>
+      <w:commentRangeEnd w:id="65"/>
+      <w:r>
+        <w:rPr>
+          <w:rStyle w:val="CommentReference"/>
+          <w:sz w:val="22"/>
+          <w:szCs w:val="22"/>
+        </w:rPr>
+        <w:commentReference w:id="65"/>
       </w:r>
       <w:r>
         <w:t xml:space="preserve"> </w:t>
       </w:r>
       <w:r>
-        <w:t xml:space="preserve">To test whether overall structure preference existed at the group level, one-sample Wilcoxon signed-rank tests were applied to group-round proportions for each structure type, testing against a null expectation of 0.25 (equal distribution among four structure types). P-values were Bonferroni adjusted for multiple comparisons. Normal approximation was used due to ties arising </w:t>
-      </w:r>
-      <w:r>
-        <w:lastRenderedPageBreak/>
-        <w:t xml:space="preserve">from discrete group counts. Bayesian categorical mixed-effects models were used to test whether body size or sex affected structure preference across experiments 2, 3 and 4. The outcome is categorical and individual animals within group within round create a three-level nested random effect structure. Model convergence was assessed using the Gelman-Rubin diagnostic (all </w:t>
+        <w:t xml:space="preserve">Bayesian categorical mixed-effects models were used to test whether body size or sex affected structure preference across </w:t>
+      </w:r>
+      <w:r>
+        <w:t>all experiments</w:t>
+      </w:r>
+      <w:r>
+        <w:t>,</w:t>
+      </w:r>
+      <w:r>
+        <w:t xml:space="preserve"> </w:t>
+      </w:r>
+      <w:r>
+        <w:t>fitted using the brms package (Bürkner et al., 2025)</w:t>
+      </w:r>
+      <w:r>
+        <w:t xml:space="preserve">. </w:t>
+      </w:r>
+      <w:r>
+        <w:t xml:space="preserve">For </w:t>
+      </w:r>
+      <w:r>
+        <w:t>E</w:t>
+      </w:r>
+      <w:r>
+        <w:t xml:space="preserve">xperiments 1 and 2, where kōura chose among four structure types, a categorical family was used. For </w:t>
+      </w:r>
+      <w:r>
+        <w:t>E</w:t>
+      </w:r>
+      <w:r>
+        <w:t>xperiments 3 and 4, where only two structure types were directly compared, a Bernoulli family was used</w:t>
+      </w:r>
+      <w:r>
+        <w:t xml:space="preserve">. Model convergence was assessed using the Gelman-Rubin diagnostic (all </w:t>
       </w:r>
       <m:oMath>
         <m:acc>
@@ -857,46 +2062,177 @@
         </m:acc>
       </m:oMath>
       <w:r>
-        <w:t xml:space="preserve"> = 1.00) and divergent transition counts (all experiments: 0 divergences), confirming reliable posterior sampling (Gelman &amp; Rubin, 1992). To test whether size classes affected structure preference while accounting for repeated measurement of individuals and groups, a Bayesian categorical mixed-effects model was fitted using the brms package (Bürkner et al., 2025), with structure type as the outcome, size class as a fixed effect, and group identity, individual identity nested within group, and experimental round as random intercepts. The Stuart-Maxwell test was used to test for statistical differences between </w:t>
-      </w:r>
-      <w:r>
-        <w:t>initial and next</w:t>
-      </w:r>
-      <w:r>
-        <w:t>-</w:t>
-      </w:r>
-      <w:r>
-        <w:t>day location</w:t>
-      </w:r>
-      <w:commentRangeStart w:id="25"/>
-      <w:r>
-        <w:t>.</w:t>
-      </w:r>
-      <w:commentRangeEnd w:id="25"/>
+        <w:t xml:space="preserve"> = 1.00) and divergent transition counts (all experiments: 0 divergences), confirming reliable posterior sampling (Gelman &amp; Rubin, 1992). </w:t>
+      </w:r>
+      <w:r>
+        <w:t xml:space="preserve">To test whether structure type use differed between sexes, </w:t>
+      </w:r>
+      <w:r>
+        <w:t>a Bayesian categorical mixed-effects model was</w:t>
+      </w:r>
+      <w:r>
+        <w:t xml:space="preserve"> </w:t>
+      </w:r>
+      <w:r>
+        <w:t xml:space="preserve">fitted </w:t>
+      </w:r>
+      <w:commentRangeStart w:id="66"/>
+      <w:r>
+        <w:t>with structure type as the outcome, sex as a fixed effect</w:t>
+      </w:r>
+      <w:r>
+        <w:t xml:space="preserve"> and</w:t>
+      </w:r>
+      <w:r>
+        <w:t xml:space="preserve"> </w:t>
+      </w:r>
+      <w:r>
+        <w:t>tank</w:t>
+      </w:r>
+      <w:r>
+        <w:t xml:space="preserve"> </w:t>
+      </w:r>
+      <w:r>
+        <w:t>and experimental round as random intercept</w:t>
+      </w:r>
+      <w:commentRangeEnd w:id="66"/>
       <w:r>
         <w:rPr>
           <w:rStyle w:val="CommentReference"/>
           <w:sz w:val="22"/>
           <w:szCs w:val="22"/>
         </w:rPr>
-        <w:commentReference w:id="25"/>
-      </w:r>
-    </w:p>
-    <w:p>
-      <w:r>
-        <w:t xml:space="preserve">(Experiment </w:t>
-      </w:r>
-      <w:r>
-        <w:t>3</w:t>
-      </w:r>
-      <w:r>
-        <w:t>)</w:t>
+        <w:commentReference w:id="66"/>
+      </w:r>
+      <w:r>
+        <w:t>s</w:t>
+      </w:r>
+      <w:r>
+        <w:t xml:space="preserve">. A permutation-based symmetry test was applied to assess whether structure type transitions between </w:t>
+      </w:r>
+      <w:r>
+        <w:t>initial location</w:t>
+      </w:r>
+      <w:r>
+        <w:t xml:space="preserve"> and </w:t>
+      </w:r>
+      <w:r>
+        <w:t>next</w:t>
+      </w:r>
+      <w:r>
+        <w:t>-</w:t>
+      </w:r>
+      <w:r>
+        <w:t>day location</w:t>
+      </w:r>
+      <w:r>
+        <w:t xml:space="preserve"> were directional rather than random.</w:t>
+      </w:r>
+    </w:p>
+    <w:p>
+      <w:r>
+        <w:t>Experiment 2</w:t>
+      </w:r>
+      <w:r>
+        <w:t>:</w:t>
       </w:r>
       <w:r>
         <w:t xml:space="preserve"> </w:t>
       </w:r>
-      <w:r>
-        <w:t xml:space="preserve">To test the difference between FlatStone and WoodSplit the Wilcoxon signed-rank test was applied to group-round proportions for each structure type, testing against a null expectation of 0.5. P-values were Bonferroni adjusted. To test whether size classes affected structure preference while accounting for repeated measurement of individuals and groups, a Bayesian categorical mixed-effects model was fitted with size class as a fixed effect, following the same structure as described for experiment 2. The Stuart-Maxwell test was used to test for statistical differences between </w:t>
+      <w:commentRangeStart w:id="67"/>
+      <w:r>
+        <w:t>To test whether overall structure preference existed at the group level, one-sample Wilcoxon signed-rank tests were applied to group-round proportions for each structure type, testing against a null expectation of 0.25 (equal distribution among four structure types)</w:t>
+      </w:r>
+      <w:commentRangeEnd w:id="67"/>
+      <w:r>
+        <w:rPr>
+          <w:rStyle w:val="CommentReference"/>
+          <w:sz w:val="22"/>
+          <w:szCs w:val="22"/>
+        </w:rPr>
+        <w:commentReference w:id="67"/>
+      </w:r>
+      <w:r>
+        <w:t xml:space="preserve">. P-values were Bonferroni adjusted for multiple comparisons. Normal approximation was used due to ties arising from discrete group counts. To test whether size classes affected structure preference while accounting for repeated measurement of individuals and groups, </w:t>
+      </w:r>
+      <w:r>
+        <w:t>the</w:t>
+      </w:r>
+      <w:r>
+        <w:t xml:space="preserve"> Bayesian categorical mixed-effects model was fitted </w:t>
+      </w:r>
+      <w:commentRangeStart w:id="68"/>
+      <w:r>
+        <w:t xml:space="preserve">with structure type as the outcome, size class as a fixed effect, and group identity, individual identity nested within group, and </w:t>
+      </w:r>
+      <w:r>
+        <w:t xml:space="preserve">tank and </w:t>
+      </w:r>
+      <w:r>
+        <w:t>experimental round as random intercept</w:t>
+      </w:r>
+      <w:commentRangeEnd w:id="68"/>
+      <w:r>
+        <w:rPr>
+          <w:rStyle w:val="CommentReference"/>
+          <w:sz w:val="22"/>
+          <w:szCs w:val="22"/>
+        </w:rPr>
+        <w:commentReference w:id="68"/>
+      </w:r>
+      <w:r>
+        <w:t xml:space="preserve">s. The Stuart-Maxwell test was used to test for statistical differences between </w:t>
+      </w:r>
+      <w:r>
+        <w:t>initial and next</w:t>
+      </w:r>
+      <w:r>
+        <w:t>-</w:t>
+      </w:r>
+      <w:r>
+        <w:t>day location</w:t>
+      </w:r>
+      <w:commentRangeStart w:id="69"/>
+      <w:r>
+        <w:t>.</w:t>
+      </w:r>
+      <w:commentRangeEnd w:id="69"/>
+      <w:r>
+        <w:rPr>
+          <w:rStyle w:val="CommentReference"/>
+          <w:sz w:val="22"/>
+          <w:szCs w:val="22"/>
+        </w:rPr>
+        <w:commentReference w:id="69"/>
+      </w:r>
+    </w:p>
+    <w:p>
+      <w:r>
+        <w:t>Experiment 3</w:t>
+      </w:r>
+      <w:r>
+        <w:t>:</w:t>
+      </w:r>
+      <w:r>
+        <w:t xml:space="preserve"> </w:t>
+      </w:r>
+      <w:r>
+        <w:t xml:space="preserve">To test the difference between FlatStone and WoodSplit the Wilcoxon signed-rank test was applied to group-round proportions for each structure type, testing against a null expectation of 0.5. P-values were Bonferroni adjusted. To test whether size classes affected structure preference while accounting for repeated measurement of individuals and groups, a Bayesian </w:t>
+      </w:r>
+      <w:r>
+        <w:t xml:space="preserve">Bernoulli </w:t>
+      </w:r>
+      <w:r>
+        <w:t xml:space="preserve">mixed-effects model was fitted with size class as a fixed effect, </w:t>
+      </w:r>
+      <w:r>
+        <w:t>f</w:t>
+      </w:r>
+      <w:r>
+        <w:t>ollowing the same random effects structure as described for Experiment 2</w:t>
+      </w:r>
+      <w:r>
+        <w:t xml:space="preserve">. The Stuart-Maxwell test was used to test for statistical differences between </w:t>
       </w:r>
       <w:r>
         <w:t>initial and next-day location</w:t>
@@ -907,28 +2243,92 @@
     </w:p>
     <w:p>
       <w:r>
-        <w:t xml:space="preserve">(Experiment </w:t>
-      </w:r>
-      <w:r>
-        <w:t>4</w:t>
-      </w:r>
-      <w:r>
-        <w:t>)</w:t>
+        <w:t>Experiment 4</w:t>
+      </w:r>
+      <w:r>
+        <w:rPr>
+          <w:i/>
+          <w:iCs/>
+        </w:rPr>
+        <w:t>:</w:t>
       </w:r>
       <w:r>
         <w:t xml:space="preserve"> </w:t>
       </w:r>
       <w:r>
-        <w:t>To test whether kōura showed a preference between BrickConcrete and BrickWood, the Wilcoxon signed-rank test was applied to group-round proportions for each brick type, testing against a null expectation of 0.5 and p-values were Bonferroni adjusted. A paired Wilcoxon signed-rank test was used to directly compare group-round proportions between BrickConcrete and BrickWood. As size class was unbalanced, the effect of sex on brick preference was tested using a similar Bayesian categorical mixed-effects model with sex as a fixed effect, following the same structure as described for experiment 2. Finally, as only next-day locations were recorded in this experiment, no directional shift analysis was performed.</w:t>
+        <w:t xml:space="preserve">To test whether kōura showed a preference between </w:t>
+      </w:r>
+      <w:r>
+        <w:t>Concrete</w:t>
+      </w:r>
+      <w:r>
+        <w:t xml:space="preserve">Brick and </w:t>
+      </w:r>
+      <w:r>
+        <w:t>Wood</w:t>
+      </w:r>
+      <w:r>
+        <w:t>Block</w:t>
+      </w:r>
+      <w:r>
+        <w:t xml:space="preserve">, the Wilcoxon signed-rank test was applied to group-round proportions for each </w:t>
+      </w:r>
+      <w:r>
+        <w:t xml:space="preserve">habitat </w:t>
+      </w:r>
+      <w:r>
+        <w:t xml:space="preserve">type, testing against a null expectation of 0.5 and p-values were Bonferroni adjusted. A paired Wilcoxon signed-rank test was used to directly compare group-round proportions between </w:t>
+      </w:r>
+      <w:r>
+        <w:t>Concrete</w:t>
+      </w:r>
+      <w:r>
+        <w:t xml:space="preserve">Brick and </w:t>
+      </w:r>
+      <w:r>
+        <w:t>Wood</w:t>
+      </w:r>
+      <w:r>
+        <w:t>B</w:t>
+      </w:r>
+      <w:r>
+        <w:t>lock</w:t>
+      </w:r>
+      <w:r>
+        <w:t xml:space="preserve">. As size class was unbalanced, the effect of sex on </w:t>
+      </w:r>
+      <w:r>
+        <w:t xml:space="preserve">structure </w:t>
+      </w:r>
+      <w:r>
+        <w:t xml:space="preserve">preference was tested using a Bayesian </w:t>
+      </w:r>
+      <w:r>
+        <w:t xml:space="preserve">Bernoulli </w:t>
+      </w:r>
+      <w:r>
+        <w:t xml:space="preserve">mixed-effects model with sex as a fixed effect, </w:t>
+      </w:r>
+      <w:r>
+        <w:t>f</w:t>
+      </w:r>
+      <w:r>
+        <w:t>ollowing the same random effects structure as described for Experiment 2</w:t>
+      </w:r>
+      <w:r>
+        <w:t xml:space="preserve">. </w:t>
+      </w:r>
+      <w:r>
+        <w:t>Finally, as only next-day locations were recorded in this experiment, no directional shift analysis was performed.</w:t>
       </w:r>
     </w:p>
     <w:p>
       <w:pPr>
         <w:pStyle w:val="Heading1"/>
       </w:pPr>
-      <w:bookmarkStart w:id="26" w:name="results"/>
-      <w:bookmarkEnd w:id="11"/>
-      <w:bookmarkEnd w:id="23"/>
+      <w:bookmarkStart w:id="70" w:name="results"/>
+      <w:bookmarkEnd w:id="20"/>
+      <w:bookmarkEnd w:id="57"/>
       <w:r>
         <w:t>Results</w:t>
       </w:r>
@@ -937,9 +2337,24 @@
       <w:pPr>
         <w:pStyle w:val="Heading2"/>
       </w:pPr>
-      <w:bookmarkStart w:id="27" w:name="exp-1-single-kōura-1"/>
-      <w:r>
-        <w:t>Exp 1: Single kōura</w:t>
+      <w:bookmarkStart w:id="71" w:name="exp-1-single-kōura-1"/>
+      <w:r>
+        <w:t>Exp</w:t>
+      </w:r>
+      <w:r>
+        <w:t xml:space="preserve">eriment </w:t>
+      </w:r>
+      <w:r>
+        <w:t xml:space="preserve">1: </w:t>
+      </w:r>
+      <w:r>
+        <w:t>Individual</w:t>
+      </w:r>
+      <w:r>
+        <w:t xml:space="preserve"> </w:t>
+      </w:r>
+      <w:r>
+        <w:t>preference</w:t>
       </w:r>
     </w:p>
     <w:p>
@@ -966,17 +2381,66 @@
       <w:r>
         <w:t xml:space="preserve"> = &lt;0.001; </w:t>
       </w:r>
-      <w:hyperlink w:anchor="fig-exp1-ms" w:history="1">
-        <w:r>
-          <w:t>Figure 2</w:t>
-        </w:r>
-      </w:hyperlink>
-      <w:r>
-        <w:t xml:space="preserve">). No significant differences were found among the stone structure types. Overall, WoodLog was selected by 67% of kōura at L1 (males: 80%; </w:t>
-      </w:r>
-      <w:r>
-        <w:lastRenderedPageBreak/>
-        <w:t xml:space="preserve">females: 53%), and no kōura were found at TankWall. Structure preference did not differ significantly between sexes (Fisher’s exact test: </w:t>
+      <w:r>
+        <w:t>Figure 2</w:t>
+      </w:r>
+      <w:r>
+        <w:t xml:space="preserve">). No significant differences were found among the stone structure types. Overall, WoodLog was selected by 67% of kōura at L1 (males: 80%; females: 53%), and </w:t>
+      </w:r>
+      <w:commentRangeStart w:id="72"/>
+      <w:r>
+        <w:t>no kōura were found at TankWall.</w:t>
+      </w:r>
+      <w:commentRangeEnd w:id="72"/>
+      <w:r>
+        <w:rPr>
+          <w:rStyle w:val="CommentReference"/>
+          <w:sz w:val="22"/>
+          <w:szCs w:val="22"/>
+        </w:rPr>
+        <w:commentReference w:id="72"/>
+      </w:r>
+      <w:r>
+        <w:t xml:space="preserve"> </w:t>
+      </w:r>
+      <w:r>
+        <w:t xml:space="preserve">Sex had no credible effect on structure preference </w:t>
+      </w:r>
+      <w:r>
+        <w:t>(</w:t>
+      </w:r>
+      <w:r>
+        <w:t>β = 3.32, 95% CI: -1.09 to 9.3; posterior probability = 0.92</w:t>
+      </w:r>
+      <w:r>
+        <w:t xml:space="preserve">) </w:t>
+      </w:r>
+      <w:r>
+        <w:t>with credible intervals spanning zero for all structure types.</w:t>
+      </w:r>
+      <w:r>
+        <w:t xml:space="preserve"> </w:t>
+      </w:r>
+      <w:r>
+        <w:t xml:space="preserve">The symmetry test indicated that structure type use shifted between </w:t>
+      </w:r>
+      <w:r>
+        <w:t xml:space="preserve">initial </w:t>
+      </w:r>
+      <w:r>
+        <w:t xml:space="preserve">and </w:t>
+      </w:r>
+      <w:r>
+        <w:t>next-day</w:t>
+      </w:r>
+      <w:r>
+        <w:t xml:space="preserve"> </w:t>
+      </w:r>
+      <w:r>
+        <w:t xml:space="preserve">location </w:t>
+      </w:r>
+      <w:r>
+        <w:t>(</w:t>
       </w:r>
       <w:r>
         <w:rPr>
@@ -986,52 +2450,39 @@
         <w:t>p</w:t>
       </w:r>
       <w:r>
-        <w:t xml:space="preserve"> = 0.458). The symmetry test indicated that structure type use shifted between </w:t>
-      </w:r>
-      <w:r>
-        <w:t xml:space="preserve">initial </w:t>
-      </w:r>
-      <w:r>
-        <w:t xml:space="preserve">and </w:t>
-      </w:r>
-      <w:r>
-        <w:t>next-day</w:t>
-      </w:r>
-      <w:r>
-        <w:t xml:space="preserve"> </w:t>
-      </w:r>
-      <w:r>
-        <w:t xml:space="preserve">location </w:t>
-      </w:r>
-      <w:r>
-        <w:t>(</w:t>
-      </w:r>
-      <w:r>
-        <w:rPr>
-          <w:i/>
-          <w:iCs/>
-        </w:rPr>
-        <w:t>p</w:t>
-      </w:r>
-      <w:r>
-        <w:t xml:space="preserve"> = &lt;0.001), suggesting kōura actively relocated to preferred structure types overnight rather than remaining at their initial location. The GoPro footage showed kōura emerging, walking and climbing on the structures after sunset.</w:t>
+        <w:t xml:space="preserve"> = &lt;0.001), suggesting kōura actively relocated to preferred structure types overnight rather than remaining at their initial location. The</w:t>
+      </w:r>
+      <w:r>
+        <w:t xml:space="preserve"> video</w:t>
+      </w:r>
+      <w:r>
+        <w:t xml:space="preserve"> footage showed kōura emerging, walking and climbing on the structures after sunset.</w:t>
       </w:r>
     </w:p>
     <w:p>
       <w:pPr>
         <w:pStyle w:val="Heading2"/>
       </w:pPr>
-      <w:bookmarkStart w:id="28" w:name="exp-2-group-kōura-1"/>
-      <w:bookmarkEnd w:id="27"/>
-      <w:r>
-        <w:t>Exp 2: Group kōura</w:t>
+      <w:bookmarkStart w:id="73" w:name="exp-2-group-kōura-1"/>
+      <w:bookmarkEnd w:id="71"/>
+      <w:r>
+        <w:t>Exp</w:t>
+      </w:r>
+      <w:r>
+        <w:t>eriment</w:t>
+      </w:r>
+      <w:r>
+        <w:t xml:space="preserve"> 2: </w:t>
+      </w:r>
+      <w:r>
+        <w:t>Group dynamics</w:t>
       </w:r>
     </w:p>
     <w:p>
       <w:r>
         <w:t>When housed in mixed-size groups, kōura showed a significant overall preference for stone-based structures (</w:t>
       </w:r>
-      <w:hyperlink w:anchor="fig-exp2-ms">
+      <w:hyperlink w:anchor="fig-exp2-ms" w:history="1">
         <w:r>
           <w:t>Figure 3</w:t>
         </w:r>
@@ -1093,7 +2544,23 @@
         <w:t>p</w:t>
       </w:r>
       <w:r>
-        <w:t xml:space="preserve"> = 0.117). No kōura were found at TankWall, indicating active structure selection across the group. Size classes had limited but credible effect on structure preference. Medium sized kōura showed a weaker preference for FlatStone over SingleStone compared to small kōura (β = -1.75, 95% CI: -3.66 to -0.09; posterior probability = 0.98), while no other size class effect was credible. Overall, FlatStone remained the most selected structure type across all size classes, but its strength of preference declined from small (posterior probability of top choice = 85%) to medium (53%), and with large kōura showing similar preference between FlatStone and StonePile (41% vs 38%). Structure type use shifted directionally between </w:t>
+        <w:t xml:space="preserve"> = 0.117). No kōura were found at </w:t>
+      </w:r>
+      <w:commentRangeStart w:id="74"/>
+      <w:r>
+        <w:t>TankWall</w:t>
+      </w:r>
+      <w:commentRangeEnd w:id="74"/>
+      <w:r>
+        <w:rPr>
+          <w:rStyle w:val="CommentReference"/>
+          <w:sz w:val="22"/>
+          <w:szCs w:val="22"/>
+        </w:rPr>
+        <w:commentReference w:id="74"/>
+      </w:r>
+      <w:r>
+        <w:t xml:space="preserve">, indicating active structure selection across the group. Size classes had limited but credible effect on structure preference. Medium sized kōura showed a weaker preference for FlatStone over SingleStone compared to small kōura (β = -1.75, 95% CI: -3.66 to -0.09; posterior probability = 0.98), while no other size class effect was credible. Overall, FlatStone remained the most selected structure type across all size classes, but its strength of preference declined from small (posterior probability of top choice = 85%) to medium (53%), and with large kōura showing similar preference between FlatStone and StonePile (41% vs 38%). Structure type use shifted directionally between </w:t>
       </w:r>
       <w:r>
         <w:t>initial</w:t>
@@ -1122,10 +2589,16 @@
       <w:pPr>
         <w:pStyle w:val="Heading2"/>
       </w:pPr>
-      <w:bookmarkStart w:id="29" w:name="exp-3-wood-vs-stone-1"/>
-      <w:bookmarkEnd w:id="28"/>
-      <w:r>
-        <w:t>Exp 3: Wood vs Stone</w:t>
+      <w:bookmarkStart w:id="75" w:name="exp-3-wood-vs-stone-1"/>
+      <w:bookmarkEnd w:id="73"/>
+      <w:r>
+        <w:t>Exp</w:t>
+      </w:r>
+      <w:r>
+        <w:t>eriment</w:t>
+      </w:r>
+      <w:r>
+        <w:t xml:space="preserve"> 3: Wood vs Stone</w:t>
       </w:r>
     </w:p>
     <w:p>
@@ -1158,7 +2631,11 @@
         <w:t>p</w:t>
       </w:r>
       <w:r>
-        <w:t xml:space="preserve"> = 0.004). Only </w:t>
+        <w:t xml:space="preserve"> = 0.004). </w:t>
+      </w:r>
+      <w:commentRangeStart w:id="76"/>
+      <w:r>
+        <w:t xml:space="preserve">Only </w:t>
       </w:r>
       <w:r>
         <w:t xml:space="preserve">one </w:t>
@@ -1170,7 +2647,25 @@
         <w:t>was</w:t>
       </w:r>
       <w:r>
-        <w:t xml:space="preserve"> found at TankWall. The Bayesian model indicated that preference for FlatStone strengthened with body size, with the posterior probability of FlatStone being the top-ranked structure increasing from small (62%) to medium (78%), to large kōura (96%). Large kōura showed a particularly strong and credible preference for FlatStone over WoodSplit (β = -2.4, 95% CI: -4.39 to -0.8; posterior probability = &gt; 0.99), while medium kōura did not differ from small kōura. Structure type use shifted directionally between </w:t>
+        <w:t xml:space="preserve"> found at TankWall.</w:t>
+      </w:r>
+      <w:commentRangeEnd w:id="76"/>
+      <w:r>
+        <w:rPr>
+          <w:rStyle w:val="CommentReference"/>
+          <w:sz w:val="22"/>
+          <w:szCs w:val="22"/>
+        </w:rPr>
+        <w:commentReference w:id="76"/>
+      </w:r>
+      <w:r>
+        <w:t xml:space="preserve"> The Bayesian model indicated that preference for FlatStone strengthened with body size, with the posterior probability of FlatStone being the top-ranked structure increasing from small (62%) to medium (78%), to large kōura (96%). Large kōura showed a particularly strong and credible preference for FlatStone over WoodSplit </w:t>
+      </w:r>
+      <w:r>
+        <w:t>(β = -2.55, 95% CI: -4.7 to -0.9; posterior probability = &gt; 0.99)</w:t>
+      </w:r>
+      <w:r>
+        <w:t xml:space="preserve">, while medium kōura did not differ from small kōura. Structure type use shifted directionally between </w:t>
       </w:r>
       <w:r>
         <w:t>initial</w:t>
@@ -1199,15 +2694,48 @@
       <w:pPr>
         <w:pStyle w:val="Heading2"/>
       </w:pPr>
-      <w:bookmarkStart w:id="30" w:name="exp-4-bricks-1"/>
-      <w:bookmarkEnd w:id="29"/>
-      <w:r>
-        <w:t>Exp 4: Bricks</w:t>
-      </w:r>
-    </w:p>
-    <w:p>
-      <w:r>
-        <w:t>Kōura used both brick types, showing no significant preference between BrickConcrete and BrickWood (</w:t>
+      <w:bookmarkStart w:id="77" w:name="exp-4-bricks-1"/>
+      <w:bookmarkEnd w:id="75"/>
+      <w:r>
+        <w:t>Exp</w:t>
+      </w:r>
+      <w:r>
+        <w:t>eriment</w:t>
+      </w:r>
+      <w:r>
+        <w:t xml:space="preserve"> 4:</w:t>
+      </w:r>
+      <w:r>
+        <w:t xml:space="preserve"> </w:t>
+      </w:r>
+      <w:r>
+        <w:t>Material comparison</w:t>
+      </w:r>
+    </w:p>
+    <w:p>
+      <w:r>
+        <w:t xml:space="preserve">Kōura used both </w:t>
+      </w:r>
+      <w:r>
+        <w:t xml:space="preserve">structure </w:t>
+      </w:r>
+      <w:r>
+        <w:t xml:space="preserve">types, showing no significant preference between </w:t>
+      </w:r>
+      <w:r>
+        <w:t>Concrete</w:t>
+      </w:r>
+      <w:r>
+        <w:t xml:space="preserve">Brick and </w:t>
+      </w:r>
+      <w:r>
+        <w:t>Wood</w:t>
+      </w:r>
+      <w:r>
+        <w:t>Block</w:t>
+      </w:r>
+      <w:r>
+        <w:t xml:space="preserve"> (</w:t>
       </w:r>
       <w:r>
         <w:rPr>
@@ -1219,17 +2747,17 @@
       <w:r>
         <w:t xml:space="preserve"> = 0.137; </w:t>
       </w:r>
-      <w:hyperlink w:anchor="fig-exp4-ms">
-        <w:r>
-          <w:t>Figure 5</w:t>
-        </w:r>
-      </w:hyperlink>
+      <w:r>
+        <w:t>Figure 5</w:t>
+      </w:r>
       <w:r>
         <w:t xml:space="preserve">), with mean group proportions of 47% and 53% respectively. Neither </w:t>
       </w:r>
       <w:r>
-        <w:lastRenderedPageBreak/>
-        <w:t>brick type differed significantly from equal distribution (</w:t>
+        <w:t xml:space="preserve">structure </w:t>
+      </w:r>
+      <w:r>
+        <w:t>type differed significantly from equal distribution (</w:t>
       </w:r>
       <w:r>
         <w:rPr>
@@ -1239,37 +2767,128 @@
         <w:t>p</w:t>
       </w:r>
       <w:r>
-        <w:t xml:space="preserve"> = 0.273). 9% of kōura were found at TankWall, which is higher than in any previous experiment. Sex had no credible effect on preference between brick types (β = -0.18, 95% CI: -1.29 to 0.85; posterior probability = 0.64), indicating that concrete and wooden perforated brick structures of identical dimensions were both suitable refuge for male and female kōura.</w:t>
+        <w:t xml:space="preserve"> = 0.273). </w:t>
+      </w:r>
+      <w:commentRangeStart w:id="78"/>
+      <w:commentRangeStart w:id="79"/>
+      <w:r>
+        <w:t>9% of kōura were found at TankWall, which is higher than in any previous experiment</w:t>
+      </w:r>
+      <w:commentRangeEnd w:id="78"/>
+      <w:r>
+        <w:rPr>
+          <w:rStyle w:val="CommentReference"/>
+          <w:sz w:val="22"/>
+          <w:szCs w:val="22"/>
+        </w:rPr>
+        <w:commentReference w:id="78"/>
+      </w:r>
+      <w:commentRangeEnd w:id="79"/>
+      <w:r>
+        <w:rPr>
+          <w:rStyle w:val="CommentReference"/>
+          <w:sz w:val="22"/>
+          <w:szCs w:val="22"/>
+        </w:rPr>
+        <w:commentReference w:id="79"/>
+      </w:r>
+      <w:r>
+        <w:t xml:space="preserve">, likely reflecting the smaller total structure </w:t>
+      </w:r>
+      <w:r>
+        <w:t>size</w:t>
+      </w:r>
+      <w:r>
+        <w:t xml:space="preserve"> in this experiment rather than active structure avoidance</w:t>
+      </w:r>
+      <w:r>
+        <w:t xml:space="preserve">. Sex had no credible effect on preference between </w:t>
+      </w:r>
+      <w:r>
+        <w:t xml:space="preserve">structure </w:t>
+      </w:r>
+      <w:r>
+        <w:t xml:space="preserve">types </w:t>
+      </w:r>
+      <w:r>
+        <w:t>(β = -0.18, 95% CI: -1.24 to 0.84; posterior probability</w:t>
+      </w:r>
+      <w:r>
+        <w:t xml:space="preserve"> </w:t>
+      </w:r>
+      <w:r>
+        <w:t>= 0.65)</w:t>
+      </w:r>
+      <w:r>
+        <w:t xml:space="preserve">, indicating that </w:t>
+      </w:r>
+      <w:r>
+        <w:t xml:space="preserve">both </w:t>
+      </w:r>
+      <w:r>
+        <w:t xml:space="preserve">structures were </w:t>
+      </w:r>
+      <w:r>
+        <w:t xml:space="preserve">equally </w:t>
+      </w:r>
+      <w:r>
+        <w:t>suitable refuge for male and female kōura.</w:t>
       </w:r>
     </w:p>
     <w:p>
       <w:pPr>
         <w:pStyle w:val="Heading1"/>
       </w:pPr>
-      <w:bookmarkStart w:id="31" w:name="discussion"/>
-      <w:bookmarkEnd w:id="26"/>
-      <w:bookmarkEnd w:id="30"/>
-      <w:commentRangeStart w:id="32"/>
+      <w:bookmarkStart w:id="80" w:name="discussion"/>
+      <w:bookmarkEnd w:id="70"/>
+      <w:bookmarkEnd w:id="77"/>
+      <w:commentRangeStart w:id="81"/>
       <w:r>
         <w:t>Discussion</w:t>
       </w:r>
-      <w:commentRangeEnd w:id="32"/>
+      <w:commentRangeEnd w:id="81"/>
       <w:r>
         <w:rPr>
           <w:rStyle w:val="CommentReference"/>
           <w:sz w:val="32"/>
           <w:szCs w:val="40"/>
         </w:rPr>
-        <w:commentReference w:id="32"/>
+        <w:commentReference w:id="81"/>
       </w:r>
     </w:p>
     <w:p>
       <w:pPr>
         <w:pStyle w:val="Heading2"/>
       </w:pPr>
-      <w:bookmarkStart w:id="33" w:name="structure-matters-more-than-material"/>
-      <w:r>
-        <w:t>Structure matters more than material</w:t>
+      <w:bookmarkStart w:id="82" w:name="structure-matters-more-than-material"/>
+      <w:commentRangeStart w:id="83"/>
+      <w:commentRangeStart w:id="84"/>
+      <w:r>
+        <w:t>Does s</w:t>
+      </w:r>
+      <w:r>
+        <w:t>tructure matter more than material</w:t>
+      </w:r>
+      <w:r>
+        <w:t>?</w:t>
+      </w:r>
+      <w:commentRangeEnd w:id="83"/>
+      <w:r>
+        <w:rPr>
+          <w:rStyle w:val="CommentReference"/>
+          <w:sz w:val="24"/>
+          <w:szCs w:val="32"/>
+        </w:rPr>
+        <w:commentReference w:id="83"/>
+      </w:r>
+      <w:commentRangeEnd w:id="84"/>
+      <w:r>
+        <w:rPr>
+          <w:rStyle w:val="CommentReference"/>
+          <w:sz w:val="24"/>
+          <w:szCs w:val="32"/>
+        </w:rPr>
+        <w:commentReference w:id="84"/>
       </w:r>
     </w:p>
     <w:p>
@@ -1277,7 +2896,13 @@
         <w:t xml:space="preserve">The </w:t>
       </w:r>
       <w:r>
-        <w:t xml:space="preserve">consistent finding across all experiments that structural stability and crevice complexity determined preference, </w:t>
+        <w:t xml:space="preserve">consistent finding across all experiments that structural stability and </w:t>
+      </w:r>
+      <w:r>
+        <w:t xml:space="preserve">cavities </w:t>
+      </w:r>
+      <w:r>
+        <w:t xml:space="preserve">complexity determined preference, </w:t>
       </w:r>
       <w:r>
         <w:t>regardless of whe</w:t>
@@ -1300,164 +2925,323 @@
       <w:r>
         <w:t xml:space="preserve"> size</w:t>
       </w:r>
-      <w:r>
-        <w:t xml:space="preserve">, </w:t>
-      </w:r>
-      <w:r>
-        <w:t>suggests that kōura</w:t>
-      </w:r>
+      <w:commentRangeStart w:id="85"/>
       <w:r>
         <w:t>,</w:t>
       </w:r>
-      <w:r>
-        <w:t xml:space="preserve"> </w:t>
-      </w:r>
-      <w:r>
-        <w:t xml:space="preserve">like </w:t>
-      </w:r>
-      <w:r>
-        <w:t>many refuge</w:t>
-      </w:r>
-      <w:r>
-        <w:t>-</w:t>
-      </w:r>
-      <w:r>
-        <w:t xml:space="preserve">dependent </w:t>
-      </w:r>
-      <w:r>
-        <w:t>crustaceans</w:t>
-      </w:r>
-      <w:r>
-        <w:t xml:space="preserve">, are </w:t>
-      </w:r>
-      <w:r>
-        <w:t>primarily</w:t>
-      </w:r>
-      <w:r>
-        <w:t xml:space="preserve"> </w:t>
-      </w:r>
-      <w:r>
-        <w:t xml:space="preserve">selecting for physical </w:t>
-      </w:r>
-      <w:r>
-        <w:t xml:space="preserve">shelter quality rather than material familiarity. </w:t>
-      </w:r>
-      <w:r>
-        <w:t xml:space="preserve">When hole dimensions were </w:t>
-      </w:r>
-      <w:r>
-        <w:t>held constant between concrete and wooden perforated bri</w:t>
-      </w:r>
-      <w:r>
-        <w:t>c</w:t>
-      </w:r>
-      <w:r>
-        <w:t>k structures,</w:t>
-      </w:r>
-      <w:commentRangeStart w:id="34"/>
-      <w:r>
-        <w:t xml:space="preserve"> </w:t>
-      </w:r>
-      <w:commentRangeEnd w:id="34"/>
+      <w:commentRangeEnd w:id="85"/>
       <w:r>
         <w:rPr>
           <w:rStyle w:val="CommentReference"/>
           <w:sz w:val="22"/>
           <w:szCs w:val="22"/>
         </w:rPr>
-        <w:commentReference w:id="34"/>
-      </w:r>
-      <w:r>
-        <w:t xml:space="preserve">no preference for </w:t>
-      </w:r>
-      <w:r>
-        <w:t xml:space="preserve">either </w:t>
-      </w:r>
-      <w:r>
-        <w:t>material was detected</w:t>
-      </w:r>
-      <w:r>
-        <w:t>, demonstrating that material</w:t>
-      </w:r>
-      <w:r>
-        <w:t xml:space="preserve"> composition alone does not dr</w:t>
-      </w:r>
-      <w:r>
-        <w:t>i</w:t>
-      </w:r>
-      <w:r>
-        <w:t xml:space="preserve">ve refuge selection when structure is equivalent. </w:t>
-      </w:r>
-      <w:r>
-        <w:t xml:space="preserve">This changes when </w:t>
-      </w:r>
-      <w:r>
-        <w:t xml:space="preserve">material itself affected </w:t>
-      </w:r>
-      <w:r>
-        <w:t xml:space="preserve">structural properties, like when flat-laid stones were compared </w:t>
-      </w:r>
-      <w:r>
-        <w:t>directly against</w:t>
-      </w:r>
-      <w:r>
-        <w:t xml:space="preserve"> similar</w:t>
-      </w:r>
-      <w:r>
-        <w:t xml:space="preserve"> sized split</w:t>
-      </w:r>
-      <w:r>
-        <w:t xml:space="preserve"> wood pieces, kōura </w:t>
-      </w:r>
-      <w:r>
-        <w:t>showed a preference for stone</w:t>
-      </w:r>
-      <w:r>
-        <w:t xml:space="preserve">. </w:t>
-      </w:r>
-      <w:r>
-        <w:t xml:space="preserve">The </w:t>
-      </w:r>
-      <w:r>
-        <w:t xml:space="preserve">wood </w:t>
-      </w:r>
-      <w:r>
-        <w:t>splits</w:t>
-      </w:r>
-      <w:r>
-        <w:t>, being less dense than stone</w:t>
+        <w:commentReference w:id="85"/>
+      </w:r>
+      <w:r>
+        <w:t xml:space="preserve"> </w:t>
+      </w:r>
+      <w:r>
+        <w:t>suggests that kōura</w:t>
       </w:r>
       <w:r>
         <w:t>,</w:t>
       </w:r>
       <w:r>
-        <w:t xml:space="preserve"> sank but created less structurally stable refuge places in the sandy substrate than the </w:t>
-      </w:r>
-      <w:r>
-        <w:t>s</w:t>
-      </w:r>
-      <w:r>
-        <w:t>tone</w:t>
-      </w:r>
-      <w:commentRangeStart w:id="35"/>
-      <w:r>
-        <w:t>s</w:t>
-      </w:r>
-      <w:commentRangeEnd w:id="35"/>
+        <w:t xml:space="preserve"> </w:t>
+      </w:r>
+      <w:r>
+        <w:t xml:space="preserve">like </w:t>
+      </w:r>
+      <w:r>
+        <w:t>many</w:t>
+      </w:r>
+      <w:commentRangeStart w:id="86"/>
+      <w:r>
+        <w:t xml:space="preserve"> refuge</w:t>
+      </w:r>
+      <w:r>
+        <w:t>-</w:t>
+      </w:r>
+      <w:r>
+        <w:t xml:space="preserve">dependent </w:t>
+      </w:r>
+      <w:r>
+        <w:t>crustacean</w:t>
+      </w:r>
+      <w:commentRangeEnd w:id="86"/>
       <w:r>
         <w:rPr>
           <w:rStyle w:val="CommentReference"/>
           <w:sz w:val="22"/>
           <w:szCs w:val="22"/>
         </w:rPr>
-        <w:commentReference w:id="35"/>
+        <w:commentReference w:id="86"/>
+      </w:r>
+      <w:r>
+        <w:t>s</w:t>
+      </w:r>
+      <w:r>
+        <w:t xml:space="preserve"> </w:t>
+      </w:r>
+      <w:r>
+        <w:t>(Zimmer-Faust &amp; Spanier</w:t>
+      </w:r>
+      <w:r>
+        <w:t>,</w:t>
+      </w:r>
+      <w:r>
+        <w:t xml:space="preserve"> 1987</w:t>
+      </w:r>
+      <w:r>
+        <w:t>; Beck</w:t>
+      </w:r>
+      <w:r>
+        <w:t>,</w:t>
+      </w:r>
+      <w:r>
+        <w:t xml:space="preserve"> </w:t>
+      </w:r>
+      <w:r>
+        <w:t xml:space="preserve">1995; </w:t>
+      </w:r>
+      <w:r>
+        <w:t xml:space="preserve">Streissl &amp; Hödl, 2002; </w:t>
+      </w:r>
+      <w:r>
+        <w:t>Pirtle</w:t>
+      </w:r>
+      <w:r>
+        <w:t xml:space="preserve"> et al., </w:t>
+      </w:r>
+      <w:r>
+        <w:t>2012</w:t>
+      </w:r>
+      <w:r>
+        <w:t>)</w:t>
+      </w:r>
+      <w:r>
+        <w:t xml:space="preserve">, are </w:t>
+      </w:r>
+      <w:r>
+        <w:t>primarily</w:t>
+      </w:r>
+      <w:r>
+        <w:t xml:space="preserve"> </w:t>
+      </w:r>
+      <w:r>
+        <w:t xml:space="preserve">selecting for physical </w:t>
+      </w:r>
+      <w:r>
+        <w:t xml:space="preserve">shelter quality rather than material familiarity. </w:t>
+      </w:r>
+      <w:r>
+        <w:t xml:space="preserve">When hole dimensions were </w:t>
+      </w:r>
+      <w:r>
+        <w:t>held constant between concrete and wooden perforated structures,</w:t>
+      </w:r>
+      <w:commentRangeStart w:id="87"/>
+      <w:r>
+        <w:t xml:space="preserve"> </w:t>
+      </w:r>
+      <w:commentRangeEnd w:id="87"/>
+      <w:r>
+        <w:rPr>
+          <w:rStyle w:val="CommentReference"/>
+          <w:sz w:val="22"/>
+          <w:szCs w:val="22"/>
+        </w:rPr>
+        <w:commentReference w:id="87"/>
+      </w:r>
+      <w:r>
+        <w:t xml:space="preserve">no preference for </w:t>
+      </w:r>
+      <w:r>
+        <w:t xml:space="preserve">either </w:t>
+      </w:r>
+      <w:r>
+        <w:t>material was detected</w:t>
+      </w:r>
+      <w:r>
+        <w:t>, demonstrating that material</w:t>
+      </w:r>
+      <w:r>
+        <w:t xml:space="preserve"> composition alone</w:t>
+      </w:r>
+      <w:r>
+        <w:t xml:space="preserve"> </w:t>
+      </w:r>
+      <w:commentRangeStart w:id="88"/>
+      <w:r>
+        <w:t xml:space="preserve">may </w:t>
+      </w:r>
+      <w:commentRangeEnd w:id="88"/>
+      <w:r>
+        <w:rPr>
+          <w:rStyle w:val="CommentReference"/>
+          <w:sz w:val="22"/>
+          <w:szCs w:val="22"/>
+        </w:rPr>
+        <w:commentReference w:id="88"/>
+      </w:r>
+      <w:r>
+        <w:t>not dr</w:t>
+      </w:r>
+      <w:r>
+        <w:t>i</w:t>
+      </w:r>
+      <w:r>
+        <w:t xml:space="preserve">ve refuge selection when structure is equivalent. </w:t>
+      </w:r>
+      <w:r>
+        <w:t>Neither structure type was conditioned prior to experiments</w:t>
+      </w:r>
+      <w:r>
+        <w:t xml:space="preserve">, meaning biofilm colonisation that occurs in natural lake environments was </w:t>
+      </w:r>
+      <w:r>
+        <w:t>absent</w:t>
+      </w:r>
+      <w:r>
+        <w:t xml:space="preserve">. As stone and wood develop </w:t>
+      </w:r>
+      <w:r>
+        <w:t>different</w:t>
+      </w:r>
+      <w:r>
+        <w:t xml:space="preserve"> biofilm </w:t>
+      </w:r>
+      <w:r>
+        <w:t xml:space="preserve">communities </w:t>
+      </w:r>
+      <w:r>
+        <w:t>(Tank &amp; Winterbourn, 1996)</w:t>
       </w:r>
       <w:r>
         <w:t xml:space="preserve">, </w:t>
       </w:r>
       <w:r>
+        <w:t xml:space="preserve">material preference in </w:t>
+      </w:r>
+      <w:r>
+        <w:t xml:space="preserve">field settings could </w:t>
+      </w:r>
+      <w:r>
+        <w:t>change</w:t>
+      </w:r>
+      <w:r>
+        <w:t xml:space="preserve">. </w:t>
+      </w:r>
+      <w:r>
+        <w:t xml:space="preserve">The wooden structures required a clay brick placed on top to prevent floating, creating a difference with the concrete structures, though the absence of any preference suggests this did not meaningfully influence the result. </w:t>
+      </w:r>
+      <w:commentRangeStart w:id="89"/>
+      <w:commentRangeStart w:id="90"/>
+      <w:r>
+        <w:t xml:space="preserve">This </w:t>
+      </w:r>
+      <w:commentRangeEnd w:id="89"/>
+      <w:r>
+        <w:rPr>
+          <w:rStyle w:val="CommentReference"/>
+          <w:sz w:val="22"/>
+          <w:szCs w:val="22"/>
+        </w:rPr>
+        <w:commentReference w:id="89"/>
+      </w:r>
+      <w:commentRangeEnd w:id="90"/>
+      <w:r>
+        <w:rPr>
+          <w:rStyle w:val="CommentReference"/>
+          <w:sz w:val="22"/>
+          <w:szCs w:val="22"/>
+        </w:rPr>
+        <w:commentReference w:id="90"/>
+      </w:r>
+      <w:r>
+        <w:t xml:space="preserve">pattern </w:t>
+      </w:r>
+      <w:r>
+        <w:t xml:space="preserve">changes when </w:t>
+      </w:r>
+      <w:r>
+        <w:t xml:space="preserve">material itself affected </w:t>
+      </w:r>
+      <w:r>
+        <w:t xml:space="preserve">structural properties, like when flat-laid stones were compared </w:t>
+      </w:r>
+      <w:r>
+        <w:t>directly against</w:t>
+      </w:r>
+      <w:r>
+        <w:t xml:space="preserve"> similar</w:t>
+      </w:r>
+      <w:r>
+        <w:t xml:space="preserve"> sized split</w:t>
+      </w:r>
+      <w:r>
+        <w:t xml:space="preserve"> wood pieces, kōura </w:t>
+      </w:r>
+      <w:r>
+        <w:t>showed a preference for stone</w:t>
+      </w:r>
+      <w:r>
+        <w:t xml:space="preserve">. </w:t>
+      </w:r>
+      <w:r>
+        <w:t xml:space="preserve">The </w:t>
+      </w:r>
+      <w:r>
+        <w:t xml:space="preserve">wood </w:t>
+      </w:r>
+      <w:r>
+        <w:t>splits</w:t>
+      </w:r>
+      <w:r>
+        <w:t>, being less dense than stone</w:t>
+      </w:r>
+      <w:r>
+        <w:t>,</w:t>
+      </w:r>
+      <w:r>
+        <w:t xml:space="preserve"> sank but created less structurally stable refuge places in the sandy substrate than the </w:t>
+      </w:r>
+      <w:r>
+        <w:t>s</w:t>
+      </w:r>
+      <w:r>
+        <w:t>tone</w:t>
+      </w:r>
+      <w:commentRangeStart w:id="91"/>
+      <w:r>
+        <w:t>s</w:t>
+      </w:r>
+      <w:commentRangeEnd w:id="91"/>
+      <w:r>
+        <w:rPr>
+          <w:rStyle w:val="CommentReference"/>
+          <w:sz w:val="22"/>
+          <w:szCs w:val="22"/>
+        </w:rPr>
+        <w:commentReference w:id="91"/>
+      </w:r>
+      <w:r>
+        <w:t xml:space="preserve">, </w:t>
+      </w:r>
+      <w:commentRangeStart w:id="92"/>
+      <w:r>
         <w:t>as</w:t>
       </w:r>
+      <w:commentRangeEnd w:id="92"/>
+      <w:r>
+        <w:rPr>
+          <w:rStyle w:val="CommentReference"/>
+          <w:sz w:val="22"/>
+          <w:szCs w:val="22"/>
+        </w:rPr>
+        <w:commentReference w:id="92"/>
+      </w:r>
       <w:r>
         <w:t xml:space="preserve"> </w:t>
       </w:r>
@@ -1495,360 +3279,339 @@
         <w:t>preferred</w:t>
       </w:r>
       <w:r>
-        <w:t>, with</w:t>
+        <w:t xml:space="preserve">, </w:t>
+      </w:r>
+      <w:r>
+        <w:t>with flat-laid stones accommodating the most kōura, followed by stone piles</w:t>
+      </w:r>
+      <w:r>
+        <w:t>.</w:t>
+      </w:r>
+      <w:r>
+        <w:t xml:space="preserve"> Individual kōura showed a different preference, consistently choosing the per</w:t>
+      </w:r>
+      <w:r>
+        <w:t xml:space="preserve">forated wooden log over all stone options, which is consistent with </w:t>
+      </w:r>
+      <w:r>
+        <w:t xml:space="preserve">our first </w:t>
+      </w:r>
+      <w:commentRangeStart w:id="93"/>
+      <w:r>
+        <w:t>prediction</w:t>
+      </w:r>
+      <w:commentRangeEnd w:id="93"/>
+      <w:r>
+        <w:rPr>
+          <w:rStyle w:val="CommentReference"/>
+          <w:sz w:val="22"/>
+          <w:szCs w:val="22"/>
+        </w:rPr>
+        <w:commentReference w:id="93"/>
+      </w:r>
+      <w:r>
+        <w:t xml:space="preserve"> that structurally complex and enclosed refugia would be preferred as enclosed spaces reduce predation risk</w:t>
+      </w:r>
+      <w:r>
+        <w:t xml:space="preserve"> (Jurcak et al., 2016)</w:t>
+      </w:r>
+      <w:r>
+        <w:t xml:space="preserve">. </w:t>
+      </w:r>
+      <w:r>
+        <w:t>T</w:t>
+      </w:r>
+      <w:r>
+        <w:t xml:space="preserve">he </w:t>
+      </w:r>
+      <w:r>
+        <w:t xml:space="preserve">individual </w:t>
+      </w:r>
+      <w:r>
+        <w:t xml:space="preserve">drilled holes in the </w:t>
+      </w:r>
+      <w:r>
+        <w:t xml:space="preserve">wooden log </w:t>
+      </w:r>
+      <w:r>
+        <w:t xml:space="preserve">offered protection similar to what has been found for perforated brick and PVC tube shelters </w:t>
+      </w:r>
+      <w:r>
+        <w:t xml:space="preserve">in response to the threat of </w:t>
+      </w:r>
+      <w:r>
+        <w:t xml:space="preserve">catfish predation (Adams, 2007; Zhao et al., 2024). The directional shift in structure type use, between </w:t>
+      </w:r>
+      <w:r>
+        <w:t>initial</w:t>
       </w:r>
       <w:r>
         <w:t xml:space="preserve"> </w:t>
       </w:r>
-      <w:commentRangeStart w:id="36"/>
-      <w:r>
-        <w:t>flat</w:t>
-      </w:r>
-      <w:r>
-        <w:t xml:space="preserve">-laid </w:t>
-      </w:r>
-      <w:r>
-        <w:t>stones</w:t>
+      <w:r>
+        <w:t>locations</w:t>
+      </w:r>
+      <w:r>
+        <w:t xml:space="preserve"> shortly after release and </w:t>
+      </w:r>
+      <w:r>
+        <w:t>their</w:t>
       </w:r>
       <w:r>
         <w:t xml:space="preserve"> </w:t>
       </w:r>
       <w:r>
-        <w:t>followed by</w:t>
-      </w:r>
-      <w:commentRangeEnd w:id="36"/>
-      <w:del w:id="37" w:author="Raven, Olivier (Student)" w:date="2026-06-10T10:55:00Z" w16du:dateUtc="2026-06-09T22:55:00Z">
+        <w:t>location</w:t>
+      </w:r>
+      <w:r>
+        <w:t xml:space="preserve"> following a night </w:t>
+      </w:r>
+      <w:r>
+        <w:t>within</w:t>
+      </w:r>
+      <w:r>
+        <w:t xml:space="preserve"> the tank, confirmed across all experiments that kōura actively relocated overnight, supporting the interpretation that next-day locations reflect genuine refuge preference rather than chance displacement.</w:t>
+      </w:r>
+    </w:p>
+    <w:p>
+      <w:r>
+        <w:t xml:space="preserve">The shift from </w:t>
+      </w:r>
+      <w:r>
+        <w:t xml:space="preserve">the </w:t>
+      </w:r>
+      <w:r>
+        <w:t xml:space="preserve">perforated </w:t>
+      </w:r>
+      <w:r>
+        <w:t xml:space="preserve">wooden log </w:t>
+      </w:r>
+      <w:r>
+        <w:t xml:space="preserve">in </w:t>
+      </w:r>
+      <w:r>
+        <w:t>individual trials</w:t>
+      </w:r>
+      <w:r>
+        <w:t xml:space="preserve"> </w:t>
+      </w:r>
+      <w:r>
+        <w:t xml:space="preserve">to stone structures in group </w:t>
+      </w:r>
+      <w:r>
+        <w:t>tr</w:t>
+      </w:r>
+      <w:del w:id="94" w:author="Guest User" w:date="2026-06-16T04:58:00Z" w16du:dateUtc="2026-06-16T04:58:35Z">
         <w:r>
-          <w:rPr>
-            <w:rStyle w:val="CommentReference"/>
-            <w:sz w:val="22"/>
-            <w:szCs w:val="22"/>
-          </w:rPr>
-          <w:commentReference w:id="36"/>
+          <w:delText>a</w:delText>
         </w:r>
       </w:del>
       <w:r>
+        <w:t>i</w:t>
+      </w:r>
+      <w:ins w:id="95" w:author="Guest User" w:date="2026-06-16T04:58:00Z" w16du:dateUtc="2026-06-16T04:58:45Z">
+        <w:r>
+          <w:t>a</w:t>
+        </w:r>
+      </w:ins>
+      <w:r>
+        <w:t>ls</w:t>
+      </w:r>
+      <w:r>
+        <w:t xml:space="preserve"> was unexpected. </w:t>
+      </w:r>
+      <w:r>
+        <w:t xml:space="preserve">The wooden log </w:t>
+      </w:r>
+      <w:r>
+        <w:t xml:space="preserve">contained six individual drilled holes, so capacity was not limiting </w:t>
+      </w:r>
+      <w:r>
+        <w:t>for the group of</w:t>
+      </w:r>
+      <w:r>
+        <w:t xml:space="preserve"> six</w:t>
+      </w:r>
+      <w:r>
+        <w:t xml:space="preserve"> kōura. The preference shift </w:t>
+      </w:r>
+      <w:r>
+        <w:t xml:space="preserve">may partly reflect size mismatch between </w:t>
+      </w:r>
+      <w:r>
+        <w:t>fixed hole dimensions</w:t>
+      </w:r>
+      <w:r>
+        <w:t>,</w:t>
+      </w:r>
+      <w:r>
+        <w:t xml:space="preserve"> and the range of body sizes present in each group, </w:t>
+      </w:r>
+      <w:r>
+        <w:t>with only medium</w:t>
+      </w:r>
+      <w:r>
+        <w:t xml:space="preserve">-sized individual </w:t>
+      </w:r>
+      <w:r>
+        <w:t>finding the holes well-</w:t>
+      </w:r>
+      <w:r>
+        <w:t>suited</w:t>
+      </w:r>
+      <w:r>
+        <w:t xml:space="preserve">, while small and large individuals were better served by the </w:t>
+      </w:r>
+      <w:r>
+        <w:t>range of</w:t>
+      </w:r>
+      <w:r>
+        <w:t xml:space="preserve"> crevice</w:t>
+      </w:r>
+      <w:r>
+        <w:t xml:space="preserve">s created by the </w:t>
+      </w:r>
+      <w:r>
+        <w:t xml:space="preserve">stone structures </w:t>
+      </w:r>
+      <w:r>
+        <w:t>(Streissl &amp; Hödl, 2002)</w:t>
+      </w:r>
+      <w:r>
+        <w:t>.</w:t>
+      </w:r>
+      <w:r>
         <w:t xml:space="preserve"> </w:t>
       </w:r>
       <w:r>
-        <w:t>the stone pile</w:t>
+        <w:t>However,</w:t>
+      </w:r>
+      <w:r>
+        <w:t xml:space="preserve"> a more </w:t>
+      </w:r>
+      <w:r>
+        <w:t>fundame</w:t>
+      </w:r>
+      <w:r>
+        <w:t>ntal explanation may relate to social behaviour.</w:t>
+      </w:r>
+      <w:r>
+        <w:t xml:space="preserve"> </w:t>
+      </w:r>
+      <w:r>
+        <w:t xml:space="preserve">The wooden log was </w:t>
+      </w:r>
+      <w:r>
+        <w:t xml:space="preserve">the </w:t>
+      </w:r>
+      <w:r>
+        <w:t>most selected structure in round 1 of experiment 2 (17 out of 36 times)</w:t>
+      </w:r>
+      <w:r>
+        <w:t xml:space="preserve">, similar as in </w:t>
+      </w:r>
+      <w:r>
+        <w:t>E</w:t>
+      </w:r>
+      <w:r>
+        <w:t xml:space="preserve">xperiment 1, </w:t>
+      </w:r>
+      <w:r>
+        <w:t xml:space="preserve">but </w:t>
+      </w:r>
+      <w:r>
+        <w:t xml:space="preserve">this preference </w:t>
+      </w:r>
+      <w:r>
+        <w:t xml:space="preserve">did </w:t>
+      </w:r>
+      <w:r>
+        <w:t xml:space="preserve">not </w:t>
+      </w:r>
+      <w:r>
+        <w:t>persist</w:t>
+      </w:r>
+      <w:r>
+        <w:t xml:space="preserve"> </w:t>
+      </w:r>
+      <w:r>
+        <w:t>in subsequent rounds</w:t>
+      </w:r>
+      <w:r>
+        <w:t xml:space="preserve">. </w:t>
+      </w:r>
+      <w:r>
+        <w:t>This shift suggest</w:t>
       </w:r>
       <w:r>
         <w:t>s</w:t>
       </w:r>
       <w:r>
+        <w:t xml:space="preserve"> that </w:t>
+      </w:r>
+      <w:r>
+        <w:t xml:space="preserve">once </w:t>
+      </w:r>
+      <w:r>
+        <w:t>kōura</w:t>
+      </w:r>
+      <w:r>
+        <w:t xml:space="preserve"> had experience</w:t>
+      </w:r>
+      <w:r>
+        <w:t>d</w:t>
+      </w:r>
+      <w:r>
+        <w:t xml:space="preserve"> sha</w:t>
+      </w:r>
+      <w:r>
+        <w:t xml:space="preserve">ring </w:t>
+      </w:r>
+      <w:r>
+        <w:t>the tank</w:t>
+      </w:r>
+      <w:r>
+        <w:t>,</w:t>
+      </w:r>
+      <w:r>
         <w:t xml:space="preserve"> </w:t>
       </w:r>
       <w:r>
-        <w:t xml:space="preserve">for </w:t>
-      </w:r>
-      <w:r>
-        <w:t>accommodating</w:t>
-      </w:r>
-      <w:r>
-        <w:t xml:space="preserve"> the most kōura.</w:t>
-      </w:r>
-      <w:r>
-        <w:t xml:space="preserve"> Individual kōura showed a different preference, consistently choosing the per</w:t>
-      </w:r>
-      <w:r>
-        <w:t xml:space="preserve">forated wooden log over all stone options, which is consistent with </w:t>
-      </w:r>
-      <w:r>
-        <w:t xml:space="preserve">our first </w:t>
-      </w:r>
-      <w:commentRangeStart w:id="38"/>
-      <w:r>
-        <w:t>prediction</w:t>
-      </w:r>
-      <w:commentRangeEnd w:id="38"/>
+        <w:t>they adjusted</w:t>
+      </w:r>
+      <w:r>
+        <w:t xml:space="preserve"> their shelter use towar</w:t>
+      </w:r>
+      <w:r>
+        <w:t xml:space="preserve">d structures </w:t>
+      </w:r>
+      <w:r>
+        <w:t xml:space="preserve">allowing closer </w:t>
+      </w:r>
+      <w:r>
+        <w:t xml:space="preserve">conspecific </w:t>
+      </w:r>
+      <w:r>
+        <w:t>proximity</w:t>
+      </w:r>
+      <w:r>
+        <w:t xml:space="preserve">. </w:t>
+      </w:r>
+      <w:commentRangeStart w:id="96"/>
+      <w:r>
+        <w:t>G</w:t>
+      </w:r>
+      <w:r>
+        <w:t>regarious</w:t>
+      </w:r>
+      <w:commentRangeEnd w:id="96"/>
       <w:r>
         <w:rPr>
           <w:rStyle w:val="CommentReference"/>
           <w:sz w:val="22"/>
           <w:szCs w:val="22"/>
         </w:rPr>
-        <w:commentReference w:id="38"/>
-      </w:r>
-      <w:r>
-        <w:t xml:space="preserve"> that structurally complex and enclosed refugia would be preferred as enclosed spaces reduce predation risk</w:t>
-      </w:r>
-      <w:r>
-        <w:t xml:space="preserve"> (Jurcak et al., 2016)</w:t>
-      </w:r>
-      <w:r>
-        <w:t xml:space="preserve">. </w:t>
-      </w:r>
-      <w:r>
-        <w:t>T</w:t>
-      </w:r>
-      <w:r>
-        <w:t xml:space="preserve">he </w:t>
-      </w:r>
-      <w:r>
-        <w:t xml:space="preserve">individual </w:t>
-      </w:r>
-      <w:r>
-        <w:t xml:space="preserve">drilled holes in the </w:t>
-      </w:r>
-      <w:r>
-        <w:t xml:space="preserve">wooden log </w:t>
-      </w:r>
-      <w:r>
-        <w:t xml:space="preserve">offered protection similar to what has been found for perforated brick and PVC tube shelters under catfish predation (Adams, 2007; Zhao et al., 2024). The directional shift in structure type use, between </w:t>
-      </w:r>
-      <w:r>
-        <w:t>initial</w:t>
-      </w:r>
-      <w:r>
-        <w:t xml:space="preserve"> </w:t>
-      </w:r>
-      <w:r>
-        <w:t>locations</w:t>
-      </w:r>
-      <w:r>
-        <w:t xml:space="preserve"> shortly after release and </w:t>
-      </w:r>
-      <w:r>
-        <w:t>their</w:t>
-      </w:r>
-      <w:r>
-        <w:t xml:space="preserve"> </w:t>
-      </w:r>
-      <w:r>
-        <w:t>location</w:t>
-      </w:r>
-      <w:r>
-        <w:t xml:space="preserve"> following a night </w:t>
-      </w:r>
-      <w:r>
-        <w:t>within</w:t>
-      </w:r>
-      <w:r>
-        <w:t xml:space="preserve"> the tank, confirmed across all experiments that kōura actively relocated overnight, supporting the interpretation that next-day locations reflect genuine refuge preference rather than chance displacement.</w:t>
-      </w:r>
-    </w:p>
-    <w:p>
-      <w:r>
-        <w:t xml:space="preserve">The shift from </w:t>
-      </w:r>
-      <w:r>
-        <w:t xml:space="preserve">the </w:t>
-      </w:r>
-      <w:r>
-        <w:t xml:space="preserve">perforated </w:t>
-      </w:r>
-      <w:r>
-        <w:t xml:space="preserve">wooden log </w:t>
-      </w:r>
-      <w:r>
-        <w:t xml:space="preserve">in </w:t>
-      </w:r>
-      <w:r>
-        <w:t>individual trials</w:t>
-      </w:r>
-      <w:r>
-        <w:t xml:space="preserve"> </w:t>
-      </w:r>
-      <w:r>
-        <w:t xml:space="preserve">to stone structures in group </w:t>
-      </w:r>
-      <w:r>
-        <w:t>trails</w:t>
-      </w:r>
-      <w:r>
-        <w:t xml:space="preserve"> was unexpected. </w:t>
-      </w:r>
-      <w:r>
-        <w:t xml:space="preserve">The wooden log </w:t>
-      </w:r>
-      <w:r>
-        <w:t xml:space="preserve">contained six individual drilled holes, so capacity was not limiting </w:t>
-      </w:r>
-      <w:r>
-        <w:t>for the group of</w:t>
-      </w:r>
-      <w:r>
-        <w:t xml:space="preserve"> six</w:t>
-      </w:r>
-      <w:r>
-        <w:t xml:space="preserve"> kōura. The preference shift </w:t>
-      </w:r>
-      <w:r>
-        <w:t xml:space="preserve">may partly reflect size mismatch between </w:t>
-      </w:r>
-      <w:r>
-        <w:t>fixed hole dimensions</w:t>
-      </w:r>
-      <w:r>
-        <w:t>,</w:t>
-      </w:r>
-      <w:r>
-        <w:t xml:space="preserve"> and the range of body sizes present in each group, </w:t>
-      </w:r>
-      <w:r>
-        <w:t>with only medium</w:t>
-      </w:r>
-      <w:r>
-        <w:t xml:space="preserve">-sized individual </w:t>
-      </w:r>
-      <w:r>
-        <w:t>finding the holes well-</w:t>
-      </w:r>
-      <w:r>
-        <w:t>suited</w:t>
-      </w:r>
-      <w:r>
-        <w:t xml:space="preserve">, while small and large individuals were better served by the </w:t>
-      </w:r>
-      <w:r>
-        <w:t>range of</w:t>
-      </w:r>
-      <w:r>
-        <w:t xml:space="preserve"> </w:t>
-      </w:r>
-      <w:r>
-        <w:lastRenderedPageBreak/>
-        <w:t>crevice</w:t>
-      </w:r>
-      <w:r>
-        <w:t xml:space="preserve">s created by the </w:t>
-      </w:r>
-      <w:r>
-        <w:t xml:space="preserve">stone structures </w:t>
-      </w:r>
-      <w:r>
-        <w:t>(Streissl &amp; Hödl, 2002)</w:t>
-      </w:r>
-      <w:r>
-        <w:t>.</w:t>
-      </w:r>
-      <w:r>
-        <w:t xml:space="preserve"> </w:t>
-      </w:r>
-      <w:r>
-        <w:t>However,</w:t>
-      </w:r>
-      <w:r>
-        <w:t xml:space="preserve"> a more </w:t>
-      </w:r>
-      <w:r>
-        <w:t>fundame</w:t>
-      </w:r>
-      <w:r>
-        <w:t>ntal explanation may relate to social behaviour.</w:t>
-      </w:r>
-      <w:r>
-        <w:t xml:space="preserve"> </w:t>
-      </w:r>
-      <w:r>
-        <w:t xml:space="preserve">The wooden log was </w:t>
-      </w:r>
-      <w:r>
-        <w:t xml:space="preserve">the </w:t>
-      </w:r>
-      <w:r>
-        <w:t>most selected structure in round 1 of experiment 2 (17 out of 36 times)</w:t>
-      </w:r>
-      <w:r>
-        <w:t xml:space="preserve">, similar as in experiment 1, </w:t>
-      </w:r>
-      <w:r>
-        <w:t xml:space="preserve">but </w:t>
-      </w:r>
-      <w:r>
-        <w:t xml:space="preserve">this preference </w:t>
-      </w:r>
-      <w:r>
-        <w:t xml:space="preserve">did </w:t>
-      </w:r>
-      <w:r>
-        <w:t xml:space="preserve">not </w:t>
-      </w:r>
-      <w:r>
-        <w:t>persist</w:t>
-      </w:r>
-      <w:r>
-        <w:t xml:space="preserve"> </w:t>
-      </w:r>
-      <w:r>
-        <w:t>in subsequent rounds</w:t>
-      </w:r>
-      <w:r>
-        <w:t xml:space="preserve">. </w:t>
-      </w:r>
-      <w:r>
-        <w:t>This shift suggest</w:t>
-      </w:r>
-      <w:r>
-        <w:t>s</w:t>
-      </w:r>
-      <w:r>
-        <w:t xml:space="preserve"> that </w:t>
-      </w:r>
-      <w:r>
-        <w:t xml:space="preserve">once </w:t>
-      </w:r>
-      <w:r>
-        <w:t>kōura</w:t>
-      </w:r>
-      <w:r>
-        <w:t xml:space="preserve"> had experience</w:t>
-      </w:r>
-      <w:r>
-        <w:t>d</w:t>
-      </w:r>
-      <w:r>
-        <w:t xml:space="preserve"> sha</w:t>
-      </w:r>
-      <w:r>
-        <w:t xml:space="preserve">ring </w:t>
-      </w:r>
-      <w:r>
-        <w:t>the tank</w:t>
-      </w:r>
-      <w:r>
-        <w:t>,</w:t>
-      </w:r>
-      <w:r>
-        <w:t xml:space="preserve"> </w:t>
-      </w:r>
-      <w:r>
-        <w:t>they adjusted</w:t>
-      </w:r>
-      <w:r>
-        <w:t xml:space="preserve"> their shelter use towar</w:t>
-      </w:r>
-      <w:r>
-        <w:t xml:space="preserve">d structures </w:t>
-      </w:r>
-      <w:r>
-        <w:t xml:space="preserve">allowing closer </w:t>
-      </w:r>
-      <w:r>
-        <w:t xml:space="preserve">conspecific </w:t>
-      </w:r>
-      <w:r>
-        <w:t>proximity</w:t>
-      </w:r>
-      <w:r>
-        <w:t xml:space="preserve">. </w:t>
-      </w:r>
-      <w:commentRangeStart w:id="39"/>
-      <w:r>
-        <w:t>G</w:t>
-      </w:r>
-      <w:r>
-        <w:t>regarious</w:t>
-      </w:r>
-      <w:commentRangeEnd w:id="39"/>
-      <w:r>
-        <w:rPr>
-          <w:rStyle w:val="CommentReference"/>
-          <w:sz w:val="22"/>
-          <w:szCs w:val="22"/>
-        </w:rPr>
-        <w:commentReference w:id="39"/>
+        <w:commentReference w:id="96"/>
       </w:r>
       <w:r>
         <w:t xml:space="preserve"> shelter behaviour has been documented in </w:t>
@@ -2051,15 +3814,21 @@
       <w:pPr>
         <w:pStyle w:val="Heading2"/>
       </w:pPr>
-      <w:bookmarkStart w:id="40" w:name="body-size-and-competitive-dynamics"/>
-      <w:bookmarkEnd w:id="33"/>
+      <w:bookmarkStart w:id="97" w:name="body-size-and-competitive-dynamics"/>
+      <w:bookmarkEnd w:id="82"/>
       <w:r>
         <w:t>Body size and competitive dynamics</w:t>
       </w:r>
     </w:p>
     <w:p>
       <w:r>
-        <w:t xml:space="preserve">Size class consistently influenced refuge preference across experiments, but the pattern differed by context. In experiment 3, larger kōura showed a stronger preference for </w:t>
+        <w:t xml:space="preserve">Size class consistently influenced refuge preference across experiments, but the pattern differed by context. In </w:t>
+      </w:r>
+      <w:r>
+        <w:t>E</w:t>
+      </w:r>
+      <w:r>
+        <w:t xml:space="preserve">xperiment 3, larger kōura showed a stronger preference for </w:t>
       </w:r>
       <w:r>
         <w:t>f</w:t>
@@ -2083,7 +3852,13 @@
         <w:t xml:space="preserve">wooden splits </w:t>
       </w:r>
       <w:r>
-        <w:t xml:space="preserve">than smaller individuals, consistent with size dependent shelter selection documented in crayfish (Percival &amp; Moore, 2010; Streissl &amp; Hödl, 2002). This may reflect larger kōura being more capable of asserting dominance over preferred stable refugia through competitive displacement, which is in line with the size-based dominance hierarchy documented in kōura populations (Figler et al., 2005; Ranta &amp; Lindström, 1993; Stewart &amp; Tabak, 2011). In experiment 2, where four structure types were available, small kōura showed the strongest preference for </w:t>
+        <w:t xml:space="preserve">than smaller individuals, consistent with size dependent shelter selection documented in crayfish (Percival &amp; Moore, 2010; Streissl &amp; Hödl, 2002). This may reflect larger kōura being more capable of asserting dominance over preferred stable refugia through competitive displacement, which is in line with the size-based dominance hierarchy documented in kōura populations (Figler et al., 2005; Ranta &amp; Lindström, 1993; Stewart &amp; Tabak, 2011). In </w:t>
+      </w:r>
+      <w:r>
+        <w:t>E</w:t>
+      </w:r>
+      <w:r>
+        <w:t xml:space="preserve">xperiment 2, where four structure types were available, small kōura showed the strongest preference for </w:t>
       </w:r>
       <w:r>
         <w:t>f</w:t>
@@ -2149,21 +3924,33 @@
         <w:t xml:space="preserve">of the flat stones </w:t>
       </w:r>
       <w:r>
-        <w:t>provides refuge spaces proportional to smaller body dimensions (Streissl &amp; Hödl, 2002), while larger individuals find adequate crevice space in either stone configuration. The absence of sex effects in experiment 1 and 4 suggests that refuge preference in kōura is driven primarily by body size and competitive dominance rather than sex (Figler et al., 1999). When refuge availability is limited, competitive hierarchies displace smaller and recently moulted individuals from preferred refugia, leaving them exposed (Figler et al., 2005; Ranta &amp; Lindström, 1993). Providing sufficient refuge spaces with a range of crevice size can reduce agonistic interactions and benefit the whole population (Olsson &amp; Nyström, 2009), supporting complex structure configurations over structures with fixed hole dimensions.</w:t>
+        <w:t xml:space="preserve">provides refuge spaces proportional to smaller body dimensions (Streissl &amp; Hödl, 2002), while larger individuals find adequate crevice space in either stone configuration. The absence of sex effects in </w:t>
+      </w:r>
+      <w:r>
+        <w:t>E</w:t>
+      </w:r>
+      <w:r>
+        <w:t>xperiment</w:t>
+      </w:r>
+      <w:r>
+        <w:t>s</w:t>
+      </w:r>
+      <w:r>
+        <w:t xml:space="preserve"> 1 and 4 suggests that refuge preference in kōura is driven primarily by body size and competitive dominance rather than sex (Figler et al., 1999). When refuge availability is limited, competitive hierarchies displace smaller and recently moulted individuals from preferred refugia, leaving them exposed (Figler et al., 2005; Ranta &amp; Lindström, 1993). Providing sufficient refuge spaces with a range of crevice size can reduce agonistic interactions and benefit the whole population (Olsson &amp; Nyström, 2009), supporting complex structure configurations over structures with fixed hole dimensions.</w:t>
       </w:r>
     </w:p>
     <w:p>
       <w:pPr>
         <w:pStyle w:val="Heading2"/>
       </w:pPr>
-      <w:bookmarkStart w:id="41" w:name="restoration-implications"/>
-      <w:bookmarkEnd w:id="40"/>
+      <w:bookmarkStart w:id="98" w:name="restoration-implications"/>
+      <w:bookmarkEnd w:id="97"/>
       <w:r>
         <w:t>Restoration implications</w:t>
       </w:r>
     </w:p>
     <w:p>
-      <w:commentRangeStart w:id="42"/>
+      <w:commentRangeStart w:id="99"/>
       <w:r>
         <w:t xml:space="preserve">With the threat from invasive predatory fish, </w:t>
       </w:r>
@@ -2171,16 +3958,22 @@
         <w:t>such as</w:t>
       </w:r>
       <w:r>
-        <w:t xml:space="preserve"> catfish preying on kōura (Kusabs et al., 2026), enhancing habitat complexity </w:t>
-      </w:r>
-      <w:r>
-        <w:t xml:space="preserve">which </w:t>
+        <w:t xml:space="preserve"> catfish preying on kōura (Kusabs et al., 2026), enhancing habitat complexity</w:t>
+      </w:r>
+      <w:r>
+        <w:t xml:space="preserve"> may reduce top-down control on kōura populations.</w:t>
+      </w:r>
+      <w:r>
+        <w:t xml:space="preserve"> </w:t>
+      </w:r>
+      <w:r>
+        <w:t xml:space="preserve">Additional habitat as used here can </w:t>
       </w:r>
       <w:r>
         <w:t>provid</w:t>
       </w:r>
       <w:r>
-        <w:t>es</w:t>
+        <w:t>e</w:t>
       </w:r>
       <w:r>
         <w:t xml:space="preserve"> </w:t>
@@ -2189,10 +3982,10 @@
         <w:t xml:space="preserve">shelter spaces </w:t>
       </w:r>
       <w:r>
-        <w:t>can be</w:t>
-      </w:r>
-      <w:r>
-        <w:t xml:space="preserve"> a</w:t>
+        <w:t xml:space="preserve">and </w:t>
+      </w:r>
+      <w:r>
+        <w:t>offers a</w:t>
       </w:r>
       <w:r>
         <w:t xml:space="preserve"> </w:t>
@@ -2210,26 +4003,16 @@
         <w:t xml:space="preserve">, </w:t>
       </w:r>
       <w:r>
-        <w:t xml:space="preserve">as </w:t>
-      </w:r>
-      <w:r>
-        <w:lastRenderedPageBreak/>
-        <w:t xml:space="preserve">refuge availability directly influences predation survival (Adams, 2007; Zhao et al., 2024). </w:t>
-      </w:r>
-      <w:r>
-        <w:t>The present study demonstrates that structural configuration and stability drive refuge preference more strongly than material composition, with stone-based configurations preferred by groups</w:t>
-      </w:r>
-      <w:r>
-        <w:t xml:space="preserve"> </w:t>
-      </w:r>
-      <w:r>
-        <w:t>and no preference detected between materials when dimensions were equal</w:t>
+        <w:t xml:space="preserve">as refuge availability directly influences predation survival (Adams, 2007; Zhao et al., 2024). </w:t>
+      </w:r>
+      <w:r>
+        <w:t>The present study demonstrates that structural configuration and stability drive refuge preference more strongly than material composition, with stone-based configurations preferred by groups and no preference detected between materials when dimensions were equal</w:t>
       </w:r>
       <w:r>
         <w:t>, suggesting that stone-based habitat enhancement structures warrant field evaluation in lake environments.</w:t>
       </w:r>
     </w:p>
-    <w:commentRangeEnd w:id="42"/>
+    <w:commentRangeEnd w:id="99"/>
     <w:p>
       <w:r>
         <w:rPr>
@@ -2237,10 +4020,20 @@
           <w:sz w:val="22"/>
           <w:szCs w:val="22"/>
         </w:rPr>
-        <w:commentReference w:id="42"/>
-      </w:r>
-      <w:r>
-        <w:t>The broader restoration literature supports both the structural principle and the choice of natural materials. Structurally stable crevices are important for freshwater species like crayfish (Huolila et al., 1997; Streissl &amp; Hödl, 2002), but also for marine environments, as reef fish, marine shrimp, and lobsters have all been shown to benefit from habitat enhancement structures such as artificial reefs (Dickson et al., 2023; Hylkema et al., 2020; Magnelia et al., 2008; Spanier, 1994). Structures made from stone and wood have been shown to outperform synthetic alternatives and bare substrates (Cooke et al., 2023; Dickson et al., 2023; Huolila et al., 1997; Magnelia et al., 2008), and do not contribute to plastic pollution in the environment (Cooke et al., 2023). Locally sourced natural materials also align with kaitiakitanga, which is the Māori principle of environmental guardianship and preserves the natural character of culturally significant lake environments (Clapcott et al., 2018). Furthermore,</w:t>
+        <w:commentReference w:id="99"/>
+      </w:r>
+      <w:r>
+        <w:t xml:space="preserve">The broader restoration literature supports both the structural principle and the choice of natural materials. Structurally stable crevices are important for freshwater species like crayfish (Huolila et al., 1997; Streissl &amp; Hödl, 2002), but also for marine environments, as reef fish, marine shrimp, and lobsters have all been shown to benefit from habitat enhancement structures such as artificial reefs (Dickson et al., 2023; Hylkema et al., 2020; Magnelia et al., 2008; Spanier, 1994). Structures made from stone and wood have been shown to outperform synthetic alternatives and bare substrates (Cooke et al., 2023; Dickson et al., 2023; Huolila et al., 1997; Magnelia et al., 2008), and do not contribute to plastic pollution in the environment (Cooke et al., 2023). Locally sourced natural materials also align with </w:t>
+      </w:r>
+      <w:r>
+        <w:rPr>
+          <w:i/>
+          <w:iCs/>
+        </w:rPr>
+        <w:t>kaitiakitanga</w:t>
+      </w:r>
+      <w:r>
+        <w:t>, which is the Māori principle of environmental guardianship and preserves the natural character of culturally significant lake environments (Clapcott et al., 2018). Furthermore,</w:t>
       </w:r>
       <w:r>
         <w:t xml:space="preserve"> </w:t>
@@ -2283,8 +4076,8 @@
       <w:pPr>
         <w:pStyle w:val="Heading2"/>
       </w:pPr>
-      <w:bookmarkStart w:id="43" w:name="conclusion"/>
-      <w:bookmarkEnd w:id="41"/>
+      <w:bookmarkStart w:id="100" w:name="conclusion"/>
+      <w:bookmarkEnd w:id="98"/>
       <w:r>
         <w:t>Conclusion</w:t>
       </w:r>
@@ -2298,45 +4091,73 @@
       <w:pPr>
         <w:pStyle w:val="Heading1"/>
       </w:pPr>
-      <w:bookmarkStart w:id="44" w:name="acknowledgements"/>
-      <w:bookmarkEnd w:id="31"/>
-      <w:bookmarkEnd w:id="43"/>
-      <w:r>
-        <w:lastRenderedPageBreak/>
+      <w:bookmarkStart w:id="101" w:name="acknowledgements"/>
+      <w:bookmarkEnd w:id="80"/>
+      <w:bookmarkEnd w:id="100"/>
+      <w:r>
         <w:t>Acknowledgements</w:t>
       </w:r>
     </w:p>
     <w:p>
       <w:r>
-        <w:t>We thank Te Arawa Lakes Trust and Te Komiti Whakahaere for the opportunity to collect and study the treasured kōura. We are grateful to Soweeta Fort-D’ath and William Anaru (Te Arawa Lakes Trust), and Tihini Grant (Ngāti Pikiao). This research was supported by the Fish Futures programme funded through a Ministry of Business, Innovation and Employment grant (CAWX2101).</w:t>
+        <w:t>We thank Te Arawa Lakes Trust and Te Komiti Whakahaere for the</w:t>
+      </w:r>
+      <w:r>
+        <w:t>ir support of this research</w:t>
+      </w:r>
+      <w:r>
+        <w:t>. We are grateful to Soweeta Fort-D’ath and William Anaru (Te Arawa Lakes Trust), and Tihini Grant (Ngāti Pikiao). This research was supported by the Fish Futures programme funded through a Ministry of Business, Innovation and Employment grant (CAWX2101).</w:t>
       </w:r>
     </w:p>
     <w:p>
       <w:pPr>
         <w:pStyle w:val="Heading2"/>
       </w:pPr>
-      <w:bookmarkStart w:id="45" w:name="authors-contributions"/>
+      <w:bookmarkStart w:id="102" w:name="authors-contributions"/>
       <w:r>
         <w:t>Authors’ contributions</w:t>
       </w:r>
     </w:p>
     <w:p>
+      <w:pPr>
+        <w:spacing w:line="276" w:lineRule="auto"/>
+      </w:pPr>
       <w:r>
         <w:t xml:space="preserve">Study conception and design were undertaken by O.V.R., R.H. and F.J.B. Experiments were conducted by O.V.R. Data analysis was performed by O.V.R. </w:t>
       </w:r>
-      <w:r>
-        <w:t>E</w:t>
-      </w:r>
-      <w:r>
-        <w:t>cological knowledge and kōura were supplied by I.A.K.K. Manuscript drafting was led by O.V.R. All authors contributed to manuscript revision, approved the results, and the final manuscript.</w:t>
+      <w:del w:id="103" w:author="Guest User" w:date="2026-06-16T05:24:00Z" w16du:dateUtc="2026-06-16T05:24:51Z">
+        <w:r>
+          <w:delText>E</w:delText>
+        </w:r>
+        <w:r>
+          <w:delText>cological knowledge and kōura were supplied by</w:delText>
+        </w:r>
+      </w:del>
+      <w:r>
+        <w:t xml:space="preserve"> I.A.K.K. </w:t>
+      </w:r>
+      <w:ins w:id="104" w:author="Guest User" w:date="2026-06-16T05:25:00Z" w16du:dateUtc="2026-06-16T05:25:19Z">
+        <w:r>
+          <w:rPr>
+            <w:rFonts w:ascii="Calibri" w:eastAsia="Calibri" w:hAnsi="Calibri" w:cs="Calibri"/>
+            <w:color w:val="000000" w:themeColor="text1"/>
+          </w:rPr>
+          <w:t>obtained iwi consent, provided local ecological knowledge and kōura specimens.</w:t>
+        </w:r>
+        <w:r>
+          <w:t xml:space="preserve"> </w:t>
+        </w:r>
+      </w:ins>
+      <w:r>
+        <w:t>Manuscript drafting was led by O.V.R. All authors contributed to manuscript revision, approved the results, and the final manuscript.</w:t>
       </w:r>
     </w:p>
     <w:p>
       <w:pPr>
         <w:pStyle w:val="Heading2"/>
       </w:pPr>
-      <w:bookmarkStart w:id="46" w:name="ethical-approval"/>
-      <w:bookmarkEnd w:id="45"/>
+      <w:bookmarkStart w:id="105" w:name="ethical-approval"/>
+      <w:bookmarkEnd w:id="102"/>
       <w:r>
         <w:t>Ethical approval</w:t>
       </w:r>
@@ -2350,8 +4171,8 @@
       <w:pPr>
         <w:pStyle w:val="Heading2"/>
       </w:pPr>
-      <w:bookmarkStart w:id="47" w:name="declarations"/>
-      <w:bookmarkEnd w:id="46"/>
+      <w:bookmarkStart w:id="106" w:name="declarations"/>
+      <w:bookmarkEnd w:id="105"/>
       <w:r>
         <w:t>Declarations</w:t>
       </w:r>
@@ -2365,8 +4186,8 @@
       <w:pPr>
         <w:pStyle w:val="Heading2"/>
       </w:pPr>
-      <w:bookmarkStart w:id="48" w:name="data-availability-statement"/>
-      <w:bookmarkEnd w:id="47"/>
+      <w:bookmarkStart w:id="107" w:name="data-availability-statement"/>
+      <w:bookmarkEnd w:id="106"/>
       <w:r>
         <w:t>Data availability statement</w:t>
       </w:r>
@@ -2380,32 +4201,32 @@
       <w:pPr>
         <w:pStyle w:val="Heading1"/>
       </w:pPr>
-      <w:bookmarkStart w:id="49" w:name="figures"/>
-      <w:bookmarkEnd w:id="44"/>
-      <w:bookmarkEnd w:id="48"/>
+      <w:bookmarkStart w:id="108" w:name="figures"/>
+      <w:bookmarkEnd w:id="101"/>
+      <w:bookmarkEnd w:id="107"/>
       <w:r>
         <w:t>Figures</w:t>
       </w:r>
     </w:p>
     <w:tbl>
       <w:tblPr>
-        <w:tblW w:w="5000" w:type="pct"/>
+        <w:tblW w:w="9030" w:type="dxa"/>
         <w:tblLayout w:type="fixed"/>
         <w:tblLook w:val="0000" w:firstRow="0" w:lastRow="0" w:firstColumn="0" w:lastColumn="0" w:noHBand="0" w:noVBand="0"/>
       </w:tblPr>
       <w:tblGrid>
-        <w:gridCol w:w="9026"/>
+        <w:gridCol w:w="9030"/>
       </w:tblGrid>
       <w:tr>
         <w:tc>
           <w:tcPr>
-            <w:tcW w:w="7920" w:type="dxa"/>
+            <w:tcW w:w="9030" w:type="dxa"/>
           </w:tcPr>
           <w:p>
             <w:pPr>
               <w:jc w:val="center"/>
             </w:pPr>
-            <w:bookmarkStart w:id="50" w:name="fig-exp-setup"/>
+            <w:bookmarkStart w:id="109" w:name="fig-exp-setup"/>
           </w:p>
           <w:p>
             <w:pPr>
@@ -2415,18 +4236,11 @@
               <w:rPr>
                 <w:noProof/>
               </w:rPr>
-              <w:lastRenderedPageBreak/>
               <w:drawing>
-                <wp:inline distT="0" distB="0" distL="0" distR="0" wp14:anchorId="4B94FDB3" wp14:editId="2DD5974B">
-                  <wp:extent cx="5594350" cy="4193540"/>
-                  <wp:effectExtent l="0" t="0" r="6350" b="0"/>
-                  <wp:docPr id="14" name="Picture 13">
-                    <a:extLst xmlns:a="http://schemas.openxmlformats.org/drawingml/2006/main">
-                      <a:ext uri="{FF2B5EF4-FFF2-40B4-BE49-F238E27FC236}">
-                        <a16:creationId xmlns:a16="http://schemas.microsoft.com/office/drawing/2014/main" id="{FD178C36-10C7-DC27-3B06-69D168DB1A33}"/>
-                      </a:ext>
-                    </a:extLst>
-                  </wp:docPr>
+                <wp:inline distT="0" distB="0" distL="0" distR="0" wp14:anchorId="34F96546" wp14:editId="7454AC9D">
+                  <wp:extent cx="5596890" cy="4195445"/>
+                  <wp:effectExtent l="0" t="0" r="3810" b="0"/>
+                  <wp:docPr id="135516749" name="Picture 1"/>
                   <wp:cNvGraphicFramePr>
                     <a:graphicFrameLocks xmlns:a="http://schemas.openxmlformats.org/drawingml/2006/main" noChangeAspect="1"/>
                   </wp:cNvGraphicFramePr>
@@ -2434,19 +4248,17 @@
                     <a:graphicData uri="http://schemas.openxmlformats.org/drawingml/2006/picture">
                       <pic:pic xmlns:pic="http://schemas.openxmlformats.org/drawingml/2006/picture">
                         <pic:nvPicPr>
-                          <pic:cNvPr id="14" name="Picture 13">
+                          <pic:cNvPr id="135516749" name="Picture 135516749"/>
+                          <pic:cNvPicPr/>
+                        </pic:nvPicPr>
+                        <pic:blipFill>
+                          <a:blip r:embed="rId12">
                             <a:extLst>
-                              <a:ext uri="{FF2B5EF4-FFF2-40B4-BE49-F238E27FC236}">
-                                <a16:creationId xmlns:a16="http://schemas.microsoft.com/office/drawing/2014/main" id="{FD178C36-10C7-DC27-3B06-69D168DB1A33}"/>
+                              <a:ext uri="{28A0092B-C50C-407E-A947-70E740481C1C}">
+                                <a14:useLocalDpi xmlns:a14="http://schemas.microsoft.com/office/drawing/2010/main" val="0"/>
                               </a:ext>
                             </a:extLst>
-                          </pic:cNvPr>
-                          <pic:cNvPicPr>
-                            <a:picLocks noChangeAspect="1"/>
-                          </pic:cNvPicPr>
-                        </pic:nvPicPr>
-                        <pic:blipFill>
-                          <a:blip r:embed="rId12"/>
+                          </a:blip>
                           <a:stretch>
                             <a:fillRect/>
                           </a:stretch>
@@ -2454,7 +4266,7 @@
                         <pic:spPr>
                           <a:xfrm>
                             <a:off x="0" y="0"/>
-                            <a:ext cx="5594350" cy="4193540"/>
+                            <a:ext cx="5596890" cy="4195445"/>
                           </a:xfrm>
                           <a:prstGeom prst="rect">
                             <a:avLst/>
@@ -2469,52 +4281,105 @@
             <w:r>
               <w:t xml:space="preserve">Figure 1: Overhead photographs of experimental tank configurations for each of the </w:t>
             </w:r>
-            <w:commentRangeStart w:id="51"/>
-            <w:commentRangeStart w:id="52"/>
+            <w:commentRangeStart w:id="110"/>
+            <w:commentRangeStart w:id="111"/>
             <w:r>
               <w:t>four</w:t>
             </w:r>
-            <w:commentRangeEnd w:id="51"/>
+            <w:commentRangeEnd w:id="110"/>
             <w:r>
               <w:rPr>
                 <w:rStyle w:val="CommentReference"/>
                 <w:sz w:val="22"/>
                 <w:szCs w:val="22"/>
               </w:rPr>
-              <w:commentReference w:id="51"/>
+              <w:commentReference w:id="110"/>
             </w:r>
-            <w:commentRangeEnd w:id="52"/>
+            <w:commentRangeEnd w:id="111"/>
             <w:r>
               <w:rPr>
                 <w:rStyle w:val="CommentReference"/>
                 <w:sz w:val="22"/>
                 <w:szCs w:val="22"/>
               </w:rPr>
-              <w:commentReference w:id="52"/>
+              <w:commentReference w:id="111"/>
             </w:r>
             <w:r>
-              <w:t xml:space="preserve"> mesocosm experiments. Experiment 1 (Single kōura) and Experiment 2 (Group kōura): four shelter types, WoodLog (tānekaha log with drilled holes), FlatStone (stones arranged flat), StonePile (stones stacked), and SingleStone (individual stones placed separately). Experiment 3 (Wood vs Stone): WoodSplit shelter (tānekaha wood splits) and FlatStone shelter placed in opposing halves of the tank. Experiment 4 (Bricks): BrickConcrete (perforated concrete bricks) and BrickWood (wooden bricks of identical dimensions) placed in opposing quadrants of the tank.</w:t>
+              <w:t xml:space="preserve"> mesocosm experiments. Experiment 1 (</w:t>
+            </w:r>
+            <w:r>
+              <w:t>I</w:t>
+            </w:r>
+            <w:r>
+              <w:t>ndividual</w:t>
+            </w:r>
+            <w:r>
+              <w:t xml:space="preserve"> </w:t>
+            </w:r>
+            <w:r>
+              <w:t>preference</w:t>
+            </w:r>
+            <w:r>
+              <w:t xml:space="preserve">) and Experiment 2 (Group </w:t>
+            </w:r>
+            <w:r>
+              <w:t>dynamics</w:t>
+            </w:r>
+            <w:r>
+              <w:t>): four shelter types, WoodLog (tānekaha log with drilled holes), FlatStone (stones arranged flat), StonePile (stones stacked), and SingleStone (individual stones placed separately). Experiment 3 (Wood vs Stone): WoodSplit shelter (tānekaha wood splits) and FlatStone shelter placed in opposing halves of the tank. Experiment 4 (</w:t>
+            </w:r>
+            <w:r>
+              <w:t xml:space="preserve">Material </w:t>
+            </w:r>
+            <w:r>
+              <w:t>comparison</w:t>
+            </w:r>
+            <w:r>
+              <w:t>): Concrete</w:t>
+            </w:r>
+            <w:r>
+              <w:t>Brick</w:t>
+            </w:r>
+            <w:r>
+              <w:t xml:space="preserve"> (perforated concrete bricks) and Wood</w:t>
+            </w:r>
+            <w:r>
+              <w:t>Block</w:t>
+            </w:r>
+            <w:r>
+              <w:t xml:space="preserve"> (</w:t>
+            </w:r>
+            <w:r>
+              <w:t xml:space="preserve">perforated </w:t>
+            </w:r>
+            <w:r>
+              <w:t xml:space="preserve">wooden </w:t>
+            </w:r>
+            <w:r>
+              <w:t>blocks</w:t>
+            </w:r>
+            <w:r>
+              <w:t xml:space="preserve"> of identical dimensions) placed in opposing quadrants of the tank.</w:t>
             </w:r>
           </w:p>
         </w:tc>
-        <w:bookmarkEnd w:id="50"/>
+        <w:bookmarkEnd w:id="109"/>
       </w:tr>
       <w:tr>
         <w:tc>
           <w:tcPr>
-            <w:tcW w:w="7920" w:type="dxa"/>
+            <w:tcW w:w="9030" w:type="dxa"/>
           </w:tcPr>
           <w:p>
             <w:pPr>
               <w:jc w:val="center"/>
             </w:pPr>
-            <w:bookmarkStart w:id="53" w:name="fig-exp1-ms"/>
-            <w:bookmarkStart w:id="54" w:name="cell-fig-exp1-ms"/>
+            <w:bookmarkStart w:id="112" w:name="fig-exp1-ms"/>
+            <w:bookmarkStart w:id="113" w:name="cell-fig-exp1-ms"/>
             <w:r>
               <w:rPr>
                 <w:noProof/>
               </w:rPr>
-              <w:lastRenderedPageBreak/>
               <w:t xml:space="preserve"> </w:t>
             </w:r>
             <w:r>
@@ -2575,7 +4440,7 @@
             </w:pPr>
           </w:p>
         </w:tc>
-        <w:bookmarkEnd w:id="53"/>
+        <w:bookmarkEnd w:id="112"/>
       </w:tr>
     </w:tbl>
     <w:p/>
@@ -2597,14 +4462,13 @@
             <w:pPr>
               <w:jc w:val="center"/>
             </w:pPr>
-            <w:bookmarkStart w:id="55" w:name="fig-exp2-ms"/>
-            <w:bookmarkStart w:id="56" w:name="cell-fig-exp2-ms"/>
-            <w:bookmarkEnd w:id="54"/>
+            <w:bookmarkStart w:id="114" w:name="fig-exp2-ms"/>
+            <w:bookmarkStart w:id="115" w:name="cell-fig-exp2-ms"/>
+            <w:bookmarkEnd w:id="113"/>
             <w:r>
               <w:rPr>
                 <w:noProof/>
               </w:rPr>
-              <w:lastRenderedPageBreak/>
               <w:drawing>
                 <wp:inline distT="0" distB="0" distL="0" distR="0" wp14:anchorId="074056E9" wp14:editId="4A52EABB">
                   <wp:extent cx="5727700" cy="2863850"/>
@@ -2657,7 +4521,7 @@
             </w:r>
           </w:p>
         </w:tc>
-        <w:bookmarkEnd w:id="55"/>
+        <w:bookmarkEnd w:id="114"/>
       </w:tr>
     </w:tbl>
     <w:p/>
@@ -2679,9 +4543,9 @@
             <w:pPr>
               <w:jc w:val="center"/>
             </w:pPr>
-            <w:bookmarkStart w:id="57" w:name="fig-exp3-ms"/>
-            <w:bookmarkStart w:id="58" w:name="cell-fig-exp3-ms"/>
-            <w:bookmarkEnd w:id="56"/>
+            <w:bookmarkStart w:id="116" w:name="fig-exp3-ms"/>
+            <w:bookmarkStart w:id="117" w:name="cell-fig-exp3-ms"/>
+            <w:bookmarkEnd w:id="115"/>
             <w:r>
               <w:rPr>
                 <w:noProof/>
@@ -2734,12 +4598,11 @@
               <w:spacing w:before="200"/>
             </w:pPr>
             <w:r>
-              <w:lastRenderedPageBreak/>
               <w:t>Figure 4: structure type preference in stone versus wood comparison (Experiment 3). (A) Proportion of kōura found at each structure type at L1 across all groups and rounds. The dashed line indicates the null expectation of equal distribution (0.5). Significance symbols as in Figure 3. (B) Posterior predicted probability of structure type use by size class from Bayesian categorical mixed model, with 95% credible intervals. ↑ used more than expected, ↓ used less than expected. TankWall excluded from model predictions.</w:t>
             </w:r>
           </w:p>
         </w:tc>
-        <w:bookmarkEnd w:id="57"/>
+        <w:bookmarkEnd w:id="116"/>
       </w:tr>
     </w:tbl>
     <w:p/>
@@ -2761,27 +4624,27 @@
             <w:pPr>
               <w:jc w:val="center"/>
             </w:pPr>
-            <w:bookmarkStart w:id="59" w:name="fig-exp4-ms"/>
-            <w:bookmarkStart w:id="60" w:name="cell-fig-exp4-ms"/>
-            <w:bookmarkEnd w:id="58"/>
+            <w:bookmarkStart w:id="118" w:name="fig-exp4-ms"/>
+            <w:bookmarkStart w:id="119" w:name="cell-fig-exp4-ms"/>
+            <w:bookmarkEnd w:id="117"/>
             <w:r>
               <w:rPr>
                 <w:noProof/>
               </w:rPr>
               <w:drawing>
-                <wp:inline distT="0" distB="0" distL="0" distR="0" wp14:anchorId="6A71D7BE" wp14:editId="2C6E89F6">
-                  <wp:extent cx="5727700" cy="2863850"/>
-                  <wp:effectExtent l="0" t="0" r="0" b="0"/>
-                  <wp:docPr id="60" name="Picture"/>
-                  <wp:cNvGraphicFramePr/>
+                <wp:inline distT="0" distB="0" distL="0" distR="0" wp14:anchorId="77E9E664" wp14:editId="63387B9E">
+                  <wp:extent cx="5594350" cy="2797175"/>
+                  <wp:effectExtent l="0" t="0" r="6350" b="3175"/>
+                  <wp:docPr id="35071986" name="Picture 1"/>
+                  <wp:cNvGraphicFramePr>
+                    <a:graphicFrameLocks xmlns:a="http://schemas.openxmlformats.org/drawingml/2006/main" noChangeAspect="1"/>
+                  </wp:cNvGraphicFramePr>
                   <a:graphic xmlns:a="http://schemas.openxmlformats.org/drawingml/2006/main">
                     <a:graphicData uri="http://schemas.openxmlformats.org/drawingml/2006/picture">
                       <pic:pic xmlns:pic="http://schemas.openxmlformats.org/drawingml/2006/picture">
                         <pic:nvPicPr>
-                          <pic:cNvPr id="61" name="Picture" descr="outputs/fig-exp4.png"/>
-                          <pic:cNvPicPr>
-                            <a:picLocks noChangeAspect="1" noChangeArrowheads="1"/>
-                          </pic:cNvPicPr>
+                          <pic:cNvPr id="35071986" name=""/>
+                          <pic:cNvPicPr/>
                         </pic:nvPicPr>
                         <pic:blipFill>
                           <a:blip r:embed="rId16"/>
@@ -2789,20 +4652,14 @@
                             <a:fillRect/>
                           </a:stretch>
                         </pic:blipFill>
-                        <pic:spPr bwMode="auto">
+                        <pic:spPr>
                           <a:xfrm>
                             <a:off x="0" y="0"/>
-                            <a:ext cx="5727700" cy="2863850"/>
+                            <a:ext cx="5594350" cy="2797175"/>
                           </a:xfrm>
                           <a:prstGeom prst="rect">
                             <a:avLst/>
                           </a:prstGeom>
-                          <a:noFill/>
-                          <a:ln w="9525">
-                            <a:noFill/>
-                            <a:headEnd/>
-                            <a:tailEnd/>
-                          </a:ln>
                         </pic:spPr>
                       </pic:pic>
                     </a:graphicData>
@@ -2814,13 +4671,20 @@
           <w:p>
             <w:pPr>
               <w:spacing w:before="200"/>
+              <w:ind w:left="720"/>
             </w:pPr>
             <w:r>
-              <w:t>Figure 5: Brick material preference (Experiment 4). (A) Proportion of kōura found at each structure type at L1 across all groups and rounds. The dashed line indicates the null expectation of equal distribution (0.5). (B) Posterior predicted probability of structure type use by sex from Bayesian categorical mixed model, with 95% credible intervals. TankWall excluded from model predictions.</w:t>
+              <w:t xml:space="preserve">Figure 5: </w:t>
+            </w:r>
+            <w:r>
+              <w:t>M</w:t>
+            </w:r>
+            <w:r>
+              <w:t>aterial preference (Experiment 4). (A) Proportion of kōura found at each structure type at L1 across all groups and rounds. The dashed line indicates the null expectation of equal distribution (0.5). (B) Posterior predicted probability of structure type use by sex from Bayesian categorical mixed model, with 95% credible intervals. TankWall excluded from model predictions.</w:t>
             </w:r>
           </w:p>
         </w:tc>
-        <w:bookmarkEnd w:id="59"/>
+        <w:bookmarkEnd w:id="118"/>
       </w:tr>
     </w:tbl>
     <w:p>
@@ -2835,9 +4699,9 @@
       <w:pPr>
         <w:ind w:left="720" w:hanging="720"/>
       </w:pPr>
-      <w:bookmarkStart w:id="61" w:name="ref-Adams2007"/>
-      <w:bookmarkStart w:id="62" w:name="refs"/>
-      <w:bookmarkEnd w:id="60"/>
+      <w:bookmarkStart w:id="120" w:name="ref-Adams2007"/>
+      <w:bookmarkStart w:id="121" w:name="refs"/>
+      <w:bookmarkEnd w:id="119"/>
       <w:r>
         <w:t>Adams, S. B. (2007). Direct and indirect effects of channel catfish (</w:t>
       </w:r>
@@ -2881,8 +4745,8 @@
       <w:pPr>
         <w:ind w:left="720" w:hanging="720"/>
       </w:pPr>
-      <w:bookmarkStart w:id="63" w:name="ref-Adams2014"/>
-      <w:bookmarkEnd w:id="61"/>
+      <w:bookmarkStart w:id="122" w:name="ref-Adams2014"/>
+      <w:bookmarkEnd w:id="120"/>
       <w:r>
         <w:t xml:space="preserve">Adams, S. B. (2014). Crayfish use of trash versus natural cover in incised, sand-bed streams. </w:t>
       </w:r>
@@ -2916,10 +4780,35 @@
       <w:pPr>
         <w:ind w:left="720" w:hanging="720"/>
       </w:pPr>
-      <w:bookmarkStart w:id="64" w:name="ref-Burkner2025"/>
-      <w:bookmarkEnd w:id="63"/>
-      <w:r>
-        <w:lastRenderedPageBreak/>
+      <w:bookmarkStart w:id="123" w:name="ref-Burkner2025"/>
+      <w:bookmarkEnd w:id="122"/>
+      <w:r>
+        <w:t xml:space="preserve">Beck, M.W. (1995). Size-Specific Shelter Limitation in Stone Crabs: A Test of The Demographic Bottleneck Hypothesis. </w:t>
+      </w:r>
+      <w:r>
+        <w:rPr>
+          <w:i/>
+          <w:iCs/>
+        </w:rPr>
+        <w:t>Ecology</w:t>
+      </w:r>
+      <w:r>
+        <w:t xml:space="preserve">, 76(3), 968–980. </w:t>
+      </w:r>
+      <w:hyperlink r:id="rId19" w:history="1">
+        <w:r>
+          <w:rPr>
+            <w:rStyle w:val="Hyperlink"/>
+          </w:rPr>
+          <w:t>https://doi.org/10.2307/1939360</w:t>
+        </w:r>
+      </w:hyperlink>
+    </w:p>
+    <w:p>
+      <w:pPr>
+        <w:ind w:left="720" w:hanging="720"/>
+      </w:pPr>
+      <w:r>
         <w:t xml:space="preserve">Bürkner, P.-C., Gabry, J., Weber, S., &amp; Johnson, A. (2025). </w:t>
       </w:r>
       <w:r>
@@ -2932,7 +4821,7 @@
       <w:r>
         <w:t xml:space="preserve"> (Version 2.23.0) [Computer software]. </w:t>
       </w:r>
-      <w:hyperlink r:id="rId19">
+      <w:hyperlink r:id="rId20">
         <w:r>
           <w:t>https://cran.r-project.org/web/packages/brms/index.html</w:t>
         </w:r>
@@ -2942,8 +4831,8 @@
       <w:pPr>
         <w:ind w:left="720" w:hanging="720"/>
       </w:pPr>
-      <w:bookmarkStart w:id="65" w:name="ref-Clapcott2018"/>
-      <w:bookmarkEnd w:id="64"/>
+      <w:bookmarkStart w:id="124" w:name="ref-Clapcott2018"/>
+      <w:bookmarkEnd w:id="123"/>
       <w:r>
         <w:t xml:space="preserve">Clapcott, J., Ataria, J., Hepburn, C., Hikuroa, D., Jackson, A., Kirikiri, R., &amp; Williams, E. (2018). Mātauranga māori: Shaping marine and freshwater futures. </w:t>
       </w:r>
@@ -2967,7 +4856,7 @@
       <w:r>
         <w:t xml:space="preserve">(4), 457--466. </w:t>
       </w:r>
-      <w:hyperlink r:id="rId20">
+      <w:hyperlink r:id="rId21">
         <w:r>
           <w:t>https://doi.org/10.1080/00288330.2018.1539404</w:t>
         </w:r>
@@ -2977,12 +4866,22 @@
       <w:pPr>
         <w:ind w:left="720" w:hanging="720"/>
       </w:pPr>
-      <w:bookmarkStart w:id="66" w:name="ref-Collier1997"/>
-      <w:bookmarkEnd w:id="65"/>
-      <w:r>
-        <w:t xml:space="preserve">Clay M., Stoeckel J. &amp; Helms B. (2017). The role of abiotic and biotic cues in burrow habitat selection by juvenile crayfish. </w:t>
-      </w:r>
-      <w:hyperlink r:id="rId21" w:history="1">
+      <w:bookmarkStart w:id="125" w:name="ref-Collier1997"/>
+      <w:bookmarkEnd w:id="124"/>
+      <w:r>
+        <w:t xml:space="preserve">Clay, M., Stoeckel, J. &amp; Helms, B. (2017). The role of abiotic and biotic cues in burrow habitat selection by juvenile crayfish. </w:t>
+      </w:r>
+      <w:r>
+        <w:rPr>
+          <w:i/>
+          <w:iCs/>
+        </w:rPr>
+        <w:t>Behaviour</w:t>
+      </w:r>
+      <w:r>
+        <w:t xml:space="preserve">, 154, 1177–1196. </w:t>
+      </w:r>
+      <w:hyperlink r:id="rId22" w:history="1">
         <w:r>
           <w:rPr>
             <w:rStyle w:val="Hyperlink"/>
@@ -3023,8 +4922,8 @@
       <w:pPr>
         <w:ind w:left="720" w:hanging="720"/>
       </w:pPr>
-      <w:bookmarkStart w:id="67" w:name="ref-Cooke2023"/>
-      <w:bookmarkEnd w:id="66"/>
+      <w:bookmarkStart w:id="126" w:name="ref-Cooke2023"/>
+      <w:bookmarkEnd w:id="125"/>
       <w:r>
         <w:t xml:space="preserve">Cooke, S. J., Piczak, M. L., Vermaire, J. C., &amp; Kirkwood, A. E. (2023). On the troubling use of plastic “habitat” structures for fish in freshwater ecosystems – or – when restoration is just littering. </w:t>
       </w:r>
@@ -3048,7 +4947,7 @@
       <w:r>
         <w:t xml:space="preserve">, 1--19. </w:t>
       </w:r>
-      <w:hyperlink r:id="rId22">
+      <w:hyperlink r:id="rId23">
         <w:r>
           <w:t>https://doi.org/10.1139/facets-2022-0210</w:t>
         </w:r>
@@ -3058,8 +4957,34 @@
       <w:pPr>
         <w:ind w:left="720" w:hanging="720"/>
       </w:pPr>
-      <w:bookmarkStart w:id="68" w:name="ref-Dickson2023"/>
-      <w:bookmarkEnd w:id="67"/>
+      <w:bookmarkStart w:id="127" w:name="ref-Dickson2023"/>
+      <w:bookmarkEnd w:id="126"/>
+      <w:r>
+        <w:t xml:space="preserve">Dudgeon, D., Arthington, A.H., Gessner, M.O., Kawabata, Z., Knowler, D.J., Lévêque, C., et al. (2006). Freshwater biodiversity: importance, threats, status and conservation challenges. </w:t>
+      </w:r>
+      <w:r>
+        <w:rPr>
+          <w:i/>
+          <w:iCs/>
+        </w:rPr>
+        <w:t>Biological Reviews</w:t>
+      </w:r>
+      <w:r>
+        <w:t xml:space="preserve">, 81(2), 163–182. </w:t>
+      </w:r>
+      <w:hyperlink r:id="rId24" w:history="1">
+        <w:r>
+          <w:rPr>
+            <w:rStyle w:val="Hyperlink"/>
+          </w:rPr>
+          <w:t>https://doi.org/10.1017/S1464793105006950</w:t>
+        </w:r>
+      </w:hyperlink>
+    </w:p>
+    <w:p>
+      <w:pPr>
+        <w:ind w:left="720" w:hanging="720"/>
+      </w:pPr>
       <w:r>
         <w:t xml:space="preserve">Dickson, J., Franken, O., Watson, M. S., Monnich, B., Holthuijsen, S., Eriksson, B. K., Govers, L. L., Heide, T. van der, &amp; Bouma, T. J. (2023). Who lives in a pear tree under the sea? A first look at tree reefs as a complex natural biodegradable structure to enhance biodiversity in marine systems. </w:t>
       </w:r>
@@ -3083,7 +5008,7 @@
       <w:r>
         <w:t xml:space="preserve">, 1213790. </w:t>
       </w:r>
-      <w:hyperlink r:id="rId23">
+      <w:hyperlink r:id="rId25">
         <w:r>
           <w:t>https://doi.org/10.3389/fmars.2023.1213790</w:t>
         </w:r>
@@ -3093,8 +5018,8 @@
       <w:pPr>
         <w:ind w:left="720" w:hanging="720"/>
       </w:pPr>
-      <w:bookmarkStart w:id="69" w:name="ref-Engels2014"/>
-      <w:bookmarkEnd w:id="68"/>
+      <w:bookmarkStart w:id="128" w:name="ref-Engels2014"/>
+      <w:bookmarkEnd w:id="127"/>
       <w:r>
         <w:t xml:space="preserve">Engels, B. (2014). XNomial: Exact goodness-of-fit test for multinomial data with fixed probabilities. In </w:t>
       </w:r>
@@ -3108,7 +5033,7 @@
       <w:r>
         <w:t xml:space="preserve">. The R Foundation. </w:t>
       </w:r>
-      <w:hyperlink r:id="rId24">
+      <w:hyperlink r:id="rId26">
         <w:r>
           <w:t>https://doi.org/10.32614/cran.package.xnomial</w:t>
         </w:r>
@@ -3118,8 +5043,8 @@
       <w:pPr>
         <w:ind w:left="720" w:hanging="720"/>
       </w:pPr>
-      <w:bookmarkStart w:id="70" w:name="ref-Figler2005"/>
-      <w:bookmarkEnd w:id="69"/>
+      <w:bookmarkStart w:id="129" w:name="ref-Figler2005"/>
+      <w:bookmarkEnd w:id="128"/>
       <w:r>
         <w:t xml:space="preserve">Figler, M. H., Blank, G. S., &amp; Peeke, H. V. S. (2005). Shelter competition between resident male red swamp crayfish </w:t>
       </w:r>
@@ -3153,7 +5078,7 @@
       <w:r>
         <w:t xml:space="preserve">(4), 237--248. </w:t>
       </w:r>
-      <w:hyperlink r:id="rId25">
+      <w:hyperlink r:id="rId27">
         <w:r>
           <w:t>https://doi.org/10.1080/10236240500376477</w:t>
         </w:r>
@@ -3163,8 +5088,8 @@
       <w:pPr>
         <w:ind w:left="720" w:hanging="720"/>
       </w:pPr>
-      <w:bookmarkStart w:id="71" w:name="ref-Figler1999"/>
-      <w:bookmarkEnd w:id="70"/>
+      <w:bookmarkStart w:id="130" w:name="ref-Figler1999"/>
+      <w:bookmarkEnd w:id="129"/>
       <w:r>
         <w:t xml:space="preserve">Figler, M. H., Cheverton, H. M., &amp; Blank, G. S. (1999). Shelter competition in juvenile red swamp crayfish (procambarus clarkii): The influences of sex differences, relative size, and prior residence. </w:t>
       </w:r>
@@ -3188,7 +5113,7 @@
       <w:r>
         <w:t xml:space="preserve">(1-2), 63--75. </w:t>
       </w:r>
-      <w:hyperlink r:id="rId26">
+      <w:hyperlink r:id="rId28">
         <w:r>
           <w:t>https://doi.org/10.1016/s0044-8486(99)00114-3</w:t>
         </w:r>
@@ -3198,14 +5123,10 @@
       <w:pPr>
         <w:ind w:left="720" w:hanging="720"/>
       </w:pPr>
-      <w:bookmarkStart w:id="72" w:name="ref-Garron2024"/>
-      <w:bookmarkEnd w:id="71"/>
-      <w:r>
-        <w:t xml:space="preserve">Garron, C., Pangaud, A., Taubaty, M., Rolan‐Meynard, M., Argillier, C., Raymond, J., Dublon, J., &amp; Westrelin, S. (2024). Towards the development of a standardized method to monitor </w:t>
-      </w:r>
-      <w:r>
-        <w:lastRenderedPageBreak/>
-        <w:t xml:space="preserve">lakeshore hydromorphological restoration measures. </w:t>
+      <w:bookmarkStart w:id="131" w:name="ref-Garron2024"/>
+      <w:bookmarkEnd w:id="130"/>
+      <w:r>
+        <w:t xml:space="preserve">Garron, C., Pangaud, A., Taubaty, M., Rolan‐Meynard, M., Argillier, C., Raymond, J., Dublon, J., &amp; Westrelin, S. (2024). Towards the development of a standardized method to monitor lakeshore hydromorphological restoration measures. </w:t>
       </w:r>
       <w:r>
         <w:rPr>
@@ -3227,7 +5148,7 @@
       <w:r>
         <w:t xml:space="preserve">(4). </w:t>
       </w:r>
-      <w:hyperlink r:id="rId27">
+      <w:hyperlink r:id="rId29">
         <w:r>
           <w:t>https://doi.org/10.1002/aqc.4152</w:t>
         </w:r>
@@ -3237,8 +5158,8 @@
       <w:pPr>
         <w:ind w:left="720" w:hanging="720"/>
       </w:pPr>
-      <w:bookmarkStart w:id="73" w:name="ref-Gelman1992"/>
-      <w:bookmarkEnd w:id="72"/>
+      <w:bookmarkStart w:id="132" w:name="ref-Gelman1992"/>
+      <w:bookmarkEnd w:id="131"/>
       <w:r>
         <w:t xml:space="preserve">Gelman, A., &amp; Rubin, D. B. (1992). Inference from iterative simulation using multiple sequences. </w:t>
       </w:r>
@@ -3262,7 +5183,7 @@
       <w:r>
         <w:t xml:space="preserve">(4), 457–472. </w:t>
       </w:r>
-      <w:hyperlink r:id="rId28">
+      <w:hyperlink r:id="rId30">
         <w:r>
           <w:t>https://doi.org/10.1214/ss/1177011136</w:t>
         </w:r>
@@ -3272,8 +5193,8 @@
       <w:pPr>
         <w:ind w:left="720" w:hanging="720"/>
       </w:pPr>
-      <w:bookmarkStart w:id="74" w:name="ref-Hammond2006"/>
-      <w:bookmarkEnd w:id="73"/>
+      <w:bookmarkStart w:id="133" w:name="ref-Hammond2006"/>
+      <w:bookmarkEnd w:id="132"/>
       <w:r>
         <w:t xml:space="preserve">Hammond, K. S., Hollows, J. W., Townsend, C. R., &amp; Lokman, P. M. (2006). Effects of temperature and water calcium concentration on growth, survival and moulting of freshwater crayfish, paranephrops zealandicus. </w:t>
       </w:r>
@@ -3297,7 +5218,7 @@
       <w:r>
         <w:t xml:space="preserve">(2-4), 271--279. </w:t>
       </w:r>
-      <w:hyperlink r:id="rId29">
+      <w:hyperlink r:id="rId31">
         <w:r>
           <w:t>https://doi.org/10.1016/j.aquaculture.2005.05.032</w:t>
         </w:r>
@@ -3307,8 +5228,8 @@
       <w:pPr>
         <w:ind w:left="720" w:hanging="720"/>
       </w:pPr>
-      <w:bookmarkStart w:id="75" w:name="ref-Huolila1997"/>
-      <w:bookmarkEnd w:id="74"/>
+      <w:bookmarkStart w:id="134" w:name="ref-Huolila1997"/>
+      <w:bookmarkEnd w:id="133"/>
       <w:r>
         <w:t xml:space="preserve">Hazlett B.A., Lawler S. &amp; Edney G. (2007). Agonistic behavior of the crayfish Euastacus armatus and Cherax destructor. </w:t>
       </w:r>
@@ -3332,7 +5253,7 @@
       <w:r>
         <w:t xml:space="preserve">, 257–266. </w:t>
       </w:r>
-      <w:hyperlink r:id="rId30" w:history="1">
+      <w:hyperlink r:id="rId32" w:history="1">
         <w:r>
           <w:rPr>
             <w:rStyle w:val="Hyperlink"/>
@@ -3368,7 +5289,7 @@
       <w:r>
         <w:t xml:space="preserve">(2), 185--189. </w:t>
       </w:r>
-      <w:hyperlink r:id="rId31">
+      <w:hyperlink r:id="rId33">
         <w:r>
           <w:t>https://doi.org/10.1016/s0165-7836(97)00046-5</w:t>
         </w:r>
@@ -3378,8 +5299,8 @@
       <w:pPr>
         <w:ind w:left="720" w:hanging="720"/>
       </w:pPr>
-      <w:bookmarkStart w:id="76" w:name="ref-Hylkema2020"/>
-      <w:bookmarkEnd w:id="75"/>
+      <w:bookmarkStart w:id="135" w:name="ref-Hylkema2020"/>
+      <w:bookmarkEnd w:id="134"/>
       <w:r>
         <w:t xml:space="preserve">Hylkema, A., Debrot, A. O., Osinga, R., Bron, P. S., Heesink, D. B., Izioka, A. K., Reid, C. B., Rippen, J. C., Treibitz, T., Yuval, M., &amp; Murk, A. J. (2020). Fish assemblages of three common artificial reef designs during early colonization. </w:t>
       </w:r>
@@ -3403,7 +5324,7 @@
       <w:r>
         <w:t xml:space="preserve">, 105994. </w:t>
       </w:r>
-      <w:hyperlink r:id="rId32">
+      <w:hyperlink r:id="rId34">
         <w:r>
           <w:t>https://doi.org/10.1016/j.ecoleng.2020.105994</w:t>
         </w:r>
@@ -3413,8 +5334,8 @@
       <w:pPr>
         <w:ind w:left="720" w:hanging="720"/>
       </w:pPr>
-      <w:bookmarkStart w:id="77" w:name="ref-Johnsen2008"/>
-      <w:bookmarkEnd w:id="76"/>
+      <w:bookmarkStart w:id="136" w:name="ref-Johnsen2008"/>
+      <w:bookmarkEnd w:id="135"/>
       <w:r>
         <w:t xml:space="preserve">Johnsen, S. I., &amp; Taugbøl, T. (2008). Add stones, get crayfish – is it that simple? </w:t>
       </w:r>
@@ -3443,8 +5364,8 @@
       <w:pPr>
         <w:ind w:left="720" w:hanging="720"/>
       </w:pPr>
-      <w:bookmarkStart w:id="78" w:name="ref-Jowett2008"/>
-      <w:bookmarkEnd w:id="77"/>
+      <w:bookmarkStart w:id="137" w:name="ref-Jowett2008"/>
+      <w:bookmarkEnd w:id="136"/>
       <w:r>
         <w:t xml:space="preserve">Jowett, I. G., Parkyn, S. M., &amp; Richardson, J. (2008). Habitat characteristics of crayfish (paranephrops planifrons) in new zealand streams using generalised additive models (GAMs). </w:t>
       </w:r>
@@ -3468,7 +5389,7 @@
       <w:r>
         <w:t xml:space="preserve">(1), 353--365. </w:t>
       </w:r>
-      <w:hyperlink r:id="rId33">
+      <w:hyperlink r:id="rId35">
         <w:r>
           <w:t>https://doi.org/10.1007/s10750-007-9108-z</w:t>
         </w:r>
@@ -3478,8 +5399,8 @@
       <w:pPr>
         <w:ind w:left="720" w:hanging="720"/>
       </w:pPr>
-      <w:bookmarkStart w:id="79" w:name="ref-Jurcak2016"/>
-      <w:bookmarkEnd w:id="78"/>
+      <w:bookmarkStart w:id="138" w:name="ref-Jurcak2016"/>
+      <w:bookmarkEnd w:id="137"/>
       <w:r>
         <w:t xml:space="preserve">Jurcak, A. M., Lahman, S. E., Wofford, S. J., &amp; Moore, P. A. (2016). Behavior of crayfish. In </w:t>
       </w:r>
@@ -3498,8 +5419,8 @@
       <w:pPr>
         <w:ind w:left="720" w:hanging="720"/>
       </w:pPr>
-      <w:bookmarkStart w:id="80" w:name="ref-Kusabs2009"/>
-      <w:bookmarkEnd w:id="79"/>
+      <w:bookmarkStart w:id="139" w:name="ref-Kusabs2009"/>
+      <w:bookmarkEnd w:id="138"/>
       <w:r>
         <w:t xml:space="preserve">Kusabs, I. A., &amp; Quinn, J. M. (2009). Use of a traditional maori harvesting method, the tau kōura, for monitoring kōura (freshwater crayfish, paranephrops planifrons) in lake rotoiti, north island, new zealand. </w:t>
       </w:r>
@@ -3523,7 +5444,7 @@
       <w:r>
         <w:t xml:space="preserve">(3), 713–722. </w:t>
       </w:r>
-      <w:hyperlink r:id="rId34">
+      <w:hyperlink r:id="rId36">
         <w:r>
           <w:t>https://doi.org/10.1080/00288330909510036</w:t>
         </w:r>
@@ -3533,10 +5454,9 @@
       <w:pPr>
         <w:ind w:left="720" w:hanging="720"/>
       </w:pPr>
-      <w:bookmarkStart w:id="81" w:name="ref-Kusabs2015"/>
-      <w:bookmarkEnd w:id="80"/>
-      <w:r>
-        <w:lastRenderedPageBreak/>
+      <w:bookmarkStart w:id="140" w:name="ref-Kusabs2015"/>
+      <w:bookmarkEnd w:id="139"/>
+      <w:r>
         <w:t>Kusabs I.A., Hicks B.J., Quinn J.M. &amp; Hamilton D.P. (2015</w:t>
       </w:r>
       <w:r>
@@ -3561,7 +5481,7 @@
       <w:r>
         <w:t xml:space="preserve">, 35–46. </w:t>
       </w:r>
-      <w:hyperlink r:id="rId35" w:history="1">
+      <w:hyperlink r:id="rId37" w:history="1">
         <w:r>
           <w:rPr>
             <w:rStyle w:val="Hyperlink"/>
@@ -3605,7 +5525,7 @@
       <w:r>
         <w:t xml:space="preserve">(7), 631–643. </w:t>
       </w:r>
-      <w:hyperlink r:id="rId36">
+      <w:hyperlink r:id="rId38">
         <w:r>
           <w:t>https://doi.org/10.1071/mf14148</w:t>
         </w:r>
@@ -3615,8 +5535,8 @@
       <w:pPr>
         <w:ind w:left="720" w:hanging="720"/>
       </w:pPr>
-      <w:bookmarkStart w:id="82" w:name="ref-Lee2025"/>
-      <w:bookmarkEnd w:id="81"/>
+      <w:bookmarkStart w:id="141" w:name="ref-Lee2025"/>
+      <w:bookmarkEnd w:id="140"/>
       <w:r>
         <w:t xml:space="preserve">Kusabs, I. A. K., Duggan, I. C., Bruere, A. C., Scholes, P., Te Kurapa, T. W., Grant, T. M., &amp; Burdon, F. J. (2026). Invasive catfish linked to the decline of freshwater crayfish in two Aotearoa New Zealand lakes. </w:t>
       </w:r>
@@ -3640,7 +5560,7 @@
       <w:r>
         <w:t xml:space="preserve">(6), 143. </w:t>
       </w:r>
-      <w:hyperlink r:id="rId37" w:history="1">
+      <w:hyperlink r:id="rId39" w:history="1">
         <w:r>
           <w:rPr>
             <w:rStyle w:val="Hyperlink"/>
@@ -3678,7 +5598,7 @@
       <w:r>
         <w:t xml:space="preserve">(2), 221–239. </w:t>
       </w:r>
-      <w:hyperlink r:id="rId38">
+      <w:hyperlink r:id="rId40">
         <w:r>
           <w:t>https://doi.org/10.5194/we-25-221-2025</w:t>
         </w:r>
@@ -3688,28 +5608,28 @@
       <w:pPr>
         <w:ind w:left="720" w:hanging="720"/>
       </w:pPr>
-      <w:bookmarkStart w:id="83" w:name="ref-Magnelia2008"/>
-      <w:bookmarkEnd w:id="82"/>
-      <w:r>
-        <w:t xml:space="preserve">Magnelia, S. J., Jesus, M. J. D., Schlechte, J. W., Cummings, G. C., &amp; Duty, J. L. (2008). </w:t>
-      </w:r>
-      <w:r>
-        <w:rPr>
-          <w:i/>
-          <w:iCs/>
-        </w:rPr>
-        <w:t>Comparison of plastic pipe and juniper tree fish attractors in a central texas reservoir</w:t>
-      </w:r>
-      <w:r>
-        <w:t>.</w:t>
+      <w:bookmarkStart w:id="142" w:name="ref-Magnelia2008"/>
+      <w:bookmarkEnd w:id="141"/>
+      <w:r>
+        <w:t xml:space="preserve">Magnelia, S.J., Jesus, M.J.D., Schlechte, J.W., Cummings, G.C. &amp; Duty, J.L. (2008). Comparison of Plastic Pipe and Juniper Tree Fish Attractors in a Central Texas Reservoir. </w:t>
+      </w:r>
+      <w:r>
+        <w:rPr>
+          <w:i/>
+          <w:iCs/>
+        </w:rPr>
+        <w:t>Proceedings of the Annual Conference Southeastern Association of Fish and Wildlife Agencies</w:t>
+      </w:r>
+      <w:r>
+        <w:t>, Vol. 62, 183–188.</w:t>
       </w:r>
     </w:p>
     <w:p>
       <w:pPr>
         <w:ind w:left="720" w:hanging="720"/>
       </w:pPr>
-      <w:bookmarkStart w:id="84" w:name="ref-Mazlum2017"/>
-      <w:bookmarkEnd w:id="83"/>
+      <w:bookmarkStart w:id="143" w:name="ref-Mazlum2017"/>
+      <w:bookmarkEnd w:id="142"/>
       <w:r>
         <w:t xml:space="preserve">Mazlum, Y., Guner Gurlek, O., &amp; Sirin, S. (2017). Effect of different substrates on survival and growth of juveniles of the freshwater narrow-clawed crayfish astacus leptodactylus eschscholtz, 1823 (decapoda, astacidae). </w:t>
       </w:r>
@@ -3733,7 +5653,7 @@
       <w:r>
         <w:t xml:space="preserve">(11-12), 1289--1302. </w:t>
       </w:r>
-      <w:hyperlink r:id="rId39">
+      <w:hyperlink r:id="rId41">
         <w:r>
           <w:t>https://doi.org/10.1163/15685403-00003724</w:t>
         </w:r>
@@ -3743,8 +5663,8 @@
       <w:pPr>
         <w:ind w:left="720" w:hanging="720"/>
       </w:pPr>
-      <w:bookmarkStart w:id="85" w:name="ref-Momot1995"/>
-      <w:bookmarkEnd w:id="84"/>
+      <w:bookmarkStart w:id="144" w:name="ref-Momot1995"/>
+      <w:bookmarkEnd w:id="143"/>
       <w:r>
         <w:t xml:space="preserve">Momot, W. T. (1995). Redefining the role of crayfish in aquatic ecosystems. </w:t>
       </w:r>
@@ -3768,7 +5688,7 @@
       <w:r>
         <w:t xml:space="preserve">(1), 33--63. </w:t>
       </w:r>
-      <w:hyperlink r:id="rId40">
+      <w:hyperlink r:id="rId42">
         <w:r>
           <w:t>https://doi.org/10.1080/10641269509388566</w:t>
         </w:r>
@@ -3778,8 +5698,8 @@
       <w:pPr>
         <w:ind w:left="720" w:hanging="720"/>
       </w:pPr>
-      <w:bookmarkStart w:id="86" w:name="ref-Olsson2009"/>
-      <w:bookmarkEnd w:id="85"/>
+      <w:bookmarkStart w:id="145" w:name="ref-Olsson2009"/>
+      <w:bookmarkEnd w:id="144"/>
       <w:r>
         <w:t>Olsson, K., &amp; Nyström, P. (2009). Non-interactive effects of habitat complexity and adult crayfish on survival and growth of juvenile crayfish (</w:t>
       </w:r>
@@ -3813,7 +5733,7 @@
       <w:r>
         <w:t xml:space="preserve">(1), 35--46. </w:t>
       </w:r>
-      <w:hyperlink r:id="rId41">
+      <w:hyperlink r:id="rId43">
         <w:r>
           <w:t>https://doi.org/10.1111/j.1365-2427.2008.02089.x</w:t>
         </w:r>
@@ -3823,8 +5743,8 @@
       <w:pPr>
         <w:ind w:left="720" w:hanging="720"/>
       </w:pPr>
-      <w:bookmarkStart w:id="87" w:name="ref-Olsson2006"/>
-      <w:bookmarkEnd w:id="86"/>
+      <w:bookmarkStart w:id="146" w:name="ref-Olsson2006"/>
+      <w:bookmarkEnd w:id="145"/>
       <w:r>
         <w:t xml:space="preserve">Olsson, K., Stenroth, P., Nyström, P., Holmqvist, N., McIntosh, A. R., &amp; Winterbourn, M. J. (2006). Does natural acidity mediate interactions between introduced brown trout, native fish, crayfish and other invertebrates in west coast new zealand streams? </w:t>
       </w:r>
@@ -3848,7 +5768,7 @@
       <w:r>
         <w:t xml:space="preserve">(2), 255--267. </w:t>
       </w:r>
-      <w:hyperlink r:id="rId42">
+      <w:hyperlink r:id="rId44">
         <w:r>
           <w:t>https://doi.org/10.1016/j.biocon.2005.12.019</w:t>
         </w:r>
@@ -3858,8 +5778,8 @@
       <w:pPr>
         <w:ind w:left="720" w:hanging="720"/>
       </w:pPr>
-      <w:bookmarkStart w:id="88" w:name="ref-Parkyn2001"/>
-      <w:bookmarkEnd w:id="87"/>
+      <w:bookmarkStart w:id="147" w:name="ref-Parkyn2001"/>
+      <w:bookmarkEnd w:id="146"/>
       <w:r>
         <w:t xml:space="preserve">Parkyn, S. M., Collier, K. J., &amp; Hicks, B. J. (2001). New zealand stream crayfish: Functional omnivores but trophic predators? </w:t>
       </w:r>
@@ -3883,7 +5803,7 @@
       <w:r>
         <w:t xml:space="preserve">(5), 641--652. </w:t>
       </w:r>
-      <w:hyperlink r:id="rId43">
+      <w:hyperlink r:id="rId45">
         <w:r>
           <w:t>https://doi.org/10.1046/j.1365-2427.2001.00702.x</w:t>
         </w:r>
@@ -3893,10 +5813,9 @@
       <w:pPr>
         <w:ind w:left="720" w:hanging="720"/>
       </w:pPr>
-      <w:bookmarkStart w:id="89" w:name="ref-Parkyn2009"/>
-      <w:bookmarkEnd w:id="88"/>
-      <w:r>
-        <w:lastRenderedPageBreak/>
+      <w:bookmarkStart w:id="148" w:name="ref-Parkyn2009"/>
+      <w:bookmarkEnd w:id="147"/>
+      <w:r>
         <w:t>Parkyn, S. M., Meleason, M. A., &amp; Davies‐Colley, R. J. (2009). Wood enhances crayfish (</w:t>
       </w:r>
       <w:r>
@@ -3929,7 +5848,7 @@
       <w:r>
         <w:t xml:space="preserve">(3), 689--700. </w:t>
       </w:r>
-      <w:hyperlink r:id="rId44">
+      <w:hyperlink r:id="rId46">
         <w:r>
           <w:t>https://doi.org/10.1080/00288330909510034</w:t>
         </w:r>
@@ -3939,8 +5858,8 @@
       <w:pPr>
         <w:ind w:left="720" w:hanging="720"/>
       </w:pPr>
-      <w:bookmarkStart w:id="90" w:name="ref-Percival2010"/>
-      <w:bookmarkEnd w:id="89"/>
+      <w:bookmarkStart w:id="149" w:name="ref-Percival2010"/>
+      <w:bookmarkEnd w:id="148"/>
       <w:r>
         <w:t xml:space="preserve">Percival, D., &amp; Moore, P. (2010). Shelter size influences self-assessment of size in crayfish, orconectes rusticus: Consequences for agonistic fights. </w:t>
       </w:r>
@@ -3964,7 +5883,7 @@
       <w:r>
         <w:t xml:space="preserve">(1), 103--119. </w:t>
       </w:r>
-      <w:hyperlink r:id="rId45">
+      <w:hyperlink r:id="rId47">
         <w:r>
           <w:t>https://doi.org/10.1163/000579509x12512685881053</w:t>
         </w:r>
@@ -3974,165 +5893,27 @@
       <w:pPr>
         <w:ind w:left="720" w:hanging="720"/>
       </w:pPr>
-      <w:bookmarkStart w:id="91" w:name="ref-Ramalho2010"/>
-      <w:bookmarkEnd w:id="90"/>
-      <w:r>
-        <w:t xml:space="preserve">Ramalho, R. O., McClain, W. R., &amp; Anastacio, P. M. (2010). An effective and simple method of temporarily marking crayfish. </w:t>
-      </w:r>
-      <w:r>
-        <w:rPr>
-          <w:i/>
-          <w:iCs/>
-        </w:rPr>
-        <w:t>Freshwater Crayfish</w:t>
-      </w:r>
-      <w:r>
-        <w:t xml:space="preserve">, </w:t>
-      </w:r>
-      <w:r>
-        <w:rPr>
-          <w:i/>
-          <w:iCs/>
-        </w:rPr>
-        <w:t>17</w:t>
-      </w:r>
-      <w:r>
-        <w:t>(1), 57–60.</w:t>
-      </w:r>
-    </w:p>
-    <w:p>
-      <w:pPr>
-        <w:ind w:left="720" w:hanging="720"/>
-      </w:pPr>
-      <w:bookmarkStart w:id="92" w:name="ref-Ranta1993"/>
-      <w:bookmarkEnd w:id="91"/>
-      <w:r>
-        <w:t xml:space="preserve">Ranta, E., &amp; Lindström, K. (1993). Body size and shelter possession in mature signal crayfish, Pacifastacus leniusculus. </w:t>
-      </w:r>
-      <w:r>
-        <w:rPr>
-          <w:i/>
-          <w:iCs/>
-        </w:rPr>
-        <w:t>Annales Zoologici Fennici</w:t>
-      </w:r>
-      <w:r>
-        <w:t xml:space="preserve">, </w:t>
-      </w:r>
-      <w:r>
-        <w:rPr>
-          <w:i/>
-          <w:iCs/>
-        </w:rPr>
-        <w:t>30</w:t>
-      </w:r>
-      <w:r>
-        <w:t>(2), 125–132.</w:t>
-      </w:r>
-    </w:p>
-    <w:p>
-      <w:pPr>
-        <w:ind w:left="720" w:hanging="720"/>
-      </w:pPr>
-      <w:bookmarkStart w:id="93" w:name="ref-Raveninreview"/>
-      <w:bookmarkEnd w:id="92"/>
-      <w:r>
-        <w:t>Raven, O. V., Burdon, F. J., Kusabs, I. A. K., Holmes, R., &amp; Özkundakci, D. (in</w:t>
-      </w:r>
-      <w:r>
-        <w:t xml:space="preserve"> </w:t>
-      </w:r>
-      <w:r>
-        <w:t>review</w:t>
-      </w:r>
-      <w:r>
-        <w:t xml:space="preserve"> a</w:t>
-      </w:r>
-      <w:r>
-        <w:t xml:space="preserve">). </w:t>
-      </w:r>
-      <w:r>
-        <w:rPr>
-          <w:i/>
-          <w:iCs/>
-        </w:rPr>
-        <w:t>Littoral habitat structure influences freshwater crayfish populations in five volcanic lakes of aotearoa new zealand</w:t>
-      </w:r>
-      <w:r>
-        <w:t xml:space="preserve">. </w:t>
-      </w:r>
-      <w:hyperlink r:id="rId46">
-        <w:r>
-          <w:t>https://olivierraven.github.io/Koura_shoreline_habitats/</w:t>
-        </w:r>
-      </w:hyperlink>
-    </w:p>
-    <w:p>
-      <w:pPr>
-        <w:ind w:left="720" w:hanging="720"/>
-      </w:pPr>
-      <w:bookmarkStart w:id="94" w:name="ref-Ravenindraft"/>
-      <w:bookmarkEnd w:id="93"/>
-      <w:r>
-        <w:t>Raven, O. V., MacNeil, C., Lee, F., Holmes, R., Kusabs, I. A. K., Burdon, F. J., &amp; Özkundakci, D. (</w:t>
-      </w:r>
-      <w:r>
-        <w:t>in review b</w:t>
-      </w:r>
-      <w:r>
-        <w:t xml:space="preserve">). </w:t>
-      </w:r>
-      <w:r>
-        <w:rPr>
-          <w:i/>
-          <w:iCs/>
-        </w:rPr>
-        <w:t>Fear of the invader: A predatory invader may provoke stronger non-consumptive effects on a keystone native prey than a native predator</w:t>
-      </w:r>
-      <w:r>
-        <w:t xml:space="preserve">. </w:t>
-      </w:r>
-      <w:hyperlink r:id="rId47">
-        <w:r>
-          <w:t>https://olivierraven.github.io/NCE_Koura_catfish/</w:t>
-        </w:r>
-      </w:hyperlink>
-    </w:p>
-    <w:p>
-      <w:pPr>
-        <w:ind w:left="720" w:hanging="720"/>
-      </w:pPr>
-      <w:bookmarkStart w:id="95" w:name="ref-Richman2015"/>
-      <w:bookmarkEnd w:id="94"/>
-      <w:r>
-        <w:t xml:space="preserve">Reynolds J., Souty-Grosset C. &amp; Alastair A. (2013). Ecological Roles of Crayfish in Freshwater and Terrestrial Habitats. </w:t>
-      </w:r>
-      <w:r>
-        <w:rPr>
-          <w:i/>
-          <w:iCs/>
-        </w:rPr>
-        <w:t>Freshwater Crayfish</w:t>
-      </w:r>
-      <w:r>
-        <w:t xml:space="preserve"> </w:t>
-      </w:r>
-      <w:r>
-        <w:rPr>
-          <w:b/>
-          <w:bCs/>
-        </w:rPr>
-        <w:t>19</w:t>
-      </w:r>
-      <w:r>
-        <w:t xml:space="preserve">, 197–218. </w:t>
+      <w:bookmarkStart w:id="150" w:name="ref-Ramalho2010"/>
+      <w:bookmarkEnd w:id="149"/>
+      <w:r>
+        <w:t xml:space="preserve">Pirtle, J.L., Eckert, G.L. &amp; Stoner, A.W. (2012). Habitat structure influences the survival and predator–prey interactions of early juvenile red king crab Paralithodes camtschaticus. </w:t>
+      </w:r>
+      <w:r>
+        <w:rPr>
+          <w:i/>
+          <w:iCs/>
+        </w:rPr>
+        <w:t>Marine Ecology Progress Series</w:t>
+      </w:r>
+      <w:r>
+        <w:t xml:space="preserve">, 465, 169–184. </w:t>
       </w:r>
       <w:hyperlink r:id="rId48" w:history="1">
         <w:r>
           <w:rPr>
             <w:rStyle w:val="Hyperlink"/>
           </w:rPr>
-          <w:t>https://doi.org/doi:%252010.5869/fc.2013.v19-2.197</w:t>
+          <w:t>https://doi.org/10.3354/meps09883</w:t>
         </w:r>
       </w:hyperlink>
     </w:p>
@@ -4141,6 +5922,160 @@
         <w:ind w:left="720" w:hanging="720"/>
       </w:pPr>
       <w:r>
+        <w:t xml:space="preserve">Ramalho, R. O., McClain, W. R., &amp; Anastacio, P. M. (2010). An effective and simple method of temporarily marking crayfish. </w:t>
+      </w:r>
+      <w:r>
+        <w:rPr>
+          <w:i/>
+          <w:iCs/>
+        </w:rPr>
+        <w:t>Freshwater Crayfish</w:t>
+      </w:r>
+      <w:r>
+        <w:t xml:space="preserve">, </w:t>
+      </w:r>
+      <w:r>
+        <w:rPr>
+          <w:i/>
+          <w:iCs/>
+        </w:rPr>
+        <w:t>17</w:t>
+      </w:r>
+      <w:r>
+        <w:t>(1), 57–60.</w:t>
+      </w:r>
+    </w:p>
+    <w:p>
+      <w:pPr>
+        <w:ind w:left="720" w:hanging="720"/>
+      </w:pPr>
+      <w:bookmarkStart w:id="151" w:name="ref-Ranta1993"/>
+      <w:bookmarkEnd w:id="150"/>
+      <w:r>
+        <w:t xml:space="preserve">Ranta, E., &amp; Lindström, K. (1993). Body size and shelter possession in mature signal crayfish, Pacifastacus leniusculus. </w:t>
+      </w:r>
+      <w:r>
+        <w:rPr>
+          <w:i/>
+          <w:iCs/>
+        </w:rPr>
+        <w:t>Annales Zoologici Fennici</w:t>
+      </w:r>
+      <w:r>
+        <w:t xml:space="preserve">, </w:t>
+      </w:r>
+      <w:r>
+        <w:rPr>
+          <w:i/>
+          <w:iCs/>
+        </w:rPr>
+        <w:t>30</w:t>
+      </w:r>
+      <w:r>
+        <w:t>(2), 125–132.</w:t>
+      </w:r>
+    </w:p>
+    <w:p>
+      <w:pPr>
+        <w:ind w:left="720" w:hanging="720"/>
+      </w:pPr>
+      <w:bookmarkStart w:id="152" w:name="ref-Raveninreview"/>
+      <w:bookmarkEnd w:id="151"/>
+      <w:r>
+        <w:t>Raven, O. V., Burdon, F. J., Kusabs, I. A. K., Holmes, R., &amp; Özkundakci, D. (in</w:t>
+      </w:r>
+      <w:r>
+        <w:t xml:space="preserve"> </w:t>
+      </w:r>
+      <w:r>
+        <w:t>review</w:t>
+      </w:r>
+      <w:r>
+        <w:t xml:space="preserve"> a</w:t>
+      </w:r>
+      <w:r>
+        <w:t xml:space="preserve">). </w:t>
+      </w:r>
+      <w:r>
+        <w:rPr>
+          <w:i/>
+          <w:iCs/>
+        </w:rPr>
+        <w:t>Littoral habitat structure influences freshwater crayfish populations in five volcanic lakes of aotearoa new zealand</w:t>
+      </w:r>
+      <w:r>
+        <w:t xml:space="preserve">. </w:t>
+      </w:r>
+      <w:hyperlink r:id="rId49">
+        <w:r>
+          <w:t>https://olivierraven.github.io/Koura_shoreline_habitats/</w:t>
+        </w:r>
+      </w:hyperlink>
+    </w:p>
+    <w:p>
+      <w:pPr>
+        <w:ind w:left="720" w:hanging="720"/>
+      </w:pPr>
+      <w:bookmarkStart w:id="153" w:name="ref-Ravenindraft"/>
+      <w:bookmarkEnd w:id="152"/>
+      <w:r>
+        <w:t>Raven, O. V., MacNeil, C., Lee, F., Holmes, R., Kusabs, I. A. K., Burdon, F. J., &amp; Özkundakci, D. (</w:t>
+      </w:r>
+      <w:r>
+        <w:t>in review b</w:t>
+      </w:r>
+      <w:r>
+        <w:t xml:space="preserve">). </w:t>
+      </w:r>
+      <w:r>
+        <w:rPr>
+          <w:i/>
+          <w:iCs/>
+        </w:rPr>
+        <w:t>Fear of the invader: A predatory invader may provoke stronger non-consumptive effects on a keystone native prey than a native predator</w:t>
+      </w:r>
+      <w:r>
+        <w:t xml:space="preserve">. </w:t>
+      </w:r>
+      <w:hyperlink r:id="rId50">
+        <w:r>
+          <w:t>https://olivierraven.github.io/NCE_Koura_catfish/</w:t>
+        </w:r>
+      </w:hyperlink>
+    </w:p>
+    <w:p>
+      <w:pPr>
+        <w:ind w:left="720" w:hanging="720"/>
+      </w:pPr>
+      <w:bookmarkStart w:id="154" w:name="ref-Richman2015"/>
+      <w:bookmarkEnd w:id="153"/>
+      <w:r>
+        <w:t xml:space="preserve">Reynolds, J., Souty-Grosset, C. &amp; Alastair, A. (2013). Ecological Roles of Crayfish in Freshwater and Terrestrial Habitats. </w:t>
+      </w:r>
+      <w:r>
+        <w:rPr>
+          <w:i/>
+          <w:iCs/>
+        </w:rPr>
+        <w:t>Freshwater Crayfish</w:t>
+      </w:r>
+      <w:r>
+        <w:t xml:space="preserve">, 19(2), 197–218. </w:t>
+      </w:r>
+      <w:hyperlink r:id="rId51" w:history="1">
+        <w:r>
+          <w:rPr>
+            <w:rStyle w:val="Hyperlink"/>
+          </w:rPr>
+          <w:t>https://doi.org/10.5869/fc.2013.v19-2.197</w:t>
+        </w:r>
+      </w:hyperlink>
+    </w:p>
+    <w:p>
+      <w:pPr>
+        <w:ind w:left="720" w:hanging="720"/>
+      </w:pPr>
+      <w:r>
         <w:t xml:space="preserve">Richman, N. I., Böhm, M., Adams, S. B., Alvarez, F., Bergey, E. A., Bunn, J. J. S., Burnham, Q., Cordeiro, J., Coughran, J., Crandall, K. A., Dawkins, K. L., DiStefano, R. J., Doran, N. E., Edsman, L., Eversole, A. G., Füreder, L., Furse, J. M., Gherardi, F., Hamr, P., … Collen, B. (2015). Multiple drivers of decline in the global status of freshwater crayfish (decapoda: astacidea). </w:t>
       </w:r>
       <w:r>
@@ -4163,7 +6098,7 @@
       <w:r>
         <w:t xml:space="preserve">(1662), 20140060. </w:t>
       </w:r>
-      <w:hyperlink r:id="rId49">
+      <w:hyperlink r:id="rId52">
         <w:r>
           <w:t>https://doi.org/10.1098/rstb.2014.0060</w:t>
         </w:r>
@@ -4173,8 +6108,8 @@
       <w:pPr>
         <w:ind w:left="720" w:hanging="720"/>
       </w:pPr>
-      <w:bookmarkStart w:id="96" w:name="ref-Shave1994"/>
-      <w:bookmarkEnd w:id="95"/>
+      <w:bookmarkStart w:id="155" w:name="ref-Shave1994"/>
+      <w:bookmarkEnd w:id="154"/>
       <w:r>
         <w:t>Shave, C. R., Townsend, C. R., &amp; Crowl, T. A. (1994). Anti-predator behaviours of a freshwater crayfish (</w:t>
       </w:r>
@@ -4213,8 +6148,8 @@
       <w:pPr>
         <w:ind w:left="720" w:hanging="720"/>
       </w:pPr>
-      <w:bookmarkStart w:id="97" w:name="ref-Spanier1994"/>
-      <w:bookmarkEnd w:id="96"/>
+      <w:bookmarkStart w:id="156" w:name="ref-Spanier1994"/>
+      <w:bookmarkEnd w:id="155"/>
       <w:r>
         <w:t xml:space="preserve">Spanier, E. (1994). What are the characteristics of a good artificial reef for lobsters? </w:t>
       </w:r>
@@ -4243,10 +6178,9 @@
       <w:pPr>
         <w:ind w:left="720" w:hanging="720"/>
       </w:pPr>
-      <w:bookmarkStart w:id="98" w:name="ref-Stewart2011"/>
-      <w:bookmarkEnd w:id="97"/>
-      <w:r>
-        <w:lastRenderedPageBreak/>
+      <w:bookmarkStart w:id="157" w:name="ref-Stewart2011"/>
+      <w:bookmarkEnd w:id="156"/>
+      <w:r>
         <w:t xml:space="preserve">Stewart, C., &amp; Tabak, J. (2011). Size‐based dominance hierarchies in the new zealand freshwater crayfish (koura) </w:t>
       </w:r>
       <w:r>
@@ -4279,7 +6213,7 @@
       <w:r>
         <w:t xml:space="preserve">(2), 281–285. </w:t>
       </w:r>
-      <w:hyperlink r:id="rId50">
+      <w:hyperlink r:id="rId53">
         <w:r>
           <w:t>https://doi.org/10.1080/00288330.2011.559661</w:t>
         </w:r>
@@ -4289,8 +6223,8 @@
       <w:pPr>
         <w:ind w:left="720" w:hanging="720"/>
       </w:pPr>
-      <w:bookmarkStart w:id="99" w:name="ref-Streissl2002"/>
-      <w:bookmarkEnd w:id="98"/>
+      <w:bookmarkStart w:id="158" w:name="ref-Streissl2002"/>
+      <w:bookmarkEnd w:id="157"/>
       <w:r>
         <w:t xml:space="preserve">Streissl, F., &amp; Hödl, W. (2002). Habitat and shelter requirements of the stone crayfish, </w:t>
       </w:r>
@@ -4324,7 +6258,7 @@
       <w:r>
         <w:t xml:space="preserve">, 195–199. </w:t>
       </w:r>
-      <w:hyperlink r:id="rId51">
+      <w:hyperlink r:id="rId54">
         <w:r>
           <w:t>https://doi.org/10.1023/A:1021094309738</w:t>
         </w:r>
@@ -4334,8 +6268,8 @@
       <w:pPr>
         <w:ind w:left="720" w:hanging="720"/>
       </w:pPr>
-      <w:bookmarkStart w:id="100" w:name="ref-Takahashi2019"/>
-      <w:bookmarkEnd w:id="99"/>
+      <w:bookmarkStart w:id="159" w:name="ref-Takahashi2019"/>
+      <w:bookmarkEnd w:id="158"/>
       <w:r>
         <w:t xml:space="preserve">Takahashi, K., Yamaguchi, E., Fujiyama, N., &amp; Nagayama, T. (2019). The effects of quality of shelters and prior residence on marmorkrebs (marbled crayfish). </w:t>
       </w:r>
@@ -4349,7 +6283,7 @@
       <w:r>
         <w:t xml:space="preserve">. </w:t>
       </w:r>
-      <w:hyperlink r:id="rId52">
+      <w:hyperlink r:id="rId55">
         <w:r>
           <w:t>https://doi.org/10.1242/jeb.197301</w:t>
         </w:r>
@@ -4359,8 +6293,34 @@
       <w:pPr>
         <w:ind w:left="720" w:hanging="720"/>
       </w:pPr>
-      <w:bookmarkStart w:id="101" w:name="ref-Usio2000"/>
-      <w:bookmarkEnd w:id="100"/>
+      <w:bookmarkStart w:id="160" w:name="ref-Usio2000"/>
+      <w:bookmarkEnd w:id="159"/>
+      <w:r>
+        <w:t xml:space="preserve">Tank, J.L. &amp; Winterbourn, M.J. (1996). Microbial activity and invertebrate colonisation of wood in a New Zealand forest stream. </w:t>
+      </w:r>
+      <w:r>
+        <w:rPr>
+          <w:i/>
+          <w:iCs/>
+        </w:rPr>
+        <w:t>New Zealand Journal of Marine and Freshwater Research</w:t>
+      </w:r>
+      <w:r>
+        <w:t xml:space="preserve">, 30(2), 271–280. </w:t>
+      </w:r>
+      <w:hyperlink r:id="rId56" w:history="1">
+        <w:r>
+          <w:rPr>
+            <w:rStyle w:val="Hyperlink"/>
+          </w:rPr>
+          <w:t>https://doi.org/10.1080/00288330.1996.9516714</w:t>
+        </w:r>
+      </w:hyperlink>
+    </w:p>
+    <w:p>
+      <w:pPr>
+        <w:ind w:left="720" w:hanging="720"/>
+      </w:pPr>
       <w:r>
         <w:t xml:space="preserve">Usio, N., &amp; Townsend, C. R. (2000). Distribution of the new zealand crayfish Paranephrops zealandicus in relation to stream physico‐chemistry, predatory fish, and invertebrate prey. </w:t>
       </w:r>
@@ -4384,7 +6344,7 @@
       <w:r>
         <w:t xml:space="preserve">(3), 557--567. </w:t>
       </w:r>
-      <w:hyperlink r:id="rId53">
+      <w:hyperlink r:id="rId57">
         <w:r>
           <w:t>https://doi.org/10.1080/00288330.2000.9516957</w:t>
         </w:r>
@@ -4394,8 +6354,8 @@
       <w:pPr>
         <w:ind w:left="720" w:hanging="720"/>
       </w:pPr>
-      <w:bookmarkStart w:id="102" w:name="ref-Wehi2017"/>
-      <w:bookmarkEnd w:id="101"/>
+      <w:bookmarkStart w:id="161" w:name="ref-Wehi2017"/>
+      <w:bookmarkEnd w:id="160"/>
       <w:r>
         <w:t xml:space="preserve">Wehi, P. M., &amp; Lord, J. M. (2017). Importance of including cultural practices in ecological restoration. </w:t>
       </w:r>
@@ -4419,7 +6379,7 @@
       <w:r>
         <w:t xml:space="preserve">(5), 1109--1118. </w:t>
       </w:r>
-      <w:hyperlink r:id="rId54">
+      <w:hyperlink r:id="rId58">
         <w:r>
           <w:t>https://doi.org/10.1111/cobi.12915</w:t>
         </w:r>
@@ -4429,8 +6389,8 @@
       <w:pPr>
         <w:ind w:left="720" w:hanging="720"/>
       </w:pPr>
-      <w:bookmarkStart w:id="103" w:name="ref-Zhao2024"/>
-      <w:bookmarkEnd w:id="102"/>
+      <w:bookmarkStart w:id="162" w:name="ref-Zhao2024"/>
+      <w:bookmarkEnd w:id="161"/>
       <w:r>
         <w:t>Zhao, M., Feng, G., Wang, H., Shen, C., Fu, Y., Zhang, Y., Zhang, H., Yao, Y., Chen, J., &amp; Xu, W. (2024). The influence of shelter type and coverage on crayfish (</w:t>
       </w:r>
@@ -4474,17 +6434,17 @@
       <w:r>
         <w:t xml:space="preserve">(8), 1147. </w:t>
       </w:r>
-      <w:hyperlink r:id="rId55">
+      <w:hyperlink r:id="rId59">
         <w:r>
           <w:t>https://doi.org/10.3390/ani14081147</w:t>
         </w:r>
       </w:hyperlink>
-      <w:bookmarkEnd w:id="49"/>
-      <w:bookmarkEnd w:id="62"/>
-      <w:bookmarkEnd w:id="103"/>
+      <w:bookmarkEnd w:id="108"/>
+      <w:bookmarkEnd w:id="121"/>
+      <w:bookmarkEnd w:id="162"/>
     </w:p>
     <w:sectPr>
-      <w:footerReference w:type="default" r:id="rId56"/>
+      <w:footerReference w:type="default" r:id="rId60"/>
       <w:pgSz w:w="11906" w:h="16838"/>
       <w:pgMar w:top="1440" w:right="1440" w:bottom="1440" w:left="1440" w:header="708" w:footer="708" w:gutter="0"/>
       <w:lnNumType w:countBy="1" w:restart="continuous"/>
@@ -4555,7 +6515,7 @@
       </w:r>
     </w:p>
   </w:comment>
-  <w:comment w:id="4" w:author="Raven, Olivier (Student)" w:date="2026-06-10T16:16:00Z" w:initials="OR">
+  <w:comment w:id="4" w:author="Frank Burdon" w:date="2026-06-15T16:27:00Z" w:initials="FB">
     <w:p>
       <w:pPr>
         <w:pStyle w:val="CommentText"/>
@@ -4567,35 +6527,26 @@
         <w:annotationRef/>
       </w:r>
       <w:r>
+        <w:t>What about "The importance of structure:: mesocosm evidence for shelter design in freshwater crayfish restoration"?</w:t>
+      </w:r>
+    </w:p>
+  </w:comment>
+  <w:comment w:id="5" w:author="Raven, Olivier (Student)" w:date="2026-06-16T12:05:00Z" w:initials="OR">
+    <w:p>
+      <w:pPr>
+        <w:pStyle w:val="CommentText"/>
+      </w:pPr>
+      <w:r>
+        <w:rPr>
+          <w:rStyle w:val="CommentReference"/>
+        </w:rPr>
+        <w:annotationRef/>
+      </w:r>
+      <w:r>
         <w:rPr>
           <w:lang w:val="en-NZ"/>
         </w:rPr>
-        <w:t>Or a more restoration journal</w:t>
-      </w:r>
-    </w:p>
-  </w:comment>
-  <w:comment w:id="5" w:author="Raven, Olivier (Student)" w:date="2026-06-12T15:34:00Z" w:initials="OR">
-    <w:p>
-      <w:pPr>
-        <w:pStyle w:val="CommentText"/>
-      </w:pPr>
-      <w:r>
-        <w:rPr>
-          <w:rStyle w:val="CommentReference"/>
-        </w:rPr>
-        <w:annotationRef/>
-      </w:r>
-      <w:r>
-        <w:rPr>
-          <w:b/>
-          <w:bCs/>
-          <w:color w:val="1D1F25"/>
-          <w:highlight w:val="white"/>
-        </w:rPr>
-        <w:t>Aquatic Conservation: Marine and Freshwater Ecosystems</w:t>
-      </w:r>
-      <w:r>
-        <w:t xml:space="preserve"> </w:t>
+        <w:t>Add wider scope in intro and discussion and ask editor if this would fit the scope of the journal</w:t>
       </w:r>
     </w:p>
   </w:comment>
@@ -4609,7 +6560,7 @@
       </w:r>
     </w:p>
   </w:comment>
-  <w:comment w:id="8" w:author="Guest User" w:date="2026-06-02T14:20:00Z" w:initials="GU">
+  <w:comment w:id="10" w:author="Guest User" w:date="2026-06-02T14:20:00Z" w:initials="GU">
     <w:p>
       <w:r>
         <w:annotationRef/>
@@ -4619,7 +6570,7 @@
       </w:r>
     </w:p>
   </w:comment>
-  <w:comment w:id="9" w:author="Raven, Olivier (Student)" w:date="2026-06-12T16:40:00Z" w:initials="OR">
+  <w:comment w:id="11" w:author="Raven, Olivier (Student)" w:date="2026-06-12T16:40:00Z" w:initials="OR">
     <w:p>
       <w:pPr>
         <w:pStyle w:val="CommentText"/>
@@ -4638,7 +6589,7 @@
       </w:r>
     </w:p>
   </w:comment>
-  <w:comment w:id="10" w:author="Guest User" w:date="2026-06-12T15:39:00Z" w:initials="GU">
+  <w:comment w:id="13" w:author="Guest User" w:date="2026-06-12T15:39:00Z" w:initials="GU">
     <w:p>
       <w:pPr>
         <w:pStyle w:val="CommentText"/>
@@ -4654,17 +6605,172 @@
       </w:r>
     </w:p>
   </w:comment>
-  <w:comment w:id="13" w:author="Guest User" w:date="2026-06-02T14:48:00Z" w:initials="GU">
-    <w:p>
-      <w:r>
+  <w:comment w:id="14" w:author="Frank Burdon" w:date="2026-06-15T17:43:00Z" w:initials="FB">
+    <w:p>
+      <w:pPr>
+        <w:pStyle w:val="CommentText"/>
+      </w:pPr>
+      <w:r>
+        <w:rPr>
+          <w:rStyle w:val="CommentReference"/>
+        </w:rPr>
         <w:annotationRef/>
       </w:r>
       <w:r>
+        <w:t>I wouldn't put this - there is an expectation that experiments have a control</w:t>
+      </w:r>
+    </w:p>
+  </w:comment>
+  <w:comment w:id="22" w:author="Frank Burdon" w:date="2026-06-15T17:58:00Z" w:initials="FB">
+    <w:p>
+      <w:pPr>
+        <w:pStyle w:val="CommentText"/>
+      </w:pPr>
+      <w:r>
+        <w:rPr>
+          <w:rStyle w:val="CommentReference"/>
+        </w:rPr>
+        <w:annotationRef/>
+      </w:r>
+      <w:r>
+        <w:t>Why two lakes and not one?</w:t>
+      </w:r>
+    </w:p>
+  </w:comment>
+  <w:comment w:id="23" w:author="Raven, Olivier (Student)" w:date="2026-06-16T08:47:00Z" w:initials="OR">
+    <w:p>
+      <w:pPr>
+        <w:pStyle w:val="CommentText"/>
+      </w:pPr>
+      <w:r>
+        <w:rPr>
+          <w:rStyle w:val="CommentReference"/>
+        </w:rPr>
+        <w:annotationRef/>
+      </w:r>
+      <w:r>
+        <w:rPr>
+          <w:lang w:val="en-NZ"/>
+        </w:rPr>
+        <w:t>As the catches are not that great in time of collecting</w:t>
+      </w:r>
+    </w:p>
+  </w:comment>
+  <w:comment w:id="24" w:author="Guest User" w:date="2026-06-16T13:35:00Z" w:initials="GU">
+    <w:p>
+      <w:pPr>
+        <w:pStyle w:val="CommentText"/>
+      </w:pPr>
+      <w:r>
+        <w:rPr>
+          <w:rStyle w:val="CommentReference"/>
+        </w:rPr>
+        <w:annotationRef/>
+      </w:r>
+      <w:r>
+        <w:t>Also, to get enough of a suitable size</w:t>
+      </w:r>
+    </w:p>
+  </w:comment>
+  <w:comment w:id="25" w:author="Frank Burdon" w:date="2026-06-15T18:06:00Z" w:initials="FB">
+    <w:p>
+      <w:pPr>
+        <w:pStyle w:val="CommentText"/>
+      </w:pPr>
+      <w:r>
+        <w:rPr>
+          <w:rStyle w:val="CommentReference"/>
+        </w:rPr>
+        <w:annotationRef/>
+      </w:r>
+      <w:r>
+        <w:t>Do you have temperature and dissolved oxygen data for the tanks?</w:t>
+      </w:r>
+    </w:p>
+  </w:comment>
+  <w:comment w:id="26" w:author="Frank Burdon" w:date="2026-06-15T17:59:00Z" w:initials="FB">
+    <w:p>
+      <w:pPr>
+        <w:pStyle w:val="CommentText"/>
+      </w:pPr>
+      <w:r>
+        <w:rPr>
+          <w:rStyle w:val="CommentReference"/>
+        </w:rPr>
+        <w:annotationRef/>
+      </w:r>
+      <w:r>
+        <w:t>Brand details?</w:t>
+      </w:r>
+    </w:p>
+  </w:comment>
+  <w:comment w:id="27" w:author="Raven, Olivier (Student)" w:date="2026-06-16T09:44:00Z" w:initials="OR">
+    <w:p>
+      <w:pPr>
+        <w:pStyle w:val="CommentText"/>
+      </w:pPr>
+      <w:r>
+        <w:rPr>
+          <w:rStyle w:val="CommentReference"/>
+        </w:rPr>
+        <w:annotationRef/>
+      </w:r>
+      <w:r>
+        <w:rPr>
+          <w:lang w:val="en-NZ"/>
+        </w:rPr>
+        <w:t>For sand? Feels a bit strange as I also don’t do brand for the bricks or the stones used.</w:t>
+      </w:r>
+      <w:r>
+        <w:rPr>
+          <w:lang w:val="en-NZ"/>
+        </w:rPr>
+        <w:br/>
+      </w:r>
+      <w:r>
+        <w:rPr>
+          <w:lang w:val="en-NZ"/>
+        </w:rPr>
+        <w:br/>
+      </w:r>
+      <w:hyperlink r:id="rId1" w:history="1">
+        <w:r>
+          <w:rPr>
+            <w:rStyle w:val="Hyperlink"/>
+            <w:lang w:val="en-NZ"/>
+          </w:rPr>
+          <w:t>https://centrallandscapes.co.nz/products/no-1-sand</w:t>
+        </w:r>
+      </w:hyperlink>
+    </w:p>
+  </w:comment>
+  <w:comment w:id="28" w:author="Frank Burdon" w:date="2026-06-15T18:00:00Z" w:initials="FB">
+    <w:p>
+      <w:pPr>
+        <w:pStyle w:val="CommentText"/>
+      </w:pPr>
+      <w:r>
+        <w:rPr>
+          <w:rStyle w:val="CommentReference"/>
+        </w:rPr>
+        <w:annotationRef/>
+      </w:r>
+      <w:r>
+        <w:t>Extra detail - more than needed? Could just say "shelters"</w:t>
+      </w:r>
+    </w:p>
+  </w:comment>
+  <w:comment w:id="29" w:author="Guest User" w:date="2026-06-02T14:48:00Z" w:initials="GU">
+    <w:p>
+      <w:r>
+        <w:annotationRef/>
+      </w:r>
+      <w:r>
         <w:t>are these the same as the acclimatization tanks? if so just say that to save words</w:t>
       </w:r>
     </w:p>
   </w:comment>
-  <w:comment w:id="14" w:author="Raven, Olivier (Student)" w:date="2026-06-08T12:47:00Z" w:initials="OR">
+  <w:comment w:id="30" w:author="Raven, Olivier (Student)" w:date="2026-06-08T12:47:00Z" w:initials="OR">
     <w:p>
       <w:pPr>
         <w:pStyle w:val="CommentText"/>
@@ -4683,37 +6789,164 @@
       </w:r>
     </w:p>
   </w:comment>
-  <w:comment w:id="16" w:author="Guest User" w:date="2026-06-02T15:02:00Z" w:initials="GU">
-    <w:p>
-      <w:r>
+  <w:comment w:id="31" w:author="Frank Burdon" w:date="2026-06-15T18:53:00Z" w:initials="FB">
+    <w:p>
+      <w:pPr>
+        <w:pStyle w:val="CommentText"/>
+      </w:pPr>
+      <w:r>
+        <w:rPr>
+          <w:rStyle w:val="CommentReference"/>
+        </w:rPr>
         <w:annotationRef/>
       </w:r>
       <w:r>
+        <w:t>Correct?</w:t>
+      </w:r>
+    </w:p>
+  </w:comment>
+  <w:comment w:id="32" w:author="Raven, Olivier (Student)" w:date="2026-06-16T09:45:00Z" w:initials="OR">
+    <w:p>
+      <w:pPr>
+        <w:pStyle w:val="CommentText"/>
+      </w:pPr>
+      <w:r>
+        <w:rPr>
+          <w:rStyle w:val="CommentReference"/>
+        </w:rPr>
+        <w:annotationRef/>
+      </w:r>
+      <w:r>
+        <w:rPr>
+          <w:lang w:val="en-NZ"/>
+        </w:rPr>
+        <w:t>yes</w:t>
+      </w:r>
+    </w:p>
+  </w:comment>
+  <w:comment w:id="33" w:author="Frank Burdon" w:date="2026-06-15T18:54:00Z" w:initials="FB">
+    <w:p>
+      <w:pPr>
+        <w:pStyle w:val="CommentText"/>
+      </w:pPr>
+      <w:r>
+        <w:rPr>
+          <w:rStyle w:val="CommentReference"/>
+        </w:rPr>
+        <w:annotationRef/>
+      </w:r>
+      <w:r>
+        <w:t>There may a section for permissions depending on the target journal</w:t>
+      </w:r>
+    </w:p>
+  </w:comment>
+  <w:comment w:id="39" w:author="Guest User" w:date="2026-06-02T15:02:00Z" w:initials="GU">
+    <w:p>
+      <w:r>
+        <w:annotationRef/>
+      </w:r>
+      <w:r>
         <w:t>with spacing in between? how widely spaced?</w:t>
       </w:r>
     </w:p>
   </w:comment>
-  <w:comment w:id="17" w:author="Guest User" w:date="2026-06-02T15:03:00Z" w:initials="GU">
-    <w:p>
-      <w:r>
+  <w:comment w:id="36" w:author="Frank Burdon" w:date="2026-06-15T19:08:00Z" w:initials="FB">
+    <w:p>
+      <w:pPr>
+        <w:pStyle w:val="CommentText"/>
+      </w:pPr>
+      <w:r>
+        <w:rPr>
+          <w:rStyle w:val="CommentReference"/>
+        </w:rPr>
         <w:annotationRef/>
       </w:r>
       <w:r>
+        <w:t xml:space="preserve">Which is the control? Single stone? Need to explain why "No structure" was not considered as control - i.e., we know kōura seek cover during the day, so instead want to know preferences </w:t>
+      </w:r>
+    </w:p>
+  </w:comment>
+  <w:comment w:id="37" w:author="Frank Burdon" w:date="2026-06-15T19:10:00Z" w:initials="FB">
+    <w:p>
+      <w:pPr>
+        <w:pStyle w:val="CommentText"/>
+      </w:pPr>
+      <w:r>
+        <w:rPr>
+          <w:rStyle w:val="CommentReference"/>
+        </w:rPr>
+        <w:annotationRef/>
+      </w:r>
+      <w:r>
+        <w:t>OK - I guess "TankWall" could be considered a control since it included all the non-structure habitat</w:t>
+      </w:r>
+    </w:p>
+  </w:comment>
+  <w:comment w:id="38" w:author="Raven, Olivier (Student)" w:date="2026-06-16T08:49:00Z" w:initials="OR">
+    <w:p>
+      <w:pPr>
+        <w:pStyle w:val="CommentText"/>
+      </w:pPr>
+      <w:r>
+        <w:rPr>
+          <w:rStyle w:val="CommentReference"/>
+        </w:rPr>
+        <w:annotationRef/>
+      </w:r>
+      <w:r>
+        <w:rPr>
+          <w:lang w:val="en-NZ"/>
+        </w:rPr>
+        <w:t xml:space="preserve">If non shelter was selected that would have been the control but as in the experiments they almost never stayed in the open I could not put that in the statistics so its left out </w:t>
+      </w:r>
+    </w:p>
+  </w:comment>
+  <w:comment w:id="35" w:author="Raven, Olivier (Student)" w:date="2026-06-16T09:52:00Z" w:initials="OR">
+    <w:p>
+      <w:pPr>
+        <w:pStyle w:val="CommentText"/>
+      </w:pPr>
+      <w:r>
+        <w:rPr>
+          <w:rStyle w:val="CommentReference"/>
+        </w:rPr>
+        <w:annotationRef/>
+      </w:r>
+      <w:r>
+        <w:rPr>
+          <w:lang w:val="en-NZ"/>
+        </w:rPr>
+        <w:t>Why italic for the structure names? They have already capitals</w:t>
+      </w:r>
+    </w:p>
+  </w:comment>
+  <w:comment w:id="40" w:author="Guest User" w:date="2026-06-02T15:03:00Z" w:initials="GU">
+    <w:p>
+      <w:r>
+        <w:annotationRef/>
+      </w:r>
+      <w:r>
         <w:t>what about 'in the open'</w:t>
       </w:r>
     </w:p>
   </w:comment>
-  <w:comment w:id="18" w:author="Guest User" w:date="2026-06-02T15:04:00Z" w:initials="GU">
-    <w:p>
-      <w:r>
+  <w:comment w:id="41" w:author="Frank Burdon" w:date="2026-06-15T19:09:00Z" w:initials="FB">
+    <w:p>
+      <w:pPr>
+        <w:pStyle w:val="CommentText"/>
+      </w:pPr>
+      <w:r>
+        <w:rPr>
+          <w:rStyle w:val="CommentReference"/>
+        </w:rPr>
         <w:annotationRef/>
       </w:r>
       <w:r>
-        <w:t>under minimal red light?</w:t>
+        <w:t>When was beginning and end?</w:t>
       </w:r>
     </w:p>
   </w:comment>
-  <w:comment w:id="19" w:author="Raven, Olivier (Student)" w:date="2026-06-08T12:49:00Z" w:initials="OR">
+  <w:comment w:id="42" w:author="Raven, Olivier (Student)" w:date="2026-06-16T08:50:00Z" w:initials="OR">
     <w:p>
       <w:pPr>
         <w:pStyle w:val="CommentText"/>
@@ -4728,31 +6961,401 @@
         <w:rPr>
           <w:lang w:val="en-NZ"/>
         </w:rPr>
-        <w:t>No lights were placed</w:t>
+        <w:t>12pm-10am</w:t>
       </w:r>
     </w:p>
   </w:comment>
-  <w:comment w:id="24" w:author="Guest User" w:date="2026-06-02T15:15:00Z" w:initials="GU">
-    <w:p>
-      <w:r>
+  <w:comment w:id="43" w:author="Frank Burdon" w:date="2026-06-15T19:14:00Z" w:initials="FB">
+    <w:p>
+      <w:pPr>
+        <w:pStyle w:val="CommentText"/>
+      </w:pPr>
+      <w:r>
+        <w:rPr>
+          <w:rStyle w:val="CommentReference"/>
+        </w:rPr>
         <w:annotationRef/>
       </w:r>
       <w:r>
+        <w:t>Correct i.e., over five days so n=5?</w:t>
+      </w:r>
+    </w:p>
+  </w:comment>
+  <w:comment w:id="45" w:author="Frank Burdon" w:date="2026-06-15T19:23:00Z" w:initials="FB">
+    <w:p>
+      <w:pPr>
+        <w:pStyle w:val="CommentText"/>
+      </w:pPr>
+      <w:r>
+        <w:rPr>
+          <w:rStyle w:val="CommentReference"/>
+        </w:rPr>
+        <w:annotationRef/>
+      </w:r>
+      <w:r>
+        <w:t>Why male only?</w:t>
+      </w:r>
+    </w:p>
+  </w:comment>
+  <w:comment w:id="46" w:author="Raven, Olivier (Student)" w:date="2026-06-16T08:51:00Z" w:initials="OR">
+    <w:p>
+      <w:pPr>
+        <w:pStyle w:val="CommentText"/>
+      </w:pPr>
+      <w:r>
+        <w:rPr>
+          <w:rStyle w:val="CommentReference"/>
+        </w:rPr>
+        <w:annotationRef/>
+      </w:r>
+      <w:r>
+        <w:rPr>
+          <w:lang w:val="en-NZ"/>
+        </w:rPr>
+        <w:t>As male and female effect was tested in previous and to make the group one not more complex and also did nto have many females</w:t>
+      </w:r>
+    </w:p>
+  </w:comment>
+  <w:comment w:id="47" w:author="Frank Burdon" w:date="2026-06-15T19:28:00Z" w:initials="FB">
+    <w:p>
+      <w:pPr>
+        <w:pStyle w:val="CommentText"/>
+      </w:pPr>
+      <w:r>
+        <w:rPr>
+          <w:rStyle w:val="CommentReference"/>
+        </w:rPr>
+        <w:annotationRef/>
+      </w:r>
+      <w:r>
+        <w:t>Unclear - how many trials were run and in how many temporal blocks? Assume the same group was randomized with tanks? Was there any mortaility?</w:t>
+      </w:r>
+    </w:p>
+  </w:comment>
+  <w:comment w:id="48" w:author="Raven, Olivier (Student)" w:date="2026-06-16T08:52:00Z" w:initials="OR">
+    <w:p>
+      <w:pPr>
+        <w:pStyle w:val="CommentText"/>
+      </w:pPr>
+      <w:r>
+        <w:rPr>
+          <w:rStyle w:val="CommentReference"/>
+        </w:rPr>
+        <w:annotationRef/>
+      </w:r>
+      <w:r>
+        <w:rPr>
+          <w:lang w:val="en-NZ"/>
+        </w:rPr>
+        <w:t>It was repeated 5 times so that makes 5 block?</w:t>
+      </w:r>
+    </w:p>
+  </w:comment>
+  <w:comment w:id="51" w:author="Frank Burdon" w:date="2026-06-15T20:02:00Z" w:initials="FB">
+    <w:p>
+      <w:pPr>
+        <w:pStyle w:val="CommentText"/>
+      </w:pPr>
+      <w:r>
+        <w:rPr>
+          <w:rStyle w:val="CommentReference"/>
+        </w:rPr>
+        <w:annotationRef/>
+      </w:r>
+      <w:r>
+        <w:t>Brick implies a type of particle board - whereas this sounds like it was a wooden block with holes drilled in it</w:t>
+      </w:r>
+    </w:p>
+  </w:comment>
+  <w:comment w:id="52" w:author="Frank Burdon" w:date="2026-06-15T20:16:00Z" w:initials="FB">
+    <w:p>
+      <w:pPr>
+        <w:pStyle w:val="CommentText"/>
+      </w:pPr>
+      <w:r>
+        <w:rPr>
+          <w:rStyle w:val="CommentReference"/>
+        </w:rPr>
+        <w:annotationRef/>
+      </w:r>
+      <w:r>
+        <w:t>Did you put a clay brick on the concrete ones as well?</w:t>
+      </w:r>
+    </w:p>
+  </w:comment>
+  <w:comment w:id="53" w:author="Frank Burdon" w:date="2026-06-15T20:16:00Z" w:initials="FB">
+    <w:p>
+      <w:pPr>
+        <w:pStyle w:val="CommentText"/>
+      </w:pPr>
+      <w:r>
+        <w:rPr>
+          <w:rStyle w:val="CommentReference"/>
+        </w:rPr>
+        <w:annotationRef/>
+      </w:r>
+      <w:r>
+        <w:t xml:space="preserve">Possibly not - looking at the photos. </w:t>
+      </w:r>
+    </w:p>
+  </w:comment>
+  <w:comment w:id="54" w:author="Frank Burdon" w:date="2026-06-15T20:17:00Z" w:initials="FB">
+    <w:p>
+      <w:pPr>
+        <w:pStyle w:val="CommentText"/>
+      </w:pPr>
+      <w:r>
+        <w:rPr>
+          <w:rStyle w:val="CommentReference"/>
+        </w:rPr>
+        <w:annotationRef/>
+      </w:r>
+      <w:r>
+        <w:t>Will need to acknowledge that this may have affected the difference (or lack thereof)</w:t>
+      </w:r>
+    </w:p>
+  </w:comment>
+  <w:comment w:id="55" w:author="Raven, Olivier (Student)" w:date="2026-06-16T08:54:00Z" w:initials="OR">
+    <w:p>
+      <w:pPr>
+        <w:pStyle w:val="CommentText"/>
+      </w:pPr>
+      <w:r>
+        <w:rPr>
+          <w:rStyle w:val="CommentReference"/>
+        </w:rPr>
+        <w:annotationRef/>
+      </w:r>
+      <w:r>
+        <w:rPr>
+          <w:lang w:val="en-NZ"/>
+        </w:rPr>
+        <w:t>Did not have that many clay bricks. There was no diffrence between them as they could not see or use that clay brick</w:t>
+      </w:r>
+    </w:p>
+  </w:comment>
+  <w:comment w:id="56" w:author="Frank Burdon" w:date="2026-06-15T20:06:00Z" w:initials="FB">
+    <w:p>
+      <w:pPr>
+        <w:pStyle w:val="CommentText"/>
+      </w:pPr>
+      <w:r>
+        <w:rPr>
+          <w:rStyle w:val="CommentReference"/>
+        </w:rPr>
+        <w:annotationRef/>
+      </w:r>
+      <w:r>
+        <w:t>Need to use common language ~ the same experiment used four temporal blocks across four tanks using the same kōura groups (i.e., 16 individual trials).</w:t>
+      </w:r>
+    </w:p>
+  </w:comment>
+  <w:comment w:id="59" w:author="Guest User" w:date="2026-06-02T15:15:00Z" w:initials="GU">
+    <w:p>
+      <w:r>
+        <w:annotationRef/>
+      </w:r>
+      <w:r>
         <w:t>for this section you could point out which statistical test relates to which experiment in brackets (ie., Exp 1., etc...) before or after each sentence to make it easier to link between the tests and the experiment descriptions above</w:t>
       </w:r>
     </w:p>
   </w:comment>
-  <w:comment w:id="25" w:author="Guest User" w:date="2026-06-02T15:21:00Z" w:initials="GU">
-    <w:p>
-      <w:r>
+  <w:comment w:id="58" w:author="Frank Burdon" w:date="2026-06-15T21:26:00Z" w:initials="FB">
+    <w:p>
+      <w:pPr>
+        <w:pStyle w:val="CommentText"/>
+      </w:pPr>
+      <w:r>
+        <w:rPr>
+          <w:rStyle w:val="CommentReference"/>
+        </w:rPr>
         <w:annotationRef/>
       </w:r>
       <w:r>
+        <w:t>I've made some comments below about the data analysis, but overall I think you've done a good job, and I'm sure most of my comments are about things you've already considered - not easy data to analyse....</w:t>
+      </w:r>
+    </w:p>
+  </w:comment>
+  <w:comment w:id="60" w:author="Frank Burdon" w:date="2026-06-15T20:34:00Z" w:initials="FB">
+    <w:p>
+      <w:pPr>
+        <w:pStyle w:val="CommentText"/>
+      </w:pPr>
+      <w:r>
+        <w:rPr>
+          <w:rStyle w:val="CommentReference"/>
+        </w:rPr>
+        <w:annotationRef/>
+      </w:r>
+      <w:r>
+        <w:t>Do you account for temporal blocks? Also need to track the identify of groups ~ if randomized across tanks? Not an easy proposition... need some time to consider it</w:t>
+      </w:r>
+    </w:p>
+  </w:comment>
+  <w:comment w:id="61" w:author="Frank Burdon" w:date="2026-06-15T20:35:00Z" w:initials="FB">
+    <w:p>
+      <w:pPr>
+        <w:pStyle w:val="CommentText"/>
+      </w:pPr>
+      <w:r>
+        <w:rPr>
+          <w:rStyle w:val="CommentReference"/>
+        </w:rPr>
+        <w:annotationRef/>
+      </w:r>
+      <w:r>
+        <w:t>Might need some boot-strapping procedure</w:t>
+      </w:r>
+    </w:p>
+  </w:comment>
+  <w:comment w:id="62" w:author="Raven, Olivier (Student)" w:date="2026-06-16T10:34:00Z" w:initials="OR">
+    <w:p>
+      <w:pPr>
+        <w:pStyle w:val="CommentText"/>
+      </w:pPr>
+      <w:r>
+        <w:rPr>
+          <w:rStyle w:val="CommentReference"/>
+        </w:rPr>
+        <w:annotationRef/>
+      </w:r>
+      <w:r>
+        <w:rPr>
+          <w:lang w:val="en-NZ"/>
+        </w:rPr>
+        <w:t>Kōura were used only once in this experiment so no need to track identify groups as there were no groups</w:t>
+      </w:r>
+      <w:r>
+        <w:rPr>
+          <w:lang w:val="en-NZ"/>
+        </w:rPr>
+        <w:br/>
+      </w:r>
+      <w:r>
+        <w:rPr>
+          <w:lang w:val="en-NZ"/>
+        </w:rPr>
+        <w:br/>
+      </w:r>
+      <w:r>
+        <w:rPr>
+          <w:lang w:val="en-NZ"/>
+        </w:rPr>
+        <w:br/>
+        <w:t>Bootstraping was done using fishers exact test with simulated p values 9999 replicates.</w:t>
+      </w:r>
+    </w:p>
+  </w:comment>
+  <w:comment w:id="63" w:author="Frank Burdon" w:date="2026-06-15T20:18:00Z" w:initials="FB">
+    <w:p>
+      <w:pPr>
+        <w:pStyle w:val="CommentText"/>
+      </w:pPr>
+      <w:r>
+        <w:rPr>
+          <w:rStyle w:val="CommentReference"/>
+        </w:rPr>
+        <w:annotationRef/>
+      </w:r>
+      <w:r>
+        <w:t>Ok so not the control then, at least for this test</w:t>
+      </w:r>
+    </w:p>
+  </w:comment>
+  <w:comment w:id="64" w:author="Raven, Olivier (Student)" w:date="2026-06-16T08:55:00Z" w:initials="OR">
+    <w:p>
+      <w:pPr>
+        <w:pStyle w:val="CommentText"/>
+      </w:pPr>
+      <w:r>
+        <w:rPr>
+          <w:rStyle w:val="CommentReference"/>
+        </w:rPr>
+        <w:annotationRef/>
+      </w:r>
+      <w:r>
+        <w:rPr>
+          <w:lang w:val="en-NZ"/>
+        </w:rPr>
+        <w:t>No as it was 0 so hard to use as control</w:t>
+      </w:r>
+    </w:p>
+  </w:comment>
+  <w:comment w:id="65" w:author="Frank Burdon" w:date="2026-06-15T20:36:00Z" w:initials="FB">
+    <w:p>
+      <w:pPr>
+        <w:pStyle w:val="CommentText"/>
+      </w:pPr>
+      <w:r>
+        <w:rPr>
+          <w:rStyle w:val="CommentReference"/>
+        </w:rPr>
+        <w:annotationRef/>
+      </w:r>
+      <w:r>
+        <w:t>I guess if you do this, you could try some sort of GLMM</w:t>
+      </w:r>
+    </w:p>
+  </w:comment>
+  <w:comment w:id="66" w:author="Frank Burdon" w:date="2026-06-15T20:50:00Z" w:initials="FB">
+    <w:p>
+      <w:pPr>
+        <w:pStyle w:val="CommentText"/>
+      </w:pPr>
+      <w:r>
+        <w:rPr>
+          <w:rStyle w:val="CommentReference"/>
+        </w:rPr>
+        <w:annotationRef/>
+      </w:r>
+      <w:r>
+        <w:t>Nice - sounds like this approach would solve those problems above? Or not...?</w:t>
+      </w:r>
+    </w:p>
+  </w:comment>
+  <w:comment w:id="67" w:author="Frank Burdon" w:date="2026-06-15T20:48:00Z" w:initials="FB">
+    <w:p>
+      <w:pPr>
+        <w:pStyle w:val="CommentText"/>
+      </w:pPr>
+      <w:r>
+        <w:rPr>
+          <w:rStyle w:val="CommentReference"/>
+        </w:rPr>
+        <w:annotationRef/>
+      </w:r>
+      <w:r>
+        <w:t xml:space="preserve">Ideally you have a GLMM that can do this. Let me think about it </w:t>
+      </w:r>
+    </w:p>
+  </w:comment>
+  <w:comment w:id="68" w:author="Frank Burdon" w:date="2026-06-15T20:50:00Z" w:initials="FB">
+    <w:p>
+      <w:pPr>
+        <w:pStyle w:val="CommentText"/>
+      </w:pPr>
+      <w:r>
+        <w:rPr>
+          <w:rStyle w:val="CommentReference"/>
+        </w:rPr>
+        <w:annotationRef/>
+      </w:r>
+      <w:r>
+        <w:t>Nice - sounds like this approach would solve those problems above? Or not...?</w:t>
+      </w:r>
+    </w:p>
+  </w:comment>
+  <w:comment w:id="69" w:author="Guest User" w:date="2026-06-02T15:21:00Z" w:initials="GU">
+    <w:p>
+      <w:r>
+        <w:annotationRef/>
+      </w:r>
+      <w:r>
         <w:t>should I know what stage L0 and L1 are? is this standard statistical terminology related to this kind of test and not related explicitly to your experiment? OK i went back to figure this out, maybe give the reader a description of how this relates to time in the tank</w:t>
       </w:r>
     </w:p>
   </w:comment>
-  <w:comment w:id="32" w:author="Raven, Olivier (Student)" w:date="2026-06-10T12:29:00Z" w:initials="OR">
+  <w:comment w:id="72" w:author="Frank Burdon" w:date="2026-06-15T20:55:00Z" w:initials="FB">
     <w:p>
       <w:pPr>
         <w:pStyle w:val="CommentText"/>
@@ -4764,44 +7367,251 @@
         <w:annotationRef/>
       </w:r>
       <w:r>
+        <w:t>Ok - this makes it as a control moot, although useful result to report</w:t>
+      </w:r>
+    </w:p>
+  </w:comment>
+  <w:comment w:id="74" w:author="Frank Burdon" w:date="2026-06-15T20:56:00Z" w:initials="FB">
+    <w:p>
+      <w:pPr>
+        <w:pStyle w:val="CommentText"/>
+      </w:pPr>
+      <w:r>
+        <w:rPr>
+          <w:rStyle w:val="CommentReference"/>
+        </w:rPr>
+        <w:annotationRef/>
+      </w:r>
+      <w:r>
+        <w:t>Yeah, good</w:t>
+      </w:r>
+    </w:p>
+  </w:comment>
+  <w:comment w:id="76" w:author="Frank Burdon" w:date="2026-06-15T20:57:00Z" w:initials="FB">
+    <w:p>
+      <w:pPr>
+        <w:pStyle w:val="CommentText"/>
+      </w:pPr>
+      <w:r>
+        <w:rPr>
+          <w:rStyle w:val="CommentReference"/>
+        </w:rPr>
+        <w:annotationRef/>
+      </w:r>
+      <w:r>
+        <w:t>OK - shows that it is possible</w:t>
+      </w:r>
+    </w:p>
+  </w:comment>
+  <w:comment w:id="78" w:author="Frank Burdon" w:date="2026-06-15T20:59:00Z" w:initials="FB">
+    <w:p>
+      <w:pPr>
+        <w:pStyle w:val="CommentText"/>
+      </w:pPr>
+      <w:r>
+        <w:rPr>
+          <w:rStyle w:val="CommentReference"/>
+        </w:rPr>
+        <w:annotationRef/>
+      </w:r>
+      <w:r>
+        <w:t>Is this evidence that they were increasingly found at the tankwall - or more a reflection of potential habitat limitation in these experiments?</w:t>
+      </w:r>
+    </w:p>
+  </w:comment>
+  <w:comment w:id="79" w:author="Raven, Olivier (Student)" w:date="2026-06-16T09:20:00Z" w:initials="OR">
+    <w:p>
+      <w:pPr>
+        <w:pStyle w:val="CommentText"/>
+      </w:pPr>
+      <w:r>
+        <w:rPr>
+          <w:rStyle w:val="CommentReference"/>
+        </w:rPr>
+        <w:annotationRef/>
+      </w:r>
+      <w:r>
         <w:rPr>
           <w:lang w:val="en-NZ"/>
         </w:rPr>
+        <w:t>Yes the amout of habitat was way smaller so the change they ended up in the open way bigger therefore its not really informative and with only 9 % still very small</w:t>
+      </w:r>
+    </w:p>
+  </w:comment>
+  <w:comment w:id="81" w:author="Raven, Olivier (Student)" w:date="2026-06-10T12:29:00Z" w:initials="OR">
+    <w:p>
+      <w:pPr>
+        <w:pStyle w:val="CommentText"/>
+      </w:pPr>
+      <w:r>
+        <w:rPr>
+          <w:rStyle w:val="CommentReference"/>
+        </w:rPr>
+        <w:annotationRef/>
+      </w:r>
+      <w:r>
+        <w:rPr>
+          <w:lang w:val="en-NZ"/>
+        </w:rPr>
         <w:t>Make less results and more extanding into the wider field</w:t>
       </w:r>
     </w:p>
   </w:comment>
-  <w:comment w:id="34" w:author="Guest User" w:date="2026-06-02T16:18:00Z" w:initials="GU">
-    <w:p>
-      <w:r>
+  <w:comment w:id="83" w:author="Frank Burdon" w:date="2026-06-15T21:09:00Z" w:initials="FB">
+    <w:p>
+      <w:pPr>
+        <w:pStyle w:val="CommentText"/>
+      </w:pPr>
+      <w:r>
+        <w:rPr>
+          <w:rStyle w:val="CommentReference"/>
+        </w:rPr>
         <w:annotationRef/>
       </w:r>
       <w:r>
+        <w:t>What if the wood were conditioned? i.e. it had a biofilm?</w:t>
+      </w:r>
+    </w:p>
+  </w:comment>
+  <w:comment w:id="84" w:author="Raven, Olivier (Student)" w:date="2026-06-16T09:22:00Z" w:initials="OR">
+    <w:p>
+      <w:pPr>
+        <w:pStyle w:val="CommentText"/>
+      </w:pPr>
+      <w:r>
+        <w:rPr>
+          <w:rStyle w:val="CommentReference"/>
+        </w:rPr>
+        <w:annotationRef/>
+      </w:r>
+      <w:r>
+        <w:rPr>
+          <w:lang w:val="en-NZ"/>
+        </w:rPr>
+        <w:t>That would also be for concreate than?</w:t>
+      </w:r>
+    </w:p>
+  </w:comment>
+  <w:comment w:id="85" w:author="Guest User" w:date="2026-06-16T16:56:00Z" w:initials="GU">
+    <w:p>
+      <w:pPr>
+        <w:pStyle w:val="CommentText"/>
+      </w:pPr>
+      <w:r>
+        <w:rPr>
+          <w:rStyle w:val="CommentReference"/>
+        </w:rPr>
+        <w:annotationRef/>
+      </w:r>
+      <w:r>
+        <w:t>Makes sense. I guess that's why you find kōura in bottles and cans etc</w:t>
+      </w:r>
+    </w:p>
+  </w:comment>
+  <w:comment w:id="86" w:author="Frank Burdon" w:date="2026-06-15T21:00:00Z" w:initials="FB">
+    <w:p>
+      <w:pPr>
+        <w:pStyle w:val="CommentText"/>
+      </w:pPr>
+      <w:r>
+        <w:rPr>
+          <w:rStyle w:val="CommentReference"/>
+        </w:rPr>
+        <w:annotationRef/>
+      </w:r>
+      <w:r>
+        <w:t>Example from the literature?</w:t>
+      </w:r>
+    </w:p>
+  </w:comment>
+  <w:comment w:id="87" w:author="Guest User" w:date="2026-06-02T16:18:00Z" w:initials="GU">
+    <w:p>
+      <w:r>
+        <w:annotationRef/>
+      </w:r>
+      <w:r>
         <w:t xml:space="preserve">I think in the discussion you want to avoid using these coded terms and try and use more conversational real-world terms to allow it to fit a more narrative structure. </w:t>
       </w:r>
     </w:p>
   </w:comment>
-  <w:comment w:id="35" w:author="Guest User" w:date="1900-01-01T00:00:00Z" w:initials="GU">
-    <w:p>
-      <w:r>
+  <w:comment w:id="88" w:author="Frank Burdon" w:date="2026-06-15T21:06:00Z" w:initials="FB">
+    <w:p>
+      <w:pPr>
+        <w:pStyle w:val="CommentText"/>
+      </w:pPr>
+      <w:r>
+        <w:rPr>
+          <w:rStyle w:val="CommentReference"/>
+        </w:rPr>
         <w:annotationRef/>
       </w:r>
       <w:r>
+        <w:t>Need to tone it down and discuss potential effect of clay brick used to weigh wood down</w:t>
+      </w:r>
+    </w:p>
+  </w:comment>
+  <w:comment w:id="89" w:author="Frank Burdon" w:date="2026-06-15T21:07:00Z" w:initials="FB">
+    <w:p>
+      <w:pPr>
+        <w:pStyle w:val="CommentText"/>
+      </w:pPr>
+      <w:r>
+        <w:rPr>
+          <w:rStyle w:val="CommentReference"/>
+        </w:rPr>
+        <w:annotationRef/>
+      </w:r>
+      <w:r>
+        <w:t>Hanging this...what is "this"?</w:t>
+      </w:r>
+    </w:p>
+  </w:comment>
+  <w:comment w:id="90" w:author="Raven, Olivier (Student)" w:date="2026-06-16T09:22:00Z" w:initials="OR">
+    <w:p>
+      <w:pPr>
+        <w:pStyle w:val="CommentText"/>
+      </w:pPr>
+      <w:r>
+        <w:rPr>
+          <w:rStyle w:val="CommentReference"/>
+        </w:rPr>
+        <w:annotationRef/>
+      </w:r>
+      <w:r>
+        <w:rPr>
+          <w:lang w:val="en-NZ"/>
+        </w:rPr>
+        <w:t>This is the effect that material does not matter</w:t>
+      </w:r>
+    </w:p>
+  </w:comment>
+  <w:comment w:id="91" w:author="Guest User" w:date="1900-01-01T00:00:00Z" w:initials="GU">
+    <w:p>
+      <w:r>
+        <w:annotationRef/>
+      </w:r>
+      <w:r>
         <w:t>... and were able to be moved by the koura? if this was the case then say so</w:t>
       </w:r>
     </w:p>
   </w:comment>
-  <w:comment w:id="36" w:author="Guest User" w:date="2026-06-02T16:23:00Z" w:initials="GU">
-    <w:p>
-      <w:r>
+  <w:comment w:id="92" w:author="Guest User" w:date="2026-06-16T16:57:00Z" w:initials="GU">
+    <w:p>
+      <w:pPr>
+        <w:pStyle w:val="CommentText"/>
+      </w:pPr>
+      <w:r>
+        <w:rPr>
+          <w:rStyle w:val="CommentReference"/>
+        </w:rPr>
         <w:annotationRef/>
       </w:r>
       <w:r>
-        <w:t>as above and throughout the discussion i think change these to terms that move from reporting results to discussing what you found</w:t>
+        <w:t>I think this is why traps and nets don't work in the littoral zone when it's rough - too unstable.</w:t>
       </w:r>
     </w:p>
   </w:comment>
-  <w:comment w:id="38" w:author="Guest User" w:date="2026-06-03T08:53:00Z" w:initials="GU">
+  <w:comment w:id="93" w:author="Guest User" w:date="2026-06-03T08:53:00Z" w:initials="GU">
     <w:p>
       <w:r>
         <w:annotationRef/>
@@ -4811,7 +7621,7 @@
       </w:r>
     </w:p>
   </w:comment>
-  <w:comment w:id="39" w:author="Raven, Olivier (Student)" w:date="2026-06-12T11:01:00Z" w:initials="OR">
+  <w:comment w:id="96" w:author="Raven, Olivier (Student)" w:date="2026-06-12T11:01:00Z" w:initials="OR">
     <w:p>
       <w:pPr>
         <w:pStyle w:val="CommentText"/>
@@ -4875,7 +7685,7 @@
         </w:rPr>
         <w:t xml:space="preserve">(2), 197–218. </w:t>
       </w:r>
-      <w:hyperlink r:id="rId1" w:history="1">
+      <w:hyperlink r:id="rId2" w:history="1">
         <w:r>
           <w:rPr>
             <w:rStyle w:val="Hyperlink"/>
@@ -4936,7 +7746,7 @@
         </w:rPr>
         <w:t xml:space="preserve">(1), 57–71. </w:t>
       </w:r>
-      <w:hyperlink r:id="rId2" w:history="1">
+      <w:hyperlink r:id="rId3" w:history="1">
         <w:r>
           <w:rPr>
             <w:rStyle w:val="Hyperlink"/>
@@ -4947,7 +7757,7 @@
       </w:hyperlink>
     </w:p>
   </w:comment>
-  <w:comment w:id="42" w:author="Guest User" w:date="2026-06-02T16:42:00Z" w:initials="GU">
+  <w:comment w:id="99" w:author="Guest User" w:date="2026-06-02T16:42:00Z" w:initials="GU">
     <w:p>
       <w:r>
         <w:annotationRef/>
@@ -4957,7 +7767,7 @@
       </w:r>
     </w:p>
   </w:comment>
-  <w:comment w:id="51" w:author="Guest User" w:date="2026-06-02T16:44:00Z" w:initials="GU">
+  <w:comment w:id="110" w:author="Guest User" w:date="2026-06-02T16:44:00Z" w:initials="GU">
     <w:p>
       <w:r>
         <w:annotationRef/>
@@ -4967,7 +7777,7 @@
       </w:r>
     </w:p>
   </w:comment>
-  <w:comment w:id="52" w:author="Raven, Olivier (Student)" w:date="2026-06-12T13:56:00Z" w:initials="OR">
+  <w:comment w:id="111" w:author="Raven, Olivier (Student)" w:date="2026-06-12T13:56:00Z" w:initials="OR">
     <w:p>
       <w:pPr>
         <w:pStyle w:val="CommentText"/>
@@ -4995,24 +7805,72 @@
   <w15:commentEx w15:paraId="7A82DACC" w15:paraIdParent="4D2A59DB" w15:done="0"/>
   <w15:commentEx w15:paraId="1CF9288E" w15:paraIdParent="4D2A59DB" w15:done="0"/>
   <w15:commentEx w15:paraId="1F9D763B" w15:paraIdParent="4D2A59DB" w15:done="0"/>
-  <w15:commentEx w15:paraId="1F347A58" w15:done="0"/>
-  <w15:commentEx w15:paraId="57370E1F" w15:paraIdParent="1F347A58" w15:done="0"/>
+  <w15:commentEx w15:paraId="21D5FEC2" w15:paraIdParent="4D2A59DB" w15:done="0"/>
+  <w15:commentEx w15:paraId="66639687" w15:done="0"/>
   <w15:commentEx w15:paraId="0CC9E065" w15:done="1"/>
   <w15:commentEx w15:paraId="569E6CB9" w15:done="1"/>
   <w15:commentEx w15:paraId="55340BF2" w15:paraIdParent="569E6CB9" w15:done="1"/>
   <w15:commentEx w15:paraId="2DF92BBA" w15:done="1"/>
+  <w15:commentEx w15:paraId="6B8E77EB" w15:done="1"/>
+  <w15:commentEx w15:paraId="7FAAB374" w15:done="1"/>
+  <w15:commentEx w15:paraId="05EA1AA0" w15:paraIdParent="7FAAB374" w15:done="1"/>
+  <w15:commentEx w15:paraId="623B1419" w15:paraIdParent="7FAAB374" w15:done="1"/>
+  <w15:commentEx w15:paraId="38DC4027" w15:done="1"/>
+  <w15:commentEx w15:paraId="342BFB4E" w15:done="1"/>
+  <w15:commentEx w15:paraId="548E6AB3" w15:paraIdParent="342BFB4E" w15:done="1"/>
+  <w15:commentEx w15:paraId="51F1645F" w15:done="1"/>
   <w15:commentEx w15:paraId="53541BCA" w15:done="1"/>
   <w15:commentEx w15:paraId="386C895D" w15:paraIdParent="53541BCA" w15:done="1"/>
+  <w15:commentEx w15:paraId="6E501C78" w15:done="1"/>
+  <w15:commentEx w15:paraId="4B37C27A" w15:paraIdParent="6E501C78" w15:done="1"/>
+  <w15:commentEx w15:paraId="15783747" w15:done="1"/>
   <w15:commentEx w15:paraId="688E09FA" w15:done="1"/>
-  <w15:commentEx w15:paraId="65B7A052" w15:done="1"/>
-  <w15:commentEx w15:paraId="2E9A4B07" w15:done="1"/>
-  <w15:commentEx w15:paraId="52B98177" w15:paraIdParent="2E9A4B07" w15:done="1"/>
+  <w15:commentEx w15:paraId="44420D6B" w15:done="1"/>
+  <w15:commentEx w15:paraId="2B5AC8F5" w15:paraIdParent="44420D6B" w15:done="1"/>
+  <w15:commentEx w15:paraId="0F389229" w15:paraIdParent="44420D6B" w15:done="1"/>
+  <w15:commentEx w15:paraId="20F0BBDA" w15:done="1"/>
+  <w15:commentEx w15:paraId="0D082CB5" w15:done="1"/>
+  <w15:commentEx w15:paraId="537519B3" w15:done="1"/>
+  <w15:commentEx w15:paraId="6834D734" w15:paraIdParent="537519B3" w15:done="1"/>
+  <w15:commentEx w15:paraId="750F43CD" w15:done="1"/>
+  <w15:commentEx w15:paraId="2D95D901" w15:done="1"/>
+  <w15:commentEx w15:paraId="0B11FBB9" w15:paraIdParent="2D95D901" w15:done="1"/>
+  <w15:commentEx w15:paraId="7AE11C99" w15:done="1"/>
+  <w15:commentEx w15:paraId="31F6A3F0" w15:paraIdParent="7AE11C99" w15:done="1"/>
+  <w15:commentEx w15:paraId="700311BB" w15:done="1"/>
+  <w15:commentEx w15:paraId="52281E06" w15:done="1"/>
+  <w15:commentEx w15:paraId="08630D6C" w15:paraIdParent="52281E06" w15:done="1"/>
+  <w15:commentEx w15:paraId="536A719D" w15:paraIdParent="52281E06" w15:done="1"/>
+  <w15:commentEx w15:paraId="014E69FB" w15:paraIdParent="52281E06" w15:done="1"/>
+  <w15:commentEx w15:paraId="31D00069" w15:done="1"/>
   <w15:commentEx w15:paraId="1B30718B" w15:done="1"/>
+  <w15:commentEx w15:paraId="2C133190" w15:done="1"/>
+  <w15:commentEx w15:paraId="224B66C6" w15:done="1"/>
+  <w15:commentEx w15:paraId="753A123B" w15:paraIdParent="224B66C6" w15:done="1"/>
+  <w15:commentEx w15:paraId="065095E4" w15:paraIdParent="224B66C6" w15:done="1"/>
+  <w15:commentEx w15:paraId="72616656" w15:done="1"/>
+  <w15:commentEx w15:paraId="5740F6E1" w15:paraIdParent="72616656" w15:done="1"/>
+  <w15:commentEx w15:paraId="315A57AD" w15:done="1"/>
+  <w15:commentEx w15:paraId="4BBFFD27" w15:done="1"/>
+  <w15:commentEx w15:paraId="477FD8E2" w15:done="1"/>
+  <w15:commentEx w15:paraId="3269A793" w15:done="1"/>
   <w15:commentEx w15:paraId="55E4945C" w15:done="1"/>
+  <w15:commentEx w15:paraId="3A7D28A9" w15:done="1"/>
+  <w15:commentEx w15:paraId="33E1BBA2" w15:done="1"/>
+  <w15:commentEx w15:paraId="217CB2E1" w15:done="1"/>
+  <w15:commentEx w15:paraId="511301F5" w15:done="1"/>
+  <w15:commentEx w15:paraId="4EE0506F" w15:paraIdParent="511301F5" w15:done="1"/>
   <w15:commentEx w15:paraId="585F3485" w15:done="1"/>
+  <w15:commentEx w15:paraId="6B98475A" w15:done="1"/>
+  <w15:commentEx w15:paraId="1F2241B5" w15:paraIdParent="6B98475A" w15:done="1"/>
+  <w15:commentEx w15:paraId="5FB6D58E" w15:done="0"/>
+  <w15:commentEx w15:paraId="1FFED195" w15:done="1"/>
   <w15:commentEx w15:paraId="27708223" w15:done="1"/>
+  <w15:commentEx w15:paraId="5C3A0BF3" w15:done="1"/>
+  <w15:commentEx w15:paraId="6E2BA680" w15:done="1"/>
+  <w15:commentEx w15:paraId="268C847F" w15:paraIdParent="6E2BA680" w15:done="1"/>
   <w15:commentEx w15:paraId="4C5E3D7B" w15:done="1"/>
-  <w15:commentEx w15:paraId="10322839" w15:done="1"/>
+  <w15:commentEx w15:paraId="5747B2A2" w15:done="0"/>
   <w15:commentEx w15:paraId="6FBF86BC" w15:done="1"/>
   <w15:commentEx w15:paraId="17296BBB" w15:done="1"/>
   <w15:commentEx w15:paraId="5528E2FF" w15:done="1"/>
@@ -5039,24 +7897,72 @@
   <w16cex:commentExtensible w16cex:durableId="1BE27657" w16cex:dateUtc="2026-06-12T03:32:00Z"/>
   <w16cex:commentExtensible w16cex:durableId="657F4473" w16cex:dateUtc="2026-06-14T22:27:00Z"/>
   <w16cex:commentExtensible w16cex:durableId="2CF44AB3" w16cex:dateUtc="2026-06-14T22:28:00Z"/>
-  <w16cex:commentExtensible w16cex:durableId="445B279E" w16cex:dateUtc="2026-06-10T04:16:00Z"/>
-  <w16cex:commentExtensible w16cex:durableId="4117C799" w16cex:dateUtc="2026-06-12T03:34:00Z"/>
+  <w16cex:commentExtensible w16cex:durableId="6E94C525" w16cex:dateUtc="2026-06-15T04:27:00Z"/>
+  <w16cex:commentExtensible w16cex:durableId="5D2F9B30" w16cex:dateUtc="2026-06-16T00:05:00Z"/>
   <w16cex:commentExtensible w16cex:durableId="4F6A1D21" w16cex:dateUtc="2026-06-02T02:10:00Z"/>
   <w16cex:commentExtensible w16cex:durableId="3FC63D8F" w16cex:dateUtc="2026-06-02T02:20:00Z"/>
   <w16cex:commentExtensible w16cex:durableId="12ABAF0B" w16cex:dateUtc="2026-06-12T04:40:00Z"/>
   <w16cex:commentExtensible w16cex:durableId="7C277E81" w16cex:dateUtc="2026-06-12T03:39:00Z"/>
+  <w16cex:commentExtensible w16cex:durableId="09673972" w16cex:dateUtc="2026-06-15T05:43:00Z"/>
+  <w16cex:commentExtensible w16cex:durableId="215A916C" w16cex:dateUtc="2026-06-15T05:58:00Z"/>
+  <w16cex:commentExtensible w16cex:durableId="55A9DC2F" w16cex:dateUtc="2026-06-15T20:47:00Z"/>
+  <w16cex:commentExtensible w16cex:durableId="015427D2" w16cex:dateUtc="2026-06-16T01:35:00Z"/>
+  <w16cex:commentExtensible w16cex:durableId="1E25C5B0" w16cex:dateUtc="2026-06-15T06:06:00Z"/>
+  <w16cex:commentExtensible w16cex:durableId="0237A7A6" w16cex:dateUtc="2026-06-15T05:59:00Z"/>
+  <w16cex:commentExtensible w16cex:durableId="1C529975" w16cex:dateUtc="2026-06-15T21:44:00Z"/>
+  <w16cex:commentExtensible w16cex:durableId="3A2BD2EF" w16cex:dateUtc="2026-06-15T06:00:00Z"/>
   <w16cex:commentExtensible w16cex:durableId="09845E04" w16cex:dateUtc="2026-06-02T02:48:00Z"/>
   <w16cex:commentExtensible w16cex:durableId="2C5AC085" w16cex:dateUtc="2026-06-08T00:47:00Z"/>
+  <w16cex:commentExtensible w16cex:durableId="43F86A95" w16cex:dateUtc="2026-06-15T06:53:00Z"/>
+  <w16cex:commentExtensible w16cex:durableId="4DB0F616" w16cex:dateUtc="2026-06-15T21:45:00Z"/>
+  <w16cex:commentExtensible w16cex:durableId="21208E08" w16cex:dateUtc="2026-06-15T06:54:00Z"/>
   <w16cex:commentExtensible w16cex:durableId="50CD271D" w16cex:dateUtc="2026-06-02T03:02:00Z"/>
+  <w16cex:commentExtensible w16cex:durableId="39C10CA0" w16cex:dateUtc="2026-06-15T07:08:00Z"/>
+  <w16cex:commentExtensible w16cex:durableId="28D8975A" w16cex:dateUtc="2026-06-15T07:10:00Z"/>
+  <w16cex:commentExtensible w16cex:durableId="50517502" w16cex:dateUtc="2026-06-15T20:49:00Z"/>
+  <w16cex:commentExtensible w16cex:durableId="669D7A87" w16cex:dateUtc="2026-06-15T21:52:00Z"/>
   <w16cex:commentExtensible w16cex:durableId="4DAF910A" w16cex:dateUtc="2026-06-02T03:03:00Z"/>
-  <w16cex:commentExtensible w16cex:durableId="7D0D4CC1" w16cex:dateUtc="2026-06-02T03:04:00Z"/>
-  <w16cex:commentExtensible w16cex:durableId="198CA30A" w16cex:dateUtc="2026-06-08T00:49:00Z"/>
+  <w16cex:commentExtensible w16cex:durableId="4312621E" w16cex:dateUtc="2026-06-15T07:09:00Z"/>
+  <w16cex:commentExtensible w16cex:durableId="7658FBA8" w16cex:dateUtc="2026-06-15T20:50:00Z"/>
+  <w16cex:commentExtensible w16cex:durableId="4B3940B5" w16cex:dateUtc="2026-06-15T07:14:00Z"/>
+  <w16cex:commentExtensible w16cex:durableId="6E88B32E" w16cex:dateUtc="2026-06-15T07:23:00Z"/>
+  <w16cex:commentExtensible w16cex:durableId="2E88A713" w16cex:dateUtc="2026-06-15T20:51:00Z"/>
+  <w16cex:commentExtensible w16cex:durableId="6F633492" w16cex:dateUtc="2026-06-15T07:28:00Z"/>
+  <w16cex:commentExtensible w16cex:durableId="2EBB9C7B" w16cex:dateUtc="2026-06-15T20:52:00Z"/>
+  <w16cex:commentExtensible w16cex:durableId="726E7E4B" w16cex:dateUtc="2026-06-15T08:02:00Z"/>
+  <w16cex:commentExtensible w16cex:durableId="56D58C35" w16cex:dateUtc="2026-06-15T08:16:00Z"/>
+  <w16cex:commentExtensible w16cex:durableId="79B779F6" w16cex:dateUtc="2026-06-15T08:16:00Z"/>
+  <w16cex:commentExtensible w16cex:durableId="3CDA062A" w16cex:dateUtc="2026-06-15T08:17:00Z"/>
+  <w16cex:commentExtensible w16cex:durableId="6BD7BA12" w16cex:dateUtc="2026-06-15T20:54:00Z"/>
+  <w16cex:commentExtensible w16cex:durableId="032086C9" w16cex:dateUtc="2026-06-15T08:06:00Z"/>
   <w16cex:commentExtensible w16cex:durableId="7BDE553D" w16cex:dateUtc="2026-06-02T03:15:00Z"/>
+  <w16cex:commentExtensible w16cex:durableId="6B34B3F9" w16cex:dateUtc="2026-06-15T09:26:00Z"/>
+  <w16cex:commentExtensible w16cex:durableId="144F3942" w16cex:dateUtc="2026-06-15T08:34:00Z"/>
+  <w16cex:commentExtensible w16cex:durableId="02459C6C" w16cex:dateUtc="2026-06-15T08:35:00Z"/>
+  <w16cex:commentExtensible w16cex:durableId="58D9A8D7" w16cex:dateUtc="2026-06-15T22:34:00Z"/>
+  <w16cex:commentExtensible w16cex:durableId="5AE87253" w16cex:dateUtc="2026-06-15T08:18:00Z"/>
+  <w16cex:commentExtensible w16cex:durableId="39BA56E5" w16cex:dateUtc="2026-06-15T20:55:00Z"/>
+  <w16cex:commentExtensible w16cex:durableId="37C90F21" w16cex:dateUtc="2026-06-15T08:36:00Z"/>
+  <w16cex:commentExtensible w16cex:durableId="093221AD" w16cex:dateUtc="2026-06-15T08:50:00Z"/>
+  <w16cex:commentExtensible w16cex:durableId="56CC5DCA" w16cex:dateUtc="2026-06-15T08:48:00Z"/>
+  <w16cex:commentExtensible w16cex:durableId="3B6530B6" w16cex:dateUtc="2026-06-15T08:50:00Z"/>
   <w16cex:commentExtensible w16cex:durableId="519E0A74" w16cex:dateUtc="2026-06-02T03:21:00Z"/>
+  <w16cex:commentExtensible w16cex:durableId="3D76EFB8" w16cex:dateUtc="2026-06-15T08:55:00Z"/>
+  <w16cex:commentExtensible w16cex:durableId="4323BFFD" w16cex:dateUtc="2026-06-15T08:56:00Z"/>
+  <w16cex:commentExtensible w16cex:durableId="4C1D00D6" w16cex:dateUtc="2026-06-15T08:57:00Z"/>
+  <w16cex:commentExtensible w16cex:durableId="73DEC5CC" w16cex:dateUtc="2026-06-15T08:59:00Z"/>
+  <w16cex:commentExtensible w16cex:durableId="100108B4" w16cex:dateUtc="2026-06-15T21:20:00Z"/>
   <w16cex:commentExtensible w16cex:durableId="267A5B65" w16cex:dateUtc="2026-06-10T00:29:00Z"/>
+  <w16cex:commentExtensible w16cex:durableId="071399AD" w16cex:dateUtc="2026-06-15T09:09:00Z"/>
+  <w16cex:commentExtensible w16cex:durableId="6FCA1DB4" w16cex:dateUtc="2026-06-15T21:22:00Z"/>
+  <w16cex:commentExtensible w16cex:durableId="6E8CCFA9" w16cex:dateUtc="2026-06-16T04:56:00Z"/>
+  <w16cex:commentExtensible w16cex:durableId="407CCB6E" w16cex:dateUtc="2026-06-15T09:00:00Z"/>
   <w16cex:commentExtensible w16cex:durableId="65F4EAB1" w16cex:dateUtc="2026-06-02T04:18:00Z"/>
+  <w16cex:commentExtensible w16cex:durableId="5AADCD40" w16cex:dateUtc="2026-06-15T09:06:00Z"/>
+  <w16cex:commentExtensible w16cex:durableId="11652DBE" w16cex:dateUtc="2026-06-15T09:07:00Z"/>
+  <w16cex:commentExtensible w16cex:durableId="535DCF9C" w16cex:dateUtc="2026-06-15T21:22:00Z"/>
   <w16cex:commentExtensible w16cex:durableId="0684ADC6" w16cex:dateUtc="2026-06-02T04:22:00Z"/>
-  <w16cex:commentExtensible w16cex:durableId="4C9CE0B3" w16cex:dateUtc="2026-06-02T04:23:00Z"/>
+  <w16cex:commentExtensible w16cex:durableId="056C17F0" w16cex:dateUtc="2026-06-16T04:57:00Z"/>
   <w16cex:commentExtensible w16cex:durableId="0E48234C" w16cex:dateUtc="2026-06-02T20:53:00Z"/>
   <w16cex:commentExtensible w16cex:durableId="51343992" w16cex:dateUtc="2026-06-11T23:01:00Z"/>
   <w16cex:commentExtensible w16cex:durableId="50D8EE3C" w16cex:dateUtc="2026-06-02T04:42:00Z"/>
@@ -5071,24 +7977,72 @@
   <w16cid:commentId w16cid:paraId="7A82DACC" w16cid:durableId="1BE27657"/>
   <w16cid:commentId w16cid:paraId="1CF9288E" w16cid:durableId="657F4473"/>
   <w16cid:commentId w16cid:paraId="1F9D763B" w16cid:durableId="2CF44AB3"/>
-  <w16cid:commentId w16cid:paraId="1F347A58" w16cid:durableId="445B279E"/>
-  <w16cid:commentId w16cid:paraId="57370E1F" w16cid:durableId="4117C799"/>
+  <w16cid:commentId w16cid:paraId="21D5FEC2" w16cid:durableId="6E94C525"/>
+  <w16cid:commentId w16cid:paraId="66639687" w16cid:durableId="5D2F9B30"/>
   <w16cid:commentId w16cid:paraId="0CC9E065" w16cid:durableId="4F6A1D21"/>
   <w16cid:commentId w16cid:paraId="569E6CB9" w16cid:durableId="3FC63D8F"/>
   <w16cid:commentId w16cid:paraId="55340BF2" w16cid:durableId="12ABAF0B"/>
   <w16cid:commentId w16cid:paraId="2DF92BBA" w16cid:durableId="7C277E81"/>
+  <w16cid:commentId w16cid:paraId="6B8E77EB" w16cid:durableId="09673972"/>
+  <w16cid:commentId w16cid:paraId="7FAAB374" w16cid:durableId="215A916C"/>
+  <w16cid:commentId w16cid:paraId="05EA1AA0" w16cid:durableId="55A9DC2F"/>
+  <w16cid:commentId w16cid:paraId="623B1419" w16cid:durableId="015427D2"/>
+  <w16cid:commentId w16cid:paraId="38DC4027" w16cid:durableId="1E25C5B0"/>
+  <w16cid:commentId w16cid:paraId="342BFB4E" w16cid:durableId="0237A7A6"/>
+  <w16cid:commentId w16cid:paraId="548E6AB3" w16cid:durableId="1C529975"/>
+  <w16cid:commentId w16cid:paraId="51F1645F" w16cid:durableId="3A2BD2EF"/>
   <w16cid:commentId w16cid:paraId="53541BCA" w16cid:durableId="09845E04"/>
   <w16cid:commentId w16cid:paraId="386C895D" w16cid:durableId="2C5AC085"/>
+  <w16cid:commentId w16cid:paraId="6E501C78" w16cid:durableId="43F86A95"/>
+  <w16cid:commentId w16cid:paraId="4B37C27A" w16cid:durableId="4DB0F616"/>
+  <w16cid:commentId w16cid:paraId="15783747" w16cid:durableId="21208E08"/>
   <w16cid:commentId w16cid:paraId="688E09FA" w16cid:durableId="50CD271D"/>
-  <w16cid:commentId w16cid:paraId="65B7A052" w16cid:durableId="4DAF910A"/>
-  <w16cid:commentId w16cid:paraId="2E9A4B07" w16cid:durableId="7D0D4CC1"/>
-  <w16cid:commentId w16cid:paraId="52B98177" w16cid:durableId="198CA30A"/>
+  <w16cid:commentId w16cid:paraId="44420D6B" w16cid:durableId="39C10CA0"/>
+  <w16cid:commentId w16cid:paraId="2B5AC8F5" w16cid:durableId="28D8975A"/>
+  <w16cid:commentId w16cid:paraId="0F389229" w16cid:durableId="50517502"/>
+  <w16cid:commentId w16cid:paraId="20F0BBDA" w16cid:durableId="669D7A87"/>
+  <w16cid:commentId w16cid:paraId="0D082CB5" w16cid:durableId="4DAF910A"/>
+  <w16cid:commentId w16cid:paraId="537519B3" w16cid:durableId="4312621E"/>
+  <w16cid:commentId w16cid:paraId="6834D734" w16cid:durableId="7658FBA8"/>
+  <w16cid:commentId w16cid:paraId="750F43CD" w16cid:durableId="4B3940B5"/>
+  <w16cid:commentId w16cid:paraId="2D95D901" w16cid:durableId="6E88B32E"/>
+  <w16cid:commentId w16cid:paraId="0B11FBB9" w16cid:durableId="2E88A713"/>
+  <w16cid:commentId w16cid:paraId="7AE11C99" w16cid:durableId="6F633492"/>
+  <w16cid:commentId w16cid:paraId="31F6A3F0" w16cid:durableId="2EBB9C7B"/>
+  <w16cid:commentId w16cid:paraId="700311BB" w16cid:durableId="726E7E4B"/>
+  <w16cid:commentId w16cid:paraId="52281E06" w16cid:durableId="56D58C35"/>
+  <w16cid:commentId w16cid:paraId="08630D6C" w16cid:durableId="79B779F6"/>
+  <w16cid:commentId w16cid:paraId="536A719D" w16cid:durableId="3CDA062A"/>
+  <w16cid:commentId w16cid:paraId="014E69FB" w16cid:durableId="6BD7BA12"/>
+  <w16cid:commentId w16cid:paraId="31D00069" w16cid:durableId="032086C9"/>
   <w16cid:commentId w16cid:paraId="1B30718B" w16cid:durableId="7BDE553D"/>
+  <w16cid:commentId w16cid:paraId="2C133190" w16cid:durableId="6B34B3F9"/>
+  <w16cid:commentId w16cid:paraId="224B66C6" w16cid:durableId="144F3942"/>
+  <w16cid:commentId w16cid:paraId="753A123B" w16cid:durableId="02459C6C"/>
+  <w16cid:commentId w16cid:paraId="065095E4" w16cid:durableId="58D9A8D7"/>
+  <w16cid:commentId w16cid:paraId="72616656" w16cid:durableId="5AE87253"/>
+  <w16cid:commentId w16cid:paraId="5740F6E1" w16cid:durableId="39BA56E5"/>
+  <w16cid:commentId w16cid:paraId="315A57AD" w16cid:durableId="37C90F21"/>
+  <w16cid:commentId w16cid:paraId="4BBFFD27" w16cid:durableId="093221AD"/>
+  <w16cid:commentId w16cid:paraId="477FD8E2" w16cid:durableId="56CC5DCA"/>
+  <w16cid:commentId w16cid:paraId="3269A793" w16cid:durableId="3B6530B6"/>
   <w16cid:commentId w16cid:paraId="55E4945C" w16cid:durableId="519E0A74"/>
+  <w16cid:commentId w16cid:paraId="3A7D28A9" w16cid:durableId="3D76EFB8"/>
+  <w16cid:commentId w16cid:paraId="33E1BBA2" w16cid:durableId="4323BFFD"/>
+  <w16cid:commentId w16cid:paraId="217CB2E1" w16cid:durableId="4C1D00D6"/>
+  <w16cid:commentId w16cid:paraId="511301F5" w16cid:durableId="73DEC5CC"/>
+  <w16cid:commentId w16cid:paraId="4EE0506F" w16cid:durableId="100108B4"/>
   <w16cid:commentId w16cid:paraId="585F3485" w16cid:durableId="267A5B65"/>
+  <w16cid:commentId w16cid:paraId="6B98475A" w16cid:durableId="071399AD"/>
+  <w16cid:commentId w16cid:paraId="1F2241B5" w16cid:durableId="6FCA1DB4"/>
+  <w16cid:commentId w16cid:paraId="5FB6D58E" w16cid:durableId="6E8CCFA9"/>
+  <w16cid:commentId w16cid:paraId="1FFED195" w16cid:durableId="407CCB6E"/>
   <w16cid:commentId w16cid:paraId="27708223" w16cid:durableId="65F4EAB1"/>
+  <w16cid:commentId w16cid:paraId="5C3A0BF3" w16cid:durableId="5AADCD40"/>
+  <w16cid:commentId w16cid:paraId="6E2BA680" w16cid:durableId="11652DBE"/>
+  <w16cid:commentId w16cid:paraId="268C847F" w16cid:durableId="535DCF9C"/>
   <w16cid:commentId w16cid:paraId="4C5E3D7B" w16cid:durableId="0684ADC6"/>
-  <w16cid:commentId w16cid:paraId="10322839" w16cid:durableId="4C9CE0B3"/>
+  <w16cid:commentId w16cid:paraId="5747B2A2" w16cid:durableId="056C17F0"/>
   <w16cid:commentId w16cid:paraId="6FBF86BC" w16cid:durableId="0E48234C"/>
   <w16cid:commentId w16cid:paraId="17296BBB" w16cid:durableId="51343992"/>
   <w16cid:commentId w16cid:paraId="5528E2FF" w16cid:durableId="50D8EE3C"/>
@@ -5908,6 +8862,7 @@
   <w:style w:type="character" w:default="1" w:styleId="DefaultParagraphFont">
     <w:name w:val="Default Paragraph Font"/>
     <w:uiPriority w:val="1"/>
+    <w:semiHidden/>
     <w:unhideWhenUsed/>
   </w:style>
   <w:style w:type="table" w:default="1" w:styleId="TableNormal">

--- a/manuscript/manuscript_mesocosm.docx
+++ b/manuscript/manuscript_mesocosm.docx
@@ -376,13 +376,28 @@
         <w:t xml:space="preserve"> </w:t>
       </w:r>
       <w:r>
-        <w:t>behaviour, habitat preference,</w:t>
+        <w:t>B</w:t>
+      </w:r>
+      <w:r>
+        <w:t xml:space="preserve">ehaviour, </w:t>
+      </w:r>
+      <w:r>
+        <w:t>H</w:t>
+      </w:r>
+      <w:r>
+        <w:t>abitat preference,</w:t>
       </w:r>
       <w:r>
         <w:t xml:space="preserve"> Aotearoa New Zealand</w:t>
       </w:r>
       <w:r>
-        <w:t>, conservation</w:t>
+        <w:t xml:space="preserve">, </w:t>
+      </w:r>
+      <w:r>
+        <w:t>C</w:t>
+      </w:r>
+      <w:r>
+        <w:t>onservation</w:t>
       </w:r>
     </w:p>
     <w:p>
@@ -391,6 +406,7 @@
       </w:pPr>
       <w:bookmarkStart w:id="6" w:name="introduction"/>
       <w:r>
+        <w:lastRenderedPageBreak/>
         <w:t>Introduction</w:t>
       </w:r>
     </w:p>
@@ -532,46 +548,40 @@
         <w:t xml:space="preserve"> </w:t>
       </w:r>
       <w:r>
-        <w:t xml:space="preserve">stones more than 3 times longer and 1.25 times wider than their carapace length, with larger males consistently selecting larger stones (Streissl &amp; Hödl, 2002). Social dynamics further complicate shelter use when refuge availability is limited, as competitive interactions among conspecifics determine which individuals gain access to preferred shelters. Dominance hierarchies based on body size and reproductive status show that males and maternal females often are able to </w:t>
-      </w:r>
-      <w:del w:id="8" w:author="Guest User" w:date="2026-06-16T04:42:00Z" w16du:dateUtc="2026-06-16T04:42:33Z">
-        <w:r>
-          <w:delText>over</w:delText>
-        </w:r>
-      </w:del>
-      <w:r>
-        <w:t xml:space="preserve">take </w:t>
-      </w:r>
-      <w:ins w:id="9" w:author="Guest User" w:date="2026-06-16T04:42:00Z" w16du:dateUtc="2026-06-16T04:42:37Z">
-        <w:r>
-          <w:t xml:space="preserve">over </w:t>
-        </w:r>
-      </w:ins>
-      <w:r>
-        <w:t xml:space="preserve">shelters from non-maternal females, while adults consistently outcompete juveniles for shelter access (Figler et al., 2005). </w:t>
-      </w:r>
-      <w:commentRangeStart w:id="10"/>
-      <w:commentRangeStart w:id="11"/>
+        <w:t xml:space="preserve">stones more than 3 times longer and 1.25 times wider than their carapace length, with larger males consistently selecting larger stones (Streissl &amp; Hödl, 2002). Social dynamics further complicate shelter use when refuge availability is limited, as competitive interactions among conspecifics determine which individuals gain access to preferred shelters. Dominance hierarchies based on body size and reproductive status show that males and maternal females often are able to take </w:t>
+      </w:r>
+      <w:r>
+        <w:t xml:space="preserve">over </w:t>
+      </w:r>
+      <w:r>
+        <w:t xml:space="preserve">shelters from non-maternal </w:t>
+      </w:r>
+      <w:r>
+        <w:lastRenderedPageBreak/>
+        <w:t xml:space="preserve">females, while adults consistently outcompete juveniles for shelter access (Figler et al., 2005). </w:t>
+      </w:r>
+      <w:commentRangeStart w:id="8"/>
+      <w:commentRangeStart w:id="9"/>
       <w:r>
         <w:t xml:space="preserve">Body size and shelter dimensions have direct competitive consequences as crayfish in undersized shelters initiated and won more fights than those in appropriately sized shelters, suggesting that shelter fit influences an individual’s assessment of its own fighting ability </w:t>
       </w:r>
-      <w:commentRangeEnd w:id="10"/>
+      <w:commentRangeEnd w:id="8"/>
       <w:r>
         <w:rPr>
           <w:rStyle w:val="CommentReference"/>
           <w:sz w:val="22"/>
           <w:szCs w:val="22"/>
         </w:rPr>
-        <w:commentReference w:id="10"/>
-      </w:r>
-      <w:commentRangeEnd w:id="11"/>
+        <w:commentReference w:id="8"/>
+      </w:r>
+      <w:commentRangeEnd w:id="9"/>
       <w:r>
         <w:rPr>
           <w:rStyle w:val="CommentReference"/>
           <w:sz w:val="22"/>
           <w:szCs w:val="22"/>
         </w:rPr>
-        <w:commentReference w:id="11"/>
+        <w:commentReference w:id="9"/>
       </w:r>
       <w:r>
         <w:t xml:space="preserve">(Percival &amp; Moore, 2010). </w:t>
@@ -665,11 +675,9 @@
       <w:r>
         <w:t>). Kōura are</w:t>
       </w:r>
-      <w:ins w:id="12" w:author="Guest User" w:date="2026-06-16T04:43:00Z" w16du:dateUtc="2026-06-16T04:43:40Z">
-        <w:r>
-          <w:t xml:space="preserve"> a</w:t>
-        </w:r>
-      </w:ins>
+      <w:r>
+        <w:t xml:space="preserve"> a</w:t>
+      </w:r>
       <w:r>
         <w:t xml:space="preserve"> </w:t>
       </w:r>
@@ -692,18 +700,18 @@
       <w:r>
         <w:t>2015a</w:t>
       </w:r>
-      <w:commentRangeStart w:id="13"/>
+      <w:commentRangeStart w:id="10"/>
       <w:r>
         <w:t>).</w:t>
       </w:r>
-      <w:commentRangeEnd w:id="13"/>
+      <w:commentRangeEnd w:id="10"/>
       <w:r>
         <w:rPr>
           <w:rStyle w:val="CommentReference"/>
           <w:sz w:val="22"/>
           <w:szCs w:val="22"/>
         </w:rPr>
-        <w:commentReference w:id="13"/>
+        <w:commentReference w:id="10"/>
       </w:r>
       <w:r>
         <w:t xml:space="preserve"> In their natural habitat, kōura are positively associated with overhanging banks, coarse substrates, and woody debris (</w:t>
@@ -747,367 +755,359 @@
     </w:p>
     <w:p>
       <w:r>
+        <w:lastRenderedPageBreak/>
         <w:t>In this study, four</w:t>
       </w:r>
-      <w:commentRangeStart w:id="14"/>
+      <w:commentRangeStart w:id="11"/>
       <w:r>
         <w:t xml:space="preserve"> </w:t>
       </w:r>
-      <w:commentRangeEnd w:id="14"/>
+      <w:commentRangeEnd w:id="11"/>
       <w:r>
         <w:rPr>
           <w:rStyle w:val="CommentReference"/>
           <w:sz w:val="22"/>
           <w:szCs w:val="22"/>
         </w:rPr>
+        <w:commentReference w:id="11"/>
+      </w:r>
+      <w:r>
+        <w:t xml:space="preserve">mesocosm experiments were conducted to identify kōura </w:t>
+      </w:r>
+      <w:r>
+        <w:t xml:space="preserve">habitat </w:t>
+      </w:r>
+      <w:r>
+        <w:t>preferences</w:t>
+      </w:r>
+      <w:r>
+        <w:t xml:space="preserve">. We </w:t>
+      </w:r>
+      <w:r>
+        <w:t xml:space="preserve">assessed </w:t>
+      </w:r>
+      <w:r>
+        <w:t>different structures varying in material and configuration</w:t>
+      </w:r>
+      <w:r>
+        <w:t xml:space="preserve"> influence refuge selection when accounting for </w:t>
+      </w:r>
+      <w:r>
+        <w:t xml:space="preserve">individual behaviour, body size, and group interactions. We predicted that 1) Structurally complex structures providing enclosed crevices would be preferred over isolated or open structures, as enclosed spaces reduce predation risk. 2) Structure preference would be size-dependent, with larger kōura selecting structures with larger refuge spaces (Percival &amp; Moore, 2010; Streissl &amp; Hödl, 2002). 3) Stone-based structures would be preferred over wood due to greater structural stability, and 4) material type alone would not influence refuge preference between concrete and wooden bricks. The results provide practical guidance for designing cost-effective, ecologically appropriate habitat enhancement structures to </w:t>
+      </w:r>
+      <w:r>
+        <w:t>enh</w:t>
+      </w:r>
+      <w:r>
+        <w:t>an</w:t>
+      </w:r>
+      <w:r>
+        <w:t>ce</w:t>
+      </w:r>
+      <w:r>
+        <w:t xml:space="preserve"> kōura </w:t>
+      </w:r>
+      <w:r>
+        <w:t xml:space="preserve">abundance and support </w:t>
+      </w:r>
+      <w:r>
+        <w:t>population recovery.</w:t>
+      </w:r>
+    </w:p>
+    <w:p>
+      <w:pPr>
+        <w:pStyle w:val="Heading1"/>
+      </w:pPr>
+      <w:bookmarkStart w:id="12" w:name="materials-and-methods"/>
+      <w:bookmarkEnd w:id="6"/>
+      <w:r>
+        <w:t>Materials and Methods</w:t>
+      </w:r>
+    </w:p>
+    <w:p>
+      <w:pPr>
+        <w:pStyle w:val="Heading2"/>
+      </w:pPr>
+      <w:bookmarkStart w:id="13" w:name="animal-collection-and-tank-setup"/>
+      <w:r>
+        <w:t>Animal collection and tank setup</w:t>
+      </w:r>
+    </w:p>
+    <w:p>
+      <w:r>
+        <w:t xml:space="preserve">In mid-August 2025, 72 kōura were sourced from </w:t>
+      </w:r>
+      <w:r>
+        <w:t>L</w:t>
+      </w:r>
+      <w:r>
+        <w:t xml:space="preserve">akes </w:t>
+      </w:r>
+      <w:commentRangeStart w:id="14"/>
+      <w:commentRangeStart w:id="15"/>
+      <w:commentRangeStart w:id="16"/>
+      <w:r>
+        <w:t>Ōkāreka and Tikitapu</w:t>
+      </w:r>
+      <w:commentRangeEnd w:id="14"/>
+      <w:r>
+        <w:rPr>
+          <w:rStyle w:val="CommentReference"/>
+          <w:sz w:val="22"/>
+          <w:szCs w:val="22"/>
+        </w:rPr>
         <w:commentReference w:id="14"/>
       </w:r>
-      <w:r>
-        <w:t xml:space="preserve">mesocosm experiments were conducted to identify kōura </w:t>
-      </w:r>
-      <w:r>
-        <w:t xml:space="preserve">habitat </w:t>
-      </w:r>
-      <w:r>
-        <w:t>preferences</w:t>
-      </w:r>
-      <w:r>
-        <w:t xml:space="preserve">. We </w:t>
-      </w:r>
-      <w:r>
-        <w:t xml:space="preserve">assessed </w:t>
-      </w:r>
-      <w:r>
-        <w:t>different structures varying in material and configuration</w:t>
-      </w:r>
-      <w:r>
-        <w:t xml:space="preserve"> influence refuge selection when accounting for </w:t>
-      </w:r>
-      <w:r>
-        <w:t xml:space="preserve">individual behaviour, body size, and group interactions. We predicted that 1) Structurally complex structures providing enclosed crevices would be preferred over isolated or open structures, as enclosed spaces reduce predation risk. 2) Structure preference would be size-dependent, with larger kōura selecting structures with larger refuge spaces (Percival &amp; Moore, 2010; Streissl &amp; Hödl, 2002). 3) Stone-based structures would be preferred over wood due to greater structural stability, and 4) material type alone would not influence refuge preference between concrete and wooden bricks. The results provide practical guidance for designing cost-effective, ecologically appropriate habitat enhancement structures to </w:t>
-      </w:r>
-      <w:ins w:id="15" w:author="Guest User" w:date="2026-06-16T04:46:00Z" w16du:dateUtc="2026-06-16T04:46:36Z">
-        <w:r>
-          <w:t>enh</w:t>
-        </w:r>
-      </w:ins>
-      <w:ins w:id="16" w:author="Guest User" w:date="2026-06-16T04:47:00Z" w16du:dateUtc="2026-06-16T04:47:55Z">
-        <w:r>
-          <w:t>an</w:t>
-        </w:r>
-      </w:ins>
-      <w:ins w:id="17" w:author="Guest User" w:date="2026-06-16T04:46:00Z" w16du:dateUtc="2026-06-16T04:46:36Z">
-        <w:r>
-          <w:t>ce</w:t>
-        </w:r>
-      </w:ins>
-      <w:del w:id="18" w:author="Guest User" w:date="2026-06-16T04:48:00Z" w16du:dateUtc="2026-06-16T04:48:23Z">
-        <w:r>
-          <w:delText>support</w:delText>
-        </w:r>
-      </w:del>
-      <w:r>
-        <w:t xml:space="preserve"> kōura </w:t>
-      </w:r>
-      <w:ins w:id="19" w:author="Guest User" w:date="2026-06-16T04:48:00Z" w16du:dateUtc="2026-06-16T04:48:38Z">
-        <w:r>
-          <w:t xml:space="preserve">abundance and support </w:t>
-        </w:r>
-      </w:ins>
-      <w:r>
-        <w:t>population recovery.</w:t>
-      </w:r>
-    </w:p>
-    <w:p>
-      <w:pPr>
-        <w:pStyle w:val="Heading1"/>
-      </w:pPr>
-      <w:bookmarkStart w:id="20" w:name="materials-and-methods"/>
-      <w:bookmarkEnd w:id="6"/>
-      <w:r>
-        <w:t>Materials and Methods</w:t>
-      </w:r>
-    </w:p>
-    <w:p>
-      <w:pPr>
-        <w:pStyle w:val="Heading2"/>
-      </w:pPr>
-      <w:bookmarkStart w:id="21" w:name="animal-collection-and-tank-setup"/>
-      <w:r>
-        <w:t>Animal collection and tank setup</w:t>
-      </w:r>
-    </w:p>
-    <w:p>
-      <w:r>
-        <w:t xml:space="preserve">In mid-August 2025, 72 kōura were sourced from </w:t>
-      </w:r>
-      <w:r>
-        <w:t>L</w:t>
-      </w:r>
-      <w:r>
-        <w:t xml:space="preserve">akes </w:t>
-      </w:r>
+      <w:commentRangeEnd w:id="15"/>
+      <w:r>
+        <w:rPr>
+          <w:rStyle w:val="CommentReference"/>
+          <w:sz w:val="22"/>
+          <w:szCs w:val="22"/>
+        </w:rPr>
+        <w:commentReference w:id="15"/>
+      </w:r>
+      <w:commentRangeEnd w:id="16"/>
+      <w:r>
+        <w:rPr>
+          <w:rStyle w:val="CommentReference"/>
+          <w:sz w:val="22"/>
+          <w:szCs w:val="22"/>
+        </w:rPr>
+        <w:commentReference w:id="16"/>
+      </w:r>
+      <w:r>
+        <w:t>, located within the Rotorua Te Arawa Lakes area in the North Island of Aotearoa. Collected animals were transported to the Aquatic Research Centre at the University of Waikato in Hamilton. Individuals were assigned to one of three size classes based on orbital carapace length (OCL): small (&lt; 22 mm), medium (22–30 mm), and large (&gt; 30 mm). Each animal was marked with a unique identification number written on the carapace using an orange oil-based paint marker (Sharpie, medium point) (Ramalho et al., 2010).</w:t>
+      </w:r>
+    </w:p>
+    <w:p>
+      <w:commentRangeStart w:id="17"/>
+      <w:r>
+        <w:t xml:space="preserve">Kōura </w:t>
+      </w:r>
+      <w:commentRangeEnd w:id="17"/>
+      <w:r>
+        <w:rPr>
+          <w:rStyle w:val="CommentReference"/>
+          <w:sz w:val="22"/>
+          <w:szCs w:val="22"/>
+        </w:rPr>
+        <w:commentReference w:id="17"/>
+      </w:r>
+      <w:r>
+        <w:t>were acclimatised for 12 days in outdoor concrete holding tanks (Ø 1.4 m), each filled to 0.4 m with dechlorinated tap water conditioned for three months</w:t>
+      </w:r>
+      <w:r>
+        <w:t>,</w:t>
+      </w:r>
+      <w:r>
+        <w:t xml:space="preserve"> </w:t>
+      </w:r>
+      <w:commentRangeStart w:id="18"/>
+      <w:commentRangeStart w:id="19"/>
+      <w:r>
+        <w:t>p</w:t>
+      </w:r>
+      <w:r>
+        <w:t>aving sand</w:t>
+      </w:r>
+      <w:commentRangeEnd w:id="18"/>
+      <w:r>
+        <w:rPr>
+          <w:rStyle w:val="CommentReference"/>
+          <w:sz w:val="22"/>
+          <w:szCs w:val="22"/>
+        </w:rPr>
+        <w:commentReference w:id="18"/>
+      </w:r>
+      <w:commentRangeEnd w:id="19"/>
+      <w:r>
+        <w:rPr>
+          <w:rStyle w:val="CommentReference"/>
+          <w:sz w:val="22"/>
+          <w:szCs w:val="22"/>
+        </w:rPr>
+        <w:commentReference w:id="19"/>
+      </w:r>
+      <w:r>
+        <w:t xml:space="preserve"> as substrate, and s</w:t>
+      </w:r>
+      <w:commentRangeStart w:id="20"/>
+      <w:r>
+        <w:t>helters</w:t>
+      </w:r>
+      <w:commentRangeEnd w:id="20"/>
+      <w:r>
+        <w:rPr>
+          <w:rStyle w:val="CommentReference"/>
+          <w:sz w:val="22"/>
+          <w:szCs w:val="22"/>
+        </w:rPr>
+        <w:commentReference w:id="20"/>
+      </w:r>
+      <w:r>
+        <w:t>, and covered with a single layer of shade cloth</w:t>
+      </w:r>
+      <w:r>
+        <w:t xml:space="preserve">. Each holding tank housed 10–12 </w:t>
+      </w:r>
+      <w:r>
+        <w:t>individuals</w:t>
+      </w:r>
+      <w:r>
+        <w:t>. Kōura were fed every second day with commercial carnivore pellets (Hikari Tropical, Kyorin Food Industries Ltd., Japan; animal protein 47%).</w:t>
+      </w:r>
+      <w:r>
+        <w:t xml:space="preserve"> Water temperature and dissolved oxygen remained stable throughout the experimental period (temperature: </w:t>
+      </w:r>
+      <w:r>
+        <w:t>12</w:t>
+      </w:r>
+      <w:r>
+        <w:t xml:space="preserve"> ± </w:t>
+      </w:r>
+      <w:r>
+        <w:t>1.2</w:t>
+      </w:r>
+      <w:r>
+        <w:t xml:space="preserve"> °C; dissolved oxygen: </w:t>
+      </w:r>
+      <w:r>
+        <w:t>99.9</w:t>
+      </w:r>
+      <w:r>
+        <w:t xml:space="preserve"> ± </w:t>
+      </w:r>
+      <w:r>
+        <w:t>1.7</w:t>
+      </w:r>
+      <w:r>
+        <w:t xml:space="preserve"> %).</w:t>
+      </w:r>
+    </w:p>
+    <w:p>
+      <w:r>
+        <w:t>Experiments were c</w:t>
+      </w:r>
+      <w:commentRangeStart w:id="21"/>
       <w:commentRangeStart w:id="22"/>
+      <w:r>
+        <w:t xml:space="preserve">onducted in </w:t>
+      </w:r>
+      <w:r>
+        <w:t xml:space="preserve">six </w:t>
+      </w:r>
+      <w:r>
+        <w:t>larger</w:t>
+      </w:r>
+      <w:r>
+        <w:t xml:space="preserve"> outdoor</w:t>
+      </w:r>
+      <w:r>
+        <w:t xml:space="preserve"> </w:t>
+      </w:r>
+      <w:r>
+        <w:t>concrete tanks</w:t>
+      </w:r>
+      <w:commentRangeEnd w:id="21"/>
+      <w:r>
+        <w:rPr>
+          <w:rStyle w:val="CommentReference"/>
+          <w:sz w:val="22"/>
+          <w:szCs w:val="22"/>
+        </w:rPr>
+        <w:commentReference w:id="21"/>
+      </w:r>
+      <w:commentRangeEnd w:id="22"/>
+      <w:r>
+        <w:rPr>
+          <w:rStyle w:val="CommentReference"/>
+          <w:sz w:val="22"/>
+          <w:szCs w:val="22"/>
+        </w:rPr>
+        <w:commentReference w:id="22"/>
+      </w:r>
+      <w:r>
+        <w:t xml:space="preserve"> </w:t>
+      </w:r>
+      <w:r>
+        <w:t>(1425 L; Ø 1.85 m)</w:t>
+      </w:r>
+      <w:r>
+        <w:t xml:space="preserve"> with </w:t>
+      </w:r>
+      <w:r>
+        <w:t xml:space="preserve">the same substrate and water conditions, </w:t>
+      </w:r>
+      <w:r>
+        <w:t xml:space="preserve">covered with a double layer of shade cloth to prevent escape and minimise solar heating. Fresh </w:t>
+      </w:r>
       <w:commentRangeStart w:id="23"/>
       <w:commentRangeStart w:id="24"/>
       <w:r>
-        <w:t>Ōkāreka and Tikitapu</w:t>
-      </w:r>
-      <w:commentRangeEnd w:id="22"/>
+        <w:t>dechlorinated tap</w:t>
+      </w:r>
+      <w:commentRangeEnd w:id="23"/>
       <w:r>
         <w:rPr>
           <w:rStyle w:val="CommentReference"/>
           <w:sz w:val="22"/>
           <w:szCs w:val="22"/>
         </w:rPr>
-        <w:commentReference w:id="22"/>
-      </w:r>
-      <w:commentRangeEnd w:id="23"/>
+        <w:commentReference w:id="23"/>
+      </w:r>
+      <w:commentRangeEnd w:id="24"/>
       <w:r>
         <w:rPr>
           <w:rStyle w:val="CommentReference"/>
           <w:sz w:val="22"/>
           <w:szCs w:val="22"/>
         </w:rPr>
-        <w:commentReference w:id="23"/>
-      </w:r>
-      <w:commentRangeEnd w:id="24"/>
+        <w:commentReference w:id="24"/>
+      </w:r>
+      <w:r>
+        <w:t xml:space="preserve"> </w:t>
+      </w:r>
+      <w:r>
+        <w:t>water and an air stone were added between rounds</w:t>
+      </w:r>
+      <w:r>
+        <w:t>. To limit thermal stress, experiments were conducted in spring (September to October).</w:t>
+      </w:r>
+      <w:commentRangeStart w:id="25"/>
+      <w:r>
+        <w:t xml:space="preserve"> Because kōura are a </w:t>
+      </w:r>
+      <w:r>
+        <w:rPr>
+          <w:i/>
+          <w:iCs/>
+        </w:rPr>
+        <w:t>taonga</w:t>
+      </w:r>
+      <w:r>
+        <w:t xml:space="preserve"> (treasured) species, permission to conduct the experiments was obtained from Te Arawa Lakes Trust and Te Komiti Whakahaere. All experimental procedures were conducted under </w:t>
+      </w:r>
+      <w:r>
+        <w:lastRenderedPageBreak/>
+        <w:t>University of Waikato animal ethics committee approval (protocol number: 1207; see Ethical Approval section).</w:t>
+      </w:r>
+      <w:commentRangeEnd w:id="25"/>
       <w:r>
         <w:rPr>
           <w:rStyle w:val="CommentReference"/>
           <w:sz w:val="22"/>
           <w:szCs w:val="22"/>
         </w:rPr>
-        <w:commentReference w:id="24"/>
-      </w:r>
-      <w:r>
-        <w:t>, located within the Rotorua Te Arawa Lakes area in the North Island of Aotearoa. Collected animals were transported to the Aquatic Research Centre at the University of Waikato in Hamilton. Individuals were assigned to one of three size classes based on orbital carapace length (OCL): small (&lt; 22 mm), medium (22–30 mm), and large (&gt; 30 mm). Each animal was marked with a unique identification number written on the carapace using an orange oil-based paint marker (Sharpie, medium point) (Ramalho et al., 2010).</w:t>
-      </w:r>
-    </w:p>
-    <w:p>
-      <w:commentRangeStart w:id="25"/>
-      <w:r>
-        <w:t xml:space="preserve">Kōura </w:t>
-      </w:r>
-      <w:commentRangeEnd w:id="25"/>
-      <w:r>
-        <w:rPr>
-          <w:rStyle w:val="CommentReference"/>
-          <w:sz w:val="22"/>
-          <w:szCs w:val="22"/>
-        </w:rPr>
         <w:commentReference w:id="25"/>
       </w:r>
-      <w:r>
-        <w:t>were acclimatised for 12 days in outdoor concrete holding tanks (Ø 1.4 m), each filled to 0.4 m with dechlorinated tap water conditioned for three months</w:t>
-      </w:r>
-      <w:r>
-        <w:t>,</w:t>
-      </w:r>
-      <w:r>
-        <w:t xml:space="preserve"> </w:t>
-      </w:r>
-      <w:commentRangeStart w:id="26"/>
-      <w:commentRangeStart w:id="27"/>
-      <w:r>
-        <w:t>p</w:t>
-      </w:r>
-      <w:r>
-        <w:t>aving sand</w:t>
-      </w:r>
-      <w:commentRangeEnd w:id="26"/>
-      <w:r>
-        <w:rPr>
-          <w:rStyle w:val="CommentReference"/>
-          <w:sz w:val="22"/>
-          <w:szCs w:val="22"/>
-        </w:rPr>
-        <w:commentReference w:id="26"/>
-      </w:r>
-      <w:commentRangeEnd w:id="27"/>
-      <w:r>
-        <w:rPr>
-          <w:rStyle w:val="CommentReference"/>
-          <w:sz w:val="22"/>
-          <w:szCs w:val="22"/>
-        </w:rPr>
-        <w:commentReference w:id="27"/>
-      </w:r>
-      <w:r>
-        <w:t xml:space="preserve"> as substrate, and s</w:t>
-      </w:r>
-      <w:commentRangeStart w:id="28"/>
-      <w:r>
-        <w:t>helters</w:t>
-      </w:r>
-      <w:commentRangeEnd w:id="28"/>
-      <w:r>
-        <w:rPr>
-          <w:rStyle w:val="CommentReference"/>
-          <w:sz w:val="22"/>
-          <w:szCs w:val="22"/>
-        </w:rPr>
-        <w:commentReference w:id="28"/>
-      </w:r>
-      <w:r>
-        <w:t>, and covered with a single layer of shade cloth</w:t>
-      </w:r>
-      <w:r>
-        <w:t xml:space="preserve">. Each holding tank housed 10–12 </w:t>
-      </w:r>
-      <w:r>
-        <w:t>individuals</w:t>
-      </w:r>
-      <w:r>
-        <w:t>. Kōura were fed every second day with commercial carnivore pellets (Hikari Tropical, Kyorin Food Industries Ltd., Japan; animal protein 47%).</w:t>
-      </w:r>
-      <w:r>
-        <w:t xml:space="preserve"> Water temperature and dissolved oxygen remained stable throughout the experimental period (temperature: </w:t>
-      </w:r>
-      <w:r>
-        <w:t>12</w:t>
-      </w:r>
-      <w:r>
-        <w:t xml:space="preserve"> ± </w:t>
-      </w:r>
-      <w:r>
-        <w:t>1.2</w:t>
-      </w:r>
-      <w:r>
-        <w:t xml:space="preserve"> °C; dissolved oxygen: </w:t>
-      </w:r>
-      <w:r>
-        <w:t>99.9</w:t>
-      </w:r>
-      <w:r>
-        <w:t xml:space="preserve"> ± </w:t>
-      </w:r>
-      <w:r>
-        <w:t>1.7</w:t>
-      </w:r>
-      <w:r>
-        <w:t xml:space="preserve"> %).</w:t>
-      </w:r>
-    </w:p>
-    <w:p>
-      <w:r>
-        <w:t>Experiments were c</w:t>
-      </w:r>
-      <w:commentRangeStart w:id="29"/>
-      <w:commentRangeStart w:id="30"/>
-      <w:r>
-        <w:t xml:space="preserve">onducted in </w:t>
-      </w:r>
-      <w:r>
-        <w:t xml:space="preserve">six </w:t>
-      </w:r>
-      <w:r>
-        <w:t>larger</w:t>
-      </w:r>
-      <w:r>
-        <w:t xml:space="preserve"> outdoor</w:t>
-      </w:r>
-      <w:r>
-        <w:t xml:space="preserve"> </w:t>
-      </w:r>
-      <w:r>
-        <w:t>concrete tanks</w:t>
-      </w:r>
-      <w:commentRangeEnd w:id="29"/>
-      <w:r>
-        <w:rPr>
-          <w:rStyle w:val="CommentReference"/>
-          <w:sz w:val="22"/>
-          <w:szCs w:val="22"/>
-        </w:rPr>
-        <w:commentReference w:id="29"/>
-      </w:r>
-      <w:commentRangeEnd w:id="30"/>
-      <w:r>
-        <w:rPr>
-          <w:rStyle w:val="CommentReference"/>
-          <w:sz w:val="22"/>
-          <w:szCs w:val="22"/>
-        </w:rPr>
-        <w:commentReference w:id="30"/>
-      </w:r>
-      <w:r>
-        <w:t xml:space="preserve"> </w:t>
-      </w:r>
-      <w:r>
-        <w:t>(1425 L; Ø 1.85 m)</w:t>
-      </w:r>
-      <w:r>
-        <w:t xml:space="preserve"> with </w:t>
-      </w:r>
-      <w:r>
-        <w:t xml:space="preserve">the same substrate and water conditions, </w:t>
-      </w:r>
-      <w:r>
-        <w:t xml:space="preserve">covered with a double layer of shade cloth to prevent escape and minimise solar heating. Fresh </w:t>
-      </w:r>
-      <w:commentRangeStart w:id="31"/>
-      <w:commentRangeStart w:id="32"/>
-      <w:r>
-        <w:t>dechlorinated tap</w:t>
-      </w:r>
-      <w:commentRangeEnd w:id="31"/>
-      <w:r>
-        <w:rPr>
-          <w:rStyle w:val="CommentReference"/>
-          <w:sz w:val="22"/>
-          <w:szCs w:val="22"/>
-        </w:rPr>
-        <w:commentReference w:id="31"/>
-      </w:r>
-      <w:commentRangeEnd w:id="32"/>
-      <w:r>
-        <w:rPr>
-          <w:rStyle w:val="CommentReference"/>
-          <w:sz w:val="22"/>
-          <w:szCs w:val="22"/>
-        </w:rPr>
-        <w:commentReference w:id="32"/>
-      </w:r>
-      <w:r>
-        <w:t xml:space="preserve"> </w:t>
-      </w:r>
-      <w:r>
-        <w:t>water and an air stone were added between rounds</w:t>
-      </w:r>
-      <w:r>
-        <w:t>. To limit thermal stress, experiments were conducted in spring (September to October).</w:t>
-      </w:r>
-      <w:commentRangeStart w:id="33"/>
-      <w:r>
-        <w:t xml:space="preserve"> Because kōura are a </w:t>
-      </w:r>
-      <w:r>
-        <w:rPr>
-          <w:i/>
-          <w:iCs/>
-        </w:rPr>
-        <w:t>taonga</w:t>
-      </w:r>
-      <w:r>
-        <w:t xml:space="preserve"> (treasured) species, permission to conduct the experiments was obtained from Te Arawa Lakes Trust and Te Komiti Whakahaere. All experimental procedures were conducted under University of Waikato animal ethics committee approval (protocol number: 1207; see Ethical Approval section).</w:t>
-      </w:r>
-      <w:commentRangeEnd w:id="33"/>
-      <w:r>
-        <w:rPr>
-          <w:rStyle w:val="CommentReference"/>
-          <w:sz w:val="22"/>
-          <w:szCs w:val="22"/>
-        </w:rPr>
-        <w:commentReference w:id="33"/>
-      </w:r>
     </w:p>
     <w:p>
       <w:pPr>
         <w:pStyle w:val="Heading2"/>
       </w:pPr>
-      <w:bookmarkStart w:id="34" w:name="exp-1-single-kōura"/>
-      <w:bookmarkEnd w:id="21"/>
+      <w:bookmarkStart w:id="26" w:name="exp-1-single-kōura"/>
+      <w:bookmarkEnd w:id="13"/>
       <w:r>
         <w:t>Exp</w:t>
       </w:r>
@@ -1139,446 +1139,450 @@
           <w:t>Figure 1</w:t>
         </w:r>
       </w:hyperlink>
+      <w:commentRangeStart w:id="27"/>
+      <w:r>
+        <w:t xml:space="preserve">). </w:t>
+      </w:r>
+      <w:commentRangeStart w:id="28"/>
+      <w:commentRangeStart w:id="29"/>
+      <w:commentRangeStart w:id="30"/>
+      <w:r>
+        <w:t xml:space="preserve">The structure-types were: </w:t>
+      </w:r>
+      <w:r>
+        <w:t>SingleStone</w:t>
+      </w:r>
+      <w:r>
+        <w:t xml:space="preserve"> (ten quarried stones (150–250 mm) </w:t>
+      </w:r>
+      <w:r>
+        <w:t>placed individually across the quadrant with sufficient spacing between stones that no crevices formed between them</w:t>
+      </w:r>
+      <w:commentRangeStart w:id="31"/>
+      <w:r>
+        <w:t>)</w:t>
+      </w:r>
+      <w:commentRangeEnd w:id="31"/>
+      <w:r>
+        <w:rPr>
+          <w:rStyle w:val="CommentReference"/>
+          <w:sz w:val="22"/>
+          <w:szCs w:val="22"/>
+        </w:rPr>
+        <w:commentReference w:id="31"/>
+      </w:r>
+      <w:r>
+        <w:t xml:space="preserve">, </w:t>
+      </w:r>
+      <w:r>
+        <w:t>FlatStone</w:t>
+      </w:r>
+      <w:r>
+        <w:t xml:space="preserve"> (ten quarried stones arranged tightly without stacking), </w:t>
+      </w:r>
+      <w:r>
+        <w:t>StonePile</w:t>
+      </w:r>
+      <w:r>
+        <w:t xml:space="preserve"> (ten quarried stones stacked to form a pile), and </w:t>
+      </w:r>
+      <w:r>
+        <w:t>WoodLog</w:t>
+      </w:r>
+      <w:r>
+        <w:t xml:space="preserve"> (a tānekaha (</w:t>
+      </w:r>
+      <w:r>
+        <w:rPr>
+          <w:i/>
+          <w:iCs/>
+        </w:rPr>
+        <w:t>Phyllocladus trichomanoides</w:t>
+      </w:r>
+      <w:r>
+        <w:t>) log (500 mm long, 150 mm diameter) containing six drilled holes (70 mm deep, 32 mm diameter)</w:t>
+      </w:r>
+      <w:commentRangeEnd w:id="28"/>
+      <w:r>
+        <w:rPr>
+          <w:rStyle w:val="CommentReference"/>
+          <w:sz w:val="22"/>
+          <w:szCs w:val="22"/>
+        </w:rPr>
+        <w:commentReference w:id="28"/>
+      </w:r>
+      <w:commentRangeEnd w:id="29"/>
+      <w:r>
+        <w:rPr>
+          <w:rStyle w:val="CommentReference"/>
+          <w:sz w:val="22"/>
+          <w:szCs w:val="22"/>
+        </w:rPr>
+        <w:commentReference w:id="29"/>
+      </w:r>
+      <w:commentRangeEnd w:id="30"/>
+      <w:r>
+        <w:rPr>
+          <w:rStyle w:val="CommentReference"/>
+          <w:sz w:val="22"/>
+          <w:szCs w:val="22"/>
+        </w:rPr>
+        <w:commentReference w:id="30"/>
+      </w:r>
+      <w:r>
+        <w:t xml:space="preserve">). </w:t>
+      </w:r>
+      <w:r>
+        <w:t xml:space="preserve">If a kōura was not using a structure, </w:t>
+      </w:r>
+      <w:commentRangeStart w:id="32"/>
+      <w:r>
+        <w:t>TankWall</w:t>
+      </w:r>
+      <w:r>
+        <w:t xml:space="preserve"> was noted as its location which represents the wall of the tank or when the kōura was in the open</w:t>
+      </w:r>
+      <w:commentRangeEnd w:id="27"/>
+      <w:r>
+        <w:rPr>
+          <w:rStyle w:val="CommentReference"/>
+          <w:sz w:val="22"/>
+          <w:szCs w:val="22"/>
+        </w:rPr>
+        <w:commentReference w:id="27"/>
+      </w:r>
+      <w:r>
+        <w:t>.</w:t>
+      </w:r>
+      <w:commentRangeEnd w:id="32"/>
+      <w:r>
+        <w:rPr>
+          <w:rStyle w:val="CommentReference"/>
+          <w:sz w:val="22"/>
+          <w:szCs w:val="22"/>
+        </w:rPr>
+        <w:commentReference w:id="32"/>
+      </w:r>
+      <w:r>
+        <w:t xml:space="preserve"> </w:t>
+      </w:r>
+      <w:r>
+        <w:t>TankWall functioned as an indicator of structure rejection rather than a preference.</w:t>
+      </w:r>
+      <w:r>
+        <w:t xml:space="preserve"> </w:t>
+      </w:r>
+      <w:r>
+        <w:t xml:space="preserve">Six experimental tanks were used, each housing a single medium-sized kōura. </w:t>
+      </w:r>
+      <w:r>
+        <w:t>Across five experimental replicates,</w:t>
+      </w:r>
+      <w:r>
+        <w:t xml:space="preserve"> a</w:t>
+      </w:r>
+      <w:r>
+        <w:t xml:space="preserve"> total</w:t>
+      </w:r>
+      <w:r>
+        <w:t xml:space="preserve"> of</w:t>
+      </w:r>
+      <w:r>
+        <w:t xml:space="preserve"> 30 kōura consisting of 15 females with mean OCL and weight ± SD: 26.9 ± 2 mm, range: 23.2–29.8 mm, 12.5 ± 3.3 g and 15 males: 26.1 ± 2.2 mm, range: 22.6–30 mm, 11.9 ± 3.1 g</w:t>
+      </w:r>
+      <w:r>
+        <w:t>.</w:t>
+      </w:r>
+      <w:r>
+        <w:t xml:space="preserve"> E</w:t>
+      </w:r>
+      <w:r>
+        <w:t>ach replicate last</w:t>
+      </w:r>
+      <w:r>
+        <w:t>ed</w:t>
+      </w:r>
+      <w:r>
+        <w:t xml:space="preserve"> </w:t>
+      </w:r>
+      <w:commentRangeStart w:id="33"/>
+      <w:commentRangeStart w:id="34"/>
+      <w:r>
+        <w:t>22 hours</w:t>
+      </w:r>
+      <w:r>
+        <w:t>, beginning at noon (12:00) and ending at 10:00 the following morning.</w:t>
+      </w:r>
+      <w:commentRangeEnd w:id="33"/>
+      <w:r>
+        <w:rPr>
+          <w:rStyle w:val="CommentReference"/>
+          <w:sz w:val="22"/>
+          <w:szCs w:val="22"/>
+        </w:rPr>
+        <w:commentReference w:id="33"/>
+      </w:r>
+      <w:commentRangeEnd w:id="34"/>
+      <w:r>
+        <w:rPr>
+          <w:rStyle w:val="CommentReference"/>
+          <w:sz w:val="22"/>
+          <w:szCs w:val="22"/>
+        </w:rPr>
+        <w:commentReference w:id="34"/>
+      </w:r>
+    </w:p>
+    <w:p>
+      <w:r>
+        <w:t xml:space="preserve">Each experimental tank was divided into four quadrants, with one structure type placed at random (randomizer.org) in each quadrant. For each trial, a single kōura was placed inside a vertically oriented plastic tube (50 mm long, open at one end and sealed at the other) positioned at the centre of the tank, with the sealed end resting on the substrate. This ensured a standardised starting position from which the kōura could exit in any direction. The time taken for the kōura to locate its </w:t>
+      </w:r>
+      <w:r>
+        <w:t>initial refuge</w:t>
+      </w:r>
+      <w:r>
+        <w:t xml:space="preserve"> </w:t>
+      </w:r>
+      <w:r>
+        <w:t xml:space="preserve">location </w:t>
+      </w:r>
+      <w:r>
+        <w:t xml:space="preserve">was recorded. On the following day, the final location of the kōura was noted after which it was removed from the tank. Tanks were reset and structure placements re-randomised prior to the next trial. Each </w:t>
+      </w:r>
+      <w:r>
+        <w:t xml:space="preserve">individual </w:t>
+      </w:r>
+      <w:r>
+        <w:t>kōura was used</w:t>
+      </w:r>
+      <w:r>
+        <w:t xml:space="preserve"> once</w:t>
+      </w:r>
+      <w:r>
+        <w:t xml:space="preserve"> in a single trial and not reused across</w:t>
+      </w:r>
+      <w:r>
+        <w:t xml:space="preserve"> temporal</w:t>
+      </w:r>
+      <w:r>
+        <w:t xml:space="preserve"> replicate</w:t>
+      </w:r>
+      <w:r>
+        <w:t xml:space="preserve"> </w:t>
+      </w:r>
+      <w:r>
+        <w:t>blocks</w:t>
+      </w:r>
+      <w:r>
+        <w:t>. To confirm nocturnal activity, three</w:t>
+      </w:r>
+      <w:r>
+        <w:t xml:space="preserve"> digital cameras</w:t>
+      </w:r>
+      <w:r>
+        <w:t xml:space="preserve"> </w:t>
+      </w:r>
+      <w:r>
+        <w:t>(</w:t>
+      </w:r>
+      <w:r>
+        <w:t>GoPro Hero 3) were placed in one tank and recorded for five hours</w:t>
+      </w:r>
+      <w:r>
+        <w:t xml:space="preserve"> at the end of </w:t>
+      </w:r>
       <w:commentRangeStart w:id="35"/>
       <w:r>
-        <w:t xml:space="preserve">). </w:t>
-      </w:r>
-      <w:commentRangeStart w:id="36"/>
+        <w:t xml:space="preserve">each </w:t>
+      </w:r>
+      <w:r>
+        <w:t xml:space="preserve">of the five </w:t>
+      </w:r>
+      <w:r>
+        <w:t>day</w:t>
+      </w:r>
+      <w:commentRangeEnd w:id="35"/>
+      <w:r>
+        <w:rPr>
+          <w:rStyle w:val="CommentReference"/>
+          <w:sz w:val="22"/>
+          <w:szCs w:val="22"/>
+        </w:rPr>
+        <w:commentReference w:id="35"/>
+      </w:r>
+      <w:r>
+        <w:t>s</w:t>
+      </w:r>
+      <w:r>
+        <w:t>.</w:t>
+      </w:r>
+    </w:p>
+    <w:p>
+      <w:pPr>
+        <w:pStyle w:val="Heading2"/>
+      </w:pPr>
+      <w:bookmarkStart w:id="36" w:name="exp-2-group-kōura"/>
+      <w:bookmarkEnd w:id="26"/>
+      <w:r>
+        <w:t>Exp</w:t>
+      </w:r>
+      <w:r>
+        <w:t>eriment</w:t>
+      </w:r>
+      <w:r>
+        <w:t xml:space="preserve"> 2: </w:t>
+      </w:r>
+      <w:r>
+        <w:t>Group dynamics</w:t>
+      </w:r>
+    </w:p>
+    <w:p>
+      <w:r>
+        <w:t xml:space="preserve">Building on </w:t>
+      </w:r>
+      <w:r>
+        <w:t>E</w:t>
+      </w:r>
+      <w:r>
+        <w:t xml:space="preserve">xperiment 1, this experiment examined how group dynamics and body size influenced structure preference when kōura were housed together. The </w:t>
+      </w:r>
+      <w:r>
+        <w:t xml:space="preserve">same </w:t>
+      </w:r>
+      <w:r>
+        <w:t xml:space="preserve">six experimental tanks were used and configured with the </w:t>
+      </w:r>
+      <w:r>
+        <w:t>identical</w:t>
+      </w:r>
+      <w:r>
+        <w:t xml:space="preserve"> structure types and randomisation procedure as in </w:t>
+      </w:r>
+      <w:r>
+        <w:t>E</w:t>
+      </w:r>
+      <w:r>
+        <w:t>xperiment 1 (</w:t>
+      </w:r>
+      <w:r>
+        <w:t>Figure 1</w:t>
+      </w:r>
+      <w:r>
+        <w:t xml:space="preserve">). In contrast to the single-animal trials, each tank housed a group of six </w:t>
+      </w:r>
       <w:commentRangeStart w:id="37"/>
       <w:commentRangeStart w:id="38"/>
       <w:r>
-        <w:t xml:space="preserve">The structure-types were: </w:t>
-      </w:r>
-      <w:r>
-        <w:t>SingleStone</w:t>
-      </w:r>
-      <w:r>
-        <w:t xml:space="preserve"> (ten quarried stones (150–250 mm) </w:t>
-      </w:r>
-      <w:r>
-        <w:t>placed individually across the quadrant with sufficient spacing between stones that no crevices formed between them</w:t>
-      </w:r>
-      <w:commentRangeStart w:id="39"/>
-      <w:r>
-        <w:t>)</w:t>
-      </w:r>
-      <w:commentRangeEnd w:id="39"/>
+        <w:t>male kōura</w:t>
+      </w:r>
+      <w:commentRangeEnd w:id="37"/>
       <w:r>
         <w:rPr>
           <w:rStyle w:val="CommentReference"/>
           <w:sz w:val="22"/>
           <w:szCs w:val="22"/>
         </w:rPr>
-        <w:commentReference w:id="39"/>
-      </w:r>
-      <w:r>
-        <w:t xml:space="preserve">, </w:t>
-      </w:r>
-      <w:r>
-        <w:t>FlatStone</w:t>
-      </w:r>
-      <w:r>
-        <w:t xml:space="preserve"> (ten quarried stones arranged tightly without stacking), </w:t>
-      </w:r>
-      <w:r>
-        <w:t>StonePile</w:t>
-      </w:r>
-      <w:r>
-        <w:t xml:space="preserve"> (ten quarried stones stacked to form a pile), and </w:t>
-      </w:r>
-      <w:r>
-        <w:t>WoodLog</w:t>
-      </w:r>
-      <w:r>
-        <w:t xml:space="preserve"> (a tānekaha (</w:t>
-      </w:r>
-      <w:r>
-        <w:rPr>
-          <w:i/>
-          <w:iCs/>
-        </w:rPr>
-        <w:t>Phyllocladus trichomanoides</w:t>
-      </w:r>
-      <w:r>
-        <w:t>) log (500 mm long, 150 mm diameter) containing six drilled holes (70 mm deep, 32 mm diameter)</w:t>
-      </w:r>
-      <w:commentRangeEnd w:id="36"/>
+        <w:commentReference w:id="37"/>
+      </w:r>
+      <w:commentRangeEnd w:id="38"/>
       <w:r>
         <w:rPr>
           <w:rStyle w:val="CommentReference"/>
           <w:sz w:val="22"/>
           <w:szCs w:val="22"/>
         </w:rPr>
-        <w:commentReference w:id="36"/>
-      </w:r>
-      <w:commentRangeEnd w:id="37"/>
+        <w:commentReference w:id="38"/>
+      </w:r>
+      <w:r>
+        <w:t>, as sex effects on structure preference were found to be negligible in Experiment 1, and male-only groups simplified competitive dynamics and size class assignment given limited female availability.</w:t>
+      </w:r>
+      <w:r>
+        <w:t xml:space="preserve"> Groups </w:t>
+      </w:r>
+      <w:r>
+        <w:lastRenderedPageBreak/>
+        <w:t>were comprised of</w:t>
+      </w:r>
+      <w:r>
+        <w:t xml:space="preserve"> two small, two medium, and two large individuals. Size classes were defined by OCL: small (mean OCL and weight ± SD: 19.2 ± 2 mm, range: 15.8–21.6 mm, 3.9 ± 2.1 g), medium (26.4 ± 1.6 mm, 23.5–29.5 mm, 11.6 ± 2.4 g), and large (36.3 ± 4.2 mm, 30.7–43.3 mm, 31.8 ± 11.2 g). Each group was introduced to the centre of the tank within an open-top plastic container (150 × 150 × 85 mm). The container was removed, and the initial location of each individual was recorded. On the following day, the final location of each kōura was documented, before all individuals were removed from the tank. </w:t>
+      </w:r>
+      <w:commentRangeStart w:id="39"/>
+      <w:commentRangeStart w:id="40"/>
+      <w:r>
+        <w:t>This procedure was repeated across five experimental replicate</w:t>
+      </w:r>
+      <w:r>
+        <w:t xml:space="preserve"> blocks</w:t>
+      </w:r>
+      <w:r>
+        <w:t>,</w:t>
+      </w:r>
+      <w:r>
+        <w:t xml:space="preserve"> </w:t>
+      </w:r>
+      <w:r>
+        <w:t>resulting</w:t>
+      </w:r>
+      <w:r>
+        <w:t xml:space="preserve"> </w:t>
+      </w:r>
+      <w:r>
+        <w:t>in 30 group-tri</w:t>
+      </w:r>
+      <w:r>
+        <w:t>a</w:t>
+      </w:r>
+      <w:r>
+        <w:t>ls in</w:t>
+      </w:r>
+      <w:r>
+        <w:t xml:space="preserve"> </w:t>
+      </w:r>
+      <w:r>
+        <w:t>total</w:t>
+      </w:r>
+      <w:r>
+        <w:t xml:space="preserve"> (six groups </w:t>
+      </w:r>
+      <w:r>
+        <w:t>×</w:t>
+      </w:r>
+      <w:r>
+        <w:t xml:space="preserve"> five blocks</w:t>
+      </w:r>
+      <w:r>
+        <w:t>)</w:t>
+      </w:r>
+      <w:r>
+        <w:t xml:space="preserve"> </w:t>
+      </w:r>
+      <w:commentRangeEnd w:id="39"/>
       <w:r>
         <w:rPr>
           <w:rStyle w:val="CommentReference"/>
           <w:sz w:val="22"/>
           <w:szCs w:val="22"/>
         </w:rPr>
-        <w:commentReference w:id="37"/>
-      </w:r>
-      <w:commentRangeEnd w:id="38"/>
+        <w:commentReference w:id="39"/>
+      </w:r>
+      <w:commentRangeEnd w:id="40"/>
       <w:r>
         <w:rPr>
           <w:rStyle w:val="CommentReference"/>
           <w:sz w:val="22"/>
           <w:szCs w:val="22"/>
         </w:rPr>
-        <w:commentReference w:id="38"/>
-      </w:r>
-      <w:r>
-        <w:t xml:space="preserve">). </w:t>
-      </w:r>
-      <w:r>
-        <w:t xml:space="preserve">If a kōura was not using a structure, </w:t>
-      </w:r>
-      <w:commentRangeStart w:id="40"/>
-      <w:r>
-        <w:t>TankWall</w:t>
-      </w:r>
-      <w:r>
-        <w:t xml:space="preserve"> was noted as its location which represents the wall of the tank or when the kōura was in the open</w:t>
-      </w:r>
-      <w:commentRangeEnd w:id="35"/>
-      <w:r>
-        <w:rPr>
-          <w:rStyle w:val="CommentReference"/>
-          <w:sz w:val="22"/>
-          <w:szCs w:val="22"/>
-        </w:rPr>
-        <w:commentReference w:id="35"/>
-      </w:r>
-      <w:r>
-        <w:t>.</w:t>
-      </w:r>
-      <w:commentRangeEnd w:id="40"/>
-      <w:r>
-        <w:rPr>
-          <w:rStyle w:val="CommentReference"/>
-          <w:sz w:val="22"/>
-          <w:szCs w:val="22"/>
-        </w:rPr>
         <w:commentReference w:id="40"/>
       </w:r>
       <w:r>
-        <w:t xml:space="preserve"> </w:t>
-      </w:r>
-      <w:r>
-        <w:t>TankWall functioned as an indicator of structure rejection rather than a preference.</w:t>
-      </w:r>
-      <w:r>
-        <w:t xml:space="preserve"> </w:t>
-      </w:r>
-      <w:r>
-        <w:t xml:space="preserve">Six experimental tanks were used, each housing a single medium-sized kōura. </w:t>
-      </w:r>
-      <w:r>
-        <w:t>Across five experimental replicates,</w:t>
-      </w:r>
-      <w:r>
-        <w:t xml:space="preserve"> a</w:t>
-      </w:r>
-      <w:r>
-        <w:t xml:space="preserve"> total</w:t>
-      </w:r>
-      <w:r>
-        <w:t xml:space="preserve"> of</w:t>
-      </w:r>
-      <w:r>
-        <w:t xml:space="preserve"> 30 kōura consisting of 15 females with mean OCL and weight ± SD: 26.9 ± 2 mm, range: 23.2–29.8 mm, 12.5 ± 3.3 g and 15 males: 26.1 ± 2.2 mm, range: 22.6–30 mm, 11.9 ± 3.1 g</w:t>
-      </w:r>
-      <w:r>
-        <w:t>.</w:t>
-      </w:r>
-      <w:r>
-        <w:t xml:space="preserve"> E</w:t>
-      </w:r>
-      <w:r>
-        <w:t>ach replicate last</w:t>
-      </w:r>
-      <w:r>
-        <w:t>ed</w:t>
-      </w:r>
-      <w:r>
-        <w:t xml:space="preserve"> </w:t>
-      </w:r>
-      <w:commentRangeStart w:id="41"/>
-      <w:commentRangeStart w:id="42"/>
-      <w:r>
-        <w:t>22 hours</w:t>
-      </w:r>
-      <w:r>
-        <w:t>, beginning at noon (12:00) and ending at 10:00 the following morning.</w:t>
-      </w:r>
-      <w:commentRangeEnd w:id="41"/>
-      <w:r>
-        <w:rPr>
-          <w:rStyle w:val="CommentReference"/>
-          <w:sz w:val="22"/>
-          <w:szCs w:val="22"/>
-        </w:rPr>
-        <w:commentReference w:id="41"/>
-      </w:r>
-      <w:commentRangeEnd w:id="42"/>
-      <w:r>
-        <w:rPr>
-          <w:rStyle w:val="CommentReference"/>
-          <w:sz w:val="22"/>
-          <w:szCs w:val="22"/>
-        </w:rPr>
-        <w:commentReference w:id="42"/>
-      </w:r>
-    </w:p>
-    <w:p>
-      <w:r>
-        <w:t xml:space="preserve">Each experimental tank was divided into four quadrants, with one structure type placed at random (randomizer.org) in each quadrant. For each trial, a single kōura was placed inside a vertically oriented plastic tube (50 mm long, open at one end and sealed at the other) positioned at the centre of the tank, with the sealed end resting on the substrate. This ensured a standardised starting position from which the kōura could exit in any direction. The time taken for the kōura to locate its </w:t>
-      </w:r>
-      <w:r>
-        <w:t>initial refuge</w:t>
-      </w:r>
-      <w:r>
-        <w:t xml:space="preserve"> </w:t>
-      </w:r>
-      <w:r>
-        <w:t xml:space="preserve">location </w:t>
-      </w:r>
-      <w:r>
-        <w:t xml:space="preserve">was recorded. On the following day, the final location of the kōura was noted after which it was removed from the tank. Tanks were reset and structure placements re-randomised prior to the next trial. Each </w:t>
-      </w:r>
-      <w:r>
-        <w:t xml:space="preserve">individual </w:t>
-      </w:r>
-      <w:r>
-        <w:t>kōura was used</w:t>
-      </w:r>
-      <w:r>
-        <w:t xml:space="preserve"> once</w:t>
-      </w:r>
-      <w:r>
-        <w:t xml:space="preserve"> in a single trial and not reused across</w:t>
-      </w:r>
-      <w:r>
-        <w:t xml:space="preserve"> temporal</w:t>
-      </w:r>
-      <w:r>
-        <w:t xml:space="preserve"> replicate</w:t>
-      </w:r>
-      <w:r>
-        <w:t xml:space="preserve"> </w:t>
-      </w:r>
-      <w:r>
-        <w:t>blocks</w:t>
-      </w:r>
-      <w:r>
-        <w:t>. To confirm nocturnal activity, three</w:t>
-      </w:r>
-      <w:r>
-        <w:t xml:space="preserve"> digital cameras</w:t>
-      </w:r>
-      <w:r>
-        <w:t xml:space="preserve"> </w:t>
-      </w:r>
-      <w:r>
-        <w:t>(</w:t>
-      </w:r>
-      <w:r>
-        <w:t>GoPro Hero 3) were placed in one tank and recorded for five hours</w:t>
-      </w:r>
-      <w:r>
-        <w:t xml:space="preserve"> at the end of </w:t>
-      </w:r>
-      <w:commentRangeStart w:id="43"/>
-      <w:r>
-        <w:t xml:space="preserve">each </w:t>
-      </w:r>
-      <w:r>
-        <w:t xml:space="preserve">of the five </w:t>
-      </w:r>
-      <w:r>
-        <w:t>day</w:t>
-      </w:r>
-      <w:commentRangeEnd w:id="43"/>
-      <w:r>
-        <w:rPr>
-          <w:rStyle w:val="CommentReference"/>
-          <w:sz w:val="22"/>
-          <w:szCs w:val="22"/>
-        </w:rPr>
-        <w:commentReference w:id="43"/>
-      </w:r>
-      <w:r>
-        <w:t>s</w:t>
-      </w:r>
-      <w:r>
-        <w:t>.</w:t>
+        <w:t>Structure placements and tank assignments were re-randomised between blocks, such that each group was housed in a different tank in each successive round. The same six groups were reused across all five blocks, with individuals returning to their assigned group between replicates. No mortality occurred during the experiment.</w:t>
       </w:r>
     </w:p>
     <w:p>
       <w:pPr>
         <w:pStyle w:val="Heading2"/>
       </w:pPr>
-      <w:bookmarkStart w:id="44" w:name="exp-2-group-kōura"/>
-      <w:bookmarkEnd w:id="34"/>
-      <w:r>
-        <w:t>Exp</w:t>
-      </w:r>
-      <w:r>
-        <w:t>eriment</w:t>
-      </w:r>
-      <w:r>
-        <w:t xml:space="preserve"> 2: </w:t>
-      </w:r>
-      <w:r>
-        <w:t>Group dynamics</w:t>
-      </w:r>
-    </w:p>
-    <w:p>
-      <w:r>
-        <w:t xml:space="preserve">Building on </w:t>
-      </w:r>
-      <w:r>
-        <w:t>E</w:t>
-      </w:r>
-      <w:r>
-        <w:t xml:space="preserve">xperiment 1, this experiment examined how group dynamics and body size influenced structure preference when kōura were housed together. The </w:t>
-      </w:r>
-      <w:r>
-        <w:t xml:space="preserve">same </w:t>
-      </w:r>
-      <w:r>
-        <w:t xml:space="preserve">six experimental tanks were used and configured with the </w:t>
-      </w:r>
-      <w:r>
-        <w:t>identical</w:t>
-      </w:r>
-      <w:r>
-        <w:t xml:space="preserve"> structure types and randomisation procedure as in </w:t>
-      </w:r>
-      <w:r>
-        <w:t>E</w:t>
-      </w:r>
-      <w:r>
-        <w:t>xperiment 1 (</w:t>
-      </w:r>
-      <w:r>
-        <w:t>Figure 1</w:t>
-      </w:r>
-      <w:r>
-        <w:t xml:space="preserve">). In contrast to the single-animal trials, each tank housed a group of six </w:t>
-      </w:r>
-      <w:commentRangeStart w:id="45"/>
-      <w:commentRangeStart w:id="46"/>
-      <w:r>
-        <w:t>male kōura</w:t>
-      </w:r>
-      <w:commentRangeEnd w:id="45"/>
-      <w:r>
-        <w:rPr>
-          <w:rStyle w:val="CommentReference"/>
-          <w:sz w:val="22"/>
-          <w:szCs w:val="22"/>
-        </w:rPr>
-        <w:commentReference w:id="45"/>
-      </w:r>
-      <w:commentRangeEnd w:id="46"/>
-      <w:r>
-        <w:rPr>
-          <w:rStyle w:val="CommentReference"/>
-          <w:sz w:val="22"/>
-          <w:szCs w:val="22"/>
-        </w:rPr>
-        <w:commentReference w:id="46"/>
-      </w:r>
-      <w:r>
-        <w:t>, as sex effects on structure preference were found to be negligible in Experiment 1, and male-only groups simplified competitive dynamics and size class assignment given limited female availability.</w:t>
-      </w:r>
-      <w:r>
-        <w:t xml:space="preserve"> Groups were comprised of</w:t>
-      </w:r>
-      <w:r>
-        <w:t xml:space="preserve"> two small, two medium, and two large individuals. Size classes were defined by OCL: small (mean OCL and weight ± SD: 19.2 ± 2 mm, range: 15.8–21.6 mm, 3.9 ± 2.1 g), medium (26.4 ± 1.6 mm, 23.5–29.5 mm, 11.6 ± 2.4 g), and large (36.3 ± 4.2 mm, 30.7–43.3 mm, 31.8 ± 11.2 g). Each group was introduced to the centre of the tank within an open-top plastic container (150 × 150 × 85 mm). The container was removed, and the initial location of each individual was recorded. On the following day, the final location of each kōura was documented, before all individuals were removed from the tank. </w:t>
-      </w:r>
-      <w:commentRangeStart w:id="47"/>
-      <w:commentRangeStart w:id="48"/>
-      <w:r>
-        <w:t>This procedure was repeated across five experimental replicate</w:t>
-      </w:r>
-      <w:r>
-        <w:t xml:space="preserve"> blocks</w:t>
-      </w:r>
-      <w:r>
-        <w:t>,</w:t>
-      </w:r>
-      <w:r>
-        <w:t xml:space="preserve"> </w:t>
-      </w:r>
-      <w:r>
-        <w:t>resulting</w:t>
-      </w:r>
-      <w:r>
-        <w:t xml:space="preserve"> </w:t>
-      </w:r>
-      <w:r>
-        <w:t>in 30 group-tri</w:t>
-      </w:r>
-      <w:r>
-        <w:t>a</w:t>
-      </w:r>
-      <w:r>
-        <w:t>ls in</w:t>
-      </w:r>
-      <w:r>
-        <w:t xml:space="preserve"> </w:t>
-      </w:r>
-      <w:r>
-        <w:t>total</w:t>
-      </w:r>
-      <w:r>
-        <w:t xml:space="preserve"> (six groups </w:t>
-      </w:r>
-      <w:r>
-        <w:t>×</w:t>
-      </w:r>
-      <w:r>
-        <w:t xml:space="preserve"> five blocks</w:t>
-      </w:r>
-      <w:r>
-        <w:t>)</w:t>
-      </w:r>
-      <w:r>
-        <w:t xml:space="preserve"> </w:t>
-      </w:r>
-      <w:commentRangeEnd w:id="47"/>
-      <w:r>
-        <w:rPr>
-          <w:rStyle w:val="CommentReference"/>
-          <w:sz w:val="22"/>
-          <w:szCs w:val="22"/>
-        </w:rPr>
-        <w:commentReference w:id="47"/>
-      </w:r>
-      <w:commentRangeEnd w:id="48"/>
-      <w:r>
-        <w:rPr>
-          <w:rStyle w:val="CommentReference"/>
-          <w:sz w:val="22"/>
-          <w:szCs w:val="22"/>
-        </w:rPr>
-        <w:commentReference w:id="48"/>
-      </w:r>
-      <w:r>
-        <w:t>Structure placements and tank assignments were re-randomised between blocks, such that each group was housed in a different tank in each successive round. The same six groups were reused across all five blocks, with individuals returning to their assigned group between replicates. No mortality occurred during the experiment.</w:t>
-      </w:r>
-    </w:p>
-    <w:p>
-      <w:pPr>
-        <w:pStyle w:val="Heading2"/>
-      </w:pPr>
-      <w:bookmarkStart w:id="49" w:name="exp-3-wood-vs-stone"/>
-      <w:bookmarkEnd w:id="44"/>
+      <w:bookmarkStart w:id="41" w:name="exp-3-wood-vs-stone"/>
+      <w:bookmarkEnd w:id="36"/>
       <w:r>
         <w:t>E</w:t>
       </w:r>
@@ -1666,8 +1670,8 @@
       <w:pPr>
         <w:pStyle w:val="Heading2"/>
       </w:pPr>
-      <w:bookmarkStart w:id="50" w:name="exp-4-bricks"/>
-      <w:bookmarkEnd w:id="49"/>
+      <w:bookmarkStart w:id="42" w:name="exp-4-bricks"/>
+      <w:bookmarkEnd w:id="41"/>
       <w:r>
         <w:t>Exp</w:t>
       </w:r>
@@ -1742,68 +1746,201 @@
       <w:r>
         <w:t>Wood</w:t>
       </w:r>
-      <w:commentRangeStart w:id="51"/>
+      <w:commentRangeStart w:id="43"/>
       <w:r>
         <w:t>B</w:t>
       </w:r>
       <w:r>
         <w:t>lock</w:t>
       </w:r>
-      <w:commentRangeEnd w:id="51"/>
+      <w:commentRangeEnd w:id="43"/>
       <w:r>
         <w:rPr>
           <w:rStyle w:val="CommentReference"/>
           <w:sz w:val="22"/>
           <w:szCs w:val="22"/>
         </w:rPr>
+        <w:commentReference w:id="43"/>
+      </w:r>
+      <w:r>
+        <w:t>) with drilled holes made from Western red cedar (</w:t>
+      </w:r>
+      <w:r>
+        <w:rPr>
+          <w:i/>
+          <w:iCs/>
+        </w:rPr>
+        <w:t>Thuja plicata</w:t>
+      </w:r>
+      <w:r>
+        <w:t xml:space="preserve">), constructed to match the building bricks in external dimensions and hole size. To prevent floating, </w:t>
+      </w:r>
+      <w:commentRangeStart w:id="44"/>
+      <w:commentRangeStart w:id="45"/>
+      <w:commentRangeStart w:id="46"/>
+      <w:commentRangeStart w:id="47"/>
+      <w:r>
+        <w:t xml:space="preserve">a solid clay brick of identical dimensions was placed on top of each </w:t>
+      </w:r>
+      <w:r>
+        <w:t>W</w:t>
+      </w:r>
+      <w:r>
+        <w:t>ood</w:t>
+      </w:r>
+      <w:r>
+        <w:t>B</w:t>
+      </w:r>
+      <w:r>
+        <w:t>lock</w:t>
+      </w:r>
+      <w:r>
+        <w:t xml:space="preserve">. </w:t>
+      </w:r>
+      <w:r>
+        <w:t>Concrete</w:t>
+      </w:r>
+      <w:r>
+        <w:t>B</w:t>
+      </w:r>
+      <w:r>
+        <w:t>rick did not require additional weight</w:t>
+      </w:r>
+      <w:r>
+        <w:t xml:space="preserve"> </w:t>
+      </w:r>
+      <w:commentRangeEnd w:id="44"/>
+      <w:r>
+        <w:rPr>
+          <w:rStyle w:val="CommentReference"/>
+          <w:sz w:val="22"/>
+          <w:szCs w:val="22"/>
+        </w:rPr>
+        <w:commentReference w:id="44"/>
+      </w:r>
+      <w:commentRangeEnd w:id="45"/>
+      <w:r>
+        <w:rPr>
+          <w:rStyle w:val="CommentReference"/>
+          <w:sz w:val="22"/>
+          <w:szCs w:val="22"/>
+        </w:rPr>
+        <w:commentReference w:id="45"/>
+      </w:r>
+      <w:commentRangeEnd w:id="46"/>
+      <w:r>
+        <w:rPr>
+          <w:rStyle w:val="CommentReference"/>
+          <w:sz w:val="22"/>
+          <w:szCs w:val="22"/>
+        </w:rPr>
+        <w:commentReference w:id="46"/>
+      </w:r>
+      <w:commentRangeEnd w:id="47"/>
+      <w:r>
+        <w:rPr>
+          <w:rStyle w:val="CommentReference"/>
+          <w:sz w:val="22"/>
+          <w:szCs w:val="22"/>
+        </w:rPr>
+        <w:commentReference w:id="47"/>
+      </w:r>
+      <w:r>
+        <w:t>(</w:t>
+      </w:r>
+      <w:r>
+        <w:t>Figure 1</w:t>
+      </w:r>
+      <w:r>
+        <w:t xml:space="preserve">). New groups of ten kōura and four experiment tanks were used for this experiment, comprising a total of 40 individuals consisting of 18 </w:t>
+      </w:r>
+      <w:r>
+        <w:lastRenderedPageBreak/>
+        <w:t xml:space="preserve">females with mean OCL and weight ± SD: 26.2 ± 3.1 mm, range: 20.2–30.8 mm, 12.2 ± 4.2 g and 22 males: 26 ± 2.1 mm, range: 20.9–29.5 mm, 11.6 ± 3.2 g. Due to reduced animal availability, individuals were drawn from a slightly broader size range than medium-size individuals, resulting in unbalanced size class representation (small: n = 4, medium: n = 35, large: n = 1). In each of the four experimental tank quadrants one </w:t>
+      </w:r>
+      <w:r>
+        <w:t xml:space="preserve">structure </w:t>
+      </w:r>
+      <w:r>
+        <w:t xml:space="preserve">was placed, with similar </w:t>
+      </w:r>
+      <w:r>
+        <w:t xml:space="preserve">structure </w:t>
+      </w:r>
+      <w:r>
+        <w:t xml:space="preserve">types positioned opposite to one another. Each group of kōura was released at the centre of the tank and the following day, the final location of each kōura was documented. </w:t>
+      </w:r>
+      <w:commentRangeStart w:id="48"/>
+      <w:r>
+        <w:t xml:space="preserve">This experiment was repeated </w:t>
+      </w:r>
+      <w:commentRangeEnd w:id="48"/>
+      <w:r>
+        <w:rPr>
+          <w:rStyle w:val="CommentReference"/>
+          <w:sz w:val="22"/>
+          <w:szCs w:val="22"/>
+        </w:rPr>
+        <w:commentReference w:id="48"/>
+      </w:r>
+      <w:r>
+        <w:t xml:space="preserve">across </w:t>
+      </w:r>
+      <w:r>
+        <w:t xml:space="preserve">four temporal blocks using the same four groups of ten kōura, resulting in 16 group-trials in total (four groups × four blocks). </w:t>
+      </w:r>
+      <w:r>
+        <w:t>Structure placements and tank assignments were re-randomised between blocks, such that each group was housed in a different tank in each successive round</w:t>
+      </w:r>
+      <w:r>
+        <w:t>.</w:t>
+      </w:r>
+    </w:p>
+    <w:p>
+      <w:pPr>
+        <w:pStyle w:val="Heading2"/>
+      </w:pPr>
+      <w:bookmarkStart w:id="49" w:name="data-analysis"/>
+      <w:bookmarkEnd w:id="42"/>
+      <w:commentRangeStart w:id="50"/>
+      <w:r>
+        <w:t>Data analysis</w:t>
+      </w:r>
+      <w:commentRangeStart w:id="51"/>
+      <w:commentRangeEnd w:id="51"/>
+      <w:r>
+        <w:rPr>
+          <w:rStyle w:val="CommentReference"/>
+          <w:sz w:val="24"/>
+          <w:szCs w:val="32"/>
+        </w:rPr>
         <w:commentReference w:id="51"/>
       </w:r>
-      <w:r>
-        <w:t>) with drilled holes made from Western red cedar (</w:t>
-      </w:r>
-      <w:r>
-        <w:rPr>
-          <w:i/>
-          <w:iCs/>
-        </w:rPr>
-        <w:t>Thuja plicata</w:t>
-      </w:r>
-      <w:r>
-        <w:t xml:space="preserve">), constructed to match the building bricks in external dimensions and hole size. To prevent floating, </w:t>
+      <w:commentRangeEnd w:id="50"/>
+      <w:r>
+        <w:rPr>
+          <w:rStyle w:val="CommentReference"/>
+          <w:sz w:val="24"/>
+          <w:szCs w:val="32"/>
+        </w:rPr>
+        <w:commentReference w:id="50"/>
+      </w:r>
+    </w:p>
+    <w:p>
+      <w:r>
+        <w:t>Experiment 1</w:t>
+      </w:r>
+      <w:r>
+        <w:t>:</w:t>
+      </w:r>
+      <w:r>
+        <w:t xml:space="preserve"> </w:t>
       </w:r>
       <w:commentRangeStart w:id="52"/>
       <w:commentRangeStart w:id="53"/>
       <w:commentRangeStart w:id="54"/>
-      <w:commentRangeStart w:id="55"/>
-      <w:r>
-        <w:t xml:space="preserve">a solid clay brick of identical dimensions was placed on top of each </w:t>
-      </w:r>
-      <w:r>
-        <w:t>W</w:t>
-      </w:r>
-      <w:r>
-        <w:t>ood</w:t>
-      </w:r>
-      <w:r>
-        <w:t>B</w:t>
-      </w:r>
-      <w:r>
-        <w:t>lock</w:t>
-      </w:r>
-      <w:r>
-        <w:t xml:space="preserve">. </w:t>
-      </w:r>
-      <w:r>
-        <w:t>Concrete</w:t>
-      </w:r>
-      <w:r>
-        <w:t>B</w:t>
-      </w:r>
-      <w:r>
-        <w:t>rick did not require additional weight</w:t>
-      </w:r>
-      <w:r>
-        <w:t xml:space="preserve"> </w:t>
+      <w:r>
+        <w:t>To test the difference between the four structure types selected by the single kōura,</w:t>
       </w:r>
       <w:commentRangeEnd w:id="52"/>
       <w:r>
@@ -1832,6 +1969,14 @@
         </w:rPr>
         <w:commentReference w:id="54"/>
       </w:r>
+      <w:r>
+        <w:t xml:space="preserve"> a multinomial goodness-of-fit test was performed using the XNomial package (Engels, 2014). </w:t>
+      </w:r>
+      <w:commentRangeStart w:id="55"/>
+      <w:commentRangeStart w:id="56"/>
+      <w:r>
+        <w:t>TankWall was excluded from preference tests as it represents the absence of structure choice rather than a structure type preference</w:t>
+      </w:r>
       <w:commentRangeEnd w:id="55"/>
       <w:r>
         <w:rPr>
@@ -1841,31 +1986,6 @@
         </w:rPr>
         <w:commentReference w:id="55"/>
       </w:r>
-      <w:r>
-        <w:t>(</w:t>
-      </w:r>
-      <w:r>
-        <w:t>Figure 1</w:t>
-      </w:r>
-      <w:r>
-        <w:t xml:space="preserve">). New groups of ten kōura and four experiment tanks were used for this experiment, comprising a total of 40 individuals consisting of 18 females with mean OCL and weight ± SD: 26.2 ± 3.1 mm, range: 20.2–30.8 mm, 12.2 ± 4.2 g and 22 males: 26 ± 2.1 mm, range: 20.9–29.5 mm, 11.6 ± 3.2 g. Due to reduced animal availability, individuals were drawn from a slightly broader size range than medium-size individuals, resulting in unbalanced size class representation (small: n = 4, medium: n = 35, large: n = 1). In each of the four experimental tank quadrants one </w:t>
-      </w:r>
-      <w:r>
-        <w:t xml:space="preserve">structure </w:t>
-      </w:r>
-      <w:r>
-        <w:t xml:space="preserve">was placed, with similar </w:t>
-      </w:r>
-      <w:r>
-        <w:t xml:space="preserve">structure </w:t>
-      </w:r>
-      <w:r>
-        <w:t xml:space="preserve">types positioned opposite to one another. Each group of kōura was released at the centre of the tank and the following day, the final location of each kōura was documented. </w:t>
-      </w:r>
-      <w:commentRangeStart w:id="56"/>
-      <w:r>
-        <w:t xml:space="preserve">This experiment was repeated </w:t>
-      </w:r>
       <w:commentRangeEnd w:id="56"/>
       <w:r>
         <w:rPr>
@@ -1876,132 +1996,20 @@
         <w:commentReference w:id="56"/>
       </w:r>
       <w:r>
-        <w:t xml:space="preserve">across </w:t>
-      </w:r>
-      <w:r>
-        <w:t xml:space="preserve">four temporal blocks using the same four groups of ten kōura, resulting in 16 group-trials in total (four groups × four blocks). </w:t>
-      </w:r>
-      <w:r>
-        <w:t>Structure placements and tank assignments were re-randomised between blocks, such that each group was housed in a different tank in each successive round</w:t>
-      </w:r>
-      <w:r>
-        <w:t>.</w:t>
-      </w:r>
-    </w:p>
-    <w:p>
-      <w:pPr>
-        <w:pStyle w:val="Heading2"/>
-      </w:pPr>
-      <w:bookmarkStart w:id="57" w:name="data-analysis"/>
-      <w:bookmarkEnd w:id="50"/>
-      <w:commentRangeStart w:id="58"/>
-      <w:r>
-        <w:t>Data analysis</w:t>
-      </w:r>
-      <w:commentRangeStart w:id="59"/>
-      <w:commentRangeEnd w:id="59"/>
-      <w:r>
-        <w:rPr>
-          <w:rStyle w:val="CommentReference"/>
-          <w:sz w:val="24"/>
-          <w:szCs w:val="32"/>
-        </w:rPr>
-        <w:commentReference w:id="59"/>
-      </w:r>
-      <w:commentRangeEnd w:id="58"/>
-      <w:r>
-        <w:rPr>
-          <w:rStyle w:val="CommentReference"/>
-          <w:sz w:val="24"/>
-          <w:szCs w:val="32"/>
-        </w:rPr>
-        <w:commentReference w:id="58"/>
-      </w:r>
-    </w:p>
-    <w:p>
-      <w:r>
-        <w:t>Experiment 1</w:t>
-      </w:r>
-      <w:r>
-        <w:t>:</w:t>
-      </w:r>
-      <w:r>
-        <w:t xml:space="preserve"> </w:t>
-      </w:r>
-      <w:commentRangeStart w:id="60"/>
-      <w:commentRangeStart w:id="61"/>
-      <w:commentRangeStart w:id="62"/>
-      <w:r>
-        <w:t>To test the difference between the four structure types selected by the single kōura,</w:t>
-      </w:r>
-      <w:commentRangeEnd w:id="60"/>
+        <w:t xml:space="preserve">. </w:t>
+      </w:r>
+      <w:commentRangeStart w:id="57"/>
+      <w:r>
+        <w:t>Additionally, pairwise likelihood-ratio G-tests with Bonferroni correction were used to identify which structure types differed significantly from each other.</w:t>
+      </w:r>
+      <w:commentRangeEnd w:id="57"/>
       <w:r>
         <w:rPr>
           <w:rStyle w:val="CommentReference"/>
           <w:sz w:val="22"/>
           <w:szCs w:val="22"/>
         </w:rPr>
-        <w:commentReference w:id="60"/>
-      </w:r>
-      <w:commentRangeEnd w:id="61"/>
-      <w:r>
-        <w:rPr>
-          <w:rStyle w:val="CommentReference"/>
-          <w:sz w:val="22"/>
-          <w:szCs w:val="22"/>
-        </w:rPr>
-        <w:commentReference w:id="61"/>
-      </w:r>
-      <w:commentRangeEnd w:id="62"/>
-      <w:r>
-        <w:rPr>
-          <w:rStyle w:val="CommentReference"/>
-          <w:sz w:val="22"/>
-          <w:szCs w:val="22"/>
-        </w:rPr>
-        <w:commentReference w:id="62"/>
-      </w:r>
-      <w:r>
-        <w:t xml:space="preserve"> a multinomial goodness-of-fit test was performed using the XNomial package (Engels, 2014). </w:t>
-      </w:r>
-      <w:commentRangeStart w:id="63"/>
-      <w:commentRangeStart w:id="64"/>
-      <w:r>
-        <w:t>TankWall was excluded from preference tests as it represents the absence of structure choice rather than a structure type preference</w:t>
-      </w:r>
-      <w:commentRangeEnd w:id="63"/>
-      <w:r>
-        <w:rPr>
-          <w:rStyle w:val="CommentReference"/>
-          <w:sz w:val="22"/>
-          <w:szCs w:val="22"/>
-        </w:rPr>
-        <w:commentReference w:id="63"/>
-      </w:r>
-      <w:commentRangeEnd w:id="64"/>
-      <w:r>
-        <w:rPr>
-          <w:rStyle w:val="CommentReference"/>
-          <w:sz w:val="22"/>
-          <w:szCs w:val="22"/>
-        </w:rPr>
-        <w:commentReference w:id="64"/>
-      </w:r>
-      <w:r>
-        <w:t xml:space="preserve">. </w:t>
-      </w:r>
-      <w:commentRangeStart w:id="65"/>
-      <w:r>
-        <w:t>Additionally, pairwise likelihood-ratio G-tests with Bonferroni correction were used to identify which structure types differed significantly from each other.</w:t>
-      </w:r>
-      <w:commentRangeEnd w:id="65"/>
-      <w:r>
-        <w:rPr>
-          <w:rStyle w:val="CommentReference"/>
-          <w:sz w:val="22"/>
-          <w:szCs w:val="22"/>
-        </w:rPr>
-        <w:commentReference w:id="65"/>
+        <w:commentReference w:id="57"/>
       </w:r>
       <w:r>
         <w:t xml:space="preserve"> </w:t>
@@ -2076,7 +2084,7 @@
       <w:r>
         <w:t xml:space="preserve">fitted </w:t>
       </w:r>
-      <w:commentRangeStart w:id="66"/>
+      <w:commentRangeStart w:id="58"/>
       <w:r>
         <w:t>with structure type as the outcome, sex as a fixed effect</w:t>
       </w:r>
@@ -2095,14 +2103,14 @@
       <w:r>
         <w:t>and experimental round as random intercept</w:t>
       </w:r>
-      <w:commentRangeEnd w:id="66"/>
+      <w:commentRangeEnd w:id="58"/>
       <w:r>
         <w:rPr>
           <w:rStyle w:val="CommentReference"/>
           <w:sz w:val="22"/>
           <w:szCs w:val="22"/>
         </w:rPr>
-        <w:commentReference w:id="66"/>
+        <w:commentReference w:id="58"/>
       </w:r>
       <w:r>
         <w:t>s</w:t>
@@ -2139,18 +2147,18 @@
       <w:r>
         <w:t xml:space="preserve"> </w:t>
       </w:r>
-      <w:commentRangeStart w:id="67"/>
+      <w:commentRangeStart w:id="59"/>
       <w:r>
         <w:t>To test whether overall structure preference existed at the group level, one-sample Wilcoxon signed-rank tests were applied to group-round proportions for each structure type, testing against a null expectation of 0.25 (equal distribution among four structure types)</w:t>
       </w:r>
-      <w:commentRangeEnd w:id="67"/>
+      <w:commentRangeEnd w:id="59"/>
       <w:r>
         <w:rPr>
           <w:rStyle w:val="CommentReference"/>
           <w:sz w:val="22"/>
           <w:szCs w:val="22"/>
         </w:rPr>
-        <w:commentReference w:id="67"/>
+        <w:commentReference w:id="59"/>
       </w:r>
       <w:r>
         <w:t xml:space="preserve">. P-values were Bonferroni adjusted for multiple comparisons. Normal approximation was used due to ties arising from discrete group counts. To test whether size classes affected structure preference while accounting for repeated measurement of individuals and groups, </w:t>
@@ -2161,9 +2169,13 @@
       <w:r>
         <w:t xml:space="preserve"> Bayesian categorical mixed-effects model was fitted </w:t>
       </w:r>
-      <w:commentRangeStart w:id="68"/>
-      <w:r>
-        <w:t xml:space="preserve">with structure type as the outcome, size class as a fixed effect, and group identity, individual identity nested within group, and </w:t>
+      <w:commentRangeStart w:id="60"/>
+      <w:r>
+        <w:t xml:space="preserve">with structure type as the outcome, size class as a fixed effect, and group </w:t>
+      </w:r>
+      <w:r>
+        <w:lastRenderedPageBreak/>
+        <w:t xml:space="preserve">identity, individual identity nested within group, and </w:t>
       </w:r>
       <w:r>
         <w:t xml:space="preserve">tank and </w:t>
@@ -2171,14 +2183,14 @@
       <w:r>
         <w:t>experimental round as random intercept</w:t>
       </w:r>
-      <w:commentRangeEnd w:id="68"/>
+      <w:commentRangeEnd w:id="60"/>
       <w:r>
         <w:rPr>
           <w:rStyle w:val="CommentReference"/>
           <w:sz w:val="22"/>
           <w:szCs w:val="22"/>
         </w:rPr>
-        <w:commentReference w:id="68"/>
+        <w:commentReference w:id="60"/>
       </w:r>
       <w:r>
         <w:t xml:space="preserve">s. The Stuart-Maxwell test was used to test for statistical differences between </w:t>
@@ -2192,18 +2204,18 @@
       <w:r>
         <w:t>day location</w:t>
       </w:r>
-      <w:commentRangeStart w:id="69"/>
+      <w:commentRangeStart w:id="61"/>
       <w:r>
         <w:t>.</w:t>
       </w:r>
-      <w:commentRangeEnd w:id="69"/>
+      <w:commentRangeEnd w:id="61"/>
       <w:r>
         <w:rPr>
           <w:rStyle w:val="CommentReference"/>
           <w:sz w:val="22"/>
           <w:szCs w:val="22"/>
         </w:rPr>
-        <w:commentReference w:id="69"/>
+        <w:commentReference w:id="61"/>
       </w:r>
     </w:p>
     <w:p>
@@ -2326,9 +2338,9 @@
       <w:pPr>
         <w:pStyle w:val="Heading1"/>
       </w:pPr>
-      <w:bookmarkStart w:id="70" w:name="results"/>
-      <w:bookmarkEnd w:id="20"/>
-      <w:bookmarkEnd w:id="57"/>
+      <w:bookmarkStart w:id="62" w:name="results"/>
+      <w:bookmarkEnd w:id="12"/>
+      <w:bookmarkEnd w:id="49"/>
       <w:r>
         <w:t>Results</w:t>
       </w:r>
@@ -2337,7 +2349,7 @@
       <w:pPr>
         <w:pStyle w:val="Heading2"/>
       </w:pPr>
-      <w:bookmarkStart w:id="71" w:name="exp-1-single-kōura-1"/>
+      <w:bookmarkStart w:id="63" w:name="exp-1-single-kōura-1"/>
       <w:r>
         <w:t>Exp</w:t>
       </w:r>
@@ -2387,18 +2399,18 @@
       <w:r>
         <w:t xml:space="preserve">). No significant differences were found among the stone structure types. Overall, WoodLog was selected by 67% of kōura at L1 (males: 80%; females: 53%), and </w:t>
       </w:r>
-      <w:commentRangeStart w:id="72"/>
+      <w:commentRangeStart w:id="64"/>
       <w:r>
         <w:t>no kōura were found at TankWall.</w:t>
       </w:r>
-      <w:commentRangeEnd w:id="72"/>
+      <w:commentRangeEnd w:id="64"/>
       <w:r>
         <w:rPr>
           <w:rStyle w:val="CommentReference"/>
           <w:sz w:val="22"/>
           <w:szCs w:val="22"/>
         </w:rPr>
-        <w:commentReference w:id="72"/>
+        <w:commentReference w:id="64"/>
       </w:r>
       <w:r>
         <w:t xml:space="preserve"> </w:t>
@@ -2463,9 +2475,10 @@
       <w:pPr>
         <w:pStyle w:val="Heading2"/>
       </w:pPr>
-      <w:bookmarkStart w:id="73" w:name="exp-2-group-kōura-1"/>
-      <w:bookmarkEnd w:id="71"/>
-      <w:r>
+      <w:bookmarkStart w:id="65" w:name="exp-2-group-kōura-1"/>
+      <w:bookmarkEnd w:id="63"/>
+      <w:r>
+        <w:lastRenderedPageBreak/>
         <w:t>Exp</w:t>
       </w:r>
       <w:r>
@@ -2546,18 +2559,18 @@
       <w:r>
         <w:t xml:space="preserve"> = 0.117). No kōura were found at </w:t>
       </w:r>
-      <w:commentRangeStart w:id="74"/>
+      <w:commentRangeStart w:id="66"/>
       <w:r>
         <w:t>TankWall</w:t>
       </w:r>
-      <w:commentRangeEnd w:id="74"/>
+      <w:commentRangeEnd w:id="66"/>
       <w:r>
         <w:rPr>
           <w:rStyle w:val="CommentReference"/>
           <w:sz w:val="22"/>
           <w:szCs w:val="22"/>
         </w:rPr>
-        <w:commentReference w:id="74"/>
+        <w:commentReference w:id="66"/>
       </w:r>
       <w:r>
         <w:t xml:space="preserve">, indicating active structure selection across the group. Size classes had limited but credible effect on structure preference. Medium sized kōura showed a weaker preference for FlatStone over SingleStone compared to small kōura (β = -1.75, 95% CI: -3.66 to -0.09; posterior probability = 0.98), while no other size class effect was credible. Overall, FlatStone remained the most selected structure type across all size classes, but its strength of preference declined from small (posterior probability of top choice = 85%) to medium (53%), and with large kōura showing similar preference between FlatStone and StonePile (41% vs 38%). Structure type use shifted directionally between </w:t>
@@ -2589,8 +2602,8 @@
       <w:pPr>
         <w:pStyle w:val="Heading2"/>
       </w:pPr>
-      <w:bookmarkStart w:id="75" w:name="exp-3-wood-vs-stone-1"/>
-      <w:bookmarkEnd w:id="73"/>
+      <w:bookmarkStart w:id="67" w:name="exp-3-wood-vs-stone-1"/>
+      <w:bookmarkEnd w:id="65"/>
       <w:r>
         <w:t>Exp</w:t>
       </w:r>
@@ -2633,7 +2646,7 @@
       <w:r>
         <w:t xml:space="preserve"> = 0.004). </w:t>
       </w:r>
-      <w:commentRangeStart w:id="76"/>
+      <w:commentRangeStart w:id="68"/>
       <w:r>
         <w:t xml:space="preserve">Only </w:t>
       </w:r>
@@ -2649,14 +2662,14 @@
       <w:r>
         <w:t xml:space="preserve"> found at TankWall.</w:t>
       </w:r>
-      <w:commentRangeEnd w:id="76"/>
+      <w:commentRangeEnd w:id="68"/>
       <w:r>
         <w:rPr>
           <w:rStyle w:val="CommentReference"/>
           <w:sz w:val="22"/>
           <w:szCs w:val="22"/>
         </w:rPr>
-        <w:commentReference w:id="76"/>
+        <w:commentReference w:id="68"/>
       </w:r>
       <w:r>
         <w:t xml:space="preserve"> The Bayesian model indicated that preference for FlatStone strengthened with body size, with the posterior probability of FlatStone being the top-ranked structure increasing from small (62%) to medium (78%), to large kōura (96%). Large kōura showed a particularly strong and credible preference for FlatStone over WoodSplit </w:t>
@@ -2694,8 +2707,8 @@
       <w:pPr>
         <w:pStyle w:val="Heading2"/>
       </w:pPr>
-      <w:bookmarkStart w:id="77" w:name="exp-4-bricks-1"/>
-      <w:bookmarkEnd w:id="75"/>
+      <w:bookmarkStart w:id="69" w:name="exp-4-bricks-1"/>
+      <w:bookmarkEnd w:id="67"/>
       <w:r>
         <w:t>Exp</w:t>
       </w:r>
@@ -2769,28 +2782,28 @@
       <w:r>
         <w:t xml:space="preserve"> = 0.273). </w:t>
       </w:r>
-      <w:commentRangeStart w:id="78"/>
-      <w:commentRangeStart w:id="79"/>
+      <w:commentRangeStart w:id="70"/>
+      <w:commentRangeStart w:id="71"/>
       <w:r>
         <w:t>9% of kōura were found at TankWall, which is higher than in any previous experiment</w:t>
       </w:r>
-      <w:commentRangeEnd w:id="78"/>
+      <w:commentRangeEnd w:id="70"/>
       <w:r>
         <w:rPr>
           <w:rStyle w:val="CommentReference"/>
           <w:sz w:val="22"/>
           <w:szCs w:val="22"/>
         </w:rPr>
-        <w:commentReference w:id="78"/>
-      </w:r>
-      <w:commentRangeEnd w:id="79"/>
+        <w:commentReference w:id="70"/>
+      </w:r>
+      <w:commentRangeEnd w:id="71"/>
       <w:r>
         <w:rPr>
           <w:rStyle w:val="CommentReference"/>
           <w:sz w:val="22"/>
           <w:szCs w:val="22"/>
         </w:rPr>
-        <w:commentReference w:id="79"/>
+        <w:commentReference w:id="71"/>
       </w:r>
       <w:r>
         <w:t xml:space="preserve">, likely reflecting the smaller total structure </w:t>
@@ -2839,30 +2852,31 @@
       <w:pPr>
         <w:pStyle w:val="Heading1"/>
       </w:pPr>
-      <w:bookmarkStart w:id="80" w:name="discussion"/>
-      <w:bookmarkEnd w:id="70"/>
-      <w:bookmarkEnd w:id="77"/>
-      <w:commentRangeStart w:id="81"/>
-      <w:r>
+      <w:bookmarkStart w:id="72" w:name="discussion"/>
+      <w:bookmarkEnd w:id="62"/>
+      <w:bookmarkEnd w:id="69"/>
+      <w:commentRangeStart w:id="73"/>
+      <w:r>
+        <w:lastRenderedPageBreak/>
         <w:t>Discussion</w:t>
       </w:r>
-      <w:commentRangeEnd w:id="81"/>
+      <w:commentRangeEnd w:id="73"/>
       <w:r>
         <w:rPr>
           <w:rStyle w:val="CommentReference"/>
           <w:sz w:val="32"/>
           <w:szCs w:val="40"/>
         </w:rPr>
-        <w:commentReference w:id="81"/>
+        <w:commentReference w:id="73"/>
       </w:r>
     </w:p>
     <w:p>
       <w:pPr>
         <w:pStyle w:val="Heading2"/>
       </w:pPr>
-      <w:bookmarkStart w:id="82" w:name="structure-matters-more-than-material"/>
-      <w:commentRangeStart w:id="83"/>
-      <w:commentRangeStart w:id="84"/>
+      <w:bookmarkStart w:id="74" w:name="structure-matters-more-than-material"/>
+      <w:commentRangeStart w:id="75"/>
+      <w:commentRangeStart w:id="76"/>
       <w:r>
         <w:t>Does s</w:t>
       </w:r>
@@ -2872,23 +2886,23 @@
       <w:r>
         <w:t>?</w:t>
       </w:r>
-      <w:commentRangeEnd w:id="83"/>
+      <w:commentRangeEnd w:id="75"/>
       <w:r>
         <w:rPr>
           <w:rStyle w:val="CommentReference"/>
           <w:sz w:val="24"/>
           <w:szCs w:val="32"/>
         </w:rPr>
-        <w:commentReference w:id="83"/>
-      </w:r>
-      <w:commentRangeEnd w:id="84"/>
+        <w:commentReference w:id="75"/>
+      </w:r>
+      <w:commentRangeEnd w:id="76"/>
       <w:r>
         <w:rPr>
           <w:rStyle w:val="CommentReference"/>
           <w:sz w:val="24"/>
           <w:szCs w:val="32"/>
         </w:rPr>
-        <w:commentReference w:id="84"/>
+        <w:commentReference w:id="76"/>
       </w:r>
     </w:p>
     <w:p>
@@ -2925,18 +2939,18 @@
       <w:r>
         <w:t xml:space="preserve"> size</w:t>
       </w:r>
-      <w:commentRangeStart w:id="85"/>
+      <w:commentRangeStart w:id="77"/>
       <w:r>
         <w:t>,</w:t>
       </w:r>
-      <w:commentRangeEnd w:id="85"/>
+      <w:commentRangeEnd w:id="77"/>
       <w:r>
         <w:rPr>
           <w:rStyle w:val="CommentReference"/>
           <w:sz w:val="22"/>
           <w:szCs w:val="22"/>
         </w:rPr>
-        <w:commentReference w:id="85"/>
+        <w:commentReference w:id="77"/>
       </w:r>
       <w:r>
         <w:t xml:space="preserve"> </w:t>
@@ -2956,7 +2970,7 @@
       <w:r>
         <w:t>many</w:t>
       </w:r>
-      <w:commentRangeStart w:id="86"/>
+      <w:commentRangeStart w:id="78"/>
       <w:r>
         <w:t xml:space="preserve"> refuge</w:t>
       </w:r>
@@ -2969,14 +2983,14 @@
       <w:r>
         <w:t>crustacean</w:t>
       </w:r>
-      <w:commentRangeEnd w:id="86"/>
+      <w:commentRangeEnd w:id="78"/>
       <w:r>
         <w:rPr>
           <w:rStyle w:val="CommentReference"/>
           <w:sz w:val="22"/>
           <w:szCs w:val="22"/>
         </w:rPr>
-        <w:commentReference w:id="86"/>
+        <w:commentReference w:id="78"/>
       </w:r>
       <w:r>
         <w:t>s</w:t>
@@ -3041,18 +3055,18 @@
       <w:r>
         <w:t>held constant between concrete and wooden perforated structures,</w:t>
       </w:r>
-      <w:commentRangeStart w:id="87"/>
+      <w:commentRangeStart w:id="79"/>
       <w:r>
         <w:t xml:space="preserve"> </w:t>
       </w:r>
-      <w:commentRangeEnd w:id="87"/>
+      <w:commentRangeEnd w:id="79"/>
       <w:r>
         <w:rPr>
           <w:rStyle w:val="CommentReference"/>
           <w:sz w:val="22"/>
           <w:szCs w:val="22"/>
         </w:rPr>
-        <w:commentReference w:id="87"/>
+        <w:commentReference w:id="79"/>
       </w:r>
       <w:r>
         <w:t xml:space="preserve">no preference for </w:t>
@@ -3072,18 +3086,18 @@
       <w:r>
         <w:t xml:space="preserve"> </w:t>
       </w:r>
-      <w:commentRangeStart w:id="88"/>
+      <w:commentRangeStart w:id="80"/>
       <w:r>
         <w:t xml:space="preserve">may </w:t>
       </w:r>
-      <w:commentRangeEnd w:id="88"/>
+      <w:commentRangeEnd w:id="80"/>
       <w:r>
         <w:rPr>
           <w:rStyle w:val="CommentReference"/>
           <w:sz w:val="22"/>
           <w:szCs w:val="22"/>
         </w:rPr>
-        <w:commentReference w:id="88"/>
+        <w:commentReference w:id="80"/>
       </w:r>
       <w:r>
         <w:t>not dr</w:t>
@@ -3136,28 +3150,28 @@
       <w:r>
         <w:t xml:space="preserve">The wooden structures required a clay brick placed on top to prevent floating, creating a difference with the concrete structures, though the absence of any preference suggests this did not meaningfully influence the result. </w:t>
       </w:r>
-      <w:commentRangeStart w:id="89"/>
-      <w:commentRangeStart w:id="90"/>
+      <w:commentRangeStart w:id="81"/>
+      <w:commentRangeStart w:id="82"/>
       <w:r>
         <w:t xml:space="preserve">This </w:t>
       </w:r>
-      <w:commentRangeEnd w:id="89"/>
+      <w:commentRangeEnd w:id="81"/>
       <w:r>
         <w:rPr>
           <w:rStyle w:val="CommentReference"/>
           <w:sz w:val="22"/>
           <w:szCs w:val="22"/>
         </w:rPr>
-        <w:commentReference w:id="89"/>
-      </w:r>
-      <w:commentRangeEnd w:id="90"/>
+        <w:commentReference w:id="81"/>
+      </w:r>
+      <w:commentRangeEnd w:id="82"/>
       <w:r>
         <w:rPr>
           <w:rStyle w:val="CommentReference"/>
           <w:sz w:val="22"/>
           <w:szCs w:val="22"/>
         </w:rPr>
-        <w:commentReference w:id="90"/>
+        <w:commentReference w:id="82"/>
       </w:r>
       <w:r>
         <w:t xml:space="preserve">pattern </w:t>
@@ -3213,34 +3227,34 @@
       <w:r>
         <w:t>tone</w:t>
       </w:r>
-      <w:commentRangeStart w:id="91"/>
+      <w:commentRangeStart w:id="83"/>
       <w:r>
         <w:t>s</w:t>
       </w:r>
-      <w:commentRangeEnd w:id="91"/>
+      <w:commentRangeEnd w:id="83"/>
       <w:r>
         <w:rPr>
           <w:rStyle w:val="CommentReference"/>
           <w:sz w:val="22"/>
           <w:szCs w:val="22"/>
         </w:rPr>
-        <w:commentReference w:id="91"/>
+        <w:commentReference w:id="83"/>
       </w:r>
       <w:r>
         <w:t xml:space="preserve">, </w:t>
       </w:r>
-      <w:commentRangeStart w:id="92"/>
+      <w:commentRangeStart w:id="84"/>
       <w:r>
         <w:t>as</w:t>
       </w:r>
-      <w:commentRangeEnd w:id="92"/>
+      <w:commentRangeEnd w:id="84"/>
       <w:r>
         <w:rPr>
           <w:rStyle w:val="CommentReference"/>
           <w:sz w:val="22"/>
           <w:szCs w:val="22"/>
         </w:rPr>
-        <w:commentReference w:id="92"/>
+        <w:commentReference w:id="84"/>
       </w:r>
       <w:r>
         <w:t xml:space="preserve"> </w:t>
@@ -3296,18 +3310,18 @@
       <w:r>
         <w:t xml:space="preserve">our first </w:t>
       </w:r>
-      <w:commentRangeStart w:id="93"/>
+      <w:commentRangeStart w:id="85"/>
       <w:r>
         <w:t>prediction</w:t>
       </w:r>
-      <w:commentRangeEnd w:id="93"/>
+      <w:commentRangeEnd w:id="85"/>
       <w:r>
         <w:rPr>
           <w:rStyle w:val="CommentReference"/>
           <w:sz w:val="22"/>
           <w:szCs w:val="22"/>
         </w:rPr>
-        <w:commentReference w:id="93"/>
+        <w:commentReference w:id="85"/>
       </w:r>
       <w:r>
         <w:t xml:space="preserve"> that structurally complex and enclosed refugia would be preferred as enclosed spaces reduce predation risk</w:t>
@@ -3399,21 +3413,11 @@
         <w:t xml:space="preserve">to stone structures in group </w:t>
       </w:r>
       <w:r>
-        <w:t>tr</w:t>
-      </w:r>
-      <w:del w:id="94" w:author="Guest User" w:date="2026-06-16T04:58:00Z" w16du:dateUtc="2026-06-16T04:58:35Z">
-        <w:r>
-          <w:delText>a</w:delText>
-        </w:r>
-      </w:del>
-      <w:r>
-        <w:t>i</w:t>
-      </w:r>
-      <w:ins w:id="95" w:author="Guest User" w:date="2026-06-16T04:58:00Z" w16du:dateUtc="2026-06-16T04:58:45Z">
-        <w:r>
-          <w:t>a</w:t>
-        </w:r>
-      </w:ins>
+        <w:t>tri</w:t>
+      </w:r>
+      <w:r>
+        <w:t>a</w:t>
+      </w:r>
       <w:r>
         <w:t>ls</w:t>
       </w:r>
@@ -3466,7 +3470,11 @@
         <w:t>range of</w:t>
       </w:r>
       <w:r>
-        <w:t xml:space="preserve"> crevice</w:t>
+        <w:t xml:space="preserve"> </w:t>
+      </w:r>
+      <w:r>
+        <w:lastRenderedPageBreak/>
+        <w:t>crevice</w:t>
       </w:r>
       <w:r>
         <w:t xml:space="preserve">s created by the </w:t>
@@ -3597,21 +3605,21 @@
       <w:r>
         <w:t xml:space="preserve">. </w:t>
       </w:r>
-      <w:commentRangeStart w:id="96"/>
+      <w:commentRangeStart w:id="86"/>
       <w:r>
         <w:t>G</w:t>
       </w:r>
       <w:r>
         <w:t>regarious</w:t>
       </w:r>
-      <w:commentRangeEnd w:id="96"/>
+      <w:commentRangeEnd w:id="86"/>
       <w:r>
         <w:rPr>
           <w:rStyle w:val="CommentReference"/>
           <w:sz w:val="22"/>
           <w:szCs w:val="22"/>
         </w:rPr>
-        <w:commentReference w:id="96"/>
+        <w:commentReference w:id="86"/>
       </w:r>
       <w:r>
         <w:t xml:space="preserve"> shelter behaviour has been documented in </w:t>
@@ -3814,8 +3822,8 @@
       <w:pPr>
         <w:pStyle w:val="Heading2"/>
       </w:pPr>
-      <w:bookmarkStart w:id="97" w:name="body-size-and-competitive-dynamics"/>
-      <w:bookmarkEnd w:id="82"/>
+      <w:bookmarkStart w:id="87" w:name="body-size-and-competitive-dynamics"/>
+      <w:bookmarkEnd w:id="74"/>
       <w:r>
         <w:t>Body size and competitive dynamics</w:t>
       </w:r>
@@ -3943,14 +3951,14 @@
       <w:pPr>
         <w:pStyle w:val="Heading2"/>
       </w:pPr>
-      <w:bookmarkStart w:id="98" w:name="restoration-implications"/>
-      <w:bookmarkEnd w:id="97"/>
+      <w:bookmarkStart w:id="88" w:name="restoration-implications"/>
+      <w:bookmarkEnd w:id="87"/>
       <w:r>
         <w:t>Restoration implications</w:t>
       </w:r>
     </w:p>
     <w:p>
-      <w:commentRangeStart w:id="99"/>
+      <w:commentRangeStart w:id="89"/>
       <w:r>
         <w:t xml:space="preserve">With the threat from invasive predatory fish, </w:t>
       </w:r>
@@ -3967,7 +3975,11 @@
         <w:t xml:space="preserve"> </w:t>
       </w:r>
       <w:r>
-        <w:t xml:space="preserve">Additional habitat as used here can </w:t>
+        <w:t xml:space="preserve">Additional habitat </w:t>
+      </w:r>
+      <w:r>
+        <w:lastRenderedPageBreak/>
+        <w:t xml:space="preserve">as used here can </w:t>
       </w:r>
       <w:r>
         <w:t>provid</w:t>
@@ -4012,7 +4024,7 @@
         <w:t>, suggesting that stone-based habitat enhancement structures warrant field evaluation in lake environments.</w:t>
       </w:r>
     </w:p>
-    <w:commentRangeEnd w:id="99"/>
+    <w:commentRangeEnd w:id="89"/>
     <w:p>
       <w:r>
         <w:rPr>
@@ -4020,7 +4032,7 @@
           <w:sz w:val="22"/>
           <w:szCs w:val="22"/>
         </w:rPr>
-        <w:commentReference w:id="99"/>
+        <w:commentReference w:id="89"/>
       </w:r>
       <w:r>
         <w:t xml:space="preserve">The broader restoration literature supports both the structural principle and the choice of natural materials. Structurally stable crevices are important for freshwater species like crayfish (Huolila et al., 1997; Streissl &amp; Hödl, 2002), but also for marine environments, as reef fish, marine shrimp, and lobsters have all been shown to benefit from habitat enhancement structures such as artificial reefs (Dickson et al., 2023; Hylkema et al., 2020; Magnelia et al., 2008; Spanier, 1994). Structures made from stone and wood have been shown to outperform synthetic alternatives and bare substrates (Cooke et al., 2023; Dickson et al., 2023; Huolila et al., 1997; Magnelia et al., 2008), and do not contribute to plastic pollution in the environment (Cooke et al., 2023). Locally sourced natural materials also align with </w:t>
@@ -4076,8 +4088,8 @@
       <w:pPr>
         <w:pStyle w:val="Heading2"/>
       </w:pPr>
-      <w:bookmarkStart w:id="100" w:name="conclusion"/>
-      <w:bookmarkEnd w:id="98"/>
+      <w:bookmarkStart w:id="90" w:name="conclusion"/>
+      <w:bookmarkEnd w:id="88"/>
       <w:r>
         <w:t>Conclusion</w:t>
       </w:r>
@@ -4091,10 +4103,11 @@
       <w:pPr>
         <w:pStyle w:val="Heading1"/>
       </w:pPr>
-      <w:bookmarkStart w:id="101" w:name="acknowledgements"/>
-      <w:bookmarkEnd w:id="80"/>
-      <w:bookmarkEnd w:id="100"/>
-      <w:r>
+      <w:bookmarkStart w:id="91" w:name="acknowledgements"/>
+      <w:bookmarkEnd w:id="72"/>
+      <w:bookmarkEnd w:id="90"/>
+      <w:r>
+        <w:lastRenderedPageBreak/>
         <w:t>Acknowledgements</w:t>
       </w:r>
     </w:p>
@@ -4113,41 +4126,21 @@
       <w:pPr>
         <w:pStyle w:val="Heading2"/>
       </w:pPr>
-      <w:bookmarkStart w:id="102" w:name="authors-contributions"/>
+      <w:bookmarkStart w:id="92" w:name="authors-contributions"/>
       <w:r>
         <w:t>Authors’ contributions</w:t>
       </w:r>
     </w:p>
     <w:p>
-      <w:pPr>
-        <w:spacing w:line="276" w:lineRule="auto"/>
-      </w:pPr>
-      <w:r>
-        <w:t xml:space="preserve">Study conception and design were undertaken by O.V.R., R.H. and F.J.B. Experiments were conducted by O.V.R. Data analysis was performed by O.V.R. </w:t>
-      </w:r>
-      <w:del w:id="103" w:author="Guest User" w:date="2026-06-16T05:24:00Z" w16du:dateUtc="2026-06-16T05:24:51Z">
-        <w:r>
-          <w:delText>E</w:delText>
-        </w:r>
-        <w:r>
-          <w:delText>cological knowledge and kōura were supplied by</w:delText>
-        </w:r>
-      </w:del>
-      <w:r>
-        <w:t xml:space="preserve"> I.A.K.K. </w:t>
-      </w:r>
-      <w:ins w:id="104" w:author="Guest User" w:date="2026-06-16T05:25:00Z" w16du:dateUtc="2026-06-16T05:25:19Z">
-        <w:r>
-          <w:rPr>
-            <w:rFonts w:ascii="Calibri" w:eastAsia="Calibri" w:hAnsi="Calibri" w:cs="Calibri"/>
-            <w:color w:val="000000" w:themeColor="text1"/>
-          </w:rPr>
-          <w:t>obtained iwi consent, provided local ecological knowledge and kōura specimens.</w:t>
-        </w:r>
-        <w:r>
-          <w:t xml:space="preserve"> </w:t>
-        </w:r>
-      </w:ins>
+      <w:r>
+        <w:t xml:space="preserve">Study conception and design were undertaken by O.V.R., R.H. and F.J.B. Experiments were conducted by O.V.R. Data analysis was performed by O.V.R. I.A.K.K. </w:t>
+      </w:r>
+      <w:r>
+        <w:t>obtained iwi consent, provided local ecological knowledge and kōura specimens.</w:t>
+      </w:r>
+      <w:r>
+        <w:t xml:space="preserve"> </w:t>
+      </w:r>
       <w:r>
         <w:t>Manuscript drafting was led by O.V.R. All authors contributed to manuscript revision, approved the results, and the final manuscript.</w:t>
       </w:r>
@@ -4156,8 +4149,8 @@
       <w:pPr>
         <w:pStyle w:val="Heading2"/>
       </w:pPr>
-      <w:bookmarkStart w:id="105" w:name="ethical-approval"/>
-      <w:bookmarkEnd w:id="102"/>
+      <w:bookmarkStart w:id="93" w:name="ethical-approval"/>
+      <w:bookmarkEnd w:id="92"/>
       <w:r>
         <w:t>Ethical approval</w:t>
       </w:r>
@@ -4171,8 +4164,8 @@
       <w:pPr>
         <w:pStyle w:val="Heading2"/>
       </w:pPr>
-      <w:bookmarkStart w:id="106" w:name="declarations"/>
-      <w:bookmarkEnd w:id="105"/>
+      <w:bookmarkStart w:id="94" w:name="declarations"/>
+      <w:bookmarkEnd w:id="93"/>
       <w:r>
         <w:t>Declarations</w:t>
       </w:r>
@@ -4186,8 +4179,8 @@
       <w:pPr>
         <w:pStyle w:val="Heading2"/>
       </w:pPr>
-      <w:bookmarkStart w:id="107" w:name="data-availability-statement"/>
-      <w:bookmarkEnd w:id="106"/>
+      <w:bookmarkStart w:id="95" w:name="data-availability-statement"/>
+      <w:bookmarkEnd w:id="94"/>
       <w:r>
         <w:t>Data availability statement</w:t>
       </w:r>
@@ -4201,9 +4194,9 @@
       <w:pPr>
         <w:pStyle w:val="Heading1"/>
       </w:pPr>
-      <w:bookmarkStart w:id="108" w:name="figures"/>
-      <w:bookmarkEnd w:id="101"/>
-      <w:bookmarkEnd w:id="107"/>
+      <w:bookmarkStart w:id="96" w:name="figures"/>
+      <w:bookmarkEnd w:id="91"/>
+      <w:bookmarkEnd w:id="95"/>
       <w:r>
         <w:t>Figures</w:t>
       </w:r>
@@ -4226,7 +4219,7 @@
             <w:pPr>
               <w:jc w:val="center"/>
             </w:pPr>
-            <w:bookmarkStart w:id="109" w:name="fig-exp-setup"/>
+            <w:bookmarkStart w:id="97" w:name="fig-exp-setup"/>
           </w:p>
           <w:p>
             <w:pPr>
@@ -4236,6 +4229,7 @@
               <w:rPr>
                 <w:noProof/>
               </w:rPr>
+              <w:lastRenderedPageBreak/>
               <w:drawing>
                 <wp:inline distT="0" distB="0" distL="0" distR="0" wp14:anchorId="34F96546" wp14:editId="7454AC9D">
                   <wp:extent cx="5596890" cy="4195445"/>
@@ -4281,28 +4275,28 @@
             <w:r>
               <w:t xml:space="preserve">Figure 1: Overhead photographs of experimental tank configurations for each of the </w:t>
             </w:r>
-            <w:commentRangeStart w:id="110"/>
-            <w:commentRangeStart w:id="111"/>
+            <w:commentRangeStart w:id="98"/>
+            <w:commentRangeStart w:id="99"/>
             <w:r>
               <w:t>four</w:t>
             </w:r>
-            <w:commentRangeEnd w:id="110"/>
+            <w:commentRangeEnd w:id="98"/>
             <w:r>
               <w:rPr>
                 <w:rStyle w:val="CommentReference"/>
                 <w:sz w:val="22"/>
                 <w:szCs w:val="22"/>
               </w:rPr>
-              <w:commentReference w:id="110"/>
+              <w:commentReference w:id="98"/>
             </w:r>
-            <w:commentRangeEnd w:id="111"/>
+            <w:commentRangeEnd w:id="99"/>
             <w:r>
               <w:rPr>
                 <w:rStyle w:val="CommentReference"/>
                 <w:sz w:val="22"/>
                 <w:szCs w:val="22"/>
               </w:rPr>
-              <w:commentReference w:id="111"/>
+              <w:commentReference w:id="99"/>
             </w:r>
             <w:r>
               <w:t xml:space="preserve"> mesocosm experiments. Experiment 1 (</w:t>
@@ -4363,7 +4357,7 @@
             </w:r>
           </w:p>
         </w:tc>
-        <w:bookmarkEnd w:id="109"/>
+        <w:bookmarkEnd w:id="97"/>
       </w:tr>
       <w:tr>
         <w:tc>
@@ -4374,12 +4368,13 @@
             <w:pPr>
               <w:jc w:val="center"/>
             </w:pPr>
-            <w:bookmarkStart w:id="112" w:name="fig-exp1-ms"/>
-            <w:bookmarkStart w:id="113" w:name="cell-fig-exp1-ms"/>
+            <w:bookmarkStart w:id="100" w:name="fig-exp1-ms"/>
+            <w:bookmarkStart w:id="101" w:name="cell-fig-exp1-ms"/>
             <w:r>
               <w:rPr>
                 <w:noProof/>
               </w:rPr>
+              <w:lastRenderedPageBreak/>
               <w:t xml:space="preserve"> </w:t>
             </w:r>
             <w:r>
@@ -4440,7 +4435,7 @@
             </w:pPr>
           </w:p>
         </w:tc>
-        <w:bookmarkEnd w:id="112"/>
+        <w:bookmarkEnd w:id="100"/>
       </w:tr>
     </w:tbl>
     <w:p/>
@@ -4462,13 +4457,14 @@
             <w:pPr>
               <w:jc w:val="center"/>
             </w:pPr>
-            <w:bookmarkStart w:id="114" w:name="fig-exp2-ms"/>
-            <w:bookmarkStart w:id="115" w:name="cell-fig-exp2-ms"/>
-            <w:bookmarkEnd w:id="113"/>
+            <w:bookmarkStart w:id="102" w:name="fig-exp2-ms"/>
+            <w:bookmarkStart w:id="103" w:name="cell-fig-exp2-ms"/>
+            <w:bookmarkEnd w:id="101"/>
             <w:r>
               <w:rPr>
                 <w:noProof/>
               </w:rPr>
+              <w:lastRenderedPageBreak/>
               <w:drawing>
                 <wp:inline distT="0" distB="0" distL="0" distR="0" wp14:anchorId="074056E9" wp14:editId="4A52EABB">
                   <wp:extent cx="5727700" cy="2863850"/>
@@ -4521,7 +4517,7 @@
             </w:r>
           </w:p>
         </w:tc>
-        <w:bookmarkEnd w:id="114"/>
+        <w:bookmarkEnd w:id="102"/>
       </w:tr>
     </w:tbl>
     <w:p/>
@@ -4543,9 +4539,9 @@
             <w:pPr>
               <w:jc w:val="center"/>
             </w:pPr>
-            <w:bookmarkStart w:id="116" w:name="fig-exp3-ms"/>
-            <w:bookmarkStart w:id="117" w:name="cell-fig-exp3-ms"/>
-            <w:bookmarkEnd w:id="115"/>
+            <w:bookmarkStart w:id="104" w:name="fig-exp3-ms"/>
+            <w:bookmarkStart w:id="105" w:name="cell-fig-exp3-ms"/>
+            <w:bookmarkEnd w:id="103"/>
             <w:r>
               <w:rPr>
                 <w:noProof/>
@@ -4598,11 +4594,12 @@
               <w:spacing w:before="200"/>
             </w:pPr>
             <w:r>
+              <w:lastRenderedPageBreak/>
               <w:t>Figure 4: structure type preference in stone versus wood comparison (Experiment 3). (A) Proportion of kōura found at each structure type at L1 across all groups and rounds. The dashed line indicates the null expectation of equal distribution (0.5). Significance symbols as in Figure 3. (B) Posterior predicted probability of structure type use by size class from Bayesian categorical mixed model, with 95% credible intervals. ↑ used more than expected, ↓ used less than expected. TankWall excluded from model predictions.</w:t>
             </w:r>
           </w:p>
         </w:tc>
-        <w:bookmarkEnd w:id="116"/>
+        <w:bookmarkEnd w:id="104"/>
       </w:tr>
     </w:tbl>
     <w:p/>
@@ -4624,9 +4621,9 @@
             <w:pPr>
               <w:jc w:val="center"/>
             </w:pPr>
-            <w:bookmarkStart w:id="118" w:name="fig-exp4-ms"/>
-            <w:bookmarkStart w:id="119" w:name="cell-fig-exp4-ms"/>
-            <w:bookmarkEnd w:id="117"/>
+            <w:bookmarkStart w:id="106" w:name="fig-exp4-ms"/>
+            <w:bookmarkStart w:id="107" w:name="cell-fig-exp4-ms"/>
+            <w:bookmarkEnd w:id="105"/>
             <w:r>
               <w:rPr>
                 <w:noProof/>
@@ -4684,7 +4681,7 @@
             </w:r>
           </w:p>
         </w:tc>
-        <w:bookmarkEnd w:id="118"/>
+        <w:bookmarkEnd w:id="106"/>
       </w:tr>
     </w:tbl>
     <w:p>
@@ -4699,9 +4696,9 @@
       <w:pPr>
         <w:ind w:left="720" w:hanging="720"/>
       </w:pPr>
-      <w:bookmarkStart w:id="120" w:name="ref-Adams2007"/>
-      <w:bookmarkStart w:id="121" w:name="refs"/>
-      <w:bookmarkEnd w:id="119"/>
+      <w:bookmarkStart w:id="108" w:name="ref-Adams2007"/>
+      <w:bookmarkStart w:id="109" w:name="refs"/>
+      <w:bookmarkEnd w:id="107"/>
       <w:r>
         <w:t>Adams, S. B. (2007). Direct and indirect effects of channel catfish (</w:t>
       </w:r>
@@ -4745,8 +4742,8 @@
       <w:pPr>
         <w:ind w:left="720" w:hanging="720"/>
       </w:pPr>
-      <w:bookmarkStart w:id="122" w:name="ref-Adams2014"/>
-      <w:bookmarkEnd w:id="120"/>
+      <w:bookmarkStart w:id="110" w:name="ref-Adams2014"/>
+      <w:bookmarkEnd w:id="108"/>
       <w:r>
         <w:t xml:space="preserve">Adams, S. B. (2014). Crayfish use of trash versus natural cover in incised, sand-bed streams. </w:t>
       </w:r>
@@ -4780,8 +4777,8 @@
       <w:pPr>
         <w:ind w:left="720" w:hanging="720"/>
       </w:pPr>
-      <w:bookmarkStart w:id="123" w:name="ref-Burkner2025"/>
-      <w:bookmarkEnd w:id="122"/>
+      <w:bookmarkStart w:id="111" w:name="ref-Burkner2025"/>
+      <w:bookmarkEnd w:id="110"/>
       <w:r>
         <w:t xml:space="preserve">Beck, M.W. (1995). Size-Specific Shelter Limitation in Stone Crabs: A Test of The Demographic Bottleneck Hypothesis. </w:t>
       </w:r>
@@ -4809,6 +4806,7 @@
         <w:ind w:left="720" w:hanging="720"/>
       </w:pPr>
       <w:r>
+        <w:lastRenderedPageBreak/>
         <w:t xml:space="preserve">Bürkner, P.-C., Gabry, J., Weber, S., &amp; Johnson, A. (2025). </w:t>
       </w:r>
       <w:r>
@@ -4831,8 +4829,8 @@
       <w:pPr>
         <w:ind w:left="720" w:hanging="720"/>
       </w:pPr>
-      <w:bookmarkStart w:id="124" w:name="ref-Clapcott2018"/>
-      <w:bookmarkEnd w:id="123"/>
+      <w:bookmarkStart w:id="112" w:name="ref-Clapcott2018"/>
+      <w:bookmarkEnd w:id="111"/>
       <w:r>
         <w:t xml:space="preserve">Clapcott, J., Ataria, J., Hepburn, C., Hikuroa, D., Jackson, A., Kirikiri, R., &amp; Williams, E. (2018). Mātauranga māori: Shaping marine and freshwater futures. </w:t>
       </w:r>
@@ -4866,8 +4864,8 @@
       <w:pPr>
         <w:ind w:left="720" w:hanging="720"/>
       </w:pPr>
-      <w:bookmarkStart w:id="125" w:name="ref-Collier1997"/>
-      <w:bookmarkEnd w:id="124"/>
+      <w:bookmarkStart w:id="113" w:name="ref-Collier1997"/>
+      <w:bookmarkEnd w:id="112"/>
       <w:r>
         <w:t xml:space="preserve">Clay, M., Stoeckel, J. &amp; Helms, B. (2017). The role of abiotic and biotic cues in burrow habitat selection by juvenile crayfish. </w:t>
       </w:r>
@@ -4922,8 +4920,8 @@
       <w:pPr>
         <w:ind w:left="720" w:hanging="720"/>
       </w:pPr>
-      <w:bookmarkStart w:id="126" w:name="ref-Cooke2023"/>
-      <w:bookmarkEnd w:id="125"/>
+      <w:bookmarkStart w:id="114" w:name="ref-Cooke2023"/>
+      <w:bookmarkEnd w:id="113"/>
       <w:r>
         <w:t xml:space="preserve">Cooke, S. J., Piczak, M. L., Vermaire, J. C., &amp; Kirkwood, A. E. (2023). On the troubling use of plastic “habitat” structures for fish in freshwater ecosystems – or – when restoration is just littering. </w:t>
       </w:r>
@@ -4957,8 +4955,8 @@
       <w:pPr>
         <w:ind w:left="720" w:hanging="720"/>
       </w:pPr>
-      <w:bookmarkStart w:id="127" w:name="ref-Dickson2023"/>
-      <w:bookmarkEnd w:id="126"/>
+      <w:bookmarkStart w:id="115" w:name="ref-Dickson2023"/>
+      <w:bookmarkEnd w:id="114"/>
       <w:r>
         <w:t xml:space="preserve">Dudgeon, D., Arthington, A.H., Gessner, M.O., Kawabata, Z., Knowler, D.J., Lévêque, C., et al. (2006). Freshwater biodiversity: importance, threats, status and conservation challenges. </w:t>
       </w:r>
@@ -5018,8 +5016,8 @@
       <w:pPr>
         <w:ind w:left="720" w:hanging="720"/>
       </w:pPr>
-      <w:bookmarkStart w:id="128" w:name="ref-Engels2014"/>
-      <w:bookmarkEnd w:id="127"/>
+      <w:bookmarkStart w:id="116" w:name="ref-Engels2014"/>
+      <w:bookmarkEnd w:id="115"/>
       <w:r>
         <w:t xml:space="preserve">Engels, B. (2014). XNomial: Exact goodness-of-fit test for multinomial data with fixed probabilities. In </w:t>
       </w:r>
@@ -5043,8 +5041,8 @@
       <w:pPr>
         <w:ind w:left="720" w:hanging="720"/>
       </w:pPr>
-      <w:bookmarkStart w:id="129" w:name="ref-Figler2005"/>
-      <w:bookmarkEnd w:id="128"/>
+      <w:bookmarkStart w:id="117" w:name="ref-Figler2005"/>
+      <w:bookmarkEnd w:id="116"/>
       <w:r>
         <w:t xml:space="preserve">Figler, M. H., Blank, G. S., &amp; Peeke, H. V. S. (2005). Shelter competition between resident male red swamp crayfish </w:t>
       </w:r>
@@ -5088,9 +5086,10 @@
       <w:pPr>
         <w:ind w:left="720" w:hanging="720"/>
       </w:pPr>
-      <w:bookmarkStart w:id="130" w:name="ref-Figler1999"/>
-      <w:bookmarkEnd w:id="129"/>
-      <w:r>
+      <w:bookmarkStart w:id="118" w:name="ref-Figler1999"/>
+      <w:bookmarkEnd w:id="117"/>
+      <w:r>
+        <w:lastRenderedPageBreak/>
         <w:t xml:space="preserve">Figler, M. H., Cheverton, H. M., &amp; Blank, G. S. (1999). Shelter competition in juvenile red swamp crayfish (procambarus clarkii): The influences of sex differences, relative size, and prior residence. </w:t>
       </w:r>
       <w:r>
@@ -5123,8 +5122,8 @@
       <w:pPr>
         <w:ind w:left="720" w:hanging="720"/>
       </w:pPr>
-      <w:bookmarkStart w:id="131" w:name="ref-Garron2024"/>
-      <w:bookmarkEnd w:id="130"/>
+      <w:bookmarkStart w:id="119" w:name="ref-Garron2024"/>
+      <w:bookmarkEnd w:id="118"/>
       <w:r>
         <w:t xml:space="preserve">Garron, C., Pangaud, A., Taubaty, M., Rolan‐Meynard, M., Argillier, C., Raymond, J., Dublon, J., &amp; Westrelin, S. (2024). Towards the development of a standardized method to monitor lakeshore hydromorphological restoration measures. </w:t>
       </w:r>
@@ -5158,8 +5157,8 @@
       <w:pPr>
         <w:ind w:left="720" w:hanging="720"/>
       </w:pPr>
-      <w:bookmarkStart w:id="132" w:name="ref-Gelman1992"/>
-      <w:bookmarkEnd w:id="131"/>
+      <w:bookmarkStart w:id="120" w:name="ref-Gelman1992"/>
+      <w:bookmarkEnd w:id="119"/>
       <w:r>
         <w:t xml:space="preserve">Gelman, A., &amp; Rubin, D. B. (1992). Inference from iterative simulation using multiple sequences. </w:t>
       </w:r>
@@ -5193,8 +5192,8 @@
       <w:pPr>
         <w:ind w:left="720" w:hanging="720"/>
       </w:pPr>
-      <w:bookmarkStart w:id="133" w:name="ref-Hammond2006"/>
-      <w:bookmarkEnd w:id="132"/>
+      <w:bookmarkStart w:id="121" w:name="ref-Hammond2006"/>
+      <w:bookmarkEnd w:id="120"/>
       <w:r>
         <w:t xml:space="preserve">Hammond, K. S., Hollows, J. W., Townsend, C. R., &amp; Lokman, P. M. (2006). Effects of temperature and water calcium concentration on growth, survival and moulting of freshwater crayfish, paranephrops zealandicus. </w:t>
       </w:r>
@@ -5228,8 +5227,8 @@
       <w:pPr>
         <w:ind w:left="720" w:hanging="720"/>
       </w:pPr>
-      <w:bookmarkStart w:id="134" w:name="ref-Huolila1997"/>
-      <w:bookmarkEnd w:id="133"/>
+      <w:bookmarkStart w:id="122" w:name="ref-Huolila1997"/>
+      <w:bookmarkEnd w:id="121"/>
       <w:r>
         <w:t xml:space="preserve">Hazlett B.A., Lawler S. &amp; Edney G. (2007). Agonistic behavior of the crayfish Euastacus armatus and Cherax destructor. </w:t>
       </w:r>
@@ -5299,8 +5298,8 @@
       <w:pPr>
         <w:ind w:left="720" w:hanging="720"/>
       </w:pPr>
-      <w:bookmarkStart w:id="135" w:name="ref-Hylkema2020"/>
-      <w:bookmarkEnd w:id="134"/>
+      <w:bookmarkStart w:id="123" w:name="ref-Hylkema2020"/>
+      <w:bookmarkEnd w:id="122"/>
       <w:r>
         <w:t xml:space="preserve">Hylkema, A., Debrot, A. O., Osinga, R., Bron, P. S., Heesink, D. B., Izioka, A. K., Reid, C. B., Rippen, J. C., Treibitz, T., Yuval, M., &amp; Murk, A. J. (2020). Fish assemblages of three common artificial reef designs during early colonization. </w:t>
       </w:r>
@@ -5334,8 +5333,8 @@
       <w:pPr>
         <w:ind w:left="720" w:hanging="720"/>
       </w:pPr>
-      <w:bookmarkStart w:id="136" w:name="ref-Johnsen2008"/>
-      <w:bookmarkEnd w:id="135"/>
+      <w:bookmarkStart w:id="124" w:name="ref-Johnsen2008"/>
+      <w:bookmarkEnd w:id="123"/>
       <w:r>
         <w:t xml:space="preserve">Johnsen, S. I., &amp; Taugbøl, T. (2008). Add stones, get crayfish – is it that simple? </w:t>
       </w:r>
@@ -5364,8 +5363,8 @@
       <w:pPr>
         <w:ind w:left="720" w:hanging="720"/>
       </w:pPr>
-      <w:bookmarkStart w:id="137" w:name="ref-Jowett2008"/>
-      <w:bookmarkEnd w:id="136"/>
+      <w:bookmarkStart w:id="125" w:name="ref-Jowett2008"/>
+      <w:bookmarkEnd w:id="124"/>
       <w:r>
         <w:t xml:space="preserve">Jowett, I. G., Parkyn, S. M., &amp; Richardson, J. (2008). Habitat characteristics of crayfish (paranephrops planifrons) in new zealand streams using generalised additive models (GAMs). </w:t>
       </w:r>
@@ -5399,8 +5398,8 @@
       <w:pPr>
         <w:ind w:left="720" w:hanging="720"/>
       </w:pPr>
-      <w:bookmarkStart w:id="138" w:name="ref-Jurcak2016"/>
-      <w:bookmarkEnd w:id="137"/>
+      <w:bookmarkStart w:id="126" w:name="ref-Jurcak2016"/>
+      <w:bookmarkEnd w:id="125"/>
       <w:r>
         <w:t xml:space="preserve">Jurcak, A. M., Lahman, S. E., Wofford, S. J., &amp; Moore, P. A. (2016). Behavior of crayfish. In </w:t>
       </w:r>
@@ -5419,9 +5418,10 @@
       <w:pPr>
         <w:ind w:left="720" w:hanging="720"/>
       </w:pPr>
-      <w:bookmarkStart w:id="139" w:name="ref-Kusabs2009"/>
-      <w:bookmarkEnd w:id="138"/>
-      <w:r>
+      <w:bookmarkStart w:id="127" w:name="ref-Kusabs2009"/>
+      <w:bookmarkEnd w:id="126"/>
+      <w:r>
+        <w:lastRenderedPageBreak/>
         <w:t xml:space="preserve">Kusabs, I. A., &amp; Quinn, J. M. (2009). Use of a traditional maori harvesting method, the tau kōura, for monitoring kōura (freshwater crayfish, paranephrops planifrons) in lake rotoiti, north island, new zealand. </w:t>
       </w:r>
       <w:r>
@@ -5454,8 +5454,8 @@
       <w:pPr>
         <w:ind w:left="720" w:hanging="720"/>
       </w:pPr>
-      <w:bookmarkStart w:id="140" w:name="ref-Kusabs2015"/>
-      <w:bookmarkEnd w:id="139"/>
+      <w:bookmarkStart w:id="128" w:name="ref-Kusabs2015"/>
+      <w:bookmarkEnd w:id="127"/>
       <w:r>
         <w:t>Kusabs I.A., Hicks B.J., Quinn J.M. &amp; Hamilton D.P. (2015</w:t>
       </w:r>
@@ -5535,8 +5535,8 @@
       <w:pPr>
         <w:ind w:left="720" w:hanging="720"/>
       </w:pPr>
-      <w:bookmarkStart w:id="141" w:name="ref-Lee2025"/>
-      <w:bookmarkEnd w:id="140"/>
+      <w:bookmarkStart w:id="129" w:name="ref-Lee2025"/>
+      <w:bookmarkEnd w:id="128"/>
       <w:r>
         <w:t xml:space="preserve">Kusabs, I. A. K., Duggan, I. C., Bruere, A. C., Scholes, P., Te Kurapa, T. W., Grant, T. M., &amp; Burdon, F. J. (2026). Invasive catfish linked to the decline of freshwater crayfish in two Aotearoa New Zealand lakes. </w:t>
       </w:r>
@@ -5608,8 +5608,8 @@
       <w:pPr>
         <w:ind w:left="720" w:hanging="720"/>
       </w:pPr>
-      <w:bookmarkStart w:id="142" w:name="ref-Magnelia2008"/>
-      <w:bookmarkEnd w:id="141"/>
+      <w:bookmarkStart w:id="130" w:name="ref-Magnelia2008"/>
+      <w:bookmarkEnd w:id="129"/>
       <w:r>
         <w:t xml:space="preserve">Magnelia, S.J., Jesus, M.J.D., Schlechte, J.W., Cummings, G.C. &amp; Duty, J.L. (2008). Comparison of Plastic Pipe and Juniper Tree Fish Attractors in a Central Texas Reservoir. </w:t>
       </w:r>
@@ -5628,8 +5628,8 @@
       <w:pPr>
         <w:ind w:left="720" w:hanging="720"/>
       </w:pPr>
-      <w:bookmarkStart w:id="143" w:name="ref-Mazlum2017"/>
-      <w:bookmarkEnd w:id="142"/>
+      <w:bookmarkStart w:id="131" w:name="ref-Mazlum2017"/>
+      <w:bookmarkEnd w:id="130"/>
       <w:r>
         <w:t xml:space="preserve">Mazlum, Y., Guner Gurlek, O., &amp; Sirin, S. (2017). Effect of different substrates on survival and growth of juveniles of the freshwater narrow-clawed crayfish astacus leptodactylus eschscholtz, 1823 (decapoda, astacidae). </w:t>
       </w:r>
@@ -5663,8 +5663,8 @@
       <w:pPr>
         <w:ind w:left="720" w:hanging="720"/>
       </w:pPr>
-      <w:bookmarkStart w:id="144" w:name="ref-Momot1995"/>
-      <w:bookmarkEnd w:id="143"/>
+      <w:bookmarkStart w:id="132" w:name="ref-Momot1995"/>
+      <w:bookmarkEnd w:id="131"/>
       <w:r>
         <w:t xml:space="preserve">Momot, W. T. (1995). Redefining the role of crayfish in aquatic ecosystems. </w:t>
       </w:r>
@@ -5698,8 +5698,8 @@
       <w:pPr>
         <w:ind w:left="720" w:hanging="720"/>
       </w:pPr>
-      <w:bookmarkStart w:id="145" w:name="ref-Olsson2009"/>
-      <w:bookmarkEnd w:id="144"/>
+      <w:bookmarkStart w:id="133" w:name="ref-Olsson2009"/>
+      <w:bookmarkEnd w:id="132"/>
       <w:r>
         <w:t>Olsson, K., &amp; Nyström, P. (2009). Non-interactive effects of habitat complexity and adult crayfish on survival and growth of juvenile crayfish (</w:t>
       </w:r>
@@ -5743,10 +5743,14 @@
       <w:pPr>
         <w:ind w:left="720" w:hanging="720"/>
       </w:pPr>
-      <w:bookmarkStart w:id="146" w:name="ref-Olsson2006"/>
-      <w:bookmarkEnd w:id="145"/>
-      <w:r>
-        <w:t xml:space="preserve">Olsson, K., Stenroth, P., Nyström, P., Holmqvist, N., McIntosh, A. R., &amp; Winterbourn, M. J. (2006). Does natural acidity mediate interactions between introduced brown trout, native fish, crayfish and other invertebrates in west coast new zealand streams? </w:t>
+      <w:bookmarkStart w:id="134" w:name="ref-Olsson2006"/>
+      <w:bookmarkEnd w:id="133"/>
+      <w:r>
+        <w:t xml:space="preserve">Olsson, K., Stenroth, P., Nyström, P., Holmqvist, N., McIntosh, A. R., &amp; Winterbourn, M. J. (2006). Does natural acidity mediate interactions between introduced brown trout, native fish, </w:t>
+      </w:r>
+      <w:r>
+        <w:lastRenderedPageBreak/>
+        <w:t xml:space="preserve">crayfish and other invertebrates in west coast new zealand streams? </w:t>
       </w:r>
       <w:r>
         <w:rPr>
@@ -5778,8 +5782,8 @@
       <w:pPr>
         <w:ind w:left="720" w:hanging="720"/>
       </w:pPr>
-      <w:bookmarkStart w:id="147" w:name="ref-Parkyn2001"/>
-      <w:bookmarkEnd w:id="146"/>
+      <w:bookmarkStart w:id="135" w:name="ref-Parkyn2001"/>
+      <w:bookmarkEnd w:id="134"/>
       <w:r>
         <w:t xml:space="preserve">Parkyn, S. M., Collier, K. J., &amp; Hicks, B. J. (2001). New zealand stream crayfish: Functional omnivores but trophic predators? </w:t>
       </w:r>
@@ -5813,8 +5817,8 @@
       <w:pPr>
         <w:ind w:left="720" w:hanging="720"/>
       </w:pPr>
-      <w:bookmarkStart w:id="148" w:name="ref-Parkyn2009"/>
-      <w:bookmarkEnd w:id="147"/>
+      <w:bookmarkStart w:id="136" w:name="ref-Parkyn2009"/>
+      <w:bookmarkEnd w:id="135"/>
       <w:r>
         <w:t>Parkyn, S. M., Meleason, M. A., &amp; Davies‐Colley, R. J. (2009). Wood enhances crayfish (</w:t>
       </w:r>
@@ -5858,8 +5862,8 @@
       <w:pPr>
         <w:ind w:left="720" w:hanging="720"/>
       </w:pPr>
-      <w:bookmarkStart w:id="149" w:name="ref-Percival2010"/>
-      <w:bookmarkEnd w:id="148"/>
+      <w:bookmarkStart w:id="137" w:name="ref-Percival2010"/>
+      <w:bookmarkEnd w:id="136"/>
       <w:r>
         <w:t xml:space="preserve">Percival, D., &amp; Moore, P. (2010). Shelter size influences self-assessment of size in crayfish, orconectes rusticus: Consequences for agonistic fights. </w:t>
       </w:r>
@@ -5893,8 +5897,8 @@
       <w:pPr>
         <w:ind w:left="720" w:hanging="720"/>
       </w:pPr>
-      <w:bookmarkStart w:id="150" w:name="ref-Ramalho2010"/>
-      <w:bookmarkEnd w:id="149"/>
+      <w:bookmarkStart w:id="138" w:name="ref-Ramalho2010"/>
+      <w:bookmarkEnd w:id="137"/>
       <w:r>
         <w:t xml:space="preserve">Pirtle, J.L., Eckert, G.L. &amp; Stoner, A.W. (2012). Habitat structure influences the survival and predator–prey interactions of early juvenile red king crab Paralithodes camtschaticus. </w:t>
       </w:r>
@@ -5949,8 +5953,8 @@
       <w:pPr>
         <w:ind w:left="720" w:hanging="720"/>
       </w:pPr>
-      <w:bookmarkStart w:id="151" w:name="ref-Ranta1993"/>
-      <w:bookmarkEnd w:id="150"/>
+      <w:bookmarkStart w:id="139" w:name="ref-Ranta1993"/>
+      <w:bookmarkEnd w:id="138"/>
       <w:r>
         <w:t xml:space="preserve">Ranta, E., &amp; Lindström, K. (1993). Body size and shelter possession in mature signal crayfish, Pacifastacus leniusculus. </w:t>
       </w:r>
@@ -5979,8 +5983,8 @@
       <w:pPr>
         <w:ind w:left="720" w:hanging="720"/>
       </w:pPr>
-      <w:bookmarkStart w:id="152" w:name="ref-Raveninreview"/>
-      <w:bookmarkEnd w:id="151"/>
+      <w:bookmarkStart w:id="140" w:name="ref-Raveninreview"/>
+      <w:bookmarkEnd w:id="139"/>
       <w:r>
         <w:t>Raven, O. V., Burdon, F. J., Kusabs, I. A. K., Holmes, R., &amp; Özkundakci, D. (in</w:t>
       </w:r>
@@ -6016,8 +6020,8 @@
       <w:pPr>
         <w:ind w:left="720" w:hanging="720"/>
       </w:pPr>
-      <w:bookmarkStart w:id="153" w:name="ref-Ravenindraft"/>
-      <w:bookmarkEnd w:id="152"/>
+      <w:bookmarkStart w:id="141" w:name="ref-Ravenindraft"/>
+      <w:bookmarkEnd w:id="140"/>
       <w:r>
         <w:t>Raven, O. V., MacNeil, C., Lee, F., Holmes, R., Kusabs, I. A. K., Burdon, F. J., &amp; Özkundakci, D. (</w:t>
       </w:r>
@@ -6047,8 +6051,8 @@
       <w:pPr>
         <w:ind w:left="720" w:hanging="720"/>
       </w:pPr>
-      <w:bookmarkStart w:id="154" w:name="ref-Richman2015"/>
-      <w:bookmarkEnd w:id="153"/>
+      <w:bookmarkStart w:id="142" w:name="ref-Richman2015"/>
+      <w:bookmarkEnd w:id="141"/>
       <w:r>
         <w:t xml:space="preserve">Reynolds, J., Souty-Grosset, C. &amp; Alastair, A. (2013). Ecological Roles of Crayfish in Freshwater and Terrestrial Habitats. </w:t>
       </w:r>
@@ -6076,7 +6080,11 @@
         <w:ind w:left="720" w:hanging="720"/>
       </w:pPr>
       <w:r>
-        <w:t xml:space="preserve">Richman, N. I., Böhm, M., Adams, S. B., Alvarez, F., Bergey, E. A., Bunn, J. J. S., Burnham, Q., Cordeiro, J., Coughran, J., Crandall, K. A., Dawkins, K. L., DiStefano, R. J., Doran, N. E., Edsman, L., Eversole, A. G., Füreder, L., Furse, J. M., Gherardi, F., Hamr, P., … Collen, B. (2015). Multiple drivers of decline in the global status of freshwater crayfish (decapoda: astacidea). </w:t>
+        <w:t xml:space="preserve">Richman, N. I., Böhm, M., Adams, S. B., Alvarez, F., Bergey, E. A., Bunn, J. J. S., Burnham, Q., Cordeiro, J., Coughran, J., Crandall, K. A., Dawkins, K. L., DiStefano, R. J., Doran, N. E., Edsman, L., Eversole, A. G., Füreder, L., Furse, J. M., Gherardi, F., Hamr, P., … Collen, B. (2015). Multiple </w:t>
+      </w:r>
+      <w:r>
+        <w:lastRenderedPageBreak/>
+        <w:t xml:space="preserve">drivers of decline in the global status of freshwater crayfish (decapoda: astacidea). </w:t>
       </w:r>
       <w:r>
         <w:rPr>
@@ -6108,8 +6116,8 @@
       <w:pPr>
         <w:ind w:left="720" w:hanging="720"/>
       </w:pPr>
-      <w:bookmarkStart w:id="155" w:name="ref-Shave1994"/>
-      <w:bookmarkEnd w:id="154"/>
+      <w:bookmarkStart w:id="143" w:name="ref-Shave1994"/>
+      <w:bookmarkEnd w:id="142"/>
       <w:r>
         <w:t>Shave, C. R., Townsend, C. R., &amp; Crowl, T. A. (1994). Anti-predator behaviours of a freshwater crayfish (</w:t>
       </w:r>
@@ -6148,8 +6156,8 @@
       <w:pPr>
         <w:ind w:left="720" w:hanging="720"/>
       </w:pPr>
-      <w:bookmarkStart w:id="156" w:name="ref-Spanier1994"/>
-      <w:bookmarkEnd w:id="155"/>
+      <w:bookmarkStart w:id="144" w:name="ref-Spanier1994"/>
+      <w:bookmarkEnd w:id="143"/>
       <w:r>
         <w:t xml:space="preserve">Spanier, E. (1994). What are the characteristics of a good artificial reef for lobsters? </w:t>
       </w:r>
@@ -6178,8 +6186,8 @@
       <w:pPr>
         <w:ind w:left="720" w:hanging="720"/>
       </w:pPr>
-      <w:bookmarkStart w:id="157" w:name="ref-Stewart2011"/>
-      <w:bookmarkEnd w:id="156"/>
+      <w:bookmarkStart w:id="145" w:name="ref-Stewart2011"/>
+      <w:bookmarkEnd w:id="144"/>
       <w:r>
         <w:t xml:space="preserve">Stewart, C., &amp; Tabak, J. (2011). Size‐based dominance hierarchies in the new zealand freshwater crayfish (koura) </w:t>
       </w:r>
@@ -6223,8 +6231,8 @@
       <w:pPr>
         <w:ind w:left="720" w:hanging="720"/>
       </w:pPr>
-      <w:bookmarkStart w:id="158" w:name="ref-Streissl2002"/>
-      <w:bookmarkEnd w:id="157"/>
+      <w:bookmarkStart w:id="146" w:name="ref-Streissl2002"/>
+      <w:bookmarkEnd w:id="145"/>
       <w:r>
         <w:t xml:space="preserve">Streissl, F., &amp; Hödl, W. (2002). Habitat and shelter requirements of the stone crayfish, </w:t>
       </w:r>
@@ -6268,8 +6276,8 @@
       <w:pPr>
         <w:ind w:left="720" w:hanging="720"/>
       </w:pPr>
-      <w:bookmarkStart w:id="159" w:name="ref-Takahashi2019"/>
-      <w:bookmarkEnd w:id="158"/>
+      <w:bookmarkStart w:id="147" w:name="ref-Takahashi2019"/>
+      <w:bookmarkEnd w:id="146"/>
       <w:r>
         <w:t xml:space="preserve">Takahashi, K., Yamaguchi, E., Fujiyama, N., &amp; Nagayama, T. (2019). The effects of quality of shelters and prior residence on marmorkrebs (marbled crayfish). </w:t>
       </w:r>
@@ -6293,8 +6301,8 @@
       <w:pPr>
         <w:ind w:left="720" w:hanging="720"/>
       </w:pPr>
-      <w:bookmarkStart w:id="160" w:name="ref-Usio2000"/>
-      <w:bookmarkEnd w:id="159"/>
+      <w:bookmarkStart w:id="148" w:name="ref-Usio2000"/>
+      <w:bookmarkEnd w:id="147"/>
       <w:r>
         <w:t xml:space="preserve">Tank, J.L. &amp; Winterbourn, M.J. (1996). Microbial activity and invertebrate colonisation of wood in a New Zealand forest stream. </w:t>
       </w:r>
@@ -6354,8 +6362,8 @@
       <w:pPr>
         <w:ind w:left="720" w:hanging="720"/>
       </w:pPr>
-      <w:bookmarkStart w:id="161" w:name="ref-Wehi2017"/>
-      <w:bookmarkEnd w:id="160"/>
+      <w:bookmarkStart w:id="149" w:name="ref-Wehi2017"/>
+      <w:bookmarkEnd w:id="148"/>
       <w:r>
         <w:t xml:space="preserve">Wehi, P. M., &amp; Lord, J. M. (2017). Importance of including cultural practices in ecological restoration. </w:t>
       </w:r>
@@ -6389,8 +6397,8 @@
       <w:pPr>
         <w:ind w:left="720" w:hanging="720"/>
       </w:pPr>
-      <w:bookmarkStart w:id="162" w:name="ref-Zhao2024"/>
-      <w:bookmarkEnd w:id="161"/>
+      <w:bookmarkStart w:id="150" w:name="ref-Zhao2024"/>
+      <w:bookmarkEnd w:id="149"/>
       <w:r>
         <w:t>Zhao, M., Feng, G., Wang, H., Shen, C., Fu, Y., Zhang, Y., Zhang, H., Yao, Y., Chen, J., &amp; Xu, W. (2024). The influence of shelter type and coverage on crayfish (</w:t>
       </w:r>
@@ -6439,9 +6447,9 @@
           <w:t>https://doi.org/10.3390/ani14081147</w:t>
         </w:r>
       </w:hyperlink>
-      <w:bookmarkEnd w:id="108"/>
-      <w:bookmarkEnd w:id="121"/>
-      <w:bookmarkEnd w:id="162"/>
+      <w:bookmarkEnd w:id="96"/>
+      <w:bookmarkEnd w:id="109"/>
+      <w:bookmarkEnd w:id="150"/>
     </w:p>
     <w:sectPr>
       <w:footerReference w:type="default" r:id="rId60"/>
@@ -6560,7 +6568,7 @@
       </w:r>
     </w:p>
   </w:comment>
-  <w:comment w:id="10" w:author="Guest User" w:date="2026-06-02T14:20:00Z" w:initials="GU">
+  <w:comment w:id="8" w:author="Guest User" w:date="2026-06-02T14:20:00Z" w:initials="GU">
     <w:p>
       <w:r>
         <w:annotationRef/>
@@ -6570,7 +6578,7 @@
       </w:r>
     </w:p>
   </w:comment>
-  <w:comment w:id="11" w:author="Raven, Olivier (Student)" w:date="2026-06-12T16:40:00Z" w:initials="OR">
+  <w:comment w:id="9" w:author="Raven, Olivier (Student)" w:date="2026-06-12T16:40:00Z" w:initials="OR">
     <w:p>
       <w:pPr>
         <w:pStyle w:val="CommentText"/>
@@ -6589,7 +6597,7 @@
       </w:r>
     </w:p>
   </w:comment>
-  <w:comment w:id="13" w:author="Guest User" w:date="2026-06-12T15:39:00Z" w:initials="GU">
+  <w:comment w:id="10" w:author="Guest User" w:date="2026-06-12T15:39:00Z" w:initials="GU">
     <w:p>
       <w:pPr>
         <w:pStyle w:val="CommentText"/>
@@ -6605,7 +6613,7 @@
       </w:r>
     </w:p>
   </w:comment>
-  <w:comment w:id="14" w:author="Frank Burdon" w:date="2026-06-15T17:43:00Z" w:initials="FB">
+  <w:comment w:id="11" w:author="Frank Burdon" w:date="2026-06-15T17:43:00Z" w:initials="FB">
     <w:p>
       <w:pPr>
         <w:pStyle w:val="CommentText"/>
@@ -6621,7 +6629,7 @@
       </w:r>
     </w:p>
   </w:comment>
-  <w:comment w:id="22" w:author="Frank Burdon" w:date="2026-06-15T17:58:00Z" w:initials="FB">
+  <w:comment w:id="14" w:author="Frank Burdon" w:date="2026-06-15T17:58:00Z" w:initials="FB">
     <w:p>
       <w:pPr>
         <w:pStyle w:val="CommentText"/>
@@ -6637,7 +6645,7 @@
       </w:r>
     </w:p>
   </w:comment>
-  <w:comment w:id="23" w:author="Raven, Olivier (Student)" w:date="2026-06-16T08:47:00Z" w:initials="OR">
+  <w:comment w:id="15" w:author="Raven, Olivier (Student)" w:date="2026-06-16T08:47:00Z" w:initials="OR">
     <w:p>
       <w:pPr>
         <w:pStyle w:val="CommentText"/>
@@ -6656,7 +6664,7 @@
       </w:r>
     </w:p>
   </w:comment>
-  <w:comment w:id="24" w:author="Guest User" w:date="2026-06-16T13:35:00Z" w:initials="GU">
+  <w:comment w:id="16" w:author="Guest User" w:date="2026-06-16T13:35:00Z" w:initials="GU">
     <w:p>
       <w:pPr>
         <w:pStyle w:val="CommentText"/>
@@ -6672,7 +6680,7 @@
       </w:r>
     </w:p>
   </w:comment>
-  <w:comment w:id="25" w:author="Frank Burdon" w:date="2026-06-15T18:06:00Z" w:initials="FB">
+  <w:comment w:id="17" w:author="Frank Burdon" w:date="2026-06-15T18:06:00Z" w:initials="FB">
     <w:p>
       <w:pPr>
         <w:pStyle w:val="CommentText"/>
@@ -6688,7 +6696,7 @@
       </w:r>
     </w:p>
   </w:comment>
-  <w:comment w:id="26" w:author="Frank Burdon" w:date="2026-06-15T17:59:00Z" w:initials="FB">
+  <w:comment w:id="18" w:author="Frank Burdon" w:date="2026-06-15T17:59:00Z" w:initials="FB">
     <w:p>
       <w:pPr>
         <w:pStyle w:val="CommentText"/>
@@ -6704,7 +6712,7 @@
       </w:r>
     </w:p>
   </w:comment>
-  <w:comment w:id="27" w:author="Raven, Olivier (Student)" w:date="2026-06-16T09:44:00Z" w:initials="OR">
+  <w:comment w:id="19" w:author="Raven, Olivier (Student)" w:date="2026-06-16T09:44:00Z" w:initials="OR">
     <w:p>
       <w:pPr>
         <w:pStyle w:val="CommentText"/>
@@ -6744,7 +6752,7 @@
       </w:hyperlink>
     </w:p>
   </w:comment>
-  <w:comment w:id="28" w:author="Frank Burdon" w:date="2026-06-15T18:00:00Z" w:initials="FB">
+  <w:comment w:id="20" w:author="Frank Burdon" w:date="2026-06-15T18:00:00Z" w:initials="FB">
     <w:p>
       <w:pPr>
         <w:pStyle w:val="CommentText"/>
@@ -6760,7 +6768,7 @@
       </w:r>
     </w:p>
   </w:comment>
-  <w:comment w:id="29" w:author="Guest User" w:date="2026-06-02T14:48:00Z" w:initials="GU">
+  <w:comment w:id="21" w:author="Guest User" w:date="2026-06-02T14:48:00Z" w:initials="GU">
     <w:p>
       <w:r>
         <w:annotationRef/>
@@ -6770,7 +6778,7 @@
       </w:r>
     </w:p>
   </w:comment>
-  <w:comment w:id="30" w:author="Raven, Olivier (Student)" w:date="2026-06-08T12:47:00Z" w:initials="OR">
+  <w:comment w:id="22" w:author="Raven, Olivier (Student)" w:date="2026-06-08T12:47:00Z" w:initials="OR">
     <w:p>
       <w:pPr>
         <w:pStyle w:val="CommentText"/>
@@ -6789,7 +6797,7 @@
       </w:r>
     </w:p>
   </w:comment>
-  <w:comment w:id="31" w:author="Frank Burdon" w:date="2026-06-15T18:53:00Z" w:initials="FB">
+  <w:comment w:id="23" w:author="Frank Burdon" w:date="2026-06-15T18:53:00Z" w:initials="FB">
     <w:p>
       <w:pPr>
         <w:pStyle w:val="CommentText"/>
@@ -6805,7 +6813,7 @@
       </w:r>
     </w:p>
   </w:comment>
-  <w:comment w:id="32" w:author="Raven, Olivier (Student)" w:date="2026-06-16T09:45:00Z" w:initials="OR">
+  <w:comment w:id="24" w:author="Raven, Olivier (Student)" w:date="2026-06-16T09:45:00Z" w:initials="OR">
     <w:p>
       <w:pPr>
         <w:pStyle w:val="CommentText"/>
@@ -6824,7 +6832,7 @@
       </w:r>
     </w:p>
   </w:comment>
-  <w:comment w:id="33" w:author="Frank Burdon" w:date="2026-06-15T18:54:00Z" w:initials="FB">
+  <w:comment w:id="25" w:author="Frank Burdon" w:date="2026-06-15T18:54:00Z" w:initials="FB">
     <w:p>
       <w:pPr>
         <w:pStyle w:val="CommentText"/>
@@ -6840,7 +6848,7 @@
       </w:r>
     </w:p>
   </w:comment>
-  <w:comment w:id="39" w:author="Guest User" w:date="2026-06-02T15:02:00Z" w:initials="GU">
+  <w:comment w:id="31" w:author="Guest User" w:date="2026-06-02T15:02:00Z" w:initials="GU">
     <w:p>
       <w:r>
         <w:annotationRef/>
@@ -6850,7 +6858,7 @@
       </w:r>
     </w:p>
   </w:comment>
-  <w:comment w:id="36" w:author="Frank Burdon" w:date="2026-06-15T19:08:00Z" w:initials="FB">
+  <w:comment w:id="28" w:author="Frank Burdon" w:date="2026-06-15T19:08:00Z" w:initials="FB">
     <w:p>
       <w:pPr>
         <w:pStyle w:val="CommentText"/>
@@ -6866,7 +6874,7 @@
       </w:r>
     </w:p>
   </w:comment>
-  <w:comment w:id="37" w:author="Frank Burdon" w:date="2026-06-15T19:10:00Z" w:initials="FB">
+  <w:comment w:id="29" w:author="Frank Burdon" w:date="2026-06-15T19:10:00Z" w:initials="FB">
     <w:p>
       <w:pPr>
         <w:pStyle w:val="CommentText"/>
@@ -6882,7 +6890,7 @@
       </w:r>
     </w:p>
   </w:comment>
-  <w:comment w:id="38" w:author="Raven, Olivier (Student)" w:date="2026-06-16T08:49:00Z" w:initials="OR">
+  <w:comment w:id="30" w:author="Raven, Olivier (Student)" w:date="2026-06-16T08:49:00Z" w:initials="OR">
     <w:p>
       <w:pPr>
         <w:pStyle w:val="CommentText"/>
@@ -6901,7 +6909,7 @@
       </w:r>
     </w:p>
   </w:comment>
-  <w:comment w:id="35" w:author="Raven, Olivier (Student)" w:date="2026-06-16T09:52:00Z" w:initials="OR">
+  <w:comment w:id="27" w:author="Raven, Olivier (Student)" w:date="2026-06-16T09:52:00Z" w:initials="OR">
     <w:p>
       <w:pPr>
         <w:pStyle w:val="CommentText"/>
@@ -6920,7 +6928,7 @@
       </w:r>
     </w:p>
   </w:comment>
-  <w:comment w:id="40" w:author="Guest User" w:date="2026-06-02T15:03:00Z" w:initials="GU">
+  <w:comment w:id="32" w:author="Guest User" w:date="2026-06-02T15:03:00Z" w:initials="GU">
     <w:p>
       <w:r>
         <w:annotationRef/>
@@ -6930,7 +6938,7 @@
       </w:r>
     </w:p>
   </w:comment>
-  <w:comment w:id="41" w:author="Frank Burdon" w:date="2026-06-15T19:09:00Z" w:initials="FB">
+  <w:comment w:id="33" w:author="Frank Burdon" w:date="2026-06-15T19:09:00Z" w:initials="FB">
     <w:p>
       <w:pPr>
         <w:pStyle w:val="CommentText"/>
@@ -6946,7 +6954,7 @@
       </w:r>
     </w:p>
   </w:comment>
-  <w:comment w:id="42" w:author="Raven, Olivier (Student)" w:date="2026-06-16T08:50:00Z" w:initials="OR">
+  <w:comment w:id="34" w:author="Raven, Olivier (Student)" w:date="2026-06-16T08:50:00Z" w:initials="OR">
     <w:p>
       <w:pPr>
         <w:pStyle w:val="CommentText"/>
@@ -6965,7 +6973,7 @@
       </w:r>
     </w:p>
   </w:comment>
-  <w:comment w:id="43" w:author="Frank Burdon" w:date="2026-06-15T19:14:00Z" w:initials="FB">
+  <w:comment w:id="35" w:author="Frank Burdon" w:date="2026-06-15T19:14:00Z" w:initials="FB">
     <w:p>
       <w:pPr>
         <w:pStyle w:val="CommentText"/>
@@ -6981,7 +6989,7 @@
       </w:r>
     </w:p>
   </w:comment>
-  <w:comment w:id="45" w:author="Frank Burdon" w:date="2026-06-15T19:23:00Z" w:initials="FB">
+  <w:comment w:id="37" w:author="Frank Burdon" w:date="2026-06-15T19:23:00Z" w:initials="FB">
     <w:p>
       <w:pPr>
         <w:pStyle w:val="CommentText"/>
@@ -6997,7 +7005,7 @@
       </w:r>
     </w:p>
   </w:comment>
-  <w:comment w:id="46" w:author="Raven, Olivier (Student)" w:date="2026-06-16T08:51:00Z" w:initials="OR">
+  <w:comment w:id="38" w:author="Raven, Olivier (Student)" w:date="2026-06-16T08:51:00Z" w:initials="OR">
     <w:p>
       <w:pPr>
         <w:pStyle w:val="CommentText"/>
@@ -7016,7 +7024,7 @@
       </w:r>
     </w:p>
   </w:comment>
-  <w:comment w:id="47" w:author="Frank Burdon" w:date="2026-06-15T19:28:00Z" w:initials="FB">
+  <w:comment w:id="39" w:author="Frank Burdon" w:date="2026-06-15T19:28:00Z" w:initials="FB">
     <w:p>
       <w:pPr>
         <w:pStyle w:val="CommentText"/>
@@ -7032,7 +7040,7 @@
       </w:r>
     </w:p>
   </w:comment>
-  <w:comment w:id="48" w:author="Raven, Olivier (Student)" w:date="2026-06-16T08:52:00Z" w:initials="OR">
+  <w:comment w:id="40" w:author="Raven, Olivier (Student)" w:date="2026-06-16T08:52:00Z" w:initials="OR">
     <w:p>
       <w:pPr>
         <w:pStyle w:val="CommentText"/>
@@ -7051,7 +7059,7 @@
       </w:r>
     </w:p>
   </w:comment>
-  <w:comment w:id="51" w:author="Frank Burdon" w:date="2026-06-15T20:02:00Z" w:initials="FB">
+  <w:comment w:id="43" w:author="Frank Burdon" w:date="2026-06-15T20:02:00Z" w:initials="FB">
     <w:p>
       <w:pPr>
         <w:pStyle w:val="CommentText"/>
@@ -7067,7 +7075,7 @@
       </w:r>
     </w:p>
   </w:comment>
-  <w:comment w:id="52" w:author="Frank Burdon" w:date="2026-06-15T20:16:00Z" w:initials="FB">
+  <w:comment w:id="44" w:author="Frank Burdon" w:date="2026-06-15T20:16:00Z" w:initials="FB">
     <w:p>
       <w:pPr>
         <w:pStyle w:val="CommentText"/>
@@ -7083,7 +7091,7 @@
       </w:r>
     </w:p>
   </w:comment>
-  <w:comment w:id="53" w:author="Frank Burdon" w:date="2026-06-15T20:16:00Z" w:initials="FB">
+  <w:comment w:id="45" w:author="Frank Burdon" w:date="2026-06-15T20:16:00Z" w:initials="FB">
     <w:p>
       <w:pPr>
         <w:pStyle w:val="CommentText"/>
@@ -7099,7 +7107,7 @@
       </w:r>
     </w:p>
   </w:comment>
-  <w:comment w:id="54" w:author="Frank Burdon" w:date="2026-06-15T20:17:00Z" w:initials="FB">
+  <w:comment w:id="46" w:author="Frank Burdon" w:date="2026-06-15T20:17:00Z" w:initials="FB">
     <w:p>
       <w:pPr>
         <w:pStyle w:val="CommentText"/>
@@ -7115,7 +7123,7 @@
       </w:r>
     </w:p>
   </w:comment>
-  <w:comment w:id="55" w:author="Raven, Olivier (Student)" w:date="2026-06-16T08:54:00Z" w:initials="OR">
+  <w:comment w:id="47" w:author="Raven, Olivier (Student)" w:date="2026-06-16T08:54:00Z" w:initials="OR">
     <w:p>
       <w:pPr>
         <w:pStyle w:val="CommentText"/>
@@ -7134,7 +7142,7 @@
       </w:r>
     </w:p>
   </w:comment>
-  <w:comment w:id="56" w:author="Frank Burdon" w:date="2026-06-15T20:06:00Z" w:initials="FB">
+  <w:comment w:id="48" w:author="Frank Burdon" w:date="2026-06-15T20:06:00Z" w:initials="FB">
     <w:p>
       <w:pPr>
         <w:pStyle w:val="CommentText"/>
@@ -7150,7 +7158,7 @@
       </w:r>
     </w:p>
   </w:comment>
-  <w:comment w:id="59" w:author="Guest User" w:date="2026-06-02T15:15:00Z" w:initials="GU">
+  <w:comment w:id="51" w:author="Guest User" w:date="2026-06-02T15:15:00Z" w:initials="GU">
     <w:p>
       <w:r>
         <w:annotationRef/>
@@ -7160,7 +7168,7 @@
       </w:r>
     </w:p>
   </w:comment>
-  <w:comment w:id="58" w:author="Frank Burdon" w:date="2026-06-15T21:26:00Z" w:initials="FB">
+  <w:comment w:id="50" w:author="Frank Burdon" w:date="2026-06-15T21:26:00Z" w:initials="FB">
     <w:p>
       <w:pPr>
         <w:pStyle w:val="CommentText"/>
@@ -7176,7 +7184,7 @@
       </w:r>
     </w:p>
   </w:comment>
-  <w:comment w:id="60" w:author="Frank Burdon" w:date="2026-06-15T20:34:00Z" w:initials="FB">
+  <w:comment w:id="52" w:author="Frank Burdon" w:date="2026-06-15T20:34:00Z" w:initials="FB">
     <w:p>
       <w:pPr>
         <w:pStyle w:val="CommentText"/>
@@ -7192,7 +7200,7 @@
       </w:r>
     </w:p>
   </w:comment>
-  <w:comment w:id="61" w:author="Frank Burdon" w:date="2026-06-15T20:35:00Z" w:initials="FB">
+  <w:comment w:id="53" w:author="Frank Burdon" w:date="2026-06-15T20:35:00Z" w:initials="FB">
     <w:p>
       <w:pPr>
         <w:pStyle w:val="CommentText"/>
@@ -7208,7 +7216,7 @@
       </w:r>
     </w:p>
   </w:comment>
-  <w:comment w:id="62" w:author="Raven, Olivier (Student)" w:date="2026-06-16T10:34:00Z" w:initials="OR">
+  <w:comment w:id="54" w:author="Raven, Olivier (Student)" w:date="2026-06-16T10:34:00Z" w:initials="OR">
     <w:p>
       <w:pPr>
         <w:pStyle w:val="CommentText"/>
@@ -7246,7 +7254,7 @@
       </w:r>
     </w:p>
   </w:comment>
-  <w:comment w:id="63" w:author="Frank Burdon" w:date="2026-06-15T20:18:00Z" w:initials="FB">
+  <w:comment w:id="55" w:author="Frank Burdon" w:date="2026-06-15T20:18:00Z" w:initials="FB">
     <w:p>
       <w:pPr>
         <w:pStyle w:val="CommentText"/>
@@ -7262,7 +7270,7 @@
       </w:r>
     </w:p>
   </w:comment>
-  <w:comment w:id="64" w:author="Raven, Olivier (Student)" w:date="2026-06-16T08:55:00Z" w:initials="OR">
+  <w:comment w:id="56" w:author="Raven, Olivier (Student)" w:date="2026-06-16T08:55:00Z" w:initials="OR">
     <w:p>
       <w:pPr>
         <w:pStyle w:val="CommentText"/>
@@ -7281,7 +7289,7 @@
       </w:r>
     </w:p>
   </w:comment>
-  <w:comment w:id="65" w:author="Frank Burdon" w:date="2026-06-15T20:36:00Z" w:initials="FB">
+  <w:comment w:id="57" w:author="Frank Burdon" w:date="2026-06-15T20:36:00Z" w:initials="FB">
     <w:p>
       <w:pPr>
         <w:pStyle w:val="CommentText"/>
@@ -7297,7 +7305,7 @@
       </w:r>
     </w:p>
   </w:comment>
-  <w:comment w:id="66" w:author="Frank Burdon" w:date="2026-06-15T20:50:00Z" w:initials="FB">
+  <w:comment w:id="58" w:author="Frank Burdon" w:date="2026-06-15T20:50:00Z" w:initials="FB">
     <w:p>
       <w:pPr>
         <w:pStyle w:val="CommentText"/>
@@ -7313,7 +7321,7 @@
       </w:r>
     </w:p>
   </w:comment>
-  <w:comment w:id="67" w:author="Frank Burdon" w:date="2026-06-15T20:48:00Z" w:initials="FB">
+  <w:comment w:id="59" w:author="Frank Burdon" w:date="2026-06-15T20:48:00Z" w:initials="FB">
     <w:p>
       <w:pPr>
         <w:pStyle w:val="CommentText"/>
@@ -7329,7 +7337,7 @@
       </w:r>
     </w:p>
   </w:comment>
-  <w:comment w:id="68" w:author="Frank Burdon" w:date="2026-06-15T20:50:00Z" w:initials="FB">
+  <w:comment w:id="60" w:author="Frank Burdon" w:date="2026-06-15T20:50:00Z" w:initials="FB">
     <w:p>
       <w:pPr>
         <w:pStyle w:val="CommentText"/>
@@ -7345,7 +7353,7 @@
       </w:r>
     </w:p>
   </w:comment>
-  <w:comment w:id="69" w:author="Guest User" w:date="2026-06-02T15:21:00Z" w:initials="GU">
+  <w:comment w:id="61" w:author="Guest User" w:date="2026-06-02T15:21:00Z" w:initials="GU">
     <w:p>
       <w:r>
         <w:annotationRef/>
@@ -7355,7 +7363,7 @@
       </w:r>
     </w:p>
   </w:comment>
-  <w:comment w:id="72" w:author="Frank Burdon" w:date="2026-06-15T20:55:00Z" w:initials="FB">
+  <w:comment w:id="64" w:author="Frank Burdon" w:date="2026-06-15T20:55:00Z" w:initials="FB">
     <w:p>
       <w:pPr>
         <w:pStyle w:val="CommentText"/>
@@ -7371,7 +7379,7 @@
       </w:r>
     </w:p>
   </w:comment>
-  <w:comment w:id="74" w:author="Frank Burdon" w:date="2026-06-15T20:56:00Z" w:initials="FB">
+  <w:comment w:id="66" w:author="Frank Burdon" w:date="2026-06-15T20:56:00Z" w:initials="FB">
     <w:p>
       <w:pPr>
         <w:pStyle w:val="CommentText"/>
@@ -7387,7 +7395,7 @@
       </w:r>
     </w:p>
   </w:comment>
-  <w:comment w:id="76" w:author="Frank Burdon" w:date="2026-06-15T20:57:00Z" w:initials="FB">
+  <w:comment w:id="68" w:author="Frank Burdon" w:date="2026-06-15T20:57:00Z" w:initials="FB">
     <w:p>
       <w:pPr>
         <w:pStyle w:val="CommentText"/>
@@ -7403,7 +7411,7 @@
       </w:r>
     </w:p>
   </w:comment>
-  <w:comment w:id="78" w:author="Frank Burdon" w:date="2026-06-15T20:59:00Z" w:initials="FB">
+  <w:comment w:id="70" w:author="Frank Burdon" w:date="2026-06-15T20:59:00Z" w:initials="FB">
     <w:p>
       <w:pPr>
         <w:pStyle w:val="CommentText"/>
@@ -7419,7 +7427,7 @@
       </w:r>
     </w:p>
   </w:comment>
-  <w:comment w:id="79" w:author="Raven, Olivier (Student)" w:date="2026-06-16T09:20:00Z" w:initials="OR">
+  <w:comment w:id="71" w:author="Raven, Olivier (Student)" w:date="2026-06-16T09:20:00Z" w:initials="OR">
     <w:p>
       <w:pPr>
         <w:pStyle w:val="CommentText"/>
@@ -7438,7 +7446,7 @@
       </w:r>
     </w:p>
   </w:comment>
-  <w:comment w:id="81" w:author="Raven, Olivier (Student)" w:date="2026-06-10T12:29:00Z" w:initials="OR">
+  <w:comment w:id="73" w:author="Raven, Olivier (Student)" w:date="2026-06-10T12:29:00Z" w:initials="OR">
     <w:p>
       <w:pPr>
         <w:pStyle w:val="CommentText"/>
@@ -7457,7 +7465,7 @@
       </w:r>
     </w:p>
   </w:comment>
-  <w:comment w:id="83" w:author="Frank Burdon" w:date="2026-06-15T21:09:00Z" w:initials="FB">
+  <w:comment w:id="75" w:author="Frank Burdon" w:date="2026-06-15T21:09:00Z" w:initials="FB">
     <w:p>
       <w:pPr>
         <w:pStyle w:val="CommentText"/>
@@ -7473,7 +7481,7 @@
       </w:r>
     </w:p>
   </w:comment>
-  <w:comment w:id="84" w:author="Raven, Olivier (Student)" w:date="2026-06-16T09:22:00Z" w:initials="OR">
+  <w:comment w:id="76" w:author="Raven, Olivier (Student)" w:date="2026-06-16T09:22:00Z" w:initials="OR">
     <w:p>
       <w:pPr>
         <w:pStyle w:val="CommentText"/>
@@ -7492,7 +7500,7 @@
       </w:r>
     </w:p>
   </w:comment>
-  <w:comment w:id="85" w:author="Guest User" w:date="2026-06-16T16:56:00Z" w:initials="GU">
+  <w:comment w:id="77" w:author="Guest User" w:date="2026-06-16T16:56:00Z" w:initials="GU">
     <w:p>
       <w:pPr>
         <w:pStyle w:val="CommentText"/>
@@ -7508,7 +7516,7 @@
       </w:r>
     </w:p>
   </w:comment>
-  <w:comment w:id="86" w:author="Frank Burdon" w:date="2026-06-15T21:00:00Z" w:initials="FB">
+  <w:comment w:id="78" w:author="Frank Burdon" w:date="2026-06-15T21:00:00Z" w:initials="FB">
     <w:p>
       <w:pPr>
         <w:pStyle w:val="CommentText"/>
@@ -7524,7 +7532,7 @@
       </w:r>
     </w:p>
   </w:comment>
-  <w:comment w:id="87" w:author="Guest User" w:date="2026-06-02T16:18:00Z" w:initials="GU">
+  <w:comment w:id="79" w:author="Guest User" w:date="2026-06-02T16:18:00Z" w:initials="GU">
     <w:p>
       <w:r>
         <w:annotationRef/>
@@ -7534,7 +7542,7 @@
       </w:r>
     </w:p>
   </w:comment>
-  <w:comment w:id="88" w:author="Frank Burdon" w:date="2026-06-15T21:06:00Z" w:initials="FB">
+  <w:comment w:id="80" w:author="Frank Burdon" w:date="2026-06-15T21:06:00Z" w:initials="FB">
     <w:p>
       <w:pPr>
         <w:pStyle w:val="CommentText"/>
@@ -7550,7 +7558,7 @@
       </w:r>
     </w:p>
   </w:comment>
-  <w:comment w:id="89" w:author="Frank Burdon" w:date="2026-06-15T21:07:00Z" w:initials="FB">
+  <w:comment w:id="81" w:author="Frank Burdon" w:date="2026-06-15T21:07:00Z" w:initials="FB">
     <w:p>
       <w:pPr>
         <w:pStyle w:val="CommentText"/>
@@ -7566,7 +7574,7 @@
       </w:r>
     </w:p>
   </w:comment>
-  <w:comment w:id="90" w:author="Raven, Olivier (Student)" w:date="2026-06-16T09:22:00Z" w:initials="OR">
+  <w:comment w:id="82" w:author="Raven, Olivier (Student)" w:date="2026-06-16T09:22:00Z" w:initials="OR">
     <w:p>
       <w:pPr>
         <w:pStyle w:val="CommentText"/>
@@ -7585,7 +7593,7 @@
       </w:r>
     </w:p>
   </w:comment>
-  <w:comment w:id="91" w:author="Guest User" w:date="1900-01-01T00:00:00Z" w:initials="GU">
+  <w:comment w:id="83" w:author="Guest User" w:date="1900-01-01T00:00:00Z" w:initials="GU">
     <w:p>
       <w:r>
         <w:annotationRef/>
@@ -7595,7 +7603,7 @@
       </w:r>
     </w:p>
   </w:comment>
-  <w:comment w:id="92" w:author="Guest User" w:date="2026-06-16T16:57:00Z" w:initials="GU">
+  <w:comment w:id="84" w:author="Guest User" w:date="2026-06-16T16:57:00Z" w:initials="GU">
     <w:p>
       <w:pPr>
         <w:pStyle w:val="CommentText"/>
@@ -7611,7 +7619,7 @@
       </w:r>
     </w:p>
   </w:comment>
-  <w:comment w:id="93" w:author="Guest User" w:date="2026-06-03T08:53:00Z" w:initials="GU">
+  <w:comment w:id="85" w:author="Guest User" w:date="2026-06-03T08:53:00Z" w:initials="GU">
     <w:p>
       <w:r>
         <w:annotationRef/>
@@ -7621,7 +7629,7 @@
       </w:r>
     </w:p>
   </w:comment>
-  <w:comment w:id="96" w:author="Raven, Olivier (Student)" w:date="2026-06-12T11:01:00Z" w:initials="OR">
+  <w:comment w:id="86" w:author="Raven, Olivier (Student)" w:date="2026-06-12T11:01:00Z" w:initials="OR">
     <w:p>
       <w:pPr>
         <w:pStyle w:val="CommentText"/>
@@ -7757,7 +7765,7 @@
       </w:hyperlink>
     </w:p>
   </w:comment>
-  <w:comment w:id="99" w:author="Guest User" w:date="2026-06-02T16:42:00Z" w:initials="GU">
+  <w:comment w:id="89" w:author="Guest User" w:date="2026-06-02T16:42:00Z" w:initials="GU">
     <w:p>
       <w:r>
         <w:annotationRef/>
@@ -7767,7 +7775,7 @@
       </w:r>
     </w:p>
   </w:comment>
-  <w:comment w:id="110" w:author="Guest User" w:date="2026-06-02T16:44:00Z" w:initials="GU">
+  <w:comment w:id="98" w:author="Guest User" w:date="2026-06-02T16:44:00Z" w:initials="GU">
     <w:p>
       <w:r>
         <w:annotationRef/>
@@ -7777,7 +7785,7 @@
       </w:r>
     </w:p>
   </w:comment>
-  <w:comment w:id="111" w:author="Raven, Olivier (Student)" w:date="2026-06-12T13:56:00Z" w:initials="OR">
+  <w:comment w:id="99" w:author="Raven, Olivier (Student)" w:date="2026-06-12T13:56:00Z" w:initials="OR">
     <w:p>
       <w:pPr>
         <w:pStyle w:val="CommentText"/>

--- a/manuscript/manuscript_mesocosm.docx
+++ b/manuscript/manuscript_mesocosm.docx
@@ -1,6 +1,6 @@
 
 <file path=word/document.xml><?xml version="1.0" encoding="utf-8"?>
-<w:document xmlns:wpc="http://schemas.microsoft.com/office/word/2010/wordprocessingCanvas" xmlns:cx="http://schemas.microsoft.com/office/drawing/2014/chartex" xmlns:cx1="http://schemas.microsoft.com/office/drawing/2015/9/8/chartex" xmlns:cx2="http://schemas.microsoft.com/office/drawing/2015/10/21/chartex" xmlns:cx3="http://schemas.microsoft.com/office/drawing/2016/5/9/chartex" xmlns:cx4="http://schemas.microsoft.com/office/drawing/2016/5/10/chartex" xmlns:cx5="http://schemas.microsoft.com/office/drawing/2016/5/11/chartex" xmlns:cx6="http://schemas.microsoft.com/office/drawing/2016/5/12/chartex" xmlns:cx7="http://schemas.microsoft.com/office/drawing/2016/5/13/chartex" xmlns:cx8="http://schemas.microsoft.com/office/drawing/2016/5/14/chartex" xmlns:mc="http://schemas.openxmlformats.org/markup-compatibility/2006" xmlns:aink="http://schemas.microsoft.com/office/drawing/2016/ink" xmlns:am3d="http://schemas.microsoft.com/office/drawing/2017/model3d" xmlns:o="urn:schemas-microsoft-com:office:office" xmlns:oel="http://schemas.microsoft.com/office/2019/extlst" xmlns:r="http://schemas.openxmlformats.org/officeDocument/2006/relationships" xmlns:m="http://schemas.openxmlformats.org/officeDocument/2006/math" xmlns:v="urn:schemas-microsoft-com:vml" xmlns:wp14="http://schemas.microsoft.com/office/word/2010/wordprocessingDrawing" xmlns:wp="http://schemas.openxmlformats.org/drawingml/2006/wordprocessingDrawing" xmlns:w10="urn:schemas-microsoft-com:office:word" xmlns:w="http://schemas.openxmlformats.org/wordprocessingml/2006/main" xmlns:w14="http://schemas.microsoft.com/office/word/2010/wordml" xmlns:w15="http://schemas.microsoft.com/office/word/2012/wordml" xmlns:w16cex="http://schemas.microsoft.com/office/word/2018/wordml/cex" xmlns:w16cid="http://schemas.microsoft.com/office/word/2016/wordml/cid" xmlns:w16="http://schemas.microsoft.com/office/word/2018/wordml" xmlns:w16du="http://schemas.microsoft.com/office/word/2023/wordml/word16du" xmlns:w16sdtdh="http://schemas.microsoft.com/office/word/2020/wordml/sdtdatahash" xmlns:w16sdtfl="http://schemas.microsoft.com/office/word/2024/wordml/sdtformatlock" xmlns:w16se="http://schemas.microsoft.com/office/word/2015/wordml/symex" xmlns:wpg="http://schemas.microsoft.com/office/word/2010/wordprocessingGroup" xmlns:wpi="http://schemas.microsoft.com/office/word/2010/wordprocessingInk" xmlns:wne="http://schemas.microsoft.com/office/word/2006/wordml" xmlns:wps="http://schemas.microsoft.com/office/word/2010/wordprocessingShape" mc:Ignorable="w14 w15 w16se w16cid w16 w16cex w16sdtdh w16sdtfl w16du wp14">
+<w:document xmlns:wpc="http://schemas.microsoft.com/office/word/2010/wordprocessingCanvas" xmlns:cx="http://schemas.microsoft.com/office/drawing/2014/chartex" xmlns:cx1="http://schemas.microsoft.com/office/drawing/2015/9/8/chartex" xmlns:cx2="http://schemas.microsoft.com/office/drawing/2015/10/21/chartex" xmlns:cx3="http://schemas.microsoft.com/office/drawing/2016/5/9/chartex" xmlns:cx4="http://schemas.microsoft.com/office/drawing/2016/5/10/chartex" xmlns:cx5="http://schemas.microsoft.com/office/drawing/2016/5/11/chartex" xmlns:cx6="http://schemas.microsoft.com/office/drawing/2016/5/12/chartex" xmlns:cx7="http://schemas.microsoft.com/office/drawing/2016/5/13/chartex" xmlns:cx8="http://schemas.microsoft.com/office/drawing/2016/5/14/chartex" xmlns:mc="http://schemas.openxmlformats.org/markup-compatibility/2006" xmlns:aink="http://schemas.microsoft.com/office/drawing/2016/ink" xmlns:am3d="http://schemas.microsoft.com/office/drawing/2017/model3d" xmlns:o="urn:schemas-microsoft-com:office:office" xmlns:oel="http://schemas.microsoft.com/office/2019/extlst" xmlns:r="http://schemas.openxmlformats.org/officeDocument/2006/relationships" xmlns:m="http://schemas.openxmlformats.org/officeDocument/2006/math" xmlns:v="urn:schemas-microsoft-com:vml" xmlns:wp14="http://schemas.microsoft.com/office/word/2010/wordprocessingDrawing" xmlns:wp="http://schemas.openxmlformats.org/drawingml/2006/wordprocessingDrawing" xmlns:w10="urn:schemas-microsoft-com:office:word" xmlns:w="http://schemas.openxmlformats.org/wordprocessingml/2006/main" xmlns:w14="http://schemas.microsoft.com/office/word/2010/wordml" xmlns:w15="http://schemas.microsoft.com/office/word/2012/wordml" xmlns:w16cex="http://schemas.microsoft.com/office/word/2018/wordml/cex" xmlns:w16cid="http://schemas.microsoft.com/office/word/2016/wordml/cid" xmlns:w16="http://schemas.microsoft.com/office/word/2018/wordml" xmlns:w16du="http://schemas.microsoft.com/office/word/2023/wordml/word16du" xmlns:w16sdtdh="http://schemas.microsoft.com/office/word/2020/wordml/sdtdatahash" xmlns:w16sdtfl="http://schemas.microsoft.com/office/word/2024/wordml/sdtformatlock" xmlns:w16se="http://schemas.microsoft.com/office/word/2015/wordml/symex" xmlns:wpg="http://schemas.microsoft.com/office/word/2010/wordprocessingGroup" xmlns:wpi="http://schemas.microsoft.com/office/word/2010/wordprocessingInk" xmlns:wne="http://schemas.microsoft.com/office/word/2006/wordml" xmlns:wps="http://schemas.microsoft.com/office/word/2010/wordprocessingShape" xmlns:a="http://schemas.openxmlformats.org/drawingml/2006/main" xmlns:pic="http://schemas.openxmlformats.org/drawingml/2006/picture" xmlns:a14="http://schemas.microsoft.com/office/drawing/2010/main" mc:Ignorable="w14 w15 w16se w16cid w16 w16cex w16sdtdh w16sdtfl w16du wp14">
   <w:body>
     <w:p>
       <w:pPr>
@@ -45,8 +45,6 @@
       <w:r>
         <w:rPr>
           <w:rStyle w:val="CommentReference"/>
-          <w:sz w:val="48"/>
-          <w:szCs w:val="56"/>
         </w:rPr>
         <w:commentReference w:id="1"/>
       </w:r>
@@ -54,8 +52,6 @@
       <w:r>
         <w:rPr>
           <w:rStyle w:val="CommentReference"/>
-          <w:sz w:val="48"/>
-          <w:szCs w:val="56"/>
         </w:rPr>
         <w:commentReference w:id="2"/>
       </w:r>
@@ -63,8 +59,6 @@
       <w:r>
         <w:rPr>
           <w:rStyle w:val="CommentReference"/>
-          <w:sz w:val="48"/>
-          <w:szCs w:val="56"/>
         </w:rPr>
         <w:commentReference w:id="3"/>
       </w:r>
@@ -72,8 +66,6 @@
       <w:r>
         <w:rPr>
           <w:rStyle w:val="CommentReference"/>
-          <w:sz w:val="48"/>
-          <w:szCs w:val="56"/>
         </w:rPr>
         <w:commentReference w:id="4"/>
       </w:r>
@@ -254,13 +246,99 @@
         <w:t xml:space="preserve"> in kōura</w:t>
       </w:r>
       <w:r>
-        <w:t xml:space="preserve">. Individual kōura strongly preferred a wooden log with enclosed drilled holes, but when housed in mixed-size groups, kōura preference shifted to flat and piled stone configurations, </w:t>
-      </w:r>
-      <w:r>
-        <w:t xml:space="preserve">habitats </w:t>
-      </w:r>
-      <w:r>
-        <w:t>providing more complex refugia for different-size individuals simultaneously. Flat stone structures were preferred over</w:t>
+        <w:t xml:space="preserve">. Individual kōura strongly preferred a wooden log with enclosed drilled holes, but when housed in mixed-size groups, </w:t>
+      </w:r>
+      <w:del w:author="Deniz Ozkundakci" w:date="2026-06-17T23:00:00Z" w16du:dateUtc="2026-06-17T23:00:53Z" w:id="6">
+        <w:r>
+          <w:delText>kōura</w:delText>
+        </w:r>
+      </w:del>
+      <w:ins w:author="Deniz Ozkundakci" w:date="2026-06-17T23:00:00Z" w16du:dateUtc="2026-06-17T23:00:53Z" w:id="7">
+        <w:r>
+          <w:t>t</w:t>
+        </w:r>
+      </w:ins>
+      <w:ins w:author="Deniz Ozkundakci" w:date="2026-06-17T23:00:00Z" w16du:dateUtc="2026-06-17T23:00:56Z" w:id="8">
+        <w:r>
+          <w:t>heir</w:t>
+        </w:r>
+      </w:ins>
+      <w:r>
+        <w:t xml:space="preserve"> preference shifted to flat and piled stone configurations</w:t>
+      </w:r>
+      <w:ins w:author="Deniz Ozkundakci" w:date="2026-06-17T23:01:00Z" w16du:dateUtc="2026-06-17T23:01:05Z" w:id="9">
+        <w:r>
+          <w:t xml:space="preserve"> </w:t>
+        </w:r>
+      </w:ins>
+      <w:del w:author="Deniz Ozkundakci" w:date="2026-06-17T23:01:00Z" w16du:dateUtc="2026-06-17T23:01:07Z" w:id="10">
+        <w:r>
+          <w:delText xml:space="preserve">, </w:delText>
+        </w:r>
+        <w:r>
+          <w:delText>habitats</w:delText>
+        </w:r>
+      </w:del>
+      <w:ins w:author="Deniz Ozkundakci" w:date="2026-06-17T23:01:00Z" w16du:dateUtc="2026-06-17T23:01:07Z" w:id="11">
+        <w:r>
+          <w:t>that</w:t>
+        </w:r>
+      </w:ins>
+      <w:r>
+        <w:t xml:space="preserve"> </w:t>
+      </w:r>
+      <w:r>
+        <w:t>provid</w:t>
+      </w:r>
+      <w:del w:author="Deniz Ozkundakci" w:date="2026-06-17T23:01:00Z" w16du:dateUtc="2026-06-17T23:01:10Z" w:id="12">
+        <w:r>
+          <w:delText>ing</w:delText>
+        </w:r>
+      </w:del>
+      <w:ins w:author="Deniz Ozkundakci" w:date="2026-06-17T23:01:00Z" w16du:dateUtc="2026-06-17T23:01:10Z" w:id="13">
+        <w:r>
+          <w:t>ed</w:t>
+        </w:r>
+      </w:ins>
+      <w:r>
+        <w:t xml:space="preserve"> more complex refugia for </w:t>
+      </w:r>
+      <w:ins w:author="Deniz Ozkundakci" w:date="2026-06-17T23:01:00Z" w16du:dateUtc="2026-06-17T23:01:28Z" w:id="14">
+        <w:r>
+          <w:t xml:space="preserve">individuals </w:t>
+        </w:r>
+        <w:r>
+          <w:t xml:space="preserve">of </w:t>
+        </w:r>
+      </w:ins>
+      <w:r>
+        <w:t>different</w:t>
+      </w:r>
+      <w:del w:author="Deniz Ozkundakci" w:date="2026-06-17T23:01:00Z" w16du:dateUtc="2026-06-17T23:01:29Z" w:id="15">
+        <w:r>
+          <w:delText>-</w:delText>
+        </w:r>
+      </w:del>
+      <w:ins w:author="Deniz Ozkundakci" w:date="2026-06-17T23:01:00Z" w16du:dateUtc="2026-06-17T23:01:29Z" w:id="16">
+        <w:r>
+          <w:t xml:space="preserve"> </w:t>
+        </w:r>
+      </w:ins>
+      <w:r>
+        <w:t>size</w:t>
+      </w:r>
+      <w:ins w:author="Deniz Ozkundakci" w:date="2026-06-17T23:01:00Z" w16du:dateUtc="2026-06-17T23:01:23Z" w:id="17">
+        <w:r>
+          <w:t>s</w:t>
+        </w:r>
+      </w:ins>
+      <w:del w:author="Deniz Ozkundakci" w:date="2026-06-17T23:01:00Z" w16du:dateUtc="2026-06-17T23:01:25Z" w:id="18">
+        <w:r>
+          <w:delText xml:space="preserve"> individuals simultaneously</w:delText>
+        </w:r>
+      </w:del>
+      <w:r>
+        <w:t>. Flat stone structures were preferred over</w:t>
       </w:r>
       <w:r>
         <w:t xml:space="preserve"> split</w:t>
@@ -353,146 +431,37 @@
         <w:t xml:space="preserve"> </w:t>
       </w:r>
       <w:r>
-        <w:t xml:space="preserve">from non-native predators </w:t>
-      </w:r>
-      <w:r>
-        <w:t>for kōura</w:t>
-      </w:r>
-      <w:r>
-        <w:t xml:space="preserve"> populations</w:t>
-      </w:r>
-      <w:r>
-        <w:t>.</w:t>
-      </w:r>
-    </w:p>
-    <w:p>
-      <w:r>
-        <w:t>keywords: Paranephrops planifrons</w:t>
-      </w:r>
-      <w:r>
-        <w:t>,</w:t>
-      </w:r>
-      <w:r>
-        <w:t xml:space="preserve"> </w:t>
-      </w:r>
-      <w:r>
-        <w:t>B</w:t>
-      </w:r>
-      <w:r>
-        <w:t xml:space="preserve">ehaviour, </w:t>
-      </w:r>
-      <w:r>
-        <w:t>H</w:t>
-      </w:r>
-      <w:r>
-        <w:t>abitat preference,</w:t>
-      </w:r>
-      <w:r>
-        <w:t xml:space="preserve"> Aotearoa New Zealand</w:t>
-      </w:r>
-      <w:r>
-        <w:t xml:space="preserve">, </w:t>
-      </w:r>
-      <w:r>
-        <w:t>C</w:t>
-      </w:r>
-      <w:r>
-        <w:t>onservation</w:t>
-      </w:r>
-    </w:p>
-    <w:p>
-      <w:pPr>
-        <w:pStyle w:val="Heading1"/>
-      </w:pPr>
-      <w:bookmarkStart w:id="6" w:name="introduction"/>
-      <w:r>
-        <w:lastRenderedPageBreak/>
-        <w:t>Introduction</w:t>
-      </w:r>
-    </w:p>
-    <w:p>
-      <w:r>
-        <w:t>Freshwater biodiversity is declining faster than in any oth</w:t>
-      </w:r>
-      <w:r>
-        <w:t>er</w:t>
-      </w:r>
-      <w:r>
-        <w:t xml:space="preserve"> ecosystem </w:t>
-      </w:r>
-      <w:r>
-        <w:t xml:space="preserve">globally, driven by habitat loss, </w:t>
-      </w:r>
-      <w:r>
-        <w:t>pollution, and invasive species</w:t>
-      </w:r>
-      <w:r>
-        <w:t xml:space="preserve"> </w:t>
-      </w:r>
-      <w:r>
-        <w:t>(Dudgeon et al., 2006)</w:t>
-      </w:r>
-      <w:r>
-        <w:t xml:space="preserve">. </w:t>
-      </w:r>
-      <w:r>
-        <w:t xml:space="preserve">Crayfish are among the most threatened freshwater invertebrates, with 32% of species assessed as threatened with extinction due to </w:t>
-      </w:r>
-      <w:r>
-        <w:t xml:space="preserve">these same </w:t>
-      </w:r>
-      <w:r>
-        <w:t>pressures</w:t>
-      </w:r>
-      <w:r>
-        <w:t xml:space="preserve"> (Richman et al., 2015). As keystone species and ecosystem engineers, crayfish play crucial roles in freshwater food webs through shredding of leaf litter, bioturbation of sediments, and nutrient cycling, and their loss can have profound cascading effects on freshwater ecosystems (Collier et al., 1997; Momot, 1995; Parkyn et al., 2001). The increasing degradation of freshwater habitats therefore not only threatens crayfish populations but also risks disrupting the ecosystem processes crayfish sustain.</w:t>
-      </w:r>
-    </w:p>
-    <w:p>
-      <w:pPr>
-        <w:rPr>
-          <w:rFonts w:cstheme="minorHAnsi"/>
-        </w:rPr>
-      </w:pPr>
-      <w:r>
-        <w:t xml:space="preserve">Habitat complexity is a key driver of crayfish population persistence, as structurally diverse habitats provide physical refugia from predators, foraging opportunities, and shelter during moulting when individuals are particularly vulnerable (Hammond et al., 2006). Shelter availability directly increases crayfish survival and growth under predation pressure (Adams, 2007), making refuge quality a critical consideration for both natural habitat persistence and restoration design. Crayfish use a wide variety of natural and artificial structures as shelter, including rocks, woody debris, and even anthropogenic objects such as bottles and discarded appliances (Adams, 2014; Parkyn et al., 2009), </w:t>
-      </w:r>
-      <w:commentRangeStart w:id="7"/>
-      <w:r>
-        <w:t>demonstrating considerable flexibility in habitat use</w:t>
-      </w:r>
-      <w:commentRangeEnd w:id="7"/>
+        <w:t xml:space="preserve">from </w:t>
+      </w:r>
+      <w:commentRangeStart w:id="19"/>
+      <w:r>
+        <w:t>non-native predators</w:t>
+      </w:r>
+      <w:commentRangeEnd w:id="19"/>
       <w:r>
         <w:rPr>
           <w:rStyle w:val="CommentReference"/>
           <w:sz w:val="22"/>
           <w:szCs w:val="22"/>
         </w:rPr>
-        <w:commentReference w:id="7"/>
+        <w:commentReference w:id="19"/>
+      </w:r>
+      <w:r>
+        <w:t xml:space="preserve"> </w:t>
+      </w:r>
+      <w:r>
+        <w:t>for kōura</w:t>
+      </w:r>
+      <w:r>
+        <w:t xml:space="preserve"> populations</w:t>
       </w:r>
       <w:r>
         <w:t>.</w:t>
       </w:r>
-      <w:r>
-        <w:t xml:space="preserve"> While </w:t>
-      </w:r>
-      <w:r>
-        <w:t xml:space="preserve">this diversity of potential </w:t>
-      </w:r>
-      <w:r>
-        <w:t xml:space="preserve">refugia </w:t>
-      </w:r>
-      <w:r>
-        <w:t>is well documented, preference</w:t>
-      </w:r>
-      <w:r>
-        <w:t>s</w:t>
-      </w:r>
-      <w:r>
-        <w:t xml:space="preserve"> among different structure ty</w:t>
-      </w:r>
-      <w:r>
-        <w:t>pes remains poorly understood</w:t>
+    </w:p>
+    <w:p>
+      <w:r>
+        <w:t>keywords: Paranephrops planifrons</w:t>
       </w:r>
       <w:r>
         <w:t>,</w:t>
@@ -501,632 +470,938 @@
         <w:t xml:space="preserve"> </w:t>
       </w:r>
       <w:r>
-        <w:t xml:space="preserve">even though </w:t>
-      </w:r>
-      <w:r>
-        <w:t>knowledge of habitat preference</w:t>
-      </w:r>
-      <w:r>
-        <w:t>s</w:t>
-      </w:r>
-      <w:r>
-        <w:t xml:space="preserve"> is </w:t>
-      </w:r>
-      <w:r>
-        <w:t>fundamental to designing effective enhancement structures for restoration</w:t>
-      </w:r>
-      <w:r>
-        <w:t xml:space="preserve">. </w:t>
-      </w:r>
-      <w:r>
-        <w:t xml:space="preserve">In the context of freshwater restoration, increasing structural complexity through providing shelters has improved crayfish abundance and restocking success in degraded streams and lakes (Huolila et al., 1997; Johnsen &amp; Taugbøl, 2008), and the availability of coarser </w:t>
-      </w:r>
-      <w:r>
-        <w:rPr>
-          <w:rFonts w:cstheme="minorHAnsi"/>
-        </w:rPr>
-        <w:t>substrate has also been shown to improve juvenile survival rates (Mazlum et al., 2017). These findings indicate that enhancing habitat complexity can be a useful management tool for threatened crayfish populations</w:t>
-      </w:r>
-      <w:r>
-        <w:rPr>
-          <w:rFonts w:cstheme="minorHAnsi"/>
-        </w:rPr>
-        <w:t xml:space="preserve">, yet </w:t>
-      </w:r>
-      <w:r>
-        <w:rPr>
-          <w:rFonts w:cstheme="minorHAnsi"/>
-        </w:rPr>
-        <w:t>systematic comparisons of shelter configurations for freshwater crayfish restoration remain largely absent from the literature.</w:t>
-      </w:r>
-    </w:p>
-    <w:p>
-      <w:r>
-        <w:t>Shelter selection in crayfish is strongly influenced by body size, as individuals actively select refugia proportional to their dimensions. Crayfish individuals tend to select</w:t>
-      </w:r>
-      <w:r>
-        <w:t xml:space="preserve"> </w:t>
-      </w:r>
-      <w:r>
-        <w:t xml:space="preserve">stones more than 3 times longer and 1.25 times wider than their carapace length, with larger males consistently selecting larger stones (Streissl &amp; Hödl, 2002). Social dynamics further complicate shelter use when refuge availability is limited, as competitive interactions among conspecifics determine which individuals gain access to preferred shelters. Dominance hierarchies based on body size and reproductive status show that males and maternal females often are able to take </w:t>
-      </w:r>
-      <w:r>
-        <w:t xml:space="preserve">over </w:t>
-      </w:r>
-      <w:r>
-        <w:t xml:space="preserve">shelters from non-maternal </w:t>
-      </w:r>
-      <w:r>
-        <w:lastRenderedPageBreak/>
-        <w:t xml:space="preserve">females, while adults consistently outcompete juveniles for shelter access (Figler et al., 2005). </w:t>
-      </w:r>
-      <w:commentRangeStart w:id="8"/>
-      <w:commentRangeStart w:id="9"/>
-      <w:r>
-        <w:t xml:space="preserve">Body size and shelter dimensions have direct competitive consequences as crayfish in undersized shelters initiated and won more fights than those in appropriately sized shelters, suggesting that shelter fit influences an individual’s assessment of its own fighting ability </w:t>
-      </w:r>
-      <w:commentRangeEnd w:id="8"/>
+        <w:t>B</w:t>
+      </w:r>
+      <w:r>
+        <w:t xml:space="preserve">ehaviour, </w:t>
+      </w:r>
+      <w:r>
+        <w:t>H</w:t>
+      </w:r>
+      <w:r>
+        <w:t>abitat preference,</w:t>
+      </w:r>
+      <w:r>
+        <w:t xml:space="preserve"> Aotearoa New Zealand</w:t>
+      </w:r>
+      <w:r>
+        <w:t xml:space="preserve">, </w:t>
+      </w:r>
+      <w:commentRangeStart w:id="20"/>
+      <w:r>
+        <w:t>C</w:t>
+      </w:r>
+      <w:r>
+        <w:t>onservation</w:t>
+      </w:r>
+      <w:commentRangeEnd w:id="20"/>
       <w:r>
         <w:rPr>
           <w:rStyle w:val="CommentReference"/>
           <w:sz w:val="22"/>
           <w:szCs w:val="22"/>
         </w:rPr>
-        <w:commentReference w:id="8"/>
-      </w:r>
-      <w:commentRangeEnd w:id="9"/>
+        <w:commentReference w:id="20"/>
+      </w:r>
+    </w:p>
+    <w:p>
+      <w:pPr>
+        <w:pStyle w:val="Heading1"/>
+      </w:pPr>
+      <w:bookmarkStart w:name="introduction" w:id="21"/>
+      <w:r>
+        <w:t>Introduction</w:t>
+      </w:r>
+    </w:p>
+    <w:p>
+      <w:r>
+        <w:t>Freshwater biodiversity is declining faster than in any oth</w:t>
+      </w:r>
+      <w:r>
+        <w:t>er</w:t>
+      </w:r>
+      <w:r>
+        <w:t xml:space="preserve"> ecosystem </w:t>
+      </w:r>
+      <w:r>
+        <w:t xml:space="preserve">globally, driven by habitat loss, </w:t>
+      </w:r>
+      <w:r>
+        <w:t>pollution, and invasive species</w:t>
+      </w:r>
+      <w:r>
+        <w:t xml:space="preserve"> </w:t>
+      </w:r>
+      <w:r>
+        <w:t>(Dudgeon et al., 2006)</w:t>
+      </w:r>
+      <w:r>
+        <w:t xml:space="preserve">. </w:t>
+      </w:r>
+      <w:r>
+        <w:t xml:space="preserve">Crayfish are among the most threatened freshwater invertebrates, with 32% of species assessed as threatened with extinction due to </w:t>
+      </w:r>
+      <w:r>
+        <w:t xml:space="preserve">these same </w:t>
+      </w:r>
+      <w:r>
+        <w:t>pressures</w:t>
+      </w:r>
+      <w:r>
+        <w:t xml:space="preserve"> (Richman et al., 2015). As keystone species and ecosystem engineers, crayfish play crucial roles in freshwater food webs through shredding of leaf litter, bioturbation of sediments, and nutrient cycling, and their loss can have profound cascading effects on freshwater ecosystems (Collier et al., 1997; Momot, 1995; Parkyn et al., 2001). The increasing degradation of freshwater habitats therefore not only threatens crayfish populations but also risks disrupting the ecosystem processes crayfish sustain.</w:t>
+      </w:r>
+    </w:p>
+    <w:p>
+      <w:pPr>
+        <w:rPr>
+          <w:rFonts w:cstheme="minorHAnsi"/>
+        </w:rPr>
+      </w:pPr>
+      <w:r>
+        <w:t xml:space="preserve">Habitat complexity is a key driver of crayfish population persistence, as structurally diverse habitats provide physical refugia from predators, foraging opportunities, and shelter during moulting when individuals are particularly vulnerable (Hammond et al., 2006). Shelter availability directly increases crayfish survival and growth under predation pressure (Adams, 2007), making refuge quality a critical consideration for both natural habitat persistence and restoration design. Crayfish use a wide variety of natural and artificial structures as shelter, including rocks, woody debris, and even anthropogenic objects such as bottles and discarded appliances (Adams, 2014; Parkyn et al., 2009), </w:t>
+      </w:r>
+      <w:commentRangeStart w:id="22"/>
+      <w:r>
+        <w:t>demonstrating considerable flexibility in habitat use</w:t>
+      </w:r>
+      <w:commentRangeEnd w:id="22"/>
       <w:r>
         <w:rPr>
           <w:rStyle w:val="CommentReference"/>
           <w:sz w:val="22"/>
           <w:szCs w:val="22"/>
         </w:rPr>
-        <w:commentReference w:id="9"/>
-      </w:r>
-      <w:r>
-        <w:t xml:space="preserve">(Percival &amp; Moore, 2010). </w:t>
-      </w:r>
-      <w:r>
-        <w:t xml:space="preserve">Body </w:t>
-      </w:r>
-      <w:r>
-        <w:t>size</w:t>
-      </w:r>
-      <w:r>
-        <w:t xml:space="preserve"> ratio</w:t>
+        <w:commentReference w:id="22"/>
+      </w:r>
+      <w:r>
+        <w:t>.</w:t>
+      </w:r>
+      <w:r>
+        <w:t xml:space="preserve"> While </w:t>
+      </w:r>
+      <w:r>
+        <w:t xml:space="preserve">this diversity of potential </w:t>
+      </w:r>
+      <w:r>
+        <w:t xml:space="preserve">refugia </w:t>
+      </w:r>
+      <w:r>
+        <w:t>is well documented, preference</w:t>
       </w:r>
       <w:r>
         <w:t>s</w:t>
       </w:r>
       <w:r>
-        <w:t xml:space="preserve"> between contestants </w:t>
-      </w:r>
-      <w:r>
-        <w:t>are</w:t>
-      </w:r>
-      <w:r>
-        <w:t xml:space="preserve"> a strong predictor of shelter takeover success, although prior ownership can offset size disadvantages (Ranta &amp; Lindström, 1993), particularly when both individuals hold high-quality shelters (Takahashi et al., 2019). At the population level, habitat complexity buffers these competitive effects, with juveniles in structurally complex habitats showing higher survival, faster growth, and greater moulting rates as more shelter availability reduces agonistic interactions (Olsson &amp; Nyström, 2009). Together, shelter use in crayfish reflects an interaction between individual body size and social competitive dynamics, suggesting that effective habitat enhancement structures must provide a range of shelter sizes to support different life stages and size classes simultaneously.</w:t>
-      </w:r>
-    </w:p>
-    <w:p>
-      <w:r>
-        <w:t>The material and structural properties of shelters</w:t>
-      </w:r>
-      <w:r>
-        <w:t xml:space="preserve"> can</w:t>
-      </w:r>
-      <w:r>
-        <w:t xml:space="preserve"> influence their value as refugia. </w:t>
-      </w:r>
-      <w:r>
-        <w:t>In a s</w:t>
-      </w:r>
-      <w:r>
-        <w:t>tud</w:t>
-      </w:r>
-      <w:r>
-        <w:t>y</w:t>
-      </w:r>
-      <w:r>
-        <w:t xml:space="preserve"> comparing shelter configurations </w:t>
-      </w:r>
-      <w:r>
-        <w:t xml:space="preserve">on reef fish assemblages, </w:t>
-      </w:r>
-      <w:r>
-        <w:t>the availability and size of enclosed spaces matter</w:t>
-      </w:r>
-      <w:r>
-        <w:t>ed</w:t>
-      </w:r>
-      <w:r>
-        <w:t xml:space="preserve"> more than total structure volume (Hylkema et al., 2020). Additionally, enclosed structures such as PVC pipes provide greater protection against predatory fish than stone or vegetation structures, likely due to their consistent hole dimensions (Zhao et al., 2024). </w:t>
-      </w:r>
-      <w:r>
-        <w:t>However, t</w:t>
-      </w:r>
-      <w:r>
-        <w:t xml:space="preserve">he use of synthetic materials like PVC pipes in restoration ecology brings ecological concerns, particularly in contexts where introducing non-native materials may conflict with conservation values or indigenous cultural frameworks (Cooke et al., 2023; Wehi &amp; Lord, 2017). Natural materials such as stones and wood offer ecologically compatible alternatives, yet the importance of structural configuration versus material composition for crayfish shelter preference </w:t>
-      </w:r>
-      <w:r>
-        <w:t>is poorly understood</w:t>
-      </w:r>
-      <w:r>
-        <w:t>.</w:t>
-      </w:r>
-    </w:p>
-    <w:p>
-      <w:r>
-        <w:t>In Aotearoa-New Zealand (hereafter Aotearoa), the endemic freshwater crayfish kōura (</w:t>
-      </w:r>
-      <w:r>
-        <w:rPr>
-          <w:i/>
-          <w:iCs/>
-        </w:rPr>
-        <w:t>Paranephrops planifrons</w:t>
-      </w:r>
-      <w:r>
-        <w:t>) faces conservation pressure from habitat loss, water quality degradation, and predation by invasive species (Lee et al., 2025</w:t>
-      </w:r>
-      <w:r>
-        <w:t>; Kusabs et al., 2026</w:t>
-      </w:r>
-      <w:r>
-        <w:t>). Kōura are</w:t>
-      </w:r>
-      <w:r>
-        <w:t xml:space="preserve"> a</w:t>
+        <w:t xml:space="preserve"> among different structure ty</w:t>
+      </w:r>
+      <w:r>
+        <w:t>pes remains poorly understood</w:t>
+      </w:r>
+      <w:r>
+        <w:t>,</w:t>
       </w:r>
       <w:r>
         <w:t xml:space="preserve"> </w:t>
       </w:r>
       <w:r>
-        <w:rPr>
-          <w:i/>
-          <w:iCs/>
-        </w:rPr>
-        <w:t>taonga</w:t>
-      </w:r>
-      <w:r>
-        <w:t xml:space="preserve"> (culturally treasured) species for Māori, the indigenous people of Aotearoa, and hold significant ecological and cultural value in freshwater ecosystems (Kusabs &amp; Quinn, 2009</w:t>
-      </w:r>
-      <w:r>
-        <w:t xml:space="preserve">; Kusabs </w:t>
-      </w:r>
-      <w:r>
-        <w:t xml:space="preserve">et al. </w:t>
-      </w:r>
-      <w:r>
-        <w:t>2015a</w:t>
-      </w:r>
-      <w:commentRangeStart w:id="10"/>
-      <w:r>
-        <w:t>).</w:t>
-      </w:r>
-      <w:commentRangeEnd w:id="10"/>
+        <w:t xml:space="preserve">even though </w:t>
+      </w:r>
+      <w:r>
+        <w:t>knowledge of habitat preference</w:t>
+      </w:r>
+      <w:r>
+        <w:t>s</w:t>
+      </w:r>
+      <w:r>
+        <w:t xml:space="preserve"> is </w:t>
+      </w:r>
+      <w:r>
+        <w:t>fundamental to designing effective enhancement structures for restoration</w:t>
+      </w:r>
+      <w:r>
+        <w:t xml:space="preserve">. </w:t>
+      </w:r>
+      <w:r>
+        <w:t xml:space="preserve">In the context of freshwater restoration, increasing structural complexity through providing shelters has improved crayfish abundance and restocking success in degraded streams and lakes (Huolila et al., 1997; Johnsen &amp; Taugbøl, 2008), and the availability of coarser </w:t>
+      </w:r>
+      <w:r>
+        <w:rPr>
+          <w:rFonts w:cstheme="minorHAnsi"/>
+        </w:rPr>
+        <w:t>substrate has also been shown to improve juvenile survival rates (Mazlum et al., 2017). These findings indicate that enhancing habitat complexity can be a useful management tool for threatened crayfish populations</w:t>
+      </w:r>
+      <w:r>
+        <w:rPr>
+          <w:rFonts w:cstheme="minorHAnsi"/>
+        </w:rPr>
+        <w:t xml:space="preserve">, yet </w:t>
+      </w:r>
+      <w:r>
+        <w:rPr>
+          <w:rFonts w:cstheme="minorHAnsi"/>
+        </w:rPr>
+        <w:t>systematic comparisons of shelter configurations for freshwater crayfish restoration remain largely absent from the literature.</w:t>
+      </w:r>
+    </w:p>
+    <w:p>
+      <w:r>
+        <w:t>Shelter selection in crayfish is strongly influenced by body size, as individuals actively select refugia proportional to their dimensions. Crayfish individuals tend to select</w:t>
+      </w:r>
+      <w:r>
+        <w:t xml:space="preserve"> </w:t>
+      </w:r>
+      <w:r>
+        <w:t xml:space="preserve">stones more than 3 times longer and 1.25 times wider than their carapace length, with larger males consistently selecting larger stones (Streissl &amp; Hödl, 2002). Social dynamics further complicate shelter use when refuge availability is limited, as competitive interactions among conspecifics determine which individuals gain access to preferred shelters. Dominance hierarchies based on body size and reproductive status show that males and maternal females often are able to take </w:t>
+      </w:r>
+      <w:r>
+        <w:t xml:space="preserve">over </w:t>
+      </w:r>
+      <w:r>
+        <w:t xml:space="preserve">shelters from non-maternal females, while adults consistently outcompete juveniles for shelter access (Figler et al., 2005). </w:t>
+      </w:r>
+      <w:commentRangeStart w:id="23"/>
+      <w:commentRangeStart w:id="24"/>
+      <w:r>
+        <w:t xml:space="preserve">Body size and shelter dimensions have direct competitive consequences as crayfish in undersized shelters initiated and won more fights than those in appropriately sized shelters, suggesting that shelter fit influences an individual’s assessment of its own fighting ability </w:t>
+      </w:r>
+      <w:commentRangeEnd w:id="23"/>
       <w:r>
         <w:rPr>
           <w:rStyle w:val="CommentReference"/>
           <w:sz w:val="22"/>
           <w:szCs w:val="22"/>
         </w:rPr>
-        <w:commentReference w:id="10"/>
-      </w:r>
-      <w:r>
+        <w:commentReference w:id="23"/>
+      </w:r>
+      <w:commentRangeEnd w:id="24"/>
+      <w:r>
+        <w:rPr>
+          <w:rStyle w:val="CommentReference"/>
+        </w:rPr>
+        <w:commentReference w:id="24"/>
+      </w:r>
+      <w:r>
+        <w:t xml:space="preserve">(Percival &amp; Moore, 2010). </w:t>
+      </w:r>
+      <w:r>
+        <w:t xml:space="preserve">Body </w:t>
+      </w:r>
+      <w:r>
+        <w:t>size</w:t>
+      </w:r>
+      <w:r>
+        <w:t xml:space="preserve"> ratio</w:t>
+      </w:r>
+      <w:r>
+        <w:t>s</w:t>
+      </w:r>
+      <w:r>
+        <w:t xml:space="preserve"> between contestants </w:t>
+      </w:r>
+      <w:r>
+        <w:t>are</w:t>
+      </w:r>
+      <w:r>
+        <w:t xml:space="preserve"> a strong predictor of shelter takeover success, although prior ownership can offset size disadvantages (Ranta &amp; Lindström, 1993), particularly when both individuals hold high-quality shelters (Takahashi et al., 2019). At the population level, habitat complexity buffers these competitive effects, with juveniles in structurally complex habitats showing higher survival, faster growth, and greater moulting rates as more shelter availability reduces agonistic interactions (Olsson &amp; Nyström, 2009). Together, shelter use in crayfish reflects an interaction between individual body size and social competitive dynamics, suggesting that effective habitat enhancement structures must provide a range of shelter sizes to support different life stages and size classes simultaneously.</w:t>
+      </w:r>
+    </w:p>
+    <w:p>
+      <w:r>
+        <w:t>The material and structural properties of shelters</w:t>
+      </w:r>
+      <w:r>
+        <w:t xml:space="preserve"> can</w:t>
+      </w:r>
+      <w:r>
+        <w:t xml:space="preserve"> influence their value as refugia. </w:t>
+      </w:r>
+      <w:r>
+        <w:t>In a s</w:t>
+      </w:r>
+      <w:r>
+        <w:t>tud</w:t>
+      </w:r>
+      <w:r>
+        <w:t>y</w:t>
+      </w:r>
+      <w:r>
+        <w:t xml:space="preserve"> comparing shelter configurations </w:t>
+      </w:r>
+      <w:r>
+        <w:t xml:space="preserve">on reef fish assemblages, </w:t>
+      </w:r>
+      <w:r>
+        <w:t>the availability and size of enclosed spaces matter</w:t>
+      </w:r>
+      <w:r>
+        <w:t>ed</w:t>
+      </w:r>
+      <w:r>
+        <w:t xml:space="preserve"> more than total structure volume (Hylkema et al., 2020). Additionally, enclosed structures such as PVC pipes provide greater protection against predatory fish than stone or vegetation structures, likely due to their consistent hole dimensions (Zhao et al., 2024). </w:t>
+      </w:r>
+      <w:r>
+        <w:t>However, t</w:t>
+      </w:r>
+      <w:r>
+        <w:t xml:space="preserve">he use of synthetic materials like PVC pipes in restoration ecology brings ecological concerns, particularly in contexts where introducing non-native materials may conflict with conservation values or indigenous cultural frameworks (Cooke et al., 2023; Wehi &amp; Lord, 2017). Natural materials such as stones and wood offer ecologically compatible alternatives, yet the importance of structural configuration versus material composition for crayfish shelter preference </w:t>
+      </w:r>
+      <w:r>
+        <w:t>is poorly understood</w:t>
+      </w:r>
+      <w:r>
+        <w:t>.</w:t>
+      </w:r>
+    </w:p>
+    <w:p>
+      <w:r>
+        <w:rPr/>
+        <w:t>In Aotearoa-New Zealand (hereafter Aotearoa), the endemic freshwater crayfish kōura (</w:t>
+      </w:r>
+      <w:r>
+        <w:rPr>
+          <w:i w:val="1"/>
+          <w:iCs w:val="1"/>
+        </w:rPr>
+        <w:t>Paranephrops</w:t>
+      </w:r>
+      <w:r>
+        <w:rPr>
+          <w:i w:val="1"/>
+          <w:iCs w:val="1"/>
+        </w:rPr>
+        <w:t xml:space="preserve"> </w:t>
+      </w:r>
+      <w:r>
+        <w:rPr>
+          <w:i w:val="1"/>
+          <w:iCs w:val="1"/>
+        </w:rPr>
+        <w:t>planifrons</w:t>
+      </w:r>
+      <w:r>
+        <w:rPr/>
+        <w:t>) faces conservation pressure from habitat loss, water quality degradation, and predation by invasive species (Lee et al., 2025</w:t>
+      </w:r>
+      <w:r>
+        <w:rPr/>
+        <w:t>; Kusabs et al., 2026</w:t>
+      </w:r>
+      <w:r>
+        <w:rPr/>
+        <w:t>). Kōura are</w:t>
+      </w:r>
+      <w:r>
+        <w:rPr/>
+        <w:t xml:space="preserve"> a</w:t>
+      </w:r>
+      <w:r>
+        <w:rPr/>
+        <w:t xml:space="preserve"> </w:t>
+      </w:r>
+      <w:r>
+        <w:rPr>
+          <w:i w:val="1"/>
+          <w:iCs w:val="1"/>
+        </w:rPr>
+        <w:t>taonga</w:t>
+      </w:r>
+      <w:r>
+        <w:rPr/>
+        <w:t xml:space="preserve"> (culturally treasured) species for Māori, the indigenous people of Aotearoa, and hold significant ecological and cultural value in freshwater ecosystems (Kusabs &amp; Quinn, 2009</w:t>
+      </w:r>
+      <w:r>
+        <w:rPr/>
+        <w:t xml:space="preserve">; Kusabs </w:t>
+      </w:r>
+      <w:r>
+        <w:rPr/>
+        <w:t xml:space="preserve">et al. </w:t>
+      </w:r>
+      <w:r>
+        <w:rPr/>
+        <w:t>2015a</w:t>
+      </w:r>
+      <w:commentRangeStart w:id="25"/>
+      <w:r>
+        <w:rPr/>
+        <w:t>).</w:t>
+      </w:r>
+      <w:commentRangeEnd w:id="25"/>
+      <w:r>
+        <w:rPr>
+          <w:rStyle w:val="CommentReference"/>
+        </w:rPr>
+        <w:commentReference w:id="25"/>
+      </w:r>
+      <w:r>
+        <w:rPr/>
         <w:t xml:space="preserve"> In their natural habitat, kōura are positively associated with overhanging banks, coarse substrates, and woody debris (</w:t>
       </w:r>
       <w:r>
-        <w:t xml:space="preserve">Usio &amp; Townsend, 2000; </w:t>
-      </w:r>
-      <w:r>
-        <w:t>Jowett et al., 2008; Parkyn et al., 2009; Raven et al., in</w:t>
-      </w:r>
-      <w:r>
+        <w:rPr/>
+        <w:t>Usio</w:t>
+      </w:r>
+      <w:r>
+        <w:rPr/>
+        <w:t xml:space="preserve"> &amp; Townsend, 2000; </w:t>
+      </w:r>
+      <w:r>
+        <w:rPr/>
+        <w:t>Jowett et al., 2008; Parkyn et al., 2009; Raven et al.</w:t>
+      </w:r>
+      <w:ins w:author="Deniz Ozkundakci" w:date="2026-06-17T23:11:49.437Z" w16du:dateUtc="2026-06-17T23:11:49.437Z" w:id="1914898871">
+        <w:r>
+          <w:t>(a)</w:t>
+        </w:r>
+      </w:ins>
+      <w:r>
+        <w:rPr/>
+        <w:t>, in</w:t>
+      </w:r>
+      <w:r>
+        <w:rPr/>
         <w:t xml:space="preserve"> </w:t>
       </w:r>
       <w:r>
+        <w:rPr/>
         <w:t>review</w:t>
       </w:r>
-      <w:r>
-        <w:t>a</w:t>
-      </w:r>
-      <w:r>
+      <w:del w:author="Deniz Ozkundakci" w:date="2026-06-17T23:11:53.749Z" w16du:dateUtc="2026-06-17T23:11:53.749Z" w:id="747144987">
+        <w:r>
+          <w:delText>a</w:delText>
+        </w:r>
+      </w:del>
+      <w:r>
+        <w:rPr/>
         <w:t>). Kōura have been shown to significantly increase refuge use in the presence of predators (</w:t>
       </w:r>
       <w:r>
+        <w:rPr/>
         <w:t xml:space="preserve">Shave et al., 1994; </w:t>
       </w:r>
       <w:r>
-        <w:t>Raven et al., in</w:t>
-      </w:r>
-      <w:r>
+        <w:rPr/>
+        <w:t>Raven et al.</w:t>
+      </w:r>
+      <w:ins w:author="Deniz Ozkundakci" w:date="2026-06-17T23:11:57.39Z" w16du:dateUtc="2026-06-17T23:11:57.39Z" w:id="1436580696">
+        <w:r>
+          <w:t>(b)</w:t>
+        </w:r>
+      </w:ins>
+      <w:r>
+        <w:rPr/>
+        <w:t>, in</w:t>
+      </w:r>
+      <w:r>
+        <w:rPr/>
         <w:t xml:space="preserve"> </w:t>
       </w:r>
       <w:r>
+        <w:rPr/>
         <w:t>review</w:t>
       </w:r>
-      <w:r>
-        <w:t>b</w:t>
-      </w:r>
-      <w:r>
-        <w:t>). Habitat restoration by increasing shelter availability represents a promising management tool for kōura recovery, and the use of natural materials aligns with ecological and cultural values.</w:t>
-      </w:r>
-    </w:p>
-    <w:p>
-      <w:r>
-        <w:lastRenderedPageBreak/>
+      <w:del w:author="Deniz Ozkundakci" w:date="2026-06-17T23:12:00.164Z" w16du:dateUtc="2026-06-17T23:12:00.164Z" w:id="1575418493">
+        <w:r>
+          <w:delText>b</w:delText>
+        </w:r>
+      </w:del>
+      <w:r>
+        <w:rPr/>
+        <w:t xml:space="preserve">). Habitat restoration by increasing shelter availability </w:t>
+      </w:r>
+      <w:r>
+        <w:rPr/>
+        <w:t>represents</w:t>
+      </w:r>
+      <w:r>
+        <w:rPr/>
+        <w:t xml:space="preserve"> a promising management tool for kōura recovery, and the use of natural materials aligns with ecological and cultural values.</w:t>
+      </w:r>
+    </w:p>
+    <w:p>
+      <w:r>
+        <w:rPr/>
         <w:t>In this study, four</w:t>
       </w:r>
-      <w:commentRangeStart w:id="11"/>
-      <w:r>
+      <w:commentRangeStart w:id="26"/>
+      <w:r>
+        <w:rPr/>
         <w:t xml:space="preserve"> </w:t>
       </w:r>
-      <w:commentRangeEnd w:id="11"/>
+      <w:commentRangeEnd w:id="26"/>
+      <w:r>
+        <w:rPr>
+          <w:rStyle w:val="CommentReference"/>
+        </w:rPr>
+        <w:commentReference w:id="26"/>
+      </w:r>
+      <w:r>
+        <w:rPr/>
+        <w:t xml:space="preserve">mesocosm experiments were conducted to </w:t>
+      </w:r>
+      <w:r>
+        <w:rPr/>
+        <w:t>identify</w:t>
+      </w:r>
+      <w:r>
+        <w:rPr/>
+        <w:t xml:space="preserve"> kōura </w:t>
+      </w:r>
+      <w:r>
+        <w:rPr/>
+        <w:t xml:space="preserve">habitat </w:t>
+      </w:r>
+      <w:r>
+        <w:rPr/>
+        <w:t>preferences</w:t>
+      </w:r>
+      <w:r>
+        <w:rPr/>
+        <w:t xml:space="preserve">. We </w:t>
+      </w:r>
+      <w:r>
+        <w:rPr/>
+        <w:t xml:space="preserve">assessed </w:t>
+      </w:r>
+      <w:r>
+        <w:rPr/>
+        <w:t>different structures varying in material and configuration</w:t>
+      </w:r>
+      <w:r>
+        <w:rPr/>
+        <w:t xml:space="preserve"> influence refuge </w:t>
+      </w:r>
+      <w:r>
+        <w:rPr/>
+        <w:t>selection</w:t>
+      </w:r>
+      <w:r>
+        <w:rPr/>
+        <w:t xml:space="preserve"> when accounting for </w:t>
+      </w:r>
+      <w:r>
+        <w:rPr/>
+        <w:t>individual behaviour, body size, and group interactions. We predicted that 1) Structurally complex structures providing enclosed crevices would be preferred over isolated or open structures, as enclosed spaces reduce predation risk</w:t>
+      </w:r>
+      <w:del w:author="Deniz Ozkundakci" w:date="2026-06-17T23:13:31.221Z" w16du:dateUtc="2026-06-17T23:13:31.221Z" w:id="868730672">
+        <w:r>
+          <w:delText>.</w:delText>
+        </w:r>
+      </w:del>
+      <w:ins w:author="Deniz Ozkundakci" w:date="2026-06-17T23:13:31.265Z" w16du:dateUtc="2026-06-17T23:13:31.265Z" w:id="1870887413">
+        <w:r>
+          <w:t>;</w:t>
+        </w:r>
+      </w:ins>
+      <w:r>
+        <w:rPr/>
+        <w:t xml:space="preserve"> 2) Structure preference would be size-dependent, with larger kōura selecting structures with larger refuge spaces (Percival &amp; Moore, 2010; Streissl &amp; Hödl, 2002)</w:t>
+      </w:r>
+      <w:del w:author="Deniz Ozkundakci" w:date="2026-06-17T23:13:33.717Z" w16du:dateUtc="2026-06-17T23:13:33.717Z" w:id="1801232601">
+        <w:r>
+          <w:delText>.</w:delText>
+        </w:r>
+      </w:del>
+      <w:ins w:author="Deniz Ozkundakci" w:date="2026-06-17T23:13:33.76Z" w16du:dateUtc="2026-06-17T23:13:33.76Z" w:id="1651990734">
+        <w:r>
+          <w:t>;</w:t>
+        </w:r>
+      </w:ins>
+      <w:r>
+        <w:rPr/>
+        <w:t xml:space="preserve"> 3) Stone-based structures would be preferred over wood due to greater structural stability, and 4) material type alone would not influence refuge preference between concrete and wooden bricks. The results </w:t>
+      </w:r>
+      <w:r>
+        <w:rPr/>
+        <w:t>provide</w:t>
+      </w:r>
+      <w:r>
+        <w:rPr/>
+        <w:t xml:space="preserve"> practical guidance for designing cost-effective, ecologically </w:t>
+      </w:r>
+      <w:r>
+        <w:rPr/>
+        <w:t>appropriate habitat</w:t>
+      </w:r>
+      <w:r>
+        <w:rPr/>
+        <w:t xml:space="preserve"> enhancement structures to </w:t>
+      </w:r>
+      <w:r>
+        <w:rPr/>
+        <w:t>enh</w:t>
+      </w:r>
+      <w:r>
+        <w:rPr/>
+        <w:t>an</w:t>
+      </w:r>
+      <w:r>
+        <w:rPr/>
+        <w:t>ce</w:t>
+      </w:r>
+      <w:r>
+        <w:rPr/>
+        <w:t xml:space="preserve"> kōura </w:t>
+      </w:r>
+      <w:r>
+        <w:rPr/>
+        <w:t xml:space="preserve">abundance and support </w:t>
+      </w:r>
+      <w:r>
+        <w:rPr/>
+        <w:t>population recovery.</w:t>
+      </w:r>
+    </w:p>
+    <w:p>
+      <w:pPr>
+        <w:pStyle w:val="Heading1"/>
+      </w:pPr>
+      <w:bookmarkStart w:name="materials-and-methods" w:id="27"/>
+      <w:bookmarkEnd w:id="21"/>
+      <w:r>
+        <w:t>Materials and Methods</w:t>
+      </w:r>
+    </w:p>
+    <w:p>
+      <w:pPr>
+        <w:pStyle w:val="Heading2"/>
+      </w:pPr>
+      <w:bookmarkStart w:name="animal-collection-and-tank-setup" w:id="28"/>
+      <w:r>
+        <w:t>Animal collection and tank setup</w:t>
+      </w:r>
+    </w:p>
+    <w:p>
+      <w:r>
+        <w:t xml:space="preserve">In mid-August 2025, 72 kōura were sourced from </w:t>
+      </w:r>
+      <w:r>
+        <w:t>L</w:t>
+      </w:r>
+      <w:r>
+        <w:t xml:space="preserve">akes </w:t>
+      </w:r>
+      <w:commentRangeStart w:id="29"/>
+      <w:commentRangeStart w:id="30"/>
+      <w:commentRangeStart w:id="31"/>
+      <w:r>
+        <w:t>Ōkāreka and Tikitapu</w:t>
+      </w:r>
+      <w:commentRangeEnd w:id="29"/>
       <w:r>
         <w:rPr>
           <w:rStyle w:val="CommentReference"/>
           <w:sz w:val="22"/>
           <w:szCs w:val="22"/>
         </w:rPr>
-        <w:commentReference w:id="11"/>
-      </w:r>
-      <w:r>
-        <w:t xml:space="preserve">mesocosm experiments were conducted to identify kōura </w:t>
-      </w:r>
-      <w:r>
-        <w:t xml:space="preserve">habitat </w:t>
-      </w:r>
-      <w:r>
-        <w:t>preferences</w:t>
-      </w:r>
-      <w:r>
-        <w:t xml:space="preserve">. We </w:t>
-      </w:r>
-      <w:r>
-        <w:t xml:space="preserve">assessed </w:t>
-      </w:r>
-      <w:r>
-        <w:t>different structures varying in material and configuration</w:t>
-      </w:r>
-      <w:r>
-        <w:t xml:space="preserve"> influence refuge selection when accounting for </w:t>
-      </w:r>
-      <w:r>
-        <w:t xml:space="preserve">individual behaviour, body size, and group interactions. We predicted that 1) Structurally complex structures providing enclosed crevices would be preferred over isolated or open structures, as enclosed spaces reduce predation risk. 2) Structure preference would be size-dependent, with larger kōura selecting structures with larger refuge spaces (Percival &amp; Moore, 2010; Streissl &amp; Hödl, 2002). 3) Stone-based structures would be preferred over wood due to greater structural stability, and 4) material type alone would not influence refuge preference between concrete and wooden bricks. The results provide practical guidance for designing cost-effective, ecologically appropriate habitat enhancement structures to </w:t>
-      </w:r>
-      <w:r>
-        <w:t>enh</w:t>
-      </w:r>
-      <w:r>
-        <w:t>an</w:t>
-      </w:r>
-      <w:r>
-        <w:t>ce</w:t>
-      </w:r>
-      <w:r>
-        <w:t xml:space="preserve"> kōura </w:t>
-      </w:r>
-      <w:r>
-        <w:t xml:space="preserve">abundance and support </w:t>
-      </w:r>
-      <w:r>
-        <w:t>population recovery.</w:t>
-      </w:r>
-    </w:p>
-    <w:p>
-      <w:pPr>
-        <w:pStyle w:val="Heading1"/>
-      </w:pPr>
-      <w:bookmarkStart w:id="12" w:name="materials-and-methods"/>
-      <w:bookmarkEnd w:id="6"/>
-      <w:r>
-        <w:t>Materials and Methods</w:t>
-      </w:r>
-    </w:p>
-    <w:p>
-      <w:pPr>
-        <w:pStyle w:val="Heading2"/>
-      </w:pPr>
-      <w:bookmarkStart w:id="13" w:name="animal-collection-and-tank-setup"/>
-      <w:r>
-        <w:t>Animal collection and tank setup</w:t>
-      </w:r>
-    </w:p>
-    <w:p>
-      <w:r>
-        <w:t xml:space="preserve">In mid-August 2025, 72 kōura were sourced from </w:t>
-      </w:r>
-      <w:r>
-        <w:t>L</w:t>
-      </w:r>
-      <w:r>
-        <w:t xml:space="preserve">akes </w:t>
-      </w:r>
-      <w:commentRangeStart w:id="14"/>
-      <w:commentRangeStart w:id="15"/>
-      <w:commentRangeStart w:id="16"/>
-      <w:r>
-        <w:t>Ōkāreka and Tikitapu</w:t>
-      </w:r>
-      <w:commentRangeEnd w:id="14"/>
+        <w:commentReference w:id="29"/>
+      </w:r>
+      <w:commentRangeEnd w:id="30"/>
+      <w:r>
+        <w:rPr>
+          <w:rStyle w:val="CommentReference"/>
+        </w:rPr>
+        <w:commentReference w:id="30"/>
+      </w:r>
+      <w:commentRangeEnd w:id="31"/>
+      <w:r>
+        <w:rPr>
+          <w:rStyle w:val="CommentReference"/>
+        </w:rPr>
+        <w:commentReference w:id="31"/>
+      </w:r>
+      <w:r>
+        <w:t>, located within the Rotorua Te Arawa Lakes area in the North Island of Aotearoa. Collected animals were transported to the Aquatic Research Centre at the University of Waikato in Hamilton. Individuals were assigned to one of three size classes based on orbital carapace length (OCL): small (&lt; 22 mm), medium (22–30 mm), and large (&gt; 30 mm). Each animal was marked with a unique identification number written on the carapace using an orange oil-based paint marker (Sharpie, medium point) (Ramalho et al., 2010).</w:t>
+      </w:r>
+    </w:p>
+    <w:p>
+      <w:commentRangeStart w:id="32"/>
+      <w:r>
+        <w:t xml:space="preserve">Kōura </w:t>
+      </w:r>
+      <w:commentRangeEnd w:id="32"/>
       <w:r>
         <w:rPr>
           <w:rStyle w:val="CommentReference"/>
           <w:sz w:val="22"/>
           <w:szCs w:val="22"/>
         </w:rPr>
-        <w:commentReference w:id="14"/>
-      </w:r>
-      <w:commentRangeEnd w:id="15"/>
+        <w:commentReference w:id="32"/>
+      </w:r>
+      <w:r>
+        <w:t>were acclimatised for 12 days in outdoor concrete holding tanks (Ø 1.4 m), each filled to 0.4 m with dechlorinated tap water conditioned for three months</w:t>
+      </w:r>
+      <w:r>
+        <w:t>,</w:t>
+      </w:r>
+      <w:r>
+        <w:t xml:space="preserve"> </w:t>
+      </w:r>
+      <w:commentRangeStart w:id="33"/>
+      <w:commentRangeStart w:id="34"/>
+      <w:r>
+        <w:t>p</w:t>
+      </w:r>
+      <w:r>
+        <w:t>aving sand</w:t>
+      </w:r>
+      <w:commentRangeEnd w:id="33"/>
       <w:r>
         <w:rPr>
           <w:rStyle w:val="CommentReference"/>
           <w:sz w:val="22"/>
           <w:szCs w:val="22"/>
         </w:rPr>
-        <w:commentReference w:id="15"/>
-      </w:r>
-      <w:commentRangeEnd w:id="16"/>
+        <w:commentReference w:id="33"/>
+      </w:r>
+      <w:commentRangeEnd w:id="34"/>
+      <w:r>
+        <w:rPr>
+          <w:rStyle w:val="CommentReference"/>
+        </w:rPr>
+        <w:commentReference w:id="34"/>
+      </w:r>
+      <w:r>
+        <w:t xml:space="preserve"> as substrate, and s</w:t>
+      </w:r>
+      <w:commentRangeStart w:id="35"/>
+      <w:r>
+        <w:t>helters</w:t>
+      </w:r>
+      <w:commentRangeEnd w:id="35"/>
       <w:r>
         <w:rPr>
           <w:rStyle w:val="CommentReference"/>
           <w:sz w:val="22"/>
           <w:szCs w:val="22"/>
         </w:rPr>
-        <w:commentReference w:id="16"/>
-      </w:r>
-      <w:r>
-        <w:t>, located within the Rotorua Te Arawa Lakes area in the North Island of Aotearoa. Collected animals were transported to the Aquatic Research Centre at the University of Waikato in Hamilton. Individuals were assigned to one of three size classes based on orbital carapace length (OCL): small (&lt; 22 mm), medium (22–30 mm), and large (&gt; 30 mm). Each animal was marked with a unique identification number written on the carapace using an orange oil-based paint marker (Sharpie, medium point) (Ramalho et al., 2010).</w:t>
-      </w:r>
-    </w:p>
-    <w:p>
-      <w:commentRangeStart w:id="17"/>
-      <w:r>
-        <w:t xml:space="preserve">Kōura </w:t>
-      </w:r>
-      <w:commentRangeEnd w:id="17"/>
-      <w:r>
-        <w:rPr>
-          <w:rStyle w:val="CommentReference"/>
-          <w:sz w:val="22"/>
-          <w:szCs w:val="22"/>
-        </w:rPr>
-        <w:commentReference w:id="17"/>
-      </w:r>
-      <w:r>
-        <w:t>were acclimatised for 12 days in outdoor concrete holding tanks (Ø 1.4 m), each filled to 0.4 m with dechlorinated tap water conditioned for three months</w:t>
-      </w:r>
-      <w:r>
-        <w:t>,</w:t>
-      </w:r>
-      <w:r>
+        <w:commentReference w:id="35"/>
+      </w:r>
+      <w:r>
+        <w:t>, and covered with a single layer of shade cloth</w:t>
+      </w:r>
+      <w:r>
+        <w:t xml:space="preserve">. Each holding tank housed 10–12 </w:t>
+      </w:r>
+      <w:r>
+        <w:t>individuals</w:t>
+      </w:r>
+      <w:r>
+        <w:t>. Kōura were fed every second day with commercial carnivore pellets (Hikari Tropical, Kyorin Food Industries Ltd., Japan; animal protein 47%).</w:t>
+      </w:r>
+      <w:r>
+        <w:t xml:space="preserve"> Water temperature and dissolved oxygen remained stable throughout the experimental period (temperature: </w:t>
+      </w:r>
+      <w:r>
+        <w:t>12</w:t>
+      </w:r>
+      <w:r>
+        <w:t xml:space="preserve"> ± </w:t>
+      </w:r>
+      <w:r>
+        <w:t>1.2</w:t>
+      </w:r>
+      <w:r>
+        <w:t xml:space="preserve"> °C; dissolved oxygen: </w:t>
+      </w:r>
+      <w:r>
+        <w:t>99.9</w:t>
+      </w:r>
+      <w:r>
+        <w:t xml:space="preserve"> ± </w:t>
+      </w:r>
+      <w:r>
+        <w:t>1.7</w:t>
+      </w:r>
+      <w:r>
+        <w:t xml:space="preserve"> %).</w:t>
+      </w:r>
+    </w:p>
+    <w:p>
+      <w:pPr>
+        <w:pStyle w:val="Normal"/>
+        <w:suppressLineNumbers w:val="0"/>
+        <w:bidi w:val="0"/>
+        <w:spacing w:before="0" w:beforeAutospacing="off" w:after="160" w:afterAutospacing="off" w:line="360" w:lineRule="auto"/>
+        <w:ind w:left="0" w:right="0"/>
+        <w:jc w:val="left"/>
+        <w:pPrChange w:author="Deniz Ozkundakci" w:date="2026-06-17T23:16:06.432Z">
+          <w:pPr>
+            <w:pStyle w:val="Normal"/>
+            <w:spacing w:before="0" w:beforeAutospacing="off" w:after="160" w:afterAutospacing="off"/>
+          </w:pPr>
+        </w:pPrChange>
+      </w:pPr>
+      <w:r>
+        <w:rPr/>
+        <w:t>Experiments were c</w:t>
+      </w:r>
+      <w:commentRangeStart w:id="36"/>
+      <w:commentRangeStart w:id="37"/>
+      <w:r>
+        <w:rPr/>
+        <w:t xml:space="preserve">onducted in </w:t>
+      </w:r>
+      <w:r>
+        <w:rPr/>
+        <w:t xml:space="preserve">six </w:t>
+      </w:r>
+      <w:r>
+        <w:rPr/>
+        <w:t>larger</w:t>
+      </w:r>
+      <w:r>
+        <w:rPr/>
+        <w:t xml:space="preserve"> outdoor</w:t>
+      </w:r>
+      <w:r>
+        <w:rPr/>
         <w:t xml:space="preserve"> </w:t>
       </w:r>
-      <w:commentRangeStart w:id="18"/>
-      <w:commentRangeStart w:id="19"/>
-      <w:r>
-        <w:t>p</w:t>
-      </w:r>
-      <w:r>
-        <w:t>aving sand</w:t>
-      </w:r>
-      <w:commentRangeEnd w:id="18"/>
-      <w:r>
-        <w:rPr>
-          <w:rStyle w:val="CommentReference"/>
-          <w:sz w:val="22"/>
-          <w:szCs w:val="22"/>
-        </w:rPr>
-        <w:commentReference w:id="18"/>
-      </w:r>
-      <w:commentRangeEnd w:id="19"/>
-      <w:r>
-        <w:rPr>
-          <w:rStyle w:val="CommentReference"/>
-          <w:sz w:val="22"/>
-          <w:szCs w:val="22"/>
-        </w:rPr>
-        <w:commentReference w:id="19"/>
-      </w:r>
-      <w:r>
-        <w:t xml:space="preserve"> as substrate, and s</w:t>
-      </w:r>
-      <w:commentRangeStart w:id="20"/>
-      <w:r>
-        <w:t>helters</w:t>
-      </w:r>
-      <w:commentRangeEnd w:id="20"/>
-      <w:r>
-        <w:rPr>
-          <w:rStyle w:val="CommentReference"/>
-          <w:sz w:val="22"/>
-          <w:szCs w:val="22"/>
-        </w:rPr>
-        <w:commentReference w:id="20"/>
-      </w:r>
-      <w:r>
-        <w:t>, and covered with a single layer of shade cloth</w:t>
-      </w:r>
-      <w:r>
-        <w:t xml:space="preserve">. Each holding tank housed 10–12 </w:t>
-      </w:r>
-      <w:r>
-        <w:t>individuals</w:t>
-      </w:r>
-      <w:r>
-        <w:t>. Kōura were fed every second day with commercial carnivore pellets (Hikari Tropical, Kyorin Food Industries Ltd., Japan; animal protein 47%).</w:t>
-      </w:r>
-      <w:r>
-        <w:t xml:space="preserve"> Water temperature and dissolved oxygen remained stable throughout the experimental period (temperature: </w:t>
-      </w:r>
-      <w:r>
-        <w:t>12</w:t>
-      </w:r>
-      <w:r>
-        <w:t xml:space="preserve"> ± </w:t>
-      </w:r>
-      <w:r>
-        <w:t>1.2</w:t>
-      </w:r>
-      <w:r>
-        <w:t xml:space="preserve"> °C; dissolved oxygen: </w:t>
-      </w:r>
-      <w:r>
-        <w:t>99.9</w:t>
-      </w:r>
-      <w:r>
-        <w:t xml:space="preserve"> ± </w:t>
-      </w:r>
-      <w:r>
-        <w:t>1.7</w:t>
-      </w:r>
-      <w:r>
-        <w:t xml:space="preserve"> %).</w:t>
-      </w:r>
-    </w:p>
-    <w:p>
-      <w:r>
-        <w:t>Experiments were c</w:t>
-      </w:r>
-      <w:commentRangeStart w:id="21"/>
-      <w:commentRangeStart w:id="22"/>
-      <w:r>
-        <w:t xml:space="preserve">onducted in </w:t>
-      </w:r>
-      <w:r>
-        <w:t xml:space="preserve">six </w:t>
-      </w:r>
-      <w:r>
-        <w:t>larger</w:t>
-      </w:r>
-      <w:r>
-        <w:t xml:space="preserve"> outdoor</w:t>
-      </w:r>
-      <w:r>
+      <w:r>
+        <w:rPr/>
+        <w:t>concrete tanks</w:t>
+      </w:r>
+      <w:commentRangeEnd w:id="36"/>
+      <w:r>
+        <w:rPr>
+          <w:rStyle w:val="CommentReference"/>
+        </w:rPr>
+        <w:commentReference w:id="36"/>
+      </w:r>
+      <w:commentRangeEnd w:id="37"/>
+      <w:r>
+        <w:rPr>
+          <w:rStyle w:val="CommentReference"/>
+        </w:rPr>
+        <w:commentReference w:id="37"/>
+      </w:r>
+      <w:r>
+        <w:rPr/>
         <w:t xml:space="preserve"> </w:t>
       </w:r>
       <w:r>
-        <w:t>concrete tanks</w:t>
-      </w:r>
-      <w:commentRangeEnd w:id="21"/>
-      <w:r>
-        <w:rPr>
-          <w:rStyle w:val="CommentReference"/>
-          <w:sz w:val="22"/>
-          <w:szCs w:val="22"/>
-        </w:rPr>
-        <w:commentReference w:id="21"/>
-      </w:r>
-      <w:commentRangeEnd w:id="22"/>
-      <w:r>
-        <w:rPr>
-          <w:rStyle w:val="CommentReference"/>
-          <w:sz w:val="22"/>
-          <w:szCs w:val="22"/>
-        </w:rPr>
-        <w:commentReference w:id="22"/>
-      </w:r>
-      <w:r>
+        <w:rPr/>
+        <w:t>(1425 L; Ø 1.85 m)</w:t>
+      </w:r>
+      <w:r>
+        <w:rPr/>
+        <w:t xml:space="preserve"> with </w:t>
+      </w:r>
+      <w:r>
+        <w:rPr/>
+        <w:t xml:space="preserve">the same substrate and water conditions, </w:t>
+      </w:r>
+      <w:r>
+        <w:rPr/>
+        <w:t xml:space="preserve">covered with a double layer of shade cloth to prevent escape and minimise solar heating. Fresh </w:t>
+      </w:r>
+      <w:commentRangeStart w:id="38"/>
+      <w:commentRangeStart w:id="39"/>
+      <w:r>
+        <w:rPr/>
+        <w:t>dechlorinated tap</w:t>
+      </w:r>
+      <w:commentRangeEnd w:id="38"/>
+      <w:r>
+        <w:rPr>
+          <w:rStyle w:val="CommentReference"/>
+        </w:rPr>
+        <w:commentReference w:id="38"/>
+      </w:r>
+      <w:commentRangeEnd w:id="39"/>
+      <w:r>
+        <w:rPr>
+          <w:rStyle w:val="CommentReference"/>
+        </w:rPr>
+        <w:commentReference w:id="39"/>
+      </w:r>
+      <w:r>
+        <w:rPr/>
         <w:t xml:space="preserve"> </w:t>
       </w:r>
       <w:r>
-        <w:t>(1425 L; Ø 1.85 m)</w:t>
-      </w:r>
-      <w:r>
-        <w:t xml:space="preserve"> with </w:t>
-      </w:r>
-      <w:r>
-        <w:t xml:space="preserve">the same substrate and water conditions, </w:t>
-      </w:r>
-      <w:r>
-        <w:t xml:space="preserve">covered with a double layer of shade cloth to prevent escape and minimise solar heating. Fresh </w:t>
-      </w:r>
-      <w:commentRangeStart w:id="23"/>
-      <w:commentRangeStart w:id="24"/>
-      <w:r>
-        <w:t>dechlorinated tap</w:t>
-      </w:r>
-      <w:commentRangeEnd w:id="23"/>
-      <w:r>
-        <w:rPr>
-          <w:rStyle w:val="CommentReference"/>
-          <w:sz w:val="22"/>
-          <w:szCs w:val="22"/>
-        </w:rPr>
-        <w:commentReference w:id="23"/>
-      </w:r>
-      <w:commentRangeEnd w:id="24"/>
-      <w:r>
-        <w:rPr>
-          <w:rStyle w:val="CommentReference"/>
-          <w:sz w:val="22"/>
-          <w:szCs w:val="22"/>
-        </w:rPr>
-        <w:commentReference w:id="24"/>
+        <w:rPr/>
+        <w:t>water and an air stone were added between rounds</w:t>
+      </w:r>
+      <w:r>
+        <w:rPr/>
+        <w:t xml:space="preserve">. To limit thermal stress, experiments were conducted </w:t>
+      </w:r>
+      <w:del w:author="Deniz Ozkundakci" w:date="2026-06-17T23:16:06.365Z" w16du:dateUtc="2026-06-17T23:16:06.365Z" w:id="921095195">
+        <w:r>
+          <w:delText>in</w:delText>
+        </w:r>
+      </w:del>
+      <w:ins w:author="Deniz Ozkundakci" w:date="2026-06-17T23:16:07.695Z" w16du:dateUtc="2026-06-17T23:16:07.695Z" w:id="864222752">
+        <w:r>
+          <w:t>during</w:t>
+        </w:r>
+        <w:r>
+          <w:t xml:space="preserve"> the Australasian</w:t>
+        </w:r>
+      </w:ins>
+      <w:r>
+        <w:rPr/>
+        <w:t xml:space="preserve"> spring (September to October).</w:t>
+      </w:r>
+      <w:commentRangeStart w:id="40"/>
+      <w:r>
+        <w:rPr/>
+        <w:t xml:space="preserve"> Because kōura are a </w:t>
+      </w:r>
+      <w:r>
+        <w:rPr>
+          <w:i w:val="1"/>
+          <w:iCs w:val="1"/>
+        </w:rPr>
+        <w:t>taonga</w:t>
+      </w:r>
+      <w:r>
+        <w:rPr/>
+        <w:t xml:space="preserve"> (treasured) species, permission to conduct the experiments was obtained from Te Arawa Lakes Trust and Te Komiti </w:t>
+      </w:r>
+      <w:r>
+        <w:rPr/>
+        <w:t>Whakahaere</w:t>
+      </w:r>
+      <w:r>
+        <w:rPr/>
+        <w:t>. All experimental procedures were conducted under University of Waikato animal ethics committee approval (protocol number: 1207; see Ethical Approval section).</w:t>
+      </w:r>
+      <w:commentRangeEnd w:id="40"/>
+      <w:r>
+        <w:rPr>
+          <w:rStyle w:val="CommentReference"/>
+        </w:rPr>
+        <w:commentReference w:id="40"/>
+      </w:r>
+    </w:p>
+    <w:p>
+      <w:pPr>
+        <w:pStyle w:val="Heading2"/>
+      </w:pPr>
+      <w:bookmarkStart w:name="exp-1-single-kōura" w:id="41"/>
+      <w:bookmarkEnd w:id="28"/>
+      <w:r>
+        <w:t>Exp</w:t>
+      </w:r>
+      <w:r>
+        <w:t>eriment</w:t>
+      </w:r>
+      <w:r>
+        <w:t xml:space="preserve"> 1: </w:t>
+      </w:r>
+      <w:r>
+        <w:t>Individ</w:t>
+      </w:r>
+      <w:r>
+        <w:t>ual</w:t>
       </w:r>
       <w:r>
         <w:t xml:space="preserve"> </w:t>
       </w:r>
       <w:r>
-        <w:t>water and an air stone were added between rounds</w:t>
-      </w:r>
-      <w:r>
-        <w:t>. To limit thermal stress, experiments were conducted in spring (September to October).</w:t>
-      </w:r>
-      <w:commentRangeStart w:id="25"/>
-      <w:r>
-        <w:t xml:space="preserve"> Because kōura are a </w:t>
-      </w:r>
-      <w:r>
-        <w:rPr>
-          <w:i/>
-          <w:iCs/>
-        </w:rPr>
-        <w:t>taonga</w:t>
-      </w:r>
-      <w:r>
-        <w:t xml:space="preserve"> (treasured) species, permission to conduct the experiments was obtained from Te Arawa Lakes Trust and Te Komiti Whakahaere. All experimental procedures were conducted under </w:t>
-      </w:r>
-      <w:r>
-        <w:lastRenderedPageBreak/>
-        <w:t>University of Waikato animal ethics committee approval (protocol number: 1207; see Ethical Approval section).</w:t>
-      </w:r>
-      <w:commentRangeEnd w:id="25"/>
-      <w:r>
-        <w:rPr>
-          <w:rStyle w:val="CommentReference"/>
-          <w:sz w:val="22"/>
-          <w:szCs w:val="22"/>
-        </w:rPr>
-        <w:commentReference w:id="25"/>
-      </w:r>
-    </w:p>
-    <w:p>
-      <w:pPr>
-        <w:pStyle w:val="Heading2"/>
-      </w:pPr>
-      <w:bookmarkStart w:id="26" w:name="exp-1-single-kōura"/>
-      <w:bookmarkEnd w:id="13"/>
-      <w:r>
-        <w:t>Exp</w:t>
-      </w:r>
-      <w:r>
-        <w:t>eriment</w:t>
-      </w:r>
-      <w:r>
-        <w:t xml:space="preserve"> 1: </w:t>
-      </w:r>
-      <w:r>
-        <w:t>Individ</w:t>
-      </w:r>
-      <w:r>
-        <w:t>ual</w:t>
-      </w:r>
-      <w:r>
-        <w:t xml:space="preserve"> </w:t>
-      </w:r>
-      <w:r>
         <w:t>preference</w:t>
       </w:r>
     </w:p>
@@ -1134,18 +1409,18 @@
       <w:r>
         <w:t>This experiment assessed individual kōura structure preference by offering single animals a choice among four structures (</w:t>
       </w:r>
-      <w:hyperlink w:anchor="fig-exp-setup" w:history="1">
+      <w:hyperlink w:history="1" w:anchor="fig-exp-setup">
         <w:r>
           <w:t>Figure 1</w:t>
         </w:r>
       </w:hyperlink>
-      <w:commentRangeStart w:id="27"/>
+      <w:commentRangeStart w:id="42"/>
       <w:r>
         <w:t xml:space="preserve">). </w:t>
       </w:r>
-      <w:commentRangeStart w:id="28"/>
-      <w:commentRangeStart w:id="29"/>
-      <w:commentRangeStart w:id="30"/>
+      <w:commentRangeStart w:id="43"/>
+      <w:commentRangeStart w:id="44"/>
+      <w:commentRangeStart w:id="45"/>
       <w:r>
         <w:t xml:space="preserve">The structure-types were: </w:t>
       </w:r>
@@ -1158,18 +1433,18 @@
       <w:r>
         <w:t>placed individually across the quadrant with sufficient spacing between stones that no crevices formed between them</w:t>
       </w:r>
-      <w:commentRangeStart w:id="31"/>
+      <w:commentRangeStart w:id="46"/>
       <w:r>
         <w:t>)</w:t>
       </w:r>
-      <w:commentRangeEnd w:id="31"/>
+      <w:commentRangeEnd w:id="46"/>
       <w:r>
         <w:rPr>
           <w:rStyle w:val="CommentReference"/>
           <w:sz w:val="22"/>
           <w:szCs w:val="22"/>
         </w:rPr>
-        <w:commentReference w:id="31"/>
+        <w:commentReference w:id="46"/>
       </w:r>
       <w:r>
         <w:t xml:space="preserve">, </w:t>
@@ -1202,420 +1477,406 @@
       <w:r>
         <w:t>) log (500 mm long, 150 mm diameter) containing six drilled holes (70 mm deep, 32 mm diameter)</w:t>
       </w:r>
-      <w:commentRangeEnd w:id="28"/>
+      <w:commentRangeEnd w:id="43"/>
       <w:r>
         <w:rPr>
           <w:rStyle w:val="CommentReference"/>
           <w:sz w:val="22"/>
           <w:szCs w:val="22"/>
         </w:rPr>
-        <w:commentReference w:id="28"/>
-      </w:r>
-      <w:commentRangeEnd w:id="29"/>
+        <w:commentReference w:id="43"/>
+      </w:r>
+      <w:commentRangeEnd w:id="44"/>
+      <w:r>
+        <w:rPr>
+          <w:rStyle w:val="CommentReference"/>
+        </w:rPr>
+        <w:commentReference w:id="44"/>
+      </w:r>
+      <w:commentRangeEnd w:id="45"/>
+      <w:r>
+        <w:rPr>
+          <w:rStyle w:val="CommentReference"/>
+        </w:rPr>
+        <w:commentReference w:id="45"/>
+      </w:r>
+      <w:r>
+        <w:t xml:space="preserve">). </w:t>
+      </w:r>
+      <w:r>
+        <w:t xml:space="preserve">If a kōura was not using a structure, </w:t>
+      </w:r>
+      <w:commentRangeStart w:id="47"/>
+      <w:r>
+        <w:t>TankWall</w:t>
+      </w:r>
+      <w:r>
+        <w:t xml:space="preserve"> was noted as its location which represents the wall of the tank or when the kōura was in the open</w:t>
+      </w:r>
+      <w:commentRangeEnd w:id="42"/>
       <w:r>
         <w:rPr>
           <w:rStyle w:val="CommentReference"/>
           <w:sz w:val="22"/>
           <w:szCs w:val="22"/>
         </w:rPr>
-        <w:commentReference w:id="29"/>
-      </w:r>
-      <w:commentRangeEnd w:id="30"/>
+        <w:commentReference w:id="42"/>
+      </w:r>
+      <w:r>
+        <w:t>.</w:t>
+      </w:r>
+      <w:commentRangeEnd w:id="47"/>
       <w:r>
         <w:rPr>
           <w:rStyle w:val="CommentReference"/>
           <w:sz w:val="22"/>
           <w:szCs w:val="22"/>
         </w:rPr>
-        <w:commentReference w:id="30"/>
-      </w:r>
-      <w:r>
-        <w:t xml:space="preserve">). </w:t>
-      </w:r>
-      <w:r>
-        <w:t xml:space="preserve">If a kōura was not using a structure, </w:t>
-      </w:r>
-      <w:commentRangeStart w:id="32"/>
-      <w:r>
-        <w:t>TankWall</w:t>
-      </w:r>
-      <w:r>
-        <w:t xml:space="preserve"> was noted as its location which represents the wall of the tank or when the kōura was in the open</w:t>
-      </w:r>
-      <w:commentRangeEnd w:id="27"/>
+        <w:commentReference w:id="47"/>
+      </w:r>
+      <w:r>
+        <w:t xml:space="preserve"> </w:t>
+      </w:r>
+      <w:r>
+        <w:t>TankWall functioned as an indicator of structure rejection rather than a preference.</w:t>
+      </w:r>
+      <w:r>
+        <w:t xml:space="preserve"> </w:t>
+      </w:r>
+      <w:r>
+        <w:t xml:space="preserve">Six experimental tanks were used, each housing a single medium-sized kōura. </w:t>
+      </w:r>
+      <w:r>
+        <w:t>Across five experimental replicates,</w:t>
+      </w:r>
+      <w:r>
+        <w:t xml:space="preserve"> a</w:t>
+      </w:r>
+      <w:r>
+        <w:t xml:space="preserve"> total</w:t>
+      </w:r>
+      <w:r>
+        <w:t xml:space="preserve"> of</w:t>
+      </w:r>
+      <w:r>
+        <w:t xml:space="preserve"> 30 kōura consisting of 15 females with mean OCL and weight ± SD: 26.9 ± 2 mm, range: 23.2–29.8 mm, 12.5 ± 3.3 g and 15 males: 26.1 ± 2.2 mm, range: 22.6–30 mm, 11.9 ± 3.1 g</w:t>
+      </w:r>
+      <w:r>
+        <w:t>.</w:t>
+      </w:r>
+      <w:r>
+        <w:t xml:space="preserve"> E</w:t>
+      </w:r>
+      <w:r>
+        <w:t>ach replicate last</w:t>
+      </w:r>
+      <w:r>
+        <w:t>ed</w:t>
+      </w:r>
+      <w:r>
+        <w:t xml:space="preserve"> </w:t>
+      </w:r>
+      <w:commentRangeStart w:id="48"/>
+      <w:commentRangeStart w:id="49"/>
+      <w:r>
+        <w:t>22 hours</w:t>
+      </w:r>
+      <w:r>
+        <w:t>, beginning at noon (12:00) and ending at 10:00 the following morning.</w:t>
+      </w:r>
+      <w:commentRangeEnd w:id="48"/>
       <w:r>
         <w:rPr>
           <w:rStyle w:val="CommentReference"/>
           <w:sz w:val="22"/>
           <w:szCs w:val="22"/>
         </w:rPr>
-        <w:commentReference w:id="27"/>
-      </w:r>
-      <w:r>
-        <w:t>.</w:t>
-      </w:r>
-      <w:commentRangeEnd w:id="32"/>
+        <w:commentReference w:id="48"/>
+      </w:r>
+      <w:commentRangeEnd w:id="49"/>
+      <w:r>
+        <w:rPr>
+          <w:rStyle w:val="CommentReference"/>
+        </w:rPr>
+        <w:commentReference w:id="49"/>
+      </w:r>
+    </w:p>
+    <w:p>
+      <w:r>
+        <w:t xml:space="preserve">Each experimental tank was divided into four quadrants, with one structure type placed at random (randomizer.org) in each quadrant. For each trial, a single kōura was placed inside a vertically oriented plastic tube (50 mm long, open at one end and sealed at the other) positioned at the centre of the tank, with the sealed end resting on the substrate. This ensured a standardised starting position from which the kōura could exit in any direction. The time taken for the kōura to locate its </w:t>
+      </w:r>
+      <w:r>
+        <w:t>initial refuge</w:t>
+      </w:r>
+      <w:r>
+        <w:t xml:space="preserve"> </w:t>
+      </w:r>
+      <w:r>
+        <w:t xml:space="preserve">location </w:t>
+      </w:r>
+      <w:r>
+        <w:t xml:space="preserve">was recorded. On the following day, the final location of the kōura was noted after which it was removed from the tank. Tanks were reset and structure placements re-randomised prior to the next trial. Each </w:t>
+      </w:r>
+      <w:r>
+        <w:t xml:space="preserve">individual </w:t>
+      </w:r>
+      <w:r>
+        <w:t>kōura was used</w:t>
+      </w:r>
+      <w:r>
+        <w:t xml:space="preserve"> once</w:t>
+      </w:r>
+      <w:r>
+        <w:t xml:space="preserve"> in a single trial and not reused across</w:t>
+      </w:r>
+      <w:r>
+        <w:t xml:space="preserve"> temporal</w:t>
+      </w:r>
+      <w:r>
+        <w:t xml:space="preserve"> replicate</w:t>
+      </w:r>
+      <w:r>
+        <w:t xml:space="preserve"> </w:t>
+      </w:r>
+      <w:r>
+        <w:t>blocks</w:t>
+      </w:r>
+      <w:r>
+        <w:t>. To confirm nocturnal activity, three</w:t>
+      </w:r>
+      <w:r>
+        <w:t xml:space="preserve"> digital cameras</w:t>
+      </w:r>
+      <w:r>
+        <w:t xml:space="preserve"> </w:t>
+      </w:r>
+      <w:r>
+        <w:t>(</w:t>
+      </w:r>
+      <w:r>
+        <w:t>GoPro Hero 3) were placed in one tank and recorded for five hours</w:t>
+      </w:r>
+      <w:r>
+        <w:t xml:space="preserve"> at the end of </w:t>
+      </w:r>
+      <w:commentRangeStart w:id="50"/>
+      <w:r>
+        <w:t xml:space="preserve">each </w:t>
+      </w:r>
+      <w:r>
+        <w:t xml:space="preserve">of the five </w:t>
+      </w:r>
+      <w:r>
+        <w:t>day</w:t>
+      </w:r>
+      <w:commentRangeEnd w:id="50"/>
       <w:r>
         <w:rPr>
           <w:rStyle w:val="CommentReference"/>
           <w:sz w:val="22"/>
           <w:szCs w:val="22"/>
         </w:rPr>
-        <w:commentReference w:id="32"/>
-      </w:r>
-      <w:r>
-        <w:t xml:space="preserve"> </w:t>
-      </w:r>
-      <w:r>
-        <w:t>TankWall functioned as an indicator of structure rejection rather than a preference.</w:t>
-      </w:r>
-      <w:r>
-        <w:t xml:space="preserve"> </w:t>
-      </w:r>
-      <w:r>
-        <w:t xml:space="preserve">Six experimental tanks were used, each housing a single medium-sized kōura. </w:t>
-      </w:r>
-      <w:r>
-        <w:t>Across five experimental replicates,</w:t>
-      </w:r>
-      <w:r>
-        <w:t xml:space="preserve"> a</w:t>
-      </w:r>
-      <w:r>
-        <w:t xml:space="preserve"> total</w:t>
-      </w:r>
-      <w:r>
-        <w:t xml:space="preserve"> of</w:t>
-      </w:r>
-      <w:r>
-        <w:t xml:space="preserve"> 30 kōura consisting of 15 females with mean OCL and weight ± SD: 26.9 ± 2 mm, range: 23.2–29.8 mm, 12.5 ± 3.3 g and 15 males: 26.1 ± 2.2 mm, range: 22.6–30 mm, 11.9 ± 3.1 g</w:t>
+        <w:commentReference w:id="50"/>
+      </w:r>
+      <w:r>
+        <w:t>s</w:t>
       </w:r>
       <w:r>
         <w:t>.</w:t>
       </w:r>
-      <w:r>
-        <w:t xml:space="preserve"> E</w:t>
-      </w:r>
-      <w:r>
-        <w:t>ach replicate last</w:t>
-      </w:r>
-      <w:r>
-        <w:t>ed</w:t>
-      </w:r>
-      <w:r>
-        <w:t xml:space="preserve"> </w:t>
-      </w:r>
-      <w:commentRangeStart w:id="33"/>
-      <w:commentRangeStart w:id="34"/>
-      <w:r>
-        <w:t>22 hours</w:t>
-      </w:r>
-      <w:r>
-        <w:t>, beginning at noon (12:00) and ending at 10:00 the following morning.</w:t>
-      </w:r>
-      <w:commentRangeEnd w:id="33"/>
+    </w:p>
+    <w:p>
+      <w:pPr>
+        <w:pStyle w:val="Heading2"/>
+      </w:pPr>
+      <w:bookmarkStart w:name="exp-2-group-kōura" w:id="51"/>
+      <w:bookmarkEnd w:id="41"/>
+      <w:r>
+        <w:t>Exp</w:t>
+      </w:r>
+      <w:r>
+        <w:t>eriment</w:t>
+      </w:r>
+      <w:r>
+        <w:t xml:space="preserve"> 2: </w:t>
+      </w:r>
+      <w:r>
+        <w:t>Group dynamics</w:t>
+      </w:r>
+    </w:p>
+    <w:p>
+      <w:r>
+        <w:t xml:space="preserve">Building on </w:t>
+      </w:r>
+      <w:r>
+        <w:t>E</w:t>
+      </w:r>
+      <w:r>
+        <w:t xml:space="preserve">xperiment 1, this experiment examined how group dynamics and body size influenced structure preference when kōura were housed together. The </w:t>
+      </w:r>
+      <w:r>
+        <w:t xml:space="preserve">same </w:t>
+      </w:r>
+      <w:r>
+        <w:t xml:space="preserve">six experimental tanks were used and configured with the </w:t>
+      </w:r>
+      <w:r>
+        <w:t>identical</w:t>
+      </w:r>
+      <w:r>
+        <w:t xml:space="preserve"> structure types and randomisation procedure as in </w:t>
+      </w:r>
+      <w:r>
+        <w:t>E</w:t>
+      </w:r>
+      <w:r>
+        <w:t>xperiment 1 (</w:t>
+      </w:r>
+      <w:r>
+        <w:t>Figure 1</w:t>
+      </w:r>
+      <w:r>
+        <w:t xml:space="preserve">). In contrast to the single-animal trials, each tank housed a group of six </w:t>
+      </w:r>
+      <w:commentRangeStart w:id="52"/>
+      <w:commentRangeStart w:id="53"/>
+      <w:r>
+        <w:t>male kōura</w:t>
+      </w:r>
+      <w:commentRangeEnd w:id="52"/>
       <w:r>
         <w:rPr>
           <w:rStyle w:val="CommentReference"/>
           <w:sz w:val="22"/>
           <w:szCs w:val="22"/>
         </w:rPr>
-        <w:commentReference w:id="33"/>
-      </w:r>
-      <w:commentRangeEnd w:id="34"/>
+        <w:commentReference w:id="52"/>
+      </w:r>
+      <w:commentRangeEnd w:id="53"/>
+      <w:r>
+        <w:rPr>
+          <w:rStyle w:val="CommentReference"/>
+        </w:rPr>
+        <w:commentReference w:id="53"/>
+      </w:r>
+      <w:r>
+        <w:t>, as sex effects on structure preference were found to be negligible in Experiment 1, and male-only groups simplified competitive dynamics and size class assignment given limited female availability.</w:t>
+      </w:r>
+      <w:r>
+        <w:t xml:space="preserve"> Groups were comprised of</w:t>
+      </w:r>
+      <w:r>
+        <w:t xml:space="preserve"> two small, two medium, and two large individuals. Size classes were defined by OCL: small (mean OCL and weight ± SD: 19.2 ± 2 mm, range: 15.8–21.6 mm, 3.9 ± 2.1 g), medium (26.4 ± 1.6 mm, 23.5–29.5 mm, 11.6 ± 2.4 g), and large (36.3 ± 4.2 mm, 30.7–43.3 mm, 31.8 ± 11.2 g). Each group was introduced to the centre of the tank within an open-top plastic container (150 × 150 × 85 mm). The container was removed, and the initial location of each individual was recorded. On the following day, the final location of each kōura was documented, before all individuals were removed from the tank. </w:t>
+      </w:r>
+      <w:commentRangeStart w:id="54"/>
+      <w:commentRangeStart w:id="55"/>
+      <w:r>
+        <w:t>This procedure was repeated across five experimental replicate</w:t>
+      </w:r>
+      <w:r>
+        <w:t xml:space="preserve"> blocks</w:t>
+      </w:r>
+      <w:r>
+        <w:t>,</w:t>
+      </w:r>
+      <w:r>
+        <w:t xml:space="preserve"> </w:t>
+      </w:r>
+      <w:r>
+        <w:t>resulting</w:t>
+      </w:r>
+      <w:r>
+        <w:t xml:space="preserve"> </w:t>
+      </w:r>
+      <w:r>
+        <w:t>in 30 group-tri</w:t>
+      </w:r>
+      <w:r>
+        <w:t>a</w:t>
+      </w:r>
+      <w:r>
+        <w:t>ls in</w:t>
+      </w:r>
+      <w:r>
+        <w:t xml:space="preserve"> </w:t>
+      </w:r>
+      <w:r>
+        <w:t>total</w:t>
+      </w:r>
+      <w:r>
+        <w:t xml:space="preserve"> (six groups </w:t>
+      </w:r>
+      <w:r>
+        <w:t>×</w:t>
+      </w:r>
+      <w:r>
+        <w:t xml:space="preserve"> five blocks</w:t>
+      </w:r>
+      <w:r>
+        <w:t>)</w:t>
+      </w:r>
+      <w:r>
+        <w:t xml:space="preserve"> </w:t>
+      </w:r>
+      <w:commentRangeEnd w:id="54"/>
       <w:r>
         <w:rPr>
           <w:rStyle w:val="CommentReference"/>
           <w:sz w:val="22"/>
           <w:szCs w:val="22"/>
         </w:rPr>
-        <w:commentReference w:id="34"/>
-      </w:r>
-    </w:p>
-    <w:p>
-      <w:r>
-        <w:t xml:space="preserve">Each experimental tank was divided into four quadrants, with one structure type placed at random (randomizer.org) in each quadrant. For each trial, a single kōura was placed inside a vertically oriented plastic tube (50 mm long, open at one end and sealed at the other) positioned at the centre of the tank, with the sealed end resting on the substrate. This ensured a standardised starting position from which the kōura could exit in any direction. The time taken for the kōura to locate its </w:t>
-      </w:r>
-      <w:r>
-        <w:t>initial refuge</w:t>
+        <w:commentReference w:id="54"/>
+      </w:r>
+      <w:commentRangeEnd w:id="55"/>
+      <w:r>
+        <w:rPr>
+          <w:rStyle w:val="CommentReference"/>
+        </w:rPr>
+        <w:commentReference w:id="55"/>
+      </w:r>
+      <w:r>
+        <w:t>Structure placements and tank assignments were re-randomised between blocks, such that each group was housed in a different tank in each successive round. The same six groups were reused across all five blocks, with individuals returning to their assigned group between replicates. No mortality occurred during the experiment.</w:t>
+      </w:r>
+    </w:p>
+    <w:p>
+      <w:pPr>
+        <w:pStyle w:val="Heading2"/>
+      </w:pPr>
+      <w:bookmarkStart w:name="exp-3-wood-vs-stone" w:id="56"/>
+      <w:bookmarkEnd w:id="51"/>
+      <w:r>
+        <w:t>E</w:t>
+      </w:r>
+      <w:r>
+        <w:t>xperiment</w:t>
+      </w:r>
+      <w:r>
+        <w:t xml:space="preserve"> 3: Wood vs Stone</w:t>
+      </w:r>
+    </w:p>
+    <w:p>
+      <w:r>
+        <w:t>Using the same</w:t>
+      </w:r>
+      <w:r>
+        <w:t xml:space="preserve"> male</w:t>
       </w:r>
       <w:r>
         <w:t xml:space="preserve"> </w:t>
       </w:r>
       <w:r>
-        <w:t xml:space="preserve">location </w:t>
-      </w:r>
-      <w:r>
-        <w:t xml:space="preserve">was recorded. On the following day, the final location of the kōura was noted after which it was removed from the tank. Tanks were reset and structure placements re-randomised prior to the next trial. Each </w:t>
-      </w:r>
-      <w:r>
-        <w:t xml:space="preserve">individual </w:t>
-      </w:r>
-      <w:r>
-        <w:t>kōura was used</w:t>
-      </w:r>
-      <w:r>
-        <w:t xml:space="preserve"> once</w:t>
-      </w:r>
-      <w:r>
-        <w:t xml:space="preserve"> in a single trial and not reused across</w:t>
-      </w:r>
-      <w:r>
-        <w:t xml:space="preserve"> temporal</w:t>
-      </w:r>
-      <w:r>
-        <w:t xml:space="preserve"> replicate</w:t>
-      </w:r>
-      <w:r>
-        <w:t xml:space="preserve"> </w:t>
-      </w:r>
-      <w:r>
-        <w:t>blocks</w:t>
-      </w:r>
-      <w:r>
-        <w:t>. To confirm nocturnal activity, three</w:t>
-      </w:r>
-      <w:r>
-        <w:t xml:space="preserve"> digital cameras</w:t>
-      </w:r>
-      <w:r>
-        <w:t xml:space="preserve"> </w:t>
-      </w:r>
-      <w:r>
-        <w:t>(</w:t>
-      </w:r>
-      <w:r>
-        <w:t>GoPro Hero 3) were placed in one tank and recorded for five hours</w:t>
-      </w:r>
-      <w:r>
-        <w:t xml:space="preserve"> at the end of </w:t>
-      </w:r>
-      <w:commentRangeStart w:id="35"/>
-      <w:r>
-        <w:t xml:space="preserve">each </w:t>
-      </w:r>
-      <w:r>
-        <w:t xml:space="preserve">of the five </w:t>
-      </w:r>
-      <w:r>
-        <w:t>day</w:t>
-      </w:r>
-      <w:commentRangeEnd w:id="35"/>
-      <w:r>
-        <w:rPr>
-          <w:rStyle w:val="CommentReference"/>
-          <w:sz w:val="22"/>
-          <w:szCs w:val="22"/>
-        </w:rPr>
-        <w:commentReference w:id="35"/>
-      </w:r>
-      <w:r>
-        <w:t>s</w:t>
-      </w:r>
-      <w:r>
-        <w:t>.</w:t>
-      </w:r>
-    </w:p>
-    <w:p>
-      <w:pPr>
-        <w:pStyle w:val="Heading2"/>
-      </w:pPr>
-      <w:bookmarkStart w:id="36" w:name="exp-2-group-kōura"/>
-      <w:bookmarkEnd w:id="26"/>
-      <w:r>
-        <w:t>Exp</w:t>
-      </w:r>
-      <w:r>
-        <w:t>eriment</w:t>
-      </w:r>
-      <w:r>
-        <w:t xml:space="preserve"> 2: </w:t>
-      </w:r>
-      <w:r>
-        <w:t>Group dynamics</w:t>
-      </w:r>
-    </w:p>
-    <w:p>
-      <w:r>
-        <w:t xml:space="preserve">Building on </w:t>
+        <w:t xml:space="preserve">kōura </w:t>
+      </w:r>
+      <w:r>
+        <w:t xml:space="preserve">groups from </w:t>
       </w:r>
       <w:r>
         <w:t>E</w:t>
       </w:r>
       <w:r>
-        <w:t xml:space="preserve">xperiment 1, this experiment examined how group dynamics and body size influenced structure preference when kōura were housed together. The </w:t>
-      </w:r>
-      <w:r>
-        <w:t xml:space="preserve">same </w:t>
-      </w:r>
-      <w:r>
-        <w:t xml:space="preserve">six experimental tanks were used and configured with the </w:t>
-      </w:r>
-      <w:r>
-        <w:t>identical</w:t>
-      </w:r>
-      <w:r>
-        <w:t xml:space="preserve"> structure types and randomisation procedure as in </w:t>
-      </w:r>
-      <w:r>
-        <w:t>E</w:t>
-      </w:r>
-      <w:r>
-        <w:t>xperiment 1 (</w:t>
-      </w:r>
-      <w:r>
-        <w:t>Figure 1</w:t>
-      </w:r>
-      <w:r>
-        <w:t xml:space="preserve">). In contrast to the single-animal trials, each tank housed a group of six </w:t>
-      </w:r>
-      <w:commentRangeStart w:id="37"/>
-      <w:commentRangeStart w:id="38"/>
-      <w:r>
-        <w:t>male kōura</w:t>
-      </w:r>
-      <w:commentRangeEnd w:id="37"/>
-      <w:r>
-        <w:rPr>
-          <w:rStyle w:val="CommentReference"/>
-          <w:sz w:val="22"/>
-          <w:szCs w:val="22"/>
-        </w:rPr>
-        <w:commentReference w:id="37"/>
-      </w:r>
-      <w:commentRangeEnd w:id="38"/>
-      <w:r>
-        <w:rPr>
-          <w:rStyle w:val="CommentReference"/>
-          <w:sz w:val="22"/>
-          <w:szCs w:val="22"/>
-        </w:rPr>
-        <w:commentReference w:id="38"/>
-      </w:r>
-      <w:r>
-        <w:t>, as sex effects on structure preference were found to be negligible in Experiment 1, and male-only groups simplified competitive dynamics and size class assignment given limited female availability.</w:t>
-      </w:r>
-      <w:r>
-        <w:t xml:space="preserve"> Groups </w:t>
-      </w:r>
-      <w:r>
-        <w:lastRenderedPageBreak/>
-        <w:t>were comprised of</w:t>
-      </w:r>
-      <w:r>
-        <w:t xml:space="preserve"> two small, two medium, and two large individuals. Size classes were defined by OCL: small (mean OCL and weight ± SD: 19.2 ± 2 mm, range: 15.8–21.6 mm, 3.9 ± 2.1 g), medium (26.4 ± 1.6 mm, 23.5–29.5 mm, 11.6 ± 2.4 g), and large (36.3 ± 4.2 mm, 30.7–43.3 mm, 31.8 ± 11.2 g). Each group was introduced to the centre of the tank within an open-top plastic container (150 × 150 × 85 mm). The container was removed, and the initial location of each individual was recorded. On the following day, the final location of each kōura was documented, before all individuals were removed from the tank. </w:t>
-      </w:r>
-      <w:commentRangeStart w:id="39"/>
-      <w:commentRangeStart w:id="40"/>
-      <w:r>
-        <w:t>This procedure was repeated across five experimental replicate</w:t>
-      </w:r>
-      <w:r>
-        <w:t xml:space="preserve"> blocks</w:t>
-      </w:r>
-      <w:r>
-        <w:t>,</w:t>
-      </w:r>
-      <w:r>
-        <w:t xml:space="preserve"> </w:t>
-      </w:r>
-      <w:r>
-        <w:t>resulting</w:t>
-      </w:r>
-      <w:r>
-        <w:t xml:space="preserve"> </w:t>
-      </w:r>
-      <w:r>
-        <w:t>in 30 group-tri</w:t>
-      </w:r>
-      <w:r>
-        <w:t>a</w:t>
-      </w:r>
-      <w:r>
-        <w:t>ls in</w:t>
-      </w:r>
-      <w:r>
-        <w:t xml:space="preserve"> </w:t>
-      </w:r>
-      <w:r>
-        <w:t>total</w:t>
-      </w:r>
-      <w:r>
-        <w:t xml:space="preserve"> (six groups </w:t>
-      </w:r>
-      <w:r>
-        <w:t>×</w:t>
-      </w:r>
-      <w:r>
-        <w:t xml:space="preserve"> five blocks</w:t>
-      </w:r>
-      <w:r>
-        <w:t>)</w:t>
-      </w:r>
-      <w:r>
-        <w:t xml:space="preserve"> </w:t>
-      </w:r>
-      <w:commentRangeEnd w:id="39"/>
-      <w:r>
-        <w:rPr>
-          <w:rStyle w:val="CommentReference"/>
-          <w:sz w:val="22"/>
-          <w:szCs w:val="22"/>
-        </w:rPr>
-        <w:commentReference w:id="39"/>
-      </w:r>
-      <w:commentRangeEnd w:id="40"/>
-      <w:r>
-        <w:rPr>
-          <w:rStyle w:val="CommentReference"/>
-          <w:sz w:val="22"/>
-          <w:szCs w:val="22"/>
-        </w:rPr>
-        <w:commentReference w:id="40"/>
-      </w:r>
-      <w:r>
-        <w:t>Structure placements and tank assignments were re-randomised between blocks, such that each group was housed in a different tank in each successive round. The same six groups were reused across all five blocks, with individuals returning to their assigned group between replicates. No mortality occurred during the experiment.</w:t>
-      </w:r>
-    </w:p>
-    <w:p>
-      <w:pPr>
-        <w:pStyle w:val="Heading2"/>
-      </w:pPr>
-      <w:bookmarkStart w:id="41" w:name="exp-3-wood-vs-stone"/>
-      <w:bookmarkEnd w:id="36"/>
-      <w:r>
-        <w:t>E</w:t>
-      </w:r>
-      <w:r>
-        <w:t>xperiment</w:t>
-      </w:r>
-      <w:r>
-        <w:t xml:space="preserve"> 3: Wood vs Stone</w:t>
-      </w:r>
-    </w:p>
-    <w:p>
-      <w:r>
-        <w:t>Using the same</w:t>
-      </w:r>
-      <w:r>
-        <w:t xml:space="preserve"> male</w:t>
-      </w:r>
-      <w:r>
-        <w:t xml:space="preserve"> </w:t>
-      </w:r>
-      <w:r>
-        <w:t xml:space="preserve">kōura </w:t>
-      </w:r>
-      <w:r>
-        <w:t xml:space="preserve">groups from </w:t>
-      </w:r>
-      <w:r>
-        <w:t>E</w:t>
-      </w:r>
-      <w:r>
         <w:t>xperiment 2, this experiment narrowed the choice to two structure types, stone and wood, to directly compare preference between these materials. The structure types were: (1) a flat stone structure (FlatStone) constructed from twelve stones placed tightly together, and (2) a wood structure consisting of twelve wood splits (WoodSplit) made from the tānekaha logs (</w:t>
       </w:r>
-      <w:hyperlink w:anchor="fig-exp-setup" w:history="1">
+      <w:hyperlink w:history="1" w:anchor="fig-exp-setup">
         <w:r>
           <w:t>Figure 1</w:t>
         </w:r>
@@ -1670,8 +1931,8 @@
       <w:pPr>
         <w:pStyle w:val="Heading2"/>
       </w:pPr>
-      <w:bookmarkStart w:id="42" w:name="exp-4-bricks"/>
-      <w:bookmarkEnd w:id="41"/>
+      <w:bookmarkStart w:name="exp-4-bricks" w:id="57"/>
+      <w:bookmarkEnd w:id="56"/>
       <w:r>
         <w:t>Exp</w:t>
       </w:r>
@@ -1746,21 +2007,21 @@
       <w:r>
         <w:t>Wood</w:t>
       </w:r>
-      <w:commentRangeStart w:id="43"/>
+      <w:commentRangeStart w:id="58"/>
       <w:r>
         <w:t>B</w:t>
       </w:r>
       <w:r>
         <w:t>lock</w:t>
       </w:r>
-      <w:commentRangeEnd w:id="43"/>
+      <w:commentRangeEnd w:id="58"/>
       <w:r>
         <w:rPr>
           <w:rStyle w:val="CommentReference"/>
           <w:sz w:val="22"/>
           <w:szCs w:val="22"/>
         </w:rPr>
-        <w:commentReference w:id="43"/>
+        <w:commentReference w:id="58"/>
       </w:r>
       <w:r>
         <w:t>) with drilled holes made from Western red cedar (</w:t>
@@ -1775,10 +2036,10 @@
       <w:r>
         <w:t xml:space="preserve">), constructed to match the building bricks in external dimensions and hole size. To prevent floating, </w:t>
       </w:r>
-      <w:commentRangeStart w:id="44"/>
-      <w:commentRangeStart w:id="45"/>
-      <w:commentRangeStart w:id="46"/>
-      <w:commentRangeStart w:id="47"/>
+      <w:commentRangeStart w:id="59"/>
+      <w:commentRangeStart w:id="60"/>
+      <w:commentRangeStart w:id="61"/>
+      <w:commentRangeStart w:id="62"/>
       <w:r>
         <w:t xml:space="preserve">a solid clay brick of identical dimensions was placed on top of each </w:t>
       </w:r>
@@ -1809,207 +2070,191 @@
       <w:r>
         <w:t xml:space="preserve"> </w:t>
       </w:r>
-      <w:commentRangeEnd w:id="44"/>
+      <w:commentRangeEnd w:id="59"/>
       <w:r>
         <w:rPr>
           <w:rStyle w:val="CommentReference"/>
           <w:sz w:val="22"/>
           <w:szCs w:val="22"/>
         </w:rPr>
-        <w:commentReference w:id="44"/>
-      </w:r>
-      <w:commentRangeEnd w:id="45"/>
+        <w:commentReference w:id="59"/>
+      </w:r>
+      <w:commentRangeEnd w:id="60"/>
+      <w:r>
+        <w:rPr>
+          <w:rStyle w:val="CommentReference"/>
+        </w:rPr>
+        <w:commentReference w:id="60"/>
+      </w:r>
+      <w:commentRangeEnd w:id="61"/>
+      <w:r>
+        <w:rPr>
+          <w:rStyle w:val="CommentReference"/>
+        </w:rPr>
+        <w:commentReference w:id="61"/>
+      </w:r>
+      <w:commentRangeEnd w:id="62"/>
+      <w:r>
+        <w:rPr>
+          <w:rStyle w:val="CommentReference"/>
+        </w:rPr>
+        <w:commentReference w:id="62"/>
+      </w:r>
+      <w:r>
+        <w:t>(</w:t>
+      </w:r>
+      <w:r>
+        <w:t>Figure 1</w:t>
+      </w:r>
+      <w:r>
+        <w:t xml:space="preserve">). New groups of ten kōura and four experiment tanks were used for this experiment, comprising a total of 40 individuals consisting of 18 females with mean OCL and weight ± SD: 26.2 ± 3.1 mm, range: 20.2–30.8 mm, 12.2 ± 4.2 g and 22 males: 26 ± 2.1 mm, range: 20.9–29.5 mm, 11.6 ± 3.2 g. Due to reduced animal availability, individuals were drawn from a slightly broader size range than medium-size individuals, resulting in unbalanced size class representation (small: n = 4, medium: n = 35, large: n = 1). In each of the four experimental tank quadrants one </w:t>
+      </w:r>
+      <w:r>
+        <w:t xml:space="preserve">structure </w:t>
+      </w:r>
+      <w:r>
+        <w:t xml:space="preserve">was placed, with similar </w:t>
+      </w:r>
+      <w:r>
+        <w:t xml:space="preserve">structure </w:t>
+      </w:r>
+      <w:r>
+        <w:t xml:space="preserve">types positioned opposite to one another. Each group of kōura was released at the centre of the tank and the following day, the final location of each kōura was documented. </w:t>
+      </w:r>
+      <w:commentRangeStart w:id="63"/>
+      <w:r>
+        <w:t xml:space="preserve">This experiment was repeated </w:t>
+      </w:r>
+      <w:commentRangeEnd w:id="63"/>
       <w:r>
         <w:rPr>
           <w:rStyle w:val="CommentReference"/>
           <w:sz w:val="22"/>
           <w:szCs w:val="22"/>
         </w:rPr>
-        <w:commentReference w:id="45"/>
-      </w:r>
-      <w:commentRangeEnd w:id="46"/>
+        <w:commentReference w:id="63"/>
+      </w:r>
+      <w:r>
+        <w:t xml:space="preserve">across </w:t>
+      </w:r>
+      <w:r>
+        <w:t xml:space="preserve">four temporal blocks using the same four groups of ten kōura, resulting in 16 group-trials in total (four groups × four blocks). </w:t>
+      </w:r>
+      <w:r>
+        <w:t>Structure placements and tank assignments were re-randomised between blocks, such that each group was housed in a different tank in each successive round</w:t>
+      </w:r>
+      <w:r>
+        <w:t>.</w:t>
+      </w:r>
+    </w:p>
+    <w:p>
+      <w:pPr>
+        <w:pStyle w:val="Heading2"/>
+      </w:pPr>
+      <w:bookmarkStart w:name="data-analysis" w:id="64"/>
+      <w:bookmarkEnd w:id="57"/>
+      <w:commentRangeStart w:id="65"/>
+      <w:r>
+        <w:t>Data analysis</w:t>
+      </w:r>
+      <w:commentRangeStart w:id="66"/>
+      <w:commentRangeEnd w:id="66"/>
+      <w:r>
+        <w:rPr>
+          <w:rStyle w:val="CommentReference"/>
+          <w:sz w:val="24"/>
+          <w:szCs w:val="32"/>
+        </w:rPr>
+        <w:commentReference w:id="66"/>
+      </w:r>
+      <w:commentRangeEnd w:id="65"/>
+      <w:r>
+        <w:rPr>
+          <w:rStyle w:val="CommentReference"/>
+          <w:sz w:val="24"/>
+          <w:szCs w:val="32"/>
+        </w:rPr>
+        <w:commentReference w:id="65"/>
+      </w:r>
+    </w:p>
+    <w:p>
+      <w:r>
+        <w:t>Experiment 1</w:t>
+      </w:r>
+      <w:r>
+        <w:t>:</w:t>
+      </w:r>
+      <w:r>
+        <w:t xml:space="preserve"> </w:t>
+      </w:r>
+      <w:commentRangeStart w:id="67"/>
+      <w:commentRangeStart w:id="68"/>
+      <w:commentRangeStart w:id="69"/>
+      <w:r>
+        <w:t>To test the difference between the four structure types selected by the single kōura,</w:t>
+      </w:r>
+      <w:commentRangeEnd w:id="67"/>
       <w:r>
         <w:rPr>
           <w:rStyle w:val="CommentReference"/>
           <w:sz w:val="22"/>
           <w:szCs w:val="22"/>
         </w:rPr>
-        <w:commentReference w:id="46"/>
-      </w:r>
-      <w:commentRangeEnd w:id="47"/>
+        <w:commentReference w:id="67"/>
+      </w:r>
+      <w:commentRangeEnd w:id="68"/>
+      <w:r>
+        <w:rPr>
+          <w:rStyle w:val="CommentReference"/>
+        </w:rPr>
+        <w:commentReference w:id="68"/>
+      </w:r>
+      <w:commentRangeEnd w:id="69"/>
+      <w:r>
+        <w:rPr>
+          <w:rStyle w:val="CommentReference"/>
+        </w:rPr>
+        <w:commentReference w:id="69"/>
+      </w:r>
+      <w:r>
+        <w:t xml:space="preserve"> a multinomial goodness-of-fit test was performed using the XNomial package (Engels, 2014). </w:t>
+      </w:r>
+      <w:commentRangeStart w:id="70"/>
+      <w:commentRangeStart w:id="71"/>
+      <w:r>
+        <w:t>TankWall was excluded from preference tests as it represents the absence of structure choice rather than a structure type preference</w:t>
+      </w:r>
+      <w:commentRangeEnd w:id="70"/>
       <w:r>
         <w:rPr>
           <w:rStyle w:val="CommentReference"/>
           <w:sz w:val="22"/>
           <w:szCs w:val="22"/>
         </w:rPr>
-        <w:commentReference w:id="47"/>
-      </w:r>
-      <w:r>
-        <w:t>(</w:t>
-      </w:r>
-      <w:r>
-        <w:t>Figure 1</w:t>
-      </w:r>
-      <w:r>
-        <w:t xml:space="preserve">). New groups of ten kōura and four experiment tanks were used for this experiment, comprising a total of 40 individuals consisting of 18 </w:t>
-      </w:r>
-      <w:r>
-        <w:lastRenderedPageBreak/>
-        <w:t xml:space="preserve">females with mean OCL and weight ± SD: 26.2 ± 3.1 mm, range: 20.2–30.8 mm, 12.2 ± 4.2 g and 22 males: 26 ± 2.1 mm, range: 20.9–29.5 mm, 11.6 ± 3.2 g. Due to reduced animal availability, individuals were drawn from a slightly broader size range than medium-size individuals, resulting in unbalanced size class representation (small: n = 4, medium: n = 35, large: n = 1). In each of the four experimental tank quadrants one </w:t>
-      </w:r>
-      <w:r>
-        <w:t xml:space="preserve">structure </w:t>
-      </w:r>
-      <w:r>
-        <w:t xml:space="preserve">was placed, with similar </w:t>
-      </w:r>
-      <w:r>
-        <w:t xml:space="preserve">structure </w:t>
-      </w:r>
-      <w:r>
-        <w:t xml:space="preserve">types positioned opposite to one another. Each group of kōura was released at the centre of the tank and the following day, the final location of each kōura was documented. </w:t>
-      </w:r>
-      <w:commentRangeStart w:id="48"/>
-      <w:r>
-        <w:t xml:space="preserve">This experiment was repeated </w:t>
-      </w:r>
-      <w:commentRangeEnd w:id="48"/>
+        <w:commentReference w:id="70"/>
+      </w:r>
+      <w:commentRangeEnd w:id="71"/>
+      <w:r>
+        <w:rPr>
+          <w:rStyle w:val="CommentReference"/>
+        </w:rPr>
+        <w:commentReference w:id="71"/>
+      </w:r>
+      <w:r>
+        <w:t xml:space="preserve">. </w:t>
+      </w:r>
+      <w:commentRangeStart w:id="72"/>
+      <w:r>
+        <w:t>Additionally, pairwise likelihood-ratio G-tests with Bonferroni correction were used to identify which structure types differed significantly from each other.</w:t>
+      </w:r>
+      <w:commentRangeEnd w:id="72"/>
       <w:r>
         <w:rPr>
           <w:rStyle w:val="CommentReference"/>
           <w:sz w:val="22"/>
           <w:szCs w:val="22"/>
         </w:rPr>
-        <w:commentReference w:id="48"/>
-      </w:r>
-      <w:r>
-        <w:t xml:space="preserve">across </w:t>
-      </w:r>
-      <w:r>
-        <w:t xml:space="preserve">four temporal blocks using the same four groups of ten kōura, resulting in 16 group-trials in total (four groups × four blocks). </w:t>
-      </w:r>
-      <w:r>
-        <w:t>Structure placements and tank assignments were re-randomised between blocks, such that each group was housed in a different tank in each successive round</w:t>
-      </w:r>
-      <w:r>
-        <w:t>.</w:t>
-      </w:r>
-    </w:p>
-    <w:p>
-      <w:pPr>
-        <w:pStyle w:val="Heading2"/>
-      </w:pPr>
-      <w:bookmarkStart w:id="49" w:name="data-analysis"/>
-      <w:bookmarkEnd w:id="42"/>
-      <w:commentRangeStart w:id="50"/>
-      <w:r>
-        <w:t>Data analysis</w:t>
-      </w:r>
-      <w:commentRangeStart w:id="51"/>
-      <w:commentRangeEnd w:id="51"/>
-      <w:r>
-        <w:rPr>
-          <w:rStyle w:val="CommentReference"/>
-          <w:sz w:val="24"/>
-          <w:szCs w:val="32"/>
-        </w:rPr>
-        <w:commentReference w:id="51"/>
-      </w:r>
-      <w:commentRangeEnd w:id="50"/>
-      <w:r>
-        <w:rPr>
-          <w:rStyle w:val="CommentReference"/>
-          <w:sz w:val="24"/>
-          <w:szCs w:val="32"/>
-        </w:rPr>
-        <w:commentReference w:id="50"/>
-      </w:r>
-    </w:p>
-    <w:p>
-      <w:r>
-        <w:t>Experiment 1</w:t>
-      </w:r>
-      <w:r>
-        <w:t>:</w:t>
-      </w:r>
-      <w:r>
-        <w:t xml:space="preserve"> </w:t>
-      </w:r>
-      <w:commentRangeStart w:id="52"/>
-      <w:commentRangeStart w:id="53"/>
-      <w:commentRangeStart w:id="54"/>
-      <w:r>
-        <w:t>To test the difference between the four structure types selected by the single kōura,</w:t>
-      </w:r>
-      <w:commentRangeEnd w:id="52"/>
-      <w:r>
-        <w:rPr>
-          <w:rStyle w:val="CommentReference"/>
-          <w:sz w:val="22"/>
-          <w:szCs w:val="22"/>
-        </w:rPr>
-        <w:commentReference w:id="52"/>
-      </w:r>
-      <w:commentRangeEnd w:id="53"/>
-      <w:r>
-        <w:rPr>
-          <w:rStyle w:val="CommentReference"/>
-          <w:sz w:val="22"/>
-          <w:szCs w:val="22"/>
-        </w:rPr>
-        <w:commentReference w:id="53"/>
-      </w:r>
-      <w:commentRangeEnd w:id="54"/>
-      <w:r>
-        <w:rPr>
-          <w:rStyle w:val="CommentReference"/>
-          <w:sz w:val="22"/>
-          <w:szCs w:val="22"/>
-        </w:rPr>
-        <w:commentReference w:id="54"/>
-      </w:r>
-      <w:r>
-        <w:t xml:space="preserve"> a multinomial goodness-of-fit test was performed using the XNomial package (Engels, 2014). </w:t>
-      </w:r>
-      <w:commentRangeStart w:id="55"/>
-      <w:commentRangeStart w:id="56"/>
-      <w:r>
-        <w:t>TankWall was excluded from preference tests as it represents the absence of structure choice rather than a structure type preference</w:t>
-      </w:r>
-      <w:commentRangeEnd w:id="55"/>
-      <w:r>
-        <w:rPr>
-          <w:rStyle w:val="CommentReference"/>
-          <w:sz w:val="22"/>
-          <w:szCs w:val="22"/>
-        </w:rPr>
-        <w:commentReference w:id="55"/>
-      </w:r>
-      <w:commentRangeEnd w:id="56"/>
-      <w:r>
-        <w:rPr>
-          <w:rStyle w:val="CommentReference"/>
-          <w:sz w:val="22"/>
-          <w:szCs w:val="22"/>
-        </w:rPr>
-        <w:commentReference w:id="56"/>
-      </w:r>
-      <w:r>
-        <w:t xml:space="preserve">. </w:t>
-      </w:r>
-      <w:commentRangeStart w:id="57"/>
-      <w:r>
-        <w:t>Additionally, pairwise likelihood-ratio G-tests with Bonferroni correction were used to identify which structure types differed significantly from each other.</w:t>
-      </w:r>
-      <w:commentRangeEnd w:id="57"/>
-      <w:r>
-        <w:rPr>
-          <w:rStyle w:val="CommentReference"/>
-          <w:sz w:val="22"/>
-          <w:szCs w:val="22"/>
-        </w:rPr>
-        <w:commentReference w:id="57"/>
+        <w:commentReference w:id="72"/>
       </w:r>
       <w:r>
         <w:t xml:space="preserve"> </w:t>
@@ -2084,7 +2329,7 @@
       <w:r>
         <w:t xml:space="preserve">fitted </w:t>
       </w:r>
-      <w:commentRangeStart w:id="58"/>
+      <w:commentRangeStart w:id="73"/>
       <w:r>
         <w:t>with structure type as the outcome, sex as a fixed effect</w:t>
       </w:r>
@@ -2103,14 +2348,14 @@
       <w:r>
         <w:t>and experimental round as random intercept</w:t>
       </w:r>
-      <w:commentRangeEnd w:id="58"/>
+      <w:commentRangeEnd w:id="73"/>
       <w:r>
         <w:rPr>
           <w:rStyle w:val="CommentReference"/>
           <w:sz w:val="22"/>
           <w:szCs w:val="22"/>
         </w:rPr>
-        <w:commentReference w:id="58"/>
+        <w:commentReference w:id="73"/>
       </w:r>
       <w:r>
         <w:t>s</w:t>
@@ -2147,18 +2392,18 @@
       <w:r>
         <w:t xml:space="preserve"> </w:t>
       </w:r>
-      <w:commentRangeStart w:id="59"/>
+      <w:commentRangeStart w:id="74"/>
       <w:r>
         <w:t>To test whether overall structure preference existed at the group level, one-sample Wilcoxon signed-rank tests were applied to group-round proportions for each structure type, testing against a null expectation of 0.25 (equal distribution among four structure types)</w:t>
       </w:r>
-      <w:commentRangeEnd w:id="59"/>
+      <w:commentRangeEnd w:id="74"/>
       <w:r>
         <w:rPr>
           <w:rStyle w:val="CommentReference"/>
           <w:sz w:val="22"/>
           <w:szCs w:val="22"/>
         </w:rPr>
-        <w:commentReference w:id="59"/>
+        <w:commentReference w:id="74"/>
       </w:r>
       <w:r>
         <w:t xml:space="preserve">. P-values were Bonferroni adjusted for multiple comparisons. Normal approximation was used due to ties arising from discrete group counts. To test whether size classes affected structure preference while accounting for repeated measurement of individuals and groups, </w:t>
@@ -2169,13 +2414,9 @@
       <w:r>
         <w:t xml:space="preserve"> Bayesian categorical mixed-effects model was fitted </w:t>
       </w:r>
-      <w:commentRangeStart w:id="60"/>
-      <w:r>
-        <w:t xml:space="preserve">with structure type as the outcome, size class as a fixed effect, and group </w:t>
-      </w:r>
-      <w:r>
-        <w:lastRenderedPageBreak/>
-        <w:t xml:space="preserve">identity, individual identity nested within group, and </w:t>
+      <w:commentRangeStart w:id="75"/>
+      <w:r>
+        <w:t xml:space="preserve">with structure type as the outcome, size class as a fixed effect, and group identity, individual identity nested within group, and </w:t>
       </w:r>
       <w:r>
         <w:t xml:space="preserve">tank and </w:t>
@@ -2183,14 +2424,14 @@
       <w:r>
         <w:t>experimental round as random intercept</w:t>
       </w:r>
-      <w:commentRangeEnd w:id="60"/>
+      <w:commentRangeEnd w:id="75"/>
       <w:r>
         <w:rPr>
           <w:rStyle w:val="CommentReference"/>
           <w:sz w:val="22"/>
           <w:szCs w:val="22"/>
         </w:rPr>
-        <w:commentReference w:id="60"/>
+        <w:commentReference w:id="75"/>
       </w:r>
       <w:r>
         <w:t xml:space="preserve">s. The Stuart-Maxwell test was used to test for statistical differences between </w:t>
@@ -2204,18 +2445,18 @@
       <w:r>
         <w:t>day location</w:t>
       </w:r>
-      <w:commentRangeStart w:id="61"/>
+      <w:commentRangeStart w:id="76"/>
       <w:r>
         <w:t>.</w:t>
       </w:r>
-      <w:commentRangeEnd w:id="61"/>
+      <w:commentRangeEnd w:id="76"/>
       <w:r>
         <w:rPr>
           <w:rStyle w:val="CommentReference"/>
           <w:sz w:val="22"/>
           <w:szCs w:val="22"/>
         </w:rPr>
-        <w:commentReference w:id="61"/>
+        <w:commentReference w:id="76"/>
       </w:r>
     </w:p>
     <w:p>
@@ -2338,9 +2579,9 @@
       <w:pPr>
         <w:pStyle w:val="Heading1"/>
       </w:pPr>
-      <w:bookmarkStart w:id="62" w:name="results"/>
-      <w:bookmarkEnd w:id="12"/>
-      <w:bookmarkEnd w:id="49"/>
+      <w:bookmarkStart w:name="results" w:id="77"/>
+      <w:bookmarkEnd w:id="27"/>
+      <w:bookmarkEnd w:id="64"/>
       <w:r>
         <w:t>Results</w:t>
       </w:r>
@@ -2349,7 +2590,7 @@
       <w:pPr>
         <w:pStyle w:val="Heading2"/>
       </w:pPr>
-      <w:bookmarkStart w:id="63" w:name="exp-1-single-kōura-1"/>
+      <w:bookmarkStart w:name="exp-1-single-kōura-1" w:id="78"/>
       <w:r>
         <w:t>Exp</w:t>
       </w:r>
@@ -2399,18 +2640,18 @@
       <w:r>
         <w:t xml:space="preserve">). No significant differences were found among the stone structure types. Overall, WoodLog was selected by 67% of kōura at L1 (males: 80%; females: 53%), and </w:t>
       </w:r>
-      <w:commentRangeStart w:id="64"/>
+      <w:commentRangeStart w:id="79"/>
       <w:r>
         <w:t>no kōura were found at TankWall.</w:t>
       </w:r>
-      <w:commentRangeEnd w:id="64"/>
+      <w:commentRangeEnd w:id="79"/>
       <w:r>
         <w:rPr>
           <w:rStyle w:val="CommentReference"/>
           <w:sz w:val="22"/>
           <w:szCs w:val="22"/>
         </w:rPr>
-        <w:commentReference w:id="64"/>
+        <w:commentReference w:id="79"/>
       </w:r>
       <w:r>
         <w:t xml:space="preserve"> </w:t>
@@ -2475,10 +2716,9 @@
       <w:pPr>
         <w:pStyle w:val="Heading2"/>
       </w:pPr>
-      <w:bookmarkStart w:id="65" w:name="exp-2-group-kōura-1"/>
-      <w:bookmarkEnd w:id="63"/>
-      <w:r>
-        <w:lastRenderedPageBreak/>
+      <w:bookmarkStart w:name="exp-2-group-kōura-1" w:id="80"/>
+      <w:bookmarkEnd w:id="78"/>
+      <w:r>
         <w:t>Exp</w:t>
       </w:r>
       <w:r>
@@ -2495,7 +2735,7 @@
       <w:r>
         <w:t>When housed in mixed-size groups, kōura showed a significant overall preference for stone-based structures (</w:t>
       </w:r>
-      <w:hyperlink w:anchor="fig-exp2-ms" w:history="1">
+      <w:hyperlink w:history="1" w:anchor="fig-exp2-ms">
         <w:r>
           <w:t>Figure 3</w:t>
         </w:r>
@@ -2559,18 +2799,18 @@
       <w:r>
         <w:t xml:space="preserve"> = 0.117). No kōura were found at </w:t>
       </w:r>
-      <w:commentRangeStart w:id="66"/>
+      <w:commentRangeStart w:id="81"/>
       <w:r>
         <w:t>TankWall</w:t>
       </w:r>
-      <w:commentRangeEnd w:id="66"/>
+      <w:commentRangeEnd w:id="81"/>
       <w:r>
         <w:rPr>
           <w:rStyle w:val="CommentReference"/>
           <w:sz w:val="22"/>
           <w:szCs w:val="22"/>
         </w:rPr>
-        <w:commentReference w:id="66"/>
+        <w:commentReference w:id="81"/>
       </w:r>
       <w:r>
         <w:t xml:space="preserve">, indicating active structure selection across the group. Size classes had limited but credible effect on structure preference. Medium sized kōura showed a weaker preference for FlatStone over SingleStone compared to small kōura (β = -1.75, 95% CI: -3.66 to -0.09; posterior probability = 0.98), while no other size class effect was credible. Overall, FlatStone remained the most selected structure type across all size classes, but its strength of preference declined from small (posterior probability of top choice = 85%) to medium (53%), and with large kōura showing similar preference between FlatStone and StonePile (41% vs 38%). Structure type use shifted directionally between </w:t>
@@ -2602,8 +2842,8 @@
       <w:pPr>
         <w:pStyle w:val="Heading2"/>
       </w:pPr>
-      <w:bookmarkStart w:id="67" w:name="exp-3-wood-vs-stone-1"/>
-      <w:bookmarkEnd w:id="65"/>
+      <w:bookmarkStart w:name="exp-3-wood-vs-stone-1" w:id="82"/>
+      <w:bookmarkEnd w:id="80"/>
       <w:r>
         <w:t>Exp</w:t>
       </w:r>
@@ -2618,7 +2858,7 @@
       <w:r>
         <w:t>Kōura consistently selected FlatStone over WoodSplit, with the preference growing with body size (</w:t>
       </w:r>
-      <w:hyperlink w:anchor="fig-exp3-ms" w:history="1">
+      <w:hyperlink w:history="1" w:anchor="fig-exp3-ms">
         <w:r>
           <w:t>Figure 4</w:t>
         </w:r>
@@ -2646,7 +2886,7 @@
       <w:r>
         <w:t xml:space="preserve"> = 0.004). </w:t>
       </w:r>
-      <w:commentRangeStart w:id="68"/>
+      <w:commentRangeStart w:id="83"/>
       <w:r>
         <w:t xml:space="preserve">Only </w:t>
       </w:r>
@@ -2662,14 +2902,14 @@
       <w:r>
         <w:t xml:space="preserve"> found at TankWall.</w:t>
       </w:r>
-      <w:commentRangeEnd w:id="68"/>
+      <w:commentRangeEnd w:id="83"/>
       <w:r>
         <w:rPr>
           <w:rStyle w:val="CommentReference"/>
           <w:sz w:val="22"/>
           <w:szCs w:val="22"/>
         </w:rPr>
-        <w:commentReference w:id="68"/>
+        <w:commentReference w:id="83"/>
       </w:r>
       <w:r>
         <w:t xml:space="preserve"> The Bayesian model indicated that preference for FlatStone strengthened with body size, with the posterior probability of FlatStone being the top-ranked structure increasing from small (62%) to medium (78%), to large kōura (96%). Large kōura showed a particularly strong and credible preference for FlatStone over WoodSplit </w:t>
@@ -2707,8 +2947,8 @@
       <w:pPr>
         <w:pStyle w:val="Heading2"/>
       </w:pPr>
-      <w:bookmarkStart w:id="69" w:name="exp-4-bricks-1"/>
-      <w:bookmarkEnd w:id="67"/>
+      <w:bookmarkStart w:name="exp-4-bricks-1" w:id="84"/>
+      <w:bookmarkEnd w:id="82"/>
       <w:r>
         <w:t>Exp</w:t>
       </w:r>
@@ -2782,844 +3022,833 @@
       <w:r>
         <w:t xml:space="preserve"> = 0.273). </w:t>
       </w:r>
-      <w:commentRangeStart w:id="70"/>
-      <w:commentRangeStart w:id="71"/>
+      <w:commentRangeStart w:id="85"/>
+      <w:commentRangeStart w:id="86"/>
       <w:r>
         <w:t>9% of kōura were found at TankWall, which is higher than in any previous experiment</w:t>
       </w:r>
-      <w:commentRangeEnd w:id="70"/>
+      <w:commentRangeEnd w:id="85"/>
       <w:r>
         <w:rPr>
           <w:rStyle w:val="CommentReference"/>
           <w:sz w:val="22"/>
           <w:szCs w:val="22"/>
         </w:rPr>
-        <w:commentReference w:id="70"/>
-      </w:r>
-      <w:commentRangeEnd w:id="71"/>
+        <w:commentReference w:id="85"/>
+      </w:r>
+      <w:commentRangeEnd w:id="86"/>
+      <w:r>
+        <w:rPr>
+          <w:rStyle w:val="CommentReference"/>
+        </w:rPr>
+        <w:commentReference w:id="86"/>
+      </w:r>
+      <w:r>
+        <w:t xml:space="preserve">, likely reflecting the smaller total structure </w:t>
+      </w:r>
+      <w:r>
+        <w:t>size</w:t>
+      </w:r>
+      <w:r>
+        <w:t xml:space="preserve"> in this experiment rather than active structure avoidance</w:t>
+      </w:r>
+      <w:r>
+        <w:t xml:space="preserve">. Sex had no credible effect on preference between </w:t>
+      </w:r>
+      <w:r>
+        <w:t xml:space="preserve">structure </w:t>
+      </w:r>
+      <w:r>
+        <w:t xml:space="preserve">types </w:t>
+      </w:r>
+      <w:r>
+        <w:t>(β = -0.18, 95% CI: -1.24 to 0.84; posterior probability</w:t>
+      </w:r>
+      <w:r>
+        <w:t xml:space="preserve"> </w:t>
+      </w:r>
+      <w:r>
+        <w:t>= 0.65)</w:t>
+      </w:r>
+      <w:r>
+        <w:t xml:space="preserve">, indicating that </w:t>
+      </w:r>
+      <w:r>
+        <w:t xml:space="preserve">both </w:t>
+      </w:r>
+      <w:r>
+        <w:t xml:space="preserve">structures were </w:t>
+      </w:r>
+      <w:r>
+        <w:t xml:space="preserve">equally </w:t>
+      </w:r>
+      <w:r>
+        <w:t>suitable refuge for male and female kōura.</w:t>
+      </w:r>
+    </w:p>
+    <w:p>
+      <w:pPr>
+        <w:pStyle w:val="Heading1"/>
+      </w:pPr>
+      <w:bookmarkStart w:name="discussion" w:id="87"/>
+      <w:bookmarkEnd w:id="77"/>
+      <w:bookmarkEnd w:id="84"/>
+      <w:commentRangeStart w:id="88"/>
+      <w:r>
+        <w:t>Discussion</w:t>
+      </w:r>
+      <w:commentRangeEnd w:id="88"/>
+      <w:r>
+        <w:rPr>
+          <w:rStyle w:val="CommentReference"/>
+          <w:sz w:val="32"/>
+          <w:szCs w:val="40"/>
+        </w:rPr>
+        <w:commentReference w:id="88"/>
+      </w:r>
+    </w:p>
+    <w:p>
+      <w:pPr>
+        <w:pStyle w:val="Heading2"/>
+      </w:pPr>
+      <w:bookmarkStart w:name="structure-matters-more-than-material" w:id="89"/>
+      <w:commentRangeStart w:id="90"/>
+      <w:commentRangeStart w:id="91"/>
+      <w:r>
+        <w:t>Does s</w:t>
+      </w:r>
+      <w:r>
+        <w:t>tructure matter more than material</w:t>
+      </w:r>
+      <w:r>
+        <w:t>?</w:t>
+      </w:r>
+      <w:commentRangeEnd w:id="90"/>
+      <w:r>
+        <w:rPr>
+          <w:rStyle w:val="CommentReference"/>
+          <w:sz w:val="24"/>
+          <w:szCs w:val="32"/>
+        </w:rPr>
+        <w:commentReference w:id="90"/>
+      </w:r>
+      <w:commentRangeEnd w:id="91"/>
+      <w:r>
+        <w:rPr>
+          <w:rStyle w:val="CommentReference"/>
+        </w:rPr>
+        <w:commentReference w:id="91"/>
+      </w:r>
+    </w:p>
+    <w:p>
+      <w:r>
+        <w:t xml:space="preserve">The </w:t>
+      </w:r>
+      <w:r>
+        <w:t xml:space="preserve">consistent finding across all experiments that structural stability and </w:t>
+      </w:r>
+      <w:r>
+        <w:t xml:space="preserve">cavities </w:t>
+      </w:r>
+      <w:r>
+        <w:t xml:space="preserve">complexity determined preference, </w:t>
+      </w:r>
+      <w:r>
+        <w:t>regardless of whe</w:t>
+      </w:r>
+      <w:r>
+        <w:t>ther</w:t>
+      </w:r>
+      <w:r>
+        <w:t xml:space="preserve"> </w:t>
+      </w:r>
+      <w:r>
+        <w:t>the comparison involved material ty</w:t>
+      </w:r>
+      <w:r>
+        <w:t>p</w:t>
+      </w:r>
+      <w:r>
+        <w:t>e, configuration or group</w:t>
+      </w:r>
+      <w:r>
+        <w:t xml:space="preserve"> size</w:t>
+      </w:r>
+      <w:commentRangeStart w:id="92"/>
+      <w:r>
+        <w:t>,</w:t>
+      </w:r>
+      <w:commentRangeEnd w:id="92"/>
       <w:r>
         <w:rPr>
           <w:rStyle w:val="CommentReference"/>
           <w:sz w:val="22"/>
           <w:szCs w:val="22"/>
         </w:rPr>
-        <w:commentReference w:id="71"/>
-      </w:r>
-      <w:r>
-        <w:t xml:space="preserve">, likely reflecting the smaller total structure </w:t>
-      </w:r>
-      <w:r>
-        <w:t>size</w:t>
-      </w:r>
-      <w:r>
-        <w:t xml:space="preserve"> in this experiment rather than active structure avoidance</w:t>
-      </w:r>
-      <w:r>
-        <w:t xml:space="preserve">. Sex had no credible effect on preference between </w:t>
-      </w:r>
-      <w:r>
-        <w:t xml:space="preserve">structure </w:t>
-      </w:r>
-      <w:r>
-        <w:t xml:space="preserve">types </w:t>
-      </w:r>
-      <w:r>
-        <w:t>(β = -0.18, 95% CI: -1.24 to 0.84; posterior probability</w:t>
+        <w:commentReference w:id="92"/>
       </w:r>
       <w:r>
         <w:t xml:space="preserve"> </w:t>
       </w:r>
       <w:r>
-        <w:t>= 0.65)</w:t>
-      </w:r>
-      <w:r>
-        <w:t xml:space="preserve">, indicating that </w:t>
-      </w:r>
-      <w:r>
-        <w:t xml:space="preserve">both </w:t>
-      </w:r>
-      <w:r>
-        <w:t xml:space="preserve">structures were </w:t>
-      </w:r>
-      <w:r>
-        <w:t xml:space="preserve">equally </w:t>
-      </w:r>
-      <w:r>
-        <w:t>suitable refuge for male and female kōura.</w:t>
-      </w:r>
-    </w:p>
-    <w:p>
-      <w:pPr>
-        <w:pStyle w:val="Heading1"/>
-      </w:pPr>
-      <w:bookmarkStart w:id="72" w:name="discussion"/>
-      <w:bookmarkEnd w:id="62"/>
-      <w:bookmarkEnd w:id="69"/>
-      <w:commentRangeStart w:id="73"/>
-      <w:r>
-        <w:lastRenderedPageBreak/>
-        <w:t>Discussion</w:t>
-      </w:r>
-      <w:commentRangeEnd w:id="73"/>
-      <w:r>
-        <w:rPr>
-          <w:rStyle w:val="CommentReference"/>
-          <w:sz w:val="32"/>
-          <w:szCs w:val="40"/>
-        </w:rPr>
-        <w:commentReference w:id="73"/>
-      </w:r>
-    </w:p>
-    <w:p>
-      <w:pPr>
-        <w:pStyle w:val="Heading2"/>
-      </w:pPr>
-      <w:bookmarkStart w:id="74" w:name="structure-matters-more-than-material"/>
-      <w:commentRangeStart w:id="75"/>
-      <w:commentRangeStart w:id="76"/>
-      <w:r>
-        <w:t>Does s</w:t>
-      </w:r>
-      <w:r>
-        <w:t>tructure matter more than material</w:t>
-      </w:r>
-      <w:r>
-        <w:t>?</w:t>
-      </w:r>
-      <w:commentRangeEnd w:id="75"/>
-      <w:r>
-        <w:rPr>
-          <w:rStyle w:val="CommentReference"/>
-          <w:sz w:val="24"/>
-          <w:szCs w:val="32"/>
-        </w:rPr>
-        <w:commentReference w:id="75"/>
-      </w:r>
-      <w:commentRangeEnd w:id="76"/>
-      <w:r>
-        <w:rPr>
-          <w:rStyle w:val="CommentReference"/>
-          <w:sz w:val="24"/>
-          <w:szCs w:val="32"/>
-        </w:rPr>
-        <w:commentReference w:id="76"/>
-      </w:r>
-    </w:p>
-    <w:p>
-      <w:r>
-        <w:t xml:space="preserve">The </w:t>
-      </w:r>
-      <w:r>
-        <w:t xml:space="preserve">consistent finding across all experiments that structural stability and </w:t>
-      </w:r>
-      <w:r>
-        <w:t xml:space="preserve">cavities </w:t>
-      </w:r>
-      <w:r>
-        <w:t xml:space="preserve">complexity determined preference, </w:t>
-      </w:r>
-      <w:r>
-        <w:t>regardless of whe</w:t>
-      </w:r>
-      <w:r>
-        <w:t>ther</w:t>
+        <w:t>suggests that kōura</w:t>
+      </w:r>
+      <w:r>
+        <w:t>,</w:t>
       </w:r>
       <w:r>
         <w:t xml:space="preserve"> </w:t>
       </w:r>
       <w:r>
-        <w:t>the comparison involved material ty</w:t>
-      </w:r>
-      <w:r>
-        <w:t>p</w:t>
-      </w:r>
-      <w:r>
-        <w:t>e, configuration or group</w:t>
-      </w:r>
-      <w:r>
-        <w:t xml:space="preserve"> size</w:t>
-      </w:r>
-      <w:commentRangeStart w:id="77"/>
-      <w:r>
-        <w:t>,</w:t>
-      </w:r>
-      <w:commentRangeEnd w:id="77"/>
+        <w:t xml:space="preserve">like </w:t>
+      </w:r>
+      <w:r>
+        <w:t>many</w:t>
+      </w:r>
+      <w:commentRangeStart w:id="93"/>
+      <w:r>
+        <w:t xml:space="preserve"> refuge</w:t>
+      </w:r>
+      <w:r>
+        <w:t>-</w:t>
+      </w:r>
+      <w:r>
+        <w:t xml:space="preserve">dependent </w:t>
+      </w:r>
+      <w:r>
+        <w:t>crustacean</w:t>
+      </w:r>
+      <w:commentRangeEnd w:id="93"/>
       <w:r>
         <w:rPr>
           <w:rStyle w:val="CommentReference"/>
           <w:sz w:val="22"/>
           <w:szCs w:val="22"/>
         </w:rPr>
-        <w:commentReference w:id="77"/>
+        <w:commentReference w:id="93"/>
+      </w:r>
+      <w:r>
+        <w:t>s</w:t>
       </w:r>
       <w:r>
         <w:t xml:space="preserve"> </w:t>
       </w:r>
       <w:r>
-        <w:t>suggests that kōura</w:t>
+        <w:t>(Zimmer-Faust &amp; Spanier</w:t>
       </w:r>
       <w:r>
         <w:t>,</w:t>
       </w:r>
       <w:r>
+        <w:t xml:space="preserve"> 1987</w:t>
+      </w:r>
+      <w:r>
+        <w:t>; Beck</w:t>
+      </w:r>
+      <w:r>
+        <w:t>,</w:t>
+      </w:r>
+      <w:r>
         <w:t xml:space="preserve"> </w:t>
       </w:r>
       <w:r>
-        <w:t xml:space="preserve">like </w:t>
-      </w:r>
-      <w:r>
-        <w:t>many</w:t>
-      </w:r>
-      <w:commentRangeStart w:id="78"/>
-      <w:r>
-        <w:t xml:space="preserve"> refuge</w:t>
-      </w:r>
-      <w:r>
-        <w:t>-</w:t>
-      </w:r>
-      <w:r>
-        <w:t xml:space="preserve">dependent </w:t>
-      </w:r>
-      <w:r>
-        <w:t>crustacean</w:t>
-      </w:r>
-      <w:commentRangeEnd w:id="78"/>
+        <w:t xml:space="preserve">1995; </w:t>
+      </w:r>
+      <w:r>
+        <w:t xml:space="preserve">Streissl &amp; Hödl, 2002; </w:t>
+      </w:r>
+      <w:r>
+        <w:t>Pirtle</w:t>
+      </w:r>
+      <w:r>
+        <w:t xml:space="preserve"> et al., </w:t>
+      </w:r>
+      <w:r>
+        <w:t>2012</w:t>
+      </w:r>
+      <w:r>
+        <w:t>)</w:t>
+      </w:r>
+      <w:r>
+        <w:t xml:space="preserve">, are </w:t>
+      </w:r>
+      <w:r>
+        <w:t>primarily</w:t>
+      </w:r>
+      <w:r>
+        <w:t xml:space="preserve"> </w:t>
+      </w:r>
+      <w:r>
+        <w:t xml:space="preserve">selecting for physical </w:t>
+      </w:r>
+      <w:r>
+        <w:t xml:space="preserve">shelter quality rather than material familiarity. </w:t>
+      </w:r>
+      <w:r>
+        <w:t xml:space="preserve">When hole dimensions were </w:t>
+      </w:r>
+      <w:r>
+        <w:t>held constant between concrete and wooden perforated structures,</w:t>
+      </w:r>
+      <w:commentRangeStart w:id="94"/>
+      <w:r>
+        <w:t xml:space="preserve"> </w:t>
+      </w:r>
+      <w:commentRangeEnd w:id="94"/>
       <w:r>
         <w:rPr>
           <w:rStyle w:val="CommentReference"/>
           <w:sz w:val="22"/>
           <w:szCs w:val="22"/>
         </w:rPr>
-        <w:commentReference w:id="78"/>
-      </w:r>
-      <w:r>
-        <w:t>s</w:t>
+        <w:commentReference w:id="94"/>
+      </w:r>
+      <w:r>
+        <w:t xml:space="preserve">no preference for </w:t>
+      </w:r>
+      <w:r>
+        <w:t xml:space="preserve">either </w:t>
+      </w:r>
+      <w:r>
+        <w:t>material was detected</w:t>
+      </w:r>
+      <w:r>
+        <w:t>, demonstrating that material</w:t>
+      </w:r>
+      <w:r>
+        <w:t xml:space="preserve"> composition alone</w:t>
       </w:r>
       <w:r>
         <w:t xml:space="preserve"> </w:t>
       </w:r>
-      <w:r>
-        <w:t>(Zimmer-Faust &amp; Spanier</w:t>
-      </w:r>
-      <w:r>
-        <w:t>,</w:t>
-      </w:r>
-      <w:r>
-        <w:t xml:space="preserve"> 1987</w:t>
-      </w:r>
-      <w:r>
-        <w:t>; Beck</w:t>
-      </w:r>
-      <w:r>
-        <w:t>,</w:t>
-      </w:r>
-      <w:r>
-        <w:t xml:space="preserve"> </w:t>
-      </w:r>
-      <w:r>
-        <w:t xml:space="preserve">1995; </w:t>
-      </w:r>
-      <w:r>
-        <w:t xml:space="preserve">Streissl &amp; Hödl, 2002; </w:t>
-      </w:r>
-      <w:r>
-        <w:t>Pirtle</w:t>
-      </w:r>
-      <w:r>
-        <w:t xml:space="preserve"> et al., </w:t>
-      </w:r>
-      <w:r>
-        <w:t>2012</w:t>
-      </w:r>
-      <w:r>
-        <w:t>)</w:t>
-      </w:r>
-      <w:r>
-        <w:t xml:space="preserve">, are </w:t>
-      </w:r>
-      <w:r>
-        <w:t>primarily</w:t>
-      </w:r>
-      <w:r>
-        <w:t xml:space="preserve"> </w:t>
-      </w:r>
-      <w:r>
-        <w:t xml:space="preserve">selecting for physical </w:t>
-      </w:r>
-      <w:r>
-        <w:t xml:space="preserve">shelter quality rather than material familiarity. </w:t>
-      </w:r>
-      <w:r>
-        <w:t xml:space="preserve">When hole dimensions were </w:t>
-      </w:r>
-      <w:r>
-        <w:t>held constant between concrete and wooden perforated structures,</w:t>
-      </w:r>
-      <w:commentRangeStart w:id="79"/>
-      <w:r>
-        <w:t xml:space="preserve"> </w:t>
-      </w:r>
-      <w:commentRangeEnd w:id="79"/>
+      <w:commentRangeStart w:id="95"/>
+      <w:r>
+        <w:t xml:space="preserve">may </w:t>
+      </w:r>
+      <w:commentRangeEnd w:id="95"/>
       <w:r>
         <w:rPr>
           <w:rStyle w:val="CommentReference"/>
           <w:sz w:val="22"/>
           <w:szCs w:val="22"/>
         </w:rPr>
-        <w:commentReference w:id="79"/>
-      </w:r>
-      <w:r>
-        <w:t xml:space="preserve">no preference for </w:t>
-      </w:r>
-      <w:r>
-        <w:t xml:space="preserve">either </w:t>
-      </w:r>
-      <w:r>
-        <w:t>material was detected</w:t>
-      </w:r>
-      <w:r>
-        <w:t>, demonstrating that material</w:t>
-      </w:r>
-      <w:r>
-        <w:t xml:space="preserve"> composition alone</w:t>
-      </w:r>
-      <w:r>
-        <w:t xml:space="preserve"> </w:t>
-      </w:r>
-      <w:commentRangeStart w:id="80"/>
-      <w:r>
-        <w:t xml:space="preserve">may </w:t>
-      </w:r>
-      <w:commentRangeEnd w:id="80"/>
+        <w:commentReference w:id="95"/>
+      </w:r>
+      <w:r>
+        <w:t>not dr</w:t>
+      </w:r>
+      <w:r>
+        <w:t>i</w:t>
+      </w:r>
+      <w:r>
+        <w:t xml:space="preserve">ve refuge selection when structure is equivalent. </w:t>
+      </w:r>
+      <w:r>
+        <w:t>Neither structure type was conditioned prior to experiments</w:t>
+      </w:r>
+      <w:r>
+        <w:t xml:space="preserve">, meaning biofilm colonisation that occurs in natural lake environments was </w:t>
+      </w:r>
+      <w:r>
+        <w:t>absent</w:t>
+      </w:r>
+      <w:r>
+        <w:t xml:space="preserve">. As stone and wood develop </w:t>
+      </w:r>
+      <w:r>
+        <w:t>different</w:t>
+      </w:r>
+      <w:r>
+        <w:t xml:space="preserve"> biofilm </w:t>
+      </w:r>
+      <w:r>
+        <w:t xml:space="preserve">communities </w:t>
+      </w:r>
+      <w:r>
+        <w:t>(Tank &amp; Winterbourn, 1996)</w:t>
+      </w:r>
+      <w:r>
+        <w:t xml:space="preserve">, </w:t>
+      </w:r>
+      <w:r>
+        <w:t xml:space="preserve">material preference in </w:t>
+      </w:r>
+      <w:r>
+        <w:t xml:space="preserve">field settings could </w:t>
+      </w:r>
+      <w:r>
+        <w:t>change</w:t>
+      </w:r>
+      <w:r>
+        <w:t xml:space="preserve">. </w:t>
+      </w:r>
+      <w:r>
+        <w:t xml:space="preserve">The wooden structures required a clay brick placed on top to prevent floating, creating a difference with the concrete structures, though the absence of any preference suggests this did not meaningfully influence the result. </w:t>
+      </w:r>
+      <w:commentRangeStart w:id="96"/>
+      <w:commentRangeStart w:id="97"/>
+      <w:r>
+        <w:t xml:space="preserve">This </w:t>
+      </w:r>
+      <w:commentRangeEnd w:id="96"/>
       <w:r>
         <w:rPr>
           <w:rStyle w:val="CommentReference"/>
           <w:sz w:val="22"/>
           <w:szCs w:val="22"/>
         </w:rPr>
-        <w:commentReference w:id="80"/>
-      </w:r>
-      <w:r>
-        <w:t>not dr</w:t>
-      </w:r>
-      <w:r>
-        <w:t>i</w:t>
-      </w:r>
-      <w:r>
-        <w:t xml:space="preserve">ve refuge selection when structure is equivalent. </w:t>
-      </w:r>
-      <w:r>
-        <w:t>Neither structure type was conditioned prior to experiments</w:t>
-      </w:r>
-      <w:r>
-        <w:t xml:space="preserve">, meaning biofilm colonisation that occurs in natural lake environments was </w:t>
-      </w:r>
-      <w:r>
-        <w:t>absent</w:t>
-      </w:r>
-      <w:r>
-        <w:t xml:space="preserve">. As stone and wood develop </w:t>
-      </w:r>
-      <w:r>
-        <w:t>different</w:t>
-      </w:r>
-      <w:r>
-        <w:t xml:space="preserve"> biofilm </w:t>
-      </w:r>
-      <w:r>
-        <w:t xml:space="preserve">communities </w:t>
-      </w:r>
-      <w:r>
-        <w:t>(Tank &amp; Winterbourn, 1996)</w:t>
-      </w:r>
-      <w:r>
-        <w:t xml:space="preserve">, </w:t>
-      </w:r>
-      <w:r>
-        <w:t xml:space="preserve">material preference in </w:t>
-      </w:r>
-      <w:r>
-        <w:t xml:space="preserve">field settings could </w:t>
-      </w:r>
-      <w:r>
-        <w:t>change</w:t>
+        <w:commentReference w:id="96"/>
+      </w:r>
+      <w:commentRangeEnd w:id="97"/>
+      <w:r>
+        <w:rPr>
+          <w:rStyle w:val="CommentReference"/>
+        </w:rPr>
+        <w:commentReference w:id="97"/>
+      </w:r>
+      <w:r>
+        <w:t xml:space="preserve">pattern </w:t>
+      </w:r>
+      <w:r>
+        <w:t xml:space="preserve">changes when </w:t>
+      </w:r>
+      <w:r>
+        <w:t xml:space="preserve">material itself affected </w:t>
+      </w:r>
+      <w:r>
+        <w:t xml:space="preserve">structural properties, like when flat-laid stones were compared </w:t>
+      </w:r>
+      <w:r>
+        <w:t>directly against</w:t>
+      </w:r>
+      <w:r>
+        <w:t xml:space="preserve"> similar</w:t>
+      </w:r>
+      <w:r>
+        <w:t xml:space="preserve"> sized split</w:t>
+      </w:r>
+      <w:r>
+        <w:t xml:space="preserve"> wood pieces, kōura </w:t>
+      </w:r>
+      <w:r>
+        <w:t>showed a preference for stone</w:t>
       </w:r>
       <w:r>
         <w:t xml:space="preserve">. </w:t>
       </w:r>
       <w:r>
-        <w:t xml:space="preserve">The wooden structures required a clay brick placed on top to prevent floating, creating a difference with the concrete structures, though the absence of any preference suggests this did not meaningfully influence the result. </w:t>
-      </w:r>
-      <w:commentRangeStart w:id="81"/>
-      <w:commentRangeStart w:id="82"/>
-      <w:r>
-        <w:t xml:space="preserve">This </w:t>
-      </w:r>
-      <w:commentRangeEnd w:id="81"/>
+        <w:t xml:space="preserve">The </w:t>
+      </w:r>
+      <w:r>
+        <w:t xml:space="preserve">wood </w:t>
+      </w:r>
+      <w:r>
+        <w:t>splits</w:t>
+      </w:r>
+      <w:r>
+        <w:t>, being less dense than stone</w:t>
+      </w:r>
+      <w:r>
+        <w:t>,</w:t>
+      </w:r>
+      <w:r>
+        <w:t xml:space="preserve"> sank but created less structurally stable refuge places in the sandy substrate than the </w:t>
+      </w:r>
+      <w:r>
+        <w:t>s</w:t>
+      </w:r>
+      <w:r>
+        <w:t>tone</w:t>
+      </w:r>
+      <w:commentRangeStart w:id="98"/>
+      <w:r>
+        <w:t>s</w:t>
+      </w:r>
+      <w:commentRangeEnd w:id="98"/>
       <w:r>
         <w:rPr>
           <w:rStyle w:val="CommentReference"/>
           <w:sz w:val="22"/>
           <w:szCs w:val="22"/>
         </w:rPr>
-        <w:commentReference w:id="81"/>
-      </w:r>
-      <w:commentRangeEnd w:id="82"/>
+        <w:commentReference w:id="98"/>
+      </w:r>
+      <w:r>
+        <w:t xml:space="preserve">, </w:t>
+      </w:r>
+      <w:commentRangeStart w:id="99"/>
+      <w:r>
+        <w:t>as</w:t>
+      </w:r>
+      <w:commentRangeEnd w:id="99"/>
       <w:r>
         <w:rPr>
           <w:rStyle w:val="CommentReference"/>
           <w:sz w:val="22"/>
           <w:szCs w:val="22"/>
         </w:rPr>
-        <w:commentReference w:id="82"/>
-      </w:r>
-      <w:r>
-        <w:t xml:space="preserve">pattern </w:t>
-      </w:r>
-      <w:r>
-        <w:t xml:space="preserve">changes when </w:t>
-      </w:r>
-      <w:r>
-        <w:t xml:space="preserve">material itself affected </w:t>
-      </w:r>
-      <w:r>
-        <w:t xml:space="preserve">structural properties, like when flat-laid stones were compared </w:t>
-      </w:r>
-      <w:r>
-        <w:t>directly against</w:t>
-      </w:r>
-      <w:r>
-        <w:t xml:space="preserve"> similar</w:t>
-      </w:r>
-      <w:r>
-        <w:t xml:space="preserve"> sized split</w:t>
-      </w:r>
-      <w:r>
-        <w:t xml:space="preserve"> wood pieces, kōura </w:t>
-      </w:r>
-      <w:r>
-        <w:t>showed a preference for stone</w:t>
-      </w:r>
-      <w:r>
-        <w:t xml:space="preserve">. </w:t>
-      </w:r>
-      <w:r>
-        <w:t xml:space="preserve">The </w:t>
-      </w:r>
-      <w:r>
-        <w:t xml:space="preserve">wood </w:t>
-      </w:r>
-      <w:r>
-        <w:t>splits</w:t>
-      </w:r>
-      <w:r>
-        <w:t>, being less dense than stone</w:t>
-      </w:r>
-      <w:r>
-        <w:t>,</w:t>
-      </w:r>
-      <w:r>
-        <w:t xml:space="preserve"> sank but created less structurally stable refuge places in the sandy substrate than the </w:t>
-      </w:r>
-      <w:r>
-        <w:t>s</w:t>
-      </w:r>
-      <w:r>
-        <w:t>tone</w:t>
-      </w:r>
-      <w:commentRangeStart w:id="83"/>
-      <w:r>
-        <w:t>s</w:t>
-      </w:r>
-      <w:commentRangeEnd w:id="83"/>
+        <w:commentReference w:id="99"/>
+      </w:r>
+      <w:r>
+        <w:t xml:space="preserve"> </w:t>
+      </w:r>
+      <w:r>
+        <w:t xml:space="preserve">larger kōura </w:t>
+      </w:r>
+      <w:r>
+        <w:t xml:space="preserve">were able to </w:t>
+      </w:r>
+      <w:r>
+        <w:t>move them</w:t>
+      </w:r>
+      <w:r>
+        <w:t xml:space="preserve"> </w:t>
+      </w:r>
+      <w:r>
+        <w:t xml:space="preserve">[O.V. Raven, pers. obs.]. </w:t>
+      </w:r>
+      <w:r>
+        <w:t>In group settings</w:t>
+      </w:r>
+      <w:r>
+        <w:t xml:space="preserve">, structures </w:t>
+      </w:r>
+      <w:r>
+        <w:t>provid</w:t>
+      </w:r>
+      <w:r>
+        <w:t>ing</w:t>
+      </w:r>
+      <w:r>
+        <w:t xml:space="preserve"> the most crevice complexity were strongly </w:t>
+      </w:r>
+      <w:r>
+        <w:t>preferred</w:t>
+      </w:r>
+      <w:r>
+        <w:t xml:space="preserve">, </w:t>
+      </w:r>
+      <w:r>
+        <w:t>with flat-laid stones accommodating the most kōura, followed by stone piles</w:t>
+      </w:r>
+      <w:r>
+        <w:t>.</w:t>
+      </w:r>
+      <w:r>
+        <w:t xml:space="preserve"> Individual kōura showed a different preference, consistently choosing the per</w:t>
+      </w:r>
+      <w:r>
+        <w:t xml:space="preserve">forated wooden log over all stone options, which is consistent with </w:t>
+      </w:r>
+      <w:r>
+        <w:t xml:space="preserve">our first </w:t>
+      </w:r>
+      <w:commentRangeStart w:id="100"/>
+      <w:r>
+        <w:t>prediction</w:t>
+      </w:r>
+      <w:commentRangeEnd w:id="100"/>
       <w:r>
         <w:rPr>
           <w:rStyle w:val="CommentReference"/>
           <w:sz w:val="22"/>
           <w:szCs w:val="22"/>
         </w:rPr>
-        <w:commentReference w:id="83"/>
-      </w:r>
-      <w:r>
-        <w:t xml:space="preserve">, </w:t>
-      </w:r>
-      <w:commentRangeStart w:id="84"/>
-      <w:r>
-        <w:t>as</w:t>
-      </w:r>
-      <w:commentRangeEnd w:id="84"/>
+        <w:commentReference w:id="100"/>
+      </w:r>
+      <w:r>
+        <w:t xml:space="preserve"> that structurally complex and enclosed refugia would be preferred as enclosed spaces reduce predation risk</w:t>
+      </w:r>
+      <w:r>
+        <w:t xml:space="preserve"> (Jurcak et al., 2016)</w:t>
+      </w:r>
+      <w:r>
+        <w:t xml:space="preserve">. </w:t>
+      </w:r>
+      <w:r>
+        <w:t>T</w:t>
+      </w:r>
+      <w:r>
+        <w:t xml:space="preserve">he </w:t>
+      </w:r>
+      <w:r>
+        <w:t xml:space="preserve">individual </w:t>
+      </w:r>
+      <w:r>
+        <w:t xml:space="preserve">drilled holes in the </w:t>
+      </w:r>
+      <w:r>
+        <w:t xml:space="preserve">wooden log </w:t>
+      </w:r>
+      <w:r>
+        <w:t xml:space="preserve">offered protection similar to what has been found for perforated brick and PVC tube shelters </w:t>
+      </w:r>
+      <w:r>
+        <w:t xml:space="preserve">in response to the threat of </w:t>
+      </w:r>
+      <w:r>
+        <w:t xml:space="preserve">catfish predation (Adams, 2007; Zhao et al., 2024). The directional shift in structure type use, between </w:t>
+      </w:r>
+      <w:r>
+        <w:t>initial</w:t>
+      </w:r>
+      <w:r>
+        <w:t xml:space="preserve"> </w:t>
+      </w:r>
+      <w:r>
+        <w:t>locations</w:t>
+      </w:r>
+      <w:r>
+        <w:t xml:space="preserve"> shortly after release and </w:t>
+      </w:r>
+      <w:r>
+        <w:t>their</w:t>
+      </w:r>
+      <w:r>
+        <w:t xml:space="preserve"> </w:t>
+      </w:r>
+      <w:r>
+        <w:t>location</w:t>
+      </w:r>
+      <w:r>
+        <w:t xml:space="preserve"> following a night </w:t>
+      </w:r>
+      <w:r>
+        <w:t>within</w:t>
+      </w:r>
+      <w:r>
+        <w:t xml:space="preserve"> the tank, confirmed across all experiments that kōura actively relocated overnight, supporting the interpretation that next-day locations reflect genuine refuge preference rather than chance displacement.</w:t>
+      </w:r>
+    </w:p>
+    <w:p>
+      <w:r>
+        <w:t xml:space="preserve">The shift from </w:t>
+      </w:r>
+      <w:r>
+        <w:t xml:space="preserve">the </w:t>
+      </w:r>
+      <w:r>
+        <w:t xml:space="preserve">perforated </w:t>
+      </w:r>
+      <w:r>
+        <w:t xml:space="preserve">wooden log </w:t>
+      </w:r>
+      <w:r>
+        <w:t xml:space="preserve">in </w:t>
+      </w:r>
+      <w:r>
+        <w:t>individual trials</w:t>
+      </w:r>
+      <w:r>
+        <w:t xml:space="preserve"> </w:t>
+      </w:r>
+      <w:r>
+        <w:t xml:space="preserve">to stone structures in group </w:t>
+      </w:r>
+      <w:r>
+        <w:t>tri</w:t>
+      </w:r>
+      <w:r>
+        <w:t>a</w:t>
+      </w:r>
+      <w:r>
+        <w:t>ls</w:t>
+      </w:r>
+      <w:r>
+        <w:t xml:space="preserve"> was unexpected. </w:t>
+      </w:r>
+      <w:r>
+        <w:t xml:space="preserve">The wooden log </w:t>
+      </w:r>
+      <w:r>
+        <w:t xml:space="preserve">contained six individual drilled holes, so capacity was not limiting </w:t>
+      </w:r>
+      <w:r>
+        <w:t>for the group of</w:t>
+      </w:r>
+      <w:r>
+        <w:t xml:space="preserve"> six</w:t>
+      </w:r>
+      <w:r>
+        <w:t xml:space="preserve"> kōura. The preference shift </w:t>
+      </w:r>
+      <w:r>
+        <w:t xml:space="preserve">may partly reflect size mismatch between </w:t>
+      </w:r>
+      <w:r>
+        <w:t>fixed hole dimensions</w:t>
+      </w:r>
+      <w:r>
+        <w:t>,</w:t>
+      </w:r>
+      <w:r>
+        <w:t xml:space="preserve"> and the range of body sizes present in each group, </w:t>
+      </w:r>
+      <w:r>
+        <w:t>with only medium</w:t>
+      </w:r>
+      <w:r>
+        <w:t xml:space="preserve">-sized individual </w:t>
+      </w:r>
+      <w:r>
+        <w:t>finding the holes well-</w:t>
+      </w:r>
+      <w:r>
+        <w:t>suited</w:t>
+      </w:r>
+      <w:r>
+        <w:t xml:space="preserve">, while small and large individuals were better served by the </w:t>
+      </w:r>
+      <w:r>
+        <w:t>range of</w:t>
+      </w:r>
+      <w:r>
+        <w:t xml:space="preserve"> crevice</w:t>
+      </w:r>
+      <w:r>
+        <w:t xml:space="preserve">s created by the </w:t>
+      </w:r>
+      <w:r>
+        <w:t xml:space="preserve">stone structures </w:t>
+      </w:r>
+      <w:r>
+        <w:t>(Streissl &amp; Hödl, 2002)</w:t>
+      </w:r>
+      <w:r>
+        <w:t>.</w:t>
+      </w:r>
+      <w:r>
+        <w:t xml:space="preserve"> </w:t>
+      </w:r>
+      <w:r>
+        <w:t>However,</w:t>
+      </w:r>
+      <w:r>
+        <w:t xml:space="preserve"> a more </w:t>
+      </w:r>
+      <w:r>
+        <w:t>fundame</w:t>
+      </w:r>
+      <w:r>
+        <w:t>ntal explanation may relate to social behaviour.</w:t>
+      </w:r>
+      <w:r>
+        <w:t xml:space="preserve"> </w:t>
+      </w:r>
+      <w:r>
+        <w:t xml:space="preserve">The wooden log was </w:t>
+      </w:r>
+      <w:r>
+        <w:t xml:space="preserve">the </w:t>
+      </w:r>
+      <w:r>
+        <w:t>most selected structure in round 1 of experiment 2 (17 out of 36 times)</w:t>
+      </w:r>
+      <w:r>
+        <w:t xml:space="preserve">, similar as in </w:t>
+      </w:r>
+      <w:r>
+        <w:t>E</w:t>
+      </w:r>
+      <w:r>
+        <w:t xml:space="preserve">xperiment 1, </w:t>
+      </w:r>
+      <w:r>
+        <w:t xml:space="preserve">but </w:t>
+      </w:r>
+      <w:r>
+        <w:t xml:space="preserve">this preference </w:t>
+      </w:r>
+      <w:r>
+        <w:t xml:space="preserve">did </w:t>
+      </w:r>
+      <w:r>
+        <w:t xml:space="preserve">not </w:t>
+      </w:r>
+      <w:r>
+        <w:t>persist</w:t>
+      </w:r>
+      <w:r>
+        <w:t xml:space="preserve"> </w:t>
+      </w:r>
+      <w:r>
+        <w:t>in subsequent rounds</w:t>
+      </w:r>
+      <w:r>
+        <w:t xml:space="preserve">. </w:t>
+      </w:r>
+      <w:r>
+        <w:t>This shift suggest</w:t>
+      </w:r>
+      <w:r>
+        <w:t>s</w:t>
+      </w:r>
+      <w:r>
+        <w:t xml:space="preserve"> that </w:t>
+      </w:r>
+      <w:r>
+        <w:t xml:space="preserve">once </w:t>
+      </w:r>
+      <w:r>
+        <w:t>kōura</w:t>
+      </w:r>
+      <w:r>
+        <w:t xml:space="preserve"> had experience</w:t>
+      </w:r>
+      <w:r>
+        <w:t>d</w:t>
+      </w:r>
+      <w:r>
+        <w:t xml:space="preserve"> sha</w:t>
+      </w:r>
+      <w:r>
+        <w:t xml:space="preserve">ring </w:t>
+      </w:r>
+      <w:r>
+        <w:t>the tank</w:t>
+      </w:r>
+      <w:r>
+        <w:t>,</w:t>
+      </w:r>
+      <w:r>
+        <w:t xml:space="preserve"> </w:t>
+      </w:r>
+      <w:r>
+        <w:t>they adjusted</w:t>
+      </w:r>
+      <w:r>
+        <w:t xml:space="preserve"> their shelter use towar</w:t>
+      </w:r>
+      <w:r>
+        <w:t xml:space="preserve">d structures </w:t>
+      </w:r>
+      <w:r>
+        <w:t xml:space="preserve">allowing closer </w:t>
+      </w:r>
+      <w:r>
+        <w:t xml:space="preserve">conspecific </w:t>
+      </w:r>
+      <w:r>
+        <w:t>proximity</w:t>
+      </w:r>
+      <w:r>
+        <w:t xml:space="preserve">. </w:t>
+      </w:r>
+      <w:commentRangeStart w:id="101"/>
+      <w:r>
+        <w:t>G</w:t>
+      </w:r>
+      <w:r>
+        <w:t>regarious</w:t>
+      </w:r>
+      <w:commentRangeEnd w:id="101"/>
       <w:r>
         <w:rPr>
           <w:rStyle w:val="CommentReference"/>
           <w:sz w:val="22"/>
           <w:szCs w:val="22"/>
         </w:rPr>
-        <w:commentReference w:id="84"/>
-      </w:r>
-      <w:r>
-        <w:t xml:space="preserve"> </w:t>
-      </w:r>
-      <w:r>
-        <w:t xml:space="preserve">larger kōura </w:t>
-      </w:r>
-      <w:r>
-        <w:t xml:space="preserve">were able to </w:t>
-      </w:r>
-      <w:r>
-        <w:t>move them</w:t>
-      </w:r>
-      <w:r>
-        <w:t xml:space="preserve"> </w:t>
-      </w:r>
-      <w:r>
-        <w:t xml:space="preserve">[O.V. Raven, pers. obs.]. </w:t>
-      </w:r>
-      <w:r>
-        <w:t>In group settings</w:t>
-      </w:r>
-      <w:r>
-        <w:t xml:space="preserve">, structures </w:t>
-      </w:r>
-      <w:r>
-        <w:t>provid</w:t>
-      </w:r>
-      <w:r>
-        <w:t>ing</w:t>
-      </w:r>
-      <w:r>
-        <w:t xml:space="preserve"> the most crevice complexity were strongly </w:t>
-      </w:r>
-      <w:r>
-        <w:t>preferred</w:t>
-      </w:r>
-      <w:r>
-        <w:t xml:space="preserve">, </w:t>
-      </w:r>
-      <w:r>
-        <w:t>with flat-laid stones accommodating the most kōura, followed by stone piles</w:t>
-      </w:r>
-      <w:r>
-        <w:t>.</w:t>
-      </w:r>
-      <w:r>
-        <w:t xml:space="preserve"> Individual kōura showed a different preference, consistently choosing the per</w:t>
-      </w:r>
-      <w:r>
-        <w:t xml:space="preserve">forated wooden log over all stone options, which is consistent with </w:t>
-      </w:r>
-      <w:r>
-        <w:t xml:space="preserve">our first </w:t>
-      </w:r>
-      <w:commentRangeStart w:id="85"/>
-      <w:r>
-        <w:t>prediction</w:t>
-      </w:r>
-      <w:commentRangeEnd w:id="85"/>
-      <w:r>
-        <w:rPr>
-          <w:rStyle w:val="CommentReference"/>
-          <w:sz w:val="22"/>
-          <w:szCs w:val="22"/>
-        </w:rPr>
-        <w:commentReference w:id="85"/>
-      </w:r>
-      <w:r>
-        <w:t xml:space="preserve"> that structurally complex and enclosed refugia would be preferred as enclosed spaces reduce predation risk</w:t>
-      </w:r>
-      <w:r>
-        <w:t xml:space="preserve"> (Jurcak et al., 2016)</w:t>
-      </w:r>
-      <w:r>
-        <w:t xml:space="preserve">. </w:t>
-      </w:r>
-      <w:r>
-        <w:t>T</w:t>
-      </w:r>
-      <w:r>
-        <w:t xml:space="preserve">he </w:t>
-      </w:r>
-      <w:r>
-        <w:t xml:space="preserve">individual </w:t>
-      </w:r>
-      <w:r>
-        <w:t xml:space="preserve">drilled holes in the </w:t>
-      </w:r>
-      <w:r>
-        <w:t xml:space="preserve">wooden log </w:t>
-      </w:r>
-      <w:r>
-        <w:t xml:space="preserve">offered protection similar to what has been found for perforated brick and PVC tube shelters </w:t>
-      </w:r>
-      <w:r>
-        <w:t xml:space="preserve">in response to the threat of </w:t>
-      </w:r>
-      <w:r>
-        <w:t xml:space="preserve">catfish predation (Adams, 2007; Zhao et al., 2024). The directional shift in structure type use, between </w:t>
-      </w:r>
-      <w:r>
-        <w:t>initial</w:t>
-      </w:r>
-      <w:r>
-        <w:t xml:space="preserve"> </w:t>
-      </w:r>
-      <w:r>
-        <w:t>locations</w:t>
-      </w:r>
-      <w:r>
-        <w:t xml:space="preserve"> shortly after release and </w:t>
-      </w:r>
-      <w:r>
-        <w:t>their</w:t>
-      </w:r>
-      <w:r>
-        <w:t xml:space="preserve"> </w:t>
-      </w:r>
-      <w:r>
-        <w:t>location</w:t>
-      </w:r>
-      <w:r>
-        <w:t xml:space="preserve"> following a night </w:t>
-      </w:r>
-      <w:r>
-        <w:t>within</w:t>
-      </w:r>
-      <w:r>
-        <w:t xml:space="preserve"> the tank, confirmed across all experiments that kōura actively relocated overnight, supporting the interpretation that next-day locations reflect genuine refuge preference rather than chance displacement.</w:t>
-      </w:r>
-    </w:p>
-    <w:p>
-      <w:r>
-        <w:t xml:space="preserve">The shift from </w:t>
-      </w:r>
-      <w:r>
-        <w:t xml:space="preserve">the </w:t>
-      </w:r>
-      <w:r>
-        <w:t xml:space="preserve">perforated </w:t>
-      </w:r>
-      <w:r>
-        <w:t xml:space="preserve">wooden log </w:t>
-      </w:r>
-      <w:r>
-        <w:t xml:space="preserve">in </w:t>
-      </w:r>
-      <w:r>
-        <w:t>individual trials</w:t>
-      </w:r>
-      <w:r>
-        <w:t xml:space="preserve"> </w:t>
-      </w:r>
-      <w:r>
-        <w:t xml:space="preserve">to stone structures in group </w:t>
-      </w:r>
-      <w:r>
-        <w:t>tri</w:t>
-      </w:r>
-      <w:r>
-        <w:t>a</w:t>
-      </w:r>
-      <w:r>
-        <w:t>ls</w:t>
-      </w:r>
-      <w:r>
-        <w:t xml:space="preserve"> was unexpected. </w:t>
-      </w:r>
-      <w:r>
-        <w:t xml:space="preserve">The wooden log </w:t>
-      </w:r>
-      <w:r>
-        <w:t xml:space="preserve">contained six individual drilled holes, so capacity was not limiting </w:t>
-      </w:r>
-      <w:r>
-        <w:t>for the group of</w:t>
-      </w:r>
-      <w:r>
-        <w:t xml:space="preserve"> six</w:t>
-      </w:r>
-      <w:r>
-        <w:t xml:space="preserve"> kōura. The preference shift </w:t>
-      </w:r>
-      <w:r>
-        <w:t xml:space="preserve">may partly reflect size mismatch between </w:t>
-      </w:r>
-      <w:r>
-        <w:t>fixed hole dimensions</w:t>
-      </w:r>
-      <w:r>
-        <w:t>,</w:t>
-      </w:r>
-      <w:r>
-        <w:t xml:space="preserve"> and the range of body sizes present in each group, </w:t>
-      </w:r>
-      <w:r>
-        <w:t>with only medium</w:t>
-      </w:r>
-      <w:r>
-        <w:t xml:space="preserve">-sized individual </w:t>
-      </w:r>
-      <w:r>
-        <w:t>finding the holes well-</w:t>
-      </w:r>
-      <w:r>
-        <w:t>suited</w:t>
-      </w:r>
-      <w:r>
-        <w:t xml:space="preserve">, while small and large individuals were better served by the </w:t>
-      </w:r>
-      <w:r>
-        <w:t>range of</w:t>
-      </w:r>
-      <w:r>
-        <w:t xml:space="preserve"> </w:t>
-      </w:r>
-      <w:r>
-        <w:lastRenderedPageBreak/>
-        <w:t>crevice</w:t>
-      </w:r>
-      <w:r>
-        <w:t xml:space="preserve">s created by the </w:t>
-      </w:r>
-      <w:r>
-        <w:t xml:space="preserve">stone structures </w:t>
-      </w:r>
-      <w:r>
-        <w:t>(Streissl &amp; Hödl, 2002)</w:t>
-      </w:r>
-      <w:r>
-        <w:t>.</w:t>
-      </w:r>
-      <w:r>
-        <w:t xml:space="preserve"> </w:t>
-      </w:r>
-      <w:r>
-        <w:t>However,</w:t>
-      </w:r>
-      <w:r>
-        <w:t xml:space="preserve"> a more </w:t>
-      </w:r>
-      <w:r>
-        <w:t>fundame</w:t>
-      </w:r>
-      <w:r>
-        <w:t>ntal explanation may relate to social behaviour.</w:t>
-      </w:r>
-      <w:r>
-        <w:t xml:space="preserve"> </w:t>
-      </w:r>
-      <w:r>
-        <w:t xml:space="preserve">The wooden log was </w:t>
-      </w:r>
-      <w:r>
-        <w:t xml:space="preserve">the </w:t>
-      </w:r>
-      <w:r>
-        <w:t>most selected structure in round 1 of experiment 2 (17 out of 36 times)</w:t>
-      </w:r>
-      <w:r>
-        <w:t xml:space="preserve">, similar as in </w:t>
-      </w:r>
-      <w:r>
-        <w:t>E</w:t>
-      </w:r>
-      <w:r>
-        <w:t xml:space="preserve">xperiment 1, </w:t>
-      </w:r>
-      <w:r>
-        <w:t xml:space="preserve">but </w:t>
-      </w:r>
-      <w:r>
-        <w:t xml:space="preserve">this preference </w:t>
-      </w:r>
-      <w:r>
-        <w:t xml:space="preserve">did </w:t>
-      </w:r>
-      <w:r>
-        <w:t xml:space="preserve">not </w:t>
-      </w:r>
-      <w:r>
-        <w:t>persist</w:t>
-      </w:r>
-      <w:r>
-        <w:t xml:space="preserve"> </w:t>
-      </w:r>
-      <w:r>
-        <w:t>in subsequent rounds</w:t>
-      </w:r>
-      <w:r>
-        <w:t xml:space="preserve">. </w:t>
-      </w:r>
-      <w:r>
-        <w:t>This shift suggest</w:t>
-      </w:r>
-      <w:r>
-        <w:t>s</w:t>
-      </w:r>
-      <w:r>
-        <w:t xml:space="preserve"> that </w:t>
-      </w:r>
-      <w:r>
-        <w:t xml:space="preserve">once </w:t>
-      </w:r>
-      <w:r>
-        <w:t>kōura</w:t>
-      </w:r>
-      <w:r>
-        <w:t xml:space="preserve"> had experience</w:t>
-      </w:r>
-      <w:r>
-        <w:t>d</w:t>
-      </w:r>
-      <w:r>
-        <w:t xml:space="preserve"> sha</w:t>
-      </w:r>
-      <w:r>
-        <w:t xml:space="preserve">ring </w:t>
-      </w:r>
-      <w:r>
-        <w:t>the tank</w:t>
-      </w:r>
-      <w:r>
-        <w:t>,</w:t>
-      </w:r>
-      <w:r>
-        <w:t xml:space="preserve"> </w:t>
-      </w:r>
-      <w:r>
-        <w:t>they adjusted</w:t>
-      </w:r>
-      <w:r>
-        <w:t xml:space="preserve"> their shelter use towar</w:t>
-      </w:r>
-      <w:r>
-        <w:t xml:space="preserve">d structures </w:t>
-      </w:r>
-      <w:r>
-        <w:t xml:space="preserve">allowing closer </w:t>
-      </w:r>
-      <w:r>
-        <w:t xml:space="preserve">conspecific </w:t>
-      </w:r>
-      <w:r>
-        <w:t>proximity</w:t>
-      </w:r>
-      <w:r>
-        <w:t xml:space="preserve">. </w:t>
-      </w:r>
-      <w:commentRangeStart w:id="86"/>
-      <w:r>
-        <w:t>G</w:t>
-      </w:r>
-      <w:r>
-        <w:t>regarious</w:t>
-      </w:r>
-      <w:commentRangeEnd w:id="86"/>
-      <w:r>
-        <w:rPr>
-          <w:rStyle w:val="CommentReference"/>
-          <w:sz w:val="22"/>
-          <w:szCs w:val="22"/>
-        </w:rPr>
-        <w:commentReference w:id="86"/>
+        <w:commentReference w:id="101"/>
       </w:r>
       <w:r>
         <w:t xml:space="preserve"> shelter behaviour has been documented in </w:t>
@@ -3822,8 +4051,8 @@
       <w:pPr>
         <w:pStyle w:val="Heading2"/>
       </w:pPr>
-      <w:bookmarkStart w:id="87" w:name="body-size-and-competitive-dynamics"/>
-      <w:bookmarkEnd w:id="74"/>
+      <w:bookmarkStart w:name="body-size-and-competitive-dynamics" w:id="102"/>
+      <w:bookmarkEnd w:id="89"/>
       <w:r>
         <w:t>Body size and competitive dynamics</w:t>
       </w:r>
@@ -3951,14 +4180,14 @@
       <w:pPr>
         <w:pStyle w:val="Heading2"/>
       </w:pPr>
-      <w:bookmarkStart w:id="88" w:name="restoration-implications"/>
-      <w:bookmarkEnd w:id="87"/>
+      <w:bookmarkStart w:name="restoration-implications" w:id="103"/>
+      <w:bookmarkEnd w:id="102"/>
       <w:r>
         <w:t>Restoration implications</w:t>
       </w:r>
     </w:p>
     <w:p>
-      <w:commentRangeStart w:id="89"/>
+      <w:commentRangeStart w:id="104"/>
       <w:r>
         <w:t xml:space="preserve">With the threat from invasive predatory fish, </w:t>
       </w:r>
@@ -3975,11 +4204,7 @@
         <w:t xml:space="preserve"> </w:t>
       </w:r>
       <w:r>
-        <w:t xml:space="preserve">Additional habitat </w:t>
-      </w:r>
-      <w:r>
-        <w:lastRenderedPageBreak/>
-        <w:t xml:space="preserve">as used here can </w:t>
+        <w:t xml:space="preserve">Additional habitat as used here can </w:t>
       </w:r>
       <w:r>
         <w:t>provid</w:t>
@@ -4024,15 +4249,15 @@
         <w:t>, suggesting that stone-based habitat enhancement structures warrant field evaluation in lake environments.</w:t>
       </w:r>
     </w:p>
-    <w:commentRangeEnd w:id="89"/>
-    <w:p>
+    <w:p>
+      <w:commentRangeEnd w:id="104"/>
       <w:r>
         <w:rPr>
           <w:rStyle w:val="CommentReference"/>
           <w:sz w:val="22"/>
           <w:szCs w:val="22"/>
         </w:rPr>
-        <w:commentReference w:id="89"/>
+        <w:commentReference w:id="104"/>
       </w:r>
       <w:r>
         <w:t xml:space="preserve">The broader restoration literature supports both the structural principle and the choice of natural materials. Structurally stable crevices are important for freshwater species like crayfish (Huolila et al., 1997; Streissl &amp; Hödl, 2002), but also for marine environments, as reef fish, marine shrimp, and lobsters have all been shown to benefit from habitat enhancement structures such as artificial reefs (Dickson et al., 2023; Hylkema et al., 2020; Magnelia et al., 2008; Spanier, 1994). Structures made from stone and wood have been shown to outperform synthetic alternatives and bare substrates (Cooke et al., 2023; Dickson et al., 2023; Huolila et al., 1997; Magnelia et al., 2008), and do not contribute to plastic pollution in the environment (Cooke et al., 2023). Locally sourced natural materials also align with </w:t>
@@ -4088,8 +4313,8 @@
       <w:pPr>
         <w:pStyle w:val="Heading2"/>
       </w:pPr>
-      <w:bookmarkStart w:id="90" w:name="conclusion"/>
-      <w:bookmarkEnd w:id="88"/>
+      <w:bookmarkStart w:name="conclusion" w:id="105"/>
+      <w:bookmarkEnd w:id="103"/>
       <w:r>
         <w:t>Conclusion</w:t>
       </w:r>
@@ -4103,11 +4328,10 @@
       <w:pPr>
         <w:pStyle w:val="Heading1"/>
       </w:pPr>
-      <w:bookmarkStart w:id="91" w:name="acknowledgements"/>
-      <w:bookmarkEnd w:id="72"/>
-      <w:bookmarkEnd w:id="90"/>
-      <w:r>
-        <w:lastRenderedPageBreak/>
+      <w:bookmarkStart w:name="acknowledgements" w:id="106"/>
+      <w:bookmarkEnd w:id="87"/>
+      <w:bookmarkEnd w:id="105"/>
+      <w:r>
         <w:t>Acknowledgements</w:t>
       </w:r>
     </w:p>
@@ -4126,7 +4350,7 @@
       <w:pPr>
         <w:pStyle w:val="Heading2"/>
       </w:pPr>
-      <w:bookmarkStart w:id="92" w:name="authors-contributions"/>
+      <w:bookmarkStart w:name="authors-contributions" w:id="107"/>
       <w:r>
         <w:t>Authors’ contributions</w:t>
       </w:r>
@@ -4149,8 +4373,8 @@
       <w:pPr>
         <w:pStyle w:val="Heading2"/>
       </w:pPr>
-      <w:bookmarkStart w:id="93" w:name="ethical-approval"/>
-      <w:bookmarkEnd w:id="92"/>
+      <w:bookmarkStart w:name="ethical-approval" w:id="108"/>
+      <w:bookmarkEnd w:id="107"/>
       <w:r>
         <w:t>Ethical approval</w:t>
       </w:r>
@@ -4164,8 +4388,8 @@
       <w:pPr>
         <w:pStyle w:val="Heading2"/>
       </w:pPr>
-      <w:bookmarkStart w:id="94" w:name="declarations"/>
-      <w:bookmarkEnd w:id="93"/>
+      <w:bookmarkStart w:name="declarations" w:id="109"/>
+      <w:bookmarkEnd w:id="108"/>
       <w:r>
         <w:t>Declarations</w:t>
       </w:r>
@@ -4179,8 +4403,8 @@
       <w:pPr>
         <w:pStyle w:val="Heading2"/>
       </w:pPr>
-      <w:bookmarkStart w:id="95" w:name="data-availability-statement"/>
-      <w:bookmarkEnd w:id="94"/>
+      <w:bookmarkStart w:name="data-availability-statement" w:id="110"/>
+      <w:bookmarkEnd w:id="109"/>
       <w:r>
         <w:t>Data availability statement</w:t>
       </w:r>
@@ -4194,9 +4418,9 @@
       <w:pPr>
         <w:pStyle w:val="Heading1"/>
       </w:pPr>
-      <w:bookmarkStart w:id="96" w:name="figures"/>
-      <w:bookmarkEnd w:id="91"/>
-      <w:bookmarkEnd w:id="95"/>
+      <w:bookmarkStart w:name="figures" w:id="111"/>
+      <w:bookmarkEnd w:id="106"/>
+      <w:bookmarkEnd w:id="110"/>
       <w:r>
         <w:t>Figures</w:t>
       </w:r>
@@ -4219,7 +4443,7 @@
             <w:pPr>
               <w:jc w:val="center"/>
             </w:pPr>
-            <w:bookmarkStart w:id="97" w:name="fig-exp-setup"/>
+            <w:bookmarkStart w:name="fig-exp-setup" w:id="112"/>
           </w:p>
           <w:p>
             <w:pPr>
@@ -4229,7 +4453,6 @@
               <w:rPr>
                 <w:noProof/>
               </w:rPr>
-              <w:lastRenderedPageBreak/>
               <w:drawing>
                 <wp:inline distT="0" distB="0" distL="0" distR="0" wp14:anchorId="34F96546" wp14:editId="7454AC9D">
                   <wp:extent cx="5596890" cy="4195445"/>
@@ -4275,28 +4498,26 @@
             <w:r>
               <w:t xml:space="preserve">Figure 1: Overhead photographs of experimental tank configurations for each of the </w:t>
             </w:r>
-            <w:commentRangeStart w:id="98"/>
-            <w:commentRangeStart w:id="99"/>
+            <w:commentRangeStart w:id="113"/>
+            <w:commentRangeStart w:id="114"/>
             <w:r>
               <w:t>four</w:t>
             </w:r>
-            <w:commentRangeEnd w:id="98"/>
+            <w:commentRangeEnd w:id="113"/>
             <w:r>
               <w:rPr>
                 <w:rStyle w:val="CommentReference"/>
                 <w:sz w:val="22"/>
                 <w:szCs w:val="22"/>
               </w:rPr>
-              <w:commentReference w:id="98"/>
+              <w:commentReference w:id="113"/>
             </w:r>
-            <w:commentRangeEnd w:id="99"/>
+            <w:commentRangeEnd w:id="114"/>
             <w:r>
               <w:rPr>
                 <w:rStyle w:val="CommentReference"/>
-                <w:sz w:val="22"/>
-                <w:szCs w:val="22"/>
               </w:rPr>
-              <w:commentReference w:id="99"/>
+              <w:commentReference w:id="114"/>
             </w:r>
             <w:r>
               <w:t xml:space="preserve"> mesocosm experiments. Experiment 1 (</w:t>
@@ -4357,7 +4578,7 @@
             </w:r>
           </w:p>
         </w:tc>
-        <w:bookmarkEnd w:id="97"/>
+        <w:bookmarkEnd w:id="112"/>
       </w:tr>
       <w:tr>
         <w:tc>
@@ -4368,13 +4589,12 @@
             <w:pPr>
               <w:jc w:val="center"/>
             </w:pPr>
-            <w:bookmarkStart w:id="100" w:name="fig-exp1-ms"/>
-            <w:bookmarkStart w:id="101" w:name="cell-fig-exp1-ms"/>
+            <w:bookmarkStart w:name="fig-exp1-ms" w:id="115"/>
+            <w:bookmarkStart w:name="cell-fig-exp1-ms" w:id="116"/>
             <w:r>
               <w:rPr>
                 <w:noProof/>
               </w:rPr>
-              <w:lastRenderedPageBreak/>
               <w:t xml:space="preserve"> </w:t>
             </w:r>
             <w:r>
@@ -4435,7 +4655,7 @@
             </w:pPr>
           </w:p>
         </w:tc>
-        <w:bookmarkEnd w:id="100"/>
+        <w:bookmarkEnd w:id="115"/>
       </w:tr>
     </w:tbl>
     <w:p/>
@@ -4457,14 +4677,13 @@
             <w:pPr>
               <w:jc w:val="center"/>
             </w:pPr>
-            <w:bookmarkStart w:id="102" w:name="fig-exp2-ms"/>
-            <w:bookmarkStart w:id="103" w:name="cell-fig-exp2-ms"/>
-            <w:bookmarkEnd w:id="101"/>
+            <w:bookmarkStart w:name="fig-exp2-ms" w:id="117"/>
+            <w:bookmarkStart w:name="cell-fig-exp2-ms" w:id="118"/>
+            <w:bookmarkEnd w:id="116"/>
             <w:r>
               <w:rPr>
                 <w:noProof/>
               </w:rPr>
-              <w:lastRenderedPageBreak/>
               <w:drawing>
                 <wp:inline distT="0" distB="0" distL="0" distR="0" wp14:anchorId="074056E9" wp14:editId="4A52EABB">
                   <wp:extent cx="5727700" cy="2863850"/>
@@ -4517,7 +4736,7 @@
             </w:r>
           </w:p>
         </w:tc>
-        <w:bookmarkEnd w:id="102"/>
+        <w:bookmarkEnd w:id="117"/>
       </w:tr>
     </w:tbl>
     <w:p/>
@@ -4539,9 +4758,9 @@
             <w:pPr>
               <w:jc w:val="center"/>
             </w:pPr>
-            <w:bookmarkStart w:id="104" w:name="fig-exp3-ms"/>
-            <w:bookmarkStart w:id="105" w:name="cell-fig-exp3-ms"/>
-            <w:bookmarkEnd w:id="103"/>
+            <w:bookmarkStart w:name="fig-exp3-ms" w:id="119"/>
+            <w:bookmarkStart w:name="cell-fig-exp3-ms" w:id="120"/>
+            <w:bookmarkEnd w:id="118"/>
             <w:r>
               <w:rPr>
                 <w:noProof/>
@@ -4594,12 +4813,11 @@
               <w:spacing w:before="200"/>
             </w:pPr>
             <w:r>
-              <w:lastRenderedPageBreak/>
               <w:t>Figure 4: structure type preference in stone versus wood comparison (Experiment 3). (A) Proportion of kōura found at each structure type at L1 across all groups and rounds. The dashed line indicates the null expectation of equal distribution (0.5). Significance symbols as in Figure 3. (B) Posterior predicted probability of structure type use by size class from Bayesian categorical mixed model, with 95% credible intervals. ↑ used more than expected, ↓ used less than expected. TankWall excluded from model predictions.</w:t>
             </w:r>
           </w:p>
         </w:tc>
-        <w:bookmarkEnd w:id="104"/>
+        <w:bookmarkEnd w:id="119"/>
       </w:tr>
     </w:tbl>
     <w:p/>
@@ -4621,9 +4839,9 @@
             <w:pPr>
               <w:jc w:val="center"/>
             </w:pPr>
-            <w:bookmarkStart w:id="106" w:name="fig-exp4-ms"/>
-            <w:bookmarkStart w:id="107" w:name="cell-fig-exp4-ms"/>
-            <w:bookmarkEnd w:id="105"/>
+            <w:bookmarkStart w:name="fig-exp4-ms" w:id="121"/>
+            <w:bookmarkStart w:name="cell-fig-exp4-ms" w:id="122"/>
+            <w:bookmarkEnd w:id="120"/>
             <w:r>
               <w:rPr>
                 <w:noProof/>
@@ -4681,7 +4899,7 @@
             </w:r>
           </w:p>
         </w:tc>
-        <w:bookmarkEnd w:id="106"/>
+        <w:bookmarkEnd w:id="121"/>
       </w:tr>
     </w:tbl>
     <w:p>
@@ -4696,9 +4914,9 @@
       <w:pPr>
         <w:ind w:left="720" w:hanging="720"/>
       </w:pPr>
-      <w:bookmarkStart w:id="108" w:name="ref-Adams2007"/>
-      <w:bookmarkStart w:id="109" w:name="refs"/>
-      <w:bookmarkEnd w:id="107"/>
+      <w:bookmarkStart w:name="ref-Adams2007" w:id="123"/>
+      <w:bookmarkStart w:name="refs" w:id="124"/>
+      <w:bookmarkEnd w:id="122"/>
       <w:r>
         <w:t>Adams, S. B. (2007). Direct and indirect effects of channel catfish (</w:t>
       </w:r>
@@ -4742,8 +4960,8 @@
       <w:pPr>
         <w:ind w:left="720" w:hanging="720"/>
       </w:pPr>
-      <w:bookmarkStart w:id="110" w:name="ref-Adams2014"/>
-      <w:bookmarkEnd w:id="108"/>
+      <w:bookmarkStart w:name="ref-Adams2014" w:id="125"/>
+      <w:bookmarkEnd w:id="123"/>
       <w:r>
         <w:t xml:space="preserve">Adams, S. B. (2014). Crayfish use of trash versus natural cover in incised, sand-bed streams. </w:t>
       </w:r>
@@ -4777,8 +4995,8 @@
       <w:pPr>
         <w:ind w:left="720" w:hanging="720"/>
       </w:pPr>
-      <w:bookmarkStart w:id="111" w:name="ref-Burkner2025"/>
-      <w:bookmarkEnd w:id="110"/>
+      <w:bookmarkStart w:name="ref-Burkner2025" w:id="126"/>
+      <w:bookmarkEnd w:id="125"/>
       <w:r>
         <w:t xml:space="preserve">Beck, M.W. (1995). Size-Specific Shelter Limitation in Stone Crabs: A Test of The Demographic Bottleneck Hypothesis. </w:t>
       </w:r>
@@ -4792,7 +5010,7 @@
       <w:r>
         <w:t xml:space="preserve">, 76(3), 968–980. </w:t>
       </w:r>
-      <w:hyperlink r:id="rId19" w:history="1">
+      <w:hyperlink w:history="1" r:id="rId19">
         <w:r>
           <w:rPr>
             <w:rStyle w:val="Hyperlink"/>
@@ -4806,7 +5024,6 @@
         <w:ind w:left="720" w:hanging="720"/>
       </w:pPr>
       <w:r>
-        <w:lastRenderedPageBreak/>
         <w:t xml:space="preserve">Bürkner, P.-C., Gabry, J., Weber, S., &amp; Johnson, A. (2025). </w:t>
       </w:r>
       <w:r>
@@ -4829,8 +5046,8 @@
       <w:pPr>
         <w:ind w:left="720" w:hanging="720"/>
       </w:pPr>
-      <w:bookmarkStart w:id="112" w:name="ref-Clapcott2018"/>
-      <w:bookmarkEnd w:id="111"/>
+      <w:bookmarkStart w:name="ref-Clapcott2018" w:id="127"/>
+      <w:bookmarkEnd w:id="126"/>
       <w:r>
         <w:t xml:space="preserve">Clapcott, J., Ataria, J., Hepburn, C., Hikuroa, D., Jackson, A., Kirikiri, R., &amp; Williams, E. (2018). Mātauranga māori: Shaping marine and freshwater futures. </w:t>
       </w:r>
@@ -4864,8 +5081,8 @@
       <w:pPr>
         <w:ind w:left="720" w:hanging="720"/>
       </w:pPr>
-      <w:bookmarkStart w:id="113" w:name="ref-Collier1997"/>
-      <w:bookmarkEnd w:id="112"/>
+      <w:bookmarkStart w:name="ref-Collier1997" w:id="128"/>
+      <w:bookmarkEnd w:id="127"/>
       <w:r>
         <w:t xml:space="preserve">Clay, M., Stoeckel, J. &amp; Helms, B. (2017). The role of abiotic and biotic cues in burrow habitat selection by juvenile crayfish. </w:t>
       </w:r>
@@ -4879,7 +5096,7 @@
       <w:r>
         <w:t xml:space="preserve">, 154, 1177–1196. </w:t>
       </w:r>
-      <w:hyperlink r:id="rId22" w:history="1">
+      <w:hyperlink w:history="1" r:id="rId22">
         <w:r>
           <w:rPr>
             <w:rStyle w:val="Hyperlink"/>
@@ -4920,8 +5137,8 @@
       <w:pPr>
         <w:ind w:left="720" w:hanging="720"/>
       </w:pPr>
-      <w:bookmarkStart w:id="114" w:name="ref-Cooke2023"/>
-      <w:bookmarkEnd w:id="113"/>
+      <w:bookmarkStart w:name="ref-Cooke2023" w:id="129"/>
+      <w:bookmarkEnd w:id="128"/>
       <w:r>
         <w:t xml:space="preserve">Cooke, S. J., Piczak, M. L., Vermaire, J. C., &amp; Kirkwood, A. E. (2023). On the troubling use of plastic “habitat” structures for fish in freshwater ecosystems – or – when restoration is just littering. </w:t>
       </w:r>
@@ -4955,8 +5172,8 @@
       <w:pPr>
         <w:ind w:left="720" w:hanging="720"/>
       </w:pPr>
-      <w:bookmarkStart w:id="115" w:name="ref-Dickson2023"/>
-      <w:bookmarkEnd w:id="114"/>
+      <w:bookmarkStart w:name="ref-Dickson2023" w:id="130"/>
+      <w:bookmarkEnd w:id="129"/>
       <w:r>
         <w:t xml:space="preserve">Dudgeon, D., Arthington, A.H., Gessner, M.O., Kawabata, Z., Knowler, D.J., Lévêque, C., et al. (2006). Freshwater biodiversity: importance, threats, status and conservation challenges. </w:t>
       </w:r>
@@ -4970,7 +5187,7 @@
       <w:r>
         <w:t xml:space="preserve">, 81(2), 163–182. </w:t>
       </w:r>
-      <w:hyperlink r:id="rId24" w:history="1">
+      <w:hyperlink w:history="1" r:id="rId24">
         <w:r>
           <w:rPr>
             <w:rStyle w:val="Hyperlink"/>
@@ -5016,8 +5233,8 @@
       <w:pPr>
         <w:ind w:left="720" w:hanging="720"/>
       </w:pPr>
-      <w:bookmarkStart w:id="116" w:name="ref-Engels2014"/>
-      <w:bookmarkEnd w:id="115"/>
+      <w:bookmarkStart w:name="ref-Engels2014" w:id="131"/>
+      <w:bookmarkEnd w:id="130"/>
       <w:r>
         <w:t xml:space="preserve">Engels, B. (2014). XNomial: Exact goodness-of-fit test for multinomial data with fixed probabilities. In </w:t>
       </w:r>
@@ -5041,8 +5258,8 @@
       <w:pPr>
         <w:ind w:left="720" w:hanging="720"/>
       </w:pPr>
-      <w:bookmarkStart w:id="117" w:name="ref-Figler2005"/>
-      <w:bookmarkEnd w:id="116"/>
+      <w:bookmarkStart w:name="ref-Figler2005" w:id="132"/>
+      <w:bookmarkEnd w:id="131"/>
       <w:r>
         <w:t xml:space="preserve">Figler, M. H., Blank, G. S., &amp; Peeke, H. V. S. (2005). Shelter competition between resident male red swamp crayfish </w:t>
       </w:r>
@@ -5086,10 +5303,9 @@
       <w:pPr>
         <w:ind w:left="720" w:hanging="720"/>
       </w:pPr>
-      <w:bookmarkStart w:id="118" w:name="ref-Figler1999"/>
-      <w:bookmarkEnd w:id="117"/>
-      <w:r>
-        <w:lastRenderedPageBreak/>
+      <w:bookmarkStart w:name="ref-Figler1999" w:id="133"/>
+      <w:bookmarkEnd w:id="132"/>
+      <w:r>
         <w:t xml:space="preserve">Figler, M. H., Cheverton, H. M., &amp; Blank, G. S. (1999). Shelter competition in juvenile red swamp crayfish (procambarus clarkii): The influences of sex differences, relative size, and prior residence. </w:t>
       </w:r>
       <w:r>
@@ -5122,8 +5338,8 @@
       <w:pPr>
         <w:ind w:left="720" w:hanging="720"/>
       </w:pPr>
-      <w:bookmarkStart w:id="119" w:name="ref-Garron2024"/>
-      <w:bookmarkEnd w:id="118"/>
+      <w:bookmarkStart w:name="ref-Garron2024" w:id="134"/>
+      <w:bookmarkEnd w:id="133"/>
       <w:r>
         <w:t xml:space="preserve">Garron, C., Pangaud, A., Taubaty, M., Rolan‐Meynard, M., Argillier, C., Raymond, J., Dublon, J., &amp; Westrelin, S. (2024). Towards the development of a standardized method to monitor lakeshore hydromorphological restoration measures. </w:t>
       </w:r>
@@ -5157,8 +5373,8 @@
       <w:pPr>
         <w:ind w:left="720" w:hanging="720"/>
       </w:pPr>
-      <w:bookmarkStart w:id="120" w:name="ref-Gelman1992"/>
-      <w:bookmarkEnd w:id="119"/>
+      <w:bookmarkStart w:name="ref-Gelman1992" w:id="135"/>
+      <w:bookmarkEnd w:id="134"/>
       <w:r>
         <w:t xml:space="preserve">Gelman, A., &amp; Rubin, D. B. (1992). Inference from iterative simulation using multiple sequences. </w:t>
       </w:r>
@@ -5192,8 +5408,8 @@
       <w:pPr>
         <w:ind w:left="720" w:hanging="720"/>
       </w:pPr>
-      <w:bookmarkStart w:id="121" w:name="ref-Hammond2006"/>
-      <w:bookmarkEnd w:id="120"/>
+      <w:bookmarkStart w:name="ref-Hammond2006" w:id="136"/>
+      <w:bookmarkEnd w:id="135"/>
       <w:r>
         <w:t xml:space="preserve">Hammond, K. S., Hollows, J. W., Townsend, C. R., &amp; Lokman, P. M. (2006). Effects of temperature and water calcium concentration on growth, survival and moulting of freshwater crayfish, paranephrops zealandicus. </w:t>
       </w:r>
@@ -5227,8 +5443,8 @@
       <w:pPr>
         <w:ind w:left="720" w:hanging="720"/>
       </w:pPr>
-      <w:bookmarkStart w:id="122" w:name="ref-Huolila1997"/>
-      <w:bookmarkEnd w:id="121"/>
+      <w:bookmarkStart w:name="ref-Huolila1997" w:id="137"/>
+      <w:bookmarkEnd w:id="136"/>
       <w:r>
         <w:t xml:space="preserve">Hazlett B.A., Lawler S. &amp; Edney G. (2007). Agonistic behavior of the crayfish Euastacus armatus and Cherax destructor. </w:t>
       </w:r>
@@ -5252,7 +5468,7 @@
       <w:r>
         <w:t xml:space="preserve">, 257–266. </w:t>
       </w:r>
-      <w:hyperlink r:id="rId32" w:history="1">
+      <w:hyperlink w:history="1" r:id="rId32">
         <w:r>
           <w:rPr>
             <w:rStyle w:val="Hyperlink"/>
@@ -5298,8 +5514,8 @@
       <w:pPr>
         <w:ind w:left="720" w:hanging="720"/>
       </w:pPr>
-      <w:bookmarkStart w:id="123" w:name="ref-Hylkema2020"/>
-      <w:bookmarkEnd w:id="122"/>
+      <w:bookmarkStart w:name="ref-Hylkema2020" w:id="138"/>
+      <w:bookmarkEnd w:id="137"/>
       <w:r>
         <w:t xml:space="preserve">Hylkema, A., Debrot, A. O., Osinga, R., Bron, P. S., Heesink, D. B., Izioka, A. K., Reid, C. B., Rippen, J. C., Treibitz, T., Yuval, M., &amp; Murk, A. J. (2020). Fish assemblages of three common artificial reef designs during early colonization. </w:t>
       </w:r>
@@ -5333,8 +5549,8 @@
       <w:pPr>
         <w:ind w:left="720" w:hanging="720"/>
       </w:pPr>
-      <w:bookmarkStart w:id="124" w:name="ref-Johnsen2008"/>
-      <w:bookmarkEnd w:id="123"/>
+      <w:bookmarkStart w:name="ref-Johnsen2008" w:id="139"/>
+      <w:bookmarkEnd w:id="138"/>
       <w:r>
         <w:t xml:space="preserve">Johnsen, S. I., &amp; Taugbøl, T. (2008). Add stones, get crayfish – is it that simple? </w:t>
       </w:r>
@@ -5363,8 +5579,8 @@
       <w:pPr>
         <w:ind w:left="720" w:hanging="720"/>
       </w:pPr>
-      <w:bookmarkStart w:id="125" w:name="ref-Jowett2008"/>
-      <w:bookmarkEnd w:id="124"/>
+      <w:bookmarkStart w:name="ref-Jowett2008" w:id="140"/>
+      <w:bookmarkEnd w:id="139"/>
       <w:r>
         <w:t xml:space="preserve">Jowett, I. G., Parkyn, S. M., &amp; Richardson, J. (2008). Habitat characteristics of crayfish (paranephrops planifrons) in new zealand streams using generalised additive models (GAMs). </w:t>
       </w:r>
@@ -5398,8 +5614,8 @@
       <w:pPr>
         <w:ind w:left="720" w:hanging="720"/>
       </w:pPr>
-      <w:bookmarkStart w:id="126" w:name="ref-Jurcak2016"/>
-      <w:bookmarkEnd w:id="125"/>
+      <w:bookmarkStart w:name="ref-Jurcak2016" w:id="141"/>
+      <w:bookmarkEnd w:id="140"/>
       <w:r>
         <w:t xml:space="preserve">Jurcak, A. M., Lahman, S. E., Wofford, S. J., &amp; Moore, P. A. (2016). Behavior of crayfish. In </w:t>
       </w:r>
@@ -5418,10 +5634,9 @@
       <w:pPr>
         <w:ind w:left="720" w:hanging="720"/>
       </w:pPr>
-      <w:bookmarkStart w:id="127" w:name="ref-Kusabs2009"/>
-      <w:bookmarkEnd w:id="126"/>
-      <w:r>
-        <w:lastRenderedPageBreak/>
+      <w:bookmarkStart w:name="ref-Kusabs2009" w:id="142"/>
+      <w:bookmarkEnd w:id="141"/>
+      <w:r>
         <w:t xml:space="preserve">Kusabs, I. A., &amp; Quinn, J. M. (2009). Use of a traditional maori harvesting method, the tau kōura, for monitoring kōura (freshwater crayfish, paranephrops planifrons) in lake rotoiti, north island, new zealand. </w:t>
       </w:r>
       <w:r>
@@ -5454,8 +5669,8 @@
       <w:pPr>
         <w:ind w:left="720" w:hanging="720"/>
       </w:pPr>
-      <w:bookmarkStart w:id="128" w:name="ref-Kusabs2015"/>
-      <w:bookmarkEnd w:id="127"/>
+      <w:bookmarkStart w:name="ref-Kusabs2015" w:id="143"/>
+      <w:bookmarkEnd w:id="142"/>
       <w:r>
         <w:t>Kusabs I.A., Hicks B.J., Quinn J.M. &amp; Hamilton D.P. (2015</w:t>
       </w:r>
@@ -5481,7 +5696,7 @@
       <w:r>
         <w:t xml:space="preserve">, 35–46. </w:t>
       </w:r>
-      <w:hyperlink r:id="rId37" w:history="1">
+      <w:hyperlink w:history="1" r:id="rId37">
         <w:r>
           <w:rPr>
             <w:rStyle w:val="Hyperlink"/>
@@ -5535,8 +5750,8 @@
       <w:pPr>
         <w:ind w:left="720" w:hanging="720"/>
       </w:pPr>
-      <w:bookmarkStart w:id="129" w:name="ref-Lee2025"/>
-      <w:bookmarkEnd w:id="128"/>
+      <w:bookmarkStart w:name="ref-Lee2025" w:id="144"/>
+      <w:bookmarkEnd w:id="143"/>
       <w:r>
         <w:t xml:space="preserve">Kusabs, I. A. K., Duggan, I. C., Bruere, A. C., Scholes, P., Te Kurapa, T. W., Grant, T. M., &amp; Burdon, F. J. (2026). Invasive catfish linked to the decline of freshwater crayfish in two Aotearoa New Zealand lakes. </w:t>
       </w:r>
@@ -5560,7 +5775,7 @@
       <w:r>
         <w:t xml:space="preserve">(6), 143. </w:t>
       </w:r>
-      <w:hyperlink r:id="rId39" w:history="1">
+      <w:hyperlink w:history="1" r:id="rId39">
         <w:r>
           <w:rPr>
             <w:rStyle w:val="Hyperlink"/>
@@ -5608,8 +5823,8 @@
       <w:pPr>
         <w:ind w:left="720" w:hanging="720"/>
       </w:pPr>
-      <w:bookmarkStart w:id="130" w:name="ref-Magnelia2008"/>
-      <w:bookmarkEnd w:id="129"/>
+      <w:bookmarkStart w:name="ref-Magnelia2008" w:id="145"/>
+      <w:bookmarkEnd w:id="144"/>
       <w:r>
         <w:t xml:space="preserve">Magnelia, S.J., Jesus, M.J.D., Schlechte, J.W., Cummings, G.C. &amp; Duty, J.L. (2008). Comparison of Plastic Pipe and Juniper Tree Fish Attractors in a Central Texas Reservoir. </w:t>
       </w:r>
@@ -5628,8 +5843,8 @@
       <w:pPr>
         <w:ind w:left="720" w:hanging="720"/>
       </w:pPr>
-      <w:bookmarkStart w:id="131" w:name="ref-Mazlum2017"/>
-      <w:bookmarkEnd w:id="130"/>
+      <w:bookmarkStart w:name="ref-Mazlum2017" w:id="146"/>
+      <w:bookmarkEnd w:id="145"/>
       <w:r>
         <w:t xml:space="preserve">Mazlum, Y., Guner Gurlek, O., &amp; Sirin, S. (2017). Effect of different substrates on survival and growth of juveniles of the freshwater narrow-clawed crayfish astacus leptodactylus eschscholtz, 1823 (decapoda, astacidae). </w:t>
       </w:r>
@@ -5663,8 +5878,8 @@
       <w:pPr>
         <w:ind w:left="720" w:hanging="720"/>
       </w:pPr>
-      <w:bookmarkStart w:id="132" w:name="ref-Momot1995"/>
-      <w:bookmarkEnd w:id="131"/>
+      <w:bookmarkStart w:name="ref-Momot1995" w:id="147"/>
+      <w:bookmarkEnd w:id="146"/>
       <w:r>
         <w:t xml:space="preserve">Momot, W. T. (1995). Redefining the role of crayfish in aquatic ecosystems. </w:t>
       </w:r>
@@ -5698,8 +5913,8 @@
       <w:pPr>
         <w:ind w:left="720" w:hanging="720"/>
       </w:pPr>
-      <w:bookmarkStart w:id="133" w:name="ref-Olsson2009"/>
-      <w:bookmarkEnd w:id="132"/>
+      <w:bookmarkStart w:name="ref-Olsson2009" w:id="148"/>
+      <w:bookmarkEnd w:id="147"/>
       <w:r>
         <w:t>Olsson, K., &amp; Nyström, P. (2009). Non-interactive effects of habitat complexity and adult crayfish on survival and growth of juvenile crayfish (</w:t>
       </w:r>
@@ -5743,14 +5958,10 @@
       <w:pPr>
         <w:ind w:left="720" w:hanging="720"/>
       </w:pPr>
-      <w:bookmarkStart w:id="134" w:name="ref-Olsson2006"/>
-      <w:bookmarkEnd w:id="133"/>
-      <w:r>
-        <w:t xml:space="preserve">Olsson, K., Stenroth, P., Nyström, P., Holmqvist, N., McIntosh, A. R., &amp; Winterbourn, M. J. (2006). Does natural acidity mediate interactions between introduced brown trout, native fish, </w:t>
-      </w:r>
-      <w:r>
-        <w:lastRenderedPageBreak/>
-        <w:t xml:space="preserve">crayfish and other invertebrates in west coast new zealand streams? </w:t>
+      <w:bookmarkStart w:name="ref-Olsson2006" w:id="149"/>
+      <w:bookmarkEnd w:id="148"/>
+      <w:r>
+        <w:t xml:space="preserve">Olsson, K., Stenroth, P., Nyström, P., Holmqvist, N., McIntosh, A. R., &amp; Winterbourn, M. J. (2006). Does natural acidity mediate interactions between introduced brown trout, native fish, crayfish and other invertebrates in west coast new zealand streams? </w:t>
       </w:r>
       <w:r>
         <w:rPr>
@@ -5782,8 +5993,8 @@
       <w:pPr>
         <w:ind w:left="720" w:hanging="720"/>
       </w:pPr>
-      <w:bookmarkStart w:id="135" w:name="ref-Parkyn2001"/>
-      <w:bookmarkEnd w:id="134"/>
+      <w:bookmarkStart w:name="ref-Parkyn2001" w:id="150"/>
+      <w:bookmarkEnd w:id="149"/>
       <w:r>
         <w:t xml:space="preserve">Parkyn, S. M., Collier, K. J., &amp; Hicks, B. J. (2001). New zealand stream crayfish: Functional omnivores but trophic predators? </w:t>
       </w:r>
@@ -5817,8 +6028,8 @@
       <w:pPr>
         <w:ind w:left="720" w:hanging="720"/>
       </w:pPr>
-      <w:bookmarkStart w:id="136" w:name="ref-Parkyn2009"/>
-      <w:bookmarkEnd w:id="135"/>
+      <w:bookmarkStart w:name="ref-Parkyn2009" w:id="151"/>
+      <w:bookmarkEnd w:id="150"/>
       <w:r>
         <w:t>Parkyn, S. M., Meleason, M. A., &amp; Davies‐Colley, R. J. (2009). Wood enhances crayfish (</w:t>
       </w:r>
@@ -5862,8 +6073,8 @@
       <w:pPr>
         <w:ind w:left="720" w:hanging="720"/>
       </w:pPr>
-      <w:bookmarkStart w:id="137" w:name="ref-Percival2010"/>
-      <w:bookmarkEnd w:id="136"/>
+      <w:bookmarkStart w:name="ref-Percival2010" w:id="152"/>
+      <w:bookmarkEnd w:id="151"/>
       <w:r>
         <w:t xml:space="preserve">Percival, D., &amp; Moore, P. (2010). Shelter size influences self-assessment of size in crayfish, orconectes rusticus: Consequences for agonistic fights. </w:t>
       </w:r>
@@ -5897,8 +6108,8 @@
       <w:pPr>
         <w:ind w:left="720" w:hanging="720"/>
       </w:pPr>
-      <w:bookmarkStart w:id="138" w:name="ref-Ramalho2010"/>
-      <w:bookmarkEnd w:id="137"/>
+      <w:bookmarkStart w:name="ref-Ramalho2010" w:id="153"/>
+      <w:bookmarkEnd w:id="152"/>
       <w:r>
         <w:t xml:space="preserve">Pirtle, J.L., Eckert, G.L. &amp; Stoner, A.W. (2012). Habitat structure influences the survival and predator–prey interactions of early juvenile red king crab Paralithodes camtschaticus. </w:t>
       </w:r>
@@ -5912,7 +6123,7 @@
       <w:r>
         <w:t xml:space="preserve">, 465, 169–184. </w:t>
       </w:r>
-      <w:hyperlink r:id="rId48" w:history="1">
+      <w:hyperlink w:history="1" r:id="rId48">
         <w:r>
           <w:rPr>
             <w:rStyle w:val="Hyperlink"/>
@@ -5953,8 +6164,8 @@
       <w:pPr>
         <w:ind w:left="720" w:hanging="720"/>
       </w:pPr>
-      <w:bookmarkStart w:id="139" w:name="ref-Ranta1993"/>
-      <w:bookmarkEnd w:id="138"/>
+      <w:bookmarkStart w:name="ref-Ranta1993" w:id="154"/>
+      <w:bookmarkEnd w:id="153"/>
       <w:r>
         <w:t xml:space="preserve">Ranta, E., &amp; Lindström, K. (1993). Body size and shelter possession in mature signal crayfish, Pacifastacus leniusculus. </w:t>
       </w:r>
@@ -5983,8 +6194,8 @@
       <w:pPr>
         <w:ind w:left="720" w:hanging="720"/>
       </w:pPr>
-      <w:bookmarkStart w:id="140" w:name="ref-Raveninreview"/>
-      <w:bookmarkEnd w:id="139"/>
+      <w:bookmarkStart w:name="ref-Raveninreview" w:id="155"/>
+      <w:bookmarkEnd w:id="154"/>
       <w:r>
         <w:t>Raven, O. V., Burdon, F. J., Kusabs, I. A. K., Holmes, R., &amp; Özkundakci, D. (in</w:t>
       </w:r>
@@ -6020,8 +6231,8 @@
       <w:pPr>
         <w:ind w:left="720" w:hanging="720"/>
       </w:pPr>
-      <w:bookmarkStart w:id="141" w:name="ref-Ravenindraft"/>
-      <w:bookmarkEnd w:id="140"/>
+      <w:bookmarkStart w:name="ref-Ravenindraft" w:id="156"/>
+      <w:bookmarkEnd w:id="155"/>
       <w:r>
         <w:t>Raven, O. V., MacNeil, C., Lee, F., Holmes, R., Kusabs, I. A. K., Burdon, F. J., &amp; Özkundakci, D. (</w:t>
       </w:r>
@@ -6051,8 +6262,8 @@
       <w:pPr>
         <w:ind w:left="720" w:hanging="720"/>
       </w:pPr>
-      <w:bookmarkStart w:id="142" w:name="ref-Richman2015"/>
-      <w:bookmarkEnd w:id="141"/>
+      <w:bookmarkStart w:name="ref-Richman2015" w:id="157"/>
+      <w:bookmarkEnd w:id="156"/>
       <w:r>
         <w:t xml:space="preserve">Reynolds, J., Souty-Grosset, C. &amp; Alastair, A. (2013). Ecological Roles of Crayfish in Freshwater and Terrestrial Habitats. </w:t>
       </w:r>
@@ -6066,7 +6277,7 @@
       <w:r>
         <w:t xml:space="preserve">, 19(2), 197–218. </w:t>
       </w:r>
-      <w:hyperlink r:id="rId51" w:history="1">
+      <w:hyperlink w:history="1" r:id="rId51">
         <w:r>
           <w:rPr>
             <w:rStyle w:val="Hyperlink"/>
@@ -6080,11 +6291,7 @@
         <w:ind w:left="720" w:hanging="720"/>
       </w:pPr>
       <w:r>
-        <w:t xml:space="preserve">Richman, N. I., Böhm, M., Adams, S. B., Alvarez, F., Bergey, E. A., Bunn, J. J. S., Burnham, Q., Cordeiro, J., Coughran, J., Crandall, K. A., Dawkins, K. L., DiStefano, R. J., Doran, N. E., Edsman, L., Eversole, A. G., Füreder, L., Furse, J. M., Gherardi, F., Hamr, P., … Collen, B. (2015). Multiple </w:t>
-      </w:r>
-      <w:r>
-        <w:lastRenderedPageBreak/>
-        <w:t xml:space="preserve">drivers of decline in the global status of freshwater crayfish (decapoda: astacidea). </w:t>
+        <w:t xml:space="preserve">Richman, N. I., Böhm, M., Adams, S. B., Alvarez, F., Bergey, E. A., Bunn, J. J. S., Burnham, Q., Cordeiro, J., Coughran, J., Crandall, K. A., Dawkins, K. L., DiStefano, R. J., Doran, N. E., Edsman, L., Eversole, A. G., Füreder, L., Furse, J. M., Gherardi, F., Hamr, P., … Collen, B. (2015). Multiple drivers of decline in the global status of freshwater crayfish (decapoda: astacidea). </w:t>
       </w:r>
       <w:r>
         <w:rPr>
@@ -6116,8 +6323,8 @@
       <w:pPr>
         <w:ind w:left="720" w:hanging="720"/>
       </w:pPr>
-      <w:bookmarkStart w:id="143" w:name="ref-Shave1994"/>
-      <w:bookmarkEnd w:id="142"/>
+      <w:bookmarkStart w:name="ref-Shave1994" w:id="158"/>
+      <w:bookmarkEnd w:id="157"/>
       <w:r>
         <w:t>Shave, C. R., Townsend, C. R., &amp; Crowl, T. A. (1994). Anti-predator behaviours of a freshwater crayfish (</w:t>
       </w:r>
@@ -6156,8 +6363,8 @@
       <w:pPr>
         <w:ind w:left="720" w:hanging="720"/>
       </w:pPr>
-      <w:bookmarkStart w:id="144" w:name="ref-Spanier1994"/>
-      <w:bookmarkEnd w:id="143"/>
+      <w:bookmarkStart w:name="ref-Spanier1994" w:id="159"/>
+      <w:bookmarkEnd w:id="158"/>
       <w:r>
         <w:t xml:space="preserve">Spanier, E. (1994). What are the characteristics of a good artificial reef for lobsters? </w:t>
       </w:r>
@@ -6186,8 +6393,8 @@
       <w:pPr>
         <w:ind w:left="720" w:hanging="720"/>
       </w:pPr>
-      <w:bookmarkStart w:id="145" w:name="ref-Stewart2011"/>
-      <w:bookmarkEnd w:id="144"/>
+      <w:bookmarkStart w:name="ref-Stewart2011" w:id="160"/>
+      <w:bookmarkEnd w:id="159"/>
       <w:r>
         <w:t xml:space="preserve">Stewart, C., &amp; Tabak, J. (2011). Size‐based dominance hierarchies in the new zealand freshwater crayfish (koura) </w:t>
       </w:r>
@@ -6231,8 +6438,8 @@
       <w:pPr>
         <w:ind w:left="720" w:hanging="720"/>
       </w:pPr>
-      <w:bookmarkStart w:id="146" w:name="ref-Streissl2002"/>
-      <w:bookmarkEnd w:id="145"/>
+      <w:bookmarkStart w:name="ref-Streissl2002" w:id="161"/>
+      <w:bookmarkEnd w:id="160"/>
       <w:r>
         <w:t xml:space="preserve">Streissl, F., &amp; Hödl, W. (2002). Habitat and shelter requirements of the stone crayfish, </w:t>
       </w:r>
@@ -6276,8 +6483,8 @@
       <w:pPr>
         <w:ind w:left="720" w:hanging="720"/>
       </w:pPr>
-      <w:bookmarkStart w:id="147" w:name="ref-Takahashi2019"/>
-      <w:bookmarkEnd w:id="146"/>
+      <w:bookmarkStart w:name="ref-Takahashi2019" w:id="162"/>
+      <w:bookmarkEnd w:id="161"/>
       <w:r>
         <w:t xml:space="preserve">Takahashi, K., Yamaguchi, E., Fujiyama, N., &amp; Nagayama, T. (2019). The effects of quality of shelters and prior residence on marmorkrebs (marbled crayfish). </w:t>
       </w:r>
@@ -6301,8 +6508,8 @@
       <w:pPr>
         <w:ind w:left="720" w:hanging="720"/>
       </w:pPr>
-      <w:bookmarkStart w:id="148" w:name="ref-Usio2000"/>
-      <w:bookmarkEnd w:id="147"/>
+      <w:bookmarkStart w:name="ref-Usio2000" w:id="163"/>
+      <w:bookmarkEnd w:id="162"/>
       <w:r>
         <w:t xml:space="preserve">Tank, J.L. &amp; Winterbourn, M.J. (1996). Microbial activity and invertebrate colonisation of wood in a New Zealand forest stream. </w:t>
       </w:r>
@@ -6316,7 +6523,7 @@
       <w:r>
         <w:t xml:space="preserve">, 30(2), 271–280. </w:t>
       </w:r>
-      <w:hyperlink r:id="rId56" w:history="1">
+      <w:hyperlink w:history="1" r:id="rId56">
         <w:r>
           <w:rPr>
             <w:rStyle w:val="Hyperlink"/>
@@ -6362,8 +6569,8 @@
       <w:pPr>
         <w:ind w:left="720" w:hanging="720"/>
       </w:pPr>
-      <w:bookmarkStart w:id="149" w:name="ref-Wehi2017"/>
-      <w:bookmarkEnd w:id="148"/>
+      <w:bookmarkStart w:name="ref-Wehi2017" w:id="164"/>
+      <w:bookmarkEnd w:id="163"/>
       <w:r>
         <w:t xml:space="preserve">Wehi, P. M., &amp; Lord, J. M. (2017). Importance of including cultural practices in ecological restoration. </w:t>
       </w:r>
@@ -6397,8 +6604,8 @@
       <w:pPr>
         <w:ind w:left="720" w:hanging="720"/>
       </w:pPr>
-      <w:bookmarkStart w:id="150" w:name="ref-Zhao2024"/>
-      <w:bookmarkEnd w:id="149"/>
+      <w:bookmarkStart w:name="ref-Zhao2024" w:id="165"/>
+      <w:bookmarkEnd w:id="164"/>
       <w:r>
         <w:t>Zhao, M., Feng, G., Wang, H., Shen, C., Fu, Y., Zhang, Y., Zhang, H., Yao, Y., Chen, J., &amp; Xu, W. (2024). The influence of shelter type and coverage on crayfish (</w:t>
       </w:r>
@@ -6447,13 +6654,13 @@
           <w:t>https://doi.org/10.3390/ani14081147</w:t>
         </w:r>
       </w:hyperlink>
-      <w:bookmarkEnd w:id="96"/>
-      <w:bookmarkEnd w:id="109"/>
-      <w:bookmarkEnd w:id="150"/>
+      <w:bookmarkEnd w:id="111"/>
+      <w:bookmarkEnd w:id="124"/>
+      <w:bookmarkEnd w:id="165"/>
     </w:p>
     <w:sectPr>
       <w:footerReference w:type="default" r:id="rId60"/>
-      <w:pgSz w:w="11906" w:h="16838"/>
+      <w:pgSz w:w="11906" w:h="16838" w:orient="portrait"/>
       <w:pgMar w:top="1440" w:right="1440" w:bottom="1440" w:left="1440" w:header="708" w:footer="708" w:gutter="0"/>
       <w:lnNumType w:countBy="1" w:restart="continuous"/>
       <w:cols w:space="708"/>
@@ -6465,7 +6672,7 @@
 
 <file path=word/comments.xml><?xml version="1.0" encoding="utf-8"?>
 <w:comments xmlns:wpc="http://schemas.microsoft.com/office/word/2010/wordprocessingCanvas" xmlns:cx="http://schemas.microsoft.com/office/drawing/2014/chartex" xmlns:cx1="http://schemas.microsoft.com/office/drawing/2015/9/8/chartex" xmlns:cx2="http://schemas.microsoft.com/office/drawing/2015/10/21/chartex" xmlns:cx3="http://schemas.microsoft.com/office/drawing/2016/5/9/chartex" xmlns:cx4="http://schemas.microsoft.com/office/drawing/2016/5/10/chartex" xmlns:cx5="http://schemas.microsoft.com/office/drawing/2016/5/11/chartex" xmlns:cx6="http://schemas.microsoft.com/office/drawing/2016/5/12/chartex" xmlns:cx7="http://schemas.microsoft.com/office/drawing/2016/5/13/chartex" xmlns:cx8="http://schemas.microsoft.com/office/drawing/2016/5/14/chartex" xmlns:mc="http://schemas.openxmlformats.org/markup-compatibility/2006" xmlns:aink="http://schemas.microsoft.com/office/drawing/2016/ink" xmlns:am3d="http://schemas.microsoft.com/office/drawing/2017/model3d" xmlns:o="urn:schemas-microsoft-com:office:office" xmlns:oel="http://schemas.microsoft.com/office/2019/extlst" xmlns:r="http://schemas.openxmlformats.org/officeDocument/2006/relationships" xmlns:m="http://schemas.openxmlformats.org/officeDocument/2006/math" xmlns:v="urn:schemas-microsoft-com:vml" xmlns:wp14="http://schemas.microsoft.com/office/word/2010/wordprocessingDrawing" xmlns:wp="http://schemas.openxmlformats.org/drawingml/2006/wordprocessingDrawing" xmlns:w10="urn:schemas-microsoft-com:office:word" xmlns:w="http://schemas.openxmlformats.org/wordprocessingml/2006/main" xmlns:w14="http://schemas.microsoft.com/office/word/2010/wordml" xmlns:w15="http://schemas.microsoft.com/office/word/2012/wordml" xmlns:w16cex="http://schemas.microsoft.com/office/word/2018/wordml/cex" xmlns:w16cid="http://schemas.microsoft.com/office/word/2016/wordml/cid" xmlns:w16="http://schemas.microsoft.com/office/word/2018/wordml" xmlns:w16du="http://schemas.microsoft.com/office/word/2023/wordml/word16du" xmlns:w16sdtdh="http://schemas.microsoft.com/office/word/2020/wordml/sdtdatahash" xmlns:w16sdtfl="http://schemas.microsoft.com/office/word/2024/wordml/sdtformatlock" xmlns:w16se="http://schemas.microsoft.com/office/word/2015/wordml/symex" xmlns:wpg="http://schemas.microsoft.com/office/word/2010/wordprocessingGroup" xmlns:wpi="http://schemas.microsoft.com/office/word/2010/wordprocessingInk" xmlns:wne="http://schemas.microsoft.com/office/word/2006/wordml" xmlns:wps="http://schemas.microsoft.com/office/word/2010/wordprocessingShape" mc:Ignorable="w14 w15 w16se w16cid w16 w16cex w16sdtdh w16sdtfl w16du wp14">
-  <w:comment w:id="0" w:author="Frank Burdon" w:date="2026-05-29T18:10:00Z" w:initials="FB">
+  <w:comment w:initials="FB" w:author="Frank Burdon" w:date="2026-05-29T18:10:00Z" w:id="0">
     <w:p>
       <w:r>
         <w:annotationRef/>
@@ -6475,7 +6682,7 @@
       </w:r>
     </w:p>
   </w:comment>
-  <w:comment w:id="1" w:author="Guest User" w:date="2026-06-12T15:32:00Z" w:initials="GU">
+  <w:comment w:initials="GU" w:author="Guest User" w:date="2026-06-12T15:32:00Z" w:id="1">
     <w:p>
       <w:pPr>
         <w:pStyle w:val="CommentText"/>
@@ -6491,7 +6698,7 @@
       </w:r>
     </w:p>
   </w:comment>
-  <w:comment w:id="2" w:author="Raven, Olivier (Student)" w:date="2026-06-15T10:27:00Z" w:initials="OR">
+  <w:comment w:initials="OR" w:author="Raven, Olivier (Student)" w:date="2026-06-15T10:27:00Z" w:id="2">
     <w:p>
       <w:pPr>
         <w:pStyle w:val="CommentText"/>
@@ -6507,7 +6714,7 @@
       </w:r>
     </w:p>
   </w:comment>
-  <w:comment w:id="3" w:author="Raven, Olivier (Student)" w:date="2026-06-15T10:28:00Z" w:initials="OR">
+  <w:comment w:initials="OR" w:author="Raven, Olivier (Student)" w:date="2026-06-15T10:28:00Z" w:id="3">
     <w:p>
       <w:pPr>
         <w:pStyle w:val="CommentText"/>
@@ -6523,7 +6730,7 @@
       </w:r>
     </w:p>
   </w:comment>
-  <w:comment w:id="4" w:author="Frank Burdon" w:date="2026-06-15T16:27:00Z" w:initials="FB">
+  <w:comment w:initials="FB" w:author="Frank Burdon" w:date="2026-06-15T16:27:00Z" w:id="4">
     <w:p>
       <w:pPr>
         <w:pStyle w:val="CommentText"/>
@@ -6539,7 +6746,7 @@
       </w:r>
     </w:p>
   </w:comment>
-  <w:comment w:id="5" w:author="Raven, Olivier (Student)" w:date="2026-06-16T12:05:00Z" w:initials="OR">
+  <w:comment w:initials="OR" w:author="Raven, Olivier (Student)" w:date="2026-06-16T12:05:00Z" w:id="5">
     <w:p>
       <w:pPr>
         <w:pStyle w:val="CommentText"/>
@@ -6558,17 +6765,49 @@
       </w:r>
     </w:p>
   </w:comment>
-  <w:comment w:id="7" w:author="Guest User" w:date="2026-06-02T14:10:00Z" w:initials="GU">
-    <w:p>
-      <w:r>
+  <w:comment w:initials="DO" w:author="Deniz Ozkundakci" w:date="2026-06-18T11:03:00Z" w:id="19">
+    <w:p>
+      <w:pPr>
+        <w:pStyle w:val="CommentText"/>
+      </w:pPr>
+      <w:r>
+        <w:rPr>
+          <w:rStyle w:val="CommentReference"/>
+        </w:rPr>
         <w:annotationRef/>
       </w:r>
       <w:r>
+        <w:t>I think this comes out of the blue. Your early statements are focused on habitat loss rather than non-native predation</w:t>
+      </w:r>
+    </w:p>
+  </w:comment>
+  <w:comment w:initials="DO" w:author="Deniz Ozkundakci" w:date="2026-06-18T11:04:00Z" w:id="20">
+    <w:p>
+      <w:pPr>
+        <w:pStyle w:val="CommentText"/>
+      </w:pPr>
+      <w:r>
+        <w:rPr>
+          <w:rStyle w:val="CommentReference"/>
+        </w:rPr>
+        <w:annotationRef/>
+      </w:r>
+      <w:r>
+        <w:t>I don't think this is a good key word as this is already in the journal title, so will add very little value when people search for the paper. Maybe something more related to 'artificial reefs'</w:t>
+      </w:r>
+    </w:p>
+  </w:comment>
+  <w:comment w:initials="GU" w:author="Guest User" w:date="2026-06-02T14:10:00Z" w:id="22">
+    <w:p>
+      <w:r>
+        <w:annotationRef/>
+      </w:r>
+      <w:r>
         <w:t>as part of your problem definition, you could suggest that until now, while a range of habitat refugia types have been identified, preferences for different potential refugia is poorly understood, knowledge of habitat preferences is critical to developing effective habitat restoration and enhancement</w:t>
       </w:r>
     </w:p>
   </w:comment>
-  <w:comment w:id="8" w:author="Guest User" w:date="2026-06-02T14:20:00Z" w:initials="GU">
+  <w:comment w:initials="GU" w:author="Guest User" w:date="2026-06-02T14:20:00Z" w:id="23">
     <w:p>
       <w:r>
         <w:annotationRef/>
@@ -6578,7 +6817,7 @@
       </w:r>
     </w:p>
   </w:comment>
-  <w:comment w:id="9" w:author="Raven, Olivier (Student)" w:date="2026-06-12T16:40:00Z" w:initials="OR">
+  <w:comment w:initials="OR" w:author="Raven, Olivier (Student)" w:date="2026-06-12T16:40:00Z" w:id="24">
     <w:p>
       <w:pPr>
         <w:pStyle w:val="CommentText"/>
@@ -6597,7 +6836,7 @@
       </w:r>
     </w:p>
   </w:comment>
-  <w:comment w:id="10" w:author="Guest User" w:date="2026-06-12T15:39:00Z" w:initials="GU">
+  <w:comment w:initials="GU" w:author="Guest User" w:date="2026-06-12T15:39:00Z" w:id="25">
     <w:p>
       <w:pPr>
         <w:pStyle w:val="CommentText"/>
@@ -6613,7 +6852,7 @@
       </w:r>
     </w:p>
   </w:comment>
-  <w:comment w:id="11" w:author="Frank Burdon" w:date="2026-06-15T17:43:00Z" w:initials="FB">
+  <w:comment w:initials="FB" w:author="Frank Burdon" w:date="2026-06-15T17:43:00Z" w:id="26">
     <w:p>
       <w:pPr>
         <w:pStyle w:val="CommentText"/>
@@ -6629,7 +6868,7 @@
       </w:r>
     </w:p>
   </w:comment>
-  <w:comment w:id="14" w:author="Frank Burdon" w:date="2026-06-15T17:58:00Z" w:initials="FB">
+  <w:comment w:initials="FB" w:author="Frank Burdon" w:date="2026-06-15T17:58:00Z" w:id="29">
     <w:p>
       <w:pPr>
         <w:pStyle w:val="CommentText"/>
@@ -6645,7 +6884,7 @@
       </w:r>
     </w:p>
   </w:comment>
-  <w:comment w:id="15" w:author="Raven, Olivier (Student)" w:date="2026-06-16T08:47:00Z" w:initials="OR">
+  <w:comment w:initials="OR" w:author="Raven, Olivier (Student)" w:date="2026-06-16T08:47:00Z" w:id="30">
     <w:p>
       <w:pPr>
         <w:pStyle w:val="CommentText"/>
@@ -6664,7 +6903,7 @@
       </w:r>
     </w:p>
   </w:comment>
-  <w:comment w:id="16" w:author="Guest User" w:date="2026-06-16T13:35:00Z" w:initials="GU">
+  <w:comment w:initials="GU" w:author="Guest User" w:date="2026-06-16T13:35:00Z" w:id="31">
     <w:p>
       <w:pPr>
         <w:pStyle w:val="CommentText"/>
@@ -6680,7 +6919,7 @@
       </w:r>
     </w:p>
   </w:comment>
-  <w:comment w:id="17" w:author="Frank Burdon" w:date="2026-06-15T18:06:00Z" w:initials="FB">
+  <w:comment w:initials="FB" w:author="Frank Burdon" w:date="2026-06-15T18:06:00Z" w:id="32">
     <w:p>
       <w:pPr>
         <w:pStyle w:val="CommentText"/>
@@ -6696,7 +6935,7 @@
       </w:r>
     </w:p>
   </w:comment>
-  <w:comment w:id="18" w:author="Frank Burdon" w:date="2026-06-15T17:59:00Z" w:initials="FB">
+  <w:comment w:initials="FB" w:author="Frank Burdon" w:date="2026-06-15T17:59:00Z" w:id="33">
     <w:p>
       <w:pPr>
         <w:pStyle w:val="CommentText"/>
@@ -6712,7 +6951,7 @@
       </w:r>
     </w:p>
   </w:comment>
-  <w:comment w:id="19" w:author="Raven, Olivier (Student)" w:date="2026-06-16T09:44:00Z" w:initials="OR">
+  <w:comment w:initials="OR" w:author="Raven, Olivier (Student)" w:date="2026-06-16T09:44:00Z" w:id="34">
     <w:p>
       <w:pPr>
         <w:pStyle w:val="CommentText"/>
@@ -6741,7 +6980,7 @@
         </w:rPr>
         <w:br/>
       </w:r>
-      <w:hyperlink r:id="rId1" w:history="1">
+      <w:hyperlink w:history="1" r:id="rId1">
         <w:r>
           <w:rPr>
             <w:rStyle w:val="Hyperlink"/>
@@ -6752,7 +6991,7 @@
       </w:hyperlink>
     </w:p>
   </w:comment>
-  <w:comment w:id="20" w:author="Frank Burdon" w:date="2026-06-15T18:00:00Z" w:initials="FB">
+  <w:comment w:initials="FB" w:author="Frank Burdon" w:date="2026-06-15T18:00:00Z" w:id="35">
     <w:p>
       <w:pPr>
         <w:pStyle w:val="CommentText"/>
@@ -6768,7 +7007,7 @@
       </w:r>
     </w:p>
   </w:comment>
-  <w:comment w:id="21" w:author="Guest User" w:date="2026-06-02T14:48:00Z" w:initials="GU">
+  <w:comment w:initials="GU" w:author="Guest User" w:date="2026-06-02T14:48:00Z" w:id="36">
     <w:p>
       <w:r>
         <w:annotationRef/>
@@ -6778,7 +7017,7 @@
       </w:r>
     </w:p>
   </w:comment>
-  <w:comment w:id="22" w:author="Raven, Olivier (Student)" w:date="2026-06-08T12:47:00Z" w:initials="OR">
+  <w:comment w:initials="OR" w:author="Raven, Olivier (Student)" w:date="2026-06-08T12:47:00Z" w:id="37">
     <w:p>
       <w:pPr>
         <w:pStyle w:val="CommentText"/>
@@ -6797,7 +7036,7 @@
       </w:r>
     </w:p>
   </w:comment>
-  <w:comment w:id="23" w:author="Frank Burdon" w:date="2026-06-15T18:53:00Z" w:initials="FB">
+  <w:comment w:initials="FB" w:author="Frank Burdon" w:date="2026-06-15T18:53:00Z" w:id="38">
     <w:p>
       <w:pPr>
         <w:pStyle w:val="CommentText"/>
@@ -6813,7 +7052,7 @@
       </w:r>
     </w:p>
   </w:comment>
-  <w:comment w:id="24" w:author="Raven, Olivier (Student)" w:date="2026-06-16T09:45:00Z" w:initials="OR">
+  <w:comment w:initials="OR" w:author="Raven, Olivier (Student)" w:date="2026-06-16T09:45:00Z" w:id="39">
     <w:p>
       <w:pPr>
         <w:pStyle w:val="CommentText"/>
@@ -6832,7 +7071,7 @@
       </w:r>
     </w:p>
   </w:comment>
-  <w:comment w:id="25" w:author="Frank Burdon" w:date="2026-06-15T18:54:00Z" w:initials="FB">
+  <w:comment w:initials="FB" w:author="Frank Burdon" w:date="2026-06-15T18:54:00Z" w:id="40">
     <w:p>
       <w:pPr>
         <w:pStyle w:val="CommentText"/>
@@ -6848,7 +7087,7 @@
       </w:r>
     </w:p>
   </w:comment>
-  <w:comment w:id="31" w:author="Guest User" w:date="2026-06-02T15:02:00Z" w:initials="GU">
+  <w:comment w:initials="GU" w:author="Guest User" w:date="2026-06-02T15:02:00Z" w:id="46">
     <w:p>
       <w:r>
         <w:annotationRef/>
@@ -6858,7 +7097,7 @@
       </w:r>
     </w:p>
   </w:comment>
-  <w:comment w:id="28" w:author="Frank Burdon" w:date="2026-06-15T19:08:00Z" w:initials="FB">
+  <w:comment w:initials="FB" w:author="Frank Burdon" w:date="2026-06-15T19:08:00Z" w:id="43">
     <w:p>
       <w:pPr>
         <w:pStyle w:val="CommentText"/>
@@ -6874,7 +7113,7 @@
       </w:r>
     </w:p>
   </w:comment>
-  <w:comment w:id="29" w:author="Frank Burdon" w:date="2026-06-15T19:10:00Z" w:initials="FB">
+  <w:comment w:initials="FB" w:author="Frank Burdon" w:date="2026-06-15T19:10:00Z" w:id="44">
     <w:p>
       <w:pPr>
         <w:pStyle w:val="CommentText"/>
@@ -6890,7 +7129,7 @@
       </w:r>
     </w:p>
   </w:comment>
-  <w:comment w:id="30" w:author="Raven, Olivier (Student)" w:date="2026-06-16T08:49:00Z" w:initials="OR">
+  <w:comment w:initials="OR" w:author="Raven, Olivier (Student)" w:date="2026-06-16T08:49:00Z" w:id="45">
     <w:p>
       <w:pPr>
         <w:pStyle w:val="CommentText"/>
@@ -6909,7 +7148,7 @@
       </w:r>
     </w:p>
   </w:comment>
-  <w:comment w:id="27" w:author="Raven, Olivier (Student)" w:date="2026-06-16T09:52:00Z" w:initials="OR">
+  <w:comment w:initials="OR" w:author="Raven, Olivier (Student)" w:date="2026-06-16T09:52:00Z" w:id="42">
     <w:p>
       <w:pPr>
         <w:pStyle w:val="CommentText"/>
@@ -6928,7 +7167,7 @@
       </w:r>
     </w:p>
   </w:comment>
-  <w:comment w:id="32" w:author="Guest User" w:date="2026-06-02T15:03:00Z" w:initials="GU">
+  <w:comment w:initials="GU" w:author="Guest User" w:date="2026-06-02T15:03:00Z" w:id="47">
     <w:p>
       <w:r>
         <w:annotationRef/>
@@ -6938,7 +7177,7 @@
       </w:r>
     </w:p>
   </w:comment>
-  <w:comment w:id="33" w:author="Frank Burdon" w:date="2026-06-15T19:09:00Z" w:initials="FB">
+  <w:comment w:initials="FB" w:author="Frank Burdon" w:date="2026-06-15T19:09:00Z" w:id="48">
     <w:p>
       <w:pPr>
         <w:pStyle w:val="CommentText"/>
@@ -6954,7 +7193,7 @@
       </w:r>
     </w:p>
   </w:comment>
-  <w:comment w:id="34" w:author="Raven, Olivier (Student)" w:date="2026-06-16T08:50:00Z" w:initials="OR">
+  <w:comment w:initials="OR" w:author="Raven, Olivier (Student)" w:date="2026-06-16T08:50:00Z" w:id="49">
     <w:p>
       <w:pPr>
         <w:pStyle w:val="CommentText"/>
@@ -6973,7 +7212,7 @@
       </w:r>
     </w:p>
   </w:comment>
-  <w:comment w:id="35" w:author="Frank Burdon" w:date="2026-06-15T19:14:00Z" w:initials="FB">
+  <w:comment w:initials="FB" w:author="Frank Burdon" w:date="2026-06-15T19:14:00Z" w:id="50">
     <w:p>
       <w:pPr>
         <w:pStyle w:val="CommentText"/>
@@ -6989,7 +7228,7 @@
       </w:r>
     </w:p>
   </w:comment>
-  <w:comment w:id="37" w:author="Frank Burdon" w:date="2026-06-15T19:23:00Z" w:initials="FB">
+  <w:comment w:initials="FB" w:author="Frank Burdon" w:date="2026-06-15T19:23:00Z" w:id="52">
     <w:p>
       <w:pPr>
         <w:pStyle w:val="CommentText"/>
@@ -7005,7 +7244,7 @@
       </w:r>
     </w:p>
   </w:comment>
-  <w:comment w:id="38" w:author="Raven, Olivier (Student)" w:date="2026-06-16T08:51:00Z" w:initials="OR">
+  <w:comment w:initials="OR" w:author="Raven, Olivier (Student)" w:date="2026-06-16T08:51:00Z" w:id="53">
     <w:p>
       <w:pPr>
         <w:pStyle w:val="CommentText"/>
@@ -7024,7 +7263,7 @@
       </w:r>
     </w:p>
   </w:comment>
-  <w:comment w:id="39" w:author="Frank Burdon" w:date="2026-06-15T19:28:00Z" w:initials="FB">
+  <w:comment w:initials="FB" w:author="Frank Burdon" w:date="2026-06-15T19:28:00Z" w:id="54">
     <w:p>
       <w:pPr>
         <w:pStyle w:val="CommentText"/>
@@ -7040,7 +7279,7 @@
       </w:r>
     </w:p>
   </w:comment>
-  <w:comment w:id="40" w:author="Raven, Olivier (Student)" w:date="2026-06-16T08:52:00Z" w:initials="OR">
+  <w:comment w:initials="OR" w:author="Raven, Olivier (Student)" w:date="2026-06-16T08:52:00Z" w:id="55">
     <w:p>
       <w:pPr>
         <w:pStyle w:val="CommentText"/>
@@ -7059,7 +7298,7 @@
       </w:r>
     </w:p>
   </w:comment>
-  <w:comment w:id="43" w:author="Frank Burdon" w:date="2026-06-15T20:02:00Z" w:initials="FB">
+  <w:comment w:initials="FB" w:author="Frank Burdon" w:date="2026-06-15T20:02:00Z" w:id="58">
     <w:p>
       <w:pPr>
         <w:pStyle w:val="CommentText"/>
@@ -7075,7 +7314,7 @@
       </w:r>
     </w:p>
   </w:comment>
-  <w:comment w:id="44" w:author="Frank Burdon" w:date="2026-06-15T20:16:00Z" w:initials="FB">
+  <w:comment w:initials="FB" w:author="Frank Burdon" w:date="2026-06-15T20:16:00Z" w:id="59">
     <w:p>
       <w:pPr>
         <w:pStyle w:val="CommentText"/>
@@ -7091,7 +7330,7 @@
       </w:r>
     </w:p>
   </w:comment>
-  <w:comment w:id="45" w:author="Frank Burdon" w:date="2026-06-15T20:16:00Z" w:initials="FB">
+  <w:comment w:initials="FB" w:author="Frank Burdon" w:date="2026-06-15T20:16:00Z" w:id="60">
     <w:p>
       <w:pPr>
         <w:pStyle w:val="CommentText"/>
@@ -7107,7 +7346,7 @@
       </w:r>
     </w:p>
   </w:comment>
-  <w:comment w:id="46" w:author="Frank Burdon" w:date="2026-06-15T20:17:00Z" w:initials="FB">
+  <w:comment w:initials="FB" w:author="Frank Burdon" w:date="2026-06-15T20:17:00Z" w:id="61">
     <w:p>
       <w:pPr>
         <w:pStyle w:val="CommentText"/>
@@ -7123,7 +7362,7 @@
       </w:r>
     </w:p>
   </w:comment>
-  <w:comment w:id="47" w:author="Raven, Olivier (Student)" w:date="2026-06-16T08:54:00Z" w:initials="OR">
+  <w:comment w:initials="OR" w:author="Raven, Olivier (Student)" w:date="2026-06-16T08:54:00Z" w:id="62">
     <w:p>
       <w:pPr>
         <w:pStyle w:val="CommentText"/>
@@ -7142,7 +7381,7 @@
       </w:r>
     </w:p>
   </w:comment>
-  <w:comment w:id="48" w:author="Frank Burdon" w:date="2026-06-15T20:06:00Z" w:initials="FB">
+  <w:comment w:initials="FB" w:author="Frank Burdon" w:date="2026-06-15T20:06:00Z" w:id="63">
     <w:p>
       <w:pPr>
         <w:pStyle w:val="CommentText"/>
@@ -7158,7 +7397,7 @@
       </w:r>
     </w:p>
   </w:comment>
-  <w:comment w:id="51" w:author="Guest User" w:date="2026-06-02T15:15:00Z" w:initials="GU">
+  <w:comment w:initials="GU" w:author="Guest User" w:date="2026-06-02T15:15:00Z" w:id="66">
     <w:p>
       <w:r>
         <w:annotationRef/>
@@ -7168,7 +7407,7 @@
       </w:r>
     </w:p>
   </w:comment>
-  <w:comment w:id="50" w:author="Frank Burdon" w:date="2026-06-15T21:26:00Z" w:initials="FB">
+  <w:comment w:initials="FB" w:author="Frank Burdon" w:date="2026-06-15T21:26:00Z" w:id="65">
     <w:p>
       <w:pPr>
         <w:pStyle w:val="CommentText"/>
@@ -7184,7 +7423,7 @@
       </w:r>
     </w:p>
   </w:comment>
-  <w:comment w:id="52" w:author="Frank Burdon" w:date="2026-06-15T20:34:00Z" w:initials="FB">
+  <w:comment w:initials="FB" w:author="Frank Burdon" w:date="2026-06-15T20:34:00Z" w:id="67">
     <w:p>
       <w:pPr>
         <w:pStyle w:val="CommentText"/>
@@ -7200,7 +7439,7 @@
       </w:r>
     </w:p>
   </w:comment>
-  <w:comment w:id="53" w:author="Frank Burdon" w:date="2026-06-15T20:35:00Z" w:initials="FB">
+  <w:comment w:initials="FB" w:author="Frank Burdon" w:date="2026-06-15T20:35:00Z" w:id="68">
     <w:p>
       <w:pPr>
         <w:pStyle w:val="CommentText"/>
@@ -7216,7 +7455,7 @@
       </w:r>
     </w:p>
   </w:comment>
-  <w:comment w:id="54" w:author="Raven, Olivier (Student)" w:date="2026-06-16T10:34:00Z" w:initials="OR">
+  <w:comment w:initials="OR" w:author="Raven, Olivier (Student)" w:date="2026-06-16T10:34:00Z" w:id="69">
     <w:p>
       <w:pPr>
         <w:pStyle w:val="CommentText"/>
@@ -7254,7 +7493,7 @@
       </w:r>
     </w:p>
   </w:comment>
-  <w:comment w:id="55" w:author="Frank Burdon" w:date="2026-06-15T20:18:00Z" w:initials="FB">
+  <w:comment w:initials="FB" w:author="Frank Burdon" w:date="2026-06-15T20:18:00Z" w:id="70">
     <w:p>
       <w:pPr>
         <w:pStyle w:val="CommentText"/>
@@ -7270,7 +7509,7 @@
       </w:r>
     </w:p>
   </w:comment>
-  <w:comment w:id="56" w:author="Raven, Olivier (Student)" w:date="2026-06-16T08:55:00Z" w:initials="OR">
+  <w:comment w:initials="OR" w:author="Raven, Olivier (Student)" w:date="2026-06-16T08:55:00Z" w:id="71">
     <w:p>
       <w:pPr>
         <w:pStyle w:val="CommentText"/>
@@ -7289,7 +7528,7 @@
       </w:r>
     </w:p>
   </w:comment>
-  <w:comment w:id="57" w:author="Frank Burdon" w:date="2026-06-15T20:36:00Z" w:initials="FB">
+  <w:comment w:initials="FB" w:author="Frank Burdon" w:date="2026-06-15T20:36:00Z" w:id="72">
     <w:p>
       <w:pPr>
         <w:pStyle w:val="CommentText"/>
@@ -7305,7 +7544,7 @@
       </w:r>
     </w:p>
   </w:comment>
-  <w:comment w:id="58" w:author="Frank Burdon" w:date="2026-06-15T20:50:00Z" w:initials="FB">
+  <w:comment w:initials="FB" w:author="Frank Burdon" w:date="2026-06-15T20:50:00Z" w:id="73">
     <w:p>
       <w:pPr>
         <w:pStyle w:val="CommentText"/>
@@ -7321,7 +7560,7 @@
       </w:r>
     </w:p>
   </w:comment>
-  <w:comment w:id="59" w:author="Frank Burdon" w:date="2026-06-15T20:48:00Z" w:initials="FB">
+  <w:comment w:initials="FB" w:author="Frank Burdon" w:date="2026-06-15T20:48:00Z" w:id="74">
     <w:p>
       <w:pPr>
         <w:pStyle w:val="CommentText"/>
@@ -7337,7 +7576,7 @@
       </w:r>
     </w:p>
   </w:comment>
-  <w:comment w:id="60" w:author="Frank Burdon" w:date="2026-06-15T20:50:00Z" w:initials="FB">
+  <w:comment w:initials="FB" w:author="Frank Burdon" w:date="2026-06-15T20:50:00Z" w:id="75">
     <w:p>
       <w:pPr>
         <w:pStyle w:val="CommentText"/>
@@ -7353,7 +7592,7 @@
       </w:r>
     </w:p>
   </w:comment>
-  <w:comment w:id="61" w:author="Guest User" w:date="2026-06-02T15:21:00Z" w:initials="GU">
+  <w:comment w:initials="GU" w:author="Guest User" w:date="2026-06-02T15:21:00Z" w:id="76">
     <w:p>
       <w:r>
         <w:annotationRef/>
@@ -7363,7 +7602,7 @@
       </w:r>
     </w:p>
   </w:comment>
-  <w:comment w:id="64" w:author="Frank Burdon" w:date="2026-06-15T20:55:00Z" w:initials="FB">
+  <w:comment w:initials="FB" w:author="Frank Burdon" w:date="2026-06-15T20:55:00Z" w:id="79">
     <w:p>
       <w:pPr>
         <w:pStyle w:val="CommentText"/>
@@ -7379,7 +7618,7 @@
       </w:r>
     </w:p>
   </w:comment>
-  <w:comment w:id="66" w:author="Frank Burdon" w:date="2026-06-15T20:56:00Z" w:initials="FB">
+  <w:comment w:initials="FB" w:author="Frank Burdon" w:date="2026-06-15T20:56:00Z" w:id="81">
     <w:p>
       <w:pPr>
         <w:pStyle w:val="CommentText"/>
@@ -7395,7 +7634,7 @@
       </w:r>
     </w:p>
   </w:comment>
-  <w:comment w:id="68" w:author="Frank Burdon" w:date="2026-06-15T20:57:00Z" w:initials="FB">
+  <w:comment w:initials="FB" w:author="Frank Burdon" w:date="2026-06-15T20:57:00Z" w:id="83">
     <w:p>
       <w:pPr>
         <w:pStyle w:val="CommentText"/>
@@ -7411,7 +7650,7 @@
       </w:r>
     </w:p>
   </w:comment>
-  <w:comment w:id="70" w:author="Frank Burdon" w:date="2026-06-15T20:59:00Z" w:initials="FB">
+  <w:comment w:initials="FB" w:author="Frank Burdon" w:date="2026-06-15T20:59:00Z" w:id="85">
     <w:p>
       <w:pPr>
         <w:pStyle w:val="CommentText"/>
@@ -7427,7 +7666,7 @@
       </w:r>
     </w:p>
   </w:comment>
-  <w:comment w:id="71" w:author="Raven, Olivier (Student)" w:date="2026-06-16T09:20:00Z" w:initials="OR">
+  <w:comment w:initials="OR" w:author="Raven, Olivier (Student)" w:date="2026-06-16T09:20:00Z" w:id="86">
     <w:p>
       <w:pPr>
         <w:pStyle w:val="CommentText"/>
@@ -7446,7 +7685,7 @@
       </w:r>
     </w:p>
   </w:comment>
-  <w:comment w:id="73" w:author="Raven, Olivier (Student)" w:date="2026-06-10T12:29:00Z" w:initials="OR">
+  <w:comment w:initials="OR" w:author="Raven, Olivier (Student)" w:date="2026-06-10T12:29:00Z" w:id="88">
     <w:p>
       <w:pPr>
         <w:pStyle w:val="CommentText"/>
@@ -7465,7 +7704,7 @@
       </w:r>
     </w:p>
   </w:comment>
-  <w:comment w:id="75" w:author="Frank Burdon" w:date="2026-06-15T21:09:00Z" w:initials="FB">
+  <w:comment w:initials="FB" w:author="Frank Burdon" w:date="2026-06-15T21:09:00Z" w:id="90">
     <w:p>
       <w:pPr>
         <w:pStyle w:val="CommentText"/>
@@ -7481,7 +7720,7 @@
       </w:r>
     </w:p>
   </w:comment>
-  <w:comment w:id="76" w:author="Raven, Olivier (Student)" w:date="2026-06-16T09:22:00Z" w:initials="OR">
+  <w:comment w:initials="OR" w:author="Raven, Olivier (Student)" w:date="2026-06-16T09:22:00Z" w:id="91">
     <w:p>
       <w:pPr>
         <w:pStyle w:val="CommentText"/>
@@ -7500,7 +7739,7 @@
       </w:r>
     </w:p>
   </w:comment>
-  <w:comment w:id="77" w:author="Guest User" w:date="2026-06-16T16:56:00Z" w:initials="GU">
+  <w:comment w:initials="GU" w:author="Guest User" w:date="2026-06-16T16:56:00Z" w:id="92">
     <w:p>
       <w:pPr>
         <w:pStyle w:val="CommentText"/>
@@ -7516,7 +7755,7 @@
       </w:r>
     </w:p>
   </w:comment>
-  <w:comment w:id="78" w:author="Frank Burdon" w:date="2026-06-15T21:00:00Z" w:initials="FB">
+  <w:comment w:initials="FB" w:author="Frank Burdon" w:date="2026-06-15T21:00:00Z" w:id="93">
     <w:p>
       <w:pPr>
         <w:pStyle w:val="CommentText"/>
@@ -7532,7 +7771,7 @@
       </w:r>
     </w:p>
   </w:comment>
-  <w:comment w:id="79" w:author="Guest User" w:date="2026-06-02T16:18:00Z" w:initials="GU">
+  <w:comment w:initials="GU" w:author="Guest User" w:date="2026-06-02T16:18:00Z" w:id="94">
     <w:p>
       <w:r>
         <w:annotationRef/>
@@ -7542,7 +7781,7 @@
       </w:r>
     </w:p>
   </w:comment>
-  <w:comment w:id="80" w:author="Frank Burdon" w:date="2026-06-15T21:06:00Z" w:initials="FB">
+  <w:comment w:initials="FB" w:author="Frank Burdon" w:date="2026-06-15T21:06:00Z" w:id="95">
     <w:p>
       <w:pPr>
         <w:pStyle w:val="CommentText"/>
@@ -7558,7 +7797,7 @@
       </w:r>
     </w:p>
   </w:comment>
-  <w:comment w:id="81" w:author="Frank Burdon" w:date="2026-06-15T21:07:00Z" w:initials="FB">
+  <w:comment w:initials="FB" w:author="Frank Burdon" w:date="2026-06-15T21:07:00Z" w:id="96">
     <w:p>
       <w:pPr>
         <w:pStyle w:val="CommentText"/>
@@ -7574,7 +7813,7 @@
       </w:r>
     </w:p>
   </w:comment>
-  <w:comment w:id="82" w:author="Raven, Olivier (Student)" w:date="2026-06-16T09:22:00Z" w:initials="OR">
+  <w:comment w:initials="OR" w:author="Raven, Olivier (Student)" w:date="2026-06-16T09:22:00Z" w:id="97">
     <w:p>
       <w:pPr>
         <w:pStyle w:val="CommentText"/>
@@ -7593,7 +7832,7 @@
       </w:r>
     </w:p>
   </w:comment>
-  <w:comment w:id="83" w:author="Guest User" w:date="1900-01-01T00:00:00Z" w:initials="GU">
+  <w:comment w:initials="GU" w:author="Guest User" w:date="1900-01-01T00:00:00Z" w:id="98">
     <w:p>
       <w:r>
         <w:annotationRef/>
@@ -7603,7 +7842,7 @@
       </w:r>
     </w:p>
   </w:comment>
-  <w:comment w:id="84" w:author="Guest User" w:date="2026-06-16T16:57:00Z" w:initials="GU">
+  <w:comment w:initials="GU" w:author="Guest User" w:date="2026-06-16T16:57:00Z" w:id="99">
     <w:p>
       <w:pPr>
         <w:pStyle w:val="CommentText"/>
@@ -7619,7 +7858,7 @@
       </w:r>
     </w:p>
   </w:comment>
-  <w:comment w:id="85" w:author="Guest User" w:date="2026-06-03T08:53:00Z" w:initials="GU">
+  <w:comment w:initials="GU" w:author="Guest User" w:date="2026-06-03T08:53:00Z" w:id="100">
     <w:p>
       <w:r>
         <w:annotationRef/>
@@ -7629,7 +7868,7 @@
       </w:r>
     </w:p>
   </w:comment>
-  <w:comment w:id="86" w:author="Raven, Olivier (Student)" w:date="2026-06-12T11:01:00Z" w:initials="OR">
+  <w:comment w:initials="OR" w:author="Raven, Olivier (Student)" w:date="2026-06-12T11:01:00Z" w:id="101">
     <w:p>
       <w:pPr>
         <w:pStyle w:val="CommentText"/>
@@ -7693,7 +7932,7 @@
         </w:rPr>
         <w:t xml:space="preserve">(2), 197–218. </w:t>
       </w:r>
-      <w:hyperlink r:id="rId2" w:history="1">
+      <w:hyperlink w:history="1" r:id="rId2">
         <w:r>
           <w:rPr>
             <w:rStyle w:val="Hyperlink"/>
@@ -7754,7 +7993,7 @@
         </w:rPr>
         <w:t xml:space="preserve">(1), 57–71. </w:t>
       </w:r>
-      <w:hyperlink r:id="rId3" w:history="1">
+      <w:hyperlink w:history="1" r:id="rId3">
         <w:r>
           <w:rPr>
             <w:rStyle w:val="Hyperlink"/>
@@ -7765,7 +8004,7 @@
       </w:hyperlink>
     </w:p>
   </w:comment>
-  <w:comment w:id="89" w:author="Guest User" w:date="2026-06-02T16:42:00Z" w:initials="GU">
+  <w:comment w:initials="GU" w:author="Guest User" w:date="2026-06-02T16:42:00Z" w:id="104">
     <w:p>
       <w:r>
         <w:annotationRef/>
@@ -7775,7 +8014,7 @@
       </w:r>
     </w:p>
   </w:comment>
-  <w:comment w:id="98" w:author="Guest User" w:date="2026-06-02T16:44:00Z" w:initials="GU">
+  <w:comment w:initials="GU" w:author="Guest User" w:date="2026-06-02T16:44:00Z" w:id="113">
     <w:p>
       <w:r>
         <w:annotationRef/>
@@ -7785,7 +8024,7 @@
       </w:r>
     </w:p>
   </w:comment>
-  <w:comment w:id="99" w:author="Raven, Olivier (Student)" w:date="2026-06-12T13:56:00Z" w:initials="OR">
+  <w:comment w:initials="OR" w:author="Raven, Olivier (Student)" w:date="2026-06-12T13:56:00Z" w:id="114">
     <w:p>
       <w:pPr>
         <w:pStyle w:val="CommentText"/>
@@ -7815,6 +8054,8 @@
   <w15:commentEx w15:paraId="1F9D763B" w15:paraIdParent="4D2A59DB" w15:done="0"/>
   <w15:commentEx w15:paraId="21D5FEC2" w15:paraIdParent="4D2A59DB" w15:done="0"/>
   <w15:commentEx w15:paraId="66639687" w15:done="0"/>
+  <w15:commentEx w15:paraId="11511DE8" w15:done="0"/>
+  <w15:commentEx w15:paraId="39413FAF" w15:done="0"/>
   <w15:commentEx w15:paraId="0CC9E065" w15:done="1"/>
   <w15:commentEx w15:paraId="569E6CB9" w15:done="1"/>
   <w15:commentEx w15:paraId="55340BF2" w15:paraIdParent="569E6CB9" w15:done="1"/>
@@ -7905,8 +8146,22 @@
   <w16cex:commentExtensible w16cex:durableId="1BE27657" w16cex:dateUtc="2026-06-12T03:32:00Z"/>
   <w16cex:commentExtensible w16cex:durableId="657F4473" w16cex:dateUtc="2026-06-14T22:27:00Z"/>
   <w16cex:commentExtensible w16cex:durableId="2CF44AB3" w16cex:dateUtc="2026-06-14T22:28:00Z"/>
-  <w16cex:commentExtensible w16cex:durableId="6E94C525" w16cex:dateUtc="2026-06-15T04:27:00Z"/>
+  <w16cex:commentExtensible w16cex:durableId="6E94C525" w16cex:dateUtc="2026-06-15T04:27:00Z">
+    <w16cex:extLst>
+      <w16:ext w16:uri="{CE6994B0-6A32-4C9F-8C6B-6E91EDA988CE}">
+        <cr:reactions xmlns:cr="http://schemas.microsoft.com/office/comments/2020/reactions">
+          <cr:reaction reactionType="1">
+            <cr:reactionInfo dateUtc="2026-06-17T23:04:48Z">
+              <cr:user userId="S::deniz.ozkundakci@waikato.ac.nz::a32cfe93-468d-4f77-b9f5-02405b100b9d" userProvider="AD" userName="Deniz Ozkundakci"/>
+            </cr:reactionInfo>
+          </cr:reaction>
+        </cr:reactions>
+      </w16:ext>
+    </w16cex:extLst>
+  </w16cex:commentExtensible>
   <w16cex:commentExtensible w16cex:durableId="5D2F9B30" w16cex:dateUtc="2026-06-16T00:05:00Z"/>
+  <w16cex:commentExtensible w16cex:durableId="3AC7FE43" w16cex:dateUtc="2026-06-17T23:03:00Z"/>
+  <w16cex:commentExtensible w16cex:durableId="51183DD5" w16cex:dateUtc="2026-06-17T23:04:00Z"/>
   <w16cex:commentExtensible w16cex:durableId="4F6A1D21" w16cex:dateUtc="2026-06-02T02:10:00Z"/>
   <w16cex:commentExtensible w16cex:durableId="3FC63D8F" w16cex:dateUtc="2026-06-02T02:20:00Z"/>
   <w16cex:commentExtensible w16cex:durableId="12ABAF0B" w16cex:dateUtc="2026-06-12T04:40:00Z"/>
@@ -7987,6 +8242,8 @@
   <w16cid:commentId w16cid:paraId="1F9D763B" w16cid:durableId="2CF44AB3"/>
   <w16cid:commentId w16cid:paraId="21D5FEC2" w16cid:durableId="6E94C525"/>
   <w16cid:commentId w16cid:paraId="66639687" w16cid:durableId="5D2F9B30"/>
+  <w16cid:commentId w16cid:paraId="11511DE8" w16cid:durableId="3AC7FE43"/>
+  <w16cid:commentId w16cid:paraId="39413FAF" w16cid:durableId="51183DD5"/>
   <w16cid:commentId w16cid:paraId="0CC9E065" w16cid:durableId="4F6A1D21"/>
   <w16cid:commentId w16cid:paraId="569E6CB9" w16cid:durableId="3FC63D8F"/>
   <w16cid:commentId w16cid:paraId="55340BF2" w16cid:durableId="12ABAF0B"/>
@@ -8258,6 +8515,9 @@
   <w15:person w15:author="Raven, Olivier (Student)">
     <w15:presenceInfo w15:providerId="AD" w15:userId="S::or81@students.waikato.ac.nz::e271f6c9-056d-4468-bbaf-9e72d555f806"/>
   </w15:person>
+  <w15:person w15:author="Deniz Ozkundakci">
+    <w15:presenceInfo w15:providerId="AD" w15:userId="S::deniz.ozkundakci@waikato.ac.nz::a32cfe93-468d-4f77-b9f5-02405b100b9d"/>
+  </w15:person>
 </w15:people>
 </file>
 
@@ -8266,7 +8526,7 @@
   <w:docDefaults>
     <w:rPrDefault>
       <w:rPr>
-        <w:rFonts w:asciiTheme="minorHAnsi" w:eastAsiaTheme="minorHAnsi" w:hAnsiTheme="minorHAnsi" w:cstheme="minorBidi"/>
+        <w:rFonts w:asciiTheme="minorHAnsi" w:hAnsiTheme="minorHAnsi" w:eastAsiaTheme="minorHAnsi" w:cstheme="minorBidi"/>
         <w:kern w:val="2"/>
         <w:sz w:val="22"/>
         <w:szCs w:val="22"/>
@@ -8283,14 +8543,14 @@
   <w:latentStyles w:defLockedState="0" w:defUIPriority="99" w:defSemiHidden="0" w:defUnhideWhenUsed="0" w:defQFormat="0" w:count="376">
     <w:lsdException w:name="Normal" w:uiPriority="0" w:qFormat="1"/>
     <w:lsdException w:name="heading 1" w:uiPriority="9" w:qFormat="1"/>
-    <w:lsdException w:name="heading 2" w:semiHidden="1" w:uiPriority="9" w:unhideWhenUsed="1" w:qFormat="1"/>
-    <w:lsdException w:name="heading 3" w:semiHidden="1" w:uiPriority="9" w:unhideWhenUsed="1" w:qFormat="1"/>
-    <w:lsdException w:name="heading 4" w:semiHidden="1" w:uiPriority="9" w:unhideWhenUsed="1" w:qFormat="1"/>
-    <w:lsdException w:name="heading 5" w:semiHidden="1" w:uiPriority="9" w:unhideWhenUsed="1" w:qFormat="1"/>
-    <w:lsdException w:name="heading 6" w:semiHidden="1" w:uiPriority="9" w:unhideWhenUsed="1" w:qFormat="1"/>
-    <w:lsdException w:name="heading 7" w:semiHidden="1" w:uiPriority="9" w:unhideWhenUsed="1" w:qFormat="1"/>
-    <w:lsdException w:name="heading 8" w:semiHidden="1" w:uiPriority="9" w:unhideWhenUsed="1" w:qFormat="1"/>
-    <w:lsdException w:name="heading 9" w:semiHidden="1" w:uiPriority="9" w:unhideWhenUsed="1" w:qFormat="1"/>
+    <w:lsdException w:name="heading 2" w:uiPriority="9" w:semiHidden="1" w:unhideWhenUsed="1" w:qFormat="1"/>
+    <w:lsdException w:name="heading 3" w:uiPriority="9" w:semiHidden="1" w:unhideWhenUsed="1" w:qFormat="1"/>
+    <w:lsdException w:name="heading 4" w:uiPriority="9" w:semiHidden="1" w:unhideWhenUsed="1" w:qFormat="1"/>
+    <w:lsdException w:name="heading 5" w:uiPriority="9" w:semiHidden="1" w:unhideWhenUsed="1" w:qFormat="1"/>
+    <w:lsdException w:name="heading 6" w:uiPriority="9" w:semiHidden="1" w:unhideWhenUsed="1" w:qFormat="1"/>
+    <w:lsdException w:name="heading 7" w:uiPriority="9" w:semiHidden="1" w:unhideWhenUsed="1" w:qFormat="1"/>
+    <w:lsdException w:name="heading 8" w:uiPriority="9" w:semiHidden="1" w:unhideWhenUsed="1" w:qFormat="1"/>
+    <w:lsdException w:name="heading 9" w:uiPriority="9" w:semiHidden="1" w:unhideWhenUsed="1" w:qFormat="1"/>
     <w:lsdException w:name="index 1" w:semiHidden="1" w:unhideWhenUsed="1"/>
     <w:lsdException w:name="index 2" w:semiHidden="1" w:unhideWhenUsed="1"/>
     <w:lsdException w:name="index 3" w:semiHidden="1" w:unhideWhenUsed="1"/>
@@ -8300,22 +8560,22 @@
     <w:lsdException w:name="index 7" w:semiHidden="1" w:unhideWhenUsed="1"/>
     <w:lsdException w:name="index 8" w:semiHidden="1" w:unhideWhenUsed="1"/>
     <w:lsdException w:name="index 9" w:semiHidden="1" w:unhideWhenUsed="1"/>
-    <w:lsdException w:name="toc 1" w:semiHidden="1" w:uiPriority="39" w:unhideWhenUsed="1"/>
-    <w:lsdException w:name="toc 2" w:semiHidden="1" w:uiPriority="39" w:unhideWhenUsed="1"/>
-    <w:lsdException w:name="toc 3" w:semiHidden="1" w:uiPriority="39" w:unhideWhenUsed="1"/>
-    <w:lsdException w:name="toc 4" w:semiHidden="1" w:uiPriority="39" w:unhideWhenUsed="1"/>
-    <w:lsdException w:name="toc 5" w:semiHidden="1" w:uiPriority="39" w:unhideWhenUsed="1"/>
-    <w:lsdException w:name="toc 6" w:semiHidden="1" w:uiPriority="39" w:unhideWhenUsed="1"/>
-    <w:lsdException w:name="toc 7" w:semiHidden="1" w:uiPriority="39" w:unhideWhenUsed="1"/>
-    <w:lsdException w:name="toc 8" w:semiHidden="1" w:uiPriority="39" w:unhideWhenUsed="1"/>
-    <w:lsdException w:name="toc 9" w:semiHidden="1" w:uiPriority="39" w:unhideWhenUsed="1"/>
+    <w:lsdException w:name="toc 1" w:uiPriority="39" w:semiHidden="1" w:unhideWhenUsed="1"/>
+    <w:lsdException w:name="toc 2" w:uiPriority="39" w:semiHidden="1" w:unhideWhenUsed="1"/>
+    <w:lsdException w:name="toc 3" w:uiPriority="39" w:semiHidden="1" w:unhideWhenUsed="1"/>
+    <w:lsdException w:name="toc 4" w:uiPriority="39" w:semiHidden="1" w:unhideWhenUsed="1"/>
+    <w:lsdException w:name="toc 5" w:uiPriority="39" w:semiHidden="1" w:unhideWhenUsed="1"/>
+    <w:lsdException w:name="toc 6" w:uiPriority="39" w:semiHidden="1" w:unhideWhenUsed="1"/>
+    <w:lsdException w:name="toc 7" w:uiPriority="39" w:semiHidden="1" w:unhideWhenUsed="1"/>
+    <w:lsdException w:name="toc 8" w:uiPriority="39" w:semiHidden="1" w:unhideWhenUsed="1"/>
+    <w:lsdException w:name="toc 9" w:uiPriority="39" w:semiHidden="1" w:unhideWhenUsed="1"/>
     <w:lsdException w:name="Normal Indent" w:semiHidden="1" w:unhideWhenUsed="1"/>
     <w:lsdException w:name="footnote text" w:semiHidden="1" w:unhideWhenUsed="1"/>
     <w:lsdException w:name="annotation text" w:semiHidden="1" w:unhideWhenUsed="1"/>
     <w:lsdException w:name="header" w:semiHidden="1" w:unhideWhenUsed="1"/>
     <w:lsdException w:name="footer" w:semiHidden="1" w:unhideWhenUsed="1"/>
     <w:lsdException w:name="index heading" w:semiHidden="1" w:unhideWhenUsed="1"/>
-    <w:lsdException w:name="caption" w:semiHidden="1" w:uiPriority="35" w:unhideWhenUsed="1" w:qFormat="1"/>
+    <w:lsdException w:name="caption" w:uiPriority="35" w:semiHidden="1" w:unhideWhenUsed="1" w:qFormat="1"/>
     <w:lsdException w:name="table of figures" w:semiHidden="1" w:unhideWhenUsed="1"/>
     <w:lsdException w:name="envelope address" w:semiHidden="1" w:unhideWhenUsed="1"/>
     <w:lsdException w:name="envelope return" w:semiHidden="1" w:unhideWhenUsed="1"/>
@@ -8346,7 +8606,7 @@
     <w:lsdException w:name="Title" w:uiPriority="10" w:qFormat="1"/>
     <w:lsdException w:name="Closing" w:semiHidden="1" w:unhideWhenUsed="1"/>
     <w:lsdException w:name="Signature" w:semiHidden="1" w:unhideWhenUsed="1"/>
-    <w:lsdException w:name="Default Paragraph Font" w:semiHidden="1" w:uiPriority="1" w:unhideWhenUsed="1"/>
+    <w:lsdException w:name="Default Paragraph Font" w:uiPriority="1" w:semiHidden="1" w:unhideWhenUsed="1"/>
     <w:lsdException w:name="Body Text" w:semiHidden="1" w:unhideWhenUsed="1"/>
     <w:lsdException w:name="Body Text Indent" w:semiHidden="1" w:unhideWhenUsed="1"/>
     <w:lsdException w:name="List Continue" w:semiHidden="1" w:unhideWhenUsed="1"/>
@@ -8546,8 +8806,8 @@
     <w:lsdException w:name="Subtle Reference" w:uiPriority="31" w:qFormat="1"/>
     <w:lsdException w:name="Intense Reference" w:uiPriority="32" w:qFormat="1"/>
     <w:lsdException w:name="Book Title" w:uiPriority="33" w:qFormat="1"/>
-    <w:lsdException w:name="Bibliography" w:semiHidden="1" w:uiPriority="37" w:unhideWhenUsed="1"/>
-    <w:lsdException w:name="TOC Heading" w:semiHidden="1" w:uiPriority="39" w:unhideWhenUsed="1" w:qFormat="1"/>
+    <w:lsdException w:name="Bibliography" w:uiPriority="37" w:semiHidden="1" w:unhideWhenUsed="1"/>
+    <w:lsdException w:name="TOC Heading" w:uiPriority="39" w:semiHidden="1" w:unhideWhenUsed="1" w:qFormat="1"/>
     <w:lsdException w:name="Plain Table 1" w:uiPriority="41"/>
     <w:lsdException w:name="Plain Table 2" w:uiPriority="42"/>
     <w:lsdException w:name="Plain Table 3" w:uiPriority="43"/>
@@ -8658,7 +8918,7 @@
     <w:lsdException w:name="Unresolved Mention" w:semiHidden="1" w:unhideWhenUsed="1"/>
     <w:lsdException w:name="Smart Link" w:semiHidden="1" w:unhideWhenUsed="1"/>
   </w:latentStyles>
-  <w:style w:type="paragraph" w:default="1" w:styleId="Normal">
+  <w:style w:type="paragraph" w:styleId="Normal" w:default="1">
     <w:name w:val="Normal"/>
     <w:qFormat/>
     <w:rsid w:val="00E2075A"/>
@@ -8867,13 +9127,13 @@
       <w:color w:val="272727" w:themeColor="text1" w:themeTint="D8"/>
     </w:rPr>
   </w:style>
-  <w:style w:type="character" w:default="1" w:styleId="DefaultParagraphFont">
+  <w:style w:type="character" w:styleId="DefaultParagraphFont" w:default="1">
     <w:name w:val="Default Paragraph Font"/>
     <w:uiPriority w:val="1"/>
     <w:semiHidden/>
     <w:unhideWhenUsed/>
   </w:style>
-  <w:style w:type="table" w:default="1" w:styleId="TableNormal">
+  <w:style w:type="table" w:styleId="TableNormal" w:default="1">
     <w:name w:val="Normal Table"/>
     <w:uiPriority w:val="99"/>
     <w:semiHidden/>
@@ -8888,13 +9148,13 @@
       </w:tblCellMar>
     </w:tblPr>
   </w:style>
-  <w:style w:type="numbering" w:default="1" w:styleId="NoList">
+  <w:style w:type="numbering" w:styleId="NoList" w:default="1">
     <w:name w:val="No List"/>
     <w:uiPriority w:val="99"/>
     <w:semiHidden/>
     <w:unhideWhenUsed/>
   </w:style>
-  <w:style w:type="character" w:customStyle="1" w:styleId="Heading1Char">
+  <w:style w:type="character" w:styleId="Heading1Char" w:customStyle="1">
     <w:name w:val="Heading 1 Char"/>
     <w:basedOn w:val="DefaultParagraphFont"/>
     <w:link w:val="Heading1"/>
@@ -8908,7 +9168,7 @@
       <w:lang w:val="en-GB"/>
     </w:rPr>
   </w:style>
-  <w:style w:type="character" w:customStyle="1" w:styleId="Heading2Char">
+  <w:style w:type="character" w:styleId="Heading2Char" w:customStyle="1">
     <w:name w:val="Heading 2 Char"/>
     <w:basedOn w:val="DefaultParagraphFont"/>
     <w:link w:val="Heading2"/>
@@ -8922,7 +9182,7 @@
       <w:lang w:val="en-GB"/>
     </w:rPr>
   </w:style>
-  <w:style w:type="character" w:customStyle="1" w:styleId="Heading3Char">
+  <w:style w:type="character" w:styleId="Heading3Char" w:customStyle="1">
     <w:name w:val="Heading 3 Char"/>
     <w:basedOn w:val="DefaultParagraphFont"/>
     <w:link w:val="Heading3"/>
@@ -8937,7 +9197,7 @@
       <w:lang w:val="en-GB"/>
     </w:rPr>
   </w:style>
-  <w:style w:type="character" w:customStyle="1" w:styleId="Heading4Char">
+  <w:style w:type="character" w:styleId="Heading4Char" w:customStyle="1">
     <w:name w:val="Heading 4 Char"/>
     <w:basedOn w:val="DefaultParagraphFont"/>
     <w:link w:val="Heading4"/>
@@ -8952,7 +9212,7 @@
       <w:lang w:val="en-GB"/>
     </w:rPr>
   </w:style>
-  <w:style w:type="character" w:customStyle="1" w:styleId="Heading5Char">
+  <w:style w:type="character" w:styleId="Heading5Char" w:customStyle="1">
     <w:name w:val="Heading 5 Char"/>
     <w:basedOn w:val="DefaultParagraphFont"/>
     <w:link w:val="Heading5"/>
@@ -8965,7 +9225,7 @@
       <w:lang w:val="en-GB"/>
     </w:rPr>
   </w:style>
-  <w:style w:type="character" w:customStyle="1" w:styleId="Heading6Char">
+  <w:style w:type="character" w:styleId="Heading6Char" w:customStyle="1">
     <w:name w:val="Heading 6 Char"/>
     <w:basedOn w:val="DefaultParagraphFont"/>
     <w:link w:val="Heading6"/>
@@ -8980,7 +9240,7 @@
       <w:lang w:val="en-GB"/>
     </w:rPr>
   </w:style>
-  <w:style w:type="character" w:customStyle="1" w:styleId="Heading7Char">
+  <w:style w:type="character" w:styleId="Heading7Char" w:customStyle="1">
     <w:name w:val="Heading 7 Char"/>
     <w:basedOn w:val="DefaultParagraphFont"/>
     <w:link w:val="Heading7"/>
@@ -8993,7 +9253,7 @@
       <w:lang w:val="en-GB"/>
     </w:rPr>
   </w:style>
-  <w:style w:type="character" w:customStyle="1" w:styleId="Heading8Char">
+  <w:style w:type="character" w:styleId="Heading8Char" w:customStyle="1">
     <w:name w:val="Heading 8 Char"/>
     <w:basedOn w:val="DefaultParagraphFont"/>
     <w:link w:val="Heading8"/>
@@ -9008,7 +9268,7 @@
       <w:lang w:val="en-GB"/>
     </w:rPr>
   </w:style>
-  <w:style w:type="character" w:customStyle="1" w:styleId="Heading9Char">
+  <w:style w:type="character" w:styleId="Heading9Char" w:customStyle="1">
     <w:name w:val="Heading 9 Char"/>
     <w:basedOn w:val="DefaultParagraphFont"/>
     <w:link w:val="Heading9"/>
@@ -9042,7 +9302,7 @@
       <w:szCs w:val="56"/>
     </w:rPr>
   </w:style>
-  <w:style w:type="character" w:customStyle="1" w:styleId="TitleChar">
+  <w:style w:type="character" w:styleId="TitleChar" w:customStyle="1">
     <w:name w:val="Title Char"/>
     <w:basedOn w:val="DefaultParagraphFont"/>
     <w:link w:val="Title"/>
@@ -9079,7 +9339,7 @@
       <w:szCs w:val="28"/>
     </w:rPr>
   </w:style>
-  <w:style w:type="character" w:customStyle="1" w:styleId="SubtitleChar">
+  <w:style w:type="character" w:styleId="SubtitleChar" w:customStyle="1">
     <w:name w:val="Subtitle Char"/>
     <w:basedOn w:val="DefaultParagraphFont"/>
     <w:link w:val="Subtitle"/>
@@ -9112,7 +9372,7 @@
       <w:color w:val="404040" w:themeColor="text1" w:themeTint="BF"/>
     </w:rPr>
   </w:style>
-  <w:style w:type="character" w:customStyle="1" w:styleId="QuoteChar">
+  <w:style w:type="character" w:styleId="QuoteChar" w:customStyle="1">
     <w:name w:val="Quote Char"/>
     <w:basedOn w:val="DefaultParagraphFont"/>
     <w:link w:val="Quote"/>
@@ -9158,8 +9418,8 @@
     <w:rsid w:val="009B7F83"/>
     <w:pPr>
       <w:pBdr>
-        <w:top w:val="single" w:sz="4" w:space="10" w:color="2F5496" w:themeColor="accent1" w:themeShade="BF"/>
-        <w:bottom w:val="single" w:sz="4" w:space="10" w:color="2F5496" w:themeColor="accent1" w:themeShade="BF"/>
+        <w:top w:val="single" w:color="2F5496" w:themeColor="accent1" w:themeShade="BF" w:sz="4" w:space="10"/>
+        <w:bottom w:val="single" w:color="2F5496" w:themeColor="accent1" w:themeShade="BF" w:sz="4" w:space="10"/>
       </w:pBdr>
       <w:spacing w:before="360" w:after="360"/>
       <w:ind w:left="864" w:right="864"/>
@@ -9171,7 +9431,7 @@
       <w:color w:val="2F5496" w:themeColor="accent1" w:themeShade="BF"/>
     </w:rPr>
   </w:style>
-  <w:style w:type="character" w:customStyle="1" w:styleId="IntenseQuoteChar">
+  <w:style w:type="character" w:styleId="IntenseQuoteChar" w:customStyle="1">
     <w:name w:val="Intense Quote Char"/>
     <w:basedOn w:val="DefaultParagraphFont"/>
     <w:link w:val="IntenseQuote"/>
@@ -9221,7 +9481,7 @@
       <w:spacing w:after="0" w:line="240" w:lineRule="auto"/>
     </w:pPr>
   </w:style>
-  <w:style w:type="character" w:customStyle="1" w:styleId="HeaderChar">
+  <w:style w:type="character" w:styleId="HeaderChar" w:customStyle="1">
     <w:name w:val="Header Char"/>
     <w:basedOn w:val="DefaultParagraphFont"/>
     <w:link w:val="Header"/>
@@ -9246,7 +9506,7 @@
       <w:spacing w:after="0" w:line="240" w:lineRule="auto"/>
     </w:pPr>
   </w:style>
-  <w:style w:type="character" w:customStyle="1" w:styleId="FooterChar">
+  <w:style w:type="character" w:styleId="FooterChar" w:customStyle="1">
     <w:name w:val="Footer Char"/>
     <w:basedOn w:val="DefaultParagraphFont"/>
     <w:link w:val="Footer"/>
@@ -9256,7 +9516,7 @@
       <w:lang w:val="en-GB"/>
     </w:rPr>
   </w:style>
-  <w:style w:type="paragraph" w:customStyle="1" w:styleId="SourceCode">
+  <w:style w:type="paragraph" w:styleId="SourceCode" w:customStyle="1">
     <w:name w:val="Source Code"/>
     <w:basedOn w:val="Normal"/>
     <w:pPr>
@@ -9264,7 +9524,7 @@
       <w:wordWrap w:val="0"/>
     </w:pPr>
   </w:style>
-  <w:style w:type="character" w:customStyle="1" w:styleId="KeywordTok">
+  <w:style w:type="character" w:styleId="KeywordTok" w:customStyle="1">
     <w:name w:val="KeywordTok"/>
     <w:rPr>
       <w:b/>
@@ -9272,91 +9532,91 @@
       <w:shd w:val="clear" w:color="auto" w:fill="F1F3F5"/>
     </w:rPr>
   </w:style>
-  <w:style w:type="character" w:customStyle="1" w:styleId="DataTypeTok">
+  <w:style w:type="character" w:styleId="DataTypeTok" w:customStyle="1">
     <w:name w:val="DataTypeTok"/>
     <w:rPr>
       <w:color w:val="AD0000"/>
       <w:shd w:val="clear" w:color="auto" w:fill="F1F3F5"/>
     </w:rPr>
   </w:style>
-  <w:style w:type="character" w:customStyle="1" w:styleId="DecValTok">
+  <w:style w:type="character" w:styleId="DecValTok" w:customStyle="1">
     <w:name w:val="DecValTok"/>
     <w:rPr>
       <w:color w:val="AD0000"/>
       <w:shd w:val="clear" w:color="auto" w:fill="F1F3F5"/>
     </w:rPr>
   </w:style>
-  <w:style w:type="character" w:customStyle="1" w:styleId="BaseNTok">
+  <w:style w:type="character" w:styleId="BaseNTok" w:customStyle="1">
     <w:name w:val="BaseNTok"/>
     <w:rPr>
       <w:color w:val="AD0000"/>
       <w:shd w:val="clear" w:color="auto" w:fill="F1F3F5"/>
     </w:rPr>
   </w:style>
-  <w:style w:type="character" w:customStyle="1" w:styleId="FloatTok">
+  <w:style w:type="character" w:styleId="FloatTok" w:customStyle="1">
     <w:name w:val="FloatTok"/>
     <w:rPr>
       <w:color w:val="AD0000"/>
       <w:shd w:val="clear" w:color="auto" w:fill="F1F3F5"/>
     </w:rPr>
   </w:style>
-  <w:style w:type="character" w:customStyle="1" w:styleId="ConstantTok">
+  <w:style w:type="character" w:styleId="ConstantTok" w:customStyle="1">
     <w:name w:val="ConstantTok"/>
     <w:rPr>
       <w:color w:val="8F5902"/>
       <w:shd w:val="clear" w:color="auto" w:fill="F1F3F5"/>
     </w:rPr>
   </w:style>
-  <w:style w:type="character" w:customStyle="1" w:styleId="CharTok">
+  <w:style w:type="character" w:styleId="CharTok" w:customStyle="1">
     <w:name w:val="CharTok"/>
     <w:rPr>
       <w:color w:val="20794D"/>
       <w:shd w:val="clear" w:color="auto" w:fill="F1F3F5"/>
     </w:rPr>
   </w:style>
-  <w:style w:type="character" w:customStyle="1" w:styleId="SpecialCharTok">
+  <w:style w:type="character" w:styleId="SpecialCharTok" w:customStyle="1">
     <w:name w:val="SpecialCharTok"/>
     <w:rPr>
       <w:color w:val="5E5E5E"/>
       <w:shd w:val="clear" w:color="auto" w:fill="F1F3F5"/>
     </w:rPr>
   </w:style>
-  <w:style w:type="character" w:customStyle="1" w:styleId="StringTok">
+  <w:style w:type="character" w:styleId="StringTok" w:customStyle="1">
     <w:name w:val="StringTok"/>
     <w:rPr>
       <w:color w:val="20794D"/>
       <w:shd w:val="clear" w:color="auto" w:fill="F1F3F5"/>
     </w:rPr>
   </w:style>
-  <w:style w:type="character" w:customStyle="1" w:styleId="VerbatimStringTok">
+  <w:style w:type="character" w:styleId="VerbatimStringTok" w:customStyle="1">
     <w:name w:val="VerbatimStringTok"/>
     <w:rPr>
       <w:color w:val="20794D"/>
       <w:shd w:val="clear" w:color="auto" w:fill="F1F3F5"/>
     </w:rPr>
   </w:style>
-  <w:style w:type="character" w:customStyle="1" w:styleId="SpecialStringTok">
+  <w:style w:type="character" w:styleId="SpecialStringTok" w:customStyle="1">
     <w:name w:val="SpecialStringTok"/>
     <w:rPr>
       <w:color w:val="20794D"/>
       <w:shd w:val="clear" w:color="auto" w:fill="F1F3F5"/>
     </w:rPr>
   </w:style>
-  <w:style w:type="character" w:customStyle="1" w:styleId="ImportTok">
+  <w:style w:type="character" w:styleId="ImportTok" w:customStyle="1">
     <w:name w:val="ImportTok"/>
     <w:rPr>
       <w:color w:val="00769E"/>
       <w:shd w:val="clear" w:color="auto" w:fill="F1F3F5"/>
     </w:rPr>
   </w:style>
-  <w:style w:type="character" w:customStyle="1" w:styleId="CommentTok">
+  <w:style w:type="character" w:styleId="CommentTok" w:customStyle="1">
     <w:name w:val="CommentTok"/>
     <w:rPr>
       <w:color w:val="5E5E5E"/>
       <w:shd w:val="clear" w:color="auto" w:fill="F1F3F5"/>
     </w:rPr>
   </w:style>
-  <w:style w:type="character" w:customStyle="1" w:styleId="DocumentationTok">
+  <w:style w:type="character" w:styleId="DocumentationTok" w:customStyle="1">
     <w:name w:val="DocumentationTok"/>
     <w:rPr>
       <w:i/>
@@ -9364,14 +9624,14 @@
       <w:shd w:val="clear" w:color="auto" w:fill="F1F3F5"/>
     </w:rPr>
   </w:style>
-  <w:style w:type="character" w:customStyle="1" w:styleId="AnnotationTok">
+  <w:style w:type="character" w:styleId="AnnotationTok" w:customStyle="1">
     <w:name w:val="AnnotationTok"/>
     <w:rPr>
       <w:color w:val="5E5E5E"/>
       <w:shd w:val="clear" w:color="auto" w:fill="F1F3F5"/>
     </w:rPr>
   </w:style>
-  <w:style w:type="character" w:customStyle="1" w:styleId="CommentVarTok">
+  <w:style w:type="character" w:styleId="CommentVarTok" w:customStyle="1">
     <w:name w:val="CommentVarTok"/>
     <w:rPr>
       <w:i/>
@@ -9379,28 +9639,28 @@
       <w:shd w:val="clear" w:color="auto" w:fill="F1F3F5"/>
     </w:rPr>
   </w:style>
-  <w:style w:type="character" w:customStyle="1" w:styleId="OtherTok">
+  <w:style w:type="character" w:styleId="OtherTok" w:customStyle="1">
     <w:name w:val="OtherTok"/>
     <w:rPr>
       <w:color w:val="003B4F"/>
       <w:shd w:val="clear" w:color="auto" w:fill="F1F3F5"/>
     </w:rPr>
   </w:style>
-  <w:style w:type="character" w:customStyle="1" w:styleId="FunctionTok">
+  <w:style w:type="character" w:styleId="FunctionTok" w:customStyle="1">
     <w:name w:val="FunctionTok"/>
     <w:rPr>
       <w:color w:val="4758AB"/>
       <w:shd w:val="clear" w:color="auto" w:fill="F1F3F5"/>
     </w:rPr>
   </w:style>
-  <w:style w:type="character" w:customStyle="1" w:styleId="VariableTok">
+  <w:style w:type="character" w:styleId="VariableTok" w:customStyle="1">
     <w:name w:val="VariableTok"/>
     <w:rPr>
       <w:color w:val="111111"/>
       <w:shd w:val="clear" w:color="auto" w:fill="F1F3F5"/>
     </w:rPr>
   </w:style>
-  <w:style w:type="character" w:customStyle="1" w:styleId="ControlFlowTok">
+  <w:style w:type="character" w:styleId="ControlFlowTok" w:customStyle="1">
     <w:name w:val="ControlFlowTok"/>
     <w:rPr>
       <w:b/>
@@ -9408,56 +9668,56 @@
       <w:shd w:val="clear" w:color="auto" w:fill="F1F3F5"/>
     </w:rPr>
   </w:style>
-  <w:style w:type="character" w:customStyle="1" w:styleId="OperatorTok">
+  <w:style w:type="character" w:styleId="OperatorTok" w:customStyle="1">
     <w:name w:val="OperatorTok"/>
     <w:rPr>
       <w:color w:val="5E5E5E"/>
       <w:shd w:val="clear" w:color="auto" w:fill="F1F3F5"/>
     </w:rPr>
   </w:style>
-  <w:style w:type="character" w:customStyle="1" w:styleId="BuiltInTok">
+  <w:style w:type="character" w:styleId="BuiltInTok" w:customStyle="1">
     <w:name w:val="BuiltInTok"/>
     <w:rPr>
       <w:color w:val="003B4F"/>
       <w:shd w:val="clear" w:color="auto" w:fill="F1F3F5"/>
     </w:rPr>
   </w:style>
-  <w:style w:type="character" w:customStyle="1" w:styleId="ExtensionTok">
+  <w:style w:type="character" w:styleId="ExtensionTok" w:customStyle="1">
     <w:name w:val="ExtensionTok"/>
     <w:rPr>
       <w:color w:val="003B4F"/>
       <w:shd w:val="clear" w:color="auto" w:fill="F1F3F5"/>
     </w:rPr>
   </w:style>
-  <w:style w:type="character" w:customStyle="1" w:styleId="PreprocessorTok">
+  <w:style w:type="character" w:styleId="PreprocessorTok" w:customStyle="1">
     <w:name w:val="PreprocessorTok"/>
     <w:rPr>
       <w:color w:val="AD0000"/>
       <w:shd w:val="clear" w:color="auto" w:fill="F1F3F5"/>
     </w:rPr>
   </w:style>
-  <w:style w:type="character" w:customStyle="1" w:styleId="AttributeTok">
+  <w:style w:type="character" w:styleId="AttributeTok" w:customStyle="1">
     <w:name w:val="AttributeTok"/>
     <w:rPr>
       <w:color w:val="657422"/>
       <w:shd w:val="clear" w:color="auto" w:fill="F1F3F5"/>
     </w:rPr>
   </w:style>
-  <w:style w:type="character" w:customStyle="1" w:styleId="RegionMarkerTok">
+  <w:style w:type="character" w:styleId="RegionMarkerTok" w:customStyle="1">
     <w:name w:val="RegionMarkerTok"/>
     <w:rPr>
       <w:color w:val="003B4F"/>
       <w:shd w:val="clear" w:color="auto" w:fill="F1F3F5"/>
     </w:rPr>
   </w:style>
-  <w:style w:type="character" w:customStyle="1" w:styleId="InformationTok">
+  <w:style w:type="character" w:styleId="InformationTok" w:customStyle="1">
     <w:name w:val="InformationTok"/>
     <w:rPr>
       <w:color w:val="5E5E5E"/>
       <w:shd w:val="clear" w:color="auto" w:fill="F1F3F5"/>
     </w:rPr>
   </w:style>
-  <w:style w:type="character" w:customStyle="1" w:styleId="WarningTok">
+  <w:style w:type="character" w:styleId="WarningTok" w:customStyle="1">
     <w:name w:val="WarningTok"/>
     <w:rPr>
       <w:i/>
@@ -9465,21 +9725,21 @@
       <w:shd w:val="clear" w:color="auto" w:fill="F1F3F5"/>
     </w:rPr>
   </w:style>
-  <w:style w:type="character" w:customStyle="1" w:styleId="AlertTok">
+  <w:style w:type="character" w:styleId="AlertTok" w:customStyle="1">
     <w:name w:val="AlertTok"/>
     <w:rPr>
       <w:color w:val="AD0000"/>
       <w:shd w:val="clear" w:color="auto" w:fill="F1F3F5"/>
     </w:rPr>
   </w:style>
-  <w:style w:type="character" w:customStyle="1" w:styleId="ErrorTok">
+  <w:style w:type="character" w:styleId="ErrorTok" w:customStyle="1">
     <w:name w:val="ErrorTok"/>
     <w:rPr>
       <w:color w:val="AD0000"/>
       <w:shd w:val="clear" w:color="auto" w:fill="F1F3F5"/>
     </w:rPr>
   </w:style>
-  <w:style w:type="character" w:customStyle="1" w:styleId="NormalTok">
+  <w:style w:type="character" w:styleId="NormalTok" w:customStyle="1">
     <w:name w:val="NormalTok"/>
     <w:rPr>
       <w:color w:val="003B4F"/>
@@ -9500,7 +9760,7 @@
       <w:szCs w:val="20"/>
     </w:rPr>
   </w:style>
-  <w:style w:type="character" w:customStyle="1" w:styleId="CommentTextChar">
+  <w:style w:type="character" w:styleId="CommentTextChar" w:customStyle="1">
     <w:name w:val="Comment Text Char"/>
     <w:basedOn w:val="DefaultParagraphFont"/>
     <w:link w:val="CommentText"/>
@@ -9549,7 +9809,7 @@
       <w:bCs/>
     </w:rPr>
   </w:style>
-  <w:style w:type="character" w:customStyle="1" w:styleId="CommentSubjectChar">
+  <w:style w:type="character" w:styleId="CommentSubjectChar" w:customStyle="1">
     <w:name w:val="Comment Subject Char"/>
     <w:basedOn w:val="CommentTextChar"/>
     <w:link w:val="CommentSubject"/>
@@ -9591,7 +9851,7 @@
 </file>
 
 <file path=word/theme/theme1.xml><?xml version="1.0" encoding="utf-8"?>
-<a:theme xmlns:a="http://schemas.openxmlformats.org/drawingml/2006/main" name="Office Theme">
+<a:theme xmlns:a="http://schemas.openxmlformats.org/drawingml/2006/main" xmlns:thm15="http://schemas.microsoft.com/office/thememl/2012/main" name="Office Theme">
   <a:themeElements>
     <a:clrScheme name="Office">
       <a:dk1>

--- a/manuscript/manuscript_mesocosm.docx
+++ b/manuscript/manuscript_mesocosm.docx
@@ -137,141 +137,265 @@
     </w:p>
     <w:p>
       <w:r>
+        <w:rPr/>
         <w:t xml:space="preserve">Freshwater crayfish are </w:t>
       </w:r>
       <w:r>
+        <w:rPr/>
         <w:t xml:space="preserve">keystone species that rank </w:t>
       </w:r>
       <w:r>
+        <w:rPr/>
         <w:t>among the most threatened invertebrate</w:t>
       </w:r>
       <w:r>
+        <w:rPr/>
         <w:t xml:space="preserve"> group</w:t>
       </w:r>
       <w:r>
+        <w:rPr/>
         <w:t>s globally</w:t>
       </w:r>
       <w:r>
+        <w:rPr/>
         <w:t>.</w:t>
       </w:r>
       <w:r>
+        <w:rPr/>
         <w:t xml:space="preserve"> </w:t>
       </w:r>
       <w:r>
+        <w:rPr/>
         <w:t>While h</w:t>
       </w:r>
       <w:r>
+        <w:rPr/>
         <w:t xml:space="preserve">abitat loss </w:t>
       </w:r>
-      <w:r>
-        <w:t xml:space="preserve">features prominently </w:t>
-      </w:r>
-      <w:r>
-        <w:t xml:space="preserve">as a driver of </w:t>
-      </w:r>
-      <w:r>
+      <w:ins w:author="Frank Burdon" w:date="2026-06-18T03:46:37.79Z" w16du:dateUtc="2026-06-18T03:46:37.79Z" w:id="1297258482">
+        <w:r>
+          <w:t xml:space="preserve">and predation by non-native predators </w:t>
+        </w:r>
+      </w:ins>
+      <w:r>
+        <w:rPr/>
+        <w:t>feature</w:t>
+      </w:r>
+      <w:del w:author="Frank Burdon" w:date="2026-06-18T03:46:42.657Z" w16du:dateUtc="2026-06-18T03:46:42.657Z" w:id="2002439957">
+        <w:r>
+          <w:delText>s</w:delText>
+        </w:r>
+      </w:del>
+      <w:r>
+        <w:rPr/>
+        <w:t xml:space="preserve"> prominently </w:t>
+      </w:r>
+      <w:r>
+        <w:rPr/>
+        <w:t xml:space="preserve">as </w:t>
+      </w:r>
+      <w:del w:author="Frank Burdon" w:date="2026-06-18T03:46:46.849Z" w16du:dateUtc="2026-06-18T03:46:46.849Z" w:id="374750954">
+        <w:r>
+          <w:delText xml:space="preserve">a </w:delText>
+        </w:r>
+      </w:del>
+      <w:r>
+        <w:rPr/>
+        <w:t>driver</w:t>
+      </w:r>
+      <w:ins w:author="Frank Burdon" w:date="2026-06-18T03:46:48.984Z" w16du:dateUtc="2026-06-18T03:46:48.984Z" w:id="540212830">
+        <w:r>
+          <w:t>s</w:t>
+        </w:r>
+      </w:ins>
+      <w:r>
+        <w:rPr/>
+        <w:t xml:space="preserve"> of </w:t>
+      </w:r>
+      <w:r>
+        <w:rPr/>
         <w:t xml:space="preserve">crayfish </w:t>
       </w:r>
       <w:r>
+        <w:rPr/>
         <w:t>population decline</w:t>
       </w:r>
       <w:r>
+        <w:rPr/>
         <w:t>s</w:t>
       </w:r>
       <w:r>
-        <w:t>, the optimal design of habitat enhancement structures for their restoration remains largely unknown.</w:t>
-      </w:r>
-      <w:r>
+        <w:rPr/>
+        <w:t xml:space="preserve">, the </w:t>
+      </w:r>
+      <w:r>
+        <w:rPr/>
+        <w:t>optimal</w:t>
+      </w:r>
+      <w:r>
+        <w:rPr/>
+        <w:t xml:space="preserve"> design of habitat enhancement structures for their restoration </w:t>
+      </w:r>
+      <w:r>
+        <w:rPr/>
+        <w:t>remains</w:t>
+      </w:r>
+      <w:r>
+        <w:rPr/>
         <w:t xml:space="preserve"> </w:t>
       </w:r>
       <w:r>
+        <w:rPr/>
+        <w:t>largely unknown</w:t>
+      </w:r>
+      <w:r>
+        <w:rPr/>
+        <w:t>.</w:t>
+      </w:r>
+      <w:r>
+        <w:rPr/>
+        <w:t xml:space="preserve"> </w:t>
+      </w:r>
+      <w:r>
+        <w:rPr/>
         <w:t>To better understand</w:t>
       </w:r>
       <w:r>
+        <w:rPr/>
         <w:t xml:space="preserve"> freshwater crayfish</w:t>
       </w:r>
       <w:r>
+        <w:rPr/>
         <w:t xml:space="preserve"> habitat preferences, </w:t>
       </w:r>
       <w:r>
+        <w:rPr/>
         <w:t xml:space="preserve">our study focused on the </w:t>
       </w:r>
       <w:r>
+        <w:rPr/>
         <w:t xml:space="preserve">endemic </w:t>
       </w:r>
       <w:r>
-        <w:t>kōura (</w:t>
-      </w:r>
-      <w:r>
-        <w:rPr>
-          <w:i/>
-          <w:iCs/>
-        </w:rPr>
-        <w:t>Paranephrops planifrons</w:t>
-      </w:r>
-      <w:r>
+        <w:rPr/>
+        <w:t>kōura</w:t>
+      </w:r>
+      <w:r>
+        <w:rPr/>
+        <w:t xml:space="preserve"> (</w:t>
+      </w:r>
+      <w:r>
+        <w:rPr>
+          <w:i w:val="1"/>
+          <w:iCs w:val="1"/>
+        </w:rPr>
+        <w:t>Paranephrops</w:t>
+      </w:r>
+      <w:r>
+        <w:rPr>
+          <w:i w:val="1"/>
+          <w:iCs w:val="1"/>
+        </w:rPr>
+        <w:t xml:space="preserve"> </w:t>
+      </w:r>
+      <w:r>
+        <w:rPr>
+          <w:i w:val="1"/>
+          <w:iCs w:val="1"/>
+        </w:rPr>
+        <w:t>planifrons</w:t>
+      </w:r>
+      <w:r>
+        <w:rPr/>
         <w:t>)</w:t>
       </w:r>
       <w:r>
+        <w:rPr/>
         <w:t xml:space="preserve"> found in Aotearoa New Zealand</w:t>
       </w:r>
       <w:r>
+        <w:rPr/>
         <w:t>.</w:t>
       </w:r>
       <w:r>
+        <w:rPr/>
         <w:t xml:space="preserve"> </w:t>
       </w:r>
       <w:r>
+        <w:rPr/>
         <w:t>We used f</w:t>
       </w:r>
       <w:r>
+        <w:rPr/>
         <w:t>our mesocosm experimen</w:t>
       </w:r>
       <w:r>
+        <w:rPr/>
         <w:t xml:space="preserve">ts </w:t>
       </w:r>
       <w:r>
+        <w:rPr/>
         <w:t xml:space="preserve">to </w:t>
       </w:r>
       <w:r>
+        <w:rPr/>
         <w:t xml:space="preserve">examine how shelter structure, material composition, </w:t>
       </w:r>
       <w:r>
+        <w:rPr/>
         <w:t xml:space="preserve">individual </w:t>
       </w:r>
       <w:r>
-        <w:t>body size, and group dynamics influence refuge selection</w:t>
-      </w:r>
-      <w:r>
-        <w:t xml:space="preserve"> in kōura</w:t>
-      </w:r>
-      <w:r>
-        <w:t xml:space="preserve">. Individual kōura strongly preferred a wooden log with enclosed drilled holes, but when housed in mixed-size groups, </w:t>
-      </w:r>
-      <w:del w:author="Deniz Ozkundakci" w:date="2026-06-17T23:00:00Z" w16du:dateUtc="2026-06-17T23:00:53Z" w:id="6">
+        <w:rPr/>
+        <w:t xml:space="preserve">body size, and group dynamics influence refuge </w:t>
+      </w:r>
+      <w:r>
+        <w:rPr/>
+        <w:t>selection</w:t>
+      </w:r>
+      <w:r>
+        <w:rPr/>
+        <w:t xml:space="preserve"> in </w:t>
+      </w:r>
+      <w:r>
+        <w:rPr/>
+        <w:t>kōura</w:t>
+      </w:r>
+      <w:r>
+        <w:rPr/>
+        <w:t xml:space="preserve">. Individual </w:t>
+      </w:r>
+      <w:r>
+        <w:rPr/>
+        <w:t>kōura</w:t>
+      </w:r>
+      <w:r>
+        <w:rPr/>
+        <w:t xml:space="preserve"> strongly preferred a wooden log with enclosed drilled holes, but when housed in mixed-size groups, </w:t>
+      </w:r>
+      <w:del w:author="Deniz Ozkundakci" w:date="2026-06-17T23:00:00Z" w16du:dateUtc="2026-06-17T23:00:53Z" w:id="480912639">
         <w:r>
           <w:delText>kōura</w:delText>
         </w:r>
       </w:del>
-      <w:ins w:author="Deniz Ozkundakci" w:date="2026-06-17T23:00:00Z" w16du:dateUtc="2026-06-17T23:00:53Z" w:id="7">
+      <w:ins w:author="Deniz Ozkundakci" w:date="2026-06-17T23:00:00Z" w16du:dateUtc="2026-06-17T23:00:53Z" w:id="11498590">
         <w:r>
           <w:t>t</w:t>
         </w:r>
-      </w:ins>
-      <w:ins w:author="Deniz Ozkundakci" w:date="2026-06-17T23:00:00Z" w16du:dateUtc="2026-06-17T23:00:56Z" w:id="8">
         <w:r>
           <w:t>heir</w:t>
         </w:r>
       </w:ins>
       <w:r>
+        <w:rPr/>
         <w:t xml:space="preserve"> preference shifted to flat and piled stone configurations</w:t>
       </w:r>
-      <w:ins w:author="Deniz Ozkundakci" w:date="2026-06-17T23:01:00Z" w16du:dateUtc="2026-06-17T23:01:05Z" w:id="9">
+      <w:ins w:author="Deniz Ozkundakci" w:date="2026-06-17T23:01:00Z" w16du:dateUtc="2026-06-17T23:01:05Z" w:id="765414732">
         <w:r>
           <w:t xml:space="preserve"> </w:t>
         </w:r>
       </w:ins>
-      <w:del w:author="Deniz Ozkundakci" w:date="2026-06-17T23:01:00Z" w16du:dateUtc="2026-06-17T23:01:07Z" w:id="10">
+      <w:del w:author="Deniz Ozkundakci" w:date="2026-06-17T23:01:00Z" w16du:dateUtc="2026-06-17T23:01:07Z" w:id="1994951030">
         <w:r>
           <w:delText xml:space="preserve">, </w:delText>
         </w:r>
@@ -279,31 +403,34 @@
           <w:delText>habitats</w:delText>
         </w:r>
       </w:del>
-      <w:ins w:author="Deniz Ozkundakci" w:date="2026-06-17T23:01:00Z" w16du:dateUtc="2026-06-17T23:01:07Z" w:id="11">
+      <w:ins w:author="Deniz Ozkundakci" w:date="2026-06-17T23:01:00Z" w16du:dateUtc="2026-06-17T23:01:07Z" w:id="1892830117">
         <w:r>
           <w:t>that</w:t>
         </w:r>
       </w:ins>
       <w:r>
+        <w:rPr/>
         <w:t xml:space="preserve"> </w:t>
       </w:r>
       <w:r>
+        <w:rPr/>
         <w:t>provid</w:t>
       </w:r>
-      <w:del w:author="Deniz Ozkundakci" w:date="2026-06-17T23:01:00Z" w16du:dateUtc="2026-06-17T23:01:10Z" w:id="12">
+      <w:del w:author="Deniz Ozkundakci" w:date="2026-06-17T23:01:00Z" w16du:dateUtc="2026-06-17T23:01:10Z" w:id="1797170205">
         <w:r>
           <w:delText>ing</w:delText>
         </w:r>
       </w:del>
-      <w:ins w:author="Deniz Ozkundakci" w:date="2026-06-17T23:01:00Z" w16du:dateUtc="2026-06-17T23:01:10Z" w:id="13">
+      <w:ins w:author="Deniz Ozkundakci" w:date="2026-06-17T23:01:00Z" w16du:dateUtc="2026-06-17T23:01:10Z" w:id="580532005">
         <w:r>
           <w:t>ed</w:t>
         </w:r>
       </w:ins>
       <w:r>
+        <w:rPr/>
         <w:t xml:space="preserve"> more complex refugia for </w:t>
       </w:r>
-      <w:ins w:author="Deniz Ozkundakci" w:date="2026-06-17T23:01:00Z" w16du:dateUtc="2026-06-17T23:01:28Z" w:id="14">
+      <w:ins w:author="Deniz Ozkundakci" w:date="2026-06-17T23:01:00Z" w16du:dateUtc="2026-06-17T23:01:28Z" w:id="1962190232">
         <w:r>
           <w:t xml:space="preserve">individuals </w:t>
         </w:r>
@@ -312,150 +439,227 @@
         </w:r>
       </w:ins>
       <w:r>
+        <w:rPr/>
         <w:t>different</w:t>
       </w:r>
-      <w:del w:author="Deniz Ozkundakci" w:date="2026-06-17T23:01:00Z" w16du:dateUtc="2026-06-17T23:01:29Z" w:id="15">
+      <w:del w:author="Deniz Ozkundakci" w:date="2026-06-17T23:01:00Z" w16du:dateUtc="2026-06-17T23:01:29Z" w:id="1044548497">
         <w:r>
           <w:delText>-</w:delText>
         </w:r>
       </w:del>
-      <w:ins w:author="Deniz Ozkundakci" w:date="2026-06-17T23:01:00Z" w16du:dateUtc="2026-06-17T23:01:29Z" w:id="16">
+      <w:ins w:author="Deniz Ozkundakci" w:date="2026-06-17T23:01:00Z" w16du:dateUtc="2026-06-17T23:01:29Z" w:id="2077301205">
         <w:r>
           <w:t xml:space="preserve"> </w:t>
         </w:r>
       </w:ins>
       <w:r>
+        <w:rPr/>
         <w:t>size</w:t>
       </w:r>
-      <w:ins w:author="Deniz Ozkundakci" w:date="2026-06-17T23:01:00Z" w16du:dateUtc="2026-06-17T23:01:23Z" w:id="17">
+      <w:ins w:author="Deniz Ozkundakci" w:date="2026-06-17T23:01:00Z" w16du:dateUtc="2026-06-17T23:01:23Z" w:id="1588117863">
         <w:r>
           <w:t>s</w:t>
         </w:r>
       </w:ins>
-      <w:del w:author="Deniz Ozkundakci" w:date="2026-06-17T23:01:00Z" w16du:dateUtc="2026-06-17T23:01:25Z" w:id="18">
+      <w:del w:author="Deniz Ozkundakci" w:date="2026-06-17T23:01:00Z" w16du:dateUtc="2026-06-17T23:01:25Z" w:id="179433797">
         <w:r>
           <w:delText xml:space="preserve"> individuals simultaneously</w:delText>
         </w:r>
       </w:del>
       <w:r>
+        <w:rPr/>
         <w:t>. Flat stone structures were preferred over</w:t>
       </w:r>
       <w:r>
+        <w:rPr/>
         <w:t xml:space="preserve"> split</w:t>
       </w:r>
       <w:r>
+        <w:rPr/>
         <w:t xml:space="preserve"> wood </w:t>
       </w:r>
       <w:r>
+        <w:rPr/>
         <w:t>pieces</w:t>
       </w:r>
       <w:r>
+        <w:rPr/>
         <w:t xml:space="preserve"> of similar </w:t>
       </w:r>
       <w:r>
+        <w:rPr/>
         <w:t>dimensions,</w:t>
       </w:r>
       <w:r>
+        <w:rPr/>
         <w:t xml:space="preserve"> </w:t>
       </w:r>
       <w:r>
-        <w:t>and this was strongest for large individuals. When structural dimensions were held constant, no significant preference was detected between concrete and wooden structures, indicating that material composition alone does not drive refuge selection. The findings</w:t>
-      </w:r>
-      <w:r>
+        <w:rPr/>
+        <w:t xml:space="preserve">and this was strongest for large individuals. When structural dimensions were held constant, no significant preference was detected between concrete and wooden structures, </w:t>
+      </w:r>
+      <w:r>
+        <w:rPr/>
+        <w:t>indicating</w:t>
+      </w:r>
+      <w:r>
+        <w:rPr/>
+        <w:t xml:space="preserve"> that material composition alone does not drive refuge </w:t>
+      </w:r>
+      <w:r>
+        <w:rPr/>
+        <w:t>selection</w:t>
+      </w:r>
+      <w:r>
+        <w:rPr/>
+        <w:t>. The findings</w:t>
+      </w:r>
+      <w:r>
+        <w:rPr/>
         <w:t xml:space="preserve"> of these mesocosm experiments</w:t>
       </w:r>
       <w:r>
+        <w:rPr/>
         <w:t xml:space="preserve"> suggest that </w:t>
       </w:r>
       <w:r>
+        <w:rPr/>
         <w:t>stone pile</w:t>
       </w:r>
       <w:r>
-        <w:t xml:space="preserve"> configurations warrant field evaluation</w:t>
-      </w:r>
-      <w:r>
+        <w:rPr/>
+        <w:t xml:space="preserve"> configurations </w:t>
+      </w:r>
+      <w:r>
+        <w:rPr/>
+        <w:t>warrant</w:t>
+      </w:r>
+      <w:r>
+        <w:rPr/>
+        <w:t xml:space="preserve"> field evaluation</w:t>
+      </w:r>
+      <w:r>
+        <w:rPr/>
         <w:t>s</w:t>
       </w:r>
       <w:r>
-        <w:t xml:space="preserve"> as habitat enhancement structures for kōura restoration</w:t>
-      </w:r>
-      <w:r>
+        <w:rPr/>
+        <w:t xml:space="preserve"> as habitat enhancement structures for </w:t>
+      </w:r>
+      <w:r>
+        <w:rPr/>
+        <w:t>kōura</w:t>
+      </w:r>
+      <w:r>
+        <w:rPr/>
+        <w:t xml:space="preserve"> restoration</w:t>
+      </w:r>
+      <w:r>
+        <w:rPr/>
         <w:t>. The stone piles</w:t>
       </w:r>
       <w:r>
+        <w:rPr/>
         <w:t xml:space="preserve"> create structural complexity </w:t>
       </w:r>
       <w:r>
+        <w:rPr/>
         <w:t>that</w:t>
       </w:r>
       <w:r>
+        <w:rPr/>
         <w:t xml:space="preserve"> </w:t>
       </w:r>
       <w:r>
+        <w:rPr/>
         <w:t xml:space="preserve">can </w:t>
       </w:r>
       <w:r>
+        <w:rPr/>
         <w:t>provide</w:t>
       </w:r>
       <w:r>
+        <w:rPr/>
         <w:t xml:space="preserve"> habitat</w:t>
       </w:r>
       <w:r>
+        <w:rPr/>
         <w:t xml:space="preserve"> for </w:t>
       </w:r>
       <w:r>
+        <w:rPr/>
         <w:t>different</w:t>
       </w:r>
       <w:r>
-        <w:t xml:space="preserve"> size </w:t>
-      </w:r>
-      <w:r>
+        <w:rPr/>
+        <w:t xml:space="preserve"> size</w:t>
+      </w:r>
+      <w:r>
+        <w:rPr/>
+        <w:t xml:space="preserve"> </w:t>
+      </w:r>
+      <w:r>
+        <w:rPr/>
         <w:t>classes and</w:t>
       </w:r>
       <w:r>
+        <w:rPr/>
         <w:t xml:space="preserve"> thus</w:t>
       </w:r>
       <w:r>
+        <w:rPr/>
         <w:t xml:space="preserve"> may</w:t>
       </w:r>
       <w:r>
+        <w:rPr/>
         <w:t xml:space="preserve"> </w:t>
       </w:r>
       <w:r>
+        <w:rPr/>
         <w:t>add critical</w:t>
       </w:r>
       <w:r>
+        <w:rPr/>
         <w:t xml:space="preserve"> refuge</w:t>
       </w:r>
       <w:r>
+        <w:rPr/>
         <w:t xml:space="preserve"> </w:t>
       </w:r>
       <w:r>
+        <w:rPr/>
         <w:t xml:space="preserve">from </w:t>
       </w:r>
       <w:commentRangeStart w:id="19"/>
       <w:r>
+        <w:rPr/>
         <w:t>non-native predators</w:t>
       </w:r>
       <w:commentRangeEnd w:id="19"/>
       <w:r>
         <w:rPr>
           <w:rStyle w:val="CommentReference"/>
-          <w:sz w:val="22"/>
-          <w:szCs w:val="22"/>
         </w:rPr>
         <w:commentReference w:id="19"/>
       </w:r>
       <w:r>
+        <w:rPr/>
         <w:t xml:space="preserve"> </w:t>
       </w:r>
       <w:r>
-        <w:t>for kōura</w:t>
-      </w:r>
-      <w:r>
+        <w:rPr/>
+        <w:t xml:space="preserve">for </w:t>
+      </w:r>
+      <w:r>
+        <w:rPr/>
+        <w:t>kōura</w:t>
+      </w:r>
+      <w:r>
+        <w:rPr/>
         <w:t xml:space="preserve"> populations</w:t>
       </w:r>
       <w:r>
+        <w:rPr/>
         <w:t>.</w:t>
       </w:r>
     </w:p>
@@ -983,12 +1187,12 @@
         <w:rPr/>
         <w:t>individual behaviour, body size, and group interactions. We predicted that 1) Structurally complex structures providing enclosed crevices would be preferred over isolated or open structures, as enclosed spaces reduce predation risk</w:t>
       </w:r>
-      <w:del w:author="Deniz Ozkundakci" w:date="2026-06-17T23:13:31.221Z" w16du:dateUtc="2026-06-17T23:13:31.221Z" w:id="868730672">
+      <w:del w:author="Deniz Ozkundakci" w:date="2026-06-17T23:13:31.221Z" w16du:dateUtc="2026-06-17T23:13:31.221Z" w:id="276564964">
         <w:r>
           <w:delText>.</w:delText>
         </w:r>
       </w:del>
-      <w:ins w:author="Deniz Ozkundakci" w:date="2026-06-17T23:13:31.265Z" w16du:dateUtc="2026-06-17T23:13:31.265Z" w:id="1870887413">
+      <w:ins w:author="Deniz Ozkundakci" w:date="2026-06-17T23:13:31.265Z" w16du:dateUtc="2026-06-17T23:13:31.265Z" w:id="1789081729">
         <w:r>
           <w:t>;</w:t>
         </w:r>
@@ -997,12 +1201,12 @@
         <w:rPr/>
         <w:t xml:space="preserve"> 2) Structure preference would be size-dependent, with larger kōura selecting structures with larger refuge spaces (Percival &amp; Moore, 2010; Streissl &amp; Hödl, 2002)</w:t>
       </w:r>
-      <w:del w:author="Deniz Ozkundakci" w:date="2026-06-17T23:13:33.717Z" w16du:dateUtc="2026-06-17T23:13:33.717Z" w:id="1801232601">
+      <w:del w:author="Deniz Ozkundakci" w:date="2026-06-17T23:13:33.717Z" w16du:dateUtc="2026-06-17T23:13:33.717Z" w:id="1130433089">
         <w:r>
           <w:delText>.</w:delText>
         </w:r>
       </w:del>
-      <w:ins w:author="Deniz Ozkundakci" w:date="2026-06-17T23:13:33.76Z" w16du:dateUtc="2026-06-17T23:13:33.76Z" w:id="1651990734">
+      <w:ins w:author="Deniz Ozkundakci" w:date="2026-06-17T23:13:33.76Z" w16du:dateUtc="2026-06-17T23:13:33.76Z" w:id="502162020">
         <w:r>
           <w:t>;</w:t>
         </w:r>
@@ -1328,12 +1532,12 @@
         <w:rPr/>
         <w:t xml:space="preserve">. To limit thermal stress, experiments were conducted </w:t>
       </w:r>
-      <w:del w:author="Deniz Ozkundakci" w:date="2026-06-17T23:16:06.365Z" w16du:dateUtc="2026-06-17T23:16:06.365Z" w:id="921095195">
+      <w:del w:author="Deniz Ozkundakci" w:date="2026-06-17T23:16:06.365Z" w16du:dateUtc="2026-06-17T23:16:06.365Z" w:id="700991528">
         <w:r>
           <w:delText>in</w:delText>
         </w:r>
       </w:del>
-      <w:ins w:author="Deniz Ozkundakci" w:date="2026-06-17T23:16:07.695Z" w16du:dateUtc="2026-06-17T23:16:07.695Z" w:id="864222752">
+      <w:ins w:author="Deniz Ozkundakci" w:date="2026-06-17T23:16:07.695Z" w16du:dateUtc="2026-06-17T23:16:07.695Z" w:id="1235850458">
         <w:r>
           <w:t>during</w:t>
         </w:r>
@@ -1706,49 +1910,59 @@
     </w:p>
     <w:p>
       <w:r>
+        <w:rPr/>
         <w:t xml:space="preserve">Building on </w:t>
       </w:r>
       <w:r>
+        <w:rPr/>
         <w:t>E</w:t>
       </w:r>
       <w:r>
+        <w:rPr/>
         <w:t xml:space="preserve">xperiment 1, this experiment examined how group dynamics and body size influenced structure preference when kōura were housed together. The </w:t>
       </w:r>
       <w:r>
+        <w:rPr/>
         <w:t xml:space="preserve">same </w:t>
       </w:r>
       <w:r>
+        <w:rPr/>
         <w:t xml:space="preserve">six experimental tanks were used and configured with the </w:t>
       </w:r>
       <w:r>
+        <w:rPr/>
         <w:t>identical</w:t>
       </w:r>
       <w:r>
+        <w:rPr/>
         <w:t xml:space="preserve"> structure types and randomisation procedure as in </w:t>
       </w:r>
       <w:r>
+        <w:rPr/>
         <w:t>E</w:t>
       </w:r>
       <w:r>
+        <w:rPr/>
         <w:t>xperiment 1 (</w:t>
       </w:r>
       <w:r>
+        <w:rPr/>
         <w:t>Figure 1</w:t>
       </w:r>
       <w:r>
+        <w:rPr/>
         <w:t xml:space="preserve">). In contrast to the single-animal trials, each tank housed a group of six </w:t>
       </w:r>
       <w:commentRangeStart w:id="52"/>
       <w:commentRangeStart w:id="53"/>
       <w:r>
+        <w:rPr/>
         <w:t>male kōura</w:t>
       </w:r>
       <w:commentRangeEnd w:id="52"/>
       <w:r>
         <w:rPr>
           <w:rStyle w:val="CommentReference"/>
-          <w:sz w:val="22"/>
-          <w:szCs w:val="22"/>
         </w:rPr>
         <w:commentReference w:id="52"/>
       </w:r>
@@ -1760,70 +1974,119 @@
         <w:commentReference w:id="53"/>
       </w:r>
       <w:r>
-        <w:t>, as sex effects on structure preference were found to be negligible in Experiment 1, and male-only groups simplified competitive dynamics and size class assignment given limited female availability.</w:t>
-      </w:r>
-      <w:r>
+        <w:rPr/>
+        <w:t xml:space="preserve">, as sex effects on structure preference </w:t>
+      </w:r>
+      <w:commentRangeStart w:id="2136324165"/>
+      <w:r>
+        <w:rPr/>
+        <w:t>were found to be negligible in Experiment 1</w:t>
+      </w:r>
+      <w:commentRangeEnd w:id="2136324165"/>
+      <w:r>
+        <w:rPr>
+          <w:rStyle w:val="CommentReference"/>
+        </w:rPr>
+        <w:commentReference w:id="2136324165"/>
+      </w:r>
+      <w:r>
+        <w:rPr/>
+        <w:t xml:space="preserve">, and male-only groups </w:t>
+      </w:r>
+      <w:commentRangeStart w:id="1119101432"/>
+      <w:r>
+        <w:rPr/>
+        <w:t>simplified competitive dynamics</w:t>
+      </w:r>
+      <w:commentRangeEnd w:id="1119101432"/>
+      <w:r>
+        <w:rPr>
+          <w:rStyle w:val="CommentReference"/>
+        </w:rPr>
+        <w:commentReference w:id="1119101432"/>
+      </w:r>
+      <w:r>
+        <w:rPr/>
+        <w:t xml:space="preserve"> and size class assignment given limited female availability.</w:t>
+      </w:r>
+      <w:r>
+        <w:rPr/>
         <w:t xml:space="preserve"> Groups were comprised of</w:t>
       </w:r>
       <w:r>
+        <w:rPr/>
         <w:t xml:space="preserve"> two small, two medium, and two large individuals. Size classes were defined by OCL: small (mean OCL and weight ± SD: 19.2 ± 2 mm, range: 15.8–21.6 mm, 3.9 ± 2.1 g), medium (26.4 ± 1.6 mm, 23.5–29.5 mm, 11.6 ± 2.4 g), and large (36.3 ± 4.2 mm, 30.7–43.3 mm, 31.8 ± 11.2 g). Each group was introduced to the centre of the tank within an open-top plastic container (150 × 150 × 85 mm). The container was removed, and the initial location of each individual was recorded. On the following day, the final location of each kōura was documented, before all individuals were removed from the tank. </w:t>
       </w:r>
       <w:commentRangeStart w:id="54"/>
       <w:commentRangeStart w:id="55"/>
       <w:r>
+        <w:rPr/>
         <w:t>This procedure was repeated across five experimental replicate</w:t>
       </w:r>
       <w:r>
+        <w:rPr/>
         <w:t xml:space="preserve"> blocks</w:t>
       </w:r>
       <w:r>
+        <w:rPr/>
         <w:t>,</w:t>
       </w:r>
       <w:r>
+        <w:rPr/>
         <w:t xml:space="preserve"> </w:t>
       </w:r>
       <w:r>
+        <w:rPr/>
         <w:t>resulting</w:t>
       </w:r>
       <w:r>
+        <w:rPr/>
         <w:t xml:space="preserve"> </w:t>
       </w:r>
       <w:r>
+        <w:rPr/>
         <w:t>in 30 group-tri</w:t>
       </w:r>
       <w:r>
+        <w:rPr/>
         <w:t>a</w:t>
       </w:r>
       <w:r>
+        <w:rPr/>
         <w:t>ls in</w:t>
       </w:r>
       <w:r>
+        <w:rPr/>
         <w:t xml:space="preserve"> </w:t>
       </w:r>
       <w:r>
+        <w:rPr/>
         <w:t>total</w:t>
       </w:r>
       <w:r>
+        <w:rPr/>
         <w:t xml:space="preserve"> (six groups </w:t>
       </w:r>
       <w:r>
+        <w:rPr/>
         <w:t>×</w:t>
       </w:r>
       <w:r>
+        <w:rPr/>
         <w:t xml:space="preserve"> five blocks</w:t>
       </w:r>
       <w:r>
+        <w:rPr/>
         <w:t>)</w:t>
       </w:r>
       <w:r>
+        <w:rPr/>
         <w:t xml:space="preserve"> </w:t>
       </w:r>
       <w:commentRangeEnd w:id="54"/>
       <w:r>
         <w:rPr>
           <w:rStyle w:val="CommentReference"/>
-          <w:sz w:val="22"/>
-          <w:szCs w:val="22"/>
         </w:rPr>
         <w:commentReference w:id="54"/>
       </w:r>
@@ -1835,6 +2098,7 @@
         <w:commentReference w:id="55"/>
       </w:r>
       <w:r>
+        <w:rPr/>
         <w:t>Structure placements and tank assignments were re-randomised between blocks, such that each group was housed in a different tank in each successive round. The same six groups were reused across all five blocks, with individuals returning to their assigned group between replicates. No mortality occurred during the experiment.</w:t>
       </w:r>
     </w:p>
@@ -8043,93 +8307,127 @@
       </w:r>
     </w:p>
   </w:comment>
+  <w:comment xmlns:w="http://schemas.openxmlformats.org/wordprocessingml/2006/main" w:initials="DO" w:author="Deniz Ozkundakci" w:date="2026-06-18T16:13:02" w:id="2136324165">
+    <w:p xmlns:w14="http://schemas.microsoft.com/office/word/2010/wordml" xmlns:w="http://schemas.openxmlformats.org/wordprocessingml/2006/main">
+      <w:pPr>
+        <w:pStyle w:val="CommentText"/>
+      </w:pPr>
+      <w:r>
+        <w:rPr>
+          <w:rStyle w:val="CommentReference"/>
+        </w:rPr>
+        <w:annotationRef/>
+      </w:r>
+      <w:r>
+        <w:t>Maybe this will be clearer when I read the results section, but at this stage this is slightly contradictory to what you said in the introduction.</w:t>
+      </w:r>
+    </w:p>
+  </w:comment>
+  <w:comment xmlns:w="http://schemas.openxmlformats.org/wordprocessingml/2006/main" w:initials="DO" w:author="Deniz Ozkundakci" w:date="2026-06-18T16:13:30" w:id="1119101432">
+    <w:p xmlns:w14="http://schemas.microsoft.com/office/word/2010/wordml" xmlns:w="http://schemas.openxmlformats.org/wordprocessingml/2006/main">
+      <w:pPr>
+        <w:pStyle w:val="CommentText"/>
+      </w:pPr>
+      <w:r>
+        <w:rPr>
+          <w:rStyle w:val="CommentReference"/>
+        </w:rPr>
+        <w:annotationRef/>
+      </w:r>
+      <w:r>
+        <w:t>This is a good justification</w:t>
+      </w:r>
+    </w:p>
+  </w:comment>
 </w:comments>
 </file>
 
 <file path=word/commentsExtended.xml><?xml version="1.0" encoding="utf-8"?>
-<w15:commentsEx xmlns:wpc="http://schemas.microsoft.com/office/word/2010/wordprocessingCanvas" xmlns:cx="http://schemas.microsoft.com/office/drawing/2014/chartex" xmlns:cx1="http://schemas.microsoft.com/office/drawing/2015/9/8/chartex" xmlns:cx2="http://schemas.microsoft.com/office/drawing/2015/10/21/chartex" xmlns:cx3="http://schemas.microsoft.com/office/drawing/2016/5/9/chartex" xmlns:cx4="http://schemas.microsoft.com/office/drawing/2016/5/10/chartex" xmlns:cx5="http://schemas.microsoft.com/office/drawing/2016/5/11/chartex" xmlns:cx6="http://schemas.microsoft.com/office/drawing/2016/5/12/chartex" xmlns:cx7="http://schemas.microsoft.com/office/drawing/2016/5/13/chartex" xmlns:cx8="http://schemas.microsoft.com/office/drawing/2016/5/14/chartex" xmlns:mc="http://schemas.openxmlformats.org/markup-compatibility/2006" xmlns:aink="http://schemas.microsoft.com/office/drawing/2016/ink" xmlns:am3d="http://schemas.microsoft.com/office/drawing/2017/model3d" xmlns:o="urn:schemas-microsoft-com:office:office" xmlns:oel="http://schemas.microsoft.com/office/2019/extlst" xmlns:r="http://schemas.openxmlformats.org/officeDocument/2006/relationships" xmlns:m="http://schemas.openxmlformats.org/officeDocument/2006/math" xmlns:v="urn:schemas-microsoft-com:vml" xmlns:wp14="http://schemas.microsoft.com/office/word/2010/wordprocessingDrawing" xmlns:wp="http://schemas.openxmlformats.org/drawingml/2006/wordprocessingDrawing" xmlns:w10="urn:schemas-microsoft-com:office:word" xmlns:w="http://schemas.openxmlformats.org/wordprocessingml/2006/main" xmlns:w14="http://schemas.microsoft.com/office/word/2010/wordml" xmlns:w15="http://schemas.microsoft.com/office/word/2012/wordml" xmlns:w16cex="http://schemas.microsoft.com/office/word/2018/wordml/cex" xmlns:w16cid="http://schemas.microsoft.com/office/word/2016/wordml/cid" xmlns:w16="http://schemas.microsoft.com/office/word/2018/wordml" xmlns:w16du="http://schemas.microsoft.com/office/word/2023/wordml/word16du" xmlns:w16sdtdh="http://schemas.microsoft.com/office/word/2020/wordml/sdtdatahash" xmlns:w16sdtfl="http://schemas.microsoft.com/office/word/2024/wordml/sdtformatlock" xmlns:w16se="http://schemas.microsoft.com/office/word/2015/wordml/symex" xmlns:wpg="http://schemas.microsoft.com/office/word/2010/wordprocessingGroup" xmlns:wpi="http://schemas.microsoft.com/office/word/2010/wordprocessingInk" xmlns:wne="http://schemas.microsoft.com/office/word/2006/wordml" xmlns:wps="http://schemas.microsoft.com/office/word/2010/wordprocessingShape" mc:Ignorable="w14 w15 w16se w16cid w16 w16cex w16sdtdh w16sdtfl w16du wp14">
-  <w15:commentEx w15:paraId="4D2A59DB" w15:done="0"/>
-  <w15:commentEx w15:paraId="7A82DACC" w15:paraIdParent="4D2A59DB" w15:done="0"/>
-  <w15:commentEx w15:paraId="1CF9288E" w15:paraIdParent="4D2A59DB" w15:done="0"/>
-  <w15:commentEx w15:paraId="1F9D763B" w15:paraIdParent="4D2A59DB" w15:done="0"/>
-  <w15:commentEx w15:paraId="21D5FEC2" w15:paraIdParent="4D2A59DB" w15:done="0"/>
-  <w15:commentEx w15:paraId="66639687" w15:done="0"/>
-  <w15:commentEx w15:paraId="11511DE8" w15:done="0"/>
-  <w15:commentEx w15:paraId="39413FAF" w15:done="0"/>
-  <w15:commentEx w15:paraId="0CC9E065" w15:done="1"/>
-  <w15:commentEx w15:paraId="569E6CB9" w15:done="1"/>
-  <w15:commentEx w15:paraId="55340BF2" w15:paraIdParent="569E6CB9" w15:done="1"/>
-  <w15:commentEx w15:paraId="2DF92BBA" w15:done="1"/>
-  <w15:commentEx w15:paraId="6B8E77EB" w15:done="1"/>
-  <w15:commentEx w15:paraId="7FAAB374" w15:done="1"/>
-  <w15:commentEx w15:paraId="05EA1AA0" w15:paraIdParent="7FAAB374" w15:done="1"/>
-  <w15:commentEx w15:paraId="623B1419" w15:paraIdParent="7FAAB374" w15:done="1"/>
-  <w15:commentEx w15:paraId="38DC4027" w15:done="1"/>
-  <w15:commentEx w15:paraId="342BFB4E" w15:done="1"/>
-  <w15:commentEx w15:paraId="548E6AB3" w15:paraIdParent="342BFB4E" w15:done="1"/>
-  <w15:commentEx w15:paraId="51F1645F" w15:done="1"/>
-  <w15:commentEx w15:paraId="53541BCA" w15:done="1"/>
-  <w15:commentEx w15:paraId="386C895D" w15:paraIdParent="53541BCA" w15:done="1"/>
-  <w15:commentEx w15:paraId="6E501C78" w15:done="1"/>
-  <w15:commentEx w15:paraId="4B37C27A" w15:paraIdParent="6E501C78" w15:done="1"/>
-  <w15:commentEx w15:paraId="15783747" w15:done="1"/>
-  <w15:commentEx w15:paraId="688E09FA" w15:done="1"/>
-  <w15:commentEx w15:paraId="44420D6B" w15:done="1"/>
-  <w15:commentEx w15:paraId="2B5AC8F5" w15:paraIdParent="44420D6B" w15:done="1"/>
-  <w15:commentEx w15:paraId="0F389229" w15:paraIdParent="44420D6B" w15:done="1"/>
-  <w15:commentEx w15:paraId="20F0BBDA" w15:done="1"/>
-  <w15:commentEx w15:paraId="0D082CB5" w15:done="1"/>
-  <w15:commentEx w15:paraId="537519B3" w15:done="1"/>
-  <w15:commentEx w15:paraId="6834D734" w15:paraIdParent="537519B3" w15:done="1"/>
-  <w15:commentEx w15:paraId="750F43CD" w15:done="1"/>
-  <w15:commentEx w15:paraId="2D95D901" w15:done="1"/>
-  <w15:commentEx w15:paraId="0B11FBB9" w15:paraIdParent="2D95D901" w15:done="1"/>
-  <w15:commentEx w15:paraId="7AE11C99" w15:done="1"/>
-  <w15:commentEx w15:paraId="31F6A3F0" w15:paraIdParent="7AE11C99" w15:done="1"/>
-  <w15:commentEx w15:paraId="700311BB" w15:done="1"/>
-  <w15:commentEx w15:paraId="52281E06" w15:done="1"/>
-  <w15:commentEx w15:paraId="08630D6C" w15:paraIdParent="52281E06" w15:done="1"/>
-  <w15:commentEx w15:paraId="536A719D" w15:paraIdParent="52281E06" w15:done="1"/>
-  <w15:commentEx w15:paraId="014E69FB" w15:paraIdParent="52281E06" w15:done="1"/>
-  <w15:commentEx w15:paraId="31D00069" w15:done="1"/>
-  <w15:commentEx w15:paraId="1B30718B" w15:done="1"/>
-  <w15:commentEx w15:paraId="2C133190" w15:done="1"/>
-  <w15:commentEx w15:paraId="224B66C6" w15:done="1"/>
-  <w15:commentEx w15:paraId="753A123B" w15:paraIdParent="224B66C6" w15:done="1"/>
-  <w15:commentEx w15:paraId="065095E4" w15:paraIdParent="224B66C6" w15:done="1"/>
-  <w15:commentEx w15:paraId="72616656" w15:done="1"/>
-  <w15:commentEx w15:paraId="5740F6E1" w15:paraIdParent="72616656" w15:done="1"/>
-  <w15:commentEx w15:paraId="315A57AD" w15:done="1"/>
-  <w15:commentEx w15:paraId="4BBFFD27" w15:done="1"/>
-  <w15:commentEx w15:paraId="477FD8E2" w15:done="1"/>
-  <w15:commentEx w15:paraId="3269A793" w15:done="1"/>
-  <w15:commentEx w15:paraId="55E4945C" w15:done="1"/>
-  <w15:commentEx w15:paraId="3A7D28A9" w15:done="1"/>
-  <w15:commentEx w15:paraId="33E1BBA2" w15:done="1"/>
-  <w15:commentEx w15:paraId="217CB2E1" w15:done="1"/>
-  <w15:commentEx w15:paraId="511301F5" w15:done="1"/>
-  <w15:commentEx w15:paraId="4EE0506F" w15:paraIdParent="511301F5" w15:done="1"/>
-  <w15:commentEx w15:paraId="585F3485" w15:done="1"/>
-  <w15:commentEx w15:paraId="6B98475A" w15:done="1"/>
-  <w15:commentEx w15:paraId="1F2241B5" w15:paraIdParent="6B98475A" w15:done="1"/>
-  <w15:commentEx w15:paraId="5FB6D58E" w15:done="0"/>
-  <w15:commentEx w15:paraId="1FFED195" w15:done="1"/>
-  <w15:commentEx w15:paraId="27708223" w15:done="1"/>
-  <w15:commentEx w15:paraId="5C3A0BF3" w15:done="1"/>
-  <w15:commentEx w15:paraId="6E2BA680" w15:done="1"/>
-  <w15:commentEx w15:paraId="268C847F" w15:paraIdParent="6E2BA680" w15:done="1"/>
-  <w15:commentEx w15:paraId="4C5E3D7B" w15:done="1"/>
-  <w15:commentEx w15:paraId="5747B2A2" w15:done="0"/>
-  <w15:commentEx w15:paraId="6FBF86BC" w15:done="1"/>
-  <w15:commentEx w15:paraId="17296BBB" w15:done="1"/>
-  <w15:commentEx w15:paraId="5528E2FF" w15:done="1"/>
-  <w15:commentEx w15:paraId="1201990E" w15:done="1"/>
-  <w15:commentEx w15:paraId="2DF3312C" w15:paraIdParent="1201990E" w15:done="1"/>
+<w15:commentsEx xmlns:mc="http://schemas.openxmlformats.org/markup-compatibility/2006" xmlns:w15="http://schemas.microsoft.com/office/word/2012/wordml" mc:Ignorable="w15">
+  <w15:commentEx w15:done="0" w15:paraId="4D2A59DB"/>
+  <w15:commentEx w15:done="0" w15:paraId="7A82DACC" w15:paraIdParent="4D2A59DB"/>
+  <w15:commentEx w15:done="0" w15:paraId="1CF9288E" w15:paraIdParent="4D2A59DB"/>
+  <w15:commentEx w15:done="0" w15:paraId="1F9D763B" w15:paraIdParent="4D2A59DB"/>
+  <w15:commentEx w15:done="0" w15:paraId="21D5FEC2" w15:paraIdParent="4D2A59DB"/>
+  <w15:commentEx w15:done="0" w15:paraId="66639687"/>
+  <w15:commentEx w15:done="0" w15:paraId="11511DE8"/>
+  <w15:commentEx w15:done="0" w15:paraId="39413FAF"/>
+  <w15:commentEx w15:done="1" w15:paraId="0CC9E065"/>
+  <w15:commentEx w15:done="1" w15:paraId="569E6CB9"/>
+  <w15:commentEx w15:done="1" w15:paraId="55340BF2" w15:paraIdParent="569E6CB9"/>
+  <w15:commentEx w15:done="1" w15:paraId="2DF92BBA"/>
+  <w15:commentEx w15:done="1" w15:paraId="6B8E77EB"/>
+  <w15:commentEx w15:done="1" w15:paraId="7FAAB374"/>
+  <w15:commentEx w15:done="1" w15:paraId="05EA1AA0" w15:paraIdParent="7FAAB374"/>
+  <w15:commentEx w15:done="1" w15:paraId="623B1419" w15:paraIdParent="7FAAB374"/>
+  <w15:commentEx w15:done="1" w15:paraId="38DC4027"/>
+  <w15:commentEx w15:done="1" w15:paraId="342BFB4E"/>
+  <w15:commentEx w15:done="1" w15:paraId="548E6AB3" w15:paraIdParent="342BFB4E"/>
+  <w15:commentEx w15:done="1" w15:paraId="51F1645F"/>
+  <w15:commentEx w15:done="1" w15:paraId="53541BCA"/>
+  <w15:commentEx w15:done="1" w15:paraId="386C895D" w15:paraIdParent="53541BCA"/>
+  <w15:commentEx w15:done="1" w15:paraId="6E501C78"/>
+  <w15:commentEx w15:done="1" w15:paraId="4B37C27A" w15:paraIdParent="6E501C78"/>
+  <w15:commentEx w15:done="1" w15:paraId="15783747"/>
+  <w15:commentEx w15:done="1" w15:paraId="688E09FA"/>
+  <w15:commentEx w15:done="1" w15:paraId="44420D6B"/>
+  <w15:commentEx w15:done="1" w15:paraId="2B5AC8F5" w15:paraIdParent="44420D6B"/>
+  <w15:commentEx w15:done="1" w15:paraId="0F389229" w15:paraIdParent="44420D6B"/>
+  <w15:commentEx w15:done="1" w15:paraId="20F0BBDA"/>
+  <w15:commentEx w15:done="1" w15:paraId="0D082CB5"/>
+  <w15:commentEx w15:done="1" w15:paraId="537519B3"/>
+  <w15:commentEx w15:done="1" w15:paraId="6834D734" w15:paraIdParent="537519B3"/>
+  <w15:commentEx w15:done="1" w15:paraId="750F43CD"/>
+  <w15:commentEx w15:done="1" w15:paraId="2D95D901"/>
+  <w15:commentEx w15:done="1" w15:paraId="0B11FBB9" w15:paraIdParent="2D95D901"/>
+  <w15:commentEx w15:done="1" w15:paraId="7AE11C99"/>
+  <w15:commentEx w15:done="1" w15:paraId="31F6A3F0" w15:paraIdParent="7AE11C99"/>
+  <w15:commentEx w15:done="1" w15:paraId="700311BB"/>
+  <w15:commentEx w15:done="1" w15:paraId="52281E06"/>
+  <w15:commentEx w15:done="1" w15:paraId="08630D6C" w15:paraIdParent="52281E06"/>
+  <w15:commentEx w15:done="1" w15:paraId="536A719D" w15:paraIdParent="52281E06"/>
+  <w15:commentEx w15:done="1" w15:paraId="014E69FB" w15:paraIdParent="52281E06"/>
+  <w15:commentEx w15:done="1" w15:paraId="31D00069"/>
+  <w15:commentEx w15:done="1" w15:paraId="1B30718B"/>
+  <w15:commentEx w15:done="1" w15:paraId="2C133190"/>
+  <w15:commentEx w15:done="1" w15:paraId="224B66C6"/>
+  <w15:commentEx w15:done="1" w15:paraId="753A123B" w15:paraIdParent="224B66C6"/>
+  <w15:commentEx w15:done="1" w15:paraId="065095E4" w15:paraIdParent="224B66C6"/>
+  <w15:commentEx w15:done="1" w15:paraId="72616656"/>
+  <w15:commentEx w15:done="1" w15:paraId="5740F6E1" w15:paraIdParent="72616656"/>
+  <w15:commentEx w15:done="1" w15:paraId="315A57AD"/>
+  <w15:commentEx w15:done="1" w15:paraId="4BBFFD27"/>
+  <w15:commentEx w15:done="1" w15:paraId="477FD8E2"/>
+  <w15:commentEx w15:done="1" w15:paraId="3269A793"/>
+  <w15:commentEx w15:done="1" w15:paraId="55E4945C"/>
+  <w15:commentEx w15:done="1" w15:paraId="3A7D28A9"/>
+  <w15:commentEx w15:done="1" w15:paraId="33E1BBA2"/>
+  <w15:commentEx w15:done="1" w15:paraId="217CB2E1"/>
+  <w15:commentEx w15:done="1" w15:paraId="511301F5"/>
+  <w15:commentEx w15:done="1" w15:paraId="4EE0506F" w15:paraIdParent="511301F5"/>
+  <w15:commentEx w15:done="1" w15:paraId="585F3485"/>
+  <w15:commentEx w15:done="1" w15:paraId="6B98475A"/>
+  <w15:commentEx w15:done="1" w15:paraId="1F2241B5" w15:paraIdParent="6B98475A"/>
+  <w15:commentEx w15:done="0" w15:paraId="5FB6D58E"/>
+  <w15:commentEx w15:done="1" w15:paraId="1FFED195"/>
+  <w15:commentEx w15:done="1" w15:paraId="27708223"/>
+  <w15:commentEx w15:done="1" w15:paraId="5C3A0BF3"/>
+  <w15:commentEx w15:done="1" w15:paraId="6E2BA680"/>
+  <w15:commentEx w15:done="1" w15:paraId="268C847F" w15:paraIdParent="6E2BA680"/>
+  <w15:commentEx w15:done="1" w15:paraId="4C5E3D7B"/>
+  <w15:commentEx w15:done="0" w15:paraId="5747B2A2"/>
+  <w15:commentEx w15:done="1" w15:paraId="6FBF86BC"/>
+  <w15:commentEx w15:done="1" w15:paraId="17296BBB"/>
+  <w15:commentEx w15:done="1" w15:paraId="5528E2FF"/>
+  <w15:commentEx w15:done="1" w15:paraId="1201990E"/>
+  <w15:commentEx w15:done="1" w15:paraId="2DF3312C" w15:paraIdParent="1201990E"/>
+  <w15:commentEx w15:done="0" w15:paraId="03909E22"/>
+  <w15:commentEx w15:done="0" w15:paraId="0DA2AAB4"/>
 </w15:commentsEx>
 </file>
 
 <file path=word/commentsExtensible.xml><?xml version="1.0" encoding="utf-8"?>
-<w16cex:commentsExtensible xmlns:wpc="http://schemas.microsoft.com/office/word/2010/wordprocessingCanvas" xmlns:cx="http://schemas.microsoft.com/office/drawing/2014/chartex" xmlns:cx1="http://schemas.microsoft.com/office/drawing/2015/9/8/chartex" xmlns:cx2="http://schemas.microsoft.com/office/drawing/2015/10/21/chartex" xmlns:cx3="http://schemas.microsoft.com/office/drawing/2016/5/9/chartex" xmlns:cx4="http://schemas.microsoft.com/office/drawing/2016/5/10/chartex" xmlns:cx5="http://schemas.microsoft.com/office/drawing/2016/5/11/chartex" xmlns:cx6="http://schemas.microsoft.com/office/drawing/2016/5/12/chartex" xmlns:cx7="http://schemas.microsoft.com/office/drawing/2016/5/13/chartex" xmlns:cx8="http://schemas.microsoft.com/office/drawing/2016/5/14/chartex" xmlns:cr="http://schemas.microsoft.com/office/comments/2020/reactions" xmlns:mc="http://schemas.openxmlformats.org/markup-compatibility/2006" xmlns:aink="http://schemas.microsoft.com/office/drawing/2016/ink" xmlns:am3d="http://schemas.microsoft.com/office/drawing/2017/model3d" xmlns:o="urn:schemas-microsoft-com:office:office" xmlns:oel="http://schemas.microsoft.com/office/2019/extlst" xmlns:r="http://schemas.openxmlformats.org/officeDocument/2006/relationships" xmlns:m="http://schemas.openxmlformats.org/officeDocument/2006/math" xmlns:v="urn:schemas-microsoft-com:vml" xmlns:wp14="http://schemas.microsoft.com/office/word/2010/wordprocessingDrawing" xmlns:wp="http://schemas.openxmlformats.org/drawingml/2006/wordprocessingDrawing" xmlns:w10="urn:schemas-microsoft-com:office:word" xmlns:w="http://schemas.openxmlformats.org/wordprocessingml/2006/main" xmlns:w14="http://schemas.microsoft.com/office/word/2010/wordml" xmlns:w15="http://schemas.microsoft.com/office/word/2012/wordml" xmlns:w16cex="http://schemas.microsoft.com/office/word/2018/wordml/cex" xmlns:w16cid="http://schemas.microsoft.com/office/word/2016/wordml/cid" xmlns:w16="http://schemas.microsoft.com/office/word/2018/wordml" xmlns:w16du="http://schemas.microsoft.com/office/word/2023/wordml/word16du" xmlns:w16sdtdh="http://schemas.microsoft.com/office/word/2020/wordml/sdtdatahash" xmlns:w16sdtfl="http://schemas.microsoft.com/office/word/2024/wordml/sdtformatlock" xmlns:w16se="http://schemas.microsoft.com/office/word/2015/wordml/symex" xmlns:wpg="http://schemas.microsoft.com/office/word/2010/wordprocessingGroup" xmlns:wpi="http://schemas.microsoft.com/office/word/2010/wordprocessingInk" xmlns:wne="http://schemas.microsoft.com/office/word/2006/wordml" xmlns:wps="http://schemas.microsoft.com/office/word/2010/wordprocessingShape" mc:Ignorable="w14 w15 w16se w16cid w16 w16cex w16sdtdh w16sdtfl cr w16du wp14">
+<w16cex:commentsExtensible xmlns:w16="http://schemas.microsoft.com/office/word/2018/wordml" xmlns:w16cex="http://schemas.microsoft.com/office/word/2018/wordml/cex" xmlns:mc="http://schemas.openxmlformats.org/markup-compatibility/2006" mc:Ignorable="w16 w16cex">
   <w16cex:commentExtensible w16cex:durableId="1C9C188A" w16cex:dateUtc="2026-05-29T06:10:00Z">
     <w16cex:extLst>
       <w16:ext w16:uri="{CE6994B0-6A32-4C9F-8C6B-6E91EDA988CE}">
@@ -8231,11 +8529,13 @@
   <w16cex:commentExtensible w16cex:durableId="50D8EE3C" w16cex:dateUtc="2026-06-02T04:42:00Z"/>
   <w16cex:commentExtensible w16cex:durableId="15BD110B" w16cex:dateUtc="2026-06-02T04:44:00Z"/>
   <w16cex:commentExtensible w16cex:durableId="3555E905" w16cex:dateUtc="2026-06-12T01:56:00Z"/>
+  <w16cex:commentExtensible w16cex:durableId="6C30B83C" w16cex:dateUtc="2026-06-18T04:13:02.697Z"/>
+  <w16cex:commentExtensible w16cex:durableId="70A81E69" w16cex:dateUtc="2026-06-18T04:13:30.03Z"/>
 </w16cex:commentsExtensible>
 </file>
 
 <file path=word/commentsIds.xml><?xml version="1.0" encoding="utf-8"?>
-<w16cid:commentsIds xmlns:wpc="http://schemas.microsoft.com/office/word/2010/wordprocessingCanvas" xmlns:cx="http://schemas.microsoft.com/office/drawing/2014/chartex" xmlns:cx1="http://schemas.microsoft.com/office/drawing/2015/9/8/chartex" xmlns:cx2="http://schemas.microsoft.com/office/drawing/2015/10/21/chartex" xmlns:cx3="http://schemas.microsoft.com/office/drawing/2016/5/9/chartex" xmlns:cx4="http://schemas.microsoft.com/office/drawing/2016/5/10/chartex" xmlns:cx5="http://schemas.microsoft.com/office/drawing/2016/5/11/chartex" xmlns:cx6="http://schemas.microsoft.com/office/drawing/2016/5/12/chartex" xmlns:cx7="http://schemas.microsoft.com/office/drawing/2016/5/13/chartex" xmlns:cx8="http://schemas.microsoft.com/office/drawing/2016/5/14/chartex" xmlns:mc="http://schemas.openxmlformats.org/markup-compatibility/2006" xmlns:aink="http://schemas.microsoft.com/office/drawing/2016/ink" xmlns:am3d="http://schemas.microsoft.com/office/drawing/2017/model3d" xmlns:o="urn:schemas-microsoft-com:office:office" xmlns:oel="http://schemas.microsoft.com/office/2019/extlst" xmlns:r="http://schemas.openxmlformats.org/officeDocument/2006/relationships" xmlns:m="http://schemas.openxmlformats.org/officeDocument/2006/math" xmlns:v="urn:schemas-microsoft-com:vml" xmlns:wp14="http://schemas.microsoft.com/office/word/2010/wordprocessingDrawing" xmlns:wp="http://schemas.openxmlformats.org/drawingml/2006/wordprocessingDrawing" xmlns:w10="urn:schemas-microsoft-com:office:word" xmlns:w="http://schemas.openxmlformats.org/wordprocessingml/2006/main" xmlns:w14="http://schemas.microsoft.com/office/word/2010/wordml" xmlns:w15="http://schemas.microsoft.com/office/word/2012/wordml" xmlns:w16cex="http://schemas.microsoft.com/office/word/2018/wordml/cex" xmlns:w16cid="http://schemas.microsoft.com/office/word/2016/wordml/cid" xmlns:w16="http://schemas.microsoft.com/office/word/2018/wordml" xmlns:w16du="http://schemas.microsoft.com/office/word/2023/wordml/word16du" xmlns:w16sdtdh="http://schemas.microsoft.com/office/word/2020/wordml/sdtdatahash" xmlns:w16sdtfl="http://schemas.microsoft.com/office/word/2024/wordml/sdtformatlock" xmlns:w16se="http://schemas.microsoft.com/office/word/2015/wordml/symex" xmlns:wpg="http://schemas.microsoft.com/office/word/2010/wordprocessingGroup" xmlns:wpi="http://schemas.microsoft.com/office/word/2010/wordprocessingInk" xmlns:wne="http://schemas.microsoft.com/office/word/2006/wordml" xmlns:wps="http://schemas.microsoft.com/office/word/2010/wordprocessingShape" mc:Ignorable="w14 w15 w16se w16cid w16 w16cex w16sdtdh w16sdtfl w16du wp14">
+<w16cid:commentsIds xmlns:mc="http://schemas.openxmlformats.org/markup-compatibility/2006" xmlns:w16cid="http://schemas.microsoft.com/office/word/2016/wordml/cid" mc:Ignorable="w16cid">
   <w16cid:commentId w16cid:paraId="4D2A59DB" w16cid:durableId="1C9C188A"/>
   <w16cid:commentId w16cid:paraId="7A82DACC" w16cid:durableId="1BE27657"/>
   <w16cid:commentId w16cid:paraId="1CF9288E" w16cid:durableId="657F4473"/>
@@ -8313,6 +8613,8 @@
   <w16cid:commentId w16cid:paraId="5528E2FF" w16cid:durableId="50D8EE3C"/>
   <w16cid:commentId w16cid:paraId="1201990E" w16cid:durableId="15BD110B"/>
   <w16cid:commentId w16cid:paraId="2DF3312C" w16cid:durableId="3555E905"/>
+  <w16cid:commentId w16cid:paraId="03909E22" w16cid:durableId="6C30B83C"/>
+  <w16cid:commentId w16cid:paraId="0DA2AAB4" w16cid:durableId="70A81E69"/>
 </w16cid:commentsIds>
 </file>
 
@@ -8505,7 +8807,7 @@
 </file>
 
 <file path=word/people.xml><?xml version="1.0" encoding="utf-8"?>
-<w15:people xmlns:wpc="http://schemas.microsoft.com/office/word/2010/wordprocessingCanvas" xmlns:cx="http://schemas.microsoft.com/office/drawing/2014/chartex" xmlns:cx1="http://schemas.microsoft.com/office/drawing/2015/9/8/chartex" xmlns:cx2="http://schemas.microsoft.com/office/drawing/2015/10/21/chartex" xmlns:cx3="http://schemas.microsoft.com/office/drawing/2016/5/9/chartex" xmlns:cx4="http://schemas.microsoft.com/office/drawing/2016/5/10/chartex" xmlns:cx5="http://schemas.microsoft.com/office/drawing/2016/5/11/chartex" xmlns:cx6="http://schemas.microsoft.com/office/drawing/2016/5/12/chartex" xmlns:cx7="http://schemas.microsoft.com/office/drawing/2016/5/13/chartex" xmlns:cx8="http://schemas.microsoft.com/office/drawing/2016/5/14/chartex" xmlns:mc="http://schemas.openxmlformats.org/markup-compatibility/2006" xmlns:aink="http://schemas.microsoft.com/office/drawing/2016/ink" xmlns:am3d="http://schemas.microsoft.com/office/drawing/2017/model3d" xmlns:o="urn:schemas-microsoft-com:office:office" xmlns:oel="http://schemas.microsoft.com/office/2019/extlst" xmlns:r="http://schemas.openxmlformats.org/officeDocument/2006/relationships" xmlns:m="http://schemas.openxmlformats.org/officeDocument/2006/math" xmlns:v="urn:schemas-microsoft-com:vml" xmlns:wp14="http://schemas.microsoft.com/office/word/2010/wordprocessingDrawing" xmlns:wp="http://schemas.openxmlformats.org/drawingml/2006/wordprocessingDrawing" xmlns:w10="urn:schemas-microsoft-com:office:word" xmlns:w="http://schemas.openxmlformats.org/wordprocessingml/2006/main" xmlns:w14="http://schemas.microsoft.com/office/word/2010/wordml" xmlns:w15="http://schemas.microsoft.com/office/word/2012/wordml" xmlns:w16cex="http://schemas.microsoft.com/office/word/2018/wordml/cex" xmlns:w16cid="http://schemas.microsoft.com/office/word/2016/wordml/cid" xmlns:w16="http://schemas.microsoft.com/office/word/2018/wordml" xmlns:w16du="http://schemas.microsoft.com/office/word/2023/wordml/word16du" xmlns:w16sdtdh="http://schemas.microsoft.com/office/word/2020/wordml/sdtdatahash" xmlns:w16sdtfl="http://schemas.microsoft.com/office/word/2024/wordml/sdtformatlock" xmlns:w16se="http://schemas.microsoft.com/office/word/2015/wordml/symex" xmlns:wpg="http://schemas.microsoft.com/office/word/2010/wordprocessingGroup" xmlns:wpi="http://schemas.microsoft.com/office/word/2010/wordprocessingInk" xmlns:wne="http://schemas.microsoft.com/office/word/2006/wordml" xmlns:wps="http://schemas.microsoft.com/office/word/2010/wordprocessingShape" mc:Ignorable="w14 w15 w16se w16cid w16 w16cex w16sdtdh w16sdtfl w16du wp14">
+<w15:people xmlns:mc="http://schemas.openxmlformats.org/markup-compatibility/2006" xmlns:w15="http://schemas.microsoft.com/office/word/2012/wordml" mc:Ignorable="w15">
   <w15:person w15:author="Frank Burdon">
     <w15:presenceInfo w15:providerId="AD" w15:userId="S::frank.burdon@waikato.ac.nz::266a3963-8d8e-4a25-8b9d-09f4644bb8d2"/>
   </w15:person>
